--- a/rapporto/DOC_SARAK.docx
+++ b/rapporto/DOC_SARAK.docx
@@ -3397,7 +3397,11 @@
           <w:tab w:val="right" w:leader="dot" w:pos="9055"/>
         </w:tabs>
         <w:rPr>
+          <w:rFonts w:asciiTheme="minorHAnsi" w:eastAsiaTheme="minorEastAsia" w:hAnsiTheme="minorHAnsi" w:cstheme="minorBidi"/>
           <w:noProof/>
+          <w:sz w:val="22"/>
+          <w:szCs w:val="22"/>
+          <w:lang w:val="en-US"/>
         </w:rPr>
       </w:pPr>
       <w:r>
@@ -3427,13 +3431,13 @@
         </w:rPr>
         <w:fldChar w:fldCharType="separate"/>
       </w:r>
-      <w:hyperlink w:anchor="_Toc144048026" w:history="1">
+      <w:hyperlink w:anchor="_Toc164256788" w:history="1">
         <w:r>
           <w:rPr>
             <w:rStyle w:val="Collegamentoipertestuale"/>
             <w:noProof/>
           </w:rPr>
-          <w:t>Figura 1 Componenti Wazuh Agent</w:t>
+          <w:t>Figura 1 - Confronto tra i tipi di web</w:t>
         </w:r>
         <w:r>
           <w:rPr>
@@ -3454,7 +3458,7 @@
             <w:noProof/>
             <w:webHidden/>
           </w:rPr>
-          <w:instrText xml:space="preserve"> PAGEREF _Toc144048026 \h </w:instrText>
+          <w:instrText xml:space="preserve"> PAGEREF _Toc164256788 \h </w:instrText>
         </w:r>
         <w:r>
           <w:rPr>
@@ -3474,7 +3478,7 @@
             <w:noProof/>
             <w:webHidden/>
           </w:rPr>
-          <w:t>16</w:t>
+          <w:t>14</w:t>
         </w:r>
         <w:r>
           <w:rPr>
@@ -3492,16 +3496,20 @@
           <w:tab w:val="right" w:leader="dot" w:pos="9055"/>
         </w:tabs>
         <w:rPr>
+          <w:rFonts w:asciiTheme="minorHAnsi" w:eastAsiaTheme="minorEastAsia" w:hAnsiTheme="minorHAnsi" w:cstheme="minorBidi"/>
           <w:noProof/>
-        </w:rPr>
-      </w:pPr>
-      <w:hyperlink w:anchor="_Toc144048027" w:history="1">
+          <w:sz w:val="22"/>
+          <w:szCs w:val="22"/>
+          <w:lang w:val="en-US"/>
+        </w:rPr>
+      </w:pPr>
+      <w:hyperlink w:anchor="_Toc164256789" w:history="1">
         <w:r>
           <w:rPr>
             <w:rStyle w:val="Collegamentoipertestuale"/>
             <w:noProof/>
           </w:rPr>
-          <w:t>Figura 2 Impostazioni Wazuh</w:t>
+          <w:t>Figura 2 - Confronto tra centralizzato e decntralizzato</w:t>
         </w:r>
         <w:r>
           <w:rPr>
@@ -3522,7 +3530,7 @@
             <w:noProof/>
             <w:webHidden/>
           </w:rPr>
-          <w:instrText xml:space="preserve"> PAGEREF _Toc144048027 \h </w:instrText>
+          <w:instrText xml:space="preserve"> PAGEREF _Toc164256789 \h </w:instrText>
         </w:r>
         <w:r>
           <w:rPr>
@@ -3542,7 +3550,7 @@
             <w:noProof/>
             <w:webHidden/>
           </w:rPr>
-          <w:t>31</w:t>
+          <w:t>15</w:t>
         </w:r>
         <w:r>
           <w:rPr>
@@ -3565,7 +3573,7 @@
       </w:pPr>
       <w:r>
         <w:rPr>
-          <w:rFonts w:ascii="Arial" w:hAnsi="Arial" w:cs="Arial"/>
+          <w:rFonts w:cs="Arial"/>
           <w:sz w:val="20"/>
           <w:szCs w:val="20"/>
           <w:lang w:val="it-CH"/>
@@ -3649,263 +3657,52 @@
     </w:p>
     <w:p>
       <w:pPr>
-        <w:pStyle w:val="Indicedellefigure"/>
-        <w:tabs>
-          <w:tab w:val="right" w:leader="dot" w:pos="9055"/>
-        </w:tabs>
-        <w:rPr>
-          <w:rFonts w:asciiTheme="minorHAnsi" w:eastAsiaTheme="minorEastAsia" w:hAnsiTheme="minorHAnsi" w:cstheme="minorBidi"/>
+        <w:pStyle w:val="Nessunaspaziatura"/>
+        <w:rPr>
+          <w:rFonts w:ascii="Arial" w:hAnsi="Arial" w:cs="Arial"/>
+          <w:sz w:val="20"/>
+          <w:szCs w:val="20"/>
+          <w:lang w:val="it-CH"/>
+        </w:rPr>
+      </w:pPr>
+      <w:r>
+        <w:rPr>
+          <w:rFonts w:cs="Arial"/>
+          <w:sz w:val="20"/>
+          <w:szCs w:val="20"/>
+          <w:lang w:val="it-CH"/>
+        </w:rPr>
+        <w:fldChar w:fldCharType="begin"/>
+      </w:r>
+      <w:r>
+        <w:rPr>
+          <w:rFonts w:cs="Arial"/>
+          <w:sz w:val="20"/>
+          <w:szCs w:val="20"/>
+          <w:lang w:val="it-CH"/>
+        </w:rPr>
+        <w:instrText xml:space="preserve"> TOC \h \z \c "Tabella" </w:instrText>
+      </w:r>
+      <w:r>
+        <w:rPr>
+          <w:rFonts w:cs="Arial"/>
+          <w:sz w:val="20"/>
+          <w:szCs w:val="20"/>
+          <w:lang w:val="it-CH"/>
+        </w:rPr>
+        <w:fldChar w:fldCharType="separate"/>
+      </w:r>
+      <w:r>
+        <w:rPr>
+          <w:rFonts w:cs="Arial"/>
+          <w:b/>
+          <w:bCs/>
           <w:noProof/>
-          <w:kern w:val="2"/>
-          <w:sz w:val="22"/>
-          <w:szCs w:val="22"/>
-          <w:lang w:val="it-CH" w:eastAsia="it-CH"/>
-          <w14:ligatures w14:val="standardContextual"/>
-        </w:rPr>
-      </w:pPr>
-      <w:r>
-        <w:rPr>
-          <w:rFonts w:cs="Arial"/>
           <w:sz w:val="20"/>
           <w:szCs w:val="20"/>
-          <w:lang w:val="it-CH"/>
-        </w:rPr>
-        <w:fldChar w:fldCharType="begin"/>
-      </w:r>
-      <w:r>
-        <w:rPr>
-          <w:rFonts w:cs="Arial"/>
-          <w:sz w:val="20"/>
-          <w:szCs w:val="20"/>
-          <w:lang w:val="it-CH"/>
-        </w:rPr>
-        <w:instrText xml:space="preserve"> TOC \h \z \c "Tabella" </w:instrText>
-      </w:r>
-      <w:r>
-        <w:rPr>
-          <w:rFonts w:cs="Arial"/>
-          <w:sz w:val="20"/>
-          <w:szCs w:val="20"/>
-          <w:lang w:val="it-CH"/>
-        </w:rPr>
-        <w:fldChar w:fldCharType="separate"/>
-      </w:r>
-      <w:hyperlink w:anchor="_Toc144048818" w:history="1">
-        <w:r>
-          <w:rPr>
-            <w:rStyle w:val="Collegamentoipertestuale"/>
-            <w:noProof/>
-          </w:rPr>
-          <w:t>Tabella 1 Componenti Wazuh</w:t>
-        </w:r>
-        <w:r>
-          <w:rPr>
-            <w:noProof/>
-            <w:webHidden/>
-          </w:rPr>
-          <w:tab/>
-        </w:r>
-        <w:r>
-          <w:rPr>
-            <w:noProof/>
-            <w:webHidden/>
-          </w:rPr>
-          <w:fldChar w:fldCharType="begin"/>
-        </w:r>
-        <w:r>
-          <w:rPr>
-            <w:noProof/>
-            <w:webHidden/>
-          </w:rPr>
-          <w:instrText xml:space="preserve"> PAGEREF _Toc144048818 \h </w:instrText>
-        </w:r>
-        <w:r>
-          <w:rPr>
-            <w:noProof/>
-            <w:webHidden/>
-          </w:rPr>
-        </w:r>
-        <w:r>
-          <w:rPr>
-            <w:noProof/>
-            <w:webHidden/>
-          </w:rPr>
-          <w:fldChar w:fldCharType="separate"/>
-        </w:r>
-        <w:r>
-          <w:rPr>
-            <w:noProof/>
-            <w:webHidden/>
-          </w:rPr>
-          <w:t>15</w:t>
-        </w:r>
-        <w:r>
-          <w:rPr>
-            <w:noProof/>
-            <w:webHidden/>
-          </w:rPr>
-          <w:fldChar w:fldCharType="end"/>
-        </w:r>
-      </w:hyperlink>
-    </w:p>
-    <w:p>
-      <w:pPr>
-        <w:pStyle w:val="Indicedellefigure"/>
-        <w:tabs>
-          <w:tab w:val="right" w:leader="dot" w:pos="9055"/>
-        </w:tabs>
-        <w:rPr>
-          <w:rFonts w:asciiTheme="minorHAnsi" w:eastAsiaTheme="minorEastAsia" w:hAnsiTheme="minorHAnsi" w:cstheme="minorBidi"/>
-          <w:noProof/>
-          <w:kern w:val="2"/>
-          <w:sz w:val="22"/>
-          <w:szCs w:val="22"/>
-          <w:lang w:val="it-CH" w:eastAsia="it-CH"/>
-          <w14:ligatures w14:val="standardContextual"/>
-        </w:rPr>
-      </w:pPr>
-      <w:hyperlink w:anchor="_Toc144048819" w:history="1">
-        <w:r>
-          <w:rPr>
-            <w:rStyle w:val="Collegamentoipertestuale"/>
-            <w:noProof/>
-          </w:rPr>
-          <w:t>Tabella 2: Coefficienti di calcolo</w:t>
-        </w:r>
-        <w:r>
-          <w:rPr>
-            <w:noProof/>
-            <w:webHidden/>
-          </w:rPr>
-          <w:tab/>
-        </w:r>
-        <w:r>
-          <w:rPr>
-            <w:noProof/>
-            <w:webHidden/>
-          </w:rPr>
-          <w:fldChar w:fldCharType="begin"/>
-        </w:r>
-        <w:r>
-          <w:rPr>
-            <w:noProof/>
-            <w:webHidden/>
-          </w:rPr>
-          <w:instrText xml:space="preserve"> PAGEREF _Toc144048819 \h </w:instrText>
-        </w:r>
-        <w:r>
-          <w:rPr>
-            <w:noProof/>
-            <w:webHidden/>
-          </w:rPr>
-        </w:r>
-        <w:r>
-          <w:rPr>
-            <w:noProof/>
-            <w:webHidden/>
-          </w:rPr>
-          <w:fldChar w:fldCharType="separate"/>
-        </w:r>
-        <w:r>
-          <w:rPr>
-            <w:noProof/>
-            <w:webHidden/>
-          </w:rPr>
-          <w:t>39</w:t>
-        </w:r>
-        <w:r>
-          <w:rPr>
-            <w:noProof/>
-            <w:webHidden/>
-          </w:rPr>
-          <w:fldChar w:fldCharType="end"/>
-        </w:r>
-      </w:hyperlink>
-    </w:p>
-    <w:p>
-      <w:pPr>
-        <w:pStyle w:val="Indicedellefigure"/>
-        <w:tabs>
-          <w:tab w:val="right" w:leader="dot" w:pos="9055"/>
-        </w:tabs>
-        <w:rPr>
-          <w:rFonts w:asciiTheme="minorHAnsi" w:eastAsiaTheme="minorEastAsia" w:hAnsiTheme="minorHAnsi" w:cstheme="minorBidi"/>
-          <w:noProof/>
-          <w:kern w:val="2"/>
-          <w:sz w:val="22"/>
-          <w:szCs w:val="22"/>
-          <w:lang w:val="it-CH" w:eastAsia="it-CH"/>
-          <w14:ligatures w14:val="standardContextual"/>
-        </w:rPr>
-      </w:pPr>
-      <w:hyperlink w:anchor="_Toc144048820" w:history="1">
-        <w:r>
-          <w:rPr>
-            <w:rStyle w:val="Collegamentoipertestuale"/>
-            <w:noProof/>
-          </w:rPr>
-          <w:t>Tabella 3: Coefficienti di calcolo</w:t>
-        </w:r>
-        <w:r>
-          <w:rPr>
-            <w:noProof/>
-            <w:webHidden/>
-          </w:rPr>
-          <w:tab/>
-        </w:r>
-        <w:r>
-          <w:rPr>
-            <w:noProof/>
-            <w:webHidden/>
-          </w:rPr>
-          <w:fldChar w:fldCharType="begin"/>
-        </w:r>
-        <w:r>
-          <w:rPr>
-            <w:noProof/>
-            <w:webHidden/>
-          </w:rPr>
-          <w:instrText xml:space="preserve"> PAGEREF _Toc144048820 \h </w:instrText>
-        </w:r>
-        <w:r>
-          <w:rPr>
-            <w:noProof/>
-            <w:webHidden/>
-          </w:rPr>
-        </w:r>
-        <w:r>
-          <w:rPr>
-            <w:noProof/>
-            <w:webHidden/>
-          </w:rPr>
-          <w:fldChar w:fldCharType="separate"/>
-        </w:r>
-        <w:r>
-          <w:rPr>
-            <w:noProof/>
-            <w:webHidden/>
-          </w:rPr>
-          <w:t>39</w:t>
-        </w:r>
-        <w:r>
-          <w:rPr>
-            <w:noProof/>
-            <w:webHidden/>
-          </w:rPr>
-          <w:fldChar w:fldCharType="end"/>
-        </w:r>
-      </w:hyperlink>
-    </w:p>
-    <w:p>
-      <w:pPr>
-        <w:pStyle w:val="Nessunaspaziatura"/>
-        <w:rPr>
-          <w:rFonts w:ascii="Arial" w:hAnsi="Arial" w:cs="Arial"/>
-          <w:sz w:val="20"/>
-          <w:szCs w:val="20"/>
-          <w:lang w:val="it-CH"/>
-        </w:rPr>
-      </w:pPr>
+        </w:rPr>
+        <w:t>Non è stata trovata alcuna voce dell'indice delle figure.</w:t>
+      </w:r>
       <w:r>
         <w:rPr>
           <w:rFonts w:ascii="Arial" w:hAnsi="Arial" w:cs="Arial"/>
@@ -4276,17 +4073,20 @@
       <w:pPr>
         <w:pStyle w:val="SUPSITestoArial10"/>
         <w:rPr>
+          <w:sz w:val="20"/>
           <w:lang w:eastAsia="it-CH"/>
         </w:rPr>
       </w:pPr>
       <w:r>
         <w:rPr>
+          <w:sz w:val="20"/>
           <w:lang w:eastAsia="it-CH"/>
         </w:rPr>
         <w:t>Il progetto è svolto a livello scolastico, come parte della valutazione integrante di tutto il percorso di studi di Ingegneria Informatica alla SUPSI, difatti è il progetto di tesi che permetterà l’ottenimento della laurea.</w:t>
       </w:r>
       <w:r>
         <w:rPr>
+          <w:sz w:val="20"/>
           <w:lang w:eastAsia="it-CH"/>
         </w:rPr>
         <w:t xml:space="preserve"> </w:t>
@@ -4296,11 +4096,13 @@
       <w:pPr>
         <w:pStyle w:val="SUPSITestoArial10"/>
         <w:rPr>
+          <w:sz w:val="20"/>
           <w:lang w:eastAsia="it-CH"/>
         </w:rPr>
       </w:pPr>
       <w:r>
         <w:rPr>
+          <w:sz w:val="20"/>
           <w:lang w:eastAsia="it-CH"/>
         </w:rPr>
         <w:t xml:space="preserve">Il progetto è fatto in collaborazione con </w:t>
@@ -4308,6 +4110,7 @@
       <w:proofErr w:type="spellStart"/>
       <w:r>
         <w:rPr>
+          <w:sz w:val="20"/>
           <w:lang w:eastAsia="it-CH"/>
         </w:rPr>
         <w:t>Hexagon</w:t>
@@ -4315,6 +4118,7 @@
       <w:proofErr w:type="spellEnd"/>
       <w:r>
         <w:rPr>
+          <w:sz w:val="20"/>
           <w:lang w:eastAsia="it-CH"/>
         </w:rPr>
         <w:t xml:space="preserve"> </w:t>
@@ -4322,6 +4126,7 @@
       <w:proofErr w:type="spellStart"/>
       <w:r>
         <w:rPr>
+          <w:sz w:val="20"/>
           <w:lang w:eastAsia="it-CH"/>
         </w:rPr>
         <w:t>Swiss</w:t>
@@ -4329,6 +4134,7 @@
       <w:proofErr w:type="spellEnd"/>
       <w:r>
         <w:rPr>
+          <w:sz w:val="20"/>
           <w:lang w:eastAsia="it-CH"/>
         </w:rPr>
         <w:t xml:space="preserve"> SAGL per lo sviluppo di un loro progetto interno, ossia </w:t>
@@ -4336,6 +4142,7 @@
       <w:proofErr w:type="spellStart"/>
       <w:r>
         <w:rPr>
+          <w:sz w:val="20"/>
           <w:lang w:eastAsia="it-CH"/>
         </w:rPr>
         <w:t>HexCard</w:t>
@@ -4343,21 +4150,38 @@
       <w:proofErr w:type="spellEnd"/>
       <w:r>
         <w:rPr>
+          <w:sz w:val="20"/>
           <w:lang w:eastAsia="it-CH"/>
         </w:rPr>
         <w:t xml:space="preserve">, che permetterà all’azienda di avere, alla conclusione del progetto, </w:t>
       </w:r>
       <w:r>
         <w:rPr>
+          <w:sz w:val="20"/>
           <w:lang w:eastAsia="it-CH"/>
         </w:rPr>
         <w:t>u</w:t>
       </w:r>
       <w:r>
         <w:rPr>
+          <w:sz w:val="20"/>
           <w:lang w:eastAsia="it-CH"/>
         </w:rPr>
-        <w:t>na base del progetto funzionane e con una struttura di codice che sarà facile da mantenere e da evolvere in caso di necessità.</w:t>
+        <w:t>na base del progetto funzionan</w:t>
+      </w:r>
+      <w:r>
+        <w:rPr>
+          <w:sz w:val="20"/>
+          <w:lang w:eastAsia="it-CH"/>
+        </w:rPr>
+        <w:t>t</w:t>
+      </w:r>
+      <w:r>
+        <w:rPr>
+          <w:sz w:val="20"/>
+          <w:lang w:eastAsia="it-CH"/>
+        </w:rPr>
+        <w:t>e e con una struttura di codice che sarà facile da mantenere e da evolvere in caso di necessità.</w:t>
       </w:r>
     </w:p>
     <w:p>
@@ -4381,17 +4205,20 @@
       <w:pPr>
         <w:pStyle w:val="SUPSITestoArial10"/>
         <w:rPr>
+          <w:sz w:val="20"/>
           <w:lang w:val="it-IT" w:eastAsia="it-CH"/>
         </w:rPr>
       </w:pPr>
       <w:r>
         <w:rPr>
+          <w:sz w:val="20"/>
           <w:lang w:val="it-IT" w:eastAsia="it-CH"/>
         </w:rPr>
         <w:t>L’idea del p</w:t>
       </w:r>
       <w:r>
         <w:rPr>
+          <w:sz w:val="20"/>
           <w:lang w:val="it-IT" w:eastAsia="it-CH"/>
         </w:rPr>
         <w:t xml:space="preserve">rogetto di diploma è quella di sviluppare un applicazione che permetta gli utenti di avere una gestione delle proprie </w:t>
@@ -4399,6 +4226,7 @@
       <w:proofErr w:type="spellStart"/>
       <w:r>
         <w:rPr>
+          <w:sz w:val="20"/>
           <w:lang w:val="it-IT" w:eastAsia="it-CH"/>
         </w:rPr>
         <w:t>HexCard</w:t>
@@ -4406,6 +4234,7 @@
       <w:proofErr w:type="spellEnd"/>
       <w:r>
         <w:rPr>
+          <w:sz w:val="20"/>
           <w:lang w:val="it-IT" w:eastAsia="it-CH"/>
         </w:rPr>
         <w:t xml:space="preserve">, ossia biglietti da visita digitali, completamente autonoma, senza più dipendere dal diretto contatto con </w:t>
@@ -4413,6 +4242,7 @@
       <w:proofErr w:type="spellStart"/>
       <w:r>
         <w:rPr>
+          <w:sz w:val="20"/>
           <w:lang w:val="it-IT" w:eastAsia="it-CH"/>
         </w:rPr>
         <w:t>HexagonSwiss</w:t>
@@ -4420,6 +4250,7 @@
       <w:proofErr w:type="spellEnd"/>
       <w:r>
         <w:rPr>
+          <w:sz w:val="20"/>
           <w:lang w:val="it-IT" w:eastAsia="it-CH"/>
         </w:rPr>
         <w:t>.</w:t>
@@ -4438,24 +4269,42 @@
     <w:p>
       <w:pPr>
         <w:pStyle w:val="SUPSITestoArial10"/>
-      </w:pPr>
-      <w:r>
+        <w:rPr>
+          <w:sz w:val="20"/>
+        </w:rPr>
+      </w:pPr>
+      <w:r>
+        <w:rPr>
+          <w:sz w:val="20"/>
+        </w:rPr>
         <w:t xml:space="preserve">Il progetto attualmente ha già una sua versione in giro, che però presuppone il costante impegno di </w:t>
       </w:r>
       <w:proofErr w:type="spellStart"/>
       <w:r>
+        <w:rPr>
+          <w:sz w:val="20"/>
+        </w:rPr>
         <w:t>Hexagon</w:t>
       </w:r>
       <w:proofErr w:type="spellEnd"/>
       <w:r>
+        <w:rPr>
+          <w:sz w:val="20"/>
+        </w:rPr>
         <w:t xml:space="preserve"> </w:t>
       </w:r>
       <w:proofErr w:type="spellStart"/>
       <w:r>
+        <w:rPr>
+          <w:sz w:val="20"/>
+        </w:rPr>
         <w:t>Swiss</w:t>
       </w:r>
       <w:proofErr w:type="spellEnd"/>
       <w:r>
+        <w:rPr>
+          <w:sz w:val="20"/>
+        </w:rPr>
         <w:t xml:space="preserve"> di sviluppare ad uno a uno, per i vari clienti siti web a se dedicati. Difatti, per la partenza di questo progetto, oltre che l’idea, non c’è ancora nulla di sviluppato.</w:t>
       </w:r>
     </w:p>
@@ -4491,53 +4340,138 @@
     <w:p>
       <w:pPr>
         <w:pStyle w:val="SUPSITestoArial10"/>
-      </w:pPr>
-      <w:r>
-        <w:rPr>
+        <w:rPr>
+          <w:sz w:val="20"/>
+        </w:rPr>
+      </w:pPr>
+      <w:r>
+        <w:rPr>
+          <w:sz w:val="20"/>
           <w:lang w:val="it-IT"/>
         </w:rPr>
         <w:t>La prima parte di q</w:t>
       </w:r>
       <w:proofErr w:type="spellStart"/>
       <w:r>
+        <w:rPr>
+          <w:sz w:val="20"/>
+        </w:rPr>
         <w:t>uesto</w:t>
       </w:r>
       <w:proofErr w:type="spellEnd"/>
       <w:r>
+        <w:rPr>
+          <w:sz w:val="20"/>
+        </w:rPr>
         <w:t xml:space="preserve"> capitolo</w:t>
       </w:r>
       <w:r>
+        <w:rPr>
+          <w:sz w:val="20"/>
+        </w:rPr>
         <w:t>, parlerà dell</w:t>
       </w:r>
       <w:r>
+        <w:rPr>
+          <w:sz w:val="20"/>
+        </w:rPr>
         <w:t>a tecnologia NFC (</w:t>
       </w:r>
       <w:proofErr w:type="spellStart"/>
       <w:r>
+        <w:rPr>
+          <w:sz w:val="20"/>
+        </w:rPr>
         <w:t>Near</w:t>
       </w:r>
       <w:proofErr w:type="spellEnd"/>
       <w:r>
+        <w:rPr>
+          <w:sz w:val="20"/>
+        </w:rPr>
         <w:t xml:space="preserve"> Field </w:t>
       </w:r>
       <w:proofErr w:type="spellStart"/>
       <w:r>
+        <w:rPr>
+          <w:sz w:val="20"/>
+        </w:rPr>
         <w:t>Communication</w:t>
       </w:r>
       <w:proofErr w:type="spellEnd"/>
       <w:r>
+        <w:rPr>
+          <w:sz w:val="20"/>
+        </w:rPr>
         <w:t xml:space="preserve">), iniziando da cos’è per poi proseguire </w:t>
       </w:r>
       <w:r>
+        <w:rPr>
+          <w:sz w:val="20"/>
+        </w:rPr>
         <w:t>e capirne il suo funzionamento, con i vari campi di applicazione e i vantaggi e svantaggi che può avere.</w:t>
       </w:r>
     </w:p>
     <w:p>
       <w:pPr>
         <w:pStyle w:val="SUPSITestoArial10"/>
-      </w:pPr>
-      <w:r>
-        <w:t>In seguito, si passerà alla scelta della tecnologia di sviluppo, del perché quella e le valutazione delle altre tecnologie che ci sono state.</w:t>
+        <w:rPr>
+          <w:sz w:val="20"/>
+        </w:rPr>
+      </w:pPr>
+      <w:r>
+        <w:rPr>
+          <w:sz w:val="20"/>
+        </w:rPr>
+        <w:t>In seguito</w:t>
+      </w:r>
+      <w:r>
+        <w:rPr>
+          <w:sz w:val="20"/>
+        </w:rPr>
+        <w:t xml:space="preserve"> si passerà alla discussione del web 3, spiegando cos’è e poi parlando delle tecnologie attualmente in uso per poter sviluppare un database decentralizzato.</w:t>
+      </w:r>
+    </w:p>
+    <w:p>
+      <w:pPr>
+        <w:pStyle w:val="SUPSITestoArial10"/>
+        <w:rPr>
+          <w:sz w:val="20"/>
+        </w:rPr>
+      </w:pPr>
+      <w:r>
+        <w:rPr>
+          <w:sz w:val="20"/>
+        </w:rPr>
+        <w:t xml:space="preserve">Entrambi gli argomenti </w:t>
+      </w:r>
+      <w:proofErr w:type="spellStart"/>
+      <w:r>
+        <w:rPr>
+          <w:sz w:val="20"/>
+        </w:rPr>
+        <w:t>verrano</w:t>
+      </w:r>
+      <w:proofErr w:type="spellEnd"/>
+      <w:r>
+        <w:rPr>
+          <w:sz w:val="20"/>
+        </w:rPr>
+        <w:t xml:space="preserve"> valutati e messi a confronto con lo sviluppo di </w:t>
+      </w:r>
+      <w:proofErr w:type="spellStart"/>
+      <w:r>
+        <w:rPr>
+          <w:sz w:val="20"/>
+        </w:rPr>
+        <w:t>Hexcard</w:t>
+      </w:r>
+      <w:proofErr w:type="spellEnd"/>
+      <w:r>
+        <w:rPr>
+          <w:sz w:val="20"/>
+        </w:rPr>
+        <w:t>.</w:t>
       </w:r>
     </w:p>
     <w:p>
@@ -4611,11 +4545,13 @@
       <w:pPr>
         <w:pStyle w:val="SUPSITestoArial10"/>
         <w:rPr>
+          <w:sz w:val="20"/>
           <w:lang w:val="it-IT"/>
         </w:rPr>
       </w:pPr>
       <w:r>
         <w:rPr>
+          <w:sz w:val="20"/>
           <w:lang w:val="it-IT"/>
         </w:rPr>
         <w:t>NFC è una tecnologia che esiste ormai da diversi anni, nel 1983 è stata brevettata la prima tecnologia associata all’NFC, ossia il RFID, che permetteva in maniera analoga di trasmettere dei dati tramite onde radio. Il suo classico esempio d’uso, e l’etichettatrice che riconosce direttamente il prodotto di un negozio e se esso viene portato fuori dal negozio, permette lo scattare dell’allarme.</w:t>
@@ -4625,11 +4561,13 @@
       <w:pPr>
         <w:pStyle w:val="SUPSITestoArial10"/>
         <w:rPr>
+          <w:sz w:val="20"/>
           <w:lang w:val="it-IT"/>
         </w:rPr>
       </w:pPr>
       <w:r>
         <w:rPr>
+          <w:sz w:val="20"/>
           <w:lang w:val="it-IT"/>
         </w:rPr>
         <w:t xml:space="preserve">L’NFC arriva in seguito a questa tecnologia nel 1997 dove viene utilizzata le prime volte </w:t>
@@ -4637,6 +4575,7 @@
       <w:proofErr w:type="spellStart"/>
       <w:r>
         <w:rPr>
+          <w:sz w:val="20"/>
           <w:lang w:val="it-IT"/>
         </w:rPr>
         <w:t>perr</w:t>
@@ -4644,6 +4583,7 @@
       <w:proofErr w:type="spellEnd"/>
       <w:r>
         <w:rPr>
+          <w:sz w:val="20"/>
           <w:lang w:val="it-IT"/>
         </w:rPr>
         <w:t>.</w:t>
@@ -4670,12 +4610,14 @@
         <w:pStyle w:val="SUPSITestoArial10"/>
         <w:rPr>
           <w:rFonts w:cs="Arial"/>
+          <w:sz w:val="20"/>
           <w:lang w:val="it-IT"/>
         </w:rPr>
       </w:pPr>
       <w:r>
         <w:rPr>
           <w:rFonts w:cs="Arial"/>
+          <w:sz w:val="20"/>
           <w:lang w:val="it-IT"/>
         </w:rPr>
         <w:t xml:space="preserve">È una tecnologia che lavora sul breve raggio, 10 [cm] o meno, e permette di trasmettere una serie di dati. Viene utilizzata di solito in lettura, ma volendo la si può utilizzare anche per la scrittura. Essa utilizza l’accoppiamento tra due antenne a circuito chiuso, così facendo crea un </w:t>
@@ -4684,6 +4626,7 @@
       <w:r>
         <w:rPr>
           <w:rFonts w:cs="Arial"/>
+          <w:sz w:val="20"/>
           <w:lang w:val="it-IT"/>
         </w:rPr>
         <w:t>trasfomatore</w:t>
@@ -4692,6 +4635,7 @@
       <w:r>
         <w:rPr>
           <w:rFonts w:cs="Arial"/>
+          <w:sz w:val="20"/>
           <w:lang w:val="it-IT"/>
         </w:rPr>
         <w:t xml:space="preserve"> con nucleo d’aria. Un campo magnetico alternato è il principale fattore di accoppiamento, esso riduce al minimo le possibili interfere</w:t>
@@ -4699,6 +4643,7 @@
       <w:r>
         <w:rPr>
           <w:rFonts w:cs="Arial"/>
+          <w:sz w:val="20"/>
           <w:lang w:val="it-IT"/>
         </w:rPr>
         <w:t>n</w:t>
@@ -4706,6 +4651,7 @@
       <w:r>
         <w:rPr>
           <w:rFonts w:cs="Arial"/>
+          <w:sz w:val="20"/>
           <w:lang w:val="it-IT"/>
         </w:rPr>
         <w:t>ze.</w:t>
@@ -4713,6 +4659,7 @@
       <w:r>
         <w:rPr>
           <w:rFonts w:cs="Arial"/>
+          <w:sz w:val="20"/>
           <w:lang w:val="it-IT"/>
         </w:rPr>
         <w:t xml:space="preserve"> Essa opera all’interno della banda ISM di </w:t>
@@ -4721,6 +4668,7 @@
       <w:r>
         <w:rPr>
           <w:rFonts w:cs="Arial"/>
+          <w:sz w:val="20"/>
           <w:lang w:val="it-IT"/>
         </w:rPr>
         <w:t xml:space="preserve">radiofrequenza </w:t>
@@ -4728,6 +4676,7 @@
       <w:r>
         <w:rPr>
           <w:rFonts w:cs="Arial"/>
+          <w:sz w:val="20"/>
           <w:lang w:val="it-IT"/>
         </w:rPr>
         <w:t xml:space="preserve"> disponibile</w:t>
@@ -4736,6 +4685,7 @@
       <w:r>
         <w:rPr>
           <w:rFonts w:cs="Arial"/>
+          <w:sz w:val="20"/>
           <w:lang w:val="it-IT"/>
         </w:rPr>
         <w:t xml:space="preserve"> a livello globale e senza licenza di 13,56 MHz</w:t>
@@ -4743,6 +4693,7 @@
       <w:r>
         <w:rPr>
           <w:rFonts w:cs="Arial"/>
+          <w:sz w:val="20"/>
           <w:lang w:val="it-IT"/>
         </w:rPr>
         <w:t>.</w:t>
@@ -4756,7 +4707,7 @@
         <w:rPr>
           <w:rFonts w:ascii="Arial" w:hAnsi="Arial" w:cs="Arial"/>
           <w:color w:val="202122"/>
-          <w:sz w:val="22"/>
+          <w:sz w:val="20"/>
           <w:szCs w:val="22"/>
         </w:rPr>
       </w:pPr>
@@ -4764,7 +4715,7 @@
         <w:rPr>
           <w:rFonts w:ascii="Arial" w:hAnsi="Arial" w:cs="Arial"/>
           <w:color w:val="202122"/>
-          <w:sz w:val="22"/>
+          <w:sz w:val="20"/>
           <w:szCs w:val="22"/>
         </w:rPr>
         <w:t>La comunicazione avviene tra un dispositivo "iniziatore" attivo e un dispositivo che può essere:</w:t>
@@ -4780,7 +4731,7 @@
           <w:b/>
           <w:bCs/>
           <w:color w:val="202122"/>
-          <w:sz w:val="22"/>
+          <w:sz w:val="20"/>
           <w:szCs w:val="22"/>
         </w:rPr>
       </w:pPr>
@@ -4790,7 +4741,7 @@
           <w:b/>
           <w:bCs/>
           <w:color w:val="202122"/>
-          <w:sz w:val="22"/>
+          <w:sz w:val="20"/>
           <w:szCs w:val="22"/>
         </w:rPr>
         <w:t>Passivo</w:t>
@@ -4804,7 +4755,7 @@
         <w:rPr>
           <w:rFonts w:cs="Arial"/>
           <w:color w:val="202122"/>
-          <w:sz w:val="22"/>
+          <w:sz w:val="20"/>
           <w:szCs w:val="22"/>
         </w:rPr>
       </w:pPr>
@@ -4812,7 +4763,7 @@
         <w:rPr>
           <w:rFonts w:cs="Arial"/>
           <w:color w:val="202122"/>
-          <w:sz w:val="22"/>
+          <w:sz w:val="20"/>
           <w:szCs w:val="22"/>
         </w:rPr>
         <w:t>Il dispositivo iniziatore fornisce un campo portante e il dispositivo bersaglio, agendo da </w:t>
@@ -4822,7 +4773,7 @@
         <w:rPr>
           <w:rFonts w:cs="Arial"/>
           <w:color w:val="202122"/>
-          <w:sz w:val="22"/>
+          <w:sz w:val="20"/>
           <w:szCs w:val="22"/>
         </w:rPr>
         <w:t>transpoder</w:t>
@@ -4832,7 +4783,7 @@
         <w:rPr>
           <w:rFonts w:cs="Arial"/>
           <w:color w:val="202122"/>
-          <w:sz w:val="22"/>
+          <w:sz w:val="20"/>
           <w:szCs w:val="22"/>
         </w:rPr>
         <w:t>, comunica modulando il campo incidente. In questa modalità, il dispositivo target può trarre la sua potenza operativa dal campo magnetico fornito dall'iniziatore.</w:t>
@@ -4847,7 +4798,7 @@
           <w:b/>
           <w:bCs/>
           <w:color w:val="202122"/>
-          <w:sz w:val="22"/>
+          <w:sz w:val="20"/>
           <w:szCs w:val="22"/>
         </w:rPr>
       </w:pPr>
@@ -4857,7 +4808,7 @@
           <w:b/>
           <w:bCs/>
           <w:color w:val="202122"/>
-          <w:sz w:val="22"/>
+          <w:sz w:val="20"/>
           <w:szCs w:val="22"/>
         </w:rPr>
         <w:t>Attivo</w:t>
@@ -4871,7 +4822,7 @@
         <w:rPr>
           <w:rFonts w:cs="Arial"/>
           <w:color w:val="202122"/>
-          <w:sz w:val="22"/>
+          <w:sz w:val="20"/>
           <w:szCs w:val="22"/>
         </w:rPr>
       </w:pPr>
@@ -4879,7 +4830,7 @@
         <w:rPr>
           <w:rFonts w:cs="Arial"/>
           <w:color w:val="202122"/>
-          <w:sz w:val="22"/>
+          <w:sz w:val="20"/>
           <w:szCs w:val="22"/>
         </w:rPr>
         <w:t>Sia il dispositivo iniziatore che quello target comunicano generando alternativamente i propri campi. Un dispositivo interrompe la trasmissione per ricevere dati dall'altro. Questa modalità richiede che entrambi i dispositivi includano alimentatori.</w:t>
@@ -4905,9 +4856,9 @@
         <w:tblLook w:val="04A0" w:firstRow="1" w:lastRow="0" w:firstColumn="1" w:lastColumn="0" w:noHBand="0" w:noVBand="1"/>
       </w:tblPr>
       <w:tblGrid>
-        <w:gridCol w:w="1818"/>
-        <w:gridCol w:w="3665"/>
-        <w:gridCol w:w="2797"/>
+        <w:gridCol w:w="1671"/>
+        <w:gridCol w:w="3349"/>
+        <w:gridCol w:w="2560"/>
       </w:tblGrid>
       <w:tr>
         <w:tc>
@@ -4938,7 +4889,7 @@
                 <w:b/>
                 <w:bCs/>
                 <w:color w:val="202122"/>
-                <w:sz w:val="22"/>
+                <w:sz w:val="20"/>
                 <w:szCs w:val="22"/>
               </w:rPr>
             </w:pPr>
@@ -4948,7 +4899,7 @@
                 <w:b/>
                 <w:bCs/>
                 <w:color w:val="202122"/>
-                <w:sz w:val="22"/>
+                <w:sz w:val="20"/>
                 <w:szCs w:val="22"/>
               </w:rPr>
               <w:t>Velocità (</w:t>
@@ -4960,7 +4911,7 @@
                 <w:b/>
                 <w:bCs/>
                 <w:color w:val="202122"/>
-                <w:sz w:val="22"/>
+                <w:sz w:val="20"/>
                 <w:szCs w:val="22"/>
               </w:rPr>
               <w:t>kbit</w:t>
@@ -4972,7 +4923,7 @@
                 <w:b/>
                 <w:bCs/>
                 <w:color w:val="202122"/>
-                <w:sz w:val="22"/>
+                <w:sz w:val="20"/>
                 <w:szCs w:val="22"/>
               </w:rPr>
               <w:t>/s)</w:t>
@@ -5007,7 +4958,7 @@
                 <w:b/>
                 <w:bCs/>
                 <w:color w:val="202122"/>
-                <w:sz w:val="22"/>
+                <w:sz w:val="20"/>
                 <w:szCs w:val="22"/>
               </w:rPr>
             </w:pPr>
@@ -5017,7 +4968,7 @@
                 <w:b/>
                 <w:bCs/>
                 <w:color w:val="202122"/>
-                <w:sz w:val="22"/>
+                <w:sz w:val="20"/>
                 <w:szCs w:val="22"/>
               </w:rPr>
               <w:t>Dispositivo attivo</w:t>
@@ -5052,7 +5003,7 @@
                 <w:b/>
                 <w:bCs/>
                 <w:color w:val="202122"/>
-                <w:sz w:val="22"/>
+                <w:sz w:val="20"/>
                 <w:szCs w:val="22"/>
               </w:rPr>
             </w:pPr>
@@ -5062,7 +5013,7 @@
                 <w:b/>
                 <w:bCs/>
                 <w:color w:val="202122"/>
-                <w:sz w:val="22"/>
+                <w:sz w:val="20"/>
                 <w:szCs w:val="22"/>
               </w:rPr>
               <w:t>Dispositivo passivo</w:t>
@@ -5099,7 +5050,7 @@
                 <w:b/>
                 <w:bCs/>
                 <w:color w:val="202122"/>
-                <w:sz w:val="22"/>
+                <w:sz w:val="20"/>
                 <w:szCs w:val="22"/>
               </w:rPr>
             </w:pPr>
@@ -5109,10 +5060,9 @@
                 <w:b/>
                 <w:bCs/>
                 <w:color w:val="202122"/>
-                <w:sz w:val="22"/>
+                <w:sz w:val="20"/>
                 <w:szCs w:val="22"/>
               </w:rPr>
-              <w:lastRenderedPageBreak/>
               <w:t>424</w:t>
             </w:r>
           </w:p>
@@ -5143,7 +5093,7 @@
               <w:rPr>
                 <w:rFonts w:cs="Arial"/>
                 <w:color w:val="202122"/>
-                <w:sz w:val="22"/>
+                <w:sz w:val="20"/>
                 <w:szCs w:val="22"/>
               </w:rPr>
             </w:pPr>
@@ -5151,7 +5101,7 @@
               <w:rPr>
                 <w:rFonts w:cs="Arial"/>
                 <w:color w:val="202122"/>
-                <w:sz w:val="22"/>
+                <w:sz w:val="20"/>
                 <w:szCs w:val="22"/>
               </w:rPr>
               <w:t>Manchester, 10% </w:t>
@@ -5162,7 +5112,7 @@
                   <w:rStyle w:val="Collegamentoipertestuale"/>
                   <w:rFonts w:ascii="Arial" w:hAnsi="Arial" w:cs="Arial"/>
                   <w:color w:val="3366CC"/>
-                  <w:sz w:val="22"/>
+                  <w:sz w:val="20"/>
                   <w:szCs w:val="22"/>
                 </w:rPr>
                 <w:t>CHIEDE</w:t>
@@ -5195,7 +5145,7 @@
               <w:rPr>
                 <w:rFonts w:cs="Arial"/>
                 <w:color w:val="202122"/>
-                <w:sz w:val="22"/>
+                <w:sz w:val="20"/>
                 <w:szCs w:val="22"/>
               </w:rPr>
             </w:pPr>
@@ -5203,7 +5153,7 @@
               <w:rPr>
                 <w:rFonts w:cs="Arial"/>
                 <w:color w:val="202122"/>
-                <w:sz w:val="22"/>
+                <w:sz w:val="20"/>
                 <w:szCs w:val="22"/>
               </w:rPr>
               <w:t>Manchester, 10% CHIEDE</w:t>
@@ -5240,7 +5190,7 @@
                 <w:b/>
                 <w:bCs/>
                 <w:color w:val="202122"/>
-                <w:sz w:val="22"/>
+                <w:sz w:val="20"/>
                 <w:szCs w:val="22"/>
               </w:rPr>
             </w:pPr>
@@ -5250,9 +5200,10 @@
                 <w:b/>
                 <w:bCs/>
                 <w:color w:val="202122"/>
-                <w:sz w:val="22"/>
+                <w:sz w:val="20"/>
                 <w:szCs w:val="22"/>
               </w:rPr>
+              <w:lastRenderedPageBreak/>
               <w:t>212</w:t>
             </w:r>
           </w:p>
@@ -5283,7 +5234,7 @@
               <w:rPr>
                 <w:rFonts w:cs="Arial"/>
                 <w:color w:val="202122"/>
-                <w:sz w:val="22"/>
+                <w:sz w:val="20"/>
                 <w:szCs w:val="22"/>
               </w:rPr>
             </w:pPr>
@@ -5291,7 +5242,7 @@
               <w:rPr>
                 <w:rFonts w:cs="Arial"/>
                 <w:color w:val="202122"/>
-                <w:sz w:val="22"/>
+                <w:sz w:val="20"/>
                 <w:szCs w:val="22"/>
               </w:rPr>
               <w:t>Manchester, 10% CHIEDE</w:t>
@@ -5323,7 +5274,7 @@
               <w:rPr>
                 <w:rFonts w:cs="Arial"/>
                 <w:color w:val="202122"/>
-                <w:sz w:val="22"/>
+                <w:sz w:val="20"/>
                 <w:szCs w:val="22"/>
               </w:rPr>
             </w:pPr>
@@ -5331,7 +5282,7 @@
               <w:rPr>
                 <w:rFonts w:cs="Arial"/>
                 <w:color w:val="202122"/>
-                <w:sz w:val="22"/>
+                <w:sz w:val="20"/>
                 <w:szCs w:val="22"/>
               </w:rPr>
               <w:t>Manchester, 10% CHIEDE</w:t>
@@ -5368,7 +5319,7 @@
                 <w:b/>
                 <w:bCs/>
                 <w:color w:val="202122"/>
-                <w:sz w:val="22"/>
+                <w:sz w:val="20"/>
                 <w:szCs w:val="22"/>
               </w:rPr>
             </w:pPr>
@@ -5378,7 +5329,7 @@
                 <w:b/>
                 <w:bCs/>
                 <w:color w:val="202122"/>
-                <w:sz w:val="22"/>
+                <w:sz w:val="20"/>
                 <w:szCs w:val="22"/>
               </w:rPr>
               <w:t>106</w:t>
@@ -5411,7 +5362,7 @@
               <w:rPr>
                 <w:rFonts w:cs="Arial"/>
                 <w:color w:val="202122"/>
-                <w:sz w:val="22"/>
+                <w:sz w:val="20"/>
                 <w:szCs w:val="22"/>
               </w:rPr>
             </w:pPr>
@@ -5419,7 +5370,7 @@
               <w:rPr>
                 <w:rFonts w:cs="Arial"/>
                 <w:color w:val="202122"/>
-                <w:sz w:val="22"/>
+                <w:sz w:val="20"/>
                 <w:szCs w:val="22"/>
               </w:rPr>
               <w:t>Miller modificato, 100% CHIEDERE</w:t>
@@ -5451,7 +5402,7 @@
               <w:rPr>
                 <w:rFonts w:cs="Arial"/>
                 <w:color w:val="202122"/>
-                <w:sz w:val="22"/>
+                <w:sz w:val="20"/>
                 <w:szCs w:val="22"/>
               </w:rPr>
             </w:pPr>
@@ -5459,7 +5410,7 @@
               <w:rPr>
                 <w:rFonts w:cs="Arial"/>
                 <w:color w:val="202122"/>
-                <w:sz w:val="22"/>
+                <w:sz w:val="20"/>
                 <w:szCs w:val="22"/>
               </w:rPr>
               <w:t>Manchester, 10% CHIEDE</w:t>
@@ -5477,7 +5428,7 @@
         <w:rPr>
           <w:rFonts w:ascii="Arial" w:hAnsi="Arial" w:cs="Arial"/>
           <w:color w:val="202122"/>
-          <w:sz w:val="22"/>
+          <w:sz w:val="20"/>
           <w:szCs w:val="22"/>
         </w:rPr>
       </w:pPr>
@@ -5485,7 +5436,7 @@
         <w:rPr>
           <w:rFonts w:ascii="Arial" w:hAnsi="Arial" w:cs="Arial"/>
           <w:color w:val="202122"/>
-          <w:sz w:val="22"/>
+          <w:sz w:val="20"/>
           <w:szCs w:val="22"/>
         </w:rPr>
         <w:t>NFC utilizza due diverse </w:t>
@@ -5496,7 +5447,7 @@
             <w:rStyle w:val="Collegamentoipertestuale"/>
             <w:rFonts w:ascii="Arial" w:hAnsi="Arial" w:cs="Arial"/>
             <w:color w:val="3366CC"/>
-            <w:sz w:val="22"/>
+            <w:sz w:val="20"/>
             <w:szCs w:val="22"/>
           </w:rPr>
           <w:t>codifiche</w:t>
@@ -5506,7 +5457,7 @@
         <w:rPr>
           <w:rFonts w:ascii="Arial" w:hAnsi="Arial" w:cs="Arial"/>
           <w:color w:val="202122"/>
-          <w:sz w:val="22"/>
+          <w:sz w:val="20"/>
           <w:szCs w:val="22"/>
         </w:rPr>
         <w:t xml:space="preserve"> per trasferire i dati. Se un dispositivo attivo trasmette dati a 106 </w:t>
@@ -5516,7 +5467,7 @@
         <w:rPr>
           <w:rFonts w:ascii="Arial" w:hAnsi="Arial" w:cs="Arial"/>
           <w:color w:val="202122"/>
-          <w:sz w:val="22"/>
+          <w:sz w:val="20"/>
           <w:szCs w:val="22"/>
         </w:rPr>
         <w:t>kbit</w:t>
@@ -5526,7 +5477,7 @@
         <w:rPr>
           <w:rFonts w:ascii="Arial" w:hAnsi="Arial" w:cs="Arial"/>
           <w:color w:val="202122"/>
-          <w:sz w:val="22"/>
+          <w:sz w:val="20"/>
           <w:szCs w:val="22"/>
         </w:rPr>
         <w:t>/s, viene utilizzata una </w:t>
@@ -5537,7 +5488,7 @@
             <w:rStyle w:val="Collegamentoipertestuale"/>
             <w:rFonts w:ascii="Arial" w:hAnsi="Arial" w:cs="Arial"/>
             <w:color w:val="3366CC"/>
-            <w:sz w:val="22"/>
+            <w:sz w:val="20"/>
             <w:szCs w:val="22"/>
           </w:rPr>
           <w:t>codifica Miller</w:t>
@@ -5547,7 +5498,7 @@
         <w:rPr>
           <w:rFonts w:ascii="Arial" w:hAnsi="Arial" w:cs="Arial"/>
           <w:color w:val="202122"/>
-          <w:sz w:val="22"/>
+          <w:sz w:val="20"/>
           <w:szCs w:val="22"/>
         </w:rPr>
         <w:t> modificata con </w:t>
@@ -5558,7 +5509,7 @@
             <w:rStyle w:val="Collegamentoipertestuale"/>
             <w:rFonts w:ascii="Arial" w:hAnsi="Arial" w:cs="Arial"/>
             <w:color w:val="3366CC"/>
-            <w:sz w:val="22"/>
+            <w:sz w:val="20"/>
             <w:szCs w:val="22"/>
           </w:rPr>
           <w:t>modulazione del 100%. </w:t>
@@ -5568,7 +5519,7 @@
         <w:rPr>
           <w:rFonts w:ascii="Arial" w:hAnsi="Arial" w:cs="Arial"/>
           <w:color w:val="202122"/>
-          <w:sz w:val="22"/>
+          <w:sz w:val="20"/>
           <w:szCs w:val="22"/>
         </w:rPr>
         <w:t>In tutti gli altri casi viene utilizzata </w:t>
@@ -5579,7 +5530,7 @@
             <w:rStyle w:val="Collegamentoipertestuale"/>
             <w:rFonts w:ascii="Arial" w:hAnsi="Arial" w:cs="Arial"/>
             <w:color w:val="3366CC"/>
-            <w:sz w:val="22"/>
+            <w:sz w:val="20"/>
             <w:szCs w:val="22"/>
           </w:rPr>
           <w:t>la codifica Manchester</w:t>
@@ -5589,7 +5540,7 @@
         <w:rPr>
           <w:rFonts w:ascii="Arial" w:hAnsi="Arial" w:cs="Arial"/>
           <w:color w:val="202122"/>
-          <w:sz w:val="22"/>
+          <w:sz w:val="20"/>
           <w:szCs w:val="22"/>
         </w:rPr>
         <w:t> con un rapporto di modulazione del 10%.</w:t>
@@ -5604,7 +5555,7 @@
         <w:rPr>
           <w:rFonts w:ascii="Arial" w:hAnsi="Arial" w:cs="Arial"/>
           <w:color w:val="202122"/>
-          <w:sz w:val="22"/>
+          <w:sz w:val="20"/>
           <w:szCs w:val="22"/>
         </w:rPr>
       </w:pPr>
@@ -5612,7 +5563,7 @@
         <w:rPr>
           <w:rFonts w:ascii="Arial" w:hAnsi="Arial" w:cs="Arial"/>
           <w:color w:val="202122"/>
-          <w:sz w:val="22"/>
+          <w:sz w:val="20"/>
           <w:szCs w:val="22"/>
         </w:rPr>
         <w:t>Ogni dispositivo NFC attivo può funzionare in una o più di tre modalità:</w:t>
@@ -5626,7 +5577,7 @@
         <w:rPr>
           <w:rFonts w:ascii="Arial" w:hAnsi="Arial" w:cs="Arial"/>
           <w:color w:val="202122"/>
-          <w:sz w:val="22"/>
+          <w:sz w:val="20"/>
           <w:szCs w:val="22"/>
         </w:rPr>
       </w:pPr>
@@ -5636,7 +5587,7 @@
           <w:b/>
           <w:bCs/>
           <w:color w:val="202122"/>
-          <w:sz w:val="22"/>
+          <w:sz w:val="20"/>
           <w:szCs w:val="22"/>
         </w:rPr>
         <w:t>Emulazione della scheda NFC</w:t>
@@ -5650,7 +5601,7 @@
         <w:rPr>
           <w:rFonts w:cs="Arial"/>
           <w:color w:val="202122"/>
-          <w:sz w:val="22"/>
+          <w:sz w:val="20"/>
           <w:szCs w:val="22"/>
         </w:rPr>
       </w:pPr>
@@ -5658,7 +5609,7 @@
         <w:rPr>
           <w:rFonts w:cs="Arial"/>
           <w:color w:val="202122"/>
-          <w:sz w:val="22"/>
+          <w:sz w:val="20"/>
           <w:szCs w:val="22"/>
         </w:rPr>
         <w:t xml:space="preserve">Consente ai dispositivi abilitati NFC come gli </w:t>
@@ -5668,7 +5619,7 @@
         <w:rPr>
           <w:rFonts w:cs="Arial"/>
           <w:color w:val="202122"/>
-          <w:sz w:val="22"/>
+          <w:sz w:val="20"/>
           <w:szCs w:val="22"/>
         </w:rPr>
         <w:t>smartphone</w:t>
@@ -5678,7 +5629,7 @@
         <w:rPr>
           <w:rFonts w:cs="Arial"/>
           <w:color w:val="202122"/>
-          <w:sz w:val="22"/>
+          <w:sz w:val="20"/>
           <w:szCs w:val="22"/>
         </w:rPr>
         <w:t xml:space="preserve"> di agire come </w:t>
@@ -5688,7 +5639,7 @@
         <w:rPr>
           <w:rFonts w:cs="Arial"/>
           <w:color w:val="202122"/>
-          <w:sz w:val="22"/>
+          <w:sz w:val="20"/>
           <w:szCs w:val="22"/>
         </w:rPr>
         <w:t>smart</w:t>
@@ -5698,7 +5649,7 @@
         <w:rPr>
           <w:rFonts w:cs="Arial"/>
           <w:color w:val="202122"/>
-          <w:sz w:val="22"/>
+          <w:sz w:val="20"/>
           <w:szCs w:val="22"/>
         </w:rPr>
         <w:t xml:space="preserve"> card, consentendo agli utenti di eseguire transazioni come pagamenti o emissione di biglietti. Vedere </w:t>
@@ -5709,7 +5660,7 @@
             <w:rStyle w:val="Collegamentoipertestuale"/>
             <w:rFonts w:ascii="Arial" w:hAnsi="Arial" w:cs="Arial"/>
             <w:color w:val="3366CC"/>
-            <w:sz w:val="22"/>
+            <w:sz w:val="20"/>
             <w:szCs w:val="22"/>
           </w:rPr>
           <w:t xml:space="preserve">Emulazione scheda </w:t>
@@ -5720,7 +5671,7 @@
             <w:rStyle w:val="Collegamentoipertestuale"/>
             <w:rFonts w:ascii="Arial" w:hAnsi="Arial" w:cs="Arial"/>
             <w:color w:val="3366CC"/>
-            <w:sz w:val="22"/>
+            <w:sz w:val="20"/>
             <w:szCs w:val="22"/>
           </w:rPr>
           <w:t>host</w:t>
@@ -5735,7 +5686,7 @@
         <w:rPr>
           <w:rFonts w:cs="Arial"/>
           <w:color w:val="202122"/>
-          <w:sz w:val="22"/>
+          <w:sz w:val="20"/>
           <w:szCs w:val="22"/>
         </w:rPr>
       </w:pPr>
@@ -5745,7 +5696,7 @@
           <w:b/>
           <w:bCs/>
           <w:color w:val="202122"/>
-          <w:sz w:val="22"/>
+          <w:sz w:val="20"/>
           <w:szCs w:val="22"/>
         </w:rPr>
         <w:t>Lettore/scrittore NFC</w:t>
@@ -5759,7 +5710,7 @@
         <w:rPr>
           <w:rFonts w:cs="Arial"/>
           <w:color w:val="202122"/>
-          <w:sz w:val="22"/>
+          <w:sz w:val="20"/>
           <w:szCs w:val="22"/>
         </w:rPr>
       </w:pPr>
@@ -5767,7 +5718,7 @@
         <w:rPr>
           <w:rFonts w:cs="Arial"/>
           <w:color w:val="202122"/>
-          <w:sz w:val="22"/>
+          <w:sz w:val="20"/>
           <w:szCs w:val="22"/>
         </w:rPr>
         <w:t xml:space="preserve">Consente ai dispositivi abilitati NFC di leggere le informazioni archiviate su economici </w:t>
@@ -5777,7 +5728,7 @@
         <w:rPr>
           <w:rFonts w:cs="Arial"/>
           <w:color w:val="202122"/>
-          <w:sz w:val="22"/>
+          <w:sz w:val="20"/>
           <w:szCs w:val="22"/>
         </w:rPr>
         <w:t>tag</w:t>
@@ -5787,7 +5738,7 @@
         <w:rPr>
           <w:rFonts w:cs="Arial"/>
           <w:color w:val="202122"/>
-          <w:sz w:val="22"/>
+          <w:sz w:val="20"/>
           <w:szCs w:val="22"/>
         </w:rPr>
         <w:t xml:space="preserve"> NFC incorporati in etichette o poster intelligenti.</w:t>
@@ -5802,7 +5753,7 @@
           <w:b/>
           <w:bCs/>
           <w:color w:val="202122"/>
-          <w:sz w:val="22"/>
+          <w:sz w:val="20"/>
           <w:szCs w:val="22"/>
         </w:rPr>
       </w:pPr>
@@ -5812,7 +5763,7 @@
           <w:b/>
           <w:bCs/>
           <w:color w:val="202122"/>
-          <w:sz w:val="22"/>
+          <w:sz w:val="20"/>
           <w:szCs w:val="22"/>
         </w:rPr>
         <w:t>NFC peer-to-peer</w:t>
@@ -5826,7 +5777,7 @@
         <w:rPr>
           <w:rFonts w:cs="Arial"/>
           <w:color w:val="202122"/>
-          <w:sz w:val="22"/>
+          <w:sz w:val="20"/>
           <w:szCs w:val="22"/>
         </w:rPr>
       </w:pPr>
@@ -5834,7 +5785,7 @@
         <w:rPr>
           <w:rFonts w:cs="Arial"/>
           <w:color w:val="202122"/>
-          <w:sz w:val="22"/>
+          <w:sz w:val="20"/>
           <w:szCs w:val="22"/>
         </w:rPr>
         <w:t>Consente a due dispositivi abilitati NFC di comunicare tra loro per scambiare informazioni in modo </w:t>
@@ -5845,7 +5796,7 @@
             <w:rStyle w:val="Collegamentoipertestuale"/>
             <w:rFonts w:ascii="Arial" w:hAnsi="Arial" w:cs="Arial"/>
             <w:color w:val="3366CC"/>
-            <w:sz w:val="22"/>
+            <w:sz w:val="20"/>
             <w:szCs w:val="22"/>
           </w:rPr>
           <w:t xml:space="preserve">ad </w:t>
@@ -5856,7 +5807,7 @@
             <w:rStyle w:val="Collegamentoipertestuale"/>
             <w:rFonts w:ascii="Arial" w:hAnsi="Arial" w:cs="Arial"/>
             <w:color w:val="3366CC"/>
-            <w:sz w:val="22"/>
+            <w:sz w:val="20"/>
             <w:szCs w:val="22"/>
           </w:rPr>
           <w:t>hoc</w:t>
@@ -5866,7 +5817,7 @@
         <w:rPr>
           <w:rFonts w:cs="Arial"/>
           <w:color w:val="202122"/>
-          <w:sz w:val="22"/>
+          <w:sz w:val="20"/>
           <w:szCs w:val="22"/>
         </w:rPr>
         <w:t> .</w:t>
@@ -5897,7 +5848,7 @@
         <w:rPr>
           <w:rFonts w:ascii="Arial" w:hAnsi="Arial" w:cs="Arial"/>
           <w:color w:val="202122"/>
-          <w:sz w:val="22"/>
+          <w:sz w:val="20"/>
           <w:szCs w:val="22"/>
         </w:rPr>
       </w:pPr>
@@ -5905,7 +5856,7 @@
         <w:rPr>
           <w:rFonts w:ascii="Arial" w:hAnsi="Arial" w:cs="Arial"/>
           <w:color w:val="202122"/>
-          <w:sz w:val="22"/>
+          <w:sz w:val="20"/>
           <w:szCs w:val="22"/>
         </w:rPr>
         <w:t>Sebbene la portata dell'NFC sia limitata a pochi centimetri, l'NFC standard non è protetto contro le intercettazioni e può essere vulnerabile alla modifica dei dati. Le applicazioni possono utilizzare protocolli crittografici di livello superiore per stabilire un canale sicuro.</w:t>
@@ -5919,7 +5870,7 @@
         <w:rPr>
           <w:rFonts w:ascii="Arial" w:hAnsi="Arial" w:cs="Arial"/>
           <w:color w:val="202122"/>
-          <w:sz w:val="22"/>
+          <w:sz w:val="20"/>
           <w:szCs w:val="22"/>
         </w:rPr>
       </w:pPr>
@@ -5927,7 +5878,7 @@
         <w:rPr>
           <w:rFonts w:ascii="Arial" w:hAnsi="Arial" w:cs="Arial"/>
           <w:color w:val="202122"/>
-          <w:sz w:val="22"/>
+          <w:sz w:val="20"/>
           <w:szCs w:val="22"/>
         </w:rPr>
         <w:t>Il segnale RF per la trasmissione dati wireless può essere captato tramite antenne. La distanza dalla quale un utente malintenzionato è in grado di intercettare il segnale RF dipende da molteplici parametri, ma in genere è inferiore a 10 metri. Inoltre, le intercettazioni sono fortemente influenzate dalla modalità di comunicazione. Un dispositivo passivo che non genera il proprio campo RF è molto più difficile da intercettare rispetto a un dispositivo attivo. Un utente malintenzionato in genere può origliare entro 10 m da un dispositivo attivo e 1 m per i dispositivi passivi.</w:t>
@@ -5941,7 +5892,7 @@
         <w:rPr>
           <w:rFonts w:ascii="Arial" w:hAnsi="Arial" w:cs="Arial"/>
           <w:color w:val="202122"/>
-          <w:sz w:val="22"/>
+          <w:sz w:val="20"/>
           <w:szCs w:val="22"/>
         </w:rPr>
       </w:pPr>
@@ -5949,7 +5900,7 @@
         <w:rPr>
           <w:rFonts w:ascii="Arial" w:hAnsi="Arial" w:cs="Arial"/>
           <w:color w:val="202122"/>
-          <w:sz w:val="22"/>
+          <w:sz w:val="20"/>
           <w:szCs w:val="22"/>
         </w:rPr>
         <w:t xml:space="preserve">Poiché i dispositivi NFC solitamente includono protocolli ISO/IEC </w:t>
@@ -5959,7 +5910,7 @@
         <w:rPr>
           <w:rFonts w:ascii="Arial" w:hAnsi="Arial" w:cs="Arial"/>
           <w:color w:val="202122"/>
-          <w:sz w:val="22"/>
+          <w:sz w:val="20"/>
           <w:szCs w:val="22"/>
         </w:rPr>
         <w:t>14443 ,</w:t>
@@ -5969,66 +5920,30 @@
         <w:rPr>
           <w:rFonts w:ascii="Arial" w:hAnsi="Arial" w:cs="Arial"/>
           <w:color w:val="202122"/>
-          <w:sz w:val="22"/>
+          <w:sz w:val="20"/>
           <w:szCs w:val="22"/>
         </w:rPr>
-        <w:t> gli attacchi di inoltro</w:t>
-      </w:r>
+        <w:t xml:space="preserve"> gli attacchi di inoltro sono fattibili. Per questo attacco l'aggressore inoltra la richiesta del lettore alla vittima e trasmette la sua risposta al lettore in tempo reale, fingendo di essere il proprietario della </w:t>
+      </w:r>
+      <w:proofErr w:type="spellStart"/>
       <w:r>
         <w:rPr>
           <w:rFonts w:ascii="Arial" w:hAnsi="Arial" w:cs="Arial"/>
           <w:color w:val="202122"/>
-          <w:sz w:val="22"/>
+          <w:sz w:val="20"/>
           <w:szCs w:val="22"/>
         </w:rPr>
-        <w:t xml:space="preserve"> </w:t>
-      </w:r>
+        <w:t>smart</w:t>
+      </w:r>
+      <w:proofErr w:type="spellEnd"/>
       <w:r>
         <w:rPr>
           <w:rFonts w:ascii="Arial" w:hAnsi="Arial" w:cs="Arial"/>
           <w:color w:val="202122"/>
-          <w:sz w:val="22"/>
+          <w:sz w:val="20"/>
           <w:szCs w:val="22"/>
         </w:rPr>
-        <w:t xml:space="preserve">sono fattibili. Per questo attacco l'aggressore inoltra la richiesta del lettore alla vittima e trasmette la sua risposta al lettore in tempo reale, fingendo di essere il proprietario della </w:t>
-      </w:r>
-      <w:proofErr w:type="spellStart"/>
-      <w:r>
-        <w:rPr>
-          <w:rFonts w:ascii="Arial" w:hAnsi="Arial" w:cs="Arial"/>
-          <w:color w:val="202122"/>
-          <w:sz w:val="22"/>
-          <w:szCs w:val="22"/>
-        </w:rPr>
-        <w:t>smart</w:t>
-      </w:r>
-      <w:proofErr w:type="spellEnd"/>
-      <w:r>
-        <w:rPr>
-          <w:rFonts w:ascii="Arial" w:hAnsi="Arial" w:cs="Arial"/>
-          <w:color w:val="202122"/>
-          <w:sz w:val="22"/>
-          <w:szCs w:val="22"/>
-        </w:rPr>
-        <w:t xml:space="preserve"> card della vittima. Questo è simile a un attacco man-in-the-middle.</w:t>
-      </w:r>
-      <w:r>
-        <w:rPr>
-          <w:rFonts w:ascii="Arial" w:hAnsi="Arial" w:cs="Arial"/>
-          <w:color w:val="202122"/>
-          <w:sz w:val="22"/>
-          <w:szCs w:val="22"/>
-        </w:rPr>
-        <w:t xml:space="preserve"> </w:t>
-      </w:r>
-      <w:r>
-        <w:rPr>
-          <w:rFonts w:ascii="Arial" w:hAnsi="Arial" w:cs="Arial"/>
-          <w:color w:val="202122"/>
-          <w:sz w:val="22"/>
-          <w:szCs w:val="22"/>
-        </w:rPr>
-        <w:t>Un esempio di codice </w:t>
+        <w:t xml:space="preserve"> card della vittima. Questo è simile a un attacco man-in-the-middle. Un esempio di codice </w:t>
       </w:r>
       <w:proofErr w:type="spellStart"/>
       <w:r>
@@ -6036,7 +5951,7 @@
           <w:rStyle w:val="monospaced"/>
           <w:rFonts w:ascii="Arial" w:hAnsi="Arial" w:cs="Arial"/>
           <w:color w:val="202122"/>
-          <w:sz w:val="22"/>
+          <w:sz w:val="20"/>
           <w:szCs w:val="22"/>
         </w:rPr>
         <w:t>libnfc</w:t>
@@ -6047,7 +5962,7 @@
           <w:rStyle w:val="monospaced"/>
           <w:rFonts w:ascii="Arial" w:hAnsi="Arial" w:cs="Arial"/>
           <w:color w:val="202122"/>
-          <w:sz w:val="22"/>
+          <w:sz w:val="20"/>
           <w:szCs w:val="22"/>
         </w:rPr>
         <w:t xml:space="preserve"> dimostra un attacco di inoltro utilizzando due dispositivi NFC commerciali di serie. </w:t>
@@ -6056,7 +5971,7 @@
         <w:rPr>
           <w:rFonts w:ascii="Arial" w:hAnsi="Arial" w:cs="Arial"/>
           <w:color w:val="202122"/>
-          <w:sz w:val="22"/>
+          <w:sz w:val="20"/>
           <w:szCs w:val="22"/>
         </w:rPr>
         <w:t>Questo attacco può essere attuato utilizzando solo due telefoni cellulari abilitati NFC.</w:t>
@@ -6082,11 +5997,20 @@
     <w:p>
       <w:pPr>
         <w:pStyle w:val="SUPSITestoArial10"/>
-      </w:pPr>
-      <w:r>
+        <w:rPr>
+          <w:sz w:val="20"/>
+        </w:rPr>
+      </w:pPr>
+      <w:r>
+        <w:rPr>
+          <w:sz w:val="20"/>
+        </w:rPr>
         <w:t xml:space="preserve">I vantaggi che porta </w:t>
       </w:r>
       <w:r>
+        <w:rPr>
+          <w:sz w:val="20"/>
+        </w:rPr>
         <w:t>l’NFC per il progetto in questione …</w:t>
       </w:r>
     </w:p>
@@ -6096,68 +6020,71 @@
       </w:pPr>
       <w:bookmarkStart w:id="20" w:name="_Toc160445519"/>
       <w:r>
+        <w:t xml:space="preserve">1.1.2 </w:t>
+      </w:r>
+      <w:r>
+        <w:t>Svantaggi</w:t>
+      </w:r>
+      <w:bookmarkEnd w:id="20"/>
+    </w:p>
+    <w:p>
+      <w:pPr>
+        <w:pStyle w:val="SUPSITestoArial10"/>
+      </w:pPr>
+      <w:r>
+        <w:rPr>
+          <w:sz w:val="20"/>
+        </w:rPr>
+        <w:t>Gli svantaggi che porta l’NFC per il progetto in questione …</w:t>
+      </w:r>
+    </w:p>
+    <w:p>
+      <w:pPr>
+        <w:pStyle w:val="Titolo3"/>
+      </w:pPr>
+      <w:bookmarkStart w:id="21" w:name="_Toc160445520"/>
+      <w:r>
+        <w:t>1.1.3 Campi di applicazione</w:t>
+      </w:r>
+      <w:bookmarkEnd w:id="21"/>
+    </w:p>
+    <w:p>
+      <w:pPr>
+        <w:rPr>
+          <w:sz w:val="20"/>
+        </w:rPr>
+      </w:pPr>
+      <w:r>
+        <w:rPr>
+          <w:sz w:val="20"/>
+        </w:rPr>
+        <w:t>L’NFC ha diversi campi di applicazioni possibili ed è già ampiamente usato in commercio. Difatti, tra i vari metodi di pagamento possibili, è disponibile anche quello tramite NFC che lo si fa attraverso il telefono ed il POS in considerazione.</w:t>
+      </w:r>
+    </w:p>
+    <w:p>
+      <w:pPr>
+        <w:rPr>
+          <w:sz w:val="20"/>
+        </w:rPr>
+      </w:pPr>
+      <w:r>
+        <w:rPr>
+          <w:sz w:val="20"/>
+        </w:rPr>
         <w:lastRenderedPageBreak/>
-        <w:t xml:space="preserve">1.1.2 </w:t>
-      </w:r>
-      <w:r>
-        <w:t>Svantaggi</w:t>
-      </w:r>
-      <w:bookmarkEnd w:id="20"/>
-    </w:p>
-    <w:p>
-      <w:pPr>
-        <w:pStyle w:val="SUPSITestoArial10"/>
-      </w:pPr>
-      <w:r>
-        <w:t>Gli svantaggi che porta l’NFC per il progetto in questione …</w:t>
-      </w:r>
-    </w:p>
-    <w:p>
-      <w:pPr>
-        <w:pStyle w:val="Titolo3"/>
-      </w:pPr>
-      <w:bookmarkStart w:id="21" w:name="_Toc160445520"/>
-      <w:r>
-        <w:t>1.1.3 Campi di applicazione</w:t>
-      </w:r>
-      <w:bookmarkEnd w:id="21"/>
-    </w:p>
-    <w:p>
-      <w:pPr>
-        <w:rPr>
-          <w:sz w:val="22"/>
-        </w:rPr>
-      </w:pPr>
-      <w:r>
-        <w:rPr>
-          <w:sz w:val="22"/>
-        </w:rPr>
-        <w:t>L’NFC ha diversi campi di applicazioni possibili ed è già ampiamente usato in commercio. Difatti, tra i vari metodi di pagamento possibili, è disponibile anche quello tramite NFC che lo si fa attraverso il telefono ed il POS in considerazione.</w:t>
-      </w:r>
-    </w:p>
-    <w:p>
-      <w:pPr>
-        <w:rPr>
-          <w:sz w:val="22"/>
-        </w:rPr>
-      </w:pPr>
-      <w:r>
-        <w:rPr>
-          <w:sz w:val="22"/>
-        </w:rPr>
         <w:t xml:space="preserve">Tramite questa tecnologia è anche possibile condividersi i propri contatti social e può essere utilizzata anche come </w:t>
       </w:r>
       <w:proofErr w:type="spellStart"/>
       <w:r>
         <w:rPr>
-          <w:sz w:val="22"/>
+          <w:sz w:val="20"/>
         </w:rPr>
         <w:t>token</w:t>
       </w:r>
       <w:proofErr w:type="spellEnd"/>
       <w:r>
         <w:rPr>
-          <w:sz w:val="22"/>
+          <w:sz w:val="20"/>
         </w:rPr>
         <w:t xml:space="preserve"> di identità per accedere all’interno di uno stabile o per comunque identificarsi tramite di esso.</w:t>
       </w:r>
@@ -6165,12 +6092,12 @@
     <w:p>
       <w:pPr>
         <w:rPr>
-          <w:sz w:val="22"/>
-        </w:rPr>
-      </w:pPr>
-      <w:r>
-        <w:rPr>
-          <w:sz w:val="22"/>
+          <w:sz w:val="20"/>
+        </w:rPr>
+      </w:pPr>
+      <w:r>
+        <w:rPr>
+          <w:sz w:val="20"/>
         </w:rPr>
         <w:t>Ci sono anche una serie di video games che fanno utilizzo dell’NFC.</w:t>
       </w:r>
@@ -6178,18 +6105,18 @@
     <w:p>
       <w:pPr>
         <w:rPr>
-          <w:sz w:val="22"/>
-        </w:rPr>
-      </w:pPr>
-      <w:r>
-        <w:rPr>
-          <w:sz w:val="22"/>
+          <w:sz w:val="20"/>
+        </w:rPr>
+      </w:pPr>
+      <w:r>
+        <w:rPr>
+          <w:sz w:val="20"/>
         </w:rPr>
         <w:t>Campi in cui l’NFC può essere utilizzato</w:t>
       </w:r>
       <w:r>
         <w:rPr>
-          <w:sz w:val="22"/>
+          <w:sz w:val="20"/>
         </w:rPr>
         <w:t>:</w:t>
       </w:r>
@@ -6202,20 +6129,20 @@
           <w:numId w:val="6"/>
         </w:numPr>
         <w:rPr>
-          <w:sz w:val="22"/>
+          <w:sz w:val="20"/>
         </w:rPr>
       </w:pPr>
       <w:proofErr w:type="spellStart"/>
       <w:r>
         <w:rPr>
-          <w:sz w:val="22"/>
+          <w:sz w:val="20"/>
         </w:rPr>
         <w:t>Token</w:t>
       </w:r>
       <w:proofErr w:type="spellEnd"/>
       <w:r>
         <w:rPr>
-          <w:sz w:val="22"/>
+          <w:sz w:val="20"/>
         </w:rPr>
         <w:t xml:space="preserve"> di accesso</w:t>
       </w:r>
@@ -6228,12 +6155,12 @@
           <w:numId w:val="6"/>
         </w:numPr>
         <w:rPr>
-          <w:sz w:val="22"/>
-        </w:rPr>
-      </w:pPr>
-      <w:r>
-        <w:rPr>
-          <w:sz w:val="22"/>
+          <w:sz w:val="20"/>
+        </w:rPr>
+      </w:pPr>
+      <w:r>
+        <w:rPr>
+          <w:sz w:val="20"/>
         </w:rPr>
         <w:t xml:space="preserve">Giochi </w:t>
       </w:r>
@@ -6242,7 +6169,7 @@
           <w:rPr>
             <w:rStyle w:val="Collegamentoipertestuale"/>
             <w:rFonts w:ascii="Arial" w:hAnsi="Arial"/>
-            <w:sz w:val="22"/>
+            <w:sz w:val="20"/>
           </w:rPr>
           <w:t>https://en.wikipedia.org/wiki/List_of_video_games_using_NFC</w:t>
         </w:r>
@@ -6262,16 +6189,38 @@
     </w:p>
     <w:p>
       <w:pPr>
+        <w:spacing w:line="240" w:lineRule="auto"/>
+        <w:jc w:val="left"/>
+        <w:rPr>
+          <w:rFonts w:cs="Arial"/>
+          <w:b/>
+          <w:bCs/>
+          <w:iCs/>
+          <w:sz w:val="28"/>
+          <w:szCs w:val="28"/>
+          <w:lang w:val="it-CH"/>
+        </w:rPr>
+      </w:pPr>
+      <w:bookmarkStart w:id="22" w:name="_Toc160445521"/>
+      <w:r>
+        <w:rPr>
+          <w:lang w:val="it-CH"/>
+        </w:rPr>
+        <w:br w:type="page"/>
+      </w:r>
+    </w:p>
+    <w:p>
+      <w:pPr>
         <w:pStyle w:val="Titolo2"/>
         <w:rPr>
           <w:lang w:val="it-CH"/>
         </w:rPr>
       </w:pPr>
-      <w:bookmarkStart w:id="22" w:name="_Toc160445521"/>
-      <w:r>
-        <w:rPr>
-          <w:lang w:val="it-CH"/>
-        </w:rPr>
+      <w:r>
+        <w:rPr>
+          <w:lang w:val="it-CH"/>
+        </w:rPr>
+        <w:lastRenderedPageBreak/>
         <w:t xml:space="preserve">1.2 </w:t>
       </w:r>
       <w:bookmarkEnd w:id="22"/>
@@ -6279,19 +6228,2070 @@
         <w:rPr>
           <w:lang w:val="it-CH"/>
         </w:rPr>
+        <w:t xml:space="preserve">Il </w:t>
+      </w:r>
+      <w:r>
+        <w:rPr>
+          <w:lang w:val="it-CH"/>
+        </w:rPr>
+        <w:t>W</w:t>
+      </w:r>
+      <w:r>
+        <w:rPr>
+          <w:lang w:val="it-CH"/>
+        </w:rPr>
+        <w:t>eb</w:t>
+      </w:r>
+      <w:r>
+        <w:rPr>
+          <w:lang w:val="it-CH"/>
+        </w:rPr>
+        <w:t xml:space="preserve"> </w:t>
+      </w:r>
+      <w:r>
+        <w:rPr>
+          <w:lang w:val="it-CH"/>
+        </w:rPr>
+        <w:t>3</w:t>
+      </w:r>
+      <w:r>
+        <w:rPr>
+          <w:lang w:val="it-CH"/>
+        </w:rPr>
+        <w:t>.0</w:t>
+      </w:r>
+    </w:p>
+    <w:p>
+      <w:pPr>
+        <w:pStyle w:val="SUPSITestoArial10"/>
+        <w:rPr>
+          <w:sz w:val="20"/>
+        </w:rPr>
+      </w:pPr>
+      <w:r>
+        <w:rPr>
+          <w:sz w:val="20"/>
+        </w:rPr>
+        <w:t>Il web 3.0, o semplicemente il Web3, è la terza evoluzione del web. Il World Wide Web, ha avuto evoluzioni molto importanti che hanno trasformato il modo di navigare e di interagire all’interno del Web stesso. Come si può pensare, prima del Web 3.0 ci sono state altre versioni importanti del Web, che verranno introdotte e approfondite seguite anche da un minimo di storia.</w:t>
+      </w:r>
+    </w:p>
+    <w:p>
+      <w:pPr>
+        <w:pStyle w:val="SUPSITestoArial10"/>
+        <w:rPr>
+          <w:b/>
+          <w:sz w:val="26"/>
+          <w:szCs w:val="26"/>
+        </w:rPr>
+      </w:pPr>
+      <w:r>
+        <w:rPr>
+          <w:b/>
+          <w:sz w:val="26"/>
+          <w:szCs w:val="26"/>
+        </w:rPr>
+        <w:t>1.2.1</w:t>
+      </w:r>
+      <w:r>
+        <w:rPr>
+          <w:b/>
+          <w:sz w:val="26"/>
+          <w:szCs w:val="26"/>
+        </w:rPr>
+        <w:t xml:space="preserve"> Evoluzione del web</w:t>
+      </w:r>
+    </w:p>
+    <w:p>
+      <w:pPr>
+        <w:pStyle w:val="SUPSITestoArial10"/>
+        <w:rPr>
+          <w:sz w:val="20"/>
+        </w:rPr>
+      </w:pPr>
+      <w:r>
+        <w:rPr>
+          <w:sz w:val="20"/>
+        </w:rPr>
+        <w:t xml:space="preserve">Il World Wide Web è stato ideato al CERN da Tim </w:t>
+      </w:r>
+      <w:proofErr w:type="spellStart"/>
+      <w:r>
+        <w:rPr>
+          <w:sz w:val="20"/>
+        </w:rPr>
+        <w:t>Berners</w:t>
+      </w:r>
+      <w:proofErr w:type="spellEnd"/>
+      <w:r>
+        <w:rPr>
+          <w:sz w:val="20"/>
+        </w:rPr>
+        <w:t xml:space="preserve">-Lee nel 1989 e pubblicato nel 1991, la sua idea che poi si è realizzata, era quella di poter cambiare in maniera efficacie il metodo di visualizzazione, modifica e condivisioni delle informazioni, il tutto utilizzando le nuove tecnologie, ossia i computer. </w:t>
+      </w:r>
+    </w:p>
+    <w:p>
+      <w:pPr>
+        <w:pStyle w:val="SUPSITestoArial10"/>
+        <w:rPr>
+          <w:sz w:val="20"/>
+        </w:rPr>
+      </w:pPr>
+      <w:r>
+        <w:rPr>
+          <w:sz w:val="20"/>
+        </w:rPr>
+        <w:t>La prima versione del Web</w:t>
+      </w:r>
+      <w:r>
+        <w:rPr>
+          <w:sz w:val="20"/>
+        </w:rPr>
+        <w:t xml:space="preserve">, durata all’incirca dal 1991 al 2004, era molto statico: non erano ancora presenti dei database contenti i dati, ma semplici file </w:t>
+      </w:r>
+      <w:proofErr w:type="spellStart"/>
+      <w:r>
+        <w:rPr>
+          <w:sz w:val="20"/>
+        </w:rPr>
+        <w:t>system</w:t>
+      </w:r>
+      <w:proofErr w:type="spellEnd"/>
+      <w:r>
+        <w:rPr>
+          <w:sz w:val="20"/>
+        </w:rPr>
+        <w:t xml:space="preserve"> e le pagine erano visualizzate in maniera statica con l’HTML puro e semplice. Era difficoltoso per tutti sviluppare e pubblicare siti web durante questa versione, poiché bisognava già di base essere degli sviluppatori e non era possibile per una persona non sviluppatrice permettersi di pubblicare qualcosa. Da questo poi, si è passati ad un Web più dinamico e più accessibile a tutti: il Web 2.0. Il tutto è stato possibile grazie all’introduzione e dell’evoluzione dei database e di JavaScript. Questa versione è conosciuta come l’evoluzione “social e dinamica” nel mondo del web, e tutti adesso possono permettersi di pubblicare e condividere dati, dal testo, alle immagini e ai video. A questo punto, il Web è centralizzato. Questo significa che tutti i dati passano per un server (o più), che gestisce i dati del sito, quindi, se esso dovesse spegnersi il sito in questione con tutti i suoi relativi dati andrebbero completamente a sparire e non essere più raggiungibili.</w:t>
+      </w:r>
+    </w:p>
+    <w:p>
+      <w:pPr>
+        <w:pStyle w:val="SUPSITestoArial10"/>
+        <w:rPr>
+          <w:sz w:val="20"/>
+        </w:rPr>
+      </w:pPr>
+      <w:r>
+        <w:rPr>
+          <w:sz w:val="20"/>
+        </w:rPr>
+        <w:t>Adesso si sta passando lentamente a quella che è la terza fase del web</w:t>
+      </w:r>
+      <w:r>
+        <w:rPr>
+          <w:sz w:val="20"/>
+        </w:rPr>
+        <w:t xml:space="preserve">: il Web 3.0. In questa fase, si vogliono cambiare i metodi di monetizzazione, pagamento, controllo della privacy e della sicurezza nella navigazione e nella gestione dei dati all’interno del web grazie alla decentralizzazione, cercando di rendere direttamente il web 3 un database decentralizzato in cui tutti possano accedervi. </w:t>
+      </w:r>
+      <w:r>
+        <w:rPr>
+          <w:sz w:val="20"/>
+        </w:rPr>
+        <w:tab/>
+      </w:r>
+      <w:r>
+        <w:rPr>
+          <w:sz w:val="20"/>
+        </w:rPr>
+        <w:br/>
+        <w:t>La decentralizzazione permette di fare in modo che i dati non vengano raggiunti e salvati su un server unico, ma vengono replicati in più server. Questo concetto viene utilizzato per la condivisione di file multimediali dagli anni ’90 ed è un metodo chiamato Peer-To-Peer (anche detto P2P).</w:t>
+      </w:r>
+      <w:r>
+        <w:rPr>
+          <w:sz w:val="20"/>
+        </w:rPr>
+        <w:tab/>
+      </w:r>
+      <w:r>
+        <w:rPr>
+          <w:sz w:val="20"/>
+        </w:rPr>
+        <w:br/>
+        <w:t xml:space="preserve">Grazie allo sviluppo continuo di questa nuova fase del web e delle sue funzionalità, come le </w:t>
+      </w:r>
+      <w:proofErr w:type="spellStart"/>
+      <w:r>
+        <w:rPr>
+          <w:sz w:val="20"/>
+        </w:rPr>
+        <w:t>blockchains</w:t>
+      </w:r>
+      <w:proofErr w:type="spellEnd"/>
+      <w:r>
+        <w:rPr>
+          <w:sz w:val="20"/>
+        </w:rPr>
+        <w:t xml:space="preserve">, son state create e sviluppate altre idee, tra cui: Non </w:t>
+      </w:r>
+      <w:proofErr w:type="spellStart"/>
+      <w:r>
+        <w:rPr>
+          <w:sz w:val="20"/>
+        </w:rPr>
+        <w:t>Fungible</w:t>
+      </w:r>
+      <w:proofErr w:type="spellEnd"/>
+      <w:r>
+        <w:rPr>
+          <w:sz w:val="20"/>
+        </w:rPr>
+        <w:t xml:space="preserve"> </w:t>
+      </w:r>
+      <w:proofErr w:type="spellStart"/>
+      <w:r>
+        <w:rPr>
+          <w:sz w:val="20"/>
+        </w:rPr>
+        <w:t>Token</w:t>
+      </w:r>
+      <w:proofErr w:type="spellEnd"/>
+      <w:r>
+        <w:rPr>
+          <w:sz w:val="20"/>
+        </w:rPr>
+        <w:t xml:space="preserve"> (NFT), Social Network e mercati decentralizzati.</w:t>
+      </w:r>
+    </w:p>
+    <w:p>
+      <w:pPr>
+        <w:pStyle w:val="SUPSITestoArial10"/>
+        <w:keepNext/>
+        <w:jc w:val="center"/>
+      </w:pPr>
+      <w:r>
+        <w:rPr>
+          <w:noProof/>
+          <w:lang w:val="en-US"/>
+        </w:rPr>
+        <w:drawing>
+          <wp:inline distT="0" distB="0" distL="0" distR="0" wp14:anchorId="6B0BC652" wp14:editId="40A01212">
+            <wp:extent cx="5013960" cy="2820353"/>
+            <wp:effectExtent l="19050" t="19050" r="15240" b="18415"/>
+            <wp:docPr id="5" name="Picture 1"/>
+            <wp:cNvGraphicFramePr>
+              <a:graphicFrameLocks xmlns:a="http://schemas.openxmlformats.org/drawingml/2006/main" noChangeAspect="1"/>
+            </wp:cNvGraphicFramePr>
+            <a:graphic xmlns:a="http://schemas.openxmlformats.org/drawingml/2006/main">
+              <a:graphicData uri="http://schemas.openxmlformats.org/drawingml/2006/picture">
+                <pic:pic xmlns:pic="http://schemas.openxmlformats.org/drawingml/2006/picture">
+                  <pic:nvPicPr>
+                    <pic:cNvPr id="1" name="Picture 1"/>
+                    <pic:cNvPicPr>
+                      <a:picLocks noChangeAspect="1" noChangeArrowheads="1"/>
+                    </pic:cNvPicPr>
+                  </pic:nvPicPr>
+                  <pic:blipFill>
+                    <a:blip r:embed="rId18"/>
+                    <a:stretch>
+                      <a:fillRect/>
+                    </a:stretch>
+                  </pic:blipFill>
+                  <pic:spPr bwMode="auto">
+                    <a:xfrm>
+                      <a:off x="0" y="0"/>
+                      <a:ext cx="5013960" cy="2820353"/>
+                    </a:xfrm>
+                    <a:prstGeom prst="rect">
+                      <a:avLst/>
+                    </a:prstGeom>
+                    <a:ln>
+                      <a:solidFill>
+                        <a:schemeClr val="accent1"/>
+                      </a:solidFill>
+                    </a:ln>
+                  </pic:spPr>
+                </pic:pic>
+              </a:graphicData>
+            </a:graphic>
+          </wp:inline>
+        </w:drawing>
+      </w:r>
+    </w:p>
+    <w:p>
+      <w:pPr>
+        <w:pStyle w:val="Didascalia"/>
+      </w:pPr>
+      <w:bookmarkStart w:id="23" w:name="_Toc164256788"/>
+      <w:r>
+        <w:t xml:space="preserve">Figura </w:t>
+      </w:r>
+      <w:r>
+        <w:fldChar w:fldCharType="begin"/>
+      </w:r>
+      <w:r>
+        <w:instrText xml:space="preserve"> SEQ Figura \* ARABIC </w:instrText>
+      </w:r>
+      <w:r>
+        <w:fldChar w:fldCharType="separate"/>
+      </w:r>
+      <w:r>
+        <w:rPr>
+          <w:noProof/>
+        </w:rPr>
+        <w:t>1</w:t>
+      </w:r>
+      <w:r>
+        <w:fldChar w:fldCharType="end"/>
+      </w:r>
+      <w:r>
+        <w:t xml:space="preserve"> - Confronto tra i tipi di web</w:t>
+      </w:r>
+      <w:bookmarkEnd w:id="23"/>
+    </w:p>
+    <w:p>
+      <w:pPr>
+        <w:pStyle w:val="SUPSITestoArial10"/>
+        <w:rPr>
+          <w:sz w:val="20"/>
+        </w:rPr>
+      </w:pPr>
+    </w:p>
+    <w:p>
+      <w:pPr>
+        <w:keepNext/>
+        <w:spacing w:line="240" w:lineRule="auto"/>
+        <w:jc w:val="center"/>
+      </w:pPr>
+      <w:r>
+        <w:rPr>
+          <w:noProof/>
+          <w:lang w:val="en-US"/>
+        </w:rPr>
+        <w:lastRenderedPageBreak/>
+        <w:drawing>
+          <wp:inline distT="0" distB="0" distL="0" distR="0" wp14:anchorId="6F418CEF" wp14:editId="2550CE33">
+            <wp:extent cx="3405632" cy="1524000"/>
+            <wp:effectExtent l="19050" t="19050" r="23495" b="19050"/>
+            <wp:docPr id="6" name="Picture 2"/>
+            <wp:cNvGraphicFramePr>
+              <a:graphicFrameLocks xmlns:a="http://schemas.openxmlformats.org/drawingml/2006/main" noChangeAspect="1"/>
+            </wp:cNvGraphicFramePr>
+            <a:graphic xmlns:a="http://schemas.openxmlformats.org/drawingml/2006/main">
+              <a:graphicData uri="http://schemas.openxmlformats.org/drawingml/2006/picture">
+                <pic:pic xmlns:pic="http://schemas.openxmlformats.org/drawingml/2006/picture">
+                  <pic:nvPicPr>
+                    <pic:cNvPr id="3" name="Picture 2"/>
+                    <pic:cNvPicPr>
+                      <a:picLocks noChangeAspect="1" noChangeArrowheads="1"/>
+                    </pic:cNvPicPr>
+                  </pic:nvPicPr>
+                  <pic:blipFill>
+                    <a:blip r:embed="rId19"/>
+                    <a:stretch>
+                      <a:fillRect/>
+                    </a:stretch>
+                  </pic:blipFill>
+                  <pic:spPr bwMode="auto">
+                    <a:xfrm>
+                      <a:off x="0" y="0"/>
+                      <a:ext cx="3407904" cy="1525017"/>
+                    </a:xfrm>
+                    <a:prstGeom prst="rect">
+                      <a:avLst/>
+                    </a:prstGeom>
+                    <a:ln>
+                      <a:solidFill>
+                        <a:schemeClr val="accent1"/>
+                      </a:solidFill>
+                    </a:ln>
+                  </pic:spPr>
+                </pic:pic>
+              </a:graphicData>
+            </a:graphic>
+          </wp:inline>
+        </w:drawing>
+      </w:r>
+    </w:p>
+    <w:p>
+      <w:pPr>
+        <w:pStyle w:val="Didascalia"/>
+      </w:pPr>
+      <w:bookmarkStart w:id="24" w:name="_Toc164256789"/>
+      <w:r>
+        <w:t xml:space="preserve">Figura </w:t>
+      </w:r>
+      <w:r>
+        <w:fldChar w:fldCharType="begin"/>
+      </w:r>
+      <w:r>
+        <w:instrText xml:space="preserve"> SEQ Figura \* ARABIC </w:instrText>
+      </w:r>
+      <w:r>
+        <w:fldChar w:fldCharType="separate"/>
+      </w:r>
+      <w:r>
+        <w:rPr>
+          <w:noProof/>
+        </w:rPr>
+        <w:t>2</w:t>
+      </w:r>
+      <w:r>
+        <w:fldChar w:fldCharType="end"/>
+      </w:r>
+      <w:r>
+        <w:t xml:space="preserve"> - Confronto tra centralizzato e </w:t>
+      </w:r>
+      <w:proofErr w:type="spellStart"/>
+      <w:r>
+        <w:t>decntralizzato</w:t>
+      </w:r>
+      <w:bookmarkEnd w:id="24"/>
+      <w:proofErr w:type="spellEnd"/>
+    </w:p>
+    <w:p>
+      <w:pPr>
+        <w:pStyle w:val="Titolo2"/>
+        <w:rPr>
+          <w:lang w:val="it-CH"/>
+        </w:rPr>
+      </w:pPr>
+      <w:r>
+        <w:rPr>
+          <w:lang w:val="it-CH"/>
+        </w:rPr>
+        <w:t>1.3 Database decentralizzati</w:t>
+      </w:r>
+    </w:p>
+    <w:p>
+      <w:pPr>
+        <w:rPr>
+          <w:sz w:val="20"/>
+        </w:rPr>
+      </w:pPr>
+      <w:r>
+        <w:rPr>
+          <w:sz w:val="20"/>
+        </w:rPr>
+        <w:t xml:space="preserve">Grazie all'arrivo del Web 3.0 hanno iniziato a spopolare e a crearsi sempre più </w:t>
+      </w:r>
+      <w:proofErr w:type="spellStart"/>
+      <w:r>
+        <w:rPr>
+          <w:sz w:val="20"/>
+        </w:rPr>
+        <w:t>blockchains</w:t>
+      </w:r>
+      <w:proofErr w:type="spellEnd"/>
+      <w:r>
+        <w:rPr>
+          <w:sz w:val="20"/>
+        </w:rPr>
+        <w:t>. Per mantenere tutti i dati, però, hanno iniziato a creare dei database decentralizzati.</w:t>
+      </w:r>
+    </w:p>
+    <w:p>
+      <w:pPr>
+        <w:rPr>
+          <w:sz w:val="20"/>
+        </w:rPr>
+      </w:pPr>
+      <w:r>
+        <w:rPr>
+          <w:sz w:val="20"/>
+        </w:rPr>
+        <w:t xml:space="preserve">Lo scopo di questi database è che non hanno un </w:t>
+      </w:r>
+      <w:r>
+        <w:rPr>
+          <w:i/>
+          <w:iCs/>
+          <w:sz w:val="20"/>
+        </w:rPr>
+        <w:t xml:space="preserve">single </w:t>
+      </w:r>
+      <w:proofErr w:type="spellStart"/>
+      <w:r>
+        <w:rPr>
+          <w:i/>
+          <w:iCs/>
+          <w:sz w:val="20"/>
+        </w:rPr>
+        <w:t>point</w:t>
+      </w:r>
+      <w:proofErr w:type="spellEnd"/>
+      <w:r>
+        <w:rPr>
+          <w:i/>
+          <w:iCs/>
+          <w:sz w:val="20"/>
+        </w:rPr>
+        <w:t xml:space="preserve"> of </w:t>
+      </w:r>
+      <w:proofErr w:type="spellStart"/>
+      <w:r>
+        <w:rPr>
+          <w:i/>
+          <w:iCs/>
+          <w:sz w:val="20"/>
+        </w:rPr>
+        <w:t>failure</w:t>
+      </w:r>
+      <w:proofErr w:type="spellEnd"/>
+      <w:r>
+        <w:rPr>
+          <w:sz w:val="20"/>
+        </w:rPr>
+        <w:t>. Questo significa che se un server non dovesse più rispondere, per problemi tecnici o altro, è comunque possibile raggiungere i dati grazie al fatto che sono replicati in altri server grazie al Peer-to-Peer</w:t>
+      </w:r>
+      <w:r>
+        <w:rPr>
+          <w:rStyle w:val="Rimandonotaapidipagina"/>
+          <w:sz w:val="20"/>
+        </w:rPr>
+        <w:footnoteReference w:id="1"/>
+      </w:r>
+      <w:r>
+        <w:rPr>
+          <w:sz w:val="20"/>
+        </w:rPr>
+        <w:t>.</w:t>
+      </w:r>
+    </w:p>
+    <w:p>
+      <w:pPr>
+        <w:rPr>
+          <w:sz w:val="20"/>
+        </w:rPr>
+      </w:pPr>
+      <w:r>
+        <w:rPr>
+          <w:sz w:val="20"/>
+        </w:rPr>
+        <w:t>L'uso di database decentralizzati comporta meno lavoro nel mantenere il database e i dati. L'unica cosa di cui si occupa il programmatore è quello di creare il database e la sua struttura, e come verranno fatte le chiamate per raggiungerlo, prendere o modificare dati.</w:t>
+      </w:r>
+    </w:p>
+    <w:p>
+      <w:pPr>
+        <w:rPr>
+          <w:sz w:val="20"/>
+        </w:rPr>
+      </w:pPr>
+      <w:r>
+        <w:rPr>
+          <w:sz w:val="20"/>
+        </w:rPr>
+        <w:t>Ci sono vari modelli di database decentralizzati per degli usi specifici.</w:t>
+      </w:r>
+    </w:p>
+    <w:p>
+      <w:pPr>
+        <w:pStyle w:val="SUPSITestoArial10"/>
+        <w:rPr>
+          <w:b/>
+          <w:sz w:val="26"/>
+          <w:szCs w:val="26"/>
+        </w:rPr>
+      </w:pPr>
+      <w:r>
+        <w:rPr>
+          <w:b/>
+          <w:sz w:val="26"/>
+          <w:szCs w:val="26"/>
+        </w:rPr>
+        <w:t xml:space="preserve">1.3.1 Modello </w:t>
+      </w:r>
+      <w:proofErr w:type="spellStart"/>
+      <w:r>
+        <w:rPr>
+          <w:b/>
+          <w:sz w:val="26"/>
+          <w:szCs w:val="26"/>
+        </w:rPr>
+        <w:t>Git</w:t>
+      </w:r>
+      <w:proofErr w:type="spellEnd"/>
+    </w:p>
+    <w:p>
+      <w:pPr>
+        <w:pStyle w:val="SUPSITestoArial10"/>
+        <w:rPr>
+          <w:sz w:val="20"/>
+        </w:rPr>
+      </w:pPr>
+      <w:r>
+        <w:rPr>
+          <w:sz w:val="20"/>
+        </w:rPr>
+        <w:t>Non si tratta di un vero e proprio database, ma è un modello molto usato da ogni tipo di sviluppatore. Nato nel 2005, viene usato per tener traccia di tutte le varie versioni di un programma informatico in sviluppo.</w:t>
+      </w:r>
+    </w:p>
+    <w:p>
+      <w:pPr>
+        <w:pStyle w:val="SUPSITestoArial10"/>
+        <w:rPr>
+          <w:sz w:val="20"/>
+        </w:rPr>
+      </w:pPr>
+      <w:r>
+        <w:rPr>
+          <w:sz w:val="20"/>
+        </w:rPr>
+        <w:t>Il suo funzionamento è molto basilare quanto fondamentale. Ogni utente possiede una copia in locale del progetto in questione. Ogni modifica viene fatta prima localmente e poi può essere «</w:t>
+      </w:r>
+      <w:proofErr w:type="spellStart"/>
+      <w:r>
+        <w:rPr>
+          <w:sz w:val="20"/>
+        </w:rPr>
+        <w:t>pushata</w:t>
+      </w:r>
+      <w:proofErr w:type="spellEnd"/>
+      <w:r>
+        <w:rPr>
+          <w:sz w:val="20"/>
+        </w:rPr>
+        <w:t xml:space="preserve">», ovvero spinta, pubblicata, a tutte le altre persone che lavorano o hanno accesso alla </w:t>
+      </w:r>
+      <w:proofErr w:type="spellStart"/>
+      <w:r>
+        <w:rPr>
+          <w:sz w:val="20"/>
+        </w:rPr>
+        <w:t>repository</w:t>
+      </w:r>
+      <w:proofErr w:type="spellEnd"/>
+      <w:r>
+        <w:rPr>
+          <w:sz w:val="20"/>
+        </w:rPr>
+        <w:t xml:space="preserve"> del progetto. L'aggiornamento deve essere scaricato con un comando, «pull».</w:t>
+      </w:r>
+    </w:p>
+    <w:p>
+      <w:pPr>
+        <w:pStyle w:val="SUPSITestoArial10"/>
+        <w:rPr>
+          <w:sz w:val="20"/>
+        </w:rPr>
+      </w:pPr>
+      <w:r>
+        <w:rPr>
+          <w:sz w:val="20"/>
+        </w:rPr>
+        <w:t>Vi è anche la ramificazione, ovvero un metodo che permette di creare delle versioni parallele al progetto, così da non interferire con i file del progetto stesso o delle altre ramificazioni.</w:t>
+      </w:r>
+    </w:p>
+    <w:p>
+      <w:pPr>
+        <w:pStyle w:val="SUPSITestoArial10"/>
+        <w:rPr>
+          <w:sz w:val="20"/>
+        </w:rPr>
+      </w:pPr>
+      <w:r>
+        <w:rPr>
+          <w:sz w:val="20"/>
+        </w:rPr>
+        <w:t xml:space="preserve">È possibile anche tornare aversioni precedenti. Questo grazie al fatto che quando un aggiornamento viene fatto, vengono creati dei </w:t>
+      </w:r>
+      <w:proofErr w:type="spellStart"/>
+      <w:r>
+        <w:rPr>
+          <w:sz w:val="20"/>
+        </w:rPr>
+        <w:t>tag</w:t>
+      </w:r>
+      <w:proofErr w:type="spellEnd"/>
+      <w:r>
+        <w:rPr>
+          <w:sz w:val="20"/>
+        </w:rPr>
+        <w:t xml:space="preserve"> che indicano le modifiche fatte ad ogni aggiornamento nel caso si volesse tornare indietro.</w:t>
+      </w:r>
+    </w:p>
+    <w:p>
+      <w:pPr>
+        <w:pStyle w:val="SUPSITestoArial10"/>
+        <w:rPr>
+          <w:sz w:val="20"/>
+        </w:rPr>
+      </w:pPr>
+      <w:r>
+        <w:rPr>
+          <w:sz w:val="20"/>
+        </w:rPr>
+        <w:t xml:space="preserve">Il modello </w:t>
+      </w:r>
+      <w:proofErr w:type="spellStart"/>
+      <w:r>
+        <w:rPr>
+          <w:sz w:val="20"/>
+        </w:rPr>
+        <w:t>Git</w:t>
+      </w:r>
+      <w:proofErr w:type="spellEnd"/>
+      <w:r>
+        <w:rPr>
+          <w:sz w:val="20"/>
+        </w:rPr>
+        <w:t xml:space="preserve"> permette quindi la condivisione di dati, con anche delle proprie versioni. Ad ogni versione della </w:t>
+      </w:r>
+      <w:proofErr w:type="spellStart"/>
+      <w:r>
+        <w:rPr>
+          <w:sz w:val="20"/>
+        </w:rPr>
+        <w:t>repository</w:t>
+      </w:r>
+      <w:proofErr w:type="spellEnd"/>
+      <w:r>
+        <w:rPr>
+          <w:sz w:val="20"/>
+        </w:rPr>
+        <w:t xml:space="preserve"> è possibile che ci siano file aggiunti, altri modificati e altri ancora eliminati. Pur essendo un modello di database, di banca dati ha relativamente poco. Viene usato per i lavori in squadra e non è consigliato per l’immagazzinamento e la condivisione di file.</w:t>
+      </w:r>
+    </w:p>
+    <w:p>
+      <w:pPr>
+        <w:pStyle w:val="SUPSITestoArial10"/>
+        <w:rPr>
+          <w:sz w:val="20"/>
+        </w:rPr>
+      </w:pPr>
+      <w:r>
+        <w:rPr>
+          <w:sz w:val="20"/>
+        </w:rPr>
+        <w:t>Si possono notare alcune somiglianze con il Peer-to-peer.</w:t>
+      </w:r>
+    </w:p>
+    <w:p>
+      <w:pPr>
+        <w:pStyle w:val="SUPSITestoArial10"/>
+        <w:jc w:val="center"/>
+        <w:rPr>
+          <w:sz w:val="20"/>
+        </w:rPr>
+      </w:pPr>
+      <w:r>
+        <w:rPr>
+          <w:sz w:val="20"/>
+          <w:lang w:val="en-US"/>
+        </w:rPr>
+        <w:lastRenderedPageBreak/>
+        <w:drawing>
+          <wp:inline distT="0" distB="0" distL="0" distR="0" wp14:anchorId="78BBB237" wp14:editId="1BD2F827">
+            <wp:extent cx="5143500" cy="2583089"/>
+            <wp:effectExtent l="19050" t="19050" r="19050" b="27305"/>
+            <wp:docPr id="9" name="Immagine2"/>
+            <wp:cNvGraphicFramePr>
+              <a:graphicFrameLocks xmlns:a="http://schemas.openxmlformats.org/drawingml/2006/main" noChangeAspect="1"/>
+            </wp:cNvGraphicFramePr>
+            <a:graphic xmlns:a="http://schemas.openxmlformats.org/drawingml/2006/main">
+              <a:graphicData uri="http://schemas.openxmlformats.org/drawingml/2006/picture">
+                <pic:pic xmlns:pic="http://schemas.openxmlformats.org/drawingml/2006/picture">
+                  <pic:nvPicPr>
+                    <pic:cNvPr id="4" name="Immagine2"/>
+                    <pic:cNvPicPr>
+                      <a:picLocks noChangeAspect="1" noChangeArrowheads="1"/>
+                    </pic:cNvPicPr>
+                  </pic:nvPicPr>
+                  <pic:blipFill>
+                    <a:blip r:embed="rId20">
+                      <a:extLst>
+                        <a:ext uri="{28A0092B-C50C-407E-A947-70E740481C1C}">
+                          <a14:useLocalDpi xmlns:a14="http://schemas.microsoft.com/office/drawing/2010/main" val="0"/>
+                        </a:ext>
+                      </a:extLst>
+                    </a:blip>
+                    <a:stretch>
+                      <a:fillRect/>
+                    </a:stretch>
+                  </pic:blipFill>
+                  <pic:spPr bwMode="auto">
+                    <a:xfrm>
+                      <a:off x="0" y="0"/>
+                      <a:ext cx="5148927" cy="2585815"/>
+                    </a:xfrm>
+                    <a:prstGeom prst="rect">
+                      <a:avLst/>
+                    </a:prstGeom>
+                    <a:ln>
+                      <a:solidFill>
+                        <a:schemeClr val="accent1"/>
+                      </a:solidFill>
+                    </a:ln>
+                  </pic:spPr>
+                </pic:pic>
+              </a:graphicData>
+            </a:graphic>
+          </wp:inline>
+        </w:drawing>
+      </w:r>
+    </w:p>
+    <w:p>
+      <w:pPr>
+        <w:pStyle w:val="SUPSITestoArial10"/>
+        <w:rPr>
+          <w:b/>
+          <w:sz w:val="26"/>
+          <w:szCs w:val="26"/>
+        </w:rPr>
+      </w:pPr>
+      <w:r>
+        <w:rPr>
+          <w:b/>
+          <w:sz w:val="26"/>
+          <w:szCs w:val="26"/>
+        </w:rPr>
+        <w:t xml:space="preserve">1.3.2 </w:t>
+      </w:r>
+      <w:r>
+        <w:rPr>
+          <w:b/>
+          <w:sz w:val="26"/>
+          <w:szCs w:val="26"/>
+        </w:rPr>
+        <w:t>Modello Peer-to-peer</w:t>
+      </w:r>
+    </w:p>
+    <w:p>
+      <w:pPr>
+        <w:pStyle w:val="SUPSITestoArial10"/>
+        <w:rPr>
+          <w:sz w:val="20"/>
+        </w:rPr>
+      </w:pPr>
+      <w:r>
+        <w:rPr>
+          <w:sz w:val="20"/>
+        </w:rPr>
+        <w:t>Il modello Peer-to-peer (P2P), è nato negli '90 e utilizzato da moltissimi utenti di internet. È nato per la condivisione di file quali immagini, video e documenti di ogni tipo.</w:t>
+      </w:r>
+    </w:p>
+    <w:p>
+      <w:pPr>
+        <w:pStyle w:val="SUPSITestoArial10"/>
+        <w:rPr>
+          <w:sz w:val="20"/>
+        </w:rPr>
+      </w:pPr>
+      <w:r>
+        <w:rPr>
+          <w:sz w:val="20"/>
+        </w:rPr>
+        <w:t>Questo modello di database decentralizzato, termine che negli anni '90 non era così tanto ricercato come oggi, funziona quasi come ci si immaginerebbe un database decentralizzato.</w:t>
+      </w:r>
+    </w:p>
+    <w:p>
+      <w:pPr>
+        <w:pStyle w:val="SUPSITestoArial10"/>
+        <w:rPr>
+          <w:sz w:val="20"/>
+        </w:rPr>
+      </w:pPr>
+      <w:r>
+        <w:rPr>
+          <w:sz w:val="20"/>
+        </w:rPr>
+        <w:t>Ogni file che si decide di condividere tramite il P2P viene suddiviso in vari frammenti e distribuito a vari nodi. I nodi non sono altro che dispositivi, quali server o computer, che si mettono a disposizione a fare da nodo per la rete decentralizzata.</w:t>
+      </w:r>
+    </w:p>
+    <w:p>
+      <w:pPr>
+        <w:pStyle w:val="SUPSITestoArial10"/>
+        <w:rPr>
+          <w:sz w:val="20"/>
+        </w:rPr>
+      </w:pPr>
+      <w:r>
+        <w:rPr>
+          <w:sz w:val="20"/>
+        </w:rPr>
+        <w:t>Quando si decide di scaricare un file dal P2P, si va alla ricerca del vari pezzi del file all'interno della rete Peer-to-peer, o si hanno dei codici specifici che indicano dove sono i vari frammenti del file. Il P2P sfrutta al massimo il parallelismo, scaricando simultaneamente più pezzi dello stesso file. Questo porta ad una maggiore scalabilità, velocità nella condivisione dei file e ad una resilienza nei file grazie al fatto che tutti i pezzi del file sono distribuiti in più nodi della rete.</w:t>
+      </w:r>
+    </w:p>
+    <w:p>
+      <w:pPr>
+        <w:pStyle w:val="SUPSITestoArial10"/>
+        <w:rPr>
+          <w:sz w:val="20"/>
+        </w:rPr>
+      </w:pPr>
+      <w:r>
+        <w:rPr>
+          <w:sz w:val="20"/>
+        </w:rPr>
+        <w:t>Ci sono comunque dei problemi che porta questa metodologia. Uno di questi è il problema di sicurezza visto che ogni utente della rete P2P può modificare e/o caricare file malevoli che possono compromettere i dispositivi che scaricano ed eseguono il file. Infatti, agli inizi del 2000, quando più persone usavano e conoscevano internet, c'era il programma «</w:t>
+      </w:r>
+      <w:proofErr w:type="spellStart"/>
+      <w:r>
+        <w:rPr>
+          <w:sz w:val="20"/>
+        </w:rPr>
+        <w:t>eMule</w:t>
+      </w:r>
+      <w:proofErr w:type="spellEnd"/>
+      <w:r>
+        <w:rPr>
+          <w:sz w:val="20"/>
+        </w:rPr>
+        <w:t>» il quale era diventato molto famoso ed usato che permetteva di connettersi ad una rete P2P e cercare, condividere e scaricare file di ogni genere. Molti hacker sfruttavano questo programma per condividere virus e compromettere dispositivi e identità di persone.</w:t>
+      </w:r>
+    </w:p>
+    <w:p>
+      <w:pPr>
+        <w:pStyle w:val="SUPSITestoArial10"/>
+        <w:rPr>
+          <w:sz w:val="20"/>
+        </w:rPr>
+      </w:pPr>
+      <w:r>
+        <w:rPr>
+          <w:sz w:val="20"/>
+        </w:rPr>
+        <w:t xml:space="preserve">Le reti P2P sono molto complesse, e più grandi e distribuite sono, più complesse diventano. Questo può portare a problemi di prestazioni nel trovare i file tramite delle </w:t>
+      </w:r>
+      <w:proofErr w:type="spellStart"/>
+      <w:r>
+        <w:rPr>
+          <w:sz w:val="20"/>
+        </w:rPr>
+        <w:t>query</w:t>
+      </w:r>
+      <w:proofErr w:type="spellEnd"/>
+      <w:r>
+        <w:rPr>
+          <w:sz w:val="20"/>
+        </w:rPr>
+        <w:t xml:space="preserve"> e a scaricarli.</w:t>
+      </w:r>
+    </w:p>
+    <w:p>
+      <w:pPr>
+        <w:pStyle w:val="SUPSITestoArial10"/>
+        <w:rPr>
+          <w:sz w:val="20"/>
+        </w:rPr>
+      </w:pPr>
+      <w:r>
+        <w:rPr>
+          <w:sz w:val="20"/>
+        </w:rPr>
+        <w:t xml:space="preserve">Questa metodologia, con alcune modifiche, ha portato alla creazione delle </w:t>
+      </w:r>
+      <w:proofErr w:type="spellStart"/>
+      <w:r>
+        <w:rPr>
+          <w:sz w:val="20"/>
+        </w:rPr>
+        <w:t>blockchains</w:t>
+      </w:r>
+      <w:proofErr w:type="spellEnd"/>
+      <w:r>
+        <w:rPr>
+          <w:sz w:val="20"/>
+        </w:rPr>
+        <w:t xml:space="preserve"> e delle </w:t>
+      </w:r>
+      <w:proofErr w:type="spellStart"/>
+      <w:r>
+        <w:rPr>
+          <w:sz w:val="20"/>
+        </w:rPr>
+        <w:t>criptovalute</w:t>
+      </w:r>
+      <w:proofErr w:type="spellEnd"/>
+      <w:r>
+        <w:rPr>
+          <w:sz w:val="20"/>
+        </w:rPr>
+        <w:t xml:space="preserve"> e vengono usate principalmente per registrare le varie transizioni eseguite con le </w:t>
+      </w:r>
+      <w:proofErr w:type="spellStart"/>
+      <w:r>
+        <w:rPr>
+          <w:sz w:val="20"/>
+        </w:rPr>
+        <w:t>criptovalute</w:t>
+      </w:r>
+      <w:proofErr w:type="spellEnd"/>
+      <w:r>
+        <w:rPr>
+          <w:sz w:val="20"/>
+        </w:rPr>
+        <w:t>. Vi sono anche dei social network che usano una propria rete P2P per immagazzinare i dati.</w:t>
+      </w:r>
+    </w:p>
+    <w:p>
+      <w:pPr>
+        <w:pStyle w:val="SUPSITestoArial10"/>
+        <w:jc w:val="center"/>
+        <w:rPr>
+          <w:sz w:val="20"/>
+        </w:rPr>
+      </w:pPr>
+      <w:r>
+        <w:rPr>
+          <w:sz w:val="20"/>
+          <w:lang w:val="en-US"/>
+        </w:rPr>
+        <w:lastRenderedPageBreak/>
+        <w:drawing>
+          <wp:inline distT="0" distB="0" distL="0" distR="0" wp14:anchorId="49E96229" wp14:editId="30CD491D">
+            <wp:extent cx="3445510" cy="2169795"/>
+            <wp:effectExtent l="19050" t="19050" r="21590" b="20955"/>
+            <wp:docPr id="10" name="Immagine3"/>
+            <wp:cNvGraphicFramePr>
+              <a:graphicFrameLocks xmlns:a="http://schemas.openxmlformats.org/drawingml/2006/main" noChangeAspect="1"/>
+            </wp:cNvGraphicFramePr>
+            <a:graphic xmlns:a="http://schemas.openxmlformats.org/drawingml/2006/main">
+              <a:graphicData uri="http://schemas.openxmlformats.org/drawingml/2006/picture">
+                <pic:pic xmlns:pic="http://schemas.openxmlformats.org/drawingml/2006/picture">
+                  <pic:nvPicPr>
+                    <pic:cNvPr id="5" name="Immagine3"/>
+                    <pic:cNvPicPr>
+                      <a:picLocks noChangeAspect="1" noChangeArrowheads="1"/>
+                    </pic:cNvPicPr>
+                  </pic:nvPicPr>
+                  <pic:blipFill>
+                    <a:blip r:embed="rId21">
+                      <a:extLst>
+                        <a:ext uri="{28A0092B-C50C-407E-A947-70E740481C1C}">
+                          <a14:useLocalDpi xmlns:a14="http://schemas.microsoft.com/office/drawing/2010/main" val="0"/>
+                        </a:ext>
+                      </a:extLst>
+                    </a:blip>
+                    <a:stretch>
+                      <a:fillRect/>
+                    </a:stretch>
+                  </pic:blipFill>
+                  <pic:spPr bwMode="auto">
+                    <a:xfrm>
+                      <a:off x="0" y="0"/>
+                      <a:ext cx="3445510" cy="2169795"/>
+                    </a:xfrm>
+                    <a:prstGeom prst="rect">
+                      <a:avLst/>
+                    </a:prstGeom>
+                    <a:ln>
+                      <a:solidFill>
+                        <a:schemeClr val="accent1"/>
+                      </a:solidFill>
+                    </a:ln>
+                  </pic:spPr>
+                </pic:pic>
+              </a:graphicData>
+            </a:graphic>
+          </wp:inline>
+        </w:drawing>
+      </w:r>
+    </w:p>
+    <w:p>
+      <w:pPr>
+        <w:pStyle w:val="SUPSITestoArial10"/>
+        <w:rPr>
+          <w:b/>
+          <w:sz w:val="26"/>
+          <w:szCs w:val="26"/>
+        </w:rPr>
+      </w:pPr>
+      <w:r>
+        <w:rPr>
+          <w:b/>
+          <w:sz w:val="26"/>
+          <w:szCs w:val="26"/>
+        </w:rPr>
+        <w:t xml:space="preserve">1.3.3 </w:t>
+      </w:r>
+      <w:r>
+        <w:rPr>
+          <w:b/>
+          <w:sz w:val="26"/>
+          <w:szCs w:val="26"/>
+        </w:rPr>
+        <w:t xml:space="preserve">Modello </w:t>
+      </w:r>
+      <w:proofErr w:type="spellStart"/>
+      <w:r>
+        <w:rPr>
+          <w:b/>
+          <w:sz w:val="26"/>
+          <w:szCs w:val="26"/>
+        </w:rPr>
+        <w:t>Blockchains</w:t>
+      </w:r>
+      <w:proofErr w:type="spellEnd"/>
+    </w:p>
+    <w:p>
+      <w:pPr>
+        <w:pStyle w:val="SUPSITestoArial10"/>
+        <w:rPr>
+          <w:sz w:val="20"/>
+        </w:rPr>
+      </w:pPr>
+      <w:r>
+        <w:rPr>
+          <w:sz w:val="20"/>
+        </w:rPr>
+        <w:t xml:space="preserve">Le </w:t>
+      </w:r>
+      <w:proofErr w:type="spellStart"/>
+      <w:r>
+        <w:rPr>
+          <w:sz w:val="20"/>
+        </w:rPr>
+        <w:t>blockchains</w:t>
+      </w:r>
+      <w:proofErr w:type="spellEnd"/>
+      <w:r>
+        <w:rPr>
+          <w:sz w:val="20"/>
+        </w:rPr>
+        <w:t xml:space="preserve">, come spiegato prima, sono una metodologia nata dal metodo del P2P. La peculiarità di questa metodologia è quella di utilizzare la crittografia per far identificare l'utente nella rete </w:t>
+      </w:r>
+      <w:proofErr w:type="spellStart"/>
+      <w:r>
+        <w:rPr>
+          <w:sz w:val="20"/>
+        </w:rPr>
+        <w:t>blockchain</w:t>
+      </w:r>
+      <w:proofErr w:type="spellEnd"/>
+      <w:r>
+        <w:rPr>
+          <w:sz w:val="20"/>
+        </w:rPr>
+        <w:t>.</w:t>
+      </w:r>
+    </w:p>
+    <w:p>
+      <w:pPr>
+        <w:pStyle w:val="SUPSITestoArial10"/>
+        <w:rPr>
+          <w:sz w:val="20"/>
+        </w:rPr>
+      </w:pPr>
+      <w:r>
+        <w:rPr>
+          <w:sz w:val="20"/>
+        </w:rPr>
+        <w:t>In questa metodologia ci sono i blocchi che servono a contenere i dati. Questi dati sono univoci e viene usato l'</w:t>
+      </w:r>
+      <w:proofErr w:type="spellStart"/>
+      <w:r>
+        <w:rPr>
+          <w:sz w:val="20"/>
+        </w:rPr>
+        <w:t>hashing</w:t>
+      </w:r>
+      <w:proofErr w:type="spellEnd"/>
+      <w:r>
+        <w:rPr>
+          <w:sz w:val="20"/>
+        </w:rPr>
+        <w:t xml:space="preserve"> per trasformare i dati in stringhe univoche. I blocchi vengono creati grazie ai dispositivi che sono collegati alla rete </w:t>
+      </w:r>
+      <w:proofErr w:type="spellStart"/>
+      <w:r>
+        <w:rPr>
+          <w:sz w:val="20"/>
+        </w:rPr>
+        <w:t>blockchain</w:t>
+      </w:r>
+      <w:proofErr w:type="spellEnd"/>
+      <w:r>
+        <w:rPr>
+          <w:sz w:val="20"/>
+        </w:rPr>
+        <w:t xml:space="preserve"> e che, grazie aduna metodologia chiamata «</w:t>
+      </w:r>
+      <w:proofErr w:type="spellStart"/>
+      <w:r>
+        <w:rPr>
+          <w:sz w:val="20"/>
+        </w:rPr>
+        <w:t>mining</w:t>
+      </w:r>
+      <w:proofErr w:type="spellEnd"/>
+      <w:r>
+        <w:rPr>
+          <w:sz w:val="20"/>
+        </w:rPr>
+        <w:t>», risolvono complesse equazioni matematiche per crearli.</w:t>
+      </w:r>
+    </w:p>
+    <w:p>
+      <w:pPr>
+        <w:pStyle w:val="SUPSITestoArial10"/>
+        <w:rPr>
+          <w:sz w:val="20"/>
+        </w:rPr>
+      </w:pPr>
+      <w:r>
+        <w:rPr>
+          <w:sz w:val="20"/>
+        </w:rPr>
+        <w:t xml:space="preserve">I dati all'interno di un blocco non possono esser modificati o eliminati, </w:t>
+      </w:r>
+      <w:r>
+        <w:rPr>
+          <w:sz w:val="20"/>
+        </w:rPr>
+        <w:t>mantenendo</w:t>
+      </w:r>
+      <w:r>
+        <w:rPr>
+          <w:sz w:val="20"/>
+        </w:rPr>
+        <w:t xml:space="preserve"> l'integrità dei file. Questi dati sono comunque visibili ed accessibili da tutti gli utenti all'interno della rete </w:t>
+      </w:r>
+      <w:proofErr w:type="spellStart"/>
+      <w:r>
+        <w:rPr>
+          <w:sz w:val="20"/>
+        </w:rPr>
+        <w:t>blockchain</w:t>
+      </w:r>
+      <w:proofErr w:type="spellEnd"/>
+      <w:r>
+        <w:rPr>
+          <w:sz w:val="20"/>
+        </w:rPr>
+        <w:t>.</w:t>
+      </w:r>
+    </w:p>
+    <w:p>
+      <w:pPr>
+        <w:pStyle w:val="SUPSITestoArial10"/>
+        <w:rPr>
+          <w:sz w:val="20"/>
+        </w:rPr>
+      </w:pPr>
+      <w:r>
+        <w:rPr>
+          <w:sz w:val="20"/>
+        </w:rPr>
+        <w:t xml:space="preserve">Uno dei problemi sollevati dalle </w:t>
+      </w:r>
+      <w:proofErr w:type="spellStart"/>
+      <w:r>
+        <w:rPr>
+          <w:sz w:val="20"/>
+        </w:rPr>
+        <w:t>blockchain</w:t>
+      </w:r>
+      <w:proofErr w:type="spellEnd"/>
+      <w:r>
+        <w:rPr>
+          <w:sz w:val="20"/>
+        </w:rPr>
+        <w:t xml:space="preserve"> è il grande consumo energetico usato per il </w:t>
+      </w:r>
+      <w:proofErr w:type="spellStart"/>
+      <w:r>
+        <w:rPr>
+          <w:sz w:val="20"/>
+        </w:rPr>
+        <w:t>mining</w:t>
+      </w:r>
+      <w:proofErr w:type="spellEnd"/>
+      <w:r>
+        <w:rPr>
+          <w:sz w:val="20"/>
+        </w:rPr>
+        <w:t>.</w:t>
+      </w:r>
+    </w:p>
+    <w:p>
+      <w:pPr>
+        <w:pStyle w:val="SUPSITestoArial10"/>
+        <w:rPr>
+          <w:sz w:val="20"/>
+        </w:rPr>
+      </w:pPr>
+      <w:r>
+        <w:rPr>
+          <w:sz w:val="20"/>
+        </w:rPr>
+        <w:t xml:space="preserve">Molte </w:t>
+      </w:r>
+      <w:proofErr w:type="spellStart"/>
+      <w:r>
+        <w:rPr>
+          <w:sz w:val="20"/>
+        </w:rPr>
+        <w:t>blockchain</w:t>
+      </w:r>
+      <w:proofErr w:type="spellEnd"/>
+      <w:r>
+        <w:rPr>
+          <w:sz w:val="20"/>
+        </w:rPr>
+        <w:t xml:space="preserve"> creano una grande comunità che gestisce alcune modifiche che si dovranno fare all'interno della rete </w:t>
+      </w:r>
+      <w:proofErr w:type="spellStart"/>
+      <w:r>
+        <w:rPr>
+          <w:sz w:val="20"/>
+        </w:rPr>
+        <w:t>blockchain</w:t>
+      </w:r>
+      <w:proofErr w:type="spellEnd"/>
+      <w:r>
+        <w:rPr>
+          <w:sz w:val="20"/>
+        </w:rPr>
+        <w:t xml:space="preserve">. Gli utenti che più usano la rete e si mostrano interessati alla causa possono avere la possibilità di partecipare a delle votazioni nell'approvare dei blocchi o degli utenti. Altre </w:t>
+      </w:r>
+      <w:proofErr w:type="spellStart"/>
+      <w:r>
+        <w:rPr>
+          <w:sz w:val="20"/>
+        </w:rPr>
+        <w:t>blockchain</w:t>
+      </w:r>
+      <w:proofErr w:type="spellEnd"/>
+      <w:r>
+        <w:rPr>
+          <w:sz w:val="20"/>
+        </w:rPr>
+        <w:t>, invece, molte di queste cose le fanno fare in automatico.</w:t>
+      </w:r>
+    </w:p>
+    <w:p>
+      <w:pPr>
+        <w:pStyle w:val="SUPSITestoArial10"/>
+        <w:rPr>
+          <w:sz w:val="20"/>
+        </w:rPr>
+      </w:pPr>
+      <w:r>
+        <w:rPr>
+          <w:sz w:val="20"/>
+        </w:rPr>
+        <w:t xml:space="preserve">La </w:t>
+      </w:r>
+      <w:r>
+        <w:rPr>
+          <w:sz w:val="20"/>
+        </w:rPr>
+        <w:t>complessità</w:t>
+      </w:r>
+      <w:r>
+        <w:rPr>
+          <w:sz w:val="20"/>
+        </w:rPr>
+        <w:t xml:space="preserve"> di questo metodologia porta a molti vantaggi e svantaggi. </w:t>
+      </w:r>
+    </w:p>
+    <w:p>
+      <w:pPr>
+        <w:pStyle w:val="SUPSITestoArial10"/>
+        <w:rPr>
+          <w:b/>
+          <w:sz w:val="26"/>
+          <w:szCs w:val="26"/>
+        </w:rPr>
+      </w:pPr>
+      <w:r>
+        <w:rPr>
+          <w:b/>
+          <w:sz w:val="26"/>
+          <w:szCs w:val="26"/>
+        </w:rPr>
+        <w:t xml:space="preserve">1.3.4 </w:t>
+      </w:r>
+      <w:r>
+        <w:rPr>
+          <w:b/>
+          <w:sz w:val="26"/>
+          <w:szCs w:val="26"/>
+        </w:rPr>
+        <w:t>Paragoni tra i metodi presentati</w:t>
+      </w:r>
+    </w:p>
+    <w:tbl>
+      <w:tblPr>
+        <w:tblStyle w:val="Grigliatabella"/>
+        <w:tblW w:w="8476" w:type="dxa"/>
+        <w:tblLayout w:type="fixed"/>
+        <w:tblLook w:val="04A0" w:firstRow="1" w:lastRow="0" w:firstColumn="1" w:lastColumn="0" w:noHBand="0" w:noVBand="1"/>
+      </w:tblPr>
+      <w:tblGrid>
+        <w:gridCol w:w="2689"/>
+        <w:gridCol w:w="1576"/>
+        <w:gridCol w:w="2062"/>
+        <w:gridCol w:w="2149"/>
+      </w:tblGrid>
+      <w:tr>
+        <w:tc>
+          <w:tcPr>
+            <w:tcW w:w="2689" w:type="dxa"/>
+          </w:tcPr>
+          <w:p>
+            <w:pPr>
+              <w:pStyle w:val="SUPSITestoArial10"/>
+              <w:rPr>
+                <w:b/>
+                <w:bCs/>
+                <w:sz w:val="20"/>
+              </w:rPr>
+            </w:pPr>
+          </w:p>
+        </w:tc>
+        <w:tc>
+          <w:tcPr>
+            <w:tcW w:w="1576" w:type="dxa"/>
+          </w:tcPr>
+          <w:p>
+            <w:pPr>
+              <w:pStyle w:val="SUPSITestoArial10"/>
+              <w:rPr>
+                <w:b/>
+                <w:bCs/>
+                <w:sz w:val="20"/>
+              </w:rPr>
+            </w:pPr>
+            <w:proofErr w:type="spellStart"/>
+            <w:r>
+              <w:rPr>
+                <w:b/>
+                <w:bCs/>
+                <w:sz w:val="20"/>
+              </w:rPr>
+              <w:t>Git</w:t>
+            </w:r>
+            <w:proofErr w:type="spellEnd"/>
+          </w:p>
+        </w:tc>
+        <w:tc>
+          <w:tcPr>
+            <w:tcW w:w="2062" w:type="dxa"/>
+          </w:tcPr>
+          <w:p>
+            <w:pPr>
+              <w:pStyle w:val="SUPSITestoArial10"/>
+              <w:rPr>
+                <w:b/>
+                <w:bCs/>
+                <w:sz w:val="20"/>
+              </w:rPr>
+            </w:pPr>
+            <w:r>
+              <w:rPr>
+                <w:b/>
+                <w:bCs/>
+                <w:sz w:val="20"/>
+              </w:rPr>
+              <w:t>P2P</w:t>
+            </w:r>
+          </w:p>
+        </w:tc>
+        <w:tc>
+          <w:tcPr>
+            <w:tcW w:w="2149" w:type="dxa"/>
+          </w:tcPr>
+          <w:p>
+            <w:pPr>
+              <w:pStyle w:val="SUPSITestoArial10"/>
+              <w:rPr>
+                <w:b/>
+                <w:bCs/>
+                <w:sz w:val="20"/>
+              </w:rPr>
+            </w:pPr>
+            <w:proofErr w:type="spellStart"/>
+            <w:r>
+              <w:rPr>
+                <w:b/>
+                <w:bCs/>
+                <w:sz w:val="20"/>
+              </w:rPr>
+              <w:t>Blockchain</w:t>
+            </w:r>
+            <w:proofErr w:type="spellEnd"/>
+          </w:p>
+        </w:tc>
+      </w:tr>
+      <w:tr>
+        <w:tc>
+          <w:tcPr>
+            <w:tcW w:w="2689" w:type="dxa"/>
+          </w:tcPr>
+          <w:p>
+            <w:pPr>
+              <w:pStyle w:val="SUPSITestoArial10"/>
+              <w:rPr>
+                <w:sz w:val="20"/>
+              </w:rPr>
+            </w:pPr>
+            <w:r>
+              <w:rPr>
+                <w:b/>
+                <w:bCs/>
+                <w:sz w:val="20"/>
+              </w:rPr>
+              <w:t>Decentralizzato</w:t>
+            </w:r>
+          </w:p>
+        </w:tc>
+        <w:tc>
+          <w:tcPr>
+            <w:tcW w:w="1576" w:type="dxa"/>
+          </w:tcPr>
+          <w:p>
+            <w:pPr>
+              <w:pStyle w:val="SUPSITestoArial10"/>
+              <w:rPr>
+                <w:sz w:val="20"/>
+              </w:rPr>
+            </w:pPr>
+            <w:r>
+              <w:rPr>
+                <w:sz w:val="20"/>
+              </w:rPr>
+              <w:t>Sì</w:t>
+            </w:r>
+          </w:p>
+        </w:tc>
+        <w:tc>
+          <w:tcPr>
+            <w:tcW w:w="2062" w:type="dxa"/>
+          </w:tcPr>
+          <w:p>
+            <w:pPr>
+              <w:pStyle w:val="SUPSITestoArial10"/>
+              <w:rPr>
+                <w:sz w:val="20"/>
+              </w:rPr>
+            </w:pPr>
+            <w:r>
+              <w:rPr>
+                <w:sz w:val="20"/>
+              </w:rPr>
+              <w:t>Sì</w:t>
+            </w:r>
+          </w:p>
+        </w:tc>
+        <w:tc>
+          <w:tcPr>
+            <w:tcW w:w="2149" w:type="dxa"/>
+          </w:tcPr>
+          <w:p>
+            <w:pPr>
+              <w:pStyle w:val="SUPSITestoArial10"/>
+              <w:rPr>
+                <w:sz w:val="20"/>
+              </w:rPr>
+            </w:pPr>
+            <w:r>
+              <w:rPr>
+                <w:sz w:val="20"/>
+              </w:rPr>
+              <w:t>Sì</w:t>
+            </w:r>
+          </w:p>
+        </w:tc>
+      </w:tr>
+      <w:tr>
+        <w:tc>
+          <w:tcPr>
+            <w:tcW w:w="2689" w:type="dxa"/>
+          </w:tcPr>
+          <w:p>
+            <w:pPr>
+              <w:pStyle w:val="SUPSITestoArial10"/>
+              <w:rPr>
+                <w:sz w:val="20"/>
+              </w:rPr>
+            </w:pPr>
+            <w:r>
+              <w:rPr>
+                <w:b/>
+                <w:bCs/>
+                <w:sz w:val="20"/>
+              </w:rPr>
+              <w:t>Immutabile</w:t>
+            </w:r>
+          </w:p>
+        </w:tc>
+        <w:tc>
+          <w:tcPr>
+            <w:tcW w:w="1576" w:type="dxa"/>
+          </w:tcPr>
+          <w:p>
+            <w:pPr>
+              <w:pStyle w:val="SUPSITestoArial10"/>
+              <w:rPr>
+                <w:sz w:val="20"/>
+              </w:rPr>
+            </w:pPr>
+            <w:r>
+              <w:rPr>
+                <w:sz w:val="20"/>
+              </w:rPr>
+              <w:t>No</w:t>
+            </w:r>
+          </w:p>
+        </w:tc>
+        <w:tc>
+          <w:tcPr>
+            <w:tcW w:w="2062" w:type="dxa"/>
+          </w:tcPr>
+          <w:p>
+            <w:pPr>
+              <w:pStyle w:val="SUPSITestoArial10"/>
+              <w:rPr>
+                <w:sz w:val="20"/>
+              </w:rPr>
+            </w:pPr>
+            <w:r>
+              <w:rPr>
+                <w:sz w:val="20"/>
+              </w:rPr>
+              <w:t>No</w:t>
+            </w:r>
+          </w:p>
+        </w:tc>
+        <w:tc>
+          <w:tcPr>
+            <w:tcW w:w="2149" w:type="dxa"/>
+          </w:tcPr>
+          <w:p>
+            <w:pPr>
+              <w:pStyle w:val="SUPSITestoArial10"/>
+              <w:rPr>
+                <w:sz w:val="20"/>
+              </w:rPr>
+            </w:pPr>
+            <w:hyperlink r:id="rId22">
+              <w:r>
+                <w:rPr>
+                  <w:rStyle w:val="Collegamentoipertestuale"/>
+                  <w:rFonts w:ascii="Arial" w:hAnsi="Arial"/>
+                  <w:sz w:val="20"/>
+                </w:rPr>
+                <w:t>Sì</w:t>
+              </w:r>
+            </w:hyperlink>
+          </w:p>
+        </w:tc>
+      </w:tr>
+      <w:tr>
+        <w:tc>
+          <w:tcPr>
+            <w:tcW w:w="2689" w:type="dxa"/>
+          </w:tcPr>
+          <w:p>
+            <w:pPr>
+              <w:pStyle w:val="SUPSITestoArial10"/>
+              <w:rPr>
+                <w:sz w:val="20"/>
+              </w:rPr>
+            </w:pPr>
+            <w:r>
+              <w:rPr>
+                <w:b/>
+                <w:bCs/>
+                <w:sz w:val="20"/>
+              </w:rPr>
+              <w:t>Trasparente</w:t>
+            </w:r>
+          </w:p>
+        </w:tc>
+        <w:tc>
+          <w:tcPr>
+            <w:tcW w:w="1576" w:type="dxa"/>
+          </w:tcPr>
+          <w:p>
+            <w:pPr>
+              <w:pStyle w:val="SUPSITestoArial10"/>
+              <w:rPr>
+                <w:sz w:val="20"/>
+              </w:rPr>
+            </w:pPr>
+            <w:r>
+              <w:rPr>
+                <w:sz w:val="20"/>
+              </w:rPr>
+              <w:t>Sì</w:t>
+            </w:r>
+          </w:p>
+        </w:tc>
+        <w:tc>
+          <w:tcPr>
+            <w:tcW w:w="2062" w:type="dxa"/>
+          </w:tcPr>
+          <w:p>
+            <w:pPr>
+              <w:pStyle w:val="SUPSITestoArial10"/>
+              <w:rPr>
+                <w:sz w:val="20"/>
+              </w:rPr>
+            </w:pPr>
+            <w:r>
+              <w:rPr>
+                <w:sz w:val="20"/>
+              </w:rPr>
+              <w:t>Dipende</w:t>
+            </w:r>
+          </w:p>
+        </w:tc>
+        <w:tc>
+          <w:tcPr>
+            <w:tcW w:w="2149" w:type="dxa"/>
+          </w:tcPr>
+          <w:p>
+            <w:pPr>
+              <w:pStyle w:val="SUPSITestoArial10"/>
+              <w:rPr>
+                <w:sz w:val="20"/>
+              </w:rPr>
+            </w:pPr>
+            <w:hyperlink r:id="rId23">
+              <w:r>
+                <w:rPr>
+                  <w:rStyle w:val="Collegamentoipertestuale"/>
+                  <w:rFonts w:ascii="Arial" w:hAnsi="Arial"/>
+                  <w:sz w:val="20"/>
+                </w:rPr>
+                <w:t>Sì</w:t>
+              </w:r>
+            </w:hyperlink>
+          </w:p>
+        </w:tc>
+      </w:tr>
+      <w:tr>
+        <w:tc>
+          <w:tcPr>
+            <w:tcW w:w="2689" w:type="dxa"/>
+          </w:tcPr>
+          <w:p>
+            <w:pPr>
+              <w:pStyle w:val="SUPSITestoArial10"/>
+              <w:rPr>
+                <w:sz w:val="20"/>
+              </w:rPr>
+            </w:pPr>
+            <w:r>
+              <w:rPr>
+                <w:b/>
+                <w:bCs/>
+                <w:sz w:val="20"/>
+              </w:rPr>
+              <w:t>Sicuro</w:t>
+            </w:r>
+          </w:p>
+        </w:tc>
+        <w:tc>
+          <w:tcPr>
+            <w:tcW w:w="1576" w:type="dxa"/>
+          </w:tcPr>
+          <w:p>
+            <w:pPr>
+              <w:pStyle w:val="SUPSITestoArial10"/>
+              <w:rPr>
+                <w:sz w:val="20"/>
+              </w:rPr>
+            </w:pPr>
+            <w:r>
+              <w:rPr>
+                <w:sz w:val="20"/>
+              </w:rPr>
+              <w:t>Sì</w:t>
+            </w:r>
+          </w:p>
+        </w:tc>
+        <w:tc>
+          <w:tcPr>
+            <w:tcW w:w="2062" w:type="dxa"/>
+          </w:tcPr>
+          <w:p>
+            <w:pPr>
+              <w:pStyle w:val="SUPSITestoArial10"/>
+              <w:rPr>
+                <w:sz w:val="20"/>
+              </w:rPr>
+            </w:pPr>
+            <w:r>
+              <w:rPr>
+                <w:sz w:val="20"/>
+              </w:rPr>
+              <w:t>Dipende</w:t>
+            </w:r>
+          </w:p>
+        </w:tc>
+        <w:tc>
+          <w:tcPr>
+            <w:tcW w:w="2149" w:type="dxa"/>
+          </w:tcPr>
+          <w:p>
+            <w:pPr>
+              <w:pStyle w:val="SUPSITestoArial10"/>
+              <w:rPr>
+                <w:sz w:val="20"/>
+              </w:rPr>
+            </w:pPr>
+            <w:hyperlink r:id="rId24">
+              <w:r>
+                <w:rPr>
+                  <w:rStyle w:val="Collegamentoipertestuale"/>
+                  <w:rFonts w:ascii="Arial" w:hAnsi="Arial"/>
+                  <w:sz w:val="20"/>
+                </w:rPr>
+                <w:t>Sì</w:t>
+              </w:r>
+            </w:hyperlink>
+          </w:p>
+        </w:tc>
+      </w:tr>
+      <w:tr>
+        <w:tc>
+          <w:tcPr>
+            <w:tcW w:w="2689" w:type="dxa"/>
+          </w:tcPr>
+          <w:p>
+            <w:pPr>
+              <w:pStyle w:val="SUPSITestoArial10"/>
+              <w:rPr>
+                <w:sz w:val="20"/>
+              </w:rPr>
+            </w:pPr>
+            <w:r>
+              <w:rPr>
+                <w:b/>
+                <w:bCs/>
+                <w:sz w:val="20"/>
+              </w:rPr>
+              <w:t>Velocità di transazione</w:t>
+            </w:r>
+          </w:p>
+        </w:tc>
+        <w:tc>
+          <w:tcPr>
+            <w:tcW w:w="1576" w:type="dxa"/>
+          </w:tcPr>
+          <w:p>
+            <w:pPr>
+              <w:pStyle w:val="SUPSITestoArial10"/>
+              <w:rPr>
+                <w:sz w:val="20"/>
+              </w:rPr>
+            </w:pPr>
+            <w:r>
+              <w:rPr>
+                <w:sz w:val="20"/>
+              </w:rPr>
+              <w:t>Alta</w:t>
+            </w:r>
+          </w:p>
+        </w:tc>
+        <w:tc>
+          <w:tcPr>
+            <w:tcW w:w="2062" w:type="dxa"/>
+          </w:tcPr>
+          <w:p>
+            <w:pPr>
+              <w:pStyle w:val="SUPSITestoArial10"/>
+              <w:rPr>
+                <w:sz w:val="20"/>
+              </w:rPr>
+            </w:pPr>
+            <w:r>
+              <w:rPr>
+                <w:sz w:val="20"/>
+              </w:rPr>
+              <w:t>Alta</w:t>
+            </w:r>
+          </w:p>
+        </w:tc>
+        <w:tc>
+          <w:tcPr>
+            <w:tcW w:w="2149" w:type="dxa"/>
+          </w:tcPr>
+          <w:p>
+            <w:pPr>
+              <w:pStyle w:val="SUPSITestoArial10"/>
+              <w:rPr>
+                <w:sz w:val="20"/>
+              </w:rPr>
+            </w:pPr>
+            <w:hyperlink r:id="rId25">
+              <w:r>
+                <w:rPr>
+                  <w:rStyle w:val="Collegamentoipertestuale"/>
+                  <w:rFonts w:ascii="Arial" w:hAnsi="Arial"/>
+                  <w:sz w:val="20"/>
+                </w:rPr>
+                <w:t>Bassa</w:t>
+              </w:r>
+            </w:hyperlink>
+          </w:p>
+        </w:tc>
+      </w:tr>
+      <w:tr>
+        <w:tc>
+          <w:tcPr>
+            <w:tcW w:w="2689" w:type="dxa"/>
+          </w:tcPr>
+          <w:p>
+            <w:pPr>
+              <w:pStyle w:val="SUPSITestoArial10"/>
+              <w:rPr>
+                <w:sz w:val="20"/>
+              </w:rPr>
+            </w:pPr>
+            <w:r>
+              <w:rPr>
+                <w:b/>
+                <w:bCs/>
+                <w:sz w:val="20"/>
+              </w:rPr>
+              <w:t>Scalabilità</w:t>
+            </w:r>
+          </w:p>
+        </w:tc>
+        <w:tc>
+          <w:tcPr>
+            <w:tcW w:w="1576" w:type="dxa"/>
+          </w:tcPr>
+          <w:p>
+            <w:pPr>
+              <w:pStyle w:val="SUPSITestoArial10"/>
+              <w:rPr>
+                <w:sz w:val="20"/>
+              </w:rPr>
+            </w:pPr>
+            <w:r>
+              <w:rPr>
+                <w:sz w:val="20"/>
+              </w:rPr>
+              <w:t>Alta</w:t>
+            </w:r>
+          </w:p>
+        </w:tc>
+        <w:tc>
+          <w:tcPr>
+            <w:tcW w:w="2062" w:type="dxa"/>
+          </w:tcPr>
+          <w:p>
+            <w:pPr>
+              <w:pStyle w:val="SUPSITestoArial10"/>
+              <w:rPr>
+                <w:sz w:val="20"/>
+              </w:rPr>
+            </w:pPr>
+            <w:r>
+              <w:rPr>
+                <w:sz w:val="20"/>
+              </w:rPr>
+              <w:t>Alta</w:t>
+            </w:r>
+          </w:p>
+        </w:tc>
+        <w:tc>
+          <w:tcPr>
+            <w:tcW w:w="2149" w:type="dxa"/>
+          </w:tcPr>
+          <w:p>
+            <w:pPr>
+              <w:pStyle w:val="SUPSITestoArial10"/>
+              <w:rPr>
+                <w:sz w:val="20"/>
+              </w:rPr>
+            </w:pPr>
+            <w:hyperlink r:id="rId26">
+              <w:r>
+                <w:rPr>
+                  <w:rStyle w:val="Collegamentoipertestuale"/>
+                  <w:rFonts w:ascii="Arial" w:hAnsi="Arial"/>
+                  <w:sz w:val="20"/>
+                </w:rPr>
+                <w:t>Bassa</w:t>
+              </w:r>
+            </w:hyperlink>
+          </w:p>
+        </w:tc>
+      </w:tr>
+    </w:tbl>
+    <w:p>
+      <w:pPr>
+        <w:pStyle w:val="SUPSITestoArial10"/>
+        <w:rPr>
+          <w:sz w:val="20"/>
+          <w:lang w:val="it-IT"/>
+        </w:rPr>
+      </w:pPr>
+    </w:p>
+    <w:p>
+      <w:pPr>
+        <w:rPr>
+          <w:lang w:val="it-CH"/>
+        </w:rPr>
+      </w:pPr>
+    </w:p>
+    <w:p>
+      <w:pPr>
+        <w:rPr>
+          <w:lang w:val="it-CH"/>
+        </w:rPr>
+      </w:pPr>
+    </w:p>
+    <w:p>
+      <w:pPr>
+        <w:rPr>
+          <w:lang w:val="it-CH"/>
+        </w:rPr>
+      </w:pPr>
+    </w:p>
+    <w:p>
+      <w:pPr>
+        <w:rPr>
+          <w:lang w:val="it-CH"/>
+        </w:rPr>
+      </w:pPr>
+    </w:p>
+    <w:p>
+      <w:pPr>
+        <w:spacing w:line="240" w:lineRule="auto"/>
+        <w:rPr>
+          <w:rFonts w:cs="Arial"/>
+          <w:b/>
+          <w:bCs/>
+          <w:iCs/>
+          <w:sz w:val="28"/>
+          <w:szCs w:val="28"/>
+          <w:lang w:val="it-CH"/>
+        </w:rPr>
+      </w:pPr>
+      <w:r>
+        <w:rPr>
+          <w:lang w:val="it-CH"/>
+        </w:rPr>
+        <w:br w:type="page"/>
+      </w:r>
+    </w:p>
+    <w:p>
+      <w:pPr>
+        <w:pStyle w:val="Titolo2"/>
+        <w:rPr>
+          <w:lang w:val="it-CH"/>
+        </w:rPr>
+      </w:pPr>
+      <w:r>
+        <w:rPr>
+          <w:lang w:val="it-CH"/>
+        </w:rPr>
+        <w:lastRenderedPageBreak/>
+        <w:t xml:space="preserve">1.3 </w:t>
+      </w:r>
+      <w:r>
+        <w:rPr>
+          <w:lang w:val="it-CH"/>
+        </w:rPr>
         <w:t>Scelta dell’ambiente di programmazione</w:t>
       </w:r>
     </w:p>
     <w:p>
       <w:pPr>
         <w:rPr>
-          <w:sz w:val="22"/>
-          <w:lang w:val="it-CH"/>
-        </w:rPr>
-      </w:pPr>
-      <w:r>
-        <w:rPr>
-          <w:sz w:val="22"/>
+          <w:sz w:val="20"/>
+          <w:lang w:val="it-CH"/>
+        </w:rPr>
+      </w:pPr>
+      <w:r>
+        <w:rPr>
+          <w:sz w:val="20"/>
           <w:lang w:val="it-CH"/>
         </w:rPr>
         <w:t xml:space="preserve">Prima di scegliere effettivamente in che cosa sviluppare il progetto, c’è stata una valutazione tra due </w:t>
@@ -6299,7 +8299,7 @@
       <w:proofErr w:type="spellStart"/>
       <w:r>
         <w:rPr>
-          <w:sz w:val="22"/>
+          <w:sz w:val="20"/>
           <w:lang w:val="it-CH"/>
         </w:rPr>
         <w:t>framework</w:t>
@@ -6307,7 +8307,7 @@
       <w:proofErr w:type="spellEnd"/>
       <w:r>
         <w:rPr>
-          <w:sz w:val="22"/>
+          <w:sz w:val="20"/>
           <w:lang w:val="it-CH"/>
         </w:rPr>
         <w:t xml:space="preserve"> principali: </w:t>
@@ -6315,7 +8315,7 @@
       <w:proofErr w:type="spellStart"/>
       <w:r>
         <w:rPr>
-          <w:sz w:val="22"/>
+          <w:sz w:val="20"/>
           <w:lang w:val="it-CH"/>
         </w:rPr>
         <w:t>angular</w:t>
@@ -6323,7 +8323,7 @@
       <w:proofErr w:type="spellEnd"/>
       <w:r>
         <w:rPr>
-          <w:sz w:val="22"/>
+          <w:sz w:val="20"/>
           <w:lang w:val="it-CH"/>
         </w:rPr>
         <w:t xml:space="preserve"> e </w:t>
@@ -6331,7 +8331,7 @@
       <w:proofErr w:type="spellStart"/>
       <w:r>
         <w:rPr>
-          <w:sz w:val="22"/>
+          <w:sz w:val="20"/>
           <w:lang w:val="it-CH"/>
         </w:rPr>
         <w:t>flutter</w:t>
@@ -6339,7 +8339,7 @@
       <w:proofErr w:type="spellEnd"/>
       <w:r>
         <w:rPr>
-          <w:sz w:val="22"/>
+          <w:sz w:val="20"/>
           <w:lang w:val="it-CH"/>
         </w:rPr>
         <w:t xml:space="preserve">. Il motivo della valutazione è dovuta dal fatto che si stava cercando di capire se fosse meglio una web </w:t>
@@ -6347,7 +8347,7 @@
       <w:proofErr w:type="spellStart"/>
       <w:r>
         <w:rPr>
-          <w:sz w:val="22"/>
+          <w:sz w:val="20"/>
           <w:lang w:val="it-CH"/>
         </w:rPr>
         <w:t>app</w:t>
@@ -6355,22 +8355,15 @@
       <w:proofErr w:type="spellEnd"/>
       <w:r>
         <w:rPr>
-          <w:sz w:val="22"/>
-          <w:lang w:val="it-CH"/>
-        </w:rPr>
-        <w:t>, piuttosto che un’applicazione vera e propria del telefono.</w:t>
-      </w:r>
-      <w:r>
-        <w:rPr>
-          <w:sz w:val="22"/>
-          <w:lang w:val="it-CH"/>
-        </w:rPr>
-        <w:t xml:space="preserve"> In questo capitolo, vengono analizzati i pro e contro dei due </w:t>
+          <w:sz w:val="20"/>
+          <w:lang w:val="it-CH"/>
+        </w:rPr>
+        <w:t xml:space="preserve">, piuttosto che un’applicazione vera e propria del telefono. In questo capitolo, vengono analizzati i pro e contro dei due </w:t>
       </w:r>
       <w:proofErr w:type="spellStart"/>
       <w:r>
         <w:rPr>
-          <w:sz w:val="22"/>
+          <w:sz w:val="20"/>
           <w:lang w:val="it-CH"/>
         </w:rPr>
         <w:t>framework</w:t>
@@ -6378,14 +8371,14 @@
       <w:proofErr w:type="spellEnd"/>
       <w:r>
         <w:rPr>
-          <w:sz w:val="22"/>
+          <w:sz w:val="20"/>
           <w:lang w:val="it-CH"/>
         </w:rPr>
         <w:t>, concludendo poi con la scelta finale</w:t>
       </w:r>
       <w:r>
         <w:rPr>
-          <w:sz w:val="22"/>
+          <w:sz w:val="20"/>
           <w:lang w:val="it-CH"/>
         </w:rPr>
         <w:t>.</w:t>
@@ -6402,7 +8395,19 @@
         <w:rPr>
           <w:lang w:val="it-CH"/>
         </w:rPr>
-        <w:t xml:space="preserve">1.2.1 </w:t>
+        <w:t>1.</w:t>
+      </w:r>
+      <w:r>
+        <w:rPr>
+          <w:lang w:val="it-CH"/>
+        </w:rPr>
+        <w:t>3</w:t>
+      </w:r>
+      <w:r>
+        <w:rPr>
+          <w:lang w:val="it-CH"/>
+        </w:rPr>
+        <w:t xml:space="preserve">.1 </w:t>
       </w:r>
       <w:proofErr w:type="spellStart"/>
       <w:r>
@@ -6416,37 +8421,64 @@
     <w:p>
       <w:pPr>
         <w:pStyle w:val="SUPSITestoArial10"/>
+        <w:rPr>
+          <w:sz w:val="20"/>
+        </w:rPr>
       </w:pPr>
       <w:proofErr w:type="spellStart"/>
       <w:r>
+        <w:rPr>
+          <w:sz w:val="20"/>
+        </w:rPr>
         <w:t>Angular</w:t>
       </w:r>
       <w:proofErr w:type="spellEnd"/>
       <w:r>
+        <w:rPr>
+          <w:sz w:val="20"/>
+        </w:rPr>
         <w:t xml:space="preserve"> è un </w:t>
       </w:r>
       <w:proofErr w:type="spellStart"/>
       <w:r>
+        <w:rPr>
+          <w:sz w:val="20"/>
+        </w:rPr>
         <w:t>framework</w:t>
       </w:r>
       <w:proofErr w:type="spellEnd"/>
       <w:r>
+        <w:rPr>
+          <w:sz w:val="20"/>
+        </w:rPr>
         <w:t xml:space="preserve"> sviluppato da </w:t>
       </w:r>
       <w:proofErr w:type="spellStart"/>
       <w:r>
+        <w:rPr>
+          <w:sz w:val="20"/>
+        </w:rPr>
         <w:t>google</w:t>
       </w:r>
       <w:proofErr w:type="spellEnd"/>
       <w:r>
+        <w:rPr>
+          <w:sz w:val="20"/>
+        </w:rPr>
         <w:t xml:space="preserve"> ….</w:t>
       </w:r>
     </w:p>
     <w:p>
       <w:pPr>
         <w:pStyle w:val="SUPSITestoArial10"/>
-      </w:pPr>
-      <w:r>
+        <w:rPr>
+          <w:sz w:val="20"/>
+        </w:rPr>
+      </w:pPr>
+      <w:r>
+        <w:rPr>
+          <w:sz w:val="20"/>
+        </w:rPr>
         <w:t>Comodo perché …</w:t>
       </w:r>
     </w:p>
@@ -6455,7 +8487,10 @@
         <w:pStyle w:val="Titolo3"/>
       </w:pPr>
       <w:r>
-        <w:t xml:space="preserve">1.2.2 </w:t>
+        <w:t>1.3</w:t>
+      </w:r>
+      <w:r>
+        <w:t xml:space="preserve">.2 </w:t>
       </w:r>
       <w:proofErr w:type="spellStart"/>
       <w:r>
@@ -6466,21 +8501,36 @@
     <w:p>
       <w:pPr>
         <w:pStyle w:val="SUPSITestoArial10"/>
+        <w:rPr>
+          <w:sz w:val="20"/>
+        </w:rPr>
       </w:pPr>
       <w:proofErr w:type="spellStart"/>
       <w:r>
+        <w:rPr>
+          <w:sz w:val="20"/>
+        </w:rPr>
         <w:t>FLutter</w:t>
       </w:r>
       <w:proofErr w:type="spellEnd"/>
       <w:r>
+        <w:rPr>
+          <w:sz w:val="20"/>
+        </w:rPr>
         <w:t xml:space="preserve"> è un </w:t>
       </w:r>
       <w:proofErr w:type="spellStart"/>
       <w:r>
+        <w:rPr>
+          <w:sz w:val="20"/>
+        </w:rPr>
         <w:t>framework</w:t>
       </w:r>
       <w:proofErr w:type="spellEnd"/>
       <w:r>
+        <w:rPr>
+          <w:sz w:val="20"/>
+        </w:rPr>
         <w:t xml:space="preserve"> sviluppato da…</w:t>
       </w:r>
     </w:p>
@@ -6488,24 +8538,42 @@
       <w:pPr>
         <w:pStyle w:val="SUPSITestoArial10"/>
         <w:ind w:left="708" w:hanging="708"/>
-      </w:pPr>
-      <w:r>
+        <w:rPr>
+          <w:sz w:val="20"/>
+        </w:rPr>
+      </w:pPr>
+      <w:r>
+        <w:rPr>
+          <w:sz w:val="20"/>
+        </w:rPr>
         <w:t>Ed è incentrato sulle piattaforme mobile, non avendo ancora una completa community per la parte web. Una volta migliorato quel supporto, di sicuro può essere una tecnologia da utilizzare, così da avere a disposizione già un progetto disponibile per tutte le piattaforme, ma per il momento, essendo l’</w:t>
       </w:r>
       <w:proofErr w:type="spellStart"/>
       <w:r>
+        <w:rPr>
+          <w:sz w:val="20"/>
+        </w:rPr>
         <w:t>app</w:t>
       </w:r>
       <w:proofErr w:type="spellEnd"/>
       <w:r>
+        <w:rPr>
+          <w:sz w:val="20"/>
+        </w:rPr>
         <w:t xml:space="preserve"> una web </w:t>
       </w:r>
       <w:proofErr w:type="spellStart"/>
       <w:r>
+        <w:rPr>
+          <w:sz w:val="20"/>
+        </w:rPr>
         <w:t>app</w:t>
       </w:r>
       <w:proofErr w:type="spellEnd"/>
       <w:r>
+        <w:rPr>
+          <w:sz w:val="20"/>
+        </w:rPr>
         <w:t>, non è stato ritenuto necessario sviluppare questo progetto verso questa linea.</w:t>
       </w:r>
     </w:p>
@@ -6523,93 +8591,162 @@
     <w:p>
       <w:pPr>
         <w:pStyle w:val="SUPSITestoArial10"/>
+        <w:rPr>
+          <w:sz w:val="20"/>
+        </w:rPr>
       </w:pPr>
       <w:proofErr w:type="spellStart"/>
       <w:r>
+        <w:rPr>
+          <w:sz w:val="20"/>
+        </w:rPr>
         <w:t>FLutter</w:t>
       </w:r>
       <w:proofErr w:type="spellEnd"/>
       <w:r>
+        <w:rPr>
+          <w:sz w:val="20"/>
+        </w:rPr>
         <w:t xml:space="preserve"> sembrava una buona idea, ma dopo uno studio, visto che l’applicazione deve essere </w:t>
       </w:r>
       <w:proofErr w:type="spellStart"/>
       <w:r>
+        <w:rPr>
+          <w:sz w:val="20"/>
+        </w:rPr>
         <w:t>principalemnte</w:t>
       </w:r>
       <w:proofErr w:type="spellEnd"/>
       <w:r>
+        <w:rPr>
+          <w:sz w:val="20"/>
+        </w:rPr>
         <w:t xml:space="preserve"> una web </w:t>
       </w:r>
       <w:proofErr w:type="spellStart"/>
       <w:r>
+        <w:rPr>
+          <w:sz w:val="20"/>
+        </w:rPr>
         <w:t>app</w:t>
       </w:r>
       <w:proofErr w:type="spellEnd"/>
       <w:r>
+        <w:rPr>
+          <w:sz w:val="20"/>
+        </w:rPr>
         <w:t xml:space="preserve"> e non un applicazione da scaricare e installare sui dispositivi mobile, si è scelto di optare per </w:t>
       </w:r>
       <w:proofErr w:type="spellStart"/>
       <w:r>
+        <w:rPr>
+          <w:sz w:val="20"/>
+        </w:rPr>
         <w:t>angular</w:t>
       </w:r>
       <w:proofErr w:type="spellEnd"/>
       <w:r>
+        <w:rPr>
+          <w:sz w:val="20"/>
+        </w:rPr>
         <w:t xml:space="preserve"> e express.js.</w:t>
       </w:r>
     </w:p>
     <w:p>
       <w:pPr>
         <w:pStyle w:val="SUPSITestoArial10"/>
-      </w:pPr>
-      <w:r>
+        <w:rPr>
+          <w:sz w:val="20"/>
+        </w:rPr>
+      </w:pPr>
+      <w:r>
+        <w:rPr>
+          <w:sz w:val="20"/>
+        </w:rPr>
         <w:t xml:space="preserve">Il perché, è dovuto al fatto che </w:t>
       </w:r>
       <w:proofErr w:type="spellStart"/>
       <w:r>
+        <w:rPr>
+          <w:sz w:val="20"/>
+        </w:rPr>
         <w:t>flutter</w:t>
       </w:r>
       <w:proofErr w:type="spellEnd"/>
       <w:r>
+        <w:rPr>
+          <w:sz w:val="20"/>
+        </w:rPr>
         <w:t xml:space="preserve"> è </w:t>
       </w:r>
       <w:proofErr w:type="spellStart"/>
       <w:r>
+        <w:rPr>
+          <w:sz w:val="20"/>
+        </w:rPr>
         <w:t>si</w:t>
       </w:r>
       <w:proofErr w:type="spellEnd"/>
       <w:r>
+        <w:rPr>
+          <w:sz w:val="20"/>
+        </w:rPr>
         <w:t xml:space="preserve">, multipiattaforma, </w:t>
       </w:r>
       <w:proofErr w:type="spellStart"/>
       <w:r>
+        <w:rPr>
+          <w:sz w:val="20"/>
+        </w:rPr>
         <w:t>maè</w:t>
       </w:r>
       <w:proofErr w:type="spellEnd"/>
       <w:r>
+        <w:rPr>
+          <w:sz w:val="20"/>
+        </w:rPr>
         <w:t xml:space="preserve"> </w:t>
       </w:r>
       <w:proofErr w:type="spellStart"/>
       <w:r>
+        <w:rPr>
+          <w:sz w:val="20"/>
+        </w:rPr>
         <w:t>principalemente</w:t>
       </w:r>
       <w:proofErr w:type="spellEnd"/>
       <w:r>
+        <w:rPr>
+          <w:sz w:val="20"/>
+        </w:rPr>
         <w:t xml:space="preserve"> incentrato su quello che riguarda </w:t>
       </w:r>
       <w:proofErr w:type="spellStart"/>
       <w:r>
+        <w:rPr>
+          <w:sz w:val="20"/>
+        </w:rPr>
         <w:t>android</w:t>
       </w:r>
       <w:proofErr w:type="spellEnd"/>
       <w:r>
+        <w:rPr>
+          <w:sz w:val="20"/>
+        </w:rPr>
         <w:t xml:space="preserve"> ed </w:t>
       </w:r>
       <w:proofErr w:type="spellStart"/>
       <w:r>
+        <w:rPr>
+          <w:sz w:val="20"/>
+        </w:rPr>
         <w:t>apple</w:t>
       </w:r>
       <w:proofErr w:type="spellEnd"/>
       <w:r>
+        <w:rPr>
+          <w:sz w:val="20"/>
+        </w:rPr>
         <w:t xml:space="preserve"> piuttosto che lo sviluppo web. Il che avrebbe potuto portare delle complicanze in caso di sviluppi futuri di questa applicazione.</w:t>
       </w:r>
     </w:p>
@@ -6625,6 +8762,12 @@
           <w:lang w:val="it-CH"/>
         </w:rPr>
       </w:pPr>
+      <w:r>
+        <w:rPr>
+          <w:lang w:val="it-CH"/>
+        </w:rPr>
+        <w:t>2.1</w:t>
+      </w:r>
     </w:p>
     <w:p>
       <w:pPr>
@@ -6651,7 +8794,7 @@
       <w:pPr>
         <w:pStyle w:val="Titolo"/>
       </w:pPr>
-      <w:bookmarkStart w:id="23" w:name="_Toc160445522"/>
+      <w:bookmarkStart w:id="25" w:name="_Toc160445522"/>
       <w:r>
         <w:rPr>
           <w:lang w:val="it-CH"/>
@@ -6683,7 +8826,7 @@
         </w:rPr>
         <w:t>Approccio al problema</w:t>
       </w:r>
-      <w:bookmarkEnd w:id="23"/>
+      <w:bookmarkEnd w:id="25"/>
     </w:p>
     <w:p>
       <w:pPr>
@@ -6704,6 +8847,46 @@
       <w:r>
         <w:t>.</w:t>
       </w:r>
+      <w:r>
+        <w:t xml:space="preserve"> Come prima cosa ci sarà la parte di analisi a proposito di </w:t>
+      </w:r>
+      <w:proofErr w:type="spellStart"/>
+      <w:r>
+        <w:t>HexCard</w:t>
+      </w:r>
+      <w:proofErr w:type="spellEnd"/>
+      <w:r>
+        <w:t xml:space="preserve">. Quindi si vedrà la struttura del database, le funzionalità di base delle tecnologie utilizzate e delle loro peculiarità. </w:t>
+      </w:r>
+      <w:r>
+        <w:t>Si vedrà la struttura delle classi e come si intende testare il progetto.</w:t>
+      </w:r>
+    </w:p>
+    <w:p>
+      <w:pPr>
+        <w:pStyle w:val="SUPSITestoArial10"/>
+      </w:pPr>
+      <w:r>
+        <w:t xml:space="preserve">In </w:t>
+      </w:r>
+      <w:proofErr w:type="spellStart"/>
+      <w:r>
+        <w:t>seguit</w:t>
+      </w:r>
+      <w:proofErr w:type="spellEnd"/>
+      <w:r>
+        <w:t xml:space="preserve"> sarà presente la parte sui database decentralizzati, la scelta su qualche sarebbe meglio utilizzare e l’idea della possibile implementazione di esso all’interno del progetto in questione. Il tutto si fermerà ad una linea teoria, nel capitolo successivo </w:t>
+      </w:r>
+      <w:proofErr w:type="spellStart"/>
+      <w:r>
+        <w:t>verrano</w:t>
+      </w:r>
+      <w:proofErr w:type="spellEnd"/>
+      <w:r>
+        <w:t xml:space="preserve"> messe delle idee su come sarebbe possibile implementarlo effettivamente, ma il tutto senza effettivamente implementarlo.</w:t>
+      </w:r>
+      <w:bookmarkStart w:id="26" w:name="_GoBack"/>
+      <w:bookmarkEnd w:id="26"/>
     </w:p>
     <w:p>
       <w:pPr>
@@ -6712,43 +8895,1081 @@
           <w:lang w:val="fr-FR"/>
         </w:rPr>
       </w:pPr>
-      <w:bookmarkStart w:id="24" w:name="_Toc73344990"/>
-      <w:bookmarkStart w:id="25" w:name="_Toc73345131"/>
-      <w:bookmarkStart w:id="26" w:name="_Toc73345146"/>
-      <w:bookmarkStart w:id="27" w:name="_Toc82498959"/>
-      <w:bookmarkStart w:id="28" w:name="_Toc160445523"/>
+      <w:bookmarkStart w:id="27" w:name="_Toc73344990"/>
+      <w:bookmarkStart w:id="28" w:name="_Toc73345131"/>
+      <w:bookmarkStart w:id="29" w:name="_Toc73345146"/>
+      <w:bookmarkStart w:id="30" w:name="_Toc82498959"/>
+      <w:bookmarkStart w:id="31" w:name="_Toc160445523"/>
       <w:r>
         <w:rPr>
           <w:lang w:val="fr-FR"/>
         </w:rPr>
         <w:t xml:space="preserve">2.1 </w:t>
       </w:r>
-      <w:bookmarkEnd w:id="24"/>
-      <w:bookmarkEnd w:id="25"/>
-      <w:bookmarkEnd w:id="26"/>
       <w:bookmarkEnd w:id="27"/>
+      <w:bookmarkEnd w:id="28"/>
+      <w:bookmarkEnd w:id="29"/>
+      <w:bookmarkEnd w:id="30"/>
+      <w:bookmarkEnd w:id="31"/>
       <w:proofErr w:type="spellStart"/>
       <w:r>
         <w:rPr>
           <w:lang w:val="fr-FR"/>
         </w:rPr>
-        <w:t>Sottocapitolo</w:t>
+        <w:t>Struttura</w:t>
       </w:r>
       <w:proofErr w:type="spellEnd"/>
       <w:r>
         <w:rPr>
           <w:lang w:val="fr-FR"/>
         </w:rPr>
-        <w:t xml:space="preserve"> 1</w:t>
-      </w:r>
-      <w:bookmarkEnd w:id="28"/>
-    </w:p>
-    <w:p>
-      <w:pPr>
+        <w:t xml:space="preserve"> </w:t>
+      </w:r>
+      <w:proofErr w:type="spellStart"/>
+      <w:r>
         <w:rPr>
           <w:lang w:val="fr-FR"/>
         </w:rPr>
-      </w:pPr>
+        <w:t>database</w:t>
+      </w:r>
+      <w:proofErr w:type="spellEnd"/>
+      <w:r>
+        <w:rPr>
+          <w:lang w:val="fr-FR"/>
+        </w:rPr>
+        <w:t xml:space="preserve"> </w:t>
+      </w:r>
+      <w:proofErr w:type="spellStart"/>
+      <w:r>
+        <w:rPr>
+          <w:lang w:val="fr-FR"/>
+        </w:rPr>
+        <w:t>del</w:t>
+      </w:r>
+      <w:proofErr w:type="spellEnd"/>
+      <w:r>
+        <w:rPr>
+          <w:lang w:val="fr-FR"/>
+        </w:rPr>
+        <w:t xml:space="preserve"> </w:t>
+      </w:r>
+      <w:proofErr w:type="spellStart"/>
+      <w:r>
+        <w:rPr>
+          <w:lang w:val="fr-FR"/>
+        </w:rPr>
+        <w:t>progetto</w:t>
+      </w:r>
+      <w:proofErr w:type="spellEnd"/>
+    </w:p>
+    <w:p>
+      <w:pPr>
+        <w:rPr>
+          <w:lang w:val="fr-FR"/>
+        </w:rPr>
+      </w:pPr>
+      <w:r>
+        <w:rPr>
+          <w:lang w:val="fr-FR"/>
+        </w:rPr>
+        <w:t xml:space="preserve">Per il </w:t>
+      </w:r>
+      <w:proofErr w:type="spellStart"/>
+      <w:r>
+        <w:rPr>
+          <w:lang w:val="fr-FR"/>
+        </w:rPr>
+        <w:t>progetto</w:t>
+      </w:r>
+      <w:proofErr w:type="spellEnd"/>
+    </w:p>
+    <w:p>
+      <w:pPr>
+        <w:pStyle w:val="Titolo2"/>
+        <w:rPr>
+          <w:lang w:val="fr-FR"/>
+        </w:rPr>
+      </w:pPr>
+      <w:r>
+        <w:rPr>
+          <w:lang w:val="fr-FR"/>
+        </w:rPr>
+        <w:t xml:space="preserve">2.2 </w:t>
+      </w:r>
+      <w:proofErr w:type="spellStart"/>
+      <w:r>
+        <w:rPr>
+          <w:lang w:val="fr-FR"/>
+        </w:rPr>
+        <w:t>Database</w:t>
+      </w:r>
+      <w:proofErr w:type="spellEnd"/>
+      <w:r>
+        <w:rPr>
+          <w:lang w:val="fr-FR"/>
+        </w:rPr>
+        <w:t xml:space="preserve"> </w:t>
+      </w:r>
+      <w:proofErr w:type="spellStart"/>
+      <w:r>
+        <w:rPr>
+          <w:lang w:val="fr-FR"/>
+        </w:rPr>
+        <w:t>decentralizzati</w:t>
+      </w:r>
+      <w:proofErr w:type="spellEnd"/>
+    </w:p>
+    <w:p>
+      <w:pPr>
+        <w:pStyle w:val="SUPSITestoArial10"/>
+        <w:rPr>
+          <w:sz w:val="20"/>
+        </w:rPr>
+      </w:pPr>
+      <w:r>
+        <w:rPr>
+          <w:sz w:val="20"/>
+        </w:rPr>
+        <w:t>L'idea è quella di utilizzare un database decentralizzato per salvare i dati di quello che dovranno far visualizzare le carte NFC. Facendo delle richieste API apposite, è possibile prendere informazioni dai database decentralizzati e si è sicuri che i dati sono raggiungibili e aggiornati.</w:t>
+      </w:r>
+      <w:r>
+        <w:rPr>
+          <w:sz w:val="20"/>
+        </w:rPr>
+        <w:br/>
+        <w:t xml:space="preserve">Anche la modifica di un dato è possibile farlo tramite richieste API e verrà distribuito in tutti gli altri nodi all'interno della rete Web 3.0 autonomamente. </w:t>
+      </w:r>
+    </w:p>
+    <w:p>
+      <w:pPr>
+        <w:pStyle w:val="SUPSITestoArial10"/>
+        <w:rPr>
+          <w:sz w:val="20"/>
+        </w:rPr>
+      </w:pPr>
+      <w:r>
+        <w:rPr>
+          <w:sz w:val="20"/>
+        </w:rPr>
+        <w:t>Scelta della metodologia del database</w:t>
+      </w:r>
+    </w:p>
+    <w:p>
+      <w:pPr>
+        <w:pStyle w:val="SUPSITestoArial10"/>
+        <w:rPr>
+          <w:sz w:val="20"/>
+        </w:rPr>
+      </w:pPr>
+      <w:r>
+        <w:rPr>
+          <w:sz w:val="20"/>
+        </w:rPr>
+        <w:t>In primis si dovrà scegliere quale metodologia di database utilizzare in base al progetto. Si sa che i dati dovranno esser modificati dall'utente in possesso della propria carta NFC.</w:t>
+      </w:r>
+    </w:p>
+    <w:p>
+      <w:pPr>
+        <w:pStyle w:val="SUPSITestoArial10"/>
+        <w:rPr>
+          <w:sz w:val="20"/>
+        </w:rPr>
+      </w:pPr>
+      <w:r>
+        <w:rPr>
+          <w:sz w:val="20"/>
+        </w:rPr>
+        <w:t xml:space="preserve">Già da questa piccola considerazione, si può escludere la metodologia del </w:t>
+      </w:r>
+      <w:proofErr w:type="spellStart"/>
+      <w:r>
+        <w:rPr>
+          <w:sz w:val="20"/>
+        </w:rPr>
+        <w:t>blockchain</w:t>
+      </w:r>
+      <w:proofErr w:type="spellEnd"/>
+      <w:r>
+        <w:rPr>
+          <w:sz w:val="20"/>
+        </w:rPr>
+        <w:t xml:space="preserve">. Tuttavia, è comunque possibile provare ad utilizzare un database </w:t>
+      </w:r>
+      <w:proofErr w:type="spellStart"/>
+      <w:r>
+        <w:rPr>
+          <w:sz w:val="20"/>
+        </w:rPr>
+        <w:t>blockchain</w:t>
+      </w:r>
+      <w:proofErr w:type="spellEnd"/>
+      <w:r>
+        <w:rPr>
+          <w:sz w:val="20"/>
+        </w:rPr>
+        <w:t xml:space="preserve"> cambiandone però alcune caratteristiche. Verrà discussa questa opzione in seguito.</w:t>
+      </w:r>
+    </w:p>
+    <w:p>
+      <w:pPr>
+        <w:pStyle w:val="SUPSITestoArial10"/>
+        <w:rPr>
+          <w:sz w:val="20"/>
+        </w:rPr>
+      </w:pPr>
+      <w:r>
+        <w:rPr>
+          <w:sz w:val="20"/>
+        </w:rPr>
+        <w:t xml:space="preserve">La metodologia </w:t>
+      </w:r>
+      <w:proofErr w:type="spellStart"/>
+      <w:r>
+        <w:rPr>
+          <w:sz w:val="20"/>
+        </w:rPr>
+        <w:t>Git</w:t>
+      </w:r>
+      <w:proofErr w:type="spellEnd"/>
+      <w:r>
+        <w:rPr>
+          <w:sz w:val="20"/>
+        </w:rPr>
+        <w:t xml:space="preserve"> è possibile utilizzarla ma sarebbe molto complicato e non lo si utilizzerebbe con lo scopo per la quale è stata creata. L'idea che si potrebbe implementare con l'uso del </w:t>
+      </w:r>
+      <w:proofErr w:type="spellStart"/>
+      <w:r>
+        <w:rPr>
+          <w:sz w:val="20"/>
+        </w:rPr>
+        <w:t>Git</w:t>
+      </w:r>
+      <w:proofErr w:type="spellEnd"/>
+      <w:r>
+        <w:rPr>
+          <w:sz w:val="20"/>
+        </w:rPr>
+        <w:t xml:space="preserve"> è quella di creare la </w:t>
+      </w:r>
+      <w:proofErr w:type="spellStart"/>
+      <w:r>
+        <w:rPr>
+          <w:sz w:val="20"/>
+        </w:rPr>
+        <w:t>repository</w:t>
+      </w:r>
+      <w:proofErr w:type="spellEnd"/>
+      <w:r>
+        <w:rPr>
+          <w:sz w:val="20"/>
+        </w:rPr>
+        <w:t xml:space="preserve"> delle carte da visita e una ramificazione per ogni nuovo utente. Quando viene usata una carta NFC per visualizzare una carta di credito si dovrebbe fare in modo che venga scaricata la </w:t>
+      </w:r>
+      <w:proofErr w:type="spellStart"/>
+      <w:r>
+        <w:rPr>
+          <w:sz w:val="20"/>
+        </w:rPr>
+        <w:t>repository</w:t>
+      </w:r>
+      <w:proofErr w:type="spellEnd"/>
+      <w:r>
+        <w:rPr>
+          <w:sz w:val="20"/>
+        </w:rPr>
+        <w:t xml:space="preserve"> e la ramificazione dell'utente di cui è la carta NFC. Questo permetterebbe di visualizzare l'ultima versione pubblicata dall'utente.</w:t>
+      </w:r>
+    </w:p>
+    <w:p>
+      <w:pPr>
+        <w:pStyle w:val="SUPSITestoArial10"/>
+        <w:rPr>
+          <w:sz w:val="20"/>
+        </w:rPr>
+      </w:pPr>
+      <w:r>
+        <w:rPr>
+          <w:sz w:val="20"/>
+        </w:rPr>
+        <w:t xml:space="preserve">Questa metodologia è molto complicata da implementare, non sfrutta a pieno il Web 3.0, potrebbe non funzionare su alcuni dispositivi, potrebbe avere delle lacune di sicurezza e, soprattutto, non utilizza il metodo del </w:t>
+      </w:r>
+      <w:proofErr w:type="spellStart"/>
+      <w:r>
+        <w:rPr>
+          <w:sz w:val="20"/>
+        </w:rPr>
+        <w:t>Git</w:t>
+      </w:r>
+      <w:proofErr w:type="spellEnd"/>
+      <w:r>
+        <w:rPr>
+          <w:sz w:val="20"/>
+        </w:rPr>
+        <w:t xml:space="preserve"> per quello che è stato creato.</w:t>
+      </w:r>
+    </w:p>
+    <w:p>
+      <w:pPr>
+        <w:pStyle w:val="SUPSITestoArial10"/>
+      </w:pPr>
+      <w:r>
+        <w:rPr>
+          <w:sz w:val="20"/>
+        </w:rPr>
+        <w:t>È per questi motivi che la miglior metodologia di database decentralizzati da utilizzare è il Peer-to-peer.</w:t>
+      </w:r>
+    </w:p>
+    <w:p>
+      <w:pPr>
+        <w:pStyle w:val="SUPSITestoArial10"/>
+        <w:rPr>
+          <w:b/>
+          <w:sz w:val="26"/>
+          <w:szCs w:val="26"/>
+        </w:rPr>
+      </w:pPr>
+      <w:r>
+        <w:rPr>
+          <w:b/>
+          <w:sz w:val="26"/>
+          <w:szCs w:val="26"/>
+        </w:rPr>
+        <w:t xml:space="preserve">2.2.1 </w:t>
+      </w:r>
+      <w:r>
+        <w:rPr>
+          <w:b/>
+          <w:sz w:val="26"/>
+          <w:szCs w:val="26"/>
+        </w:rPr>
+        <w:t>Creazione database P2P</w:t>
+      </w:r>
+    </w:p>
+    <w:p>
+      <w:pPr>
+        <w:pStyle w:val="SUPSITestoArial10"/>
+        <w:rPr>
+          <w:sz w:val="20"/>
+        </w:rPr>
+      </w:pPr>
+      <w:r>
+        <w:rPr>
+          <w:sz w:val="20"/>
+        </w:rPr>
+        <w:t>Ci sono molti servizi, gratuiti e a pagamento, che permettono di creare dei database decentralizzati. Uno dei servizi che permettono il P2P di dati e informazioni è IPFS (</w:t>
+      </w:r>
+      <w:proofErr w:type="spellStart"/>
+      <w:r>
+        <w:rPr>
+          <w:b/>
+          <w:bCs/>
+          <w:sz w:val="20"/>
+        </w:rPr>
+        <w:t>InterPlanetary</w:t>
+      </w:r>
+      <w:proofErr w:type="spellEnd"/>
+      <w:r>
+        <w:rPr>
+          <w:b/>
+          <w:bCs/>
+          <w:sz w:val="20"/>
+        </w:rPr>
+        <w:t xml:space="preserve"> File System</w:t>
+      </w:r>
+      <w:r>
+        <w:rPr>
+          <w:sz w:val="20"/>
+        </w:rPr>
+        <w:t xml:space="preserve">). Ci sono molti siti web, come </w:t>
+      </w:r>
+      <w:proofErr w:type="spellStart"/>
+      <w:r>
+        <w:rPr>
+          <w:sz w:val="20"/>
+        </w:rPr>
+        <w:t>kaleido.io</w:t>
+      </w:r>
+      <w:proofErr w:type="spellEnd"/>
+      <w:r>
+        <w:rPr>
+          <w:sz w:val="20"/>
+        </w:rPr>
+        <w:t xml:space="preserve">, che offrono una </w:t>
+      </w:r>
+      <w:proofErr w:type="spellStart"/>
+      <w:r>
+        <w:rPr>
+          <w:sz w:val="20"/>
+        </w:rPr>
+        <w:t>dashboard</w:t>
+      </w:r>
+      <w:proofErr w:type="spellEnd"/>
+      <w:r>
+        <w:rPr>
+          <w:sz w:val="20"/>
+        </w:rPr>
+        <w:t xml:space="preserve"> per gestire il proprio database, creare dei nodi e delle API.</w:t>
+      </w:r>
+    </w:p>
+    <w:p>
+      <w:pPr>
+        <w:pStyle w:val="SUPSITestoArial10"/>
+        <w:rPr>
+          <w:sz w:val="20"/>
+        </w:rPr>
+      </w:pPr>
+      <w:r>
+        <w:rPr>
+          <w:sz w:val="20"/>
+        </w:rPr>
+        <w:t xml:space="preserve">Grazie alla documentazione del sito web </w:t>
+      </w:r>
+      <w:proofErr w:type="spellStart"/>
+      <w:r>
+        <w:rPr>
+          <w:sz w:val="20"/>
+        </w:rPr>
+        <w:t>kaleido.io</w:t>
+      </w:r>
+      <w:proofErr w:type="spellEnd"/>
+      <w:r>
+        <w:rPr>
+          <w:sz w:val="20"/>
+        </w:rPr>
+        <w:t xml:space="preserve"> (</w:t>
+      </w:r>
+      <w:hyperlink r:id="rId27">
+        <w:r>
+          <w:rPr>
+            <w:rStyle w:val="Collegamentoipertestuale"/>
+            <w:rFonts w:ascii="Arial" w:hAnsi="Arial"/>
+            <w:sz w:val="20"/>
+          </w:rPr>
+          <w:t>https://docs.kaleido.io/kaleido-services/ipfs/</w:t>
+        </w:r>
+      </w:hyperlink>
+      <w:r>
+        <w:rPr>
+          <w:sz w:val="20"/>
+        </w:rPr>
+        <w:t xml:space="preserve">), una volta creato il proprio account, è possibile creare un nodo per la rete IPFS. </w:t>
+      </w:r>
+      <w:r>
+        <w:rPr>
+          <w:sz w:val="20"/>
+        </w:rPr>
+        <w:br/>
+      </w:r>
+      <w:r>
+        <w:rPr>
+          <w:sz w:val="20"/>
+        </w:rPr>
+        <w:lastRenderedPageBreak/>
+        <w:t xml:space="preserve">Tramite richieste API del servizio </w:t>
+      </w:r>
+      <w:proofErr w:type="spellStart"/>
+      <w:r>
+        <w:rPr>
+          <w:sz w:val="20"/>
+        </w:rPr>
+        <w:t>kaleido</w:t>
+      </w:r>
+      <w:proofErr w:type="spellEnd"/>
+      <w:r>
+        <w:rPr>
+          <w:sz w:val="20"/>
+        </w:rPr>
+        <w:t>, sarà poi possibile configurare il nodo e iniziare a, ad esempio, caricare file nella rete IPFS. È tutto molto semplice, a vedersi, ma la configurazione può essere più lunga e complessa rispetto ad un database centralizzato.</w:t>
+      </w:r>
+    </w:p>
+    <w:p>
+      <w:pPr>
+        <w:pStyle w:val="SUPSITestoArial10"/>
+        <w:rPr>
+          <w:sz w:val="20"/>
+        </w:rPr>
+      </w:pPr>
+      <w:r>
+        <w:rPr>
+          <w:sz w:val="20"/>
+        </w:rPr>
+        <w:t>Nel caso di questo progetto, però, ci possono essere molte strade che permettono l'utilizzo di servizi P2P, senza l'uso di un vero e proprio database. Teoricamente parlando, sarebbe possibile condividere file di tipo JSON o XML in reti P2P così da raggiungerli quando si utilizza la carta NFC e personalizzare il sito web della carta da visita utilizzando questi file condivisi dal possessore della carta NFC.</w:t>
+      </w:r>
+    </w:p>
+    <w:p>
+      <w:pPr>
+        <w:pStyle w:val="SUPSITestoArial10"/>
+        <w:rPr>
+          <w:b/>
+          <w:sz w:val="26"/>
+          <w:szCs w:val="26"/>
+        </w:rPr>
+      </w:pPr>
+      <w:r>
+        <w:rPr>
+          <w:b/>
+          <w:sz w:val="26"/>
+          <w:szCs w:val="26"/>
+        </w:rPr>
+        <w:t xml:space="preserve">2.2.2 </w:t>
+      </w:r>
+      <w:r>
+        <w:rPr>
+          <w:b/>
+          <w:sz w:val="26"/>
+          <w:szCs w:val="26"/>
+        </w:rPr>
+        <w:t xml:space="preserve">Uso di </w:t>
+      </w:r>
+      <w:proofErr w:type="spellStart"/>
+      <w:r>
+        <w:rPr>
+          <w:b/>
+          <w:sz w:val="26"/>
+          <w:szCs w:val="26"/>
+        </w:rPr>
+        <w:t>Blockchains</w:t>
+      </w:r>
+      <w:proofErr w:type="spellEnd"/>
+    </w:p>
+    <w:p>
+      <w:pPr>
+        <w:pStyle w:val="SUPSITestoArial10"/>
+        <w:rPr>
+          <w:sz w:val="20"/>
+        </w:rPr>
+      </w:pPr>
+      <w:r>
+        <w:rPr>
+          <w:sz w:val="20"/>
+        </w:rPr>
+        <w:t xml:space="preserve">Le </w:t>
+      </w:r>
+      <w:proofErr w:type="spellStart"/>
+      <w:r>
+        <w:rPr>
+          <w:sz w:val="20"/>
+        </w:rPr>
+        <w:t>blockchain</w:t>
+      </w:r>
+      <w:proofErr w:type="spellEnd"/>
+      <w:r>
+        <w:rPr>
+          <w:sz w:val="20"/>
+        </w:rPr>
+        <w:t>, come visto precedentemente, non permettono l'eliminazione o la modifica dei dati. È anche vero, però, che la modifica della visualizzazione della carta da visita non verrà modificata spesso e questo comporta che saranno circa una decina di modifiche all'anno, stima fatta puramente in modo soggettivo.</w:t>
+      </w:r>
+    </w:p>
+    <w:p>
+      <w:pPr>
+        <w:pStyle w:val="SUPSITestoArial10"/>
+        <w:rPr>
+          <w:sz w:val="20"/>
+        </w:rPr>
+      </w:pPr>
+      <w:r>
+        <w:rPr>
+          <w:sz w:val="20"/>
+        </w:rPr>
+        <w:t xml:space="preserve">Data questa riflessione, vien da pensare che sia possibile creare una rete </w:t>
+      </w:r>
+      <w:proofErr w:type="spellStart"/>
+      <w:r>
+        <w:rPr>
+          <w:sz w:val="20"/>
+        </w:rPr>
+        <w:t>blockchain</w:t>
+      </w:r>
+      <w:proofErr w:type="spellEnd"/>
+      <w:r>
+        <w:rPr>
+          <w:sz w:val="20"/>
+        </w:rPr>
+        <w:t xml:space="preserve"> che salva le impostazioni di visualizzazione in una </w:t>
+      </w:r>
+      <w:proofErr w:type="spellStart"/>
+      <w:r>
+        <w:rPr>
+          <w:sz w:val="20"/>
+        </w:rPr>
+        <w:t>blockchain</w:t>
+      </w:r>
+      <w:proofErr w:type="spellEnd"/>
+      <w:r>
+        <w:rPr>
+          <w:sz w:val="20"/>
+        </w:rPr>
+        <w:t xml:space="preserve"> con un suo </w:t>
+      </w:r>
+      <w:proofErr w:type="spellStart"/>
+      <w:r>
+        <w:rPr>
+          <w:sz w:val="20"/>
+        </w:rPr>
+        <w:t>hash</w:t>
+      </w:r>
+      <w:proofErr w:type="spellEnd"/>
+      <w:r>
+        <w:rPr>
+          <w:sz w:val="20"/>
+        </w:rPr>
+        <w:t>, il quale viene salvato nella carta NFC. Quando verrà utilizzata, la carta NFC avrà la stringa crittografata dell'ultimo aggiornamento fatto, o la prenderà dal server di gestione che viene utilizzato, e così visualizzerà le ultime modifiche.</w:t>
+      </w:r>
+    </w:p>
+    <w:p>
+      <w:pPr>
+        <w:pStyle w:val="SUPSITestoArial10"/>
+        <w:rPr>
+          <w:sz w:val="20"/>
+        </w:rPr>
+      </w:pPr>
+      <w:r>
+        <w:rPr>
+          <w:sz w:val="20"/>
+        </w:rPr>
+        <w:t xml:space="preserve">Una cosa importante da considerare è che all'interno della carta NFC ci dovranno essere le credenziali univoche dell'utente per connettersi alla rete </w:t>
+      </w:r>
+      <w:proofErr w:type="spellStart"/>
+      <w:r>
+        <w:rPr>
+          <w:sz w:val="20"/>
+        </w:rPr>
+        <w:t>blockchain</w:t>
+      </w:r>
+      <w:proofErr w:type="spellEnd"/>
+      <w:r>
+        <w:rPr>
+          <w:sz w:val="20"/>
+        </w:rPr>
+        <w:t xml:space="preserve">. </w:t>
+      </w:r>
+    </w:p>
+    <w:p>
+      <w:pPr>
+        <w:pStyle w:val="SUPSITestoArial10"/>
+        <w:rPr>
+          <w:b/>
+          <w:sz w:val="26"/>
+          <w:szCs w:val="26"/>
+        </w:rPr>
+      </w:pPr>
+      <w:r>
+        <w:rPr>
+          <w:b/>
+          <w:sz w:val="26"/>
+          <w:szCs w:val="26"/>
+        </w:rPr>
+        <w:t xml:space="preserve">2.2.3 </w:t>
+      </w:r>
+      <w:r>
+        <w:rPr>
+          <w:b/>
+          <w:sz w:val="26"/>
+          <w:szCs w:val="26"/>
+        </w:rPr>
+        <w:t>Altre implementazioni simili</w:t>
+      </w:r>
+    </w:p>
+    <w:p>
+      <w:pPr>
+        <w:pStyle w:val="SUPSITestoArial10"/>
+        <w:rPr>
+          <w:sz w:val="20"/>
+        </w:rPr>
+      </w:pPr>
+      <w:r>
+        <w:rPr>
+          <w:sz w:val="20"/>
+        </w:rPr>
+        <w:t>Ci sono altri metodi simili ai database decentralizzati con il P2P che permettono di raggiungere i dati in caso un server non sia raggiungibile. Come descritto precedentemente, ci sono dei database centralizzati che usano alcune ideologie del P2P per distribuire i dati in altri server. Questo metodo è chiamato «multi-</w:t>
+      </w:r>
+      <w:proofErr w:type="spellStart"/>
+      <w:r>
+        <w:rPr>
+          <w:sz w:val="20"/>
+        </w:rPr>
+        <w:t>cloud</w:t>
+      </w:r>
+      <w:proofErr w:type="spellEnd"/>
+      <w:r>
+        <w:rPr>
+          <w:sz w:val="20"/>
+        </w:rPr>
+        <w:t xml:space="preserve">». Uno di questi servizi è </w:t>
+      </w:r>
+      <w:proofErr w:type="spellStart"/>
+      <w:r>
+        <w:rPr>
+          <w:b/>
+          <w:bCs/>
+          <w:sz w:val="20"/>
+        </w:rPr>
+        <w:t>CrouchDB</w:t>
+      </w:r>
+      <w:proofErr w:type="spellEnd"/>
+      <w:r>
+        <w:rPr>
+          <w:sz w:val="20"/>
+        </w:rPr>
+        <w:t>.</w:t>
+      </w:r>
+    </w:p>
+    <w:p>
+      <w:pPr>
+        <w:pStyle w:val="SUPSITestoArial10"/>
+        <w:rPr>
+          <w:sz w:val="20"/>
+        </w:rPr>
+      </w:pPr>
+      <w:r>
+        <w:rPr>
+          <w:sz w:val="20"/>
+        </w:rPr>
+        <w:t>Questo servizio di Apache permette di, per l'appunto, distribuire i dati del database in altri server, come se fossero dei nodi. Quando si va a richiedere l'accesso ad un dato, non si sa a quale server ci si colleghi e i dati sono aggiornati su tutti i server.</w:t>
+      </w:r>
+    </w:p>
+    <w:p>
+      <w:pPr>
+        <w:pStyle w:val="SUPSITestoArial10"/>
+        <w:rPr>
+          <w:b/>
+          <w:sz w:val="26"/>
+          <w:szCs w:val="26"/>
+        </w:rPr>
+      </w:pPr>
+      <w:r>
+        <w:rPr>
+          <w:b/>
+          <w:sz w:val="26"/>
+          <w:szCs w:val="26"/>
+        </w:rPr>
+        <w:t xml:space="preserve">2.2.4 </w:t>
+      </w:r>
+      <w:r>
+        <w:rPr>
+          <w:b/>
+          <w:sz w:val="26"/>
+          <w:szCs w:val="26"/>
+        </w:rPr>
+        <w:t>Altri metodi</w:t>
+      </w:r>
+    </w:p>
+    <w:p>
+      <w:pPr>
+        <w:pStyle w:val="SUPSITestoArial10"/>
+        <w:rPr>
+          <w:sz w:val="20"/>
+        </w:rPr>
+      </w:pPr>
+      <w:r>
+        <w:rPr>
+          <w:sz w:val="20"/>
+        </w:rPr>
+        <w:t>Il P2P, come spiegato precedentemente, permette di condividere ogni tipo di file. Visto che questo progetto deve immagazzinare e condividere i dati di visualizzazione delle carte da visita. Sarebbe possibile, come descritto precedentemente, che i dati che gestiscono la visualizzazione della pagina web della carta da visita possano essere immagazzinati in un file e non in un database.</w:t>
+      </w:r>
+    </w:p>
+    <w:p>
+      <w:pPr>
+        <w:pStyle w:val="SUPSITestoArial10"/>
+        <w:rPr>
+          <w:sz w:val="20"/>
+        </w:rPr>
+      </w:pPr>
+      <w:r>
+        <w:rPr>
+          <w:sz w:val="20"/>
+        </w:rPr>
+        <w:t xml:space="preserve">L'idea, in pratica, è quello di immagazzinare e condividere i dati in file HTML o simili tramite una rete P2P. Quando la carta NFC manda una richiesta di visualizzazione della carta da visita, non verrà fatta nessuna richiesta al server che viene usato per gestire il metodo di visualizzazione, ma verrà scaricato il file HTML di visualizzazione condiviso. Questo significa che il file visualizzato non è in rete ma verrà scaricato e visualizzato offline oppure visualizzato direttamente dalla rete P2P, metodo utilizzato per lo streaming di file audio o video tramite una rete P2P come </w:t>
+      </w:r>
+      <w:proofErr w:type="spellStart"/>
+      <w:r>
+        <w:rPr>
+          <w:sz w:val="20"/>
+        </w:rPr>
+        <w:t>Torrent</w:t>
+      </w:r>
+      <w:proofErr w:type="spellEnd"/>
+      <w:r>
+        <w:rPr>
+          <w:sz w:val="20"/>
+        </w:rPr>
+        <w:t>.</w:t>
+      </w:r>
+    </w:p>
+    <w:p>
+      <w:pPr>
+        <w:pStyle w:val="SUPSITestoArial10"/>
+        <w:rPr>
+          <w:sz w:val="20"/>
+        </w:rPr>
+      </w:pPr>
+      <w:r>
+        <w:rPr>
+          <w:sz w:val="20"/>
+        </w:rPr>
+        <w:t>Questa metodologia sembra efficiente ma può causare problemi di lentezza e non sempre potrà essere immediata la visualizzazione della carta da visita. Inoltre, non è assicurato che il file HTML possa esser visualizzato come pensato, magari alcune funzionalità di JavaScript o di visualizzazione potrebbero non funzionare.</w:t>
+      </w:r>
+    </w:p>
+    <w:p>
+      <w:pPr>
+        <w:pStyle w:val="SUPSITestoArial10"/>
+        <w:rPr>
+          <w:b/>
+          <w:sz w:val="26"/>
+          <w:szCs w:val="26"/>
+        </w:rPr>
+      </w:pPr>
+      <w:r>
+        <w:rPr>
+          <w:b/>
+          <w:sz w:val="26"/>
+          <w:szCs w:val="26"/>
+        </w:rPr>
+        <w:t xml:space="preserve">2.3 </w:t>
+      </w:r>
+      <w:r>
+        <w:rPr>
+          <w:b/>
+          <w:sz w:val="26"/>
+          <w:szCs w:val="26"/>
+        </w:rPr>
+        <w:t>Costo di implementazione</w:t>
+      </w:r>
+    </w:p>
+    <w:p>
+      <w:pPr>
+        <w:pStyle w:val="SUPSITestoArial10"/>
+        <w:rPr>
+          <w:b/>
+          <w:sz w:val="26"/>
+          <w:szCs w:val="26"/>
+        </w:rPr>
+      </w:pPr>
+      <w:r>
+        <w:rPr>
+          <w:b/>
+          <w:sz w:val="26"/>
+          <w:szCs w:val="26"/>
+        </w:rPr>
+        <w:t xml:space="preserve">2.3.1 </w:t>
+      </w:r>
+      <w:proofErr w:type="spellStart"/>
+      <w:r>
+        <w:rPr>
+          <w:b/>
+          <w:sz w:val="26"/>
+          <w:szCs w:val="26"/>
+        </w:rPr>
+        <w:t>Blockchains</w:t>
+      </w:r>
+      <w:proofErr w:type="spellEnd"/>
+    </w:p>
+    <w:p>
+      <w:pPr>
+        <w:pStyle w:val="SUPSITestoArial10"/>
+        <w:rPr>
+          <w:sz w:val="20"/>
+        </w:rPr>
+      </w:pPr>
+      <w:r>
+        <w:rPr>
+          <w:sz w:val="20"/>
+        </w:rPr>
+        <w:t xml:space="preserve">Utilizzando le </w:t>
+      </w:r>
+      <w:proofErr w:type="spellStart"/>
+      <w:r>
+        <w:rPr>
+          <w:sz w:val="20"/>
+        </w:rPr>
+        <w:t>blockchains</w:t>
+      </w:r>
+      <w:proofErr w:type="spellEnd"/>
+      <w:r>
+        <w:rPr>
+          <w:sz w:val="20"/>
+        </w:rPr>
+        <w:t xml:space="preserve">, il costo aumenta per vari fattori. Innanzitutto, se vengono utilizzate </w:t>
+      </w:r>
+      <w:proofErr w:type="spellStart"/>
+      <w:r>
+        <w:rPr>
+          <w:sz w:val="20"/>
+        </w:rPr>
+        <w:t>blockchains</w:t>
+      </w:r>
+      <w:proofErr w:type="spellEnd"/>
+      <w:r>
+        <w:rPr>
+          <w:sz w:val="20"/>
+        </w:rPr>
+        <w:t xml:space="preserve"> che già esistono, sarà possibile usufruirne ma richiede molto tempo, anche per capire come </w:t>
+      </w:r>
+      <w:r>
+        <w:rPr>
+          <w:sz w:val="20"/>
+        </w:rPr>
+        <w:lastRenderedPageBreak/>
+        <w:t xml:space="preserve">funziona e come utilizzarlo. In secondo luogo, ci si impiegherà molto tempo per implementare e usufruire dei dati nelle </w:t>
+      </w:r>
+      <w:proofErr w:type="spellStart"/>
+      <w:r>
+        <w:rPr>
+          <w:sz w:val="20"/>
+        </w:rPr>
+        <w:t>blockchains</w:t>
+      </w:r>
+      <w:proofErr w:type="spellEnd"/>
+      <w:r>
+        <w:rPr>
+          <w:sz w:val="20"/>
+        </w:rPr>
+        <w:t xml:space="preserve">. Inoltre ci sono i blocchi da creare, identità da creare e riuscire a programmare un metodo che permetta la visualizzazione della carta da visita dai dati della </w:t>
+      </w:r>
+      <w:proofErr w:type="spellStart"/>
+      <w:r>
+        <w:rPr>
+          <w:sz w:val="20"/>
+        </w:rPr>
+        <w:t>blockchain</w:t>
+      </w:r>
+      <w:proofErr w:type="spellEnd"/>
+      <w:r>
+        <w:rPr>
+          <w:sz w:val="20"/>
+        </w:rPr>
+        <w:t xml:space="preserve"> scaricati.</w:t>
+      </w:r>
+    </w:p>
+    <w:p>
+      <w:pPr>
+        <w:pStyle w:val="SUPSITestoArial10"/>
+        <w:rPr>
+          <w:sz w:val="20"/>
+        </w:rPr>
+      </w:pPr>
+      <w:r>
+        <w:rPr>
+          <w:sz w:val="20"/>
+        </w:rPr>
+        <w:t>Queste considerazioni portano ad un alto costo di tempo per implementare una soluzione che non è sicuro che funzioni e, a mio parere, non è nemmeno la migliore delle opzioni.</w:t>
+      </w:r>
+    </w:p>
+    <w:p>
+      <w:pPr>
+        <w:pStyle w:val="SUPSITestoArial10"/>
+        <w:rPr>
+          <w:b/>
+          <w:sz w:val="26"/>
+          <w:szCs w:val="26"/>
+        </w:rPr>
+      </w:pPr>
+      <w:r>
+        <w:rPr>
+          <w:b/>
+          <w:sz w:val="26"/>
+          <w:szCs w:val="26"/>
+        </w:rPr>
+        <w:t>2.3.2 Peer-to-peer</w:t>
+      </w:r>
+    </w:p>
+    <w:p>
+      <w:pPr>
+        <w:pStyle w:val="SUPSITestoArial10"/>
+        <w:rPr>
+          <w:sz w:val="20"/>
+        </w:rPr>
+      </w:pPr>
+      <w:r>
+        <w:rPr>
+          <w:sz w:val="20"/>
+        </w:rPr>
+        <w:t>Ci sono moltissimi metodi per integrare soluzioni P2P e l'utilizzo di database decentralizzati che usano una rete peer-to-peer sono una buona soluzione. Questa metodologia può essere implementata sfruttando soluzioni P2P già esistenti o creandone una nuova.</w:t>
+      </w:r>
+    </w:p>
+    <w:p>
+      <w:pPr>
+        <w:pStyle w:val="SUPSITestoArial10"/>
+        <w:rPr>
+          <w:sz w:val="20"/>
+        </w:rPr>
+      </w:pPr>
+      <w:r>
+        <w:rPr>
+          <w:sz w:val="20"/>
+        </w:rPr>
+        <w:t>Se si volesse creare una nuova rete P2P personalizzata, quindi creandola da zero, le soluzioni sono di far installare un'applicazione che permette di scaricare e condividere i file all'interno della rete P2P creata, così da rendere tutti i dispositivi dei nodi nella rete. Così facendo, però, non si sfrutta al massimo il Web 3.0 usato da miliardi di dispositivi ogni giorno.</w:t>
+      </w:r>
+    </w:p>
+    <w:p>
+      <w:pPr>
+        <w:pStyle w:val="SUPSITestoArial10"/>
+      </w:pPr>
+      <w:r>
+        <w:rPr>
+          <w:sz w:val="20"/>
+        </w:rPr>
+        <w:t>L'uso di database decentralizzati P2P portano ad un costo di utilizzo di quest'ultimi, ma la gestione della rete non la si ha e si dovrà solamente gestire i propri dati.</w:t>
+      </w:r>
+      <w:r>
+        <w:t xml:space="preserve"> </w:t>
+      </w:r>
+    </w:p>
+    <w:p>
+      <w:pPr>
+        <w:pStyle w:val="SUPSITestoArial10"/>
+        <w:rPr>
+          <w:b/>
+          <w:sz w:val="26"/>
+          <w:szCs w:val="26"/>
+        </w:rPr>
+      </w:pPr>
+      <w:r>
+        <w:rPr>
+          <w:b/>
+          <w:sz w:val="26"/>
+          <w:szCs w:val="26"/>
+        </w:rPr>
+        <w:t>2.3.3 Database multi-</w:t>
+      </w:r>
+      <w:proofErr w:type="spellStart"/>
+      <w:r>
+        <w:rPr>
+          <w:b/>
+          <w:sz w:val="26"/>
+          <w:szCs w:val="26"/>
+        </w:rPr>
+        <w:t>cloud</w:t>
+      </w:r>
+      <w:proofErr w:type="spellEnd"/>
+    </w:p>
+    <w:p>
+      <w:pPr>
+        <w:pStyle w:val="SUPSITestoArial10"/>
+        <w:rPr>
+          <w:sz w:val="20"/>
+        </w:rPr>
+      </w:pPr>
+      <w:r>
+        <w:rPr>
+          <w:sz w:val="20"/>
+        </w:rPr>
+        <w:t>Questo sistema non utilizza database decentralizzati ma database centralizzati con dati replicati in altri server della stessa azienda o società che ne è in possesso. Il costo cambia a differenza del servizio che viene offerto dalle varie aziende.</w:t>
+      </w:r>
+    </w:p>
+    <w:p>
+      <w:pPr>
+        <w:pStyle w:val="SUPSITestoArial10"/>
+        <w:rPr>
+          <w:sz w:val="20"/>
+        </w:rPr>
+      </w:pPr>
+      <w:r>
+        <w:rPr>
+          <w:sz w:val="20"/>
+        </w:rPr>
+        <w:t>Questo porta però ad un uso totalmente centralizzato del progetto.</w:t>
+      </w:r>
     </w:p>
     <w:p>
       <w:pPr>
@@ -6762,7 +9983,7 @@
       <w:r>
         <w:br w:type="page"/>
       </w:r>
-      <w:bookmarkStart w:id="29" w:name="_Toc160445524"/>
+      <w:bookmarkStart w:id="32" w:name="_Toc160445524"/>
       <w:r>
         <w:lastRenderedPageBreak/>
         <w:t>Capitolo 3</w:t>
@@ -6782,7 +10003,7 @@
       <w:r>
         <w:t>mplementazione</w:t>
       </w:r>
-      <w:bookmarkEnd w:id="29"/>
+      <w:bookmarkEnd w:id="32"/>
       <w:r>
         <w:t xml:space="preserve"> </w:t>
       </w:r>
@@ -6808,85 +10029,85 @@
           <w:lang w:val="it-CH"/>
         </w:rPr>
       </w:pPr>
-      <w:bookmarkStart w:id="30" w:name="_Toc73344993"/>
-      <w:bookmarkStart w:id="31" w:name="_Toc73345134"/>
-      <w:bookmarkStart w:id="32" w:name="_Toc73345149"/>
-      <w:bookmarkStart w:id="33" w:name="_Toc82498962"/>
-      <w:bookmarkStart w:id="34" w:name="_Toc160445525"/>
+      <w:bookmarkStart w:id="33" w:name="_Toc73344993"/>
+      <w:bookmarkStart w:id="34" w:name="_Toc73345134"/>
+      <w:bookmarkStart w:id="35" w:name="_Toc73345149"/>
+      <w:bookmarkStart w:id="36" w:name="_Toc82498962"/>
+      <w:bookmarkStart w:id="37" w:name="_Toc160445525"/>
       <w:r>
         <w:rPr>
           <w:lang w:val="it-CH"/>
         </w:rPr>
         <w:t xml:space="preserve">3.1 </w:t>
       </w:r>
-      <w:bookmarkEnd w:id="30"/>
-      <w:bookmarkEnd w:id="31"/>
-      <w:bookmarkEnd w:id="32"/>
       <w:bookmarkEnd w:id="33"/>
-      <w:r>
-        <w:rPr>
-          <w:lang w:val="it-CH"/>
-        </w:rPr>
-        <w:t>Studio dei linguaggi</w:t>
-      </w:r>
       <w:bookmarkEnd w:id="34"/>
-    </w:p>
-    <w:p>
-      <w:pPr>
-        <w:rPr>
-          <w:lang w:val="it-CH"/>
-        </w:rPr>
-      </w:pPr>
-      <w:r>
-        <w:rPr>
-          <w:lang w:val="it-CH"/>
-        </w:rPr>
-        <w:t xml:space="preserve">&lt;Parti importanti che riguardando l’utilizzo di </w:t>
-      </w:r>
-      <w:proofErr w:type="spellStart"/>
-      <w:r>
-        <w:rPr>
-          <w:lang w:val="it-CH"/>
-        </w:rPr>
-        <w:t>Angular</w:t>
-      </w:r>
-      <w:proofErr w:type="spellEnd"/>
-      <w:r>
-        <w:rPr>
-          <w:lang w:val="it-CH"/>
-        </w:rPr>
-        <w:t>, come esso funziona, quali sono le sue peculiarità&gt;</w:t>
-      </w:r>
-    </w:p>
-    <w:p>
-      <w:pPr>
-        <w:pStyle w:val="Titolo2"/>
-        <w:rPr>
-          <w:lang w:val="it-CH"/>
-        </w:rPr>
-      </w:pPr>
-      <w:bookmarkStart w:id="35" w:name="_Toc73344994"/>
-      <w:bookmarkStart w:id="36" w:name="_Toc73345135"/>
-      <w:bookmarkStart w:id="37" w:name="_Toc73345150"/>
-      <w:bookmarkStart w:id="38" w:name="_Toc82498963"/>
-      <w:bookmarkStart w:id="39" w:name="_Toc160445526"/>
-      <w:r>
-        <w:rPr>
-          <w:lang w:val="it-CH"/>
-        </w:rPr>
-        <w:t xml:space="preserve">3.2 </w:t>
-      </w:r>
       <w:bookmarkEnd w:id="35"/>
       <w:bookmarkEnd w:id="36"/>
+      <w:r>
+        <w:rPr>
+          <w:lang w:val="it-CH"/>
+        </w:rPr>
+        <w:t>Studio dei linguaggi</w:t>
+      </w:r>
       <w:bookmarkEnd w:id="37"/>
+    </w:p>
+    <w:p>
+      <w:pPr>
+        <w:rPr>
+          <w:lang w:val="it-CH"/>
+        </w:rPr>
+      </w:pPr>
+      <w:r>
+        <w:rPr>
+          <w:lang w:val="it-CH"/>
+        </w:rPr>
+        <w:t xml:space="preserve">&lt;Parti importanti che riguardando l’utilizzo di </w:t>
+      </w:r>
+      <w:proofErr w:type="spellStart"/>
+      <w:r>
+        <w:rPr>
+          <w:lang w:val="it-CH"/>
+        </w:rPr>
+        <w:t>Angular</w:t>
+      </w:r>
+      <w:proofErr w:type="spellEnd"/>
+      <w:r>
+        <w:rPr>
+          <w:lang w:val="it-CH"/>
+        </w:rPr>
+        <w:t>, come esso funziona, quali sono le sue peculiarità&gt;</w:t>
+      </w:r>
+    </w:p>
+    <w:p>
+      <w:pPr>
+        <w:pStyle w:val="Titolo2"/>
+        <w:rPr>
+          <w:lang w:val="it-CH"/>
+        </w:rPr>
+      </w:pPr>
+      <w:bookmarkStart w:id="38" w:name="_Toc73344994"/>
+      <w:bookmarkStart w:id="39" w:name="_Toc73345135"/>
+      <w:bookmarkStart w:id="40" w:name="_Toc73345150"/>
+      <w:bookmarkStart w:id="41" w:name="_Toc82498963"/>
+      <w:bookmarkStart w:id="42" w:name="_Toc160445526"/>
+      <w:r>
+        <w:rPr>
+          <w:lang w:val="it-CH"/>
+        </w:rPr>
+        <w:t xml:space="preserve">3.2 </w:t>
+      </w:r>
       <w:bookmarkEnd w:id="38"/>
+      <w:bookmarkEnd w:id="39"/>
+      <w:bookmarkEnd w:id="40"/>
+      <w:bookmarkEnd w:id="41"/>
       <w:r>
         <w:rPr>
           <w:lang w:val="it-CH"/>
         </w:rPr>
         <w:t>Sviluppo dell’applicazione</w:t>
       </w:r>
-      <w:bookmarkEnd w:id="39"/>
+      <w:bookmarkEnd w:id="42"/>
     </w:p>
     <w:p>
       <w:pPr>
@@ -6919,14 +10140,14 @@
       <w:pPr>
         <w:pStyle w:val="Titolo2"/>
       </w:pPr>
-      <w:bookmarkStart w:id="40" w:name="_Toc160445527"/>
+      <w:bookmarkStart w:id="43" w:name="_Toc160445527"/>
       <w:r>
         <w:t xml:space="preserve">3.3 </w:t>
       </w:r>
       <w:r>
         <w:t>Test</w:t>
       </w:r>
-      <w:bookmarkEnd w:id="40"/>
+      <w:bookmarkEnd w:id="43"/>
     </w:p>
     <w:p>
       <w:r>
@@ -6937,11 +10158,11 @@
       <w:pPr>
         <w:pStyle w:val="Titolo2"/>
       </w:pPr>
-      <w:bookmarkStart w:id="41" w:name="_Toc160445528"/>
+      <w:bookmarkStart w:id="44" w:name="_Toc160445528"/>
       <w:r>
         <w:t>3.4 Messa in produzione</w:t>
       </w:r>
-      <w:bookmarkEnd w:id="41"/>
+      <w:bookmarkEnd w:id="44"/>
     </w:p>
     <w:p>
       <w:r>
@@ -6976,18 +10197,18 @@
       <w:pPr>
         <w:pStyle w:val="Titolo"/>
       </w:pPr>
-      <w:bookmarkStart w:id="42" w:name="_Toc160445529"/>
+      <w:bookmarkStart w:id="45" w:name="_Toc160445529"/>
       <w:r>
         <w:lastRenderedPageBreak/>
         <w:t>Capitolo 4 – Risultati ottenuti</w:t>
       </w:r>
-      <w:bookmarkEnd w:id="42"/>
+      <w:bookmarkEnd w:id="45"/>
     </w:p>
     <w:p>
       <w:pPr>
         <w:pStyle w:val="Titolo2"/>
       </w:pPr>
-      <w:bookmarkStart w:id="43" w:name="_Toc160445530"/>
+      <w:bookmarkStart w:id="46" w:name="_Toc160445530"/>
       <w:r>
         <w:t>4</w:t>
       </w:r>
@@ -7000,17 +10221,17 @@
       <w:r>
         <w:t>Test e copertura effettuata</w:t>
       </w:r>
-      <w:bookmarkEnd w:id="43"/>
+      <w:bookmarkEnd w:id="46"/>
     </w:p>
     <w:p>
       <w:pPr>
         <w:pStyle w:val="Titolo2"/>
       </w:pPr>
-      <w:bookmarkStart w:id="44" w:name="_Toc160445531"/>
+      <w:bookmarkStart w:id="47" w:name="_Toc160445531"/>
       <w:r>
         <w:t>4.2 Altro</w:t>
       </w:r>
-      <w:bookmarkEnd w:id="44"/>
+      <w:bookmarkEnd w:id="47"/>
       <w:r>
         <w:br w:type="page"/>
       </w:r>
@@ -7019,12 +10240,12 @@
       <w:pPr>
         <w:pStyle w:val="Titolo"/>
       </w:pPr>
-      <w:bookmarkStart w:id="45" w:name="_Toc160445532"/>
+      <w:bookmarkStart w:id="48" w:name="_Toc160445532"/>
       <w:r>
         <w:lastRenderedPageBreak/>
         <w:t>Capitolo 5 – Conclusione</w:t>
       </w:r>
-      <w:bookmarkEnd w:id="45"/>
+      <w:bookmarkEnd w:id="48"/>
     </w:p>
     <w:p/>
     <w:p>
@@ -7042,7 +10263,7 @@
           <w:lang w:val="it-CH"/>
         </w:rPr>
       </w:pPr>
-      <w:bookmarkStart w:id="46" w:name="_Toc160445533"/>
+      <w:bookmarkStart w:id="49" w:name="_Toc160445533"/>
       <w:r>
         <w:rPr>
           <w:lang w:val="it-CH"/>
@@ -7050,7 +10271,7 @@
         <w:lastRenderedPageBreak/>
         <w:t>Bibliografia</w:t>
       </w:r>
-      <w:bookmarkEnd w:id="46"/>
+      <w:bookmarkEnd w:id="49"/>
     </w:p>
     <w:p>
       <w:pPr>
@@ -7153,7 +10374,7 @@
       <w:pPr>
         <w:pStyle w:val="SUPSITestoArial10"/>
       </w:pPr>
-      <w:hyperlink r:id="rId18" w:history="1">
+      <w:hyperlink r:id="rId28" w:history="1">
         <w:r>
           <w:rPr>
             <w:rStyle w:val="Collegamentoipertestuale"/>
@@ -7302,7 +10523,7 @@
           <w:szCs w:val="56"/>
         </w:rPr>
       </w:pPr>
-      <w:bookmarkStart w:id="47" w:name="_Toc160445534"/>
+      <w:bookmarkStart w:id="50" w:name="_Toc160445534"/>
       <w:r>
         <w:rPr>
           <w:rStyle w:val="Enfasigrassetto"/>
@@ -7315,7 +10536,7 @@
         <w:lastRenderedPageBreak/>
         <w:t>Appendici</w:t>
       </w:r>
-      <w:bookmarkEnd w:id="47"/>
+      <w:bookmarkEnd w:id="50"/>
     </w:p>
     <w:p>
       <w:pPr>
@@ -7466,7 +10687,7 @@
           <w:szCs w:val="56"/>
         </w:rPr>
       </w:pPr>
-      <w:bookmarkStart w:id="48" w:name="_Toc160445535"/>
+      <w:bookmarkStart w:id="51" w:name="_Toc160445535"/>
       <w:r>
         <w:rPr>
           <w:rStyle w:val="Enfasigrassetto"/>
@@ -7479,7 +10700,7 @@
         <w:lastRenderedPageBreak/>
         <w:t>Allegati</w:t>
       </w:r>
-      <w:bookmarkEnd w:id="48"/>
+      <w:bookmarkEnd w:id="51"/>
     </w:p>
     <w:p>
       <w:pPr>
@@ -7600,15 +10821,13 @@
         <w:pStyle w:val="SUPSITestoArial10"/>
         <w:ind w:left="708" w:hanging="708"/>
       </w:pPr>
-      <w:bookmarkStart w:id="49" w:name="_GoBack"/>
-      <w:bookmarkEnd w:id="49"/>
     </w:p>
     <w:sectPr>
-      <w:headerReference w:type="even" r:id="rId19"/>
-      <w:headerReference w:type="default" r:id="rId20"/>
-      <w:footerReference w:type="default" r:id="rId21"/>
-      <w:headerReference w:type="first" r:id="rId22"/>
-      <w:footerReference w:type="first" r:id="rId23"/>
+      <w:headerReference w:type="even" r:id="rId29"/>
+      <w:headerReference w:type="default" r:id="rId30"/>
+      <w:footerReference w:type="default" r:id="rId31"/>
+      <w:headerReference w:type="first" r:id="rId32"/>
+      <w:footerReference w:type="first" r:id="rId33"/>
       <w:pgSz w:w="11900" w:h="16840" w:code="9"/>
       <w:pgMar w:top="1729" w:right="1134" w:bottom="851" w:left="1701" w:header="550" w:footer="567" w:gutter="0"/>
       <w:cols w:space="708"/>
@@ -7759,6 +10978,41 @@
       </w:r>
     </w:p>
   </w:footnote>
+  <w:footnote w:id="1">
+    <w:p>
+      <w:pPr>
+        <w:pStyle w:val="Testonotaapidipagina"/>
+      </w:pPr>
+      <w:r>
+        <w:rPr>
+          <w:rStyle w:val="Rimandonotaapidipagina"/>
+        </w:rPr>
+        <w:footnoteRef/>
+      </w:r>
+      <w:r>
+        <w:t xml:space="preserve"> </w:t>
+      </w:r>
+      <w:r>
+        <w:t xml:space="preserve">È noto che sono state già create soluzioni per evitare il problema del single </w:t>
+      </w:r>
+      <w:proofErr w:type="spellStart"/>
+      <w:r>
+        <w:t>point</w:t>
+      </w:r>
+      <w:proofErr w:type="spellEnd"/>
+      <w:r>
+        <w:t xml:space="preserve"> of </w:t>
+      </w:r>
+      <w:proofErr w:type="spellStart"/>
+      <w:r>
+        <w:t>failure</w:t>
+      </w:r>
+      <w:proofErr w:type="spellEnd"/>
+      <w:r>
+        <w:t>, quali, ad esempio, replicare tutti i dati in un server di backup che verrà acceso in caso quello principale non sia in servizio</w:t>
+      </w:r>
+    </w:p>
+  </w:footnote>
 </w:footnotes>
 </file>
 
@@ -7824,7 +11078,7 @@
         <w:sz w:val="16"/>
         <w:szCs w:val="16"/>
       </w:rPr>
-      <w:t>20</w:t>
+      <w:t>26</w:t>
     </w:r>
     <w:r>
       <w:rPr>
@@ -7873,7 +11127,7 @@
         <w:sz w:val="16"/>
         <w:szCs w:val="16"/>
       </w:rPr>
-      <w:t>21</w:t>
+      <w:t>27</w:t>
     </w:r>
     <w:r>
       <w:rPr>
@@ -9286,7 +12540,6 @@
   <w:style w:type="character" w:default="1" w:styleId="Carpredefinitoparagrafo">
     <w:name w:val="Default Paragraph Font"/>
     <w:uiPriority w:val="1"/>
-    <w:semiHidden/>
     <w:unhideWhenUsed/>
   </w:style>
   <w:style w:type="table" w:default="1" w:styleId="Tabellanormale">
@@ -10116,6 +13369,15 @@
     <w:basedOn w:val="Carpredefinitoparagrafo"/>
     <w:rsid w:val="000002F6"/>
   </w:style>
+  <w:style w:type="character" w:styleId="Collegamentovisitato">
+    <w:name w:val="FollowedHyperlink"/>
+    <w:basedOn w:val="Carpredefinitoparagrafo"/>
+    <w:rsid w:val="00A97ED1"/>
+    <w:rPr>
+      <w:color w:val="954F72" w:themeColor="followedHyperlink"/>
+      <w:u w:val="single"/>
+    </w:rPr>
+  </w:style>
 </w:styles>
 </file>
 
@@ -10385,7 +13647,7 @@
 </file>
 
 <file path=customXml/itemProps1.xml><?xml version="1.0" encoding="utf-8"?>
-<ds:datastoreItem xmlns:ds="http://schemas.openxmlformats.org/officeDocument/2006/customXml" ds:itemID="{734AC7D5-FEC1-477D-85BC-BE6021623BA5}">
+<ds:datastoreItem xmlns:ds="http://schemas.openxmlformats.org/officeDocument/2006/customXml" ds:itemID="{6DD9F3A1-2C64-472F-B6C7-D54889F50D66}">
   <ds:schemaRefs>
     <ds:schemaRef ds:uri="http://schemas.openxmlformats.org/officeDocument/2006/bibliography"/>
   </ds:schemaRefs>

--- a/rapporto/DOC_SARAK.docx
+++ b/rapporto/DOC_SARAK.docx
@@ -3998,6 +3998,83 @@
     </w:p>
     <w:p>
       <w:pPr>
+        <w:rPr>
+          <w:sz w:val="20"/>
+          <w:szCs w:val="20"/>
+        </w:rPr>
+      </w:pPr>
+      <w:r>
+        <w:rPr>
+          <w:sz w:val="20"/>
+          <w:szCs w:val="20"/>
+        </w:rPr>
+        <w:t xml:space="preserve">Il progetto prende le mosse da una soluzione preesistente sviluppata da </w:t>
+      </w:r>
+      <w:proofErr w:type="spellStart"/>
+      <w:r>
+        <w:rPr>
+          <w:sz w:val="20"/>
+          <w:szCs w:val="20"/>
+        </w:rPr>
+        <w:t>HexagonSwiss</w:t>
+      </w:r>
+      <w:proofErr w:type="spellEnd"/>
+      <w:r>
+        <w:rPr>
+          <w:sz w:val="20"/>
+          <w:szCs w:val="20"/>
+        </w:rPr>
+        <w:t xml:space="preserve">, finalizzata a digitalizzare i tradizionali bigliettini da visita utilizzando carte NFC. Attraverso l'interazione con uno </w:t>
+      </w:r>
+      <w:proofErr w:type="spellStart"/>
+      <w:r>
+        <w:rPr>
+          <w:sz w:val="20"/>
+          <w:szCs w:val="20"/>
+        </w:rPr>
+        <w:t>smartphone</w:t>
+      </w:r>
+      <w:proofErr w:type="spellEnd"/>
+      <w:r>
+        <w:rPr>
+          <w:sz w:val="20"/>
+          <w:szCs w:val="20"/>
+        </w:rPr>
+        <w:t xml:space="preserve">, queste carte aprono automaticamente una pagina web contenente il biglietto da visita digitale personalizzato per l'azienda. L'obiettivo principale è rendere il processo più efficiente, sfruttando la tecnologia NFC. Nel caso in cui il telefono non supporti la lettura NFC, è disponibile un codice QR sulla carta che fornisce la stessa funzionalità. </w:t>
+      </w:r>
+    </w:p>
+    <w:p>
+      <w:pPr>
+        <w:rPr>
+          <w:sz w:val="20"/>
+          <w:szCs w:val="20"/>
+        </w:rPr>
+      </w:pPr>
+      <w:r>
+        <w:rPr>
+          <w:sz w:val="20"/>
+          <w:szCs w:val="20"/>
+        </w:rPr>
+        <w:t xml:space="preserve">Approfondimento </w:t>
+      </w:r>
+    </w:p>
+    <w:p>
+      <w:pPr>
+        <w:rPr>
+          <w:sz w:val="20"/>
+          <w:szCs w:val="20"/>
+        </w:rPr>
+      </w:pPr>
+      <w:r>
+        <w:rPr>
+          <w:sz w:val="20"/>
+          <w:szCs w:val="20"/>
+        </w:rPr>
+        <w:t xml:space="preserve">Attualmente, la creazione della carta fisica e la personalizzazione dei bigliettini richiedono un coinvolgimento diretto dell'azienda, rendendo il processo piuttosto meccanico. L'obiettivo del progetto è digitalizzare quasi completamente il sistema, permettendo agli utenti di personalizzare i propri biglietti digitali senza dover coinvolgere l'azienda. </w:t>
+      </w:r>
+    </w:p>
+    <w:p>
+      <w:pPr>
         <w:pStyle w:val="Titolo2"/>
       </w:pPr>
       <w:bookmarkStart w:id="3" w:name="_Toc160445511"/>
@@ -4009,7 +4086,173 @@
     <w:p>
       <w:pPr>
         <w:pStyle w:val="SUPSITestoArial10"/>
-      </w:pPr>
+        <w:rPr>
+          <w:rFonts w:eastAsia="Times New Roman" w:cs="Arial"/>
+          <w:color w:val="101316"/>
+          <w:sz w:val="20"/>
+          <w:lang w:val="it-IT" w:eastAsia="it-CH"/>
+        </w:rPr>
+      </w:pPr>
+      <w:r>
+        <w:rPr>
+          <w:rFonts w:eastAsia="Times New Roman" w:cs="Arial"/>
+          <w:color w:val="101316"/>
+          <w:sz w:val="20"/>
+          <w:lang w:val="it-IT" w:eastAsia="it-CH"/>
+        </w:rPr>
+        <w:t xml:space="preserve">I compiti di questo progetto sono quelli di definire una struttura dati adatta al progetto, impostare la modifica e la creazione di nuovi bigliettini da visita digitali a seconda dei vari ruoli dell’utente e di definire quindi, in maniera chiara, le specifiche che ogni tipo di utente può avere all’interno del sistema. Definire le varie pagine a cui l’utente avrà accesso e fare in modo che ogni utente possa accedere ai propri bigliettini da visita senza problemi, da valutare se impostare già la possibilità di creare e di richiedere una nuova carta fisica ad </w:t>
+      </w:r>
+      <w:proofErr w:type="spellStart"/>
+      <w:r>
+        <w:rPr>
+          <w:rFonts w:eastAsia="Times New Roman" w:cs="Arial"/>
+          <w:color w:val="101316"/>
+          <w:sz w:val="20"/>
+          <w:lang w:val="it-IT" w:eastAsia="it-CH"/>
+        </w:rPr>
+        <w:t>HexagonSwiss</w:t>
+      </w:r>
+      <w:proofErr w:type="spellEnd"/>
+      <w:r>
+        <w:rPr>
+          <w:rFonts w:eastAsia="Times New Roman" w:cs="Arial"/>
+          <w:color w:val="101316"/>
+          <w:sz w:val="20"/>
+          <w:lang w:val="it-IT" w:eastAsia="it-CH"/>
+        </w:rPr>
+        <w:t xml:space="preserve">. Infine, messa in produzione del prodotto effettuando già i primi test. Il bigliettino da visita digitale sarà visibile a tutti, e in seguito si effettuerà il login per poter accedere alla pagina di modifica dei biglietti digitali. Per il momento, la creazione di un proprio profilo utente non è contemplata, visto che bisogna comunque passare da </w:t>
+      </w:r>
+      <w:proofErr w:type="spellStart"/>
+      <w:r>
+        <w:rPr>
+          <w:rFonts w:eastAsia="Times New Roman" w:cs="Arial"/>
+          <w:color w:val="101316"/>
+          <w:sz w:val="20"/>
+          <w:lang w:val="it-IT" w:eastAsia="it-CH"/>
+        </w:rPr>
+        <w:t>HexagonSwiss</w:t>
+      </w:r>
+      <w:proofErr w:type="spellEnd"/>
+      <w:r>
+        <w:rPr>
+          <w:rFonts w:eastAsia="Times New Roman" w:cs="Arial"/>
+          <w:color w:val="101316"/>
+          <w:sz w:val="20"/>
+          <w:lang w:val="it-IT" w:eastAsia="it-CH"/>
+        </w:rPr>
+        <w:t xml:space="preserve"> per la carta NFC fisica, ma dev’essere già impostato in maniera che si possa fare automaticamente come processo. </w:t>
+      </w:r>
+    </w:p>
+    <w:p>
+      <w:pPr>
+        <w:pStyle w:val="Titolo2"/>
+      </w:pPr>
+      <w:r>
+        <w:t xml:space="preserve">Obiettivi </w:t>
+      </w:r>
+    </w:p>
+    <w:p>
+      <w:pPr>
+        <w:pStyle w:val="SUPSITestoArial10"/>
+        <w:rPr>
+          <w:sz w:val="20"/>
+        </w:rPr>
+      </w:pPr>
+      <w:r>
+        <w:rPr>
+          <w:sz w:val="20"/>
+        </w:rPr>
+        <w:t xml:space="preserve">L’obiettivo principale del progetto è quello di riuscire a portare in digitale tutto il sistema per la gestione dei profili e dei bigliettini da visita dell’utente. Quindi: 1. Digitalizzazione del processo di creazione e personalizzazione dei bigliettini da visita digitali 2. Consentire agli utenti di personalizzare i propri biglietti senza coinvolgere l'azienda 3. Implementare un sistema di gestione dei ruoli e della gerarchia per la revisione e l'approvazione delle modifiche ai biglietti digitali 4. Approfondire la comprensione del funzionamento della carta NFC 5. Realizzare una documentazione precisa dei lavori e delle ricerche svolte </w:t>
+      </w:r>
+    </w:p>
+    <w:p>
+      <w:pPr>
+        <w:pStyle w:val="Titolo2"/>
+      </w:pPr>
+      <w:r>
+        <w:t xml:space="preserve">Tecnologie </w:t>
+      </w:r>
+    </w:p>
+    <w:p>
+      <w:pPr>
+        <w:pStyle w:val="SUPSITestoArial10"/>
+      </w:pPr>
+      <w:r>
+        <w:rPr>
+          <w:sz w:val="20"/>
+        </w:rPr>
+        <w:t xml:space="preserve">Express.js </w:t>
+      </w:r>
+      <w:proofErr w:type="spellStart"/>
+      <w:r>
+        <w:rPr>
+          <w:sz w:val="20"/>
+        </w:rPr>
+        <w:t>backend</w:t>
+      </w:r>
+      <w:proofErr w:type="spellEnd"/>
+      <w:r>
+        <w:rPr>
+          <w:sz w:val="20"/>
+        </w:rPr>
+        <w:t xml:space="preserve">, </w:t>
+      </w:r>
+      <w:proofErr w:type="spellStart"/>
+      <w:r>
+        <w:rPr>
+          <w:sz w:val="20"/>
+        </w:rPr>
+        <w:t>angular</w:t>
+      </w:r>
+      <w:proofErr w:type="spellEnd"/>
+      <w:r>
+        <w:rPr>
+          <w:sz w:val="20"/>
+        </w:rPr>
+        <w:t xml:space="preserve"> </w:t>
+      </w:r>
+      <w:proofErr w:type="spellStart"/>
+      <w:r>
+        <w:rPr>
+          <w:sz w:val="20"/>
+        </w:rPr>
+        <w:t>frontend</w:t>
+      </w:r>
+      <w:proofErr w:type="spellEnd"/>
+      <w:r>
+        <w:rPr>
+          <w:sz w:val="20"/>
+        </w:rPr>
+        <w:t xml:space="preserve">, </w:t>
+      </w:r>
+      <w:proofErr w:type="spellStart"/>
+      <w:r>
+        <w:rPr>
+          <w:sz w:val="20"/>
+        </w:rPr>
+        <w:t>mongo</w:t>
+      </w:r>
+      <w:proofErr w:type="spellEnd"/>
+      <w:r>
+        <w:rPr>
+          <w:sz w:val="20"/>
+        </w:rPr>
+        <w:t xml:space="preserve"> </w:t>
+      </w:r>
+      <w:proofErr w:type="spellStart"/>
+      <w:r>
+        <w:rPr>
+          <w:sz w:val="20"/>
+        </w:rPr>
+        <w:t>db</w:t>
+      </w:r>
+      <w:proofErr w:type="spellEnd"/>
+      <w:r>
+        <w:rPr>
+          <w:sz w:val="20"/>
+        </w:rPr>
+        <w:t xml:space="preserve"> e tutte le tecnologie e strumenti che sono necessari per la realizzazione del progetto. </w:t>
+      </w:r>
       <w:r>
         <w:rPr>
           <w:rFonts w:eastAsia="Times New Roman" w:cs="Arial"/>
@@ -4105,7 +4348,16 @@
           <w:sz w:val="20"/>
           <w:lang w:eastAsia="it-CH"/>
         </w:rPr>
-        <w:t xml:space="preserve">Il progetto è fatto in collaborazione con </w:t>
+        <w:t xml:space="preserve">Il progetto è fatto </w:t>
+      </w:r>
+      <w:bookmarkStart w:id="6" w:name="_GoBack"/>
+      <w:bookmarkEnd w:id="6"/>
+      <w:r>
+        <w:rPr>
+          <w:sz w:val="20"/>
+          <w:lang w:eastAsia="it-CH"/>
+        </w:rPr>
+        <w:t xml:space="preserve">in collaborazione con </w:t>
       </w:r>
       <w:proofErr w:type="spellStart"/>
       <w:r>
@@ -4192,14 +4444,14 @@
           <w:lang w:val="it-CH" w:eastAsia="it-CH"/>
         </w:rPr>
       </w:pPr>
-      <w:bookmarkStart w:id="6" w:name="_Toc160445514"/>
+      <w:bookmarkStart w:id="7" w:name="_Toc160445514"/>
       <w:r>
         <w:rPr>
           <w:lang w:val="it-CH" w:eastAsia="it-CH"/>
         </w:rPr>
         <w:t>Idea del progetto</w:t>
       </w:r>
-      <w:bookmarkEnd w:id="6"/>
+      <w:bookmarkEnd w:id="7"/>
     </w:p>
     <w:p>
       <w:pPr>
@@ -4260,11 +4512,11 @@
       <w:pPr>
         <w:pStyle w:val="Titolo2"/>
       </w:pPr>
-      <w:bookmarkStart w:id="7" w:name="_Toc160445515"/>
+      <w:bookmarkStart w:id="8" w:name="_Toc160445515"/>
       <w:r>
         <w:t>Punto di partenza del progetto</w:t>
       </w:r>
-      <w:bookmarkEnd w:id="7"/>
+      <w:bookmarkEnd w:id="8"/>
     </w:p>
     <w:p>
       <w:pPr>
@@ -4321,13 +4573,13 @@
       <w:pPr>
         <w:pStyle w:val="Titolo"/>
       </w:pPr>
-      <w:bookmarkStart w:id="8" w:name="_Toc300833159"/>
-      <w:bookmarkStart w:id="9" w:name="_Toc160445516"/>
-      <w:bookmarkStart w:id="10" w:name="_Toc73344986"/>
-      <w:bookmarkStart w:id="11" w:name="_Toc73345127"/>
-      <w:bookmarkStart w:id="12" w:name="_Toc73345142"/>
-      <w:bookmarkStart w:id="13" w:name="_Toc82498955"/>
-      <w:bookmarkEnd w:id="8"/>
+      <w:bookmarkStart w:id="9" w:name="_Toc300833159"/>
+      <w:bookmarkStart w:id="10" w:name="_Toc160445516"/>
+      <w:bookmarkStart w:id="11" w:name="_Toc73344986"/>
+      <w:bookmarkStart w:id="12" w:name="_Toc73345127"/>
+      <w:bookmarkStart w:id="13" w:name="_Toc73345142"/>
+      <w:bookmarkStart w:id="14" w:name="_Toc82498955"/>
+      <w:bookmarkEnd w:id="9"/>
       <w:r>
         <w:lastRenderedPageBreak/>
         <w:t>Capitolo 1</w:t>
@@ -4335,7 +4587,7 @@
       <w:r>
         <w:t xml:space="preserve"> – Stato dell’arte</w:t>
       </w:r>
-      <w:bookmarkEnd w:id="9"/>
+      <w:bookmarkEnd w:id="10"/>
     </w:p>
     <w:p>
       <w:pPr>
@@ -4482,19 +4734,19 @@
           <w:numId w:val="5"/>
         </w:numPr>
       </w:pPr>
-      <w:bookmarkStart w:id="14" w:name="_Toc160445517"/>
-      <w:bookmarkStart w:id="15" w:name="_Toc73344988"/>
-      <w:bookmarkStart w:id="16" w:name="_Toc73345129"/>
-      <w:bookmarkStart w:id="17" w:name="_Toc73345144"/>
-      <w:bookmarkStart w:id="18" w:name="_Toc82498957"/>
-      <w:bookmarkEnd w:id="10"/>
+      <w:bookmarkStart w:id="15" w:name="_Toc160445517"/>
+      <w:bookmarkStart w:id="16" w:name="_Toc73344988"/>
+      <w:bookmarkStart w:id="17" w:name="_Toc73345129"/>
+      <w:bookmarkStart w:id="18" w:name="_Toc73345144"/>
+      <w:bookmarkStart w:id="19" w:name="_Toc82498957"/>
       <w:bookmarkEnd w:id="11"/>
       <w:bookmarkEnd w:id="12"/>
       <w:bookmarkEnd w:id="13"/>
+      <w:bookmarkEnd w:id="14"/>
       <w:r>
         <w:t>Cos’è l’NFC?</w:t>
       </w:r>
-      <w:bookmarkEnd w:id="14"/>
+      <w:bookmarkEnd w:id="15"/>
     </w:p>
     <w:p>
       <w:r>
@@ -4526,10 +4778,10 @@
         <w:t xml:space="preserve"> </w:t>
       </w:r>
     </w:p>
-    <w:bookmarkEnd w:id="15"/>
     <w:bookmarkEnd w:id="16"/>
     <w:bookmarkEnd w:id="17"/>
     <w:bookmarkEnd w:id="18"/>
+    <w:bookmarkEnd w:id="19"/>
     <w:p>
       <w:pPr>
         <w:pStyle w:val="Titolo3"/>
@@ -5974,25 +6226,27 @@
           <w:sz w:val="20"/>
           <w:szCs w:val="22"/>
         </w:rPr>
-        <w:t>Questo attacco può essere attuato utilizzando solo due telefoni cellulari abilitati NFC.</w:t>
-      </w:r>
-    </w:p>
-    <w:p>
-      <w:pPr>
-        <w:rPr>
-          <w:lang w:val="it-CH"/>
-        </w:rPr>
-      </w:pPr>
+        <w:t>Questo attacco può essere attuato utilizzando solo due telefoni c</w:t>
+      </w:r>
+      <w:r>
+        <w:rPr>
+          <w:rFonts w:ascii="Arial" w:hAnsi="Arial" w:cs="Arial"/>
+          <w:color w:val="202122"/>
+          <w:sz w:val="20"/>
+          <w:szCs w:val="22"/>
+        </w:rPr>
+        <w:t>ellulari abilitati NFC.</w:t>
+      </w:r>
     </w:p>
     <w:p>
       <w:pPr>
         <w:pStyle w:val="Titolo3"/>
       </w:pPr>
-      <w:bookmarkStart w:id="19" w:name="_Toc160445518"/>
+      <w:bookmarkStart w:id="20" w:name="_Toc160445518"/>
       <w:r>
         <w:t>1.1.1 Vantaggi</w:t>
       </w:r>
-      <w:bookmarkEnd w:id="19"/>
+      <w:bookmarkEnd w:id="20"/>
     </w:p>
     <w:p>
       <w:pPr>
@@ -6018,14 +6272,14 @@
       <w:pPr>
         <w:pStyle w:val="Titolo3"/>
       </w:pPr>
-      <w:bookmarkStart w:id="20" w:name="_Toc160445519"/>
+      <w:bookmarkStart w:id="21" w:name="_Toc160445519"/>
       <w:r>
         <w:t xml:space="preserve">1.1.2 </w:t>
       </w:r>
       <w:r>
         <w:t>Svantaggi</w:t>
       </w:r>
-      <w:bookmarkEnd w:id="20"/>
+      <w:bookmarkEnd w:id="21"/>
     </w:p>
     <w:p>
       <w:pPr>
@@ -6042,11 +6296,11 @@
       <w:pPr>
         <w:pStyle w:val="Titolo3"/>
       </w:pPr>
-      <w:bookmarkStart w:id="21" w:name="_Toc160445520"/>
+      <w:bookmarkStart w:id="22" w:name="_Toc160445520"/>
       <w:r>
         <w:t>1.1.3 Campi di applicazione</w:t>
       </w:r>
-      <w:bookmarkEnd w:id="21"/>
+      <w:bookmarkEnd w:id="22"/>
     </w:p>
     <w:p>
       <w:pPr>
@@ -6201,7 +6455,7 @@
           <w:lang w:val="it-CH"/>
         </w:rPr>
       </w:pPr>
-      <w:bookmarkStart w:id="22" w:name="_Toc160445521"/>
+      <w:bookmarkStart w:id="23" w:name="_Toc160445521"/>
       <w:r>
         <w:rPr>
           <w:lang w:val="it-CH"/>
@@ -6223,7 +6477,7 @@
         <w:lastRenderedPageBreak/>
         <w:t xml:space="preserve">1.2 </w:t>
       </w:r>
-      <w:bookmarkEnd w:id="22"/>
+      <w:bookmarkEnd w:id="23"/>
       <w:r>
         <w:rPr>
           <w:lang w:val="it-CH"/>
@@ -6510,7 +6764,7 @@
       <w:pPr>
         <w:pStyle w:val="Didascalia"/>
       </w:pPr>
-      <w:bookmarkStart w:id="23" w:name="_Toc164256788"/>
+      <w:bookmarkStart w:id="24" w:name="_Toc164256788"/>
       <w:r>
         <w:t xml:space="preserve">Figura </w:t>
       </w:r>
@@ -6535,7 +6789,7 @@
       <w:r>
         <w:t xml:space="preserve"> - Confronto tra i tipi di web</w:t>
       </w:r>
-      <w:bookmarkEnd w:id="23"/>
+      <w:bookmarkEnd w:id="24"/>
     </w:p>
     <w:p>
       <w:pPr>
@@ -6605,7 +6859,7 @@
       <w:pPr>
         <w:pStyle w:val="Didascalia"/>
       </w:pPr>
-      <w:bookmarkStart w:id="24" w:name="_Toc164256789"/>
+      <w:bookmarkStart w:id="25" w:name="_Toc164256789"/>
       <w:r>
         <w:t xml:space="preserve">Figura </w:t>
       </w:r>
@@ -6634,7 +6888,7 @@
       <w:r>
         <w:t>decntralizzato</w:t>
       </w:r>
-      <w:bookmarkEnd w:id="24"/>
+      <w:bookmarkEnd w:id="25"/>
       <w:proofErr w:type="spellEnd"/>
     </w:p>
     <w:p>
@@ -8794,7 +9048,7 @@
       <w:pPr>
         <w:pStyle w:val="Titolo"/>
       </w:pPr>
-      <w:bookmarkStart w:id="25" w:name="_Toc160445522"/>
+      <w:bookmarkStart w:id="26" w:name="_Toc160445522"/>
       <w:r>
         <w:rPr>
           <w:lang w:val="it-CH"/>
@@ -8826,7 +9080,7 @@
         </w:rPr>
         <w:t>Approccio al problema</w:t>
       </w:r>
-      <w:bookmarkEnd w:id="25"/>
+      <w:bookmarkEnd w:id="26"/>
     </w:p>
     <w:p>
       <w:pPr>
@@ -8885,8 +9139,6 @@
       <w:r>
         <w:t xml:space="preserve"> messe delle idee su come sarebbe possibile implementarlo effettivamente, ma il tutto senza effettivamente implementarlo.</w:t>
       </w:r>
-      <w:bookmarkStart w:id="26" w:name="_GoBack"/>
-      <w:bookmarkEnd w:id="26"/>
     </w:p>
     <w:p>
       <w:pPr>
@@ -11078,7 +11330,7 @@
         <w:sz w:val="16"/>
         <w:szCs w:val="16"/>
       </w:rPr>
-      <w:t>26</w:t>
+      <w:t>11</w:t>
     </w:r>
     <w:r>
       <w:rPr>
@@ -13647,7 +13899,7 @@
 </file>
 
 <file path=customXml/itemProps1.xml><?xml version="1.0" encoding="utf-8"?>
-<ds:datastoreItem xmlns:ds="http://schemas.openxmlformats.org/officeDocument/2006/customXml" ds:itemID="{6DD9F3A1-2C64-472F-B6C7-D54889F50D66}">
+<ds:datastoreItem xmlns:ds="http://schemas.openxmlformats.org/officeDocument/2006/customXml" ds:itemID="{BB90E337-3DD5-4362-BA5E-63BB36BE1049}">
   <ds:schemaRefs>
     <ds:schemaRef ds:uri="http://schemas.openxmlformats.org/officeDocument/2006/bibliography"/>
   </ds:schemaRefs>

--- a/rapporto/DOC_SARAK.docx
+++ b/rapporto/DOC_SARAK.docx
@@ -4348,16 +4348,7 @@
           <w:sz w:val="20"/>
           <w:lang w:eastAsia="it-CH"/>
         </w:rPr>
-        <w:t xml:space="preserve">Il progetto è fatto </w:t>
-      </w:r>
-      <w:bookmarkStart w:id="6" w:name="_GoBack"/>
-      <w:bookmarkEnd w:id="6"/>
-      <w:r>
-        <w:rPr>
-          <w:sz w:val="20"/>
-          <w:lang w:eastAsia="it-CH"/>
-        </w:rPr>
-        <w:t xml:space="preserve">in collaborazione con </w:t>
+        <w:t xml:space="preserve">Il progetto è fatto in collaborazione con </w:t>
       </w:r>
       <w:proofErr w:type="spellStart"/>
       <w:r>
@@ -4444,79 +4435,79 @@
           <w:lang w:val="it-CH" w:eastAsia="it-CH"/>
         </w:rPr>
       </w:pPr>
-      <w:bookmarkStart w:id="7" w:name="_Toc160445514"/>
+      <w:bookmarkStart w:id="6" w:name="_Toc160445514"/>
       <w:r>
         <w:rPr>
           <w:lang w:val="it-CH" w:eastAsia="it-CH"/>
         </w:rPr>
         <w:t>Idea del progetto</w:t>
       </w:r>
+      <w:bookmarkEnd w:id="6"/>
+    </w:p>
+    <w:p>
+      <w:pPr>
+        <w:pStyle w:val="SUPSITestoArial10"/>
+        <w:rPr>
+          <w:sz w:val="20"/>
+          <w:lang w:val="it-IT" w:eastAsia="it-CH"/>
+        </w:rPr>
+      </w:pPr>
+      <w:r>
+        <w:rPr>
+          <w:sz w:val="20"/>
+          <w:lang w:val="it-IT" w:eastAsia="it-CH"/>
+        </w:rPr>
+        <w:t>L’idea del p</w:t>
+      </w:r>
+      <w:r>
+        <w:rPr>
+          <w:sz w:val="20"/>
+          <w:lang w:val="it-IT" w:eastAsia="it-CH"/>
+        </w:rPr>
+        <w:t xml:space="preserve">rogetto di diploma è quella di sviluppare un applicazione che permetta gli utenti di avere una gestione delle proprie </w:t>
+      </w:r>
+      <w:proofErr w:type="spellStart"/>
+      <w:r>
+        <w:rPr>
+          <w:sz w:val="20"/>
+          <w:lang w:val="it-IT" w:eastAsia="it-CH"/>
+        </w:rPr>
+        <w:t>HexCard</w:t>
+      </w:r>
+      <w:proofErr w:type="spellEnd"/>
+      <w:r>
+        <w:rPr>
+          <w:sz w:val="20"/>
+          <w:lang w:val="it-IT" w:eastAsia="it-CH"/>
+        </w:rPr>
+        <w:t xml:space="preserve">, ossia biglietti da visita digitali, completamente autonoma, senza più dipendere dal diretto contatto con </w:t>
+      </w:r>
+      <w:proofErr w:type="spellStart"/>
+      <w:r>
+        <w:rPr>
+          <w:sz w:val="20"/>
+          <w:lang w:val="it-IT" w:eastAsia="it-CH"/>
+        </w:rPr>
+        <w:t>HexagonSwiss</w:t>
+      </w:r>
+      <w:proofErr w:type="spellEnd"/>
+      <w:r>
+        <w:rPr>
+          <w:sz w:val="20"/>
+          <w:lang w:val="it-IT" w:eastAsia="it-CH"/>
+        </w:rPr>
+        <w:t>.</w:t>
+      </w:r>
+    </w:p>
+    <w:p>
+      <w:pPr>
+        <w:pStyle w:val="Titolo2"/>
+      </w:pPr>
+      <w:bookmarkStart w:id="7" w:name="_Toc160445515"/>
+      <w:r>
+        <w:t>Punto di partenza del progetto</w:t>
+      </w:r>
       <w:bookmarkEnd w:id="7"/>
-    </w:p>
-    <w:p>
-      <w:pPr>
-        <w:pStyle w:val="SUPSITestoArial10"/>
-        <w:rPr>
-          <w:sz w:val="20"/>
-          <w:lang w:val="it-IT" w:eastAsia="it-CH"/>
-        </w:rPr>
-      </w:pPr>
-      <w:r>
-        <w:rPr>
-          <w:sz w:val="20"/>
-          <w:lang w:val="it-IT" w:eastAsia="it-CH"/>
-        </w:rPr>
-        <w:t>L’idea del p</w:t>
-      </w:r>
-      <w:r>
-        <w:rPr>
-          <w:sz w:val="20"/>
-          <w:lang w:val="it-IT" w:eastAsia="it-CH"/>
-        </w:rPr>
-        <w:t xml:space="preserve">rogetto di diploma è quella di sviluppare un applicazione che permetta gli utenti di avere una gestione delle proprie </w:t>
-      </w:r>
-      <w:proofErr w:type="spellStart"/>
-      <w:r>
-        <w:rPr>
-          <w:sz w:val="20"/>
-          <w:lang w:val="it-IT" w:eastAsia="it-CH"/>
-        </w:rPr>
-        <w:t>HexCard</w:t>
-      </w:r>
-      <w:proofErr w:type="spellEnd"/>
-      <w:r>
-        <w:rPr>
-          <w:sz w:val="20"/>
-          <w:lang w:val="it-IT" w:eastAsia="it-CH"/>
-        </w:rPr>
-        <w:t xml:space="preserve">, ossia biglietti da visita digitali, completamente autonoma, senza più dipendere dal diretto contatto con </w:t>
-      </w:r>
-      <w:proofErr w:type="spellStart"/>
-      <w:r>
-        <w:rPr>
-          <w:sz w:val="20"/>
-          <w:lang w:val="it-IT" w:eastAsia="it-CH"/>
-        </w:rPr>
-        <w:t>HexagonSwiss</w:t>
-      </w:r>
-      <w:proofErr w:type="spellEnd"/>
-      <w:r>
-        <w:rPr>
-          <w:sz w:val="20"/>
-          <w:lang w:val="it-IT" w:eastAsia="it-CH"/>
-        </w:rPr>
-        <w:t>.</w:t>
-      </w:r>
-    </w:p>
-    <w:p>
-      <w:pPr>
-        <w:pStyle w:val="Titolo2"/>
-      </w:pPr>
-      <w:bookmarkStart w:id="8" w:name="_Toc160445515"/>
-      <w:r>
-        <w:t>Punto di partenza del progetto</w:t>
-      </w:r>
-      <w:bookmarkEnd w:id="8"/>
     </w:p>
     <w:p>
       <w:pPr>
@@ -4573,13 +4564,13 @@
       <w:pPr>
         <w:pStyle w:val="Titolo"/>
       </w:pPr>
-      <w:bookmarkStart w:id="9" w:name="_Toc300833159"/>
-      <w:bookmarkStart w:id="10" w:name="_Toc160445516"/>
-      <w:bookmarkStart w:id="11" w:name="_Toc73344986"/>
-      <w:bookmarkStart w:id="12" w:name="_Toc73345127"/>
-      <w:bookmarkStart w:id="13" w:name="_Toc73345142"/>
-      <w:bookmarkStart w:id="14" w:name="_Toc82498955"/>
-      <w:bookmarkEnd w:id="9"/>
+      <w:bookmarkStart w:id="8" w:name="_Toc300833159"/>
+      <w:bookmarkStart w:id="9" w:name="_Toc160445516"/>
+      <w:bookmarkStart w:id="10" w:name="_Toc73344986"/>
+      <w:bookmarkStart w:id="11" w:name="_Toc73345127"/>
+      <w:bookmarkStart w:id="12" w:name="_Toc73345142"/>
+      <w:bookmarkStart w:id="13" w:name="_Toc82498955"/>
+      <w:bookmarkEnd w:id="8"/>
       <w:r>
         <w:lastRenderedPageBreak/>
         <w:t>Capitolo 1</w:t>
@@ -4587,7 +4578,7 @@
       <w:r>
         <w:t xml:space="preserve"> – Stato dell’arte</w:t>
       </w:r>
-      <w:bookmarkEnd w:id="10"/>
+      <w:bookmarkEnd w:id="9"/>
     </w:p>
     <w:p>
       <w:pPr>
@@ -4734,19 +4725,19 @@
           <w:numId w:val="5"/>
         </w:numPr>
       </w:pPr>
-      <w:bookmarkStart w:id="15" w:name="_Toc160445517"/>
-      <w:bookmarkStart w:id="16" w:name="_Toc73344988"/>
-      <w:bookmarkStart w:id="17" w:name="_Toc73345129"/>
-      <w:bookmarkStart w:id="18" w:name="_Toc73345144"/>
-      <w:bookmarkStart w:id="19" w:name="_Toc82498957"/>
+      <w:bookmarkStart w:id="14" w:name="_Toc160445517"/>
+      <w:bookmarkStart w:id="15" w:name="_Toc73344988"/>
+      <w:bookmarkStart w:id="16" w:name="_Toc73345129"/>
+      <w:bookmarkStart w:id="17" w:name="_Toc73345144"/>
+      <w:bookmarkStart w:id="18" w:name="_Toc82498957"/>
+      <w:bookmarkEnd w:id="10"/>
       <w:bookmarkEnd w:id="11"/>
       <w:bookmarkEnd w:id="12"/>
       <w:bookmarkEnd w:id="13"/>
+      <w:r>
+        <w:t>Cos’è l’NFC?</w:t>
+      </w:r>
       <w:bookmarkEnd w:id="14"/>
-      <w:r>
-        <w:t>Cos’è l’NFC?</w:t>
-      </w:r>
-      <w:bookmarkEnd w:id="15"/>
     </w:p>
     <w:p>
       <w:r>
@@ -4778,10 +4769,10 @@
         <w:t xml:space="preserve"> </w:t>
       </w:r>
     </w:p>
+    <w:bookmarkEnd w:id="15"/>
     <w:bookmarkEnd w:id="16"/>
     <w:bookmarkEnd w:id="17"/>
     <w:bookmarkEnd w:id="18"/>
-    <w:bookmarkEnd w:id="19"/>
     <w:p>
       <w:pPr>
         <w:pStyle w:val="Titolo3"/>
@@ -6242,65 +6233,65 @@
       <w:pPr>
         <w:pStyle w:val="Titolo3"/>
       </w:pPr>
-      <w:bookmarkStart w:id="20" w:name="_Toc160445518"/>
+      <w:bookmarkStart w:id="19" w:name="_Toc160445518"/>
       <w:r>
         <w:t>1.1.1 Vantaggi</w:t>
       </w:r>
+      <w:bookmarkEnd w:id="19"/>
+    </w:p>
+    <w:p>
+      <w:pPr>
+        <w:pStyle w:val="SUPSITestoArial10"/>
+        <w:rPr>
+          <w:sz w:val="20"/>
+        </w:rPr>
+      </w:pPr>
+      <w:r>
+        <w:rPr>
+          <w:sz w:val="20"/>
+        </w:rPr>
+        <w:t xml:space="preserve">I vantaggi che porta </w:t>
+      </w:r>
+      <w:r>
+        <w:rPr>
+          <w:sz w:val="20"/>
+        </w:rPr>
+        <w:t>l’NFC per il progetto in questione …</w:t>
+      </w:r>
+    </w:p>
+    <w:p>
+      <w:pPr>
+        <w:pStyle w:val="Titolo3"/>
+      </w:pPr>
+      <w:bookmarkStart w:id="20" w:name="_Toc160445519"/>
+      <w:r>
+        <w:t xml:space="preserve">1.1.2 </w:t>
+      </w:r>
+      <w:r>
+        <w:t>Svantaggi</w:t>
+      </w:r>
       <w:bookmarkEnd w:id="20"/>
     </w:p>
     <w:p>
       <w:pPr>
         <w:pStyle w:val="SUPSITestoArial10"/>
-        <w:rPr>
-          <w:sz w:val="20"/>
-        </w:rPr>
-      </w:pPr>
-      <w:r>
-        <w:rPr>
-          <w:sz w:val="20"/>
-        </w:rPr>
-        <w:t xml:space="preserve">I vantaggi che porta </w:t>
-      </w:r>
-      <w:r>
-        <w:rPr>
-          <w:sz w:val="20"/>
-        </w:rPr>
-        <w:t>l’NFC per il progetto in questione …</w:t>
+      </w:pPr>
+      <w:r>
+        <w:rPr>
+          <w:sz w:val="20"/>
+        </w:rPr>
+        <w:t>Gli svantaggi che porta l’NFC per il progetto in questione …</w:t>
       </w:r>
     </w:p>
     <w:p>
       <w:pPr>
         <w:pStyle w:val="Titolo3"/>
       </w:pPr>
-      <w:bookmarkStart w:id="21" w:name="_Toc160445519"/>
-      <w:r>
-        <w:t xml:space="preserve">1.1.2 </w:t>
-      </w:r>
-      <w:r>
-        <w:t>Svantaggi</w:t>
+      <w:bookmarkStart w:id="21" w:name="_Toc160445520"/>
+      <w:r>
+        <w:t>1.1.3 Campi di applicazione</w:t>
       </w:r>
       <w:bookmarkEnd w:id="21"/>
-    </w:p>
-    <w:p>
-      <w:pPr>
-        <w:pStyle w:val="SUPSITestoArial10"/>
-      </w:pPr>
-      <w:r>
-        <w:rPr>
-          <w:sz w:val="20"/>
-        </w:rPr>
-        <w:t>Gli svantaggi che porta l’NFC per il progetto in questione …</w:t>
-      </w:r>
-    </w:p>
-    <w:p>
-      <w:pPr>
-        <w:pStyle w:val="Titolo3"/>
-      </w:pPr>
-      <w:bookmarkStart w:id="22" w:name="_Toc160445520"/>
-      <w:r>
-        <w:t>1.1.3 Campi di applicazione</w:t>
-      </w:r>
-      <w:bookmarkEnd w:id="22"/>
     </w:p>
     <w:p>
       <w:pPr>
@@ -6455,7 +6446,7 @@
           <w:lang w:val="it-CH"/>
         </w:rPr>
       </w:pPr>
-      <w:bookmarkStart w:id="23" w:name="_Toc160445521"/>
+      <w:bookmarkStart w:id="22" w:name="_Toc160445521"/>
       <w:r>
         <w:rPr>
           <w:lang w:val="it-CH"/>
@@ -6477,7 +6468,7 @@
         <w:lastRenderedPageBreak/>
         <w:t xml:space="preserve">1.2 </w:t>
       </w:r>
-      <w:bookmarkEnd w:id="23"/>
+      <w:bookmarkEnd w:id="22"/>
       <w:r>
         <w:rPr>
           <w:lang w:val="it-CH"/>
@@ -6764,32 +6755,22 @@
       <w:pPr>
         <w:pStyle w:val="Didascalia"/>
       </w:pPr>
-      <w:bookmarkStart w:id="24" w:name="_Toc164256788"/>
+      <w:bookmarkStart w:id="23" w:name="_Toc164256788"/>
       <w:r>
         <w:t xml:space="preserve">Figura </w:t>
       </w:r>
-      <w:r>
-        <w:fldChar w:fldCharType="begin"/>
-      </w:r>
-      <w:r>
-        <w:instrText xml:space="preserve"> SEQ Figura \* ARABIC </w:instrText>
-      </w:r>
-      <w:r>
-        <w:fldChar w:fldCharType="separate"/>
-      </w:r>
-      <w:r>
-        <w:rPr>
-          <w:noProof/>
-        </w:rPr>
-        <w:t>1</w:t>
-      </w:r>
-      <w:r>
-        <w:fldChar w:fldCharType="end"/>
-      </w:r>
+      <w:fldSimple w:instr=" SEQ Figura \* ARABIC ">
+        <w:r>
+          <w:rPr>
+            <w:noProof/>
+          </w:rPr>
+          <w:t>1</w:t>
+        </w:r>
+      </w:fldSimple>
       <w:r>
         <w:t xml:space="preserve"> - Confronto tra i tipi di web</w:t>
       </w:r>
-      <w:bookmarkEnd w:id="24"/>
+      <w:bookmarkEnd w:id="23"/>
     </w:p>
     <w:p>
       <w:pPr>
@@ -6859,28 +6840,18 @@
       <w:pPr>
         <w:pStyle w:val="Didascalia"/>
       </w:pPr>
-      <w:bookmarkStart w:id="25" w:name="_Toc164256789"/>
+      <w:bookmarkStart w:id="24" w:name="_Toc164256789"/>
       <w:r>
         <w:t xml:space="preserve">Figura </w:t>
       </w:r>
-      <w:r>
-        <w:fldChar w:fldCharType="begin"/>
-      </w:r>
-      <w:r>
-        <w:instrText xml:space="preserve"> SEQ Figura \* ARABIC </w:instrText>
-      </w:r>
-      <w:r>
-        <w:fldChar w:fldCharType="separate"/>
-      </w:r>
-      <w:r>
-        <w:rPr>
-          <w:noProof/>
-        </w:rPr>
-        <w:t>2</w:t>
-      </w:r>
-      <w:r>
-        <w:fldChar w:fldCharType="end"/>
-      </w:r>
+      <w:fldSimple w:instr=" SEQ Figura \* ARABIC ">
+        <w:r>
+          <w:rPr>
+            <w:noProof/>
+          </w:rPr>
+          <w:t>2</w:t>
+        </w:r>
+      </w:fldSimple>
       <w:r>
         <w:t xml:space="preserve"> - Confronto tra centralizzato e </w:t>
       </w:r>
@@ -6888,7 +6859,7 @@
       <w:r>
         <w:t>decntralizzato</w:t>
       </w:r>
-      <w:bookmarkEnd w:id="25"/>
+      <w:bookmarkEnd w:id="24"/>
       <w:proofErr w:type="spellEnd"/>
     </w:p>
     <w:p>
@@ -7218,6 +7189,7 @@
       </w:pPr>
       <w:r>
         <w:rPr>
+          <w:noProof/>
           <w:sz w:val="20"/>
           <w:lang w:val="en-US"/>
         </w:rPr>
@@ -7476,6 +7448,7 @@
       </w:pPr>
       <w:r>
         <w:rPr>
+          <w:noProof/>
           <w:sz w:val="20"/>
           <w:lang w:val="en-US"/>
         </w:rPr>
@@ -9048,7 +9021,7 @@
       <w:pPr>
         <w:pStyle w:val="Titolo"/>
       </w:pPr>
-      <w:bookmarkStart w:id="26" w:name="_Toc160445522"/>
+      <w:bookmarkStart w:id="25" w:name="_Toc160445522"/>
       <w:r>
         <w:rPr>
           <w:lang w:val="it-CH"/>
@@ -9080,101 +9053,314 @@
         </w:rPr>
         <w:t>Approccio al problema</w:t>
       </w:r>
+      <w:bookmarkEnd w:id="25"/>
+    </w:p>
+    <w:p>
+      <w:pPr>
+        <w:pStyle w:val="SUPSITestoArial10"/>
+      </w:pPr>
+      <w:r>
+        <w:t xml:space="preserve">In questo capitolo viene affrontato l’approccio al </w:t>
+      </w:r>
+      <w:r>
+        <w:t>problema</w:t>
+      </w:r>
+      <w:r>
+        <w:t xml:space="preserve"> che è stato </w:t>
+      </w:r>
+      <w:r>
+        <w:t>utilizzato</w:t>
+      </w:r>
+      <w:r>
+        <w:t>.</w:t>
+      </w:r>
+      <w:r>
+        <w:t xml:space="preserve"> Come prima cosa ci sarà la parte di analisi a proposito di </w:t>
+      </w:r>
+      <w:proofErr w:type="spellStart"/>
+      <w:r>
+        <w:t>HexCard</w:t>
+      </w:r>
+      <w:proofErr w:type="spellEnd"/>
+      <w:r>
+        <w:t xml:space="preserve">. Quindi si vedrà la struttura del database, le funzionalità di base delle tecnologie utilizzate e delle loro peculiarità. </w:t>
+      </w:r>
+      <w:r>
+        <w:t>Si vedrà la struttura delle classi e come si intende testare il progetto.</w:t>
+      </w:r>
+    </w:p>
+    <w:p>
+      <w:pPr>
+        <w:pStyle w:val="SUPSITestoArial10"/>
+      </w:pPr>
+      <w:r>
+        <w:t xml:space="preserve">In </w:t>
+      </w:r>
+      <w:proofErr w:type="spellStart"/>
+      <w:r>
+        <w:t>seguit</w:t>
+      </w:r>
+      <w:proofErr w:type="spellEnd"/>
+      <w:r>
+        <w:t xml:space="preserve"> sarà presente la parte sui database decentralizzati, la scelta su qualche sarebbe meglio utilizzare e l’idea della possibile implementazione di esso all’interno del progetto in questione. Il tutto si fermerà ad una linea teoria, nel capitolo successivo </w:t>
+      </w:r>
+      <w:proofErr w:type="spellStart"/>
+      <w:r>
+        <w:t>verrano</w:t>
+      </w:r>
+      <w:proofErr w:type="spellEnd"/>
+      <w:r>
+        <w:t xml:space="preserve"> messe delle idee su come sarebbe possibile implementarlo effettivamente, ma il tutto senza effettivamente implementarlo.</w:t>
+      </w:r>
+    </w:p>
+    <w:p>
+      <w:pPr>
+        <w:pStyle w:val="Titolo2"/>
+        <w:rPr>
+          <w:lang w:val="fr-FR"/>
+        </w:rPr>
+      </w:pPr>
+      <w:bookmarkStart w:id="26" w:name="_Toc73344990"/>
+      <w:bookmarkStart w:id="27" w:name="_Toc73345131"/>
+      <w:bookmarkStart w:id="28" w:name="_Toc73345146"/>
+      <w:bookmarkStart w:id="29" w:name="_Toc82498959"/>
+      <w:bookmarkStart w:id="30" w:name="_Toc160445523"/>
+      <w:r>
+        <w:rPr>
+          <w:lang w:val="fr-FR"/>
+        </w:rPr>
+        <w:t xml:space="preserve">2.1 </w:t>
+      </w:r>
       <w:bookmarkEnd w:id="26"/>
-    </w:p>
-    <w:p>
-      <w:pPr>
-        <w:pStyle w:val="SUPSITestoArial10"/>
-      </w:pPr>
-      <w:r>
-        <w:t xml:space="preserve">In questo capitolo viene affrontato l’approccio al </w:t>
-      </w:r>
-      <w:r>
-        <w:t>problema</w:t>
-      </w:r>
-      <w:r>
-        <w:t xml:space="preserve"> che è stato </w:t>
-      </w:r>
-      <w:r>
-        <w:t>utilizzato</w:t>
-      </w:r>
-      <w:r>
-        <w:t>.</w:t>
-      </w:r>
-      <w:r>
-        <w:t xml:space="preserve"> Come prima cosa ci sarà la parte di analisi a proposito di </w:t>
-      </w:r>
-      <w:proofErr w:type="spellStart"/>
-      <w:r>
-        <w:t>HexCard</w:t>
-      </w:r>
-      <w:proofErr w:type="spellEnd"/>
-      <w:r>
-        <w:t xml:space="preserve">. Quindi si vedrà la struttura del database, le funzionalità di base delle tecnologie utilizzate e delle loro peculiarità. </w:t>
-      </w:r>
-      <w:r>
-        <w:t>Si vedrà la struttura delle classi e come si intende testare il progetto.</w:t>
-      </w:r>
-    </w:p>
-    <w:p>
-      <w:pPr>
-        <w:pStyle w:val="SUPSITestoArial10"/>
-      </w:pPr>
-      <w:r>
-        <w:t xml:space="preserve">In </w:t>
-      </w:r>
-      <w:proofErr w:type="spellStart"/>
-      <w:r>
-        <w:t>seguit</w:t>
-      </w:r>
-      <w:proofErr w:type="spellEnd"/>
-      <w:r>
-        <w:t xml:space="preserve"> sarà presente la parte sui database decentralizzati, la scelta su qualche sarebbe meglio utilizzare e l’idea della possibile implementazione di esso all’interno del progetto in questione. Il tutto si fermerà ad una linea teoria, nel capitolo successivo </w:t>
-      </w:r>
-      <w:proofErr w:type="spellStart"/>
-      <w:r>
-        <w:t>verrano</w:t>
-      </w:r>
-      <w:proofErr w:type="spellEnd"/>
-      <w:r>
-        <w:t xml:space="preserve"> messe delle idee su come sarebbe possibile implementarlo effettivamente, ma il tutto senza effettivamente implementarlo.</w:t>
-      </w:r>
-    </w:p>
-    <w:p>
-      <w:pPr>
-        <w:pStyle w:val="Titolo2"/>
-        <w:rPr>
-          <w:lang w:val="fr-FR"/>
-        </w:rPr>
-      </w:pPr>
-      <w:bookmarkStart w:id="27" w:name="_Toc73344990"/>
-      <w:bookmarkStart w:id="28" w:name="_Toc73345131"/>
-      <w:bookmarkStart w:id="29" w:name="_Toc73345146"/>
-      <w:bookmarkStart w:id="30" w:name="_Toc82498959"/>
-      <w:bookmarkStart w:id="31" w:name="_Toc160445523"/>
-      <w:r>
-        <w:rPr>
-          <w:lang w:val="fr-FR"/>
-        </w:rPr>
-        <w:t xml:space="preserve">2.1 </w:t>
-      </w:r>
       <w:bookmarkEnd w:id="27"/>
       <w:bookmarkEnd w:id="28"/>
       <w:bookmarkEnd w:id="29"/>
       <w:bookmarkEnd w:id="30"/>
+      <w:proofErr w:type="spellStart"/>
+      <w:r>
+        <w:rPr>
+          <w:lang w:val="fr-FR"/>
+        </w:rPr>
+        <w:t>Struttura</w:t>
+      </w:r>
+      <w:proofErr w:type="spellEnd"/>
+      <w:r>
+        <w:rPr>
+          <w:lang w:val="fr-FR"/>
+        </w:rPr>
+        <w:t xml:space="preserve"> </w:t>
+      </w:r>
+      <w:proofErr w:type="spellStart"/>
+      <w:r>
+        <w:rPr>
+          <w:lang w:val="fr-FR"/>
+        </w:rPr>
+        <w:t>database</w:t>
+      </w:r>
+      <w:proofErr w:type="spellEnd"/>
+      <w:r>
+        <w:rPr>
+          <w:lang w:val="fr-FR"/>
+        </w:rPr>
+        <w:t xml:space="preserve"> </w:t>
+      </w:r>
+      <w:proofErr w:type="spellStart"/>
+      <w:r>
+        <w:rPr>
+          <w:lang w:val="fr-FR"/>
+        </w:rPr>
+        <w:t>del</w:t>
+      </w:r>
+      <w:proofErr w:type="spellEnd"/>
+      <w:r>
+        <w:rPr>
+          <w:lang w:val="fr-FR"/>
+        </w:rPr>
+        <w:t xml:space="preserve"> </w:t>
+      </w:r>
+      <w:proofErr w:type="spellStart"/>
+      <w:r>
+        <w:rPr>
+          <w:lang w:val="fr-FR"/>
+        </w:rPr>
+        <w:t>progetto</w:t>
+      </w:r>
+      <w:proofErr w:type="spellEnd"/>
+    </w:p>
+    <w:p>
+      <w:pPr>
+        <w:rPr>
+          <w:lang w:val="fr-FR"/>
+        </w:rPr>
+      </w:pPr>
+      <w:r>
+        <w:rPr>
+          <w:lang w:val="fr-FR"/>
+        </w:rPr>
+        <w:t xml:space="preserve">Per il </w:t>
+      </w:r>
+      <w:proofErr w:type="spellStart"/>
+      <w:r>
+        <w:rPr>
+          <w:lang w:val="fr-FR"/>
+        </w:rPr>
+        <w:t>progetto</w:t>
+      </w:r>
+      <w:proofErr w:type="spellEnd"/>
+      <w:r>
+        <w:rPr>
+          <w:lang w:val="fr-FR"/>
+        </w:rPr>
+        <w:t xml:space="preserve"> la </w:t>
+      </w:r>
+      <w:proofErr w:type="spellStart"/>
+      <w:r>
+        <w:rPr>
+          <w:lang w:val="fr-FR"/>
+        </w:rPr>
+        <w:t>struttura</w:t>
+      </w:r>
+      <w:proofErr w:type="spellEnd"/>
+      <w:r>
+        <w:rPr>
+          <w:lang w:val="fr-FR"/>
+        </w:rPr>
+        <w:t xml:space="preserve"> </w:t>
+      </w:r>
+      <w:proofErr w:type="spellStart"/>
+      <w:r>
+        <w:rPr>
+          <w:lang w:val="fr-FR"/>
+        </w:rPr>
+        <w:t>del</w:t>
+      </w:r>
+      <w:proofErr w:type="spellEnd"/>
+      <w:r>
+        <w:rPr>
+          <w:lang w:val="fr-FR"/>
+        </w:rPr>
+        <w:t xml:space="preserve"> </w:t>
+      </w:r>
+      <w:proofErr w:type="spellStart"/>
+      <w:r>
+        <w:rPr>
+          <w:lang w:val="fr-FR"/>
+        </w:rPr>
+        <w:t>database</w:t>
+      </w:r>
+      <w:proofErr w:type="spellEnd"/>
+      <w:r>
+        <w:rPr>
+          <w:lang w:val="fr-FR"/>
+        </w:rPr>
+        <w:t xml:space="preserve"> </w:t>
+      </w:r>
+      <w:proofErr w:type="spellStart"/>
+      <w:r>
+        <w:rPr>
+          <w:lang w:val="fr-FR"/>
+        </w:rPr>
+        <w:t>iniziale</w:t>
+      </w:r>
+      <w:proofErr w:type="spellEnd"/>
+      <w:r>
+        <w:rPr>
+          <w:lang w:val="fr-FR"/>
+        </w:rPr>
+        <w:t xml:space="preserve"> </w:t>
+      </w:r>
+      <w:proofErr w:type="spellStart"/>
+      <w:r>
+        <w:rPr>
+          <w:lang w:val="fr-FR"/>
+        </w:rPr>
+        <w:t>pensata</w:t>
+      </w:r>
+      <w:proofErr w:type="spellEnd"/>
+      <w:r>
+        <w:rPr>
+          <w:lang w:val="fr-FR"/>
+        </w:rPr>
+        <w:t xml:space="preserve"> è la </w:t>
+      </w:r>
+      <w:proofErr w:type="spellStart"/>
+      <w:r>
+        <w:rPr>
+          <w:lang w:val="fr-FR"/>
+        </w:rPr>
+        <w:t>seguente</w:t>
+      </w:r>
+      <w:proofErr w:type="spellEnd"/>
+      <w:r>
+        <w:rPr>
+          <w:lang w:val="fr-FR"/>
+        </w:rPr>
+        <w:t> :</w:t>
+      </w:r>
+      <w:bookmarkStart w:id="31" w:name="_GoBack"/>
       <w:bookmarkEnd w:id="31"/>
-      <w:proofErr w:type="spellStart"/>
-      <w:r>
+    </w:p>
+    <w:p>
+      <w:pPr>
         <w:rPr>
           <w:lang w:val="fr-FR"/>
         </w:rPr>
-        <w:t>Struttura</w:t>
-      </w:r>
-      <w:proofErr w:type="spellEnd"/>
+      </w:pPr>
       <w:r>
         <w:rPr>
           <w:lang w:val="fr-FR"/>
         </w:rPr>
+        <w:pict w14:anchorId="7BCFD066">
+          <v:shapetype id="_x0000_t75" coordsize="21600,21600" o:spt="75" o:preferrelative="t" path="m@4@5l@4@11@9@11@9@5xe" filled="f" stroked="f">
+            <v:stroke joinstyle="miter"/>
+            <v:formulas>
+              <v:f eqn="if lineDrawn pixelLineWidth 0"/>
+              <v:f eqn="sum @0 1 0"/>
+              <v:f eqn="sum 0 0 @1"/>
+              <v:f eqn="prod @2 1 2"/>
+              <v:f eqn="prod @3 21600 pixelWidth"/>
+              <v:f eqn="prod @3 21600 pixelHeight"/>
+              <v:f eqn="sum @0 0 1"/>
+              <v:f eqn="prod @6 1 2"/>
+              <v:f eqn="prod @7 21600 pixelWidth"/>
+              <v:f eqn="sum @8 21600 0"/>
+              <v:f eqn="prod @7 21600 pixelHeight"/>
+              <v:f eqn="sum @10 21600 0"/>
+            </v:formulas>
+            <v:path o:extrusionok="f" gradientshapeok="t" o:connecttype="rect"/>
+            <o:lock v:ext="edit" aspectratio="t"/>
+          </v:shapetype>
+          <v:shape id="_x0000_i1025" type="#_x0000_t75" style="width:453.35pt;height:395.35pt">
+            <v:imagedata r:id="rId27" o:title="hexcard"/>
+          </v:shape>
+        </w:pict>
+      </w:r>
+    </w:p>
+    <w:p>
+      <w:pPr>
+        <w:pStyle w:val="Titolo2"/>
+        <w:rPr>
+          <w:lang w:val="fr-FR"/>
+        </w:rPr>
+      </w:pPr>
+      <w:r>
+        <w:rPr>
+          <w:lang w:val="fr-FR"/>
+        </w:rPr>
+        <w:t xml:space="preserve">2.2 </w:t>
+      </w:r>
+      <w:proofErr w:type="spellStart"/>
+      <w:r>
+        <w:rPr>
+          <w:lang w:val="fr-FR"/>
+        </w:rPr>
+        <w:t>Database</w:t>
+      </w:r>
+      <w:proofErr w:type="spellEnd"/>
+      <w:r>
+        <w:rPr>
+          <w:lang w:val="fr-FR"/>
+        </w:rPr>
         <w:t xml:space="preserve"> </w:t>
       </w:r>
       <w:proofErr w:type="spellStart"/>
@@ -9182,91 +9368,6 @@
         <w:rPr>
           <w:lang w:val="fr-FR"/>
         </w:rPr>
-        <w:t>database</w:t>
-      </w:r>
-      <w:proofErr w:type="spellEnd"/>
-      <w:r>
-        <w:rPr>
-          <w:lang w:val="fr-FR"/>
-        </w:rPr>
-        <w:t xml:space="preserve"> </w:t>
-      </w:r>
-      <w:proofErr w:type="spellStart"/>
-      <w:r>
-        <w:rPr>
-          <w:lang w:val="fr-FR"/>
-        </w:rPr>
-        <w:t>del</w:t>
-      </w:r>
-      <w:proofErr w:type="spellEnd"/>
-      <w:r>
-        <w:rPr>
-          <w:lang w:val="fr-FR"/>
-        </w:rPr>
-        <w:t xml:space="preserve"> </w:t>
-      </w:r>
-      <w:proofErr w:type="spellStart"/>
-      <w:r>
-        <w:rPr>
-          <w:lang w:val="fr-FR"/>
-        </w:rPr>
-        <w:t>progetto</w:t>
-      </w:r>
-      <w:proofErr w:type="spellEnd"/>
-    </w:p>
-    <w:p>
-      <w:pPr>
-        <w:rPr>
-          <w:lang w:val="fr-FR"/>
-        </w:rPr>
-      </w:pPr>
-      <w:r>
-        <w:rPr>
-          <w:lang w:val="fr-FR"/>
-        </w:rPr>
-        <w:t xml:space="preserve">Per il </w:t>
-      </w:r>
-      <w:proofErr w:type="spellStart"/>
-      <w:r>
-        <w:rPr>
-          <w:lang w:val="fr-FR"/>
-        </w:rPr>
-        <w:t>progetto</w:t>
-      </w:r>
-      <w:proofErr w:type="spellEnd"/>
-    </w:p>
-    <w:p>
-      <w:pPr>
-        <w:pStyle w:val="Titolo2"/>
-        <w:rPr>
-          <w:lang w:val="fr-FR"/>
-        </w:rPr>
-      </w:pPr>
-      <w:r>
-        <w:rPr>
-          <w:lang w:val="fr-FR"/>
-        </w:rPr>
-        <w:t xml:space="preserve">2.2 </w:t>
-      </w:r>
-      <w:proofErr w:type="spellStart"/>
-      <w:r>
-        <w:rPr>
-          <w:lang w:val="fr-FR"/>
-        </w:rPr>
-        <w:t>Database</w:t>
-      </w:r>
-      <w:proofErr w:type="spellEnd"/>
-      <w:r>
-        <w:rPr>
-          <w:lang w:val="fr-FR"/>
-        </w:rPr>
-        <w:t xml:space="preserve"> </w:t>
-      </w:r>
-      <w:proofErr w:type="spellStart"/>
-      <w:r>
-        <w:rPr>
-          <w:lang w:val="fr-FR"/>
-        </w:rPr>
         <w:t>decentralizzati</w:t>
       </w:r>
       <w:proofErr w:type="spellEnd"/>
@@ -9282,7 +9383,14 @@
         <w:rPr>
           <w:sz w:val="20"/>
         </w:rPr>
-        <w:t>L'idea è quella di utilizzare un database decentralizzato per salvare i dati di quello che dovranno far visualizzare le carte NFC. Facendo delle richieste API apposite, è possibile prendere informazioni dai database decentralizzati e si è sicuri che i dati sono raggiungibili e aggiornati.</w:t>
+        <w:t xml:space="preserve">L'idea è quella di utilizzare un database decentralizzato per salvare i dati di quello che dovranno far visualizzare le carte NFC. Facendo delle richieste API apposite, è possibile prendere informazioni dai </w:t>
+      </w:r>
+      <w:r>
+        <w:rPr>
+          <w:sz w:val="20"/>
+        </w:rPr>
+        <w:lastRenderedPageBreak/>
+        <w:t>database decentralizzati e si è sicuri che i dati sono raggiungibili e aggiornati.</w:t>
       </w:r>
       <w:r>
         <w:rPr>
@@ -9590,7 +9698,7 @@
         </w:rPr>
         <w:t xml:space="preserve"> (</w:t>
       </w:r>
-      <w:hyperlink r:id="rId27">
+      <w:hyperlink r:id="rId28">
         <w:r>
           <w:rPr>
             <w:rStyle w:val="Collegamentoipertestuale"/>
@@ -9611,12 +9719,6 @@
           <w:sz w:val="20"/>
         </w:rPr>
         <w:br/>
-      </w:r>
-      <w:r>
-        <w:rPr>
-          <w:sz w:val="20"/>
-        </w:rPr>
-        <w:lastRenderedPageBreak/>
         <w:t xml:space="preserve">Tramite richieste API del servizio </w:t>
       </w:r>
       <w:proofErr w:type="spellStart"/>
@@ -9833,6 +9935,7 @@
         <w:rPr>
           <w:sz w:val="20"/>
         </w:rPr>
+        <w:lastRenderedPageBreak/>
         <w:t>Ci sono altri metodi simili ai database decentralizzati con il P2P che permettono di raggiungere i dati in caso un server non sia raggiungibile. Come descritto precedentemente, ci sono dei database centralizzati che usano alcune ideologie del P2P per distribuire i dati in altri server. Questo metodo è chiamato «multi-</w:t>
       </w:r>
       <w:proofErr w:type="spellStart"/>
@@ -10055,14 +10158,7 @@
         <w:rPr>
           <w:sz w:val="20"/>
         </w:rPr>
-        <w:t xml:space="preserve"> che già esistono, sarà possibile usufruirne ma richiede molto tempo, anche per capire come </w:t>
-      </w:r>
-      <w:r>
-        <w:rPr>
-          <w:sz w:val="20"/>
-        </w:rPr>
-        <w:lastRenderedPageBreak/>
-        <w:t xml:space="preserve">funziona e come utilizzarlo. In secondo luogo, ci si impiegherà molto tempo per implementare e usufruire dei dati nelle </w:t>
+        <w:t xml:space="preserve"> che già esistono, sarà possibile usufruirne ma richiede molto tempo, anche per capire come funziona e come utilizzarlo. In secondo luogo, ci si impiegherà molto tempo per implementare e usufruire dei dati nelle </w:t>
       </w:r>
       <w:proofErr w:type="spellStart"/>
       <w:r>
@@ -10220,6 +10316,7 @@
         <w:rPr>
           <w:sz w:val="20"/>
         </w:rPr>
+        <w:lastRenderedPageBreak/>
         <w:t>Questo porta però ad un uso totalmente centralizzato del progetto.</w:t>
       </w:r>
     </w:p>
@@ -10626,7 +10723,7 @@
       <w:pPr>
         <w:pStyle w:val="SUPSITestoArial10"/>
       </w:pPr>
-      <w:hyperlink r:id="rId28" w:history="1">
+      <w:hyperlink r:id="rId29" w:history="1">
         <w:r>
           <w:rPr>
             <w:rStyle w:val="Collegamentoipertestuale"/>
@@ -11075,11 +11172,11 @@
       </w:pPr>
     </w:p>
     <w:sectPr>
-      <w:headerReference w:type="even" r:id="rId29"/>
-      <w:headerReference w:type="default" r:id="rId30"/>
-      <w:footerReference w:type="default" r:id="rId31"/>
-      <w:headerReference w:type="first" r:id="rId32"/>
-      <w:footerReference w:type="first" r:id="rId33"/>
+      <w:headerReference w:type="even" r:id="rId30"/>
+      <w:headerReference w:type="default" r:id="rId31"/>
+      <w:footerReference w:type="default" r:id="rId32"/>
+      <w:headerReference w:type="first" r:id="rId33"/>
+      <w:footerReference w:type="first" r:id="rId34"/>
       <w:pgSz w:w="11900" w:h="16840" w:code="9"/>
       <w:pgMar w:top="1729" w:right="1134" w:bottom="851" w:left="1701" w:header="550" w:footer="567" w:gutter="0"/>
       <w:cols w:space="708"/>
@@ -11330,7 +11427,7 @@
         <w:sz w:val="16"/>
         <w:szCs w:val="16"/>
       </w:rPr>
-      <w:t>11</w:t>
+      <w:t>22</w:t>
     </w:r>
     <w:r>
       <w:rPr>
@@ -11379,7 +11476,7 @@
         <w:sz w:val="16"/>
         <w:szCs w:val="16"/>
       </w:rPr>
-      <w:t>27</w:t>
+      <w:t>28</w:t>
     </w:r>
     <w:r>
       <w:rPr>
@@ -12792,6 +12889,7 @@
   <w:style w:type="character" w:default="1" w:styleId="Carpredefinitoparagrafo">
     <w:name w:val="Default Paragraph Font"/>
     <w:uiPriority w:val="1"/>
+    <w:semiHidden/>
     <w:unhideWhenUsed/>
   </w:style>
   <w:style w:type="table" w:default="1" w:styleId="Tabellanormale">
@@ -13899,7 +13997,7 @@
 </file>
 
 <file path=customXml/itemProps1.xml><?xml version="1.0" encoding="utf-8"?>
-<ds:datastoreItem xmlns:ds="http://schemas.openxmlformats.org/officeDocument/2006/customXml" ds:itemID="{BB90E337-3DD5-4362-BA5E-63BB36BE1049}">
+<ds:datastoreItem xmlns:ds="http://schemas.openxmlformats.org/officeDocument/2006/customXml" ds:itemID="{3BCF3686-F6AA-4C5B-86BB-F041A9C0602E}">
   <ds:schemaRefs>
     <ds:schemaRef ds:uri="http://schemas.openxmlformats.org/officeDocument/2006/bibliography"/>
   </ds:schemaRefs>

--- a/rapporto/DOC_SARAK.docx
+++ b/rapporto/DOC_SARAK.docx
@@ -6759,14 +6759,36 @@
       <w:r>
         <w:t xml:space="preserve">Figura </w:t>
       </w:r>
-      <w:fldSimple w:instr=" SEQ Figura \* ARABIC ">
-        <w:r>
-          <w:rPr>
-            <w:noProof/>
-          </w:rPr>
-          <w:t>1</w:t>
-        </w:r>
-      </w:fldSimple>
+      <w:r>
+        <w:rPr>
+          <w:noProof/>
+        </w:rPr>
+        <w:fldChar w:fldCharType="begin"/>
+      </w:r>
+      <w:r>
+        <w:rPr>
+          <w:noProof/>
+        </w:rPr>
+        <w:instrText xml:space="preserve"> SEQ Figura \* ARABIC </w:instrText>
+      </w:r>
+      <w:r>
+        <w:rPr>
+          <w:noProof/>
+        </w:rPr>
+        <w:fldChar w:fldCharType="separate"/>
+      </w:r>
+      <w:r>
+        <w:rPr>
+          <w:noProof/>
+        </w:rPr>
+        <w:t>1</w:t>
+      </w:r>
+      <w:r>
+        <w:rPr>
+          <w:noProof/>
+        </w:rPr>
+        <w:fldChar w:fldCharType="end"/>
+      </w:r>
       <w:r>
         <w:t xml:space="preserve"> - Confronto tra i tipi di web</w:t>
       </w:r>
@@ -6844,14 +6866,36 @@
       <w:r>
         <w:t xml:space="preserve">Figura </w:t>
       </w:r>
-      <w:fldSimple w:instr=" SEQ Figura \* ARABIC ">
-        <w:r>
-          <w:rPr>
-            <w:noProof/>
-          </w:rPr>
-          <w:t>2</w:t>
-        </w:r>
-      </w:fldSimple>
+      <w:r>
+        <w:rPr>
+          <w:noProof/>
+        </w:rPr>
+        <w:fldChar w:fldCharType="begin"/>
+      </w:r>
+      <w:r>
+        <w:rPr>
+          <w:noProof/>
+        </w:rPr>
+        <w:instrText xml:space="preserve"> SEQ Figura \* ARABIC </w:instrText>
+      </w:r>
+      <w:r>
+        <w:rPr>
+          <w:noProof/>
+        </w:rPr>
+        <w:fldChar w:fldCharType="separate"/>
+      </w:r>
+      <w:r>
+        <w:rPr>
+          <w:noProof/>
+        </w:rPr>
+        <w:t>2</w:t>
+      </w:r>
+      <w:r>
+        <w:rPr>
+          <w:noProof/>
+        </w:rPr>
+        <w:fldChar w:fldCharType="end"/>
+      </w:r>
       <w:r>
         <w:t xml:space="preserve"> - Confronto tra centralizzato e </w:t>
       </w:r>
@@ -9190,11 +9234,13 @@
     <w:p>
       <w:pPr>
         <w:rPr>
+          <w:sz w:val="20"/>
           <w:lang w:val="fr-FR"/>
         </w:rPr>
       </w:pPr>
       <w:r>
         <w:rPr>
+          <w:sz w:val="20"/>
           <w:lang w:val="fr-FR"/>
         </w:rPr>
         <w:t xml:space="preserve">Per il </w:t>
@@ -9202,6 +9248,7 @@
       <w:proofErr w:type="spellStart"/>
       <w:r>
         <w:rPr>
+          <w:sz w:val="20"/>
           <w:lang w:val="fr-FR"/>
         </w:rPr>
         <w:t>progetto</w:t>
@@ -9209,6 +9256,7 @@
       <w:proofErr w:type="spellEnd"/>
       <w:r>
         <w:rPr>
+          <w:sz w:val="20"/>
           <w:lang w:val="fr-FR"/>
         </w:rPr>
         <w:t xml:space="preserve"> la </w:t>
@@ -9216,6 +9264,7 @@
       <w:proofErr w:type="spellStart"/>
       <w:r>
         <w:rPr>
+          <w:sz w:val="20"/>
           <w:lang w:val="fr-FR"/>
         </w:rPr>
         <w:t>struttura</w:t>
@@ -9223,6 +9272,7 @@
       <w:proofErr w:type="spellEnd"/>
       <w:r>
         <w:rPr>
+          <w:sz w:val="20"/>
           <w:lang w:val="fr-FR"/>
         </w:rPr>
         <w:t xml:space="preserve"> </w:t>
@@ -9230,6 +9280,7 @@
       <w:proofErr w:type="spellStart"/>
       <w:r>
         <w:rPr>
+          <w:sz w:val="20"/>
           <w:lang w:val="fr-FR"/>
         </w:rPr>
         <w:t>del</w:t>
@@ -9237,6 +9288,7 @@
       <w:proofErr w:type="spellEnd"/>
       <w:r>
         <w:rPr>
+          <w:sz w:val="20"/>
           <w:lang w:val="fr-FR"/>
         </w:rPr>
         <w:t xml:space="preserve"> </w:t>
@@ -9244,6 +9296,7 @@
       <w:proofErr w:type="spellStart"/>
       <w:r>
         <w:rPr>
+          <w:sz w:val="20"/>
           <w:lang w:val="fr-FR"/>
         </w:rPr>
         <w:t>database</w:t>
@@ -9251,6 +9304,7 @@
       <w:proofErr w:type="spellEnd"/>
       <w:r>
         <w:rPr>
+          <w:sz w:val="20"/>
           <w:lang w:val="fr-FR"/>
         </w:rPr>
         <w:t xml:space="preserve"> </w:t>
@@ -9258,6 +9312,7 @@
       <w:proofErr w:type="spellStart"/>
       <w:r>
         <w:rPr>
+          <w:sz w:val="20"/>
           <w:lang w:val="fr-FR"/>
         </w:rPr>
         <w:t>iniziale</w:t>
@@ -9265,6 +9320,7 @@
       <w:proofErr w:type="spellEnd"/>
       <w:r>
         <w:rPr>
+          <w:sz w:val="20"/>
           <w:lang w:val="fr-FR"/>
         </w:rPr>
         <w:t xml:space="preserve"> </w:t>
@@ -9272,6 +9328,7 @@
       <w:proofErr w:type="spellStart"/>
       <w:r>
         <w:rPr>
+          <w:sz w:val="20"/>
           <w:lang w:val="fr-FR"/>
         </w:rPr>
         <w:t>pensata</w:t>
@@ -9279,6 +9336,7 @@
       <w:proofErr w:type="spellEnd"/>
       <w:r>
         <w:rPr>
+          <w:sz w:val="20"/>
           <w:lang w:val="fr-FR"/>
         </w:rPr>
         <w:t xml:space="preserve"> è la </w:t>
@@ -9286,6 +9344,7 @@
       <w:proofErr w:type="spellStart"/>
       <w:r>
         <w:rPr>
+          <w:sz w:val="20"/>
           <w:lang w:val="fr-FR"/>
         </w:rPr>
         <w:t>seguente</w:t>
@@ -9293,18 +9352,15 @@
       <w:proofErr w:type="spellEnd"/>
       <w:r>
         <w:rPr>
+          <w:sz w:val="20"/>
           <w:lang w:val="fr-FR"/>
         </w:rPr>
         <w:t> :</w:t>
       </w:r>
-      <w:bookmarkStart w:id="31" w:name="_GoBack"/>
-      <w:bookmarkEnd w:id="31"/>
-    </w:p>
-    <w:p>
-      <w:pPr>
-        <w:rPr>
-          <w:lang w:val="fr-FR"/>
-        </w:rPr>
+    </w:p>
+    <w:p>
+      <w:pPr>
+        <w:keepNext/>
       </w:pPr>
       <w:r>
         <w:rPr>
@@ -9330,7 +9386,7 @@
             <v:path o:extrusionok="f" gradientshapeok="t" o:connecttype="rect"/>
             <o:lock v:ext="edit" aspectratio="t"/>
           </v:shapetype>
-          <v:shape id="_x0000_i1025" type="#_x0000_t75" style="width:453.35pt;height:395.35pt">
+          <v:shape id="_x0000_i1025" type="#_x0000_t75" style="width:453pt;height:395.4pt">
             <v:imagedata r:id="rId27" o:title="hexcard"/>
           </v:shape>
         </w:pict>
@@ -9338,6 +9394,56 @@
     </w:p>
     <w:p>
       <w:pPr>
+        <w:pStyle w:val="Didascalia"/>
+      </w:pPr>
+      <w:r>
+        <w:t xml:space="preserve">Figura </w:t>
+      </w:r>
+      <w:fldSimple w:instr=" SEQ Figura \* ARABIC ">
+        <w:r>
+          <w:rPr>
+            <w:noProof/>
+          </w:rPr>
+          <w:t>3</w:t>
+        </w:r>
+      </w:fldSimple>
+      <w:r>
+        <w:t xml:space="preserve"> - Schema ER iniziale del progetto</w:t>
+      </w:r>
+    </w:p>
+    <w:p>
+      <w:pPr>
+        <w:rPr>
+          <w:sz w:val="20"/>
+          <w:lang w:val="it-CH"/>
+        </w:rPr>
+      </w:pPr>
+      <w:r>
+        <w:rPr>
+          <w:sz w:val="20"/>
+          <w:lang w:val="it-CH"/>
+        </w:rPr>
+        <w:t xml:space="preserve">Essendo che l struttura di per se è relativamente semplice, la cosa più importante da fare sarà quello a cui è collegata la grafica in se per se. Difatti prevendo che la parte più complessa del progetto sarà non tanto il memorizzare i dati o le informazioni, o aggiornarle, ma quanto più il fattore di avere una grafica che mantenga lo stile dall’utente scelto e renderlo il più </w:t>
+      </w:r>
+      <w:r>
+        <w:rPr>
+          <w:sz w:val="20"/>
+          <w:lang w:val="it-CH"/>
+        </w:rPr>
+        <w:t>personalizzabile</w:t>
+      </w:r>
+      <w:bookmarkStart w:id="31" w:name="_GoBack"/>
+      <w:bookmarkEnd w:id="31"/>
+      <w:r>
+        <w:rPr>
+          <w:sz w:val="20"/>
+          <w:lang w:val="it-CH"/>
+        </w:rPr>
+        <w:t xml:space="preserve"> possibile.</w:t>
+      </w:r>
+    </w:p>
+    <w:p>
+      <w:pPr>
         <w:pStyle w:val="Titolo2"/>
         <w:rPr>
           <w:lang w:val="fr-FR"/>
@@ -9347,6 +9453,7 @@
         <w:rPr>
           <w:lang w:val="fr-FR"/>
         </w:rPr>
+        <w:lastRenderedPageBreak/>
         <w:t xml:space="preserve">2.2 </w:t>
       </w:r>
       <w:proofErr w:type="spellStart"/>
@@ -9383,14 +9490,7 @@
         <w:rPr>
           <w:sz w:val="20"/>
         </w:rPr>
-        <w:t xml:space="preserve">L'idea è quella di utilizzare un database decentralizzato per salvare i dati di quello che dovranno far visualizzare le carte NFC. Facendo delle richieste API apposite, è possibile prendere informazioni dai </w:t>
-      </w:r>
-      <w:r>
-        <w:rPr>
-          <w:sz w:val="20"/>
-        </w:rPr>
-        <w:lastRenderedPageBreak/>
-        <w:t>database decentralizzati e si è sicuri che i dati sono raggiungibili e aggiornati.</w:t>
+        <w:t>L'idea è quella di utilizzare un database decentralizzato per salvare i dati di quello che dovranno far visualizzare le carte NFC. Facendo delle richieste API apposite, è possibile prendere informazioni dai database decentralizzati e si è sicuri che i dati sono raggiungibili e aggiornati.</w:t>
       </w:r>
       <w:r>
         <w:rPr>
@@ -9881,6 +9981,7 @@
         <w:rPr>
           <w:sz w:val="20"/>
         </w:rPr>
+        <w:lastRenderedPageBreak/>
         <w:t xml:space="preserve">Una cosa importante da considerare è che all'interno della carta NFC ci dovranno essere le credenziali univoche dell'utente per connettersi alla rete </w:t>
       </w:r>
       <w:proofErr w:type="spellStart"/>
@@ -9935,7 +10036,6 @@
         <w:rPr>
           <w:sz w:val="20"/>
         </w:rPr>
-        <w:lastRenderedPageBreak/>
         <w:t>Ci sono altri metodi simili ai database decentralizzati con il P2P che permettono di raggiungere i dati in caso un server non sia raggiungibile. Come descritto precedentemente, ci sono dei database centralizzati che usano alcune ideologie del P2P per distribuire i dati in altri server. Questo metodo è chiamato «multi-</w:t>
       </w:r>
       <w:proofErr w:type="spellStart"/>
@@ -10302,6 +10402,7 @@
         <w:rPr>
           <w:sz w:val="20"/>
         </w:rPr>
+        <w:lastRenderedPageBreak/>
         <w:t>Questo sistema non utilizza database decentralizzati ma database centralizzati con dati replicati in altri server della stessa azienda o società che ne è in possesso. Il costo cambia a differenza del servizio che viene offerto dalle varie aziende.</w:t>
       </w:r>
     </w:p>
@@ -10316,7 +10417,6 @@
         <w:rPr>
           <w:sz w:val="20"/>
         </w:rPr>
-        <w:lastRenderedPageBreak/>
         <w:t>Questo porta però ad un uso totalmente centralizzato del progetto.</w:t>
       </w:r>
     </w:p>
@@ -11427,7 +11527,7 @@
         <w:sz w:val="16"/>
         <w:szCs w:val="16"/>
       </w:rPr>
-      <w:t>22</w:t>
+      <w:t>28</w:t>
     </w:r>
     <w:r>
       <w:rPr>
@@ -13997,7 +14097,7 @@
 </file>
 
 <file path=customXml/itemProps1.xml><?xml version="1.0" encoding="utf-8"?>
-<ds:datastoreItem xmlns:ds="http://schemas.openxmlformats.org/officeDocument/2006/customXml" ds:itemID="{3BCF3686-F6AA-4C5B-86BB-F041A9C0602E}">
+<ds:datastoreItem xmlns:ds="http://schemas.openxmlformats.org/officeDocument/2006/customXml" ds:itemID="{E6E4728F-0143-4D0E-8315-BEF29C43E9F9}">
   <ds:schemaRefs>
     <ds:schemaRef ds:uri="http://schemas.openxmlformats.org/officeDocument/2006/bibliography"/>
   </ds:schemaRefs>

--- a/rapporto/DOC_SARAK.docx
+++ b/rapporto/DOC_SARAK.docx
@@ -9199,13 +9199,19 @@
         <w:rPr>
           <w:lang w:val="fr-FR"/>
         </w:rPr>
-        <w:t>database</w:t>
-      </w:r>
-      <w:proofErr w:type="spellEnd"/>
+        <w:t>d</w:t>
+      </w:r>
       <w:r>
         <w:rPr>
           <w:lang w:val="fr-FR"/>
         </w:rPr>
+        <w:t>el</w:t>
+      </w:r>
+      <w:proofErr w:type="spellEnd"/>
+      <w:r>
+        <w:rPr>
+          <w:lang w:val="fr-FR"/>
+        </w:rPr>
         <w:t xml:space="preserve"> </w:t>
       </w:r>
       <w:proofErr w:type="spellStart"/>
@@ -9213,21 +9219,35 @@
         <w:rPr>
           <w:lang w:val="fr-FR"/>
         </w:rPr>
-        <w:t>del</w:t>
-      </w:r>
-      <w:proofErr w:type="spellEnd"/>
-      <w:r>
-        <w:rPr>
-          <w:lang w:val="fr-FR"/>
-        </w:rPr>
-        <w:t xml:space="preserve"> </w:t>
-      </w:r>
-      <w:proofErr w:type="spellStart"/>
-      <w:r>
-        <w:rPr>
-          <w:lang w:val="fr-FR"/>
-        </w:rPr>
         <w:t>progetto</w:t>
+      </w:r>
+      <w:proofErr w:type="spellEnd"/>
+    </w:p>
+    <w:p>
+      <w:pPr>
+        <w:pStyle w:val="SUPSITestoArial10"/>
+        <w:rPr>
+          <w:b/>
+          <w:sz w:val="26"/>
+          <w:szCs w:val="26"/>
+        </w:rPr>
+      </w:pPr>
+      <w:r>
+        <w:rPr>
+          <w:b/>
+          <w:sz w:val="26"/>
+          <w:szCs w:val="26"/>
+        </w:rPr>
+        <w:t xml:space="preserve">2.1.1 </w:t>
+      </w:r>
+      <w:proofErr w:type="spellStart"/>
+      <w:r>
+        <w:rPr>
+          <w:b/>
+          <w:sz w:val="26"/>
+          <w:szCs w:val="26"/>
+        </w:rPr>
+        <w:t>Database</w:t>
       </w:r>
       <w:proofErr w:type="spellEnd"/>
     </w:p>
@@ -9386,7 +9406,7 @@
             <v:path o:extrusionok="f" gradientshapeok="t" o:connecttype="rect"/>
             <o:lock v:ext="edit" aspectratio="t"/>
           </v:shapetype>
-          <v:shape id="_x0000_i1025" type="#_x0000_t75" style="width:453pt;height:395.4pt">
+          <v:shape id="_x0000_i1025" type="#_x0000_t75" style="width:453.05pt;height:395.1pt">
             <v:imagedata r:id="rId27" o:title="hexcard"/>
           </v:shape>
         </w:pict>
@@ -9399,14 +9419,36 @@
       <w:r>
         <w:t xml:space="preserve">Figura </w:t>
       </w:r>
-      <w:fldSimple w:instr=" SEQ Figura \* ARABIC ">
-        <w:r>
-          <w:rPr>
-            <w:noProof/>
-          </w:rPr>
-          <w:t>3</w:t>
-        </w:r>
-      </w:fldSimple>
+      <w:r>
+        <w:rPr>
+          <w:noProof/>
+        </w:rPr>
+        <w:fldChar w:fldCharType="begin"/>
+      </w:r>
+      <w:r>
+        <w:rPr>
+          <w:noProof/>
+        </w:rPr>
+        <w:instrText xml:space="preserve"> SEQ Figura \* ARABIC </w:instrText>
+      </w:r>
+      <w:r>
+        <w:rPr>
+          <w:noProof/>
+        </w:rPr>
+        <w:fldChar w:fldCharType="separate"/>
+      </w:r>
+      <w:r>
+        <w:rPr>
+          <w:noProof/>
+        </w:rPr>
+        <w:t>3</w:t>
+      </w:r>
+      <w:r>
+        <w:rPr>
+          <w:noProof/>
+        </w:rPr>
+        <w:fldChar w:fldCharType="end"/>
+      </w:r>
       <w:r>
         <w:t xml:space="preserve"> - Schema ER iniziale del progetto</w:t>
       </w:r>
@@ -9423,7 +9465,15 @@
           <w:sz w:val="20"/>
           <w:lang w:val="it-CH"/>
         </w:rPr>
-        <w:t xml:space="preserve">Essendo che l struttura di per se è relativamente semplice, la cosa più importante da fare sarà quello a cui è collegata la grafica in se per se. Difatti prevendo che la parte più complessa del progetto sarà non tanto il memorizzare i dati o le informazioni, o aggiornarle, ma quanto più il fattore di avere una grafica che mantenga lo stile dall’utente scelto e renderlo il più </w:t>
+        <w:t xml:space="preserve">Essendo che l struttura di per se è relativamente semplice, la cosa più importante da fare sarà quello a cui è collegata la grafica in se per se. Difatti prevendo che la parte più complessa del progetto sarà non </w:t>
+      </w:r>
+      <w:r>
+        <w:rPr>
+          <w:sz w:val="20"/>
+          <w:lang w:val="it-CH"/>
+        </w:rPr>
+        <w:lastRenderedPageBreak/>
+        <w:t xml:space="preserve">tanto il memorizzare i dati o le informazioni, o aggiornarle, ma quanto più il fattore di avere una grafica che mantenga lo stile dall’utente scelto e renderlo il più </w:t>
       </w:r>
       <w:r>
         <w:rPr>
@@ -9432,251 +9482,12 @@
         </w:rPr>
         <w:t>personalizzabile</w:t>
       </w:r>
-      <w:bookmarkStart w:id="31" w:name="_GoBack"/>
-      <w:bookmarkEnd w:id="31"/>
       <w:r>
         <w:rPr>
           <w:sz w:val="20"/>
           <w:lang w:val="it-CH"/>
         </w:rPr>
         <w:t xml:space="preserve"> possibile.</w:t>
-      </w:r>
-    </w:p>
-    <w:p>
-      <w:pPr>
-        <w:pStyle w:val="Titolo2"/>
-        <w:rPr>
-          <w:lang w:val="fr-FR"/>
-        </w:rPr>
-      </w:pPr>
-      <w:r>
-        <w:rPr>
-          <w:lang w:val="fr-FR"/>
-        </w:rPr>
-        <w:lastRenderedPageBreak/>
-        <w:t xml:space="preserve">2.2 </w:t>
-      </w:r>
-      <w:proofErr w:type="spellStart"/>
-      <w:r>
-        <w:rPr>
-          <w:lang w:val="fr-FR"/>
-        </w:rPr>
-        <w:t>Database</w:t>
-      </w:r>
-      <w:proofErr w:type="spellEnd"/>
-      <w:r>
-        <w:rPr>
-          <w:lang w:val="fr-FR"/>
-        </w:rPr>
-        <w:t xml:space="preserve"> </w:t>
-      </w:r>
-      <w:proofErr w:type="spellStart"/>
-      <w:r>
-        <w:rPr>
-          <w:lang w:val="fr-FR"/>
-        </w:rPr>
-        <w:t>decentralizzati</w:t>
-      </w:r>
-      <w:proofErr w:type="spellEnd"/>
-    </w:p>
-    <w:p>
-      <w:pPr>
-        <w:pStyle w:val="SUPSITestoArial10"/>
-        <w:rPr>
-          <w:sz w:val="20"/>
-        </w:rPr>
-      </w:pPr>
-      <w:r>
-        <w:rPr>
-          <w:sz w:val="20"/>
-        </w:rPr>
-        <w:t>L'idea è quella di utilizzare un database decentralizzato per salvare i dati di quello che dovranno far visualizzare le carte NFC. Facendo delle richieste API apposite, è possibile prendere informazioni dai database decentralizzati e si è sicuri che i dati sono raggiungibili e aggiornati.</w:t>
-      </w:r>
-      <w:r>
-        <w:rPr>
-          <w:sz w:val="20"/>
-        </w:rPr>
-        <w:br/>
-        <w:t xml:space="preserve">Anche la modifica di un dato è possibile farlo tramite richieste API e verrà distribuito in tutti gli altri nodi all'interno della rete Web 3.0 autonomamente. </w:t>
-      </w:r>
-    </w:p>
-    <w:p>
-      <w:pPr>
-        <w:pStyle w:val="SUPSITestoArial10"/>
-        <w:rPr>
-          <w:sz w:val="20"/>
-        </w:rPr>
-      </w:pPr>
-      <w:r>
-        <w:rPr>
-          <w:sz w:val="20"/>
-        </w:rPr>
-        <w:t>Scelta della metodologia del database</w:t>
-      </w:r>
-    </w:p>
-    <w:p>
-      <w:pPr>
-        <w:pStyle w:val="SUPSITestoArial10"/>
-        <w:rPr>
-          <w:sz w:val="20"/>
-        </w:rPr>
-      </w:pPr>
-      <w:r>
-        <w:rPr>
-          <w:sz w:val="20"/>
-        </w:rPr>
-        <w:t>In primis si dovrà scegliere quale metodologia di database utilizzare in base al progetto. Si sa che i dati dovranno esser modificati dall'utente in possesso della propria carta NFC.</w:t>
-      </w:r>
-    </w:p>
-    <w:p>
-      <w:pPr>
-        <w:pStyle w:val="SUPSITestoArial10"/>
-        <w:rPr>
-          <w:sz w:val="20"/>
-        </w:rPr>
-      </w:pPr>
-      <w:r>
-        <w:rPr>
-          <w:sz w:val="20"/>
-        </w:rPr>
-        <w:t xml:space="preserve">Già da questa piccola considerazione, si può escludere la metodologia del </w:t>
-      </w:r>
-      <w:proofErr w:type="spellStart"/>
-      <w:r>
-        <w:rPr>
-          <w:sz w:val="20"/>
-        </w:rPr>
-        <w:t>blockchain</w:t>
-      </w:r>
-      <w:proofErr w:type="spellEnd"/>
-      <w:r>
-        <w:rPr>
-          <w:sz w:val="20"/>
-        </w:rPr>
-        <w:t xml:space="preserve">. Tuttavia, è comunque possibile provare ad utilizzare un database </w:t>
-      </w:r>
-      <w:proofErr w:type="spellStart"/>
-      <w:r>
-        <w:rPr>
-          <w:sz w:val="20"/>
-        </w:rPr>
-        <w:t>blockchain</w:t>
-      </w:r>
-      <w:proofErr w:type="spellEnd"/>
-      <w:r>
-        <w:rPr>
-          <w:sz w:val="20"/>
-        </w:rPr>
-        <w:t xml:space="preserve"> cambiandone però alcune caratteristiche. Verrà discussa questa opzione in seguito.</w:t>
-      </w:r>
-    </w:p>
-    <w:p>
-      <w:pPr>
-        <w:pStyle w:val="SUPSITestoArial10"/>
-        <w:rPr>
-          <w:sz w:val="20"/>
-        </w:rPr>
-      </w:pPr>
-      <w:r>
-        <w:rPr>
-          <w:sz w:val="20"/>
-        </w:rPr>
-        <w:t xml:space="preserve">La metodologia </w:t>
-      </w:r>
-      <w:proofErr w:type="spellStart"/>
-      <w:r>
-        <w:rPr>
-          <w:sz w:val="20"/>
-        </w:rPr>
-        <w:t>Git</w:t>
-      </w:r>
-      <w:proofErr w:type="spellEnd"/>
-      <w:r>
-        <w:rPr>
-          <w:sz w:val="20"/>
-        </w:rPr>
-        <w:t xml:space="preserve"> è possibile utilizzarla ma sarebbe molto complicato e non lo si utilizzerebbe con lo scopo per la quale è stata creata. L'idea che si potrebbe implementare con l'uso del </w:t>
-      </w:r>
-      <w:proofErr w:type="spellStart"/>
-      <w:r>
-        <w:rPr>
-          <w:sz w:val="20"/>
-        </w:rPr>
-        <w:t>Git</w:t>
-      </w:r>
-      <w:proofErr w:type="spellEnd"/>
-      <w:r>
-        <w:rPr>
-          <w:sz w:val="20"/>
-        </w:rPr>
-        <w:t xml:space="preserve"> è quella di creare la </w:t>
-      </w:r>
-      <w:proofErr w:type="spellStart"/>
-      <w:r>
-        <w:rPr>
-          <w:sz w:val="20"/>
-        </w:rPr>
-        <w:t>repository</w:t>
-      </w:r>
-      <w:proofErr w:type="spellEnd"/>
-      <w:r>
-        <w:rPr>
-          <w:sz w:val="20"/>
-        </w:rPr>
-        <w:t xml:space="preserve"> delle carte da visita e una ramificazione per ogni nuovo utente. Quando viene usata una carta NFC per visualizzare una carta di credito si dovrebbe fare in modo che venga scaricata la </w:t>
-      </w:r>
-      <w:proofErr w:type="spellStart"/>
-      <w:r>
-        <w:rPr>
-          <w:sz w:val="20"/>
-        </w:rPr>
-        <w:t>repository</w:t>
-      </w:r>
-      <w:proofErr w:type="spellEnd"/>
-      <w:r>
-        <w:rPr>
-          <w:sz w:val="20"/>
-        </w:rPr>
-        <w:t xml:space="preserve"> e la ramificazione dell'utente di cui è la carta NFC. Questo permetterebbe di visualizzare l'ultima versione pubblicata dall'utente.</w:t>
-      </w:r>
-    </w:p>
-    <w:p>
-      <w:pPr>
-        <w:pStyle w:val="SUPSITestoArial10"/>
-        <w:rPr>
-          <w:sz w:val="20"/>
-        </w:rPr>
-      </w:pPr>
-      <w:r>
-        <w:rPr>
-          <w:sz w:val="20"/>
-        </w:rPr>
-        <w:t xml:space="preserve">Questa metodologia è molto complicata da implementare, non sfrutta a pieno il Web 3.0, potrebbe non funzionare su alcuni dispositivi, potrebbe avere delle lacune di sicurezza e, soprattutto, non utilizza il metodo del </w:t>
-      </w:r>
-      <w:proofErr w:type="spellStart"/>
-      <w:r>
-        <w:rPr>
-          <w:sz w:val="20"/>
-        </w:rPr>
-        <w:t>Git</w:t>
-      </w:r>
-      <w:proofErr w:type="spellEnd"/>
-      <w:r>
-        <w:rPr>
-          <w:sz w:val="20"/>
-        </w:rPr>
-        <w:t xml:space="preserve"> per quello che è stato creato.</w:t>
-      </w:r>
-    </w:p>
-    <w:p>
-      <w:pPr>
-        <w:pStyle w:val="SUPSITestoArial10"/>
-      </w:pPr>
-      <w:r>
-        <w:rPr>
-          <w:sz w:val="20"/>
-        </w:rPr>
-        <w:t>È per questi motivi che la miglior metodologia di database decentralizzati da utilizzare è il Peer-to-peer.</w:t>
       </w:r>
     </w:p>
     <w:p>
@@ -9694,14 +9505,1012 @@
           <w:sz w:val="26"/>
           <w:szCs w:val="26"/>
         </w:rPr>
-        <w:t xml:space="preserve">2.2.1 </w:t>
-      </w:r>
+        <w:t xml:space="preserve">2.1.2 </w:t>
+      </w:r>
+      <w:proofErr w:type="spellStart"/>
       <w:r>
         <w:rPr>
           <w:b/>
           <w:sz w:val="26"/>
           <w:szCs w:val="26"/>
         </w:rPr>
+        <w:t>Backend</w:t>
+      </w:r>
+      <w:proofErr w:type="spellEnd"/>
+    </w:p>
+    <w:p>
+      <w:pPr>
+        <w:pStyle w:val="SUPSITestoArial10"/>
+        <w:rPr>
+          <w:sz w:val="20"/>
+          <w:szCs w:val="26"/>
+        </w:rPr>
+      </w:pPr>
+      <w:r>
+        <w:rPr>
+          <w:sz w:val="20"/>
+          <w:szCs w:val="26"/>
+        </w:rPr>
+        <w:t xml:space="preserve">Il </w:t>
+      </w:r>
+      <w:proofErr w:type="spellStart"/>
+      <w:r>
+        <w:rPr>
+          <w:sz w:val="20"/>
+          <w:szCs w:val="26"/>
+        </w:rPr>
+        <w:t>backend</w:t>
+      </w:r>
+      <w:proofErr w:type="spellEnd"/>
+      <w:r>
+        <w:rPr>
+          <w:sz w:val="20"/>
+          <w:szCs w:val="26"/>
+        </w:rPr>
+        <w:t xml:space="preserve"> è fatto tramite un </w:t>
+      </w:r>
+      <w:proofErr w:type="spellStart"/>
+      <w:r>
+        <w:rPr>
+          <w:sz w:val="20"/>
+          <w:szCs w:val="26"/>
+        </w:rPr>
+        <w:t>framework</w:t>
+      </w:r>
+      <w:proofErr w:type="spellEnd"/>
+      <w:r>
+        <w:rPr>
+          <w:sz w:val="20"/>
+          <w:szCs w:val="26"/>
+        </w:rPr>
+        <w:t xml:space="preserve"> di </w:t>
+      </w:r>
+      <w:proofErr w:type="spellStart"/>
+      <w:r>
+        <w:rPr>
+          <w:sz w:val="20"/>
+          <w:szCs w:val="26"/>
+        </w:rPr>
+        <w:t>javascript</w:t>
+      </w:r>
+      <w:proofErr w:type="spellEnd"/>
+      <w:r>
+        <w:rPr>
+          <w:sz w:val="20"/>
+          <w:szCs w:val="26"/>
+        </w:rPr>
+        <w:t xml:space="preserve"> in express e di seguito è presente la struttura pensata. Principalmente si cercherà di mantenere un approccio </w:t>
+      </w:r>
+      <w:r>
+        <w:rPr>
+          <w:sz w:val="20"/>
+          <w:szCs w:val="26"/>
+        </w:rPr>
+        <w:t xml:space="preserve">a strati con: Model, </w:t>
+      </w:r>
+      <w:proofErr w:type="spellStart"/>
+      <w:r>
+        <w:rPr>
+          <w:sz w:val="20"/>
+          <w:szCs w:val="26"/>
+        </w:rPr>
+        <w:t>Repository</w:t>
+      </w:r>
+      <w:proofErr w:type="spellEnd"/>
+      <w:r>
+        <w:rPr>
+          <w:sz w:val="20"/>
+          <w:szCs w:val="26"/>
+        </w:rPr>
+        <w:t xml:space="preserve"> e Controller. L’ultimo sarà quello che si interfaccerà in seguito con la </w:t>
+      </w:r>
+      <w:proofErr w:type="spellStart"/>
+      <w:r>
+        <w:rPr>
+          <w:sz w:val="20"/>
+          <w:szCs w:val="26"/>
+        </w:rPr>
+        <w:t>View</w:t>
+      </w:r>
+      <w:proofErr w:type="spellEnd"/>
+      <w:r>
+        <w:rPr>
+          <w:sz w:val="20"/>
+          <w:szCs w:val="26"/>
+        </w:rPr>
+        <w:t xml:space="preserve">, che sarà gestita dal </w:t>
+      </w:r>
+      <w:proofErr w:type="spellStart"/>
+      <w:r>
+        <w:rPr>
+          <w:sz w:val="20"/>
+          <w:szCs w:val="26"/>
+        </w:rPr>
+        <w:t>frontend</w:t>
+      </w:r>
+      <w:proofErr w:type="spellEnd"/>
+      <w:r>
+        <w:rPr>
+          <w:sz w:val="20"/>
+          <w:szCs w:val="26"/>
+        </w:rPr>
+        <w:t>. Il database utilizzato è</w:t>
+      </w:r>
+      <w:r>
+        <w:rPr>
+          <w:sz w:val="20"/>
+          <w:szCs w:val="26"/>
+        </w:rPr>
+        <w:t xml:space="preserve"> </w:t>
+      </w:r>
+      <w:proofErr w:type="spellStart"/>
+      <w:r>
+        <w:rPr>
+          <w:sz w:val="20"/>
+          <w:szCs w:val="26"/>
+        </w:rPr>
+        <w:t>MariaSQL</w:t>
+      </w:r>
+      <w:proofErr w:type="spellEnd"/>
+      <w:r>
+        <w:rPr>
+          <w:sz w:val="20"/>
+          <w:szCs w:val="26"/>
+        </w:rPr>
+        <w:t>.</w:t>
+      </w:r>
+    </w:p>
+    <w:p>
+      <w:pPr>
+        <w:pStyle w:val="SUPSITestoArial10"/>
+        <w:rPr>
+          <w:sz w:val="20"/>
+          <w:szCs w:val="26"/>
+        </w:rPr>
+      </w:pPr>
+      <w:r>
+        <w:rPr>
+          <w:sz w:val="20"/>
+          <w:szCs w:val="26"/>
+        </w:rPr>
+        <w:t>Classi model:</w:t>
+      </w:r>
+    </w:p>
+    <w:p>
+      <w:pPr>
+        <w:pStyle w:val="SUPSITestoArial10"/>
+        <w:numPr>
+          <w:ilvl w:val="0"/>
+          <w:numId w:val="7"/>
+        </w:numPr>
+        <w:rPr>
+          <w:sz w:val="20"/>
+          <w:szCs w:val="26"/>
+        </w:rPr>
+      </w:pPr>
+      <w:r>
+        <w:rPr>
+          <w:sz w:val="20"/>
+          <w:szCs w:val="26"/>
+        </w:rPr>
+        <w:t>Card</w:t>
+      </w:r>
+    </w:p>
+    <w:p>
+      <w:pPr>
+        <w:pStyle w:val="SUPSITestoArial10"/>
+        <w:numPr>
+          <w:ilvl w:val="0"/>
+          <w:numId w:val="7"/>
+        </w:numPr>
+        <w:rPr>
+          <w:sz w:val="20"/>
+          <w:szCs w:val="26"/>
+        </w:rPr>
+      </w:pPr>
+      <w:r>
+        <w:rPr>
+          <w:sz w:val="20"/>
+          <w:szCs w:val="26"/>
+        </w:rPr>
+        <w:t>Email</w:t>
+      </w:r>
+    </w:p>
+    <w:p>
+      <w:pPr>
+        <w:pStyle w:val="SUPSITestoArial10"/>
+        <w:numPr>
+          <w:ilvl w:val="0"/>
+          <w:numId w:val="7"/>
+        </w:numPr>
+        <w:rPr>
+          <w:sz w:val="20"/>
+          <w:szCs w:val="26"/>
+        </w:rPr>
+      </w:pPr>
+      <w:r>
+        <w:rPr>
+          <w:sz w:val="20"/>
+          <w:szCs w:val="26"/>
+        </w:rPr>
+        <w:t>Link</w:t>
+      </w:r>
+    </w:p>
+    <w:p>
+      <w:pPr>
+        <w:pStyle w:val="SUPSITestoArial10"/>
+        <w:numPr>
+          <w:ilvl w:val="0"/>
+          <w:numId w:val="7"/>
+        </w:numPr>
+        <w:rPr>
+          <w:sz w:val="20"/>
+          <w:szCs w:val="26"/>
+        </w:rPr>
+      </w:pPr>
+      <w:proofErr w:type="spellStart"/>
+      <w:r>
+        <w:rPr>
+          <w:sz w:val="20"/>
+          <w:szCs w:val="26"/>
+        </w:rPr>
+        <w:t>PhoneNumber</w:t>
+      </w:r>
+      <w:proofErr w:type="spellEnd"/>
+    </w:p>
+    <w:p>
+      <w:pPr>
+        <w:pStyle w:val="SUPSITestoArial10"/>
+        <w:numPr>
+          <w:ilvl w:val="0"/>
+          <w:numId w:val="7"/>
+        </w:numPr>
+        <w:rPr>
+          <w:sz w:val="20"/>
+          <w:szCs w:val="26"/>
+        </w:rPr>
+      </w:pPr>
+      <w:proofErr w:type="spellStart"/>
+      <w:r>
+        <w:rPr>
+          <w:sz w:val="20"/>
+          <w:szCs w:val="26"/>
+        </w:rPr>
+        <w:t>Role</w:t>
+      </w:r>
+      <w:proofErr w:type="spellEnd"/>
+    </w:p>
+    <w:p>
+      <w:pPr>
+        <w:pStyle w:val="SUPSITestoArial10"/>
+        <w:numPr>
+          <w:ilvl w:val="0"/>
+          <w:numId w:val="7"/>
+        </w:numPr>
+        <w:rPr>
+          <w:sz w:val="20"/>
+          <w:szCs w:val="26"/>
+        </w:rPr>
+      </w:pPr>
+      <w:r>
+        <w:rPr>
+          <w:sz w:val="20"/>
+          <w:szCs w:val="26"/>
+        </w:rPr>
+        <w:t>Style</w:t>
+      </w:r>
+    </w:p>
+    <w:p>
+      <w:pPr>
+        <w:pStyle w:val="SUPSITestoArial10"/>
+        <w:numPr>
+          <w:ilvl w:val="0"/>
+          <w:numId w:val="7"/>
+        </w:numPr>
+        <w:rPr>
+          <w:sz w:val="20"/>
+          <w:szCs w:val="26"/>
+        </w:rPr>
+      </w:pPr>
+      <w:r>
+        <w:rPr>
+          <w:sz w:val="20"/>
+          <w:szCs w:val="26"/>
+        </w:rPr>
+        <w:t>User</w:t>
+      </w:r>
+    </w:p>
+    <w:p>
+      <w:pPr>
+        <w:pStyle w:val="SUPSITestoArial10"/>
+        <w:rPr>
+          <w:sz w:val="20"/>
+          <w:szCs w:val="26"/>
+        </w:rPr>
+      </w:pPr>
+      <w:r>
+        <w:rPr>
+          <w:sz w:val="20"/>
+          <w:szCs w:val="26"/>
+        </w:rPr>
+        <w:t xml:space="preserve">Classi </w:t>
+      </w:r>
+      <w:proofErr w:type="spellStart"/>
+      <w:r>
+        <w:rPr>
+          <w:sz w:val="20"/>
+          <w:szCs w:val="26"/>
+        </w:rPr>
+        <w:t>Repository</w:t>
+      </w:r>
+      <w:proofErr w:type="spellEnd"/>
+      <w:r>
+        <w:rPr>
+          <w:sz w:val="20"/>
+          <w:szCs w:val="26"/>
+        </w:rPr>
+        <w:t>:</w:t>
+      </w:r>
+    </w:p>
+    <w:p>
+      <w:pPr>
+        <w:pStyle w:val="SUPSITestoArial10"/>
+        <w:numPr>
+          <w:ilvl w:val="0"/>
+          <w:numId w:val="10"/>
+        </w:numPr>
+        <w:rPr>
+          <w:sz w:val="20"/>
+          <w:szCs w:val="26"/>
+        </w:rPr>
+      </w:pPr>
+      <w:r>
+        <w:rPr>
+          <w:sz w:val="20"/>
+          <w:szCs w:val="26"/>
+        </w:rPr>
+        <w:t>Card</w:t>
+      </w:r>
+      <w:r>
+        <w:rPr>
+          <w:sz w:val="20"/>
+          <w:szCs w:val="26"/>
+        </w:rPr>
+        <w:t xml:space="preserve"> </w:t>
+      </w:r>
+      <w:proofErr w:type="spellStart"/>
+      <w:r>
+        <w:rPr>
+          <w:sz w:val="20"/>
+          <w:szCs w:val="26"/>
+        </w:rPr>
+        <w:t>Repository</w:t>
+      </w:r>
+      <w:proofErr w:type="spellEnd"/>
+    </w:p>
+    <w:p>
+      <w:pPr>
+        <w:pStyle w:val="SUPSITestoArial10"/>
+        <w:numPr>
+          <w:ilvl w:val="0"/>
+          <w:numId w:val="10"/>
+        </w:numPr>
+        <w:rPr>
+          <w:sz w:val="20"/>
+          <w:szCs w:val="26"/>
+        </w:rPr>
+      </w:pPr>
+      <w:r>
+        <w:rPr>
+          <w:sz w:val="20"/>
+          <w:szCs w:val="26"/>
+        </w:rPr>
+        <w:t>Email</w:t>
+      </w:r>
+      <w:r>
+        <w:rPr>
+          <w:sz w:val="20"/>
+          <w:szCs w:val="26"/>
+        </w:rPr>
+        <w:t xml:space="preserve"> </w:t>
+      </w:r>
+      <w:proofErr w:type="spellStart"/>
+      <w:r>
+        <w:rPr>
+          <w:sz w:val="20"/>
+          <w:szCs w:val="26"/>
+        </w:rPr>
+        <w:t>Repository</w:t>
+      </w:r>
+      <w:proofErr w:type="spellEnd"/>
+    </w:p>
+    <w:p>
+      <w:pPr>
+        <w:pStyle w:val="SUPSITestoArial10"/>
+        <w:numPr>
+          <w:ilvl w:val="0"/>
+          <w:numId w:val="10"/>
+        </w:numPr>
+        <w:rPr>
+          <w:sz w:val="20"/>
+          <w:szCs w:val="26"/>
+        </w:rPr>
+      </w:pPr>
+      <w:r>
+        <w:rPr>
+          <w:sz w:val="20"/>
+          <w:szCs w:val="26"/>
+        </w:rPr>
+        <w:t>Link</w:t>
+      </w:r>
+      <w:r>
+        <w:rPr>
+          <w:sz w:val="20"/>
+          <w:szCs w:val="26"/>
+        </w:rPr>
+        <w:t xml:space="preserve"> </w:t>
+      </w:r>
+      <w:proofErr w:type="spellStart"/>
+      <w:r>
+        <w:rPr>
+          <w:sz w:val="20"/>
+          <w:szCs w:val="26"/>
+        </w:rPr>
+        <w:t>Repository</w:t>
+      </w:r>
+      <w:proofErr w:type="spellEnd"/>
+    </w:p>
+    <w:p>
+      <w:pPr>
+        <w:pStyle w:val="SUPSITestoArial10"/>
+        <w:numPr>
+          <w:ilvl w:val="0"/>
+          <w:numId w:val="10"/>
+        </w:numPr>
+        <w:rPr>
+          <w:sz w:val="20"/>
+          <w:szCs w:val="26"/>
+        </w:rPr>
+      </w:pPr>
+      <w:proofErr w:type="spellStart"/>
+      <w:r>
+        <w:rPr>
+          <w:sz w:val="20"/>
+          <w:szCs w:val="26"/>
+        </w:rPr>
+        <w:t>PhoneNumber</w:t>
+      </w:r>
+      <w:proofErr w:type="spellEnd"/>
+      <w:r>
+        <w:rPr>
+          <w:sz w:val="20"/>
+          <w:szCs w:val="26"/>
+        </w:rPr>
+        <w:t xml:space="preserve"> </w:t>
+      </w:r>
+      <w:proofErr w:type="spellStart"/>
+      <w:r>
+        <w:rPr>
+          <w:sz w:val="20"/>
+          <w:szCs w:val="26"/>
+        </w:rPr>
+        <w:t>Repository</w:t>
+      </w:r>
+      <w:proofErr w:type="spellEnd"/>
+    </w:p>
+    <w:p>
+      <w:pPr>
+        <w:pStyle w:val="SUPSITestoArial10"/>
+        <w:numPr>
+          <w:ilvl w:val="0"/>
+          <w:numId w:val="10"/>
+        </w:numPr>
+        <w:rPr>
+          <w:sz w:val="20"/>
+          <w:szCs w:val="26"/>
+        </w:rPr>
+      </w:pPr>
+      <w:proofErr w:type="spellStart"/>
+      <w:r>
+        <w:rPr>
+          <w:sz w:val="20"/>
+          <w:szCs w:val="26"/>
+        </w:rPr>
+        <w:t>Role</w:t>
+      </w:r>
+      <w:proofErr w:type="spellEnd"/>
+      <w:r>
+        <w:rPr>
+          <w:sz w:val="20"/>
+          <w:szCs w:val="26"/>
+        </w:rPr>
+        <w:t xml:space="preserve"> </w:t>
+      </w:r>
+      <w:proofErr w:type="spellStart"/>
+      <w:r>
+        <w:rPr>
+          <w:sz w:val="20"/>
+          <w:szCs w:val="26"/>
+        </w:rPr>
+        <w:t>Repository</w:t>
+      </w:r>
+      <w:proofErr w:type="spellEnd"/>
+    </w:p>
+    <w:p>
+      <w:pPr>
+        <w:pStyle w:val="SUPSITestoArial10"/>
+        <w:numPr>
+          <w:ilvl w:val="0"/>
+          <w:numId w:val="10"/>
+        </w:numPr>
+        <w:rPr>
+          <w:sz w:val="20"/>
+          <w:szCs w:val="26"/>
+        </w:rPr>
+      </w:pPr>
+      <w:r>
+        <w:rPr>
+          <w:sz w:val="20"/>
+          <w:szCs w:val="26"/>
+        </w:rPr>
+        <w:t>Style</w:t>
+      </w:r>
+      <w:r>
+        <w:rPr>
+          <w:sz w:val="20"/>
+          <w:szCs w:val="26"/>
+        </w:rPr>
+        <w:t xml:space="preserve"> </w:t>
+      </w:r>
+      <w:proofErr w:type="spellStart"/>
+      <w:r>
+        <w:rPr>
+          <w:sz w:val="20"/>
+          <w:szCs w:val="26"/>
+        </w:rPr>
+        <w:t>Repository</w:t>
+      </w:r>
+      <w:proofErr w:type="spellEnd"/>
+    </w:p>
+    <w:p>
+      <w:pPr>
+        <w:pStyle w:val="SUPSITestoArial10"/>
+        <w:numPr>
+          <w:ilvl w:val="0"/>
+          <w:numId w:val="10"/>
+        </w:numPr>
+        <w:rPr>
+          <w:sz w:val="20"/>
+          <w:szCs w:val="26"/>
+        </w:rPr>
+      </w:pPr>
+      <w:r>
+        <w:rPr>
+          <w:sz w:val="20"/>
+          <w:szCs w:val="26"/>
+        </w:rPr>
+        <w:t>User</w:t>
+      </w:r>
+      <w:r>
+        <w:rPr>
+          <w:sz w:val="20"/>
+          <w:szCs w:val="26"/>
+        </w:rPr>
+        <w:t xml:space="preserve"> </w:t>
+      </w:r>
+      <w:proofErr w:type="spellStart"/>
+      <w:r>
+        <w:rPr>
+          <w:sz w:val="20"/>
+          <w:szCs w:val="26"/>
+        </w:rPr>
+        <w:t>Repository</w:t>
+      </w:r>
+      <w:proofErr w:type="spellEnd"/>
+    </w:p>
+    <w:p>
+      <w:pPr>
+        <w:pStyle w:val="SUPSITestoArial10"/>
+        <w:rPr>
+          <w:sz w:val="20"/>
+          <w:szCs w:val="26"/>
+        </w:rPr>
+      </w:pPr>
+      <w:r>
+        <w:rPr>
+          <w:sz w:val="20"/>
+          <w:szCs w:val="26"/>
+        </w:rPr>
+        <w:t>C</w:t>
+      </w:r>
+      <w:r>
+        <w:rPr>
+          <w:sz w:val="20"/>
+          <w:szCs w:val="26"/>
+        </w:rPr>
+        <w:t>lassi C</w:t>
+      </w:r>
+      <w:r>
+        <w:rPr>
+          <w:sz w:val="20"/>
+          <w:szCs w:val="26"/>
+        </w:rPr>
+        <w:t xml:space="preserve">ontroller: </w:t>
+      </w:r>
+    </w:p>
+    <w:p>
+      <w:pPr>
+        <w:pStyle w:val="SUPSITestoArial10"/>
+        <w:numPr>
+          <w:ilvl w:val="0"/>
+          <w:numId w:val="9"/>
+        </w:numPr>
+        <w:rPr>
+          <w:sz w:val="20"/>
+          <w:szCs w:val="26"/>
+        </w:rPr>
+      </w:pPr>
+      <w:r>
+        <w:rPr>
+          <w:sz w:val="20"/>
+          <w:szCs w:val="26"/>
+        </w:rPr>
+        <w:t>Card</w:t>
+      </w:r>
+      <w:r>
+        <w:rPr>
+          <w:sz w:val="20"/>
+          <w:szCs w:val="26"/>
+        </w:rPr>
+        <w:t xml:space="preserve"> </w:t>
+      </w:r>
+      <w:r>
+        <w:rPr>
+          <w:sz w:val="20"/>
+          <w:szCs w:val="26"/>
+        </w:rPr>
+        <w:t>Controller</w:t>
+      </w:r>
+    </w:p>
+    <w:p>
+      <w:pPr>
+        <w:pStyle w:val="SUPSITestoArial10"/>
+        <w:numPr>
+          <w:ilvl w:val="0"/>
+          <w:numId w:val="9"/>
+        </w:numPr>
+        <w:rPr>
+          <w:sz w:val="20"/>
+          <w:szCs w:val="26"/>
+        </w:rPr>
+      </w:pPr>
+      <w:bookmarkStart w:id="31" w:name="_GoBack"/>
+      <w:bookmarkEnd w:id="31"/>
+      <w:r>
+        <w:rPr>
+          <w:sz w:val="20"/>
+          <w:szCs w:val="26"/>
+        </w:rPr>
+        <w:t>Style</w:t>
+      </w:r>
+      <w:r>
+        <w:rPr>
+          <w:sz w:val="20"/>
+          <w:szCs w:val="26"/>
+        </w:rPr>
+        <w:t xml:space="preserve"> </w:t>
+      </w:r>
+      <w:r>
+        <w:rPr>
+          <w:sz w:val="20"/>
+          <w:szCs w:val="26"/>
+        </w:rPr>
+        <w:t>Controller</w:t>
+      </w:r>
+    </w:p>
+    <w:p>
+      <w:pPr>
+        <w:pStyle w:val="SUPSITestoArial10"/>
+        <w:numPr>
+          <w:ilvl w:val="0"/>
+          <w:numId w:val="8"/>
+        </w:numPr>
+        <w:rPr>
+          <w:sz w:val="20"/>
+          <w:szCs w:val="26"/>
+        </w:rPr>
+      </w:pPr>
+      <w:r>
+        <w:rPr>
+          <w:sz w:val="20"/>
+          <w:szCs w:val="26"/>
+        </w:rPr>
+        <w:t>User</w:t>
+      </w:r>
+      <w:r>
+        <w:rPr>
+          <w:sz w:val="20"/>
+          <w:szCs w:val="26"/>
+        </w:rPr>
+        <w:t xml:space="preserve"> </w:t>
+      </w:r>
+      <w:r>
+        <w:rPr>
+          <w:sz w:val="20"/>
+          <w:szCs w:val="26"/>
+        </w:rPr>
+        <w:t>Controller</w:t>
+      </w:r>
+    </w:p>
+    <w:p>
+      <w:pPr>
+        <w:pStyle w:val="SUPSITestoArial10"/>
+        <w:rPr>
+          <w:sz w:val="20"/>
+          <w:szCs w:val="26"/>
+        </w:rPr>
+      </w:pPr>
+    </w:p>
+    <w:p>
+      <w:pPr>
+        <w:pStyle w:val="Titolo2"/>
+        <w:rPr>
+          <w:lang w:val="fr-FR"/>
+        </w:rPr>
+      </w:pPr>
+      <w:r>
+        <w:rPr>
+          <w:lang w:val="fr-FR"/>
+        </w:rPr>
+        <w:t xml:space="preserve">2.2 </w:t>
+      </w:r>
+      <w:proofErr w:type="spellStart"/>
+      <w:r>
+        <w:rPr>
+          <w:lang w:val="fr-FR"/>
+        </w:rPr>
+        <w:t>Database</w:t>
+      </w:r>
+      <w:proofErr w:type="spellEnd"/>
+      <w:r>
+        <w:rPr>
+          <w:lang w:val="fr-FR"/>
+        </w:rPr>
+        <w:t xml:space="preserve"> </w:t>
+      </w:r>
+      <w:proofErr w:type="spellStart"/>
+      <w:r>
+        <w:rPr>
+          <w:lang w:val="fr-FR"/>
+        </w:rPr>
+        <w:t>decentralizzati</w:t>
+      </w:r>
+      <w:proofErr w:type="spellEnd"/>
+    </w:p>
+    <w:p>
+      <w:pPr>
+        <w:pStyle w:val="SUPSITestoArial10"/>
+        <w:rPr>
+          <w:sz w:val="20"/>
+        </w:rPr>
+      </w:pPr>
+      <w:r>
+        <w:rPr>
+          <w:sz w:val="20"/>
+        </w:rPr>
+        <w:t>L'idea è quella di utilizzare un database decentralizzato per salvare i dati di quello che dovranno far visualizzare le carte NFC. Facendo delle richieste API apposite, è possibile prendere informazioni dai database decentralizzati e si è sicuri che i dati sono raggiungibili e aggiornati.</w:t>
+      </w:r>
+      <w:r>
+        <w:rPr>
+          <w:sz w:val="20"/>
+        </w:rPr>
+        <w:br/>
+        <w:t xml:space="preserve">Anche la modifica di un dato è possibile farlo tramite richieste API e verrà distribuito in tutti gli altri nodi all'interno della rete Web 3.0 autonomamente. </w:t>
+      </w:r>
+    </w:p>
+    <w:p>
+      <w:pPr>
+        <w:pStyle w:val="SUPSITestoArial10"/>
+        <w:rPr>
+          <w:sz w:val="20"/>
+        </w:rPr>
+      </w:pPr>
+      <w:r>
+        <w:rPr>
+          <w:sz w:val="20"/>
+        </w:rPr>
+        <w:t>Scelta della metodologia del database</w:t>
+      </w:r>
+    </w:p>
+    <w:p>
+      <w:pPr>
+        <w:pStyle w:val="SUPSITestoArial10"/>
+        <w:rPr>
+          <w:sz w:val="20"/>
+        </w:rPr>
+      </w:pPr>
+      <w:r>
+        <w:rPr>
+          <w:sz w:val="20"/>
+        </w:rPr>
+        <w:t>In primis si dovrà scegliere quale metodologia di database utilizzare in base al progetto. Si sa che i dati dovranno esser modificati dall'utente in possesso della propria carta NFC.</w:t>
+      </w:r>
+    </w:p>
+    <w:p>
+      <w:pPr>
+        <w:pStyle w:val="SUPSITestoArial10"/>
+        <w:rPr>
+          <w:sz w:val="20"/>
+        </w:rPr>
+      </w:pPr>
+      <w:r>
+        <w:rPr>
+          <w:sz w:val="20"/>
+        </w:rPr>
+        <w:lastRenderedPageBreak/>
+        <w:t xml:space="preserve">Già da questa piccola considerazione, si può escludere la metodologia del </w:t>
+      </w:r>
+      <w:proofErr w:type="spellStart"/>
+      <w:r>
+        <w:rPr>
+          <w:sz w:val="20"/>
+        </w:rPr>
+        <w:t>blockchain</w:t>
+      </w:r>
+      <w:proofErr w:type="spellEnd"/>
+      <w:r>
+        <w:rPr>
+          <w:sz w:val="20"/>
+        </w:rPr>
+        <w:t xml:space="preserve">. Tuttavia, è comunque possibile provare ad utilizzare un database </w:t>
+      </w:r>
+      <w:proofErr w:type="spellStart"/>
+      <w:r>
+        <w:rPr>
+          <w:sz w:val="20"/>
+        </w:rPr>
+        <w:t>blockchain</w:t>
+      </w:r>
+      <w:proofErr w:type="spellEnd"/>
+      <w:r>
+        <w:rPr>
+          <w:sz w:val="20"/>
+        </w:rPr>
+        <w:t xml:space="preserve"> cambiandone però alcune caratteristiche. Verrà discussa questa opzione in seguito.</w:t>
+      </w:r>
+    </w:p>
+    <w:p>
+      <w:pPr>
+        <w:pStyle w:val="SUPSITestoArial10"/>
+        <w:rPr>
+          <w:sz w:val="20"/>
+        </w:rPr>
+      </w:pPr>
+      <w:r>
+        <w:rPr>
+          <w:sz w:val="20"/>
+        </w:rPr>
+        <w:t xml:space="preserve">La metodologia </w:t>
+      </w:r>
+      <w:proofErr w:type="spellStart"/>
+      <w:r>
+        <w:rPr>
+          <w:sz w:val="20"/>
+        </w:rPr>
+        <w:t>Git</w:t>
+      </w:r>
+      <w:proofErr w:type="spellEnd"/>
+      <w:r>
+        <w:rPr>
+          <w:sz w:val="20"/>
+        </w:rPr>
+        <w:t xml:space="preserve"> è possibile utilizzarla ma sarebbe molto complicato e non lo si utilizzerebbe con lo scopo per la quale è stata creata. L'idea che si potrebbe implementare con l'uso del </w:t>
+      </w:r>
+      <w:proofErr w:type="spellStart"/>
+      <w:r>
+        <w:rPr>
+          <w:sz w:val="20"/>
+        </w:rPr>
+        <w:t>Git</w:t>
+      </w:r>
+      <w:proofErr w:type="spellEnd"/>
+      <w:r>
+        <w:rPr>
+          <w:sz w:val="20"/>
+        </w:rPr>
+        <w:t xml:space="preserve"> è quella di creare la </w:t>
+      </w:r>
+      <w:proofErr w:type="spellStart"/>
+      <w:r>
+        <w:rPr>
+          <w:sz w:val="20"/>
+        </w:rPr>
+        <w:t>repository</w:t>
+      </w:r>
+      <w:proofErr w:type="spellEnd"/>
+      <w:r>
+        <w:rPr>
+          <w:sz w:val="20"/>
+        </w:rPr>
+        <w:t xml:space="preserve"> delle carte da visita e una ramificazione per ogni nuovo utente. Quando viene usata una carta NFC per visualizzare una carta di credito si dovrebbe fare in modo che venga scaricata la </w:t>
+      </w:r>
+      <w:proofErr w:type="spellStart"/>
+      <w:r>
+        <w:rPr>
+          <w:sz w:val="20"/>
+        </w:rPr>
+        <w:t>repository</w:t>
+      </w:r>
+      <w:proofErr w:type="spellEnd"/>
+      <w:r>
+        <w:rPr>
+          <w:sz w:val="20"/>
+        </w:rPr>
+        <w:t xml:space="preserve"> e la ramificazione dell'utente di cui è la carta NFC. Questo permetterebbe di visualizzare l'ultima versione pubblicata dall'utente.</w:t>
+      </w:r>
+    </w:p>
+    <w:p>
+      <w:pPr>
+        <w:pStyle w:val="SUPSITestoArial10"/>
+        <w:rPr>
+          <w:sz w:val="20"/>
+        </w:rPr>
+      </w:pPr>
+      <w:r>
+        <w:rPr>
+          <w:sz w:val="20"/>
+        </w:rPr>
+        <w:t xml:space="preserve">Questa metodologia è molto complicata da implementare, non sfrutta a pieno il Web 3.0, potrebbe non funzionare su alcuni dispositivi, potrebbe avere delle lacune di sicurezza e, soprattutto, non utilizza il metodo del </w:t>
+      </w:r>
+      <w:proofErr w:type="spellStart"/>
+      <w:r>
+        <w:rPr>
+          <w:sz w:val="20"/>
+        </w:rPr>
+        <w:t>Git</w:t>
+      </w:r>
+      <w:proofErr w:type="spellEnd"/>
+      <w:r>
+        <w:rPr>
+          <w:sz w:val="20"/>
+        </w:rPr>
+        <w:t xml:space="preserve"> per quello che è stato creato.</w:t>
+      </w:r>
+    </w:p>
+    <w:p>
+      <w:pPr>
+        <w:pStyle w:val="SUPSITestoArial10"/>
+      </w:pPr>
+      <w:r>
+        <w:rPr>
+          <w:sz w:val="20"/>
+        </w:rPr>
+        <w:t>È per questi motivi che la miglior metodologia di database decentralizzati da utilizzare è il Peer-to-peer.</w:t>
+      </w:r>
+    </w:p>
+    <w:p>
+      <w:pPr>
+        <w:pStyle w:val="SUPSITestoArial10"/>
+        <w:rPr>
+          <w:b/>
+          <w:sz w:val="26"/>
+          <w:szCs w:val="26"/>
+        </w:rPr>
+      </w:pPr>
+      <w:r>
+        <w:rPr>
+          <w:b/>
+          <w:sz w:val="26"/>
+          <w:szCs w:val="26"/>
+        </w:rPr>
+        <w:t xml:space="preserve">2.2.1 </w:t>
+      </w:r>
+      <w:r>
+        <w:rPr>
+          <w:b/>
+          <w:sz w:val="26"/>
+          <w:szCs w:val="26"/>
+        </w:rPr>
         <w:t>Creazione database P2P</w:t>
       </w:r>
     </w:p>
@@ -9981,7 +10790,6 @@
         <w:rPr>
           <w:sz w:val="20"/>
         </w:rPr>
-        <w:lastRenderedPageBreak/>
         <w:t xml:space="preserve">Una cosa importante da considerare è che all'interno della carta NFC ci dovranno essere le credenziali univoche dell'utente per connettersi alla rete </w:t>
       </w:r>
       <w:proofErr w:type="spellStart"/>
@@ -10098,6 +10906,7 @@
           <w:sz w:val="26"/>
           <w:szCs w:val="26"/>
         </w:rPr>
+        <w:lastRenderedPageBreak/>
         <w:t xml:space="preserve">2.2.4 </w:t>
       </w:r>
       <w:r>
@@ -10402,7 +11211,6 @@
         <w:rPr>
           <w:sz w:val="20"/>
         </w:rPr>
-        <w:lastRenderedPageBreak/>
         <w:t>Questo sistema non utilizza database decentralizzati ma database centralizzati con dati replicati in altri server della stessa azienda o società che ne è in possesso. Il costo cambia a differenza del servizio che viene offerto dalle varie aziende.</w:t>
       </w:r>
     </w:p>
@@ -11527,7 +12335,7 @@
         <w:sz w:val="16"/>
         <w:szCs w:val="16"/>
       </w:rPr>
-      <w:t>28</w:t>
+      <w:t>27</w:t>
     </w:r>
     <w:r>
       <w:rPr>
@@ -11973,6 +12781,345 @@
     </w:lvl>
   </w:abstractNum>
   <w:abstractNum w:abstractNumId="1" w15:restartNumberingAfterBreak="0">
+    <w:nsid w:val="16BA226D"/>
+    <w:multiLevelType w:val="hybridMultilevel"/>
+    <w:tmpl w:val="AA52C176"/>
+    <w:lvl w:ilvl="0" w:tplc="04090001">
+      <w:start w:val="1"/>
+      <w:numFmt w:val="bullet"/>
+      <w:lvlText w:val=""/>
+      <w:lvlJc w:val="left"/>
+      <w:pPr>
+        <w:ind w:left="720" w:hanging="360"/>
+      </w:pPr>
+      <w:rPr>
+        <w:rFonts w:ascii="Symbol" w:hAnsi="Symbol" w:hint="default"/>
+      </w:rPr>
+    </w:lvl>
+    <w:lvl w:ilvl="1" w:tplc="04090003" w:tentative="1">
+      <w:start w:val="1"/>
+      <w:numFmt w:val="bullet"/>
+      <w:lvlText w:val="o"/>
+      <w:lvlJc w:val="left"/>
+      <w:pPr>
+        <w:ind w:left="1440" w:hanging="360"/>
+      </w:pPr>
+      <w:rPr>
+        <w:rFonts w:ascii="Courier New" w:hAnsi="Courier New" w:cs="Courier New" w:hint="default"/>
+      </w:rPr>
+    </w:lvl>
+    <w:lvl w:ilvl="2" w:tplc="04090005" w:tentative="1">
+      <w:start w:val="1"/>
+      <w:numFmt w:val="bullet"/>
+      <w:lvlText w:val=""/>
+      <w:lvlJc w:val="left"/>
+      <w:pPr>
+        <w:ind w:left="2160" w:hanging="360"/>
+      </w:pPr>
+      <w:rPr>
+        <w:rFonts w:ascii="Wingdings" w:hAnsi="Wingdings" w:hint="default"/>
+      </w:rPr>
+    </w:lvl>
+    <w:lvl w:ilvl="3" w:tplc="04090001" w:tentative="1">
+      <w:start w:val="1"/>
+      <w:numFmt w:val="bullet"/>
+      <w:lvlText w:val=""/>
+      <w:lvlJc w:val="left"/>
+      <w:pPr>
+        <w:ind w:left="2880" w:hanging="360"/>
+      </w:pPr>
+      <w:rPr>
+        <w:rFonts w:ascii="Symbol" w:hAnsi="Symbol" w:hint="default"/>
+      </w:rPr>
+    </w:lvl>
+    <w:lvl w:ilvl="4" w:tplc="04090003" w:tentative="1">
+      <w:start w:val="1"/>
+      <w:numFmt w:val="bullet"/>
+      <w:lvlText w:val="o"/>
+      <w:lvlJc w:val="left"/>
+      <w:pPr>
+        <w:ind w:left="3600" w:hanging="360"/>
+      </w:pPr>
+      <w:rPr>
+        <w:rFonts w:ascii="Courier New" w:hAnsi="Courier New" w:cs="Courier New" w:hint="default"/>
+      </w:rPr>
+    </w:lvl>
+    <w:lvl w:ilvl="5" w:tplc="04090005" w:tentative="1">
+      <w:start w:val="1"/>
+      <w:numFmt w:val="bullet"/>
+      <w:lvlText w:val=""/>
+      <w:lvlJc w:val="left"/>
+      <w:pPr>
+        <w:ind w:left="4320" w:hanging="360"/>
+      </w:pPr>
+      <w:rPr>
+        <w:rFonts w:ascii="Wingdings" w:hAnsi="Wingdings" w:hint="default"/>
+      </w:rPr>
+    </w:lvl>
+    <w:lvl w:ilvl="6" w:tplc="04090001" w:tentative="1">
+      <w:start w:val="1"/>
+      <w:numFmt w:val="bullet"/>
+      <w:lvlText w:val=""/>
+      <w:lvlJc w:val="left"/>
+      <w:pPr>
+        <w:ind w:left="5040" w:hanging="360"/>
+      </w:pPr>
+      <w:rPr>
+        <w:rFonts w:ascii="Symbol" w:hAnsi="Symbol" w:hint="default"/>
+      </w:rPr>
+    </w:lvl>
+    <w:lvl w:ilvl="7" w:tplc="04090003" w:tentative="1">
+      <w:start w:val="1"/>
+      <w:numFmt w:val="bullet"/>
+      <w:lvlText w:val="o"/>
+      <w:lvlJc w:val="left"/>
+      <w:pPr>
+        <w:ind w:left="5760" w:hanging="360"/>
+      </w:pPr>
+      <w:rPr>
+        <w:rFonts w:ascii="Courier New" w:hAnsi="Courier New" w:cs="Courier New" w:hint="default"/>
+      </w:rPr>
+    </w:lvl>
+    <w:lvl w:ilvl="8" w:tplc="04090005" w:tentative="1">
+      <w:start w:val="1"/>
+      <w:numFmt w:val="bullet"/>
+      <w:lvlText w:val=""/>
+      <w:lvlJc w:val="left"/>
+      <w:pPr>
+        <w:ind w:left="6480" w:hanging="360"/>
+      </w:pPr>
+      <w:rPr>
+        <w:rFonts w:ascii="Wingdings" w:hAnsi="Wingdings" w:hint="default"/>
+      </w:rPr>
+    </w:lvl>
+  </w:abstractNum>
+  <w:abstractNum w:abstractNumId="2" w15:restartNumberingAfterBreak="0">
+    <w:nsid w:val="1AC53E7A"/>
+    <w:multiLevelType w:val="hybridMultilevel"/>
+    <w:tmpl w:val="2CB810C4"/>
+    <w:lvl w:ilvl="0" w:tplc="04090001">
+      <w:start w:val="1"/>
+      <w:numFmt w:val="bullet"/>
+      <w:lvlText w:val=""/>
+      <w:lvlJc w:val="left"/>
+      <w:pPr>
+        <w:ind w:left="720" w:hanging="360"/>
+      </w:pPr>
+      <w:rPr>
+        <w:rFonts w:ascii="Symbol" w:hAnsi="Symbol" w:hint="default"/>
+      </w:rPr>
+    </w:lvl>
+    <w:lvl w:ilvl="1" w:tplc="04090003" w:tentative="1">
+      <w:start w:val="1"/>
+      <w:numFmt w:val="bullet"/>
+      <w:lvlText w:val="o"/>
+      <w:lvlJc w:val="left"/>
+      <w:pPr>
+        <w:ind w:left="1440" w:hanging="360"/>
+      </w:pPr>
+      <w:rPr>
+        <w:rFonts w:ascii="Courier New" w:hAnsi="Courier New" w:cs="Courier New" w:hint="default"/>
+      </w:rPr>
+    </w:lvl>
+    <w:lvl w:ilvl="2" w:tplc="04090005" w:tentative="1">
+      <w:start w:val="1"/>
+      <w:numFmt w:val="bullet"/>
+      <w:lvlText w:val=""/>
+      <w:lvlJc w:val="left"/>
+      <w:pPr>
+        <w:ind w:left="2160" w:hanging="360"/>
+      </w:pPr>
+      <w:rPr>
+        <w:rFonts w:ascii="Wingdings" w:hAnsi="Wingdings" w:hint="default"/>
+      </w:rPr>
+    </w:lvl>
+    <w:lvl w:ilvl="3" w:tplc="04090001" w:tentative="1">
+      <w:start w:val="1"/>
+      <w:numFmt w:val="bullet"/>
+      <w:lvlText w:val=""/>
+      <w:lvlJc w:val="left"/>
+      <w:pPr>
+        <w:ind w:left="2880" w:hanging="360"/>
+      </w:pPr>
+      <w:rPr>
+        <w:rFonts w:ascii="Symbol" w:hAnsi="Symbol" w:hint="default"/>
+      </w:rPr>
+    </w:lvl>
+    <w:lvl w:ilvl="4" w:tplc="04090003" w:tentative="1">
+      <w:start w:val="1"/>
+      <w:numFmt w:val="bullet"/>
+      <w:lvlText w:val="o"/>
+      <w:lvlJc w:val="left"/>
+      <w:pPr>
+        <w:ind w:left="3600" w:hanging="360"/>
+      </w:pPr>
+      <w:rPr>
+        <w:rFonts w:ascii="Courier New" w:hAnsi="Courier New" w:cs="Courier New" w:hint="default"/>
+      </w:rPr>
+    </w:lvl>
+    <w:lvl w:ilvl="5" w:tplc="04090005" w:tentative="1">
+      <w:start w:val="1"/>
+      <w:numFmt w:val="bullet"/>
+      <w:lvlText w:val=""/>
+      <w:lvlJc w:val="left"/>
+      <w:pPr>
+        <w:ind w:left="4320" w:hanging="360"/>
+      </w:pPr>
+      <w:rPr>
+        <w:rFonts w:ascii="Wingdings" w:hAnsi="Wingdings" w:hint="default"/>
+      </w:rPr>
+    </w:lvl>
+    <w:lvl w:ilvl="6" w:tplc="04090001" w:tentative="1">
+      <w:start w:val="1"/>
+      <w:numFmt w:val="bullet"/>
+      <w:lvlText w:val=""/>
+      <w:lvlJc w:val="left"/>
+      <w:pPr>
+        <w:ind w:left="5040" w:hanging="360"/>
+      </w:pPr>
+      <w:rPr>
+        <w:rFonts w:ascii="Symbol" w:hAnsi="Symbol" w:hint="default"/>
+      </w:rPr>
+    </w:lvl>
+    <w:lvl w:ilvl="7" w:tplc="04090003" w:tentative="1">
+      <w:start w:val="1"/>
+      <w:numFmt w:val="bullet"/>
+      <w:lvlText w:val="o"/>
+      <w:lvlJc w:val="left"/>
+      <w:pPr>
+        <w:ind w:left="5760" w:hanging="360"/>
+      </w:pPr>
+      <w:rPr>
+        <w:rFonts w:ascii="Courier New" w:hAnsi="Courier New" w:cs="Courier New" w:hint="default"/>
+      </w:rPr>
+    </w:lvl>
+    <w:lvl w:ilvl="8" w:tplc="04090005" w:tentative="1">
+      <w:start w:val="1"/>
+      <w:numFmt w:val="bullet"/>
+      <w:lvlText w:val=""/>
+      <w:lvlJc w:val="left"/>
+      <w:pPr>
+        <w:ind w:left="6480" w:hanging="360"/>
+      </w:pPr>
+      <w:rPr>
+        <w:rFonts w:ascii="Wingdings" w:hAnsi="Wingdings" w:hint="default"/>
+      </w:rPr>
+    </w:lvl>
+  </w:abstractNum>
+  <w:abstractNum w:abstractNumId="3" w15:restartNumberingAfterBreak="0">
+    <w:nsid w:val="2CEC25F1"/>
+    <w:multiLevelType w:val="hybridMultilevel"/>
+    <w:tmpl w:val="A8681D6C"/>
+    <w:lvl w:ilvl="0" w:tplc="04090001">
+      <w:start w:val="1"/>
+      <w:numFmt w:val="bullet"/>
+      <w:lvlText w:val=""/>
+      <w:lvlJc w:val="left"/>
+      <w:pPr>
+        <w:ind w:left="720" w:hanging="360"/>
+      </w:pPr>
+      <w:rPr>
+        <w:rFonts w:ascii="Symbol" w:hAnsi="Symbol" w:hint="default"/>
+      </w:rPr>
+    </w:lvl>
+    <w:lvl w:ilvl="1" w:tplc="04090003" w:tentative="1">
+      <w:start w:val="1"/>
+      <w:numFmt w:val="bullet"/>
+      <w:lvlText w:val="o"/>
+      <w:lvlJc w:val="left"/>
+      <w:pPr>
+        <w:ind w:left="1440" w:hanging="360"/>
+      </w:pPr>
+      <w:rPr>
+        <w:rFonts w:ascii="Courier New" w:hAnsi="Courier New" w:cs="Courier New" w:hint="default"/>
+      </w:rPr>
+    </w:lvl>
+    <w:lvl w:ilvl="2" w:tplc="04090005" w:tentative="1">
+      <w:start w:val="1"/>
+      <w:numFmt w:val="bullet"/>
+      <w:lvlText w:val=""/>
+      <w:lvlJc w:val="left"/>
+      <w:pPr>
+        <w:ind w:left="2160" w:hanging="360"/>
+      </w:pPr>
+      <w:rPr>
+        <w:rFonts w:ascii="Wingdings" w:hAnsi="Wingdings" w:hint="default"/>
+      </w:rPr>
+    </w:lvl>
+    <w:lvl w:ilvl="3" w:tplc="04090001" w:tentative="1">
+      <w:start w:val="1"/>
+      <w:numFmt w:val="bullet"/>
+      <w:lvlText w:val=""/>
+      <w:lvlJc w:val="left"/>
+      <w:pPr>
+        <w:ind w:left="2880" w:hanging="360"/>
+      </w:pPr>
+      <w:rPr>
+        <w:rFonts w:ascii="Symbol" w:hAnsi="Symbol" w:hint="default"/>
+      </w:rPr>
+    </w:lvl>
+    <w:lvl w:ilvl="4" w:tplc="04090003" w:tentative="1">
+      <w:start w:val="1"/>
+      <w:numFmt w:val="bullet"/>
+      <w:lvlText w:val="o"/>
+      <w:lvlJc w:val="left"/>
+      <w:pPr>
+        <w:ind w:left="3600" w:hanging="360"/>
+      </w:pPr>
+      <w:rPr>
+        <w:rFonts w:ascii="Courier New" w:hAnsi="Courier New" w:cs="Courier New" w:hint="default"/>
+      </w:rPr>
+    </w:lvl>
+    <w:lvl w:ilvl="5" w:tplc="04090005" w:tentative="1">
+      <w:start w:val="1"/>
+      <w:numFmt w:val="bullet"/>
+      <w:lvlText w:val=""/>
+      <w:lvlJc w:val="left"/>
+      <w:pPr>
+        <w:ind w:left="4320" w:hanging="360"/>
+      </w:pPr>
+      <w:rPr>
+        <w:rFonts w:ascii="Wingdings" w:hAnsi="Wingdings" w:hint="default"/>
+      </w:rPr>
+    </w:lvl>
+    <w:lvl w:ilvl="6" w:tplc="04090001" w:tentative="1">
+      <w:start w:val="1"/>
+      <w:numFmt w:val="bullet"/>
+      <w:lvlText w:val=""/>
+      <w:lvlJc w:val="left"/>
+      <w:pPr>
+        <w:ind w:left="5040" w:hanging="360"/>
+      </w:pPr>
+      <w:rPr>
+        <w:rFonts w:ascii="Symbol" w:hAnsi="Symbol" w:hint="default"/>
+      </w:rPr>
+    </w:lvl>
+    <w:lvl w:ilvl="7" w:tplc="04090003" w:tentative="1">
+      <w:start w:val="1"/>
+      <w:numFmt w:val="bullet"/>
+      <w:lvlText w:val="o"/>
+      <w:lvlJc w:val="left"/>
+      <w:pPr>
+        <w:ind w:left="5760" w:hanging="360"/>
+      </w:pPr>
+      <w:rPr>
+        <w:rFonts w:ascii="Courier New" w:hAnsi="Courier New" w:cs="Courier New" w:hint="default"/>
+      </w:rPr>
+    </w:lvl>
+    <w:lvl w:ilvl="8" w:tplc="04090005" w:tentative="1">
+      <w:start w:val="1"/>
+      <w:numFmt w:val="bullet"/>
+      <w:lvlText w:val=""/>
+      <w:lvlJc w:val="left"/>
+      <w:pPr>
+        <w:ind w:left="6480" w:hanging="360"/>
+      </w:pPr>
+      <w:rPr>
+        <w:rFonts w:ascii="Wingdings" w:hAnsi="Wingdings" w:hint="default"/>
+      </w:rPr>
+    </w:lvl>
+  </w:abstractNum>
+  <w:abstractNum w:abstractNumId="4" w15:restartNumberingAfterBreak="0">
     <w:nsid w:val="2E830AA2"/>
     <w:multiLevelType w:val="hybridMultilevel"/>
     <w:tmpl w:val="8E70DB4C"/>
@@ -12092,7 +13239,120 @@
       </w:rPr>
     </w:lvl>
   </w:abstractNum>
-  <w:abstractNum w:abstractNumId="2" w15:restartNumberingAfterBreak="0">
+  <w:abstractNum w:abstractNumId="5" w15:restartNumberingAfterBreak="0">
+    <w:nsid w:val="313752C7"/>
+    <w:multiLevelType w:val="hybridMultilevel"/>
+    <w:tmpl w:val="BF0CAACA"/>
+    <w:lvl w:ilvl="0" w:tplc="04090001">
+      <w:start w:val="1"/>
+      <w:numFmt w:val="bullet"/>
+      <w:lvlText w:val=""/>
+      <w:lvlJc w:val="left"/>
+      <w:pPr>
+        <w:ind w:left="720" w:hanging="360"/>
+      </w:pPr>
+      <w:rPr>
+        <w:rFonts w:ascii="Symbol" w:hAnsi="Symbol" w:hint="default"/>
+      </w:rPr>
+    </w:lvl>
+    <w:lvl w:ilvl="1" w:tplc="04090003" w:tentative="1">
+      <w:start w:val="1"/>
+      <w:numFmt w:val="bullet"/>
+      <w:lvlText w:val="o"/>
+      <w:lvlJc w:val="left"/>
+      <w:pPr>
+        <w:ind w:left="1440" w:hanging="360"/>
+      </w:pPr>
+      <w:rPr>
+        <w:rFonts w:ascii="Courier New" w:hAnsi="Courier New" w:cs="Courier New" w:hint="default"/>
+      </w:rPr>
+    </w:lvl>
+    <w:lvl w:ilvl="2" w:tplc="04090005" w:tentative="1">
+      <w:start w:val="1"/>
+      <w:numFmt w:val="bullet"/>
+      <w:lvlText w:val=""/>
+      <w:lvlJc w:val="left"/>
+      <w:pPr>
+        <w:ind w:left="2160" w:hanging="360"/>
+      </w:pPr>
+      <w:rPr>
+        <w:rFonts w:ascii="Wingdings" w:hAnsi="Wingdings" w:hint="default"/>
+      </w:rPr>
+    </w:lvl>
+    <w:lvl w:ilvl="3" w:tplc="04090001" w:tentative="1">
+      <w:start w:val="1"/>
+      <w:numFmt w:val="bullet"/>
+      <w:lvlText w:val=""/>
+      <w:lvlJc w:val="left"/>
+      <w:pPr>
+        <w:ind w:left="2880" w:hanging="360"/>
+      </w:pPr>
+      <w:rPr>
+        <w:rFonts w:ascii="Symbol" w:hAnsi="Symbol" w:hint="default"/>
+      </w:rPr>
+    </w:lvl>
+    <w:lvl w:ilvl="4" w:tplc="04090003" w:tentative="1">
+      <w:start w:val="1"/>
+      <w:numFmt w:val="bullet"/>
+      <w:lvlText w:val="o"/>
+      <w:lvlJc w:val="left"/>
+      <w:pPr>
+        <w:ind w:left="3600" w:hanging="360"/>
+      </w:pPr>
+      <w:rPr>
+        <w:rFonts w:ascii="Courier New" w:hAnsi="Courier New" w:cs="Courier New" w:hint="default"/>
+      </w:rPr>
+    </w:lvl>
+    <w:lvl w:ilvl="5" w:tplc="04090005" w:tentative="1">
+      <w:start w:val="1"/>
+      <w:numFmt w:val="bullet"/>
+      <w:lvlText w:val=""/>
+      <w:lvlJc w:val="left"/>
+      <w:pPr>
+        <w:ind w:left="4320" w:hanging="360"/>
+      </w:pPr>
+      <w:rPr>
+        <w:rFonts w:ascii="Wingdings" w:hAnsi="Wingdings" w:hint="default"/>
+      </w:rPr>
+    </w:lvl>
+    <w:lvl w:ilvl="6" w:tplc="04090001" w:tentative="1">
+      <w:start w:val="1"/>
+      <w:numFmt w:val="bullet"/>
+      <w:lvlText w:val=""/>
+      <w:lvlJc w:val="left"/>
+      <w:pPr>
+        <w:ind w:left="5040" w:hanging="360"/>
+      </w:pPr>
+      <w:rPr>
+        <w:rFonts w:ascii="Symbol" w:hAnsi="Symbol" w:hint="default"/>
+      </w:rPr>
+    </w:lvl>
+    <w:lvl w:ilvl="7" w:tplc="04090003" w:tentative="1">
+      <w:start w:val="1"/>
+      <w:numFmt w:val="bullet"/>
+      <w:lvlText w:val="o"/>
+      <w:lvlJc w:val="left"/>
+      <w:pPr>
+        <w:ind w:left="5760" w:hanging="360"/>
+      </w:pPr>
+      <w:rPr>
+        <w:rFonts w:ascii="Courier New" w:hAnsi="Courier New" w:cs="Courier New" w:hint="default"/>
+      </w:rPr>
+    </w:lvl>
+    <w:lvl w:ilvl="8" w:tplc="04090005" w:tentative="1">
+      <w:start w:val="1"/>
+      <w:numFmt w:val="bullet"/>
+      <w:lvlText w:val=""/>
+      <w:lvlJc w:val="left"/>
+      <w:pPr>
+        <w:ind w:left="6480" w:hanging="360"/>
+      </w:pPr>
+      <w:rPr>
+        <w:rFonts w:ascii="Wingdings" w:hAnsi="Wingdings" w:hint="default"/>
+      </w:rPr>
+    </w:lvl>
+  </w:abstractNum>
+  <w:abstractNum w:abstractNumId="6" w15:restartNumberingAfterBreak="0">
     <w:nsid w:val="3DC20BB4"/>
     <w:multiLevelType w:val="hybridMultilevel"/>
     <w:tmpl w:val="997A4AC8"/>
@@ -12212,7 +13472,7 @@
       </w:rPr>
     </w:lvl>
   </w:abstractNum>
-  <w:abstractNum w:abstractNumId="3" w15:restartNumberingAfterBreak="0">
+  <w:abstractNum w:abstractNumId="7" w15:restartNumberingAfterBreak="0">
     <w:nsid w:val="4C367037"/>
     <w:multiLevelType w:val="hybridMultilevel"/>
     <w:tmpl w:val="6AD8816C"/>
@@ -12325,7 +13585,7 @@
       </w:rPr>
     </w:lvl>
   </w:abstractNum>
-  <w:abstractNum w:abstractNumId="4" w15:restartNumberingAfterBreak="0">
+  <w:abstractNum w:abstractNumId="8" w15:restartNumberingAfterBreak="0">
     <w:nsid w:val="64654D84"/>
     <w:multiLevelType w:val="hybridMultilevel"/>
     <w:tmpl w:val="D3AAD4B8"/>
@@ -12445,7 +13705,7 @@
       </w:rPr>
     </w:lvl>
   </w:abstractNum>
-  <w:abstractNum w:abstractNumId="5" w15:restartNumberingAfterBreak="0">
+  <w:abstractNum w:abstractNumId="9" w15:restartNumberingAfterBreak="0">
     <w:nsid w:val="67A15BD7"/>
     <w:multiLevelType w:val="multilevel"/>
     <w:tmpl w:val="31669ED6"/>
@@ -12559,21 +13819,33 @@
     </w:lvl>
   </w:abstractNum>
   <w:num w:numId="1">
-    <w:abstractNumId w:val="1"/>
+    <w:abstractNumId w:val="4"/>
   </w:num>
   <w:num w:numId="2">
-    <w:abstractNumId w:val="4"/>
+    <w:abstractNumId w:val="8"/>
   </w:num>
   <w:num w:numId="3">
-    <w:abstractNumId w:val="2"/>
+    <w:abstractNumId w:val="6"/>
   </w:num>
   <w:num w:numId="4">
     <w:abstractNumId w:val="0"/>
   </w:num>
   <w:num w:numId="5">
+    <w:abstractNumId w:val="9"/>
+  </w:num>
+  <w:num w:numId="6">
+    <w:abstractNumId w:val="7"/>
+  </w:num>
+  <w:num w:numId="7">
+    <w:abstractNumId w:val="1"/>
+  </w:num>
+  <w:num w:numId="8">
     <w:abstractNumId w:val="5"/>
   </w:num>
-  <w:num w:numId="6">
+  <w:num w:numId="9">
+    <w:abstractNumId w:val="2"/>
+  </w:num>
+  <w:num w:numId="10">
     <w:abstractNumId w:val="3"/>
   </w:num>
   <w:numIdMacAtCleanup w:val="5"/>
@@ -14097,7 +15369,7 @@
 </file>
 
 <file path=customXml/itemProps1.xml><?xml version="1.0" encoding="utf-8"?>
-<ds:datastoreItem xmlns:ds="http://schemas.openxmlformats.org/officeDocument/2006/customXml" ds:itemID="{E6E4728F-0143-4D0E-8315-BEF29C43E9F9}">
+<ds:datastoreItem xmlns:ds="http://schemas.openxmlformats.org/officeDocument/2006/customXml" ds:itemID="{FE5CBA88-4A2F-49AA-9F09-3E26BC0B38A6}">
   <ds:schemaRefs>
     <ds:schemaRef ds:uri="http://schemas.openxmlformats.org/officeDocument/2006/bibliography"/>
   </ds:schemaRefs>

--- a/rapporto/DOC_SARAK.docx
+++ b/rapporto/DOC_SARAK.docx
@@ -9406,7 +9406,7 @@
             <v:path o:extrusionok="f" gradientshapeok="t" o:connecttype="rect"/>
             <o:lock v:ext="edit" aspectratio="t"/>
           </v:shapetype>
-          <v:shape id="_x0000_i1025" type="#_x0000_t75" style="width:453.05pt;height:395.1pt">
+          <v:shape id="_x0000_i1025" type="#_x0000_t75" style="width:453.25pt;height:395.2pt">
             <v:imagedata r:id="rId27" o:title="hexcard"/>
           </v:shape>
         </w:pict>
@@ -9455,17 +9455,18 @@
     </w:p>
     <w:p>
       <w:pPr>
-        <w:rPr>
-          <w:sz w:val="20"/>
-          <w:lang w:val="it-CH"/>
-        </w:rPr>
-      </w:pPr>
-      <w:r>
-        <w:rPr>
-          <w:sz w:val="20"/>
-          <w:lang w:val="it-CH"/>
-        </w:rPr>
-        <w:t xml:space="preserve">Essendo che l struttura di per se è relativamente semplice, la cosa più importante da fare sarà quello a cui è collegata la grafica in se per se. Difatti prevendo che la parte più complessa del progetto sarà non </w:t>
+        <w:ind w:left="1416" w:hanging="1416"/>
+        <w:rPr>
+          <w:sz w:val="20"/>
+          <w:lang w:val="it-CH"/>
+        </w:rPr>
+      </w:pPr>
+      <w:r>
+        <w:rPr>
+          <w:sz w:val="20"/>
+          <w:lang w:val="it-CH"/>
+        </w:rPr>
+        <w:t xml:space="preserve">Essendo che l struttura di per se è relativamente semplice, la cosa più importante da fare sarà quello a cui è collegata la grafica in se per se. Difatti prevendo che la parte più complessa del progetto sarà non tanto il memorizzare i dati o le informazioni, o aggiornarle, ma quanto </w:t>
       </w:r>
       <w:r>
         <w:rPr>
@@ -9473,7 +9474,7 @@
           <w:lang w:val="it-CH"/>
         </w:rPr>
         <w:lastRenderedPageBreak/>
-        <w:t xml:space="preserve">tanto il memorizzare i dati o le informazioni, o aggiornarle, ma quanto più il fattore di avere una grafica che mantenga lo stile dall’utente scelto e renderlo il più </w:t>
+        <w:t xml:space="preserve">più il fattore di avere una grafica che mantenga lo stile dall’utente scelto e renderlo il più </w:t>
       </w:r>
       <w:r>
         <w:rPr>
@@ -9892,7 +9893,7 @@
       <w:pPr>
         <w:pStyle w:val="SUPSITestoArial10"/>
         <w:numPr>
-          <w:ilvl w:val="0"/>
+          <w:ilvl w:val="1"/>
           <w:numId w:val="10"/>
         </w:numPr>
         <w:rPr>
@@ -9900,29 +9901,116 @@
           <w:szCs w:val="26"/>
         </w:rPr>
       </w:pPr>
-      <w:r>
-        <w:rPr>
-          <w:sz w:val="20"/>
-          <w:szCs w:val="26"/>
-        </w:rPr>
-        <w:t>Email</w:t>
-      </w:r>
-      <w:r>
-        <w:rPr>
-          <w:sz w:val="20"/>
-          <w:szCs w:val="26"/>
-        </w:rPr>
-        <w:t xml:space="preserve"> </w:t>
-      </w:r>
-      <w:proofErr w:type="spellStart"/>
-      <w:r>
-        <w:rPr>
-          <w:sz w:val="20"/>
-          <w:szCs w:val="26"/>
-        </w:rPr>
-        <w:t>Repository</w:t>
-      </w:r>
-      <w:proofErr w:type="spellEnd"/>
+      <w:proofErr w:type="spellStart"/>
+      <w:proofErr w:type="gramStart"/>
+      <w:r>
+        <w:rPr>
+          <w:sz w:val="20"/>
+          <w:szCs w:val="26"/>
+        </w:rPr>
+        <w:t>getCardById</w:t>
+      </w:r>
+      <w:proofErr w:type="spellEnd"/>
+      <w:proofErr w:type="gramEnd"/>
+      <w:r>
+        <w:rPr>
+          <w:sz w:val="20"/>
+          <w:szCs w:val="26"/>
+        </w:rPr>
+        <w:t>(</w:t>
+      </w:r>
+      <w:proofErr w:type="spellStart"/>
+      <w:r>
+        <w:rPr>
+          <w:sz w:val="20"/>
+          <w:szCs w:val="26"/>
+        </w:rPr>
+        <w:t>idCard</w:t>
+      </w:r>
+      <w:proofErr w:type="spellEnd"/>
+      <w:r>
+        <w:rPr>
+          <w:sz w:val="20"/>
+          <w:szCs w:val="26"/>
+        </w:rPr>
+        <w:t>)</w:t>
+      </w:r>
+    </w:p>
+    <w:p>
+      <w:pPr>
+        <w:pStyle w:val="SUPSITestoArial10"/>
+        <w:numPr>
+          <w:ilvl w:val="1"/>
+          <w:numId w:val="10"/>
+        </w:numPr>
+        <w:rPr>
+          <w:sz w:val="20"/>
+          <w:szCs w:val="26"/>
+        </w:rPr>
+      </w:pPr>
+      <w:proofErr w:type="spellStart"/>
+      <w:proofErr w:type="gramStart"/>
+      <w:r>
+        <w:rPr>
+          <w:sz w:val="20"/>
+          <w:szCs w:val="26"/>
+        </w:rPr>
+        <w:t>setCard</w:t>
+      </w:r>
+      <w:proofErr w:type="spellEnd"/>
+      <w:r>
+        <w:rPr>
+          <w:sz w:val="20"/>
+          <w:szCs w:val="26"/>
+        </w:rPr>
+        <w:t>(</w:t>
+      </w:r>
+      <w:proofErr w:type="spellStart"/>
+      <w:proofErr w:type="gramEnd"/>
+      <w:r>
+        <w:rPr>
+          <w:sz w:val="20"/>
+          <w:szCs w:val="26"/>
+        </w:rPr>
+        <w:t>idCard</w:t>
+      </w:r>
+      <w:proofErr w:type="spellEnd"/>
+      <w:r>
+        <w:rPr>
+          <w:sz w:val="20"/>
+          <w:szCs w:val="26"/>
+        </w:rPr>
+        <w:t xml:space="preserve">, </w:t>
+      </w:r>
+      <w:proofErr w:type="spellStart"/>
+      <w:r>
+        <w:rPr>
+          <w:sz w:val="20"/>
+          <w:szCs w:val="26"/>
+        </w:rPr>
+        <w:t>newData</w:t>
+      </w:r>
+      <w:proofErr w:type="spellEnd"/>
+      <w:r>
+        <w:rPr>
+          <w:sz w:val="20"/>
+          <w:szCs w:val="26"/>
+        </w:rPr>
+        <w:t>)</w:t>
+      </w:r>
+    </w:p>
+    <w:p>
+      <w:pPr>
+        <w:pStyle w:val="SUPSITestoArial10"/>
+        <w:numPr>
+          <w:ilvl w:val="1"/>
+          <w:numId w:val="10"/>
+        </w:numPr>
+        <w:rPr>
+          <w:sz w:val="20"/>
+          <w:szCs w:val="26"/>
+        </w:rPr>
+      </w:pPr>
     </w:p>
     <w:p>
       <w:pPr>
@@ -9941,7 +10029,7 @@
           <w:sz w:val="20"/>
           <w:szCs w:val="26"/>
         </w:rPr>
-        <w:t>Link</w:t>
+        <w:t>Email</w:t>
       </w:r>
       <w:r>
         <w:rPr>
@@ -9972,15 +10060,13 @@
           <w:szCs w:val="26"/>
         </w:rPr>
       </w:pPr>
-      <w:proofErr w:type="spellStart"/>
-      <w:r>
-        <w:rPr>
-          <w:sz w:val="20"/>
-          <w:szCs w:val="26"/>
-        </w:rPr>
-        <w:t>PhoneNumber</w:t>
-      </w:r>
-      <w:proofErr w:type="spellEnd"/>
+      <w:r>
+        <w:rPr>
+          <w:sz w:val="20"/>
+          <w:szCs w:val="26"/>
+        </w:rPr>
+        <w:t>Link</w:t>
+      </w:r>
       <w:r>
         <w:rPr>
           <w:sz w:val="20"/>
@@ -10016,7 +10102,7 @@
           <w:sz w:val="20"/>
           <w:szCs w:val="26"/>
         </w:rPr>
-        <w:t>Role</w:t>
+        <w:t>PhoneNumber</w:t>
       </w:r>
       <w:proofErr w:type="spellEnd"/>
       <w:r>
@@ -10048,13 +10134,15 @@
           <w:szCs w:val="26"/>
         </w:rPr>
       </w:pPr>
-      <w:r>
-        <w:rPr>
-          <w:sz w:val="20"/>
-          <w:szCs w:val="26"/>
-        </w:rPr>
-        <w:t>Style</w:t>
-      </w:r>
+      <w:proofErr w:type="spellStart"/>
+      <w:r>
+        <w:rPr>
+          <w:sz w:val="20"/>
+          <w:szCs w:val="26"/>
+        </w:rPr>
+        <w:t>Role</w:t>
+      </w:r>
+      <w:proofErr w:type="spellEnd"/>
       <w:r>
         <w:rPr>
           <w:sz w:val="20"/>
@@ -10089,6 +10177,42 @@
           <w:sz w:val="20"/>
           <w:szCs w:val="26"/>
         </w:rPr>
+        <w:t>Style</w:t>
+      </w:r>
+      <w:r>
+        <w:rPr>
+          <w:sz w:val="20"/>
+          <w:szCs w:val="26"/>
+        </w:rPr>
+        <w:t xml:space="preserve"> </w:t>
+      </w:r>
+      <w:proofErr w:type="spellStart"/>
+      <w:r>
+        <w:rPr>
+          <w:sz w:val="20"/>
+          <w:szCs w:val="26"/>
+        </w:rPr>
+        <w:t>Repository</w:t>
+      </w:r>
+      <w:proofErr w:type="spellEnd"/>
+    </w:p>
+    <w:p>
+      <w:pPr>
+        <w:pStyle w:val="SUPSITestoArial10"/>
+        <w:numPr>
+          <w:ilvl w:val="0"/>
+          <w:numId w:val="10"/>
+        </w:numPr>
+        <w:rPr>
+          <w:sz w:val="20"/>
+          <w:szCs w:val="26"/>
+        </w:rPr>
+      </w:pPr>
+      <w:r>
+        <w:rPr>
+          <w:sz w:val="20"/>
+          <w:szCs w:val="26"/>
+        </w:rPr>
         <w:t>User</w:t>
       </w:r>
       <w:r>
@@ -10184,8 +10308,6 @@
           <w:szCs w:val="26"/>
         </w:rPr>
       </w:pPr>
-      <w:bookmarkStart w:id="31" w:name="_GoBack"/>
-      <w:bookmarkEnd w:id="31"/>
       <w:r>
         <w:rPr>
           <w:sz w:val="20"/>
@@ -10246,10 +10368,535 @@
       <w:pPr>
         <w:pStyle w:val="SUPSITestoArial10"/>
         <w:rPr>
-          <w:sz w:val="20"/>
-          <w:szCs w:val="26"/>
-        </w:rPr>
-      </w:pPr>
+          <w:b/>
+          <w:sz w:val="26"/>
+          <w:szCs w:val="26"/>
+        </w:rPr>
+      </w:pPr>
+      <w:r>
+        <w:rPr>
+          <w:b/>
+          <w:sz w:val="26"/>
+          <w:szCs w:val="26"/>
+        </w:rPr>
+        <w:t xml:space="preserve">2.1.3 </w:t>
+      </w:r>
+      <w:proofErr w:type="spellStart"/>
+      <w:r>
+        <w:rPr>
+          <w:b/>
+          <w:sz w:val="26"/>
+          <w:szCs w:val="26"/>
+        </w:rPr>
+        <w:t>Frontend</w:t>
+      </w:r>
+      <w:proofErr w:type="spellEnd"/>
+    </w:p>
+    <w:p>
+      <w:pPr>
+        <w:pStyle w:val="SUPSITestoArial10"/>
+        <w:rPr>
+          <w:sz w:val="20"/>
+          <w:szCs w:val="26"/>
+        </w:rPr>
+      </w:pPr>
+      <w:r>
+        <w:rPr>
+          <w:sz w:val="20"/>
+          <w:szCs w:val="26"/>
+        </w:rPr>
+        <w:t xml:space="preserve">Il </w:t>
+      </w:r>
+      <w:proofErr w:type="spellStart"/>
+      <w:r>
+        <w:rPr>
+          <w:sz w:val="20"/>
+          <w:szCs w:val="26"/>
+        </w:rPr>
+        <w:t>fron</w:t>
+      </w:r>
+      <w:r>
+        <w:rPr>
+          <w:sz w:val="20"/>
+          <w:szCs w:val="26"/>
+        </w:rPr>
+        <w:t>tend</w:t>
+      </w:r>
+      <w:proofErr w:type="spellEnd"/>
+      <w:r>
+        <w:rPr>
+          <w:sz w:val="20"/>
+          <w:szCs w:val="26"/>
+        </w:rPr>
+        <w:t xml:space="preserve"> è stato fatto in </w:t>
+      </w:r>
+      <w:proofErr w:type="spellStart"/>
+      <w:r>
+        <w:rPr>
+          <w:sz w:val="20"/>
+          <w:szCs w:val="26"/>
+        </w:rPr>
+        <w:t>angular</w:t>
+      </w:r>
+      <w:proofErr w:type="spellEnd"/>
+      <w:r>
+        <w:rPr>
+          <w:sz w:val="20"/>
+          <w:szCs w:val="26"/>
+        </w:rPr>
+        <w:t xml:space="preserve"> in maniera Singleton. Anche qua è stato deciso di avere un approccio che permette di avere tutti i componenti ben divisi tra di loro evitando di </w:t>
+      </w:r>
+      <w:r>
+        <w:rPr>
+          <w:sz w:val="20"/>
+          <w:szCs w:val="26"/>
+        </w:rPr>
+        <w:t xml:space="preserve">avere problemi dei dati. In particolar modo, ci sono le interfacce che rappresentano i dati nel formato in cui il </w:t>
+      </w:r>
+      <w:proofErr w:type="spellStart"/>
+      <w:r>
+        <w:rPr>
+          <w:sz w:val="20"/>
+          <w:szCs w:val="26"/>
+        </w:rPr>
+        <w:t>backend</w:t>
+      </w:r>
+      <w:proofErr w:type="spellEnd"/>
+      <w:r>
+        <w:rPr>
+          <w:sz w:val="20"/>
+          <w:szCs w:val="26"/>
+        </w:rPr>
+        <w:t xml:space="preserve"> deve passarli, e per ogni componente sono presenti 4 file: </w:t>
+      </w:r>
+      <w:proofErr w:type="spellStart"/>
+      <w:r>
+        <w:rPr>
+          <w:sz w:val="20"/>
+          <w:szCs w:val="26"/>
+        </w:rPr>
+        <w:t>css</w:t>
+      </w:r>
+      <w:proofErr w:type="spellEnd"/>
+      <w:r>
+        <w:rPr>
+          <w:sz w:val="20"/>
+          <w:szCs w:val="26"/>
+        </w:rPr>
+        <w:t xml:space="preserve">, html, </w:t>
+      </w:r>
+      <w:proofErr w:type="spellStart"/>
+      <w:r>
+        <w:rPr>
+          <w:sz w:val="20"/>
+          <w:szCs w:val="26"/>
+        </w:rPr>
+        <w:t>spec.ts</w:t>
+      </w:r>
+      <w:proofErr w:type="spellEnd"/>
+      <w:r>
+        <w:rPr>
+          <w:sz w:val="20"/>
+          <w:szCs w:val="26"/>
+        </w:rPr>
+        <w:t xml:space="preserve"> </w:t>
+      </w:r>
+      <w:proofErr w:type="gramStart"/>
+      <w:r>
+        <w:rPr>
+          <w:sz w:val="20"/>
+          <w:szCs w:val="26"/>
+        </w:rPr>
+        <w:t>e .</w:t>
+      </w:r>
+      <w:proofErr w:type="spellStart"/>
+      <w:r>
+        <w:rPr>
+          <w:sz w:val="20"/>
+          <w:szCs w:val="26"/>
+        </w:rPr>
+        <w:t>ts</w:t>
+      </w:r>
+      <w:proofErr w:type="spellEnd"/>
+      <w:proofErr w:type="gramEnd"/>
+      <w:r>
+        <w:rPr>
+          <w:sz w:val="20"/>
+          <w:szCs w:val="26"/>
+        </w:rPr>
+        <w:t xml:space="preserve">. </w:t>
+      </w:r>
+    </w:p>
+    <w:p>
+      <w:pPr>
+        <w:pStyle w:val="SUPSITestoArial10"/>
+        <w:rPr>
+          <w:sz w:val="20"/>
+          <w:szCs w:val="26"/>
+        </w:rPr>
+      </w:pPr>
+      <w:r>
+        <w:rPr>
+          <w:sz w:val="20"/>
+          <w:szCs w:val="26"/>
+        </w:rPr>
+        <w:t>In ordine, rappresentano: ….</w:t>
+      </w:r>
+    </w:p>
+    <w:p>
+      <w:pPr>
+        <w:pStyle w:val="SUPSITestoArial10"/>
+        <w:rPr>
+          <w:sz w:val="20"/>
+          <w:szCs w:val="26"/>
+        </w:rPr>
+      </w:pPr>
+      <w:r>
+        <w:rPr>
+          <w:sz w:val="20"/>
+          <w:szCs w:val="26"/>
+        </w:rPr>
+        <w:t xml:space="preserve">La parte più complicata da pesare per questo progetto è stato proprio il fattore dello </w:t>
+      </w:r>
+      <w:proofErr w:type="spellStart"/>
+      <w:r>
+        <w:rPr>
+          <w:sz w:val="20"/>
+          <w:szCs w:val="26"/>
+        </w:rPr>
+        <w:t>stile.Infatti</w:t>
+      </w:r>
+      <w:proofErr w:type="spellEnd"/>
+      <w:r>
+        <w:rPr>
+          <w:sz w:val="20"/>
+          <w:szCs w:val="26"/>
+        </w:rPr>
+        <w:t xml:space="preserve">, la cosa importante è che, oltre ai dati </w:t>
+      </w:r>
+      <w:proofErr w:type="spellStart"/>
+      <w:r>
+        <w:rPr>
+          <w:sz w:val="20"/>
+          <w:szCs w:val="26"/>
+        </w:rPr>
+        <w:t>visulalizzati</w:t>
+      </w:r>
+      <w:proofErr w:type="spellEnd"/>
+      <w:r>
+        <w:rPr>
+          <w:sz w:val="20"/>
+          <w:szCs w:val="26"/>
+        </w:rPr>
+        <w:t xml:space="preserve"> che vengono cambiati a seconda di quello che desidera </w:t>
+      </w:r>
+      <w:r>
+        <w:rPr>
+          <w:sz w:val="20"/>
+          <w:szCs w:val="26"/>
+        </w:rPr>
+        <w:lastRenderedPageBreak/>
+        <w:t>l’utente, la parte importante è che lui possa decidere lo stile dei vari componenti. Quello su cui ho avuto più difficolta è che mi ritrovavo davanti a due opzioni principali:</w:t>
+      </w:r>
+    </w:p>
+    <w:p>
+      <w:pPr>
+        <w:pStyle w:val="SUPSITestoArial10"/>
+        <w:rPr>
+          <w:sz w:val="20"/>
+          <w:szCs w:val="26"/>
+        </w:rPr>
+      </w:pPr>
+      <w:proofErr w:type="gramStart"/>
+      <w:r>
+        <w:rPr>
+          <w:sz w:val="20"/>
+          <w:szCs w:val="26"/>
+        </w:rPr>
+        <w:t>la</w:t>
+      </w:r>
+      <w:proofErr w:type="gramEnd"/>
+      <w:r>
+        <w:rPr>
+          <w:sz w:val="20"/>
+          <w:szCs w:val="26"/>
+        </w:rPr>
+        <w:t xml:space="preserve"> prima, quella di avere dei file predefiniti con il </w:t>
+      </w:r>
+      <w:proofErr w:type="spellStart"/>
+      <w:r>
+        <w:rPr>
+          <w:sz w:val="20"/>
+          <w:szCs w:val="26"/>
+        </w:rPr>
+        <w:t>css</w:t>
+      </w:r>
+      <w:proofErr w:type="spellEnd"/>
+      <w:r>
+        <w:rPr>
+          <w:sz w:val="20"/>
+          <w:szCs w:val="26"/>
+        </w:rPr>
+        <w:t xml:space="preserve"> direttamente nel </w:t>
+      </w:r>
+      <w:proofErr w:type="spellStart"/>
+      <w:r>
+        <w:rPr>
+          <w:sz w:val="20"/>
+          <w:szCs w:val="26"/>
+        </w:rPr>
+        <w:t>frontend</w:t>
+      </w:r>
+      <w:proofErr w:type="spellEnd"/>
+      <w:r>
+        <w:rPr>
+          <w:sz w:val="20"/>
+          <w:szCs w:val="26"/>
+        </w:rPr>
+        <w:t xml:space="preserve">. Ogni file con un nome ben specifico, che in seguito l’utente seleziona e viene salvato quello a livello di </w:t>
+      </w:r>
+      <w:proofErr w:type="spellStart"/>
+      <w:r>
+        <w:rPr>
+          <w:sz w:val="20"/>
+          <w:szCs w:val="26"/>
+        </w:rPr>
+        <w:t>db</w:t>
+      </w:r>
+      <w:proofErr w:type="spellEnd"/>
+      <w:r>
+        <w:rPr>
+          <w:sz w:val="20"/>
+          <w:szCs w:val="26"/>
+        </w:rPr>
+        <w:t xml:space="preserve">. Quindi quello che viene visualizzato è un file, con valori predefiniti e se si volessero avere più colori o altre cose, sarebbero tutte da rimodificare o aggiungere i file, ed effettuare la doppia modifica poi anche nel </w:t>
+      </w:r>
+      <w:proofErr w:type="spellStart"/>
+      <w:r>
+        <w:rPr>
+          <w:sz w:val="20"/>
+          <w:szCs w:val="26"/>
+        </w:rPr>
+        <w:t>db</w:t>
+      </w:r>
+      <w:proofErr w:type="spellEnd"/>
+      <w:r>
+        <w:rPr>
+          <w:sz w:val="20"/>
+          <w:szCs w:val="26"/>
+        </w:rPr>
+        <w:t>.</w:t>
+      </w:r>
+    </w:p>
+    <w:p>
+      <w:pPr>
+        <w:pStyle w:val="SUPSITestoArial10"/>
+        <w:rPr>
+          <w:sz w:val="20"/>
+          <w:szCs w:val="26"/>
+        </w:rPr>
+      </w:pPr>
+      <w:r>
+        <w:rPr>
+          <w:sz w:val="20"/>
+          <w:szCs w:val="26"/>
+        </w:rPr>
+        <w:t xml:space="preserve">La seconda opzione è un pelino più elaborata, stabilire un file </w:t>
+      </w:r>
+      <w:proofErr w:type="spellStart"/>
+      <w:r>
+        <w:rPr>
+          <w:sz w:val="20"/>
+          <w:szCs w:val="26"/>
+        </w:rPr>
+        <w:t>css</w:t>
+      </w:r>
+      <w:proofErr w:type="spellEnd"/>
+      <w:r>
+        <w:rPr>
+          <w:sz w:val="20"/>
+          <w:szCs w:val="26"/>
+        </w:rPr>
+        <w:t xml:space="preserve"> di base in cui ci sono predefiniti 3 colori: principale secondario e terziario, e questo permetterebbe in futuro più scelta all’utente, dandogli anche la </w:t>
+      </w:r>
+      <w:proofErr w:type="spellStart"/>
+      <w:r>
+        <w:rPr>
+          <w:sz w:val="20"/>
+          <w:szCs w:val="26"/>
+        </w:rPr>
+        <w:t>possibilita</w:t>
+      </w:r>
+      <w:proofErr w:type="spellEnd"/>
+      <w:r>
+        <w:rPr>
+          <w:sz w:val="20"/>
+          <w:szCs w:val="26"/>
+        </w:rPr>
+        <w:t xml:space="preserve"> in seguito di scegliere direttamente lui da una palette i colori che desidera. Essendo salvati nel </w:t>
+      </w:r>
+      <w:proofErr w:type="spellStart"/>
+      <w:r>
+        <w:rPr>
+          <w:sz w:val="20"/>
+          <w:szCs w:val="26"/>
+        </w:rPr>
+        <w:t>db</w:t>
+      </w:r>
+      <w:proofErr w:type="spellEnd"/>
+      <w:r>
+        <w:rPr>
+          <w:sz w:val="20"/>
+          <w:szCs w:val="26"/>
+        </w:rPr>
+        <w:t xml:space="preserve">, poi potrebbe evolversi ancora cambiando anche il stile del testo. Sarebbe più complicato però, </w:t>
+      </w:r>
+      <w:proofErr w:type="gramStart"/>
+      <w:r>
+        <w:rPr>
+          <w:sz w:val="20"/>
+          <w:szCs w:val="26"/>
+        </w:rPr>
+        <w:t>perché  non</w:t>
+      </w:r>
+      <w:proofErr w:type="gramEnd"/>
+      <w:r>
+        <w:rPr>
+          <w:sz w:val="20"/>
+          <w:szCs w:val="26"/>
+        </w:rPr>
+        <w:t xml:space="preserve"> sarebbe </w:t>
+      </w:r>
+      <w:proofErr w:type="spellStart"/>
+      <w:r>
+        <w:rPr>
+          <w:sz w:val="20"/>
+          <w:szCs w:val="26"/>
+        </w:rPr>
+        <w:t>semplicemnte</w:t>
+      </w:r>
+      <w:proofErr w:type="spellEnd"/>
+      <w:r>
+        <w:rPr>
+          <w:sz w:val="20"/>
+          <w:szCs w:val="26"/>
+        </w:rPr>
+        <w:t xml:space="preserve"> da </w:t>
+      </w:r>
+      <w:proofErr w:type="spellStart"/>
+      <w:r>
+        <w:rPr>
+          <w:sz w:val="20"/>
+          <w:szCs w:val="26"/>
+        </w:rPr>
+        <w:t>reindirzzare</w:t>
+      </w:r>
+      <w:proofErr w:type="spellEnd"/>
+      <w:r>
+        <w:rPr>
+          <w:sz w:val="20"/>
+          <w:szCs w:val="26"/>
+        </w:rPr>
+        <w:t xml:space="preserve"> ad un file </w:t>
+      </w:r>
+      <w:proofErr w:type="spellStart"/>
+      <w:r>
+        <w:rPr>
+          <w:sz w:val="20"/>
+          <w:szCs w:val="26"/>
+        </w:rPr>
+        <w:t>css</w:t>
+      </w:r>
+      <w:proofErr w:type="spellEnd"/>
+      <w:r>
+        <w:rPr>
+          <w:sz w:val="20"/>
+          <w:szCs w:val="26"/>
+        </w:rPr>
+        <w:t xml:space="preserve"> diverso, ma proprio impostare lo stile volta per volta, ogni volta che la pagina viene ricaricata. </w:t>
+      </w:r>
+    </w:p>
+    <w:p>
+      <w:pPr>
+        <w:pStyle w:val="SUPSITestoArial10"/>
+        <w:rPr>
+          <w:sz w:val="20"/>
+          <w:szCs w:val="26"/>
+        </w:rPr>
+      </w:pPr>
+      <w:r>
+        <w:rPr>
+          <w:sz w:val="20"/>
+          <w:szCs w:val="26"/>
+        </w:rPr>
+        <w:t xml:space="preserve">Valutando però cosa potrebbe </w:t>
+      </w:r>
+      <w:proofErr w:type="spellStart"/>
+      <w:r>
+        <w:rPr>
+          <w:sz w:val="20"/>
+          <w:szCs w:val="26"/>
+        </w:rPr>
+        <w:t>esere</w:t>
+      </w:r>
+      <w:proofErr w:type="spellEnd"/>
+      <w:r>
+        <w:rPr>
+          <w:sz w:val="20"/>
+          <w:szCs w:val="26"/>
+        </w:rPr>
+        <w:t xml:space="preserve"> meglio per l’utente, si può però anche valutare un discorso misto, si cha una base di un file </w:t>
+      </w:r>
+      <w:proofErr w:type="spellStart"/>
+      <w:r>
+        <w:rPr>
+          <w:sz w:val="20"/>
+          <w:szCs w:val="26"/>
+        </w:rPr>
+        <w:t>css</w:t>
+      </w:r>
+      <w:proofErr w:type="spellEnd"/>
+      <w:r>
+        <w:rPr>
+          <w:sz w:val="20"/>
+          <w:szCs w:val="26"/>
+        </w:rPr>
+        <w:t xml:space="preserve"> con all’</w:t>
+      </w:r>
+      <w:proofErr w:type="spellStart"/>
+      <w:r>
+        <w:rPr>
+          <w:sz w:val="20"/>
+          <w:szCs w:val="26"/>
+        </w:rPr>
+        <w:t>intenro</w:t>
+      </w:r>
+      <w:proofErr w:type="spellEnd"/>
+      <w:r>
+        <w:rPr>
+          <w:sz w:val="20"/>
+          <w:szCs w:val="26"/>
+        </w:rPr>
+        <w:t xml:space="preserve"> delle variabili globali e sono quelle che cambiano a seconda della carta che viene visualizzata dal momento.</w:t>
+      </w:r>
+    </w:p>
+    <w:p>
+      <w:pPr>
+        <w:pStyle w:val="SUPSITestoArial10"/>
+        <w:rPr>
+          <w:sz w:val="20"/>
+          <w:szCs w:val="26"/>
+        </w:rPr>
+      </w:pPr>
+      <w:r>
+        <w:rPr>
+          <w:sz w:val="20"/>
+          <w:szCs w:val="26"/>
+        </w:rPr>
+        <w:t>DI sicuro tutti gli argomenti sono ancora da approfondire e da valutare al meglio.</w:t>
+      </w:r>
+      <w:bookmarkStart w:id="31" w:name="_GoBack"/>
+      <w:bookmarkEnd w:id="31"/>
     </w:p>
     <w:p>
       <w:pPr>
@@ -10347,7 +10994,6 @@
         <w:rPr>
           <w:sz w:val="20"/>
         </w:rPr>
-        <w:lastRenderedPageBreak/>
         <w:t xml:space="preserve">Già da questa piccola considerazione, si può escludere la metodologia del </w:t>
       </w:r>
       <w:proofErr w:type="spellStart"/>
@@ -10628,6 +11274,12 @@
           <w:sz w:val="20"/>
         </w:rPr>
         <w:br/>
+      </w:r>
+      <w:r>
+        <w:rPr>
+          <w:sz w:val="20"/>
+        </w:rPr>
+        <w:lastRenderedPageBreak/>
         <w:t xml:space="preserve">Tramite richieste API del servizio </w:t>
       </w:r>
       <w:proofErr w:type="spellStart"/>
@@ -10906,7 +11558,6 @@
           <w:sz w:val="26"/>
           <w:szCs w:val="26"/>
         </w:rPr>
-        <w:lastRenderedPageBreak/>
         <w:t xml:space="preserve">2.2.4 </w:t>
       </w:r>
       <w:r>
@@ -11067,7 +11718,14 @@
         <w:rPr>
           <w:sz w:val="20"/>
         </w:rPr>
-        <w:t xml:space="preserve"> che già esistono, sarà possibile usufruirne ma richiede molto tempo, anche per capire come funziona e come utilizzarlo. In secondo luogo, ci si impiegherà molto tempo per implementare e usufruire dei dati nelle </w:t>
+        <w:t xml:space="preserve"> che già esistono, sarà possibile usufruirne ma richiede molto tempo, anche per capire come </w:t>
+      </w:r>
+      <w:r>
+        <w:rPr>
+          <w:sz w:val="20"/>
+        </w:rPr>
+        <w:lastRenderedPageBreak/>
+        <w:t xml:space="preserve">funziona e come utilizzarlo. In secondo luogo, ci si impiegherà molto tempo per implementare e usufruire dei dati nelle </w:t>
       </w:r>
       <w:proofErr w:type="spellStart"/>
       <w:r>
@@ -12335,7 +12993,7 @@
         <w:sz w:val="16"/>
         <w:szCs w:val="16"/>
       </w:rPr>
-      <w:t>27</w:t>
+      <w:t>28</w:t>
     </w:r>
     <w:r>
       <w:rPr>
@@ -12384,7 +13042,7 @@
         <w:sz w:val="16"/>
         <w:szCs w:val="16"/>
       </w:rPr>
-      <w:t>28</w:t>
+      <w:t>29</w:t>
     </w:r>
     <w:r>
       <w:rPr>
@@ -13022,7 +13680,7 @@
         <w:rFonts w:ascii="Symbol" w:hAnsi="Symbol" w:hint="default"/>
       </w:rPr>
     </w:lvl>
-    <w:lvl w:ilvl="1" w:tplc="04090003" w:tentative="1">
+    <w:lvl w:ilvl="1" w:tplc="04090003">
       <w:start w:val="1"/>
       <w:numFmt w:val="bullet"/>
       <w:lvlText w:val="o"/>
@@ -15369,7 +16027,7 @@
 </file>
 
 <file path=customXml/itemProps1.xml><?xml version="1.0" encoding="utf-8"?>
-<ds:datastoreItem xmlns:ds="http://schemas.openxmlformats.org/officeDocument/2006/customXml" ds:itemID="{FE5CBA88-4A2F-49AA-9F09-3E26BC0B38A6}">
+<ds:datastoreItem xmlns:ds="http://schemas.openxmlformats.org/officeDocument/2006/customXml" ds:itemID="{412D106B-8597-4C1C-B2C8-720507B63414}">
   <ds:schemaRefs>
     <ds:schemaRef ds:uri="http://schemas.openxmlformats.org/officeDocument/2006/bibliography"/>
   </ds:schemaRefs>

--- a/rapporto/DOC_SARAK.docx
+++ b/rapporto/DOC_SARAK.docx
@@ -9238,7 +9238,7 @@
           <w:sz w:val="26"/>
           <w:szCs w:val="26"/>
         </w:rPr>
-        <w:t xml:space="preserve">2.1.1 </w:t>
+        <w:t xml:space="preserve">2.1.0 </w:t>
       </w:r>
       <w:proofErr w:type="spellStart"/>
       <w:r>
@@ -9247,22 +9247,232 @@
           <w:sz w:val="26"/>
           <w:szCs w:val="26"/>
         </w:rPr>
-        <w:t>Database</w:t>
-      </w:r>
-      <w:proofErr w:type="spellEnd"/>
-    </w:p>
-    <w:p>
-      <w:pPr>
-        <w:rPr>
-          <w:sz w:val="20"/>
+        <w:t>Diagrammi</w:t>
+      </w:r>
+      <w:proofErr w:type="spellEnd"/>
+      <w:r>
+        <w:rPr>
+          <w:b/>
+          <w:sz w:val="26"/>
+          <w:szCs w:val="26"/>
+        </w:rPr>
+        <w:t xml:space="preserve"> di </w:t>
+      </w:r>
+      <w:proofErr w:type="spellStart"/>
+      <w:r>
+        <w:rPr>
+          <w:b/>
+          <w:sz w:val="26"/>
+          <w:szCs w:val="26"/>
+        </w:rPr>
+        <w:t>flusso</w:t>
+      </w:r>
+      <w:proofErr w:type="spellEnd"/>
+    </w:p>
+    <w:p>
+      <w:r>
+        <w:t xml:space="preserve">Per rendere meglio in chiaro l’idea di </w:t>
+      </w:r>
+      <w:proofErr w:type="spellStart"/>
+      <w:r>
+        <w:t>esatammente</w:t>
+      </w:r>
+      <w:proofErr w:type="spellEnd"/>
+      <w:r>
+        <w:t xml:space="preserve"> cosa c’è nel progetto, ho deciso di partire mostrando i diagrammi di flusso. Perché ci sono bene 3 distinti modi in cui un utente potrà utilizzare tutto il progetto.</w:t>
+      </w:r>
+      <w:bookmarkStart w:id="31" w:name="_GoBack"/>
+      <w:bookmarkEnd w:id="31"/>
+    </w:p>
+    <w:p>
+      <w:r>
+        <w:t xml:space="preserve">Diviso principalmente in due macro </w:t>
+      </w:r>
+      <w:proofErr w:type="gramStart"/>
+      <w:r>
+        <w:t>categorie :</w:t>
+      </w:r>
+      <w:proofErr w:type="gramEnd"/>
+      <w:r>
+        <w:t xml:space="preserve"> utenti e </w:t>
+      </w:r>
+      <w:proofErr w:type="spellStart"/>
+      <w:r>
+        <w:t>amminsitratore</w:t>
+      </w:r>
+      <w:proofErr w:type="spellEnd"/>
+      <w:r>
+        <w:t>, di cui poi gli utenti si separano ancora in altri due diagrammi.</w:t>
+      </w:r>
+    </w:p>
+    <w:p>
+      <w:pPr>
+        <w:jc w:val="center"/>
+        <w:rPr>
           <w:lang w:val="fr-FR"/>
         </w:rPr>
       </w:pPr>
       <w:r>
         <w:rPr>
-          <w:sz w:val="20"/>
+          <w:noProof/>
+          <w:lang w:val="en-US"/>
+        </w:rPr>
+        <w:drawing>
+          <wp:inline distT="0" distB="0" distL="0" distR="0" wp14:anchorId="082DE2C9" wp14:editId="6CFE1968">
+            <wp:extent cx="1423651" cy="4414345"/>
+            <wp:effectExtent l="19050" t="19050" r="24765" b="24765"/>
+            <wp:docPr id="7" name="Immagine 7"/>
+            <wp:cNvGraphicFramePr>
+              <a:graphicFrameLocks xmlns:a="http://schemas.openxmlformats.org/drawingml/2006/main" noChangeAspect="1"/>
+            </wp:cNvGraphicFramePr>
+            <a:graphic xmlns:a="http://schemas.openxmlformats.org/drawingml/2006/main">
+              <a:graphicData uri="http://schemas.openxmlformats.org/drawingml/2006/picture">
+                <pic:pic xmlns:pic="http://schemas.openxmlformats.org/drawingml/2006/picture">
+                  <pic:nvPicPr>
+                    <pic:cNvPr id="7" name="myhexcard.drawio.png"/>
+                    <pic:cNvPicPr/>
+                  </pic:nvPicPr>
+                  <pic:blipFill rotWithShape="1">
+                    <a:blip r:embed="rId27">
+                      <a:extLst>
+                        <a:ext uri="{28A0092B-C50C-407E-A947-70E740481C1C}">
+                          <a14:useLocalDpi xmlns:a14="http://schemas.microsoft.com/office/drawing/2010/main" val="0"/>
+                        </a:ext>
+                      </a:extLst>
+                    </a:blip>
+                    <a:srcRect r="80965" b="34158"/>
+                    <a:stretch/>
+                  </pic:blipFill>
+                  <pic:spPr bwMode="auto">
+                    <a:xfrm>
+                      <a:off x="0" y="0"/>
+                      <a:ext cx="1435435" cy="4450884"/>
+                    </a:xfrm>
+                    <a:prstGeom prst="rect">
+                      <a:avLst/>
+                    </a:prstGeom>
+                    <a:ln>
+                      <a:solidFill>
+                        <a:schemeClr val="accent1"/>
+                      </a:solidFill>
+                    </a:ln>
+                    <a:extLst>
+                      <a:ext uri="{53640926-AAD7-44D8-BBD7-CCE9431645EC}">
+                        <a14:shadowObscured xmlns:a14="http://schemas.microsoft.com/office/drawing/2010/main"/>
+                      </a:ext>
+                    </a:extLst>
+                  </pic:spPr>
+                </pic:pic>
+              </a:graphicData>
+            </a:graphic>
+          </wp:inline>
+        </w:drawing>
+      </w:r>
+    </w:p>
+    <w:p>
+      <w:pPr>
+        <w:rPr>
           <w:lang w:val="fr-FR"/>
         </w:rPr>
+      </w:pPr>
+      <w:r>
+        <w:rPr>
+          <w:noProof/>
+          <w:lang w:val="en-US"/>
+        </w:rPr>
+        <w:lastRenderedPageBreak/>
+        <w:drawing>
+          <wp:inline distT="0" distB="0" distL="0" distR="0" wp14:anchorId="49C6F5C6" wp14:editId="41454B00">
+            <wp:extent cx="5470635" cy="6161088"/>
+            <wp:effectExtent l="19050" t="19050" r="15875" b="11430"/>
+            <wp:docPr id="8" name="Immagine 8"/>
+            <wp:cNvGraphicFramePr>
+              <a:graphicFrameLocks xmlns:a="http://schemas.openxmlformats.org/drawingml/2006/main" noChangeAspect="1"/>
+            </wp:cNvGraphicFramePr>
+            <a:graphic xmlns:a="http://schemas.openxmlformats.org/drawingml/2006/main">
+              <a:graphicData uri="http://schemas.openxmlformats.org/drawingml/2006/picture">
+                <pic:pic xmlns:pic="http://schemas.openxmlformats.org/drawingml/2006/picture">
+                  <pic:nvPicPr>
+                    <pic:cNvPr id="7" name="myhexcard.drawio.png"/>
+                    <pic:cNvPicPr/>
+                  </pic:nvPicPr>
+                  <pic:blipFill rotWithShape="1">
+                    <a:blip r:embed="rId27">
+                      <a:extLst>
+                        <a:ext uri="{28A0092B-C50C-407E-A947-70E740481C1C}">
+                          <a14:useLocalDpi xmlns:a14="http://schemas.microsoft.com/office/drawing/2010/main" val="0"/>
+                        </a:ext>
+                      </a:extLst>
+                    </a:blip>
+                    <a:srcRect l="20405"/>
+                    <a:stretch/>
+                  </pic:blipFill>
+                  <pic:spPr bwMode="auto">
+                    <a:xfrm>
+                      <a:off x="0" y="0"/>
+                      <a:ext cx="5478454" cy="6169893"/>
+                    </a:xfrm>
+                    <a:prstGeom prst="rect">
+                      <a:avLst/>
+                    </a:prstGeom>
+                    <a:ln>
+                      <a:solidFill>
+                        <a:schemeClr val="accent1"/>
+                      </a:solidFill>
+                    </a:ln>
+                    <a:extLst>
+                      <a:ext uri="{53640926-AAD7-44D8-BBD7-CCE9431645EC}">
+                        <a14:shadowObscured xmlns:a14="http://schemas.microsoft.com/office/drawing/2010/main"/>
+                      </a:ext>
+                    </a:extLst>
+                  </pic:spPr>
+                </pic:pic>
+              </a:graphicData>
+            </a:graphic>
+          </wp:inline>
+        </w:drawing>
+      </w:r>
+    </w:p>
+    <w:p>
+      <w:r>
+        <w:t>Per fare il tutto sono partita dal giro per me più importante, quindi quello di un utente possessore di una carta NFC, poi legato anche agli utenti non NFC.</w:t>
+      </w:r>
+    </w:p>
+    <w:p>
+      <w:r>
+        <w:t>Difatti la struttura del database che è presente nel capitolo seguente, durante il corso dell’opera potrà avere degli aggiornamenti e/o modifiche, perché non si sta tenendo ancora in conto al 100% delle funzionalità dell’amministratore.</w:t>
+      </w:r>
+    </w:p>
+    <w:p>
+      <w:pPr>
+        <w:pStyle w:val="SUPSITestoArial10"/>
+        <w:rPr>
+          <w:b/>
+          <w:sz w:val="26"/>
+          <w:szCs w:val="26"/>
+        </w:rPr>
+      </w:pPr>
+      <w:r>
+        <w:rPr>
+          <w:b/>
+          <w:sz w:val="26"/>
+          <w:szCs w:val="26"/>
+        </w:rPr>
+        <w:t>2.1.1 Database</w:t>
+      </w:r>
+    </w:p>
+    <w:p>
+      <w:pPr>
+        <w:rPr>
+          <w:sz w:val="20"/>
+          <w:lang w:val="fr-FR"/>
+        </w:rPr>
+      </w:pPr>
+      <w:r>
+        <w:rPr>
+          <w:sz w:val="20"/>
+          <w:lang w:val="fr-FR"/>
+        </w:rPr>
         <w:t xml:space="preserve">Per il </w:t>
       </w:r>
       <w:proofErr w:type="spellStart"/>
@@ -9386,6 +9596,7 @@
         <w:rPr>
           <w:lang w:val="fr-FR"/>
         </w:rPr>
+        <w:lastRenderedPageBreak/>
         <w:pict w14:anchorId="7BCFD066">
           <v:shapetype id="_x0000_t75" coordsize="21600,21600" o:spt="75" o:preferrelative="t" path="m@4@5l@4@11@9@11@9@5xe" filled="f" stroked="f">
             <v:stroke joinstyle="miter"/>
@@ -9406,8 +9617,8 @@
             <v:path o:extrusionok="f" gradientshapeok="t" o:connecttype="rect"/>
             <o:lock v:ext="edit" aspectratio="t"/>
           </v:shapetype>
-          <v:shape id="_x0000_i1025" type="#_x0000_t75" style="width:453.25pt;height:395.2pt">
-            <v:imagedata r:id="rId27" o:title="hexcard"/>
+          <v:shape id="_x0000_i1025" type="#_x0000_t75" style="width:453.1pt;height:395.4pt">
+            <v:imagedata r:id="rId28" o:title="hexcard"/>
           </v:shape>
         </w:pict>
       </w:r>
@@ -9466,15 +9677,7 @@
           <w:sz w:val="20"/>
           <w:lang w:val="it-CH"/>
         </w:rPr>
-        <w:t xml:space="preserve">Essendo che l struttura di per se è relativamente semplice, la cosa più importante da fare sarà quello a cui è collegata la grafica in se per se. Difatti prevendo che la parte più complessa del progetto sarà non tanto il memorizzare i dati o le informazioni, o aggiornarle, ma quanto </w:t>
-      </w:r>
-      <w:r>
-        <w:rPr>
-          <w:sz w:val="20"/>
-          <w:lang w:val="it-CH"/>
-        </w:rPr>
-        <w:lastRenderedPageBreak/>
-        <w:t xml:space="preserve">più il fattore di avere una grafica che mantenga lo stile dall’utente scelto e renderlo il più </w:t>
+        <w:t xml:space="preserve">Essendo che l struttura di per se è relativamente semplice, la cosa più importante da fare sarà quello a cui è collegata la grafica in se per se. Difatti prevendo che la parte più complessa del progetto sarà non tanto il memorizzare i dati o le informazioni, o aggiornarle, ma quanto più il fattore di avere una grafica che mantenga lo stile dall’utente scelto e renderlo il più </w:t>
       </w:r>
       <w:r>
         <w:rPr>
@@ -9818,6 +10021,7 @@
           <w:sz w:val="20"/>
           <w:szCs w:val="26"/>
         </w:rPr>
+        <w:lastRenderedPageBreak/>
         <w:t>User</w:t>
       </w:r>
     </w:p>
@@ -10588,327 +10792,318 @@
           <w:sz w:val="20"/>
           <w:szCs w:val="26"/>
         </w:rPr>
-        <w:t xml:space="preserve"> che vengono cambiati a seconda di quello che desidera </w:t>
-      </w:r>
-      <w:r>
-        <w:rPr>
-          <w:sz w:val="20"/>
-          <w:szCs w:val="26"/>
+        <w:t xml:space="preserve"> che vengono cambiati a seconda di quello che desidera l’utente, la parte importante è che lui possa decidere lo stile dei vari componenti. Quello su cui ho avuto più difficolta è che mi ritrovavo davanti a due opzioni principali:</w:t>
+      </w:r>
+    </w:p>
+    <w:p>
+      <w:pPr>
+        <w:pStyle w:val="SUPSITestoArial10"/>
+        <w:rPr>
+          <w:sz w:val="20"/>
+          <w:szCs w:val="26"/>
+        </w:rPr>
+      </w:pPr>
+      <w:proofErr w:type="gramStart"/>
+      <w:r>
+        <w:rPr>
+          <w:sz w:val="20"/>
+          <w:szCs w:val="26"/>
+        </w:rPr>
+        <w:t>la</w:t>
+      </w:r>
+      <w:proofErr w:type="gramEnd"/>
+      <w:r>
+        <w:rPr>
+          <w:sz w:val="20"/>
+          <w:szCs w:val="26"/>
+        </w:rPr>
+        <w:t xml:space="preserve"> prima, quella di avere dei file predefiniti con il </w:t>
+      </w:r>
+      <w:proofErr w:type="spellStart"/>
+      <w:r>
+        <w:rPr>
+          <w:sz w:val="20"/>
+          <w:szCs w:val="26"/>
+        </w:rPr>
+        <w:t>css</w:t>
+      </w:r>
+      <w:proofErr w:type="spellEnd"/>
+      <w:r>
+        <w:rPr>
+          <w:sz w:val="20"/>
+          <w:szCs w:val="26"/>
+        </w:rPr>
+        <w:t xml:space="preserve"> direttamente nel </w:t>
+      </w:r>
+      <w:proofErr w:type="spellStart"/>
+      <w:r>
+        <w:rPr>
+          <w:sz w:val="20"/>
+          <w:szCs w:val="26"/>
+        </w:rPr>
+        <w:t>frontend</w:t>
+      </w:r>
+      <w:proofErr w:type="spellEnd"/>
+      <w:r>
+        <w:rPr>
+          <w:sz w:val="20"/>
+          <w:szCs w:val="26"/>
+        </w:rPr>
+        <w:t xml:space="preserve">. Ogni file con un nome ben specifico, che in seguito l’utente seleziona e viene salvato quello a livello di </w:t>
+      </w:r>
+      <w:proofErr w:type="spellStart"/>
+      <w:r>
+        <w:rPr>
+          <w:sz w:val="20"/>
+          <w:szCs w:val="26"/>
+        </w:rPr>
+        <w:t>db</w:t>
+      </w:r>
+      <w:proofErr w:type="spellEnd"/>
+      <w:r>
+        <w:rPr>
+          <w:sz w:val="20"/>
+          <w:szCs w:val="26"/>
+        </w:rPr>
+        <w:t xml:space="preserve">. Quindi quello che viene visualizzato è un file, con valori predefiniti e se si volessero avere più colori o altre cose, sarebbero tutte da rimodificare o aggiungere i file, ed effettuare la doppia modifica poi anche nel </w:t>
+      </w:r>
+      <w:proofErr w:type="spellStart"/>
+      <w:r>
+        <w:rPr>
+          <w:sz w:val="20"/>
+          <w:szCs w:val="26"/>
+        </w:rPr>
+        <w:t>db</w:t>
+      </w:r>
+      <w:proofErr w:type="spellEnd"/>
+      <w:r>
+        <w:rPr>
+          <w:sz w:val="20"/>
+          <w:szCs w:val="26"/>
+        </w:rPr>
+        <w:t>.</w:t>
+      </w:r>
+    </w:p>
+    <w:p>
+      <w:pPr>
+        <w:pStyle w:val="SUPSITestoArial10"/>
+        <w:rPr>
+          <w:sz w:val="20"/>
+          <w:szCs w:val="26"/>
+        </w:rPr>
+      </w:pPr>
+      <w:r>
+        <w:rPr>
+          <w:sz w:val="20"/>
+          <w:szCs w:val="26"/>
+        </w:rPr>
+        <w:t xml:space="preserve">La seconda opzione è un pelino più elaborata, stabilire un file </w:t>
+      </w:r>
+      <w:proofErr w:type="spellStart"/>
+      <w:r>
+        <w:rPr>
+          <w:sz w:val="20"/>
+          <w:szCs w:val="26"/>
+        </w:rPr>
+        <w:t>css</w:t>
+      </w:r>
+      <w:proofErr w:type="spellEnd"/>
+      <w:r>
+        <w:rPr>
+          <w:sz w:val="20"/>
+          <w:szCs w:val="26"/>
+        </w:rPr>
+        <w:t xml:space="preserve"> di base in cui ci sono predefiniti 3 colori: principale secondario e terziario, e questo permetterebbe in futuro più scelta all’utente, dandogli anche la </w:t>
+      </w:r>
+      <w:proofErr w:type="spellStart"/>
+      <w:r>
+        <w:rPr>
+          <w:sz w:val="20"/>
+          <w:szCs w:val="26"/>
+        </w:rPr>
+        <w:t>possibilita</w:t>
+      </w:r>
+      <w:proofErr w:type="spellEnd"/>
+      <w:r>
+        <w:rPr>
+          <w:sz w:val="20"/>
+          <w:szCs w:val="26"/>
+        </w:rPr>
+        <w:t xml:space="preserve"> in seguito di scegliere direttamente lui da una palette i colori che desidera. Essendo salvati nel </w:t>
+      </w:r>
+      <w:proofErr w:type="spellStart"/>
+      <w:r>
+        <w:rPr>
+          <w:sz w:val="20"/>
+          <w:szCs w:val="26"/>
+        </w:rPr>
+        <w:t>db</w:t>
+      </w:r>
+      <w:proofErr w:type="spellEnd"/>
+      <w:r>
+        <w:rPr>
+          <w:sz w:val="20"/>
+          <w:szCs w:val="26"/>
+        </w:rPr>
+        <w:t xml:space="preserve">, poi potrebbe evolversi ancora cambiando anche il stile del testo. Sarebbe più complicato però, </w:t>
+      </w:r>
+      <w:proofErr w:type="gramStart"/>
+      <w:r>
+        <w:rPr>
+          <w:sz w:val="20"/>
+          <w:szCs w:val="26"/>
+        </w:rPr>
+        <w:t>perché  non</w:t>
+      </w:r>
+      <w:proofErr w:type="gramEnd"/>
+      <w:r>
+        <w:rPr>
+          <w:sz w:val="20"/>
+          <w:szCs w:val="26"/>
+        </w:rPr>
+        <w:t xml:space="preserve"> sarebbe </w:t>
+      </w:r>
+      <w:proofErr w:type="spellStart"/>
+      <w:r>
+        <w:rPr>
+          <w:sz w:val="20"/>
+          <w:szCs w:val="26"/>
+        </w:rPr>
+        <w:t>semplicemnte</w:t>
+      </w:r>
+      <w:proofErr w:type="spellEnd"/>
+      <w:r>
+        <w:rPr>
+          <w:sz w:val="20"/>
+          <w:szCs w:val="26"/>
+        </w:rPr>
+        <w:t xml:space="preserve"> da </w:t>
+      </w:r>
+      <w:proofErr w:type="spellStart"/>
+      <w:r>
+        <w:rPr>
+          <w:sz w:val="20"/>
+          <w:szCs w:val="26"/>
+        </w:rPr>
+        <w:t>reindirzzare</w:t>
+      </w:r>
+      <w:proofErr w:type="spellEnd"/>
+      <w:r>
+        <w:rPr>
+          <w:sz w:val="20"/>
+          <w:szCs w:val="26"/>
+        </w:rPr>
+        <w:t xml:space="preserve"> ad un file </w:t>
+      </w:r>
+      <w:proofErr w:type="spellStart"/>
+      <w:r>
+        <w:rPr>
+          <w:sz w:val="20"/>
+          <w:szCs w:val="26"/>
+        </w:rPr>
+        <w:t>css</w:t>
+      </w:r>
+      <w:proofErr w:type="spellEnd"/>
+      <w:r>
+        <w:rPr>
+          <w:sz w:val="20"/>
+          <w:szCs w:val="26"/>
+        </w:rPr>
+        <w:t xml:space="preserve"> diverso, ma proprio impostare lo stile volta per volta, ogni volta che la pagina viene ricaricata. </w:t>
+      </w:r>
+    </w:p>
+    <w:p>
+      <w:pPr>
+        <w:pStyle w:val="SUPSITestoArial10"/>
+        <w:rPr>
+          <w:sz w:val="20"/>
+          <w:szCs w:val="26"/>
+        </w:rPr>
+      </w:pPr>
+      <w:r>
+        <w:rPr>
+          <w:sz w:val="20"/>
+          <w:szCs w:val="26"/>
+        </w:rPr>
+        <w:t xml:space="preserve">Valutando però cosa potrebbe </w:t>
+      </w:r>
+      <w:proofErr w:type="spellStart"/>
+      <w:r>
+        <w:rPr>
+          <w:sz w:val="20"/>
+          <w:szCs w:val="26"/>
+        </w:rPr>
+        <w:t>esere</w:t>
+      </w:r>
+      <w:proofErr w:type="spellEnd"/>
+      <w:r>
+        <w:rPr>
+          <w:sz w:val="20"/>
+          <w:szCs w:val="26"/>
+        </w:rPr>
+        <w:t xml:space="preserve"> meglio per l’utente, si può però anche valutare un discorso misto, si cha una base di un file </w:t>
+      </w:r>
+      <w:proofErr w:type="spellStart"/>
+      <w:r>
+        <w:rPr>
+          <w:sz w:val="20"/>
+          <w:szCs w:val="26"/>
+        </w:rPr>
+        <w:t>css</w:t>
+      </w:r>
+      <w:proofErr w:type="spellEnd"/>
+      <w:r>
+        <w:rPr>
+          <w:sz w:val="20"/>
+          <w:szCs w:val="26"/>
+        </w:rPr>
+        <w:t xml:space="preserve"> con all’</w:t>
+      </w:r>
+      <w:proofErr w:type="spellStart"/>
+      <w:r>
+        <w:rPr>
+          <w:sz w:val="20"/>
+          <w:szCs w:val="26"/>
+        </w:rPr>
+        <w:t>intenro</w:t>
+      </w:r>
+      <w:proofErr w:type="spellEnd"/>
+      <w:r>
+        <w:rPr>
+          <w:sz w:val="20"/>
+          <w:szCs w:val="26"/>
+        </w:rPr>
+        <w:t xml:space="preserve"> delle variabili globali e sono quelle che cambiano a seconda della carta che viene visualizzata dal momento.</w:t>
+      </w:r>
+    </w:p>
+    <w:p>
+      <w:pPr>
+        <w:pStyle w:val="SUPSITestoArial10"/>
+        <w:rPr>
+          <w:sz w:val="20"/>
+          <w:szCs w:val="26"/>
+        </w:rPr>
+      </w:pPr>
+      <w:r>
+        <w:rPr>
+          <w:sz w:val="20"/>
+          <w:szCs w:val="26"/>
+        </w:rPr>
+        <w:t>DI sicuro tutti gli argomenti sono ancora da approfondire e da valutare al meglio.</w:t>
+      </w:r>
+    </w:p>
+    <w:p>
+      <w:pPr>
+        <w:pStyle w:val="Titolo2"/>
+        <w:rPr>
+          <w:lang w:val="fr-FR"/>
+        </w:rPr>
+      </w:pPr>
+      <w:r>
+        <w:rPr>
+          <w:lang w:val="fr-FR"/>
         </w:rPr>
         <w:lastRenderedPageBreak/>
-        <w:t>l’utente, la parte importante è che lui possa decidere lo stile dei vari componenti. Quello su cui ho avuto più difficolta è che mi ritrovavo davanti a due opzioni principali:</w:t>
-      </w:r>
-    </w:p>
-    <w:p>
-      <w:pPr>
-        <w:pStyle w:val="SUPSITestoArial10"/>
-        <w:rPr>
-          <w:sz w:val="20"/>
-          <w:szCs w:val="26"/>
-        </w:rPr>
-      </w:pPr>
-      <w:proofErr w:type="gramStart"/>
-      <w:r>
-        <w:rPr>
-          <w:sz w:val="20"/>
-          <w:szCs w:val="26"/>
-        </w:rPr>
-        <w:t>la</w:t>
-      </w:r>
-      <w:proofErr w:type="gramEnd"/>
-      <w:r>
-        <w:rPr>
-          <w:sz w:val="20"/>
-          <w:szCs w:val="26"/>
-        </w:rPr>
-        <w:t xml:space="preserve"> prima, quella di avere dei file predefiniti con il </w:t>
-      </w:r>
-      <w:proofErr w:type="spellStart"/>
-      <w:r>
-        <w:rPr>
-          <w:sz w:val="20"/>
-          <w:szCs w:val="26"/>
-        </w:rPr>
-        <w:t>css</w:t>
-      </w:r>
-      <w:proofErr w:type="spellEnd"/>
-      <w:r>
-        <w:rPr>
-          <w:sz w:val="20"/>
-          <w:szCs w:val="26"/>
-        </w:rPr>
-        <w:t xml:space="preserve"> direttamente nel </w:t>
-      </w:r>
-      <w:proofErr w:type="spellStart"/>
-      <w:r>
-        <w:rPr>
-          <w:sz w:val="20"/>
-          <w:szCs w:val="26"/>
-        </w:rPr>
-        <w:t>frontend</w:t>
-      </w:r>
-      <w:proofErr w:type="spellEnd"/>
-      <w:r>
-        <w:rPr>
-          <w:sz w:val="20"/>
-          <w:szCs w:val="26"/>
-        </w:rPr>
-        <w:t xml:space="preserve">. Ogni file con un nome ben specifico, che in seguito l’utente seleziona e viene salvato quello a livello di </w:t>
-      </w:r>
-      <w:proofErr w:type="spellStart"/>
-      <w:r>
-        <w:rPr>
-          <w:sz w:val="20"/>
-          <w:szCs w:val="26"/>
-        </w:rPr>
-        <w:t>db</w:t>
-      </w:r>
-      <w:proofErr w:type="spellEnd"/>
-      <w:r>
-        <w:rPr>
-          <w:sz w:val="20"/>
-          <w:szCs w:val="26"/>
-        </w:rPr>
-        <w:t xml:space="preserve">. Quindi quello che viene visualizzato è un file, con valori predefiniti e se si volessero avere più colori o altre cose, sarebbero tutte da rimodificare o aggiungere i file, ed effettuare la doppia modifica poi anche nel </w:t>
-      </w:r>
-      <w:proofErr w:type="spellStart"/>
-      <w:r>
-        <w:rPr>
-          <w:sz w:val="20"/>
-          <w:szCs w:val="26"/>
-        </w:rPr>
-        <w:t>db</w:t>
-      </w:r>
-      <w:proofErr w:type="spellEnd"/>
-      <w:r>
-        <w:rPr>
-          <w:sz w:val="20"/>
-          <w:szCs w:val="26"/>
-        </w:rPr>
-        <w:t>.</w:t>
-      </w:r>
-    </w:p>
-    <w:p>
-      <w:pPr>
-        <w:pStyle w:val="SUPSITestoArial10"/>
-        <w:rPr>
-          <w:sz w:val="20"/>
-          <w:szCs w:val="26"/>
-        </w:rPr>
-      </w:pPr>
-      <w:r>
-        <w:rPr>
-          <w:sz w:val="20"/>
-          <w:szCs w:val="26"/>
-        </w:rPr>
-        <w:t xml:space="preserve">La seconda opzione è un pelino più elaborata, stabilire un file </w:t>
-      </w:r>
-      <w:proofErr w:type="spellStart"/>
-      <w:r>
-        <w:rPr>
-          <w:sz w:val="20"/>
-          <w:szCs w:val="26"/>
-        </w:rPr>
-        <w:t>css</w:t>
-      </w:r>
-      <w:proofErr w:type="spellEnd"/>
-      <w:r>
-        <w:rPr>
-          <w:sz w:val="20"/>
-          <w:szCs w:val="26"/>
-        </w:rPr>
-        <w:t xml:space="preserve"> di base in cui ci sono predefiniti 3 colori: principale secondario e terziario, e questo permetterebbe in futuro più scelta all’utente, dandogli anche la </w:t>
-      </w:r>
-      <w:proofErr w:type="spellStart"/>
-      <w:r>
-        <w:rPr>
-          <w:sz w:val="20"/>
-          <w:szCs w:val="26"/>
-        </w:rPr>
-        <w:t>possibilita</w:t>
-      </w:r>
-      <w:proofErr w:type="spellEnd"/>
-      <w:r>
-        <w:rPr>
-          <w:sz w:val="20"/>
-          <w:szCs w:val="26"/>
-        </w:rPr>
-        <w:t xml:space="preserve"> in seguito di scegliere direttamente lui da una palette i colori che desidera. Essendo salvati nel </w:t>
-      </w:r>
-      <w:proofErr w:type="spellStart"/>
-      <w:r>
-        <w:rPr>
-          <w:sz w:val="20"/>
-          <w:szCs w:val="26"/>
-        </w:rPr>
-        <w:t>db</w:t>
-      </w:r>
-      <w:proofErr w:type="spellEnd"/>
-      <w:r>
-        <w:rPr>
-          <w:sz w:val="20"/>
-          <w:szCs w:val="26"/>
-        </w:rPr>
-        <w:t xml:space="preserve">, poi potrebbe evolversi ancora cambiando anche il stile del testo. Sarebbe più complicato però, </w:t>
-      </w:r>
-      <w:proofErr w:type="gramStart"/>
-      <w:r>
-        <w:rPr>
-          <w:sz w:val="20"/>
-          <w:szCs w:val="26"/>
-        </w:rPr>
-        <w:t>perché  non</w:t>
-      </w:r>
-      <w:proofErr w:type="gramEnd"/>
-      <w:r>
-        <w:rPr>
-          <w:sz w:val="20"/>
-          <w:szCs w:val="26"/>
-        </w:rPr>
-        <w:t xml:space="preserve"> sarebbe </w:t>
-      </w:r>
-      <w:proofErr w:type="spellStart"/>
-      <w:r>
-        <w:rPr>
-          <w:sz w:val="20"/>
-          <w:szCs w:val="26"/>
-        </w:rPr>
-        <w:t>semplicemnte</w:t>
-      </w:r>
-      <w:proofErr w:type="spellEnd"/>
-      <w:r>
-        <w:rPr>
-          <w:sz w:val="20"/>
-          <w:szCs w:val="26"/>
-        </w:rPr>
-        <w:t xml:space="preserve"> da </w:t>
-      </w:r>
-      <w:proofErr w:type="spellStart"/>
-      <w:r>
-        <w:rPr>
-          <w:sz w:val="20"/>
-          <w:szCs w:val="26"/>
-        </w:rPr>
-        <w:t>reindirzzare</w:t>
-      </w:r>
-      <w:proofErr w:type="spellEnd"/>
-      <w:r>
-        <w:rPr>
-          <w:sz w:val="20"/>
-          <w:szCs w:val="26"/>
-        </w:rPr>
-        <w:t xml:space="preserve"> ad un file </w:t>
-      </w:r>
-      <w:proofErr w:type="spellStart"/>
-      <w:r>
-        <w:rPr>
-          <w:sz w:val="20"/>
-          <w:szCs w:val="26"/>
-        </w:rPr>
-        <w:t>css</w:t>
-      </w:r>
-      <w:proofErr w:type="spellEnd"/>
-      <w:r>
-        <w:rPr>
-          <w:sz w:val="20"/>
-          <w:szCs w:val="26"/>
-        </w:rPr>
-        <w:t xml:space="preserve"> diverso, ma proprio impostare lo stile volta per volta, ogni volta che la pagina viene ricaricata. </w:t>
-      </w:r>
-    </w:p>
-    <w:p>
-      <w:pPr>
-        <w:pStyle w:val="SUPSITestoArial10"/>
-        <w:rPr>
-          <w:sz w:val="20"/>
-          <w:szCs w:val="26"/>
-        </w:rPr>
-      </w:pPr>
-      <w:r>
-        <w:rPr>
-          <w:sz w:val="20"/>
-          <w:szCs w:val="26"/>
-        </w:rPr>
-        <w:t xml:space="preserve">Valutando però cosa potrebbe </w:t>
-      </w:r>
-      <w:proofErr w:type="spellStart"/>
-      <w:r>
-        <w:rPr>
-          <w:sz w:val="20"/>
-          <w:szCs w:val="26"/>
-        </w:rPr>
-        <w:t>esere</w:t>
-      </w:r>
-      <w:proofErr w:type="spellEnd"/>
-      <w:r>
-        <w:rPr>
-          <w:sz w:val="20"/>
-          <w:szCs w:val="26"/>
-        </w:rPr>
-        <w:t xml:space="preserve"> meglio per l’utente, si può però anche valutare un discorso misto, si cha una base di un file </w:t>
-      </w:r>
-      <w:proofErr w:type="spellStart"/>
-      <w:r>
-        <w:rPr>
-          <w:sz w:val="20"/>
-          <w:szCs w:val="26"/>
-        </w:rPr>
-        <w:t>css</w:t>
-      </w:r>
-      <w:proofErr w:type="spellEnd"/>
-      <w:r>
-        <w:rPr>
-          <w:sz w:val="20"/>
-          <w:szCs w:val="26"/>
-        </w:rPr>
-        <w:t xml:space="preserve"> con all’</w:t>
-      </w:r>
-      <w:proofErr w:type="spellStart"/>
-      <w:r>
-        <w:rPr>
-          <w:sz w:val="20"/>
-          <w:szCs w:val="26"/>
-        </w:rPr>
-        <w:t>intenro</w:t>
-      </w:r>
-      <w:proofErr w:type="spellEnd"/>
-      <w:r>
-        <w:rPr>
-          <w:sz w:val="20"/>
-          <w:szCs w:val="26"/>
-        </w:rPr>
-        <w:t xml:space="preserve"> delle variabili globali e sono quelle che cambiano a seconda della carta che viene visualizzata dal momento.</w:t>
-      </w:r>
-    </w:p>
-    <w:p>
-      <w:pPr>
-        <w:pStyle w:val="SUPSITestoArial10"/>
-        <w:rPr>
-          <w:sz w:val="20"/>
-          <w:szCs w:val="26"/>
-        </w:rPr>
-      </w:pPr>
-      <w:r>
-        <w:rPr>
-          <w:sz w:val="20"/>
-          <w:szCs w:val="26"/>
-        </w:rPr>
-        <w:t>DI sicuro tutti gli argomenti sono ancora da approfondire e da valutare al meglio.</w:t>
-      </w:r>
-      <w:bookmarkStart w:id="31" w:name="_GoBack"/>
-      <w:bookmarkEnd w:id="31"/>
-    </w:p>
-    <w:p>
-      <w:pPr>
-        <w:pStyle w:val="Titolo2"/>
-        <w:rPr>
-          <w:lang w:val="fr-FR"/>
-        </w:rPr>
-      </w:pPr>
-      <w:r>
-        <w:rPr>
-          <w:lang w:val="fr-FR"/>
-        </w:rPr>
         <w:t xml:space="preserve">2.2 </w:t>
       </w:r>
       <w:proofErr w:type="spellStart"/>
@@ -11253,7 +11448,7 @@
         </w:rPr>
         <w:t xml:space="preserve"> (</w:t>
       </w:r>
-      <w:hyperlink r:id="rId28">
+      <w:hyperlink r:id="rId29">
         <w:r>
           <w:rPr>
             <w:rStyle w:val="Collegamentoipertestuale"/>
@@ -11274,12 +11469,6 @@
           <w:sz w:val="20"/>
         </w:rPr>
         <w:br/>
-      </w:r>
-      <w:r>
-        <w:rPr>
-          <w:sz w:val="20"/>
-        </w:rPr>
-        <w:lastRenderedPageBreak/>
         <w:t xml:space="preserve">Tramite richieste API del servizio </w:t>
       </w:r>
       <w:proofErr w:type="spellStart"/>
@@ -11442,6 +11631,7 @@
         <w:rPr>
           <w:sz w:val="20"/>
         </w:rPr>
+        <w:lastRenderedPageBreak/>
         <w:t xml:space="preserve">Una cosa importante da considerare è che all'interno della carta NFC ci dovranno essere le credenziali univoche dell'utente per connettersi alla rete </w:t>
       </w:r>
       <w:proofErr w:type="spellStart"/>
@@ -11718,14 +11908,7 @@
         <w:rPr>
           <w:sz w:val="20"/>
         </w:rPr>
-        <w:t xml:space="preserve"> che già esistono, sarà possibile usufruirne ma richiede molto tempo, anche per capire come </w:t>
-      </w:r>
-      <w:r>
-        <w:rPr>
-          <w:sz w:val="20"/>
-        </w:rPr>
-        <w:lastRenderedPageBreak/>
-        <w:t xml:space="preserve">funziona e come utilizzarlo. In secondo luogo, ci si impiegherà molto tempo per implementare e usufruire dei dati nelle </w:t>
+        <w:t xml:space="preserve"> che già esistono, sarà possibile usufruirne ma richiede molto tempo, anche per capire come funziona e come utilizzarlo. In secondo luogo, ci si impiegherà molto tempo per implementare e usufruire dei dati nelle </w:t>
       </w:r>
       <w:proofErr w:type="spellStart"/>
       <w:r>
@@ -11869,6 +12052,7 @@
         <w:rPr>
           <w:sz w:val="20"/>
         </w:rPr>
+        <w:lastRenderedPageBreak/>
         <w:t>Questo sistema non utilizza database decentralizzati ma database centralizzati con dati replicati in altri server della stessa azienda o società che ne è in possesso. Il costo cambia a differenza del servizio che viene offerto dalle varie aziende.</w:t>
       </w:r>
     </w:p>
@@ -12289,7 +12473,7 @@
       <w:pPr>
         <w:pStyle w:val="SUPSITestoArial10"/>
       </w:pPr>
-      <w:hyperlink r:id="rId29" w:history="1">
+      <w:hyperlink r:id="rId30" w:history="1">
         <w:r>
           <w:rPr>
             <w:rStyle w:val="Collegamentoipertestuale"/>
@@ -12738,11 +12922,11 @@
       </w:pPr>
     </w:p>
     <w:sectPr>
-      <w:headerReference w:type="even" r:id="rId30"/>
-      <w:headerReference w:type="default" r:id="rId31"/>
-      <w:footerReference w:type="default" r:id="rId32"/>
-      <w:headerReference w:type="first" r:id="rId33"/>
-      <w:footerReference w:type="first" r:id="rId34"/>
+      <w:headerReference w:type="even" r:id="rId31"/>
+      <w:headerReference w:type="default" r:id="rId32"/>
+      <w:footerReference w:type="default" r:id="rId33"/>
+      <w:headerReference w:type="first" r:id="rId34"/>
+      <w:footerReference w:type="first" r:id="rId35"/>
       <w:pgSz w:w="11900" w:h="16840" w:code="9"/>
       <w:pgMar w:top="1729" w:right="1134" w:bottom="851" w:left="1701" w:header="550" w:footer="567" w:gutter="0"/>
       <w:cols w:space="708"/>
@@ -12993,7 +13177,7 @@
         <w:sz w:val="16"/>
         <w:szCs w:val="16"/>
       </w:rPr>
-      <w:t>28</w:t>
+      <w:t>29</w:t>
     </w:r>
     <w:r>
       <w:rPr>
@@ -13042,7 +13226,7 @@
         <w:sz w:val="16"/>
         <w:szCs w:val="16"/>
       </w:rPr>
-      <w:t>29</w:t>
+      <w:t>31</w:t>
     </w:r>
     <w:r>
       <w:rPr>
@@ -16027,7 +16211,7 @@
 </file>
 
 <file path=customXml/itemProps1.xml><?xml version="1.0" encoding="utf-8"?>
-<ds:datastoreItem xmlns:ds="http://schemas.openxmlformats.org/officeDocument/2006/customXml" ds:itemID="{412D106B-8597-4C1C-B2C8-720507B63414}">
+<ds:datastoreItem xmlns:ds="http://schemas.openxmlformats.org/officeDocument/2006/customXml" ds:itemID="{4EB850E6-0015-4DF2-B09A-B4E560F758E9}">
   <ds:schemaRefs>
     <ds:schemaRef ds:uri="http://schemas.openxmlformats.org/officeDocument/2006/bibliography"/>
   </ds:schemaRefs>

--- a/rapporto/DOC_SARAK.docx
+++ b/rapporto/DOC_SARAK.docx
@@ -649,27 +649,6 @@
       <w:r>
         <w:rPr>
           <w:rFonts w:cs="Arial"/>
-          <w:color w:val="FF0000"/>
-          <w:sz w:val="20"/>
-          <w:szCs w:val="20"/>
-          <w:lang w:val="it-CH"/>
-        </w:rPr>
-        <w:t>Ringrazio la mia ragazza per l’enorme supporto morale e fisico che mi ha dato ^-^</w:t>
-      </w:r>
-    </w:p>
-    <w:p>
-      <w:pPr>
-        <w:spacing w:line="320" w:lineRule="atLeast"/>
-        <w:rPr>
-          <w:rFonts w:cs="Arial"/>
-          <w:sz w:val="20"/>
-          <w:szCs w:val="20"/>
-          <w:lang w:val="it-CH"/>
-        </w:rPr>
-      </w:pPr>
-      <w:r>
-        <w:rPr>
-          <w:rFonts w:cs="Arial"/>
           <w:sz w:val="20"/>
           <w:szCs w:val="20"/>
           <w:lang w:val="it-CH"/>
@@ -4162,7 +4141,77 @@
         <w:rPr>
           <w:sz w:val="20"/>
         </w:rPr>
-        <w:t xml:space="preserve">L’obiettivo principale del progetto è quello di riuscire a portare in digitale tutto il sistema per la gestione dei profili e dei bigliettini da visita dell’utente. Quindi: 1. Digitalizzazione del processo di creazione e personalizzazione dei bigliettini da visita digitali 2. Consentire agli utenti di personalizzare i propri biglietti senza coinvolgere l'azienda 3. Implementare un sistema di gestione dei ruoli e della gerarchia per la revisione e l'approvazione delle modifiche ai biglietti digitali 4. Approfondire la comprensione del funzionamento della carta NFC 5. Realizzare una documentazione precisa dei lavori e delle ricerche svolte </w:t>
+        <w:t xml:space="preserve">L’obiettivo principale del progetto è quello di riuscire a portare in digitale tutto il sistema per la gestione dei profili e dei bigliettini da visita dell’utente. Quindi: </w:t>
+      </w:r>
+    </w:p>
+    <w:p>
+      <w:pPr>
+        <w:pStyle w:val="SUPSITestoArial10"/>
+        <w:rPr>
+          <w:sz w:val="20"/>
+        </w:rPr>
+      </w:pPr>
+      <w:r>
+        <w:rPr>
+          <w:sz w:val="20"/>
+        </w:rPr>
+        <w:t xml:space="preserve">1. Digitalizzazione del processo di creazione e personalizzazione dei bigliettini da visita digitali </w:t>
+      </w:r>
+    </w:p>
+    <w:p>
+      <w:pPr>
+        <w:pStyle w:val="SUPSITestoArial10"/>
+        <w:rPr>
+          <w:sz w:val="20"/>
+        </w:rPr>
+      </w:pPr>
+      <w:r>
+        <w:rPr>
+          <w:sz w:val="20"/>
+        </w:rPr>
+        <w:t xml:space="preserve">2. Consentire agli utenti di personalizzare i propri biglietti senza coinvolgere l'azienda </w:t>
+      </w:r>
+    </w:p>
+    <w:p>
+      <w:pPr>
+        <w:pStyle w:val="SUPSITestoArial10"/>
+        <w:rPr>
+          <w:sz w:val="20"/>
+        </w:rPr>
+      </w:pPr>
+      <w:r>
+        <w:rPr>
+          <w:sz w:val="20"/>
+        </w:rPr>
+        <w:t xml:space="preserve">3. Implementare un sistema di gestione dei ruoli e della gerarchia per la revisione e l'approvazione delle modifiche ai biglietti digitali </w:t>
+      </w:r>
+    </w:p>
+    <w:p>
+      <w:pPr>
+        <w:pStyle w:val="SUPSITestoArial10"/>
+        <w:rPr>
+          <w:sz w:val="20"/>
+        </w:rPr>
+      </w:pPr>
+      <w:r>
+        <w:rPr>
+          <w:sz w:val="20"/>
+        </w:rPr>
+        <w:t xml:space="preserve">4. Approfondire la comprensione del funzionamento della carta NFC </w:t>
+      </w:r>
+    </w:p>
+    <w:p>
+      <w:pPr>
+        <w:pStyle w:val="SUPSITestoArial10"/>
+        <w:rPr>
+          <w:sz w:val="20"/>
+        </w:rPr>
+      </w:pPr>
+      <w:r>
+        <w:rPr>
+          <w:sz w:val="20"/>
+        </w:rPr>
+        <w:t xml:space="preserve">5. Realizzare una documentazione precisa dei lavori e delle ricerche svolte </w:t>
       </w:r>
     </w:p>
     <w:p>
@@ -4740,8 +4789,21 @@
       <w:bookmarkEnd w:id="14"/>
     </w:p>
     <w:p>
-      <w:r>
-        <w:t>Info</w:t>
+      <w:proofErr w:type="gramStart"/>
+      <w:r>
+        <w:t>L?NFC</w:t>
+      </w:r>
+      <w:proofErr w:type="gramEnd"/>
+      <w:r>
+        <w:t xml:space="preserve"> è una </w:t>
+      </w:r>
+      <w:proofErr w:type="spellStart"/>
+      <w:r>
+        <w:t>tenologia</w:t>
+      </w:r>
+      <w:proofErr w:type="spellEnd"/>
+      <w:r>
+        <w:t xml:space="preserve"> esistente già da </w:t>
       </w:r>
     </w:p>
     <w:p>
@@ -6256,7 +6318,13 @@
         <w:rPr>
           <w:sz w:val="20"/>
         </w:rPr>
-        <w:t>l’NFC per il progetto in questione …</w:t>
+        <w:t xml:space="preserve">l’NFC per il progetto in questione </w:t>
+      </w:r>
+      <w:r>
+        <w:rPr>
+          <w:sz w:val="20"/>
+        </w:rPr>
+        <w:t>è sicuramente il fatto che ci sarebbe un risparmio incredibile dal punto di vista cartaceo. Difatti se ogni azienda utilizzasse questo bigliettino invece che i classici cartacei, non ci sarebbero problemi dl punto di vista ecologico ed ogni persona può personalizzare la sua carta digitale a seconda del bisogno.</w:t>
       </w:r>
     </w:p>
     <w:p>
@@ -6280,7 +6348,20 @@
         <w:rPr>
           <w:sz w:val="20"/>
         </w:rPr>
-        <w:t>Gli svantaggi che porta l’NFC per il progetto in questione …</w:t>
+        <w:t xml:space="preserve">Gli svantaggi che porta l’NFC per il progetto in questione </w:t>
+      </w:r>
+      <w:r>
+        <w:rPr>
+          <w:sz w:val="20"/>
+        </w:rPr>
+        <w:t xml:space="preserve">probabilmente è che non ancora tutti i telefoni dispongono di un lettore NFC e che non tutte le persone sono ancora veramente digitalizzate, quindi magari ad una persona abituata ai bigliettini da visita classici, il passare a qualcosa di completamente digitale, può sembrare una problematica assurda. Mentre per il fattore dei telefoni senza lettore, si è già risolto: su ogni carta stampata è sempre presente un codice QR che permette la lettura dei dati sulla </w:t>
+      </w:r>
+      <w:r>
+        <w:rPr>
+          <w:sz w:val="20"/>
+        </w:rPr>
+        <w:lastRenderedPageBreak/>
+        <w:t>carta senza passare per forza tramite l’NFC. Qua è giusto l’azienda che deve stare attenta a dare il link al codice QR sopra generato, che sia uguale a quello presente all’interno della carta.</w:t>
       </w:r>
     </w:p>
     <w:p>
@@ -6316,7 +6397,6 @@
         <w:rPr>
           <w:sz w:val="20"/>
         </w:rPr>
-        <w:lastRenderedPageBreak/>
         <w:t xml:space="preserve">Tramite questa tecnologia è anche possibile condividersi i propri contatti social e può essere utilizzata anche come </w:t>
       </w:r>
       <w:proofErr w:type="spellStart"/>
@@ -6422,15 +6502,22 @@
     </w:p>
     <w:p>
       <w:pPr>
-        <w:pStyle w:val="Paragrafoelenco"/>
-        <w:numPr>
-          <w:ilvl w:val="0"/>
-          <w:numId w:val="6"/>
-        </w:numPr>
         <w:rPr>
           <w:sz w:val="22"/>
         </w:rPr>
       </w:pPr>
+      <w:r>
+        <w:rPr>
+          <w:sz w:val="20"/>
+        </w:rPr>
+        <w:t>È una tecnologia che alla base abbiamo</w:t>
+      </w:r>
+      <w:r>
+        <w:rPr>
+          <w:sz w:val="20"/>
+        </w:rPr>
+        <w:t xml:space="preserve"> visto, molto semplice, ma molto efficace per quelle piccole operazioni che servono.</w:t>
+      </w:r>
     </w:p>
     <w:p>
       <w:pPr>
@@ -8691,71 +8778,1481 @@
     </w:p>
     <w:p>
       <w:pPr>
-        <w:pStyle w:val="SUPSITestoArial10"/>
-        <w:rPr>
-          <w:sz w:val="20"/>
-        </w:rPr>
-      </w:pPr>
-      <w:proofErr w:type="spellStart"/>
-      <w:r>
-        <w:rPr>
-          <w:sz w:val="20"/>
+        <w:pStyle w:val="Titolo3"/>
+        <w:rPr>
+          <w:b w:val="0"/>
+          <w:sz w:val="20"/>
+          <w:szCs w:val="22"/>
+          <w:lang w:val="en-US"/>
+        </w:rPr>
+      </w:pPr>
+      <w:proofErr w:type="spellStart"/>
+      <w:r>
+        <w:rPr>
+          <w:b w:val="0"/>
+          <w:sz w:val="20"/>
+          <w:szCs w:val="22"/>
+          <w:lang w:val="it-CH"/>
         </w:rPr>
         <w:t>Angular</w:t>
       </w:r>
       <w:proofErr w:type="spellEnd"/>
       <w:r>
         <w:rPr>
-          <w:sz w:val="20"/>
+          <w:b w:val="0"/>
+          <w:sz w:val="20"/>
+          <w:szCs w:val="22"/>
+          <w:lang w:val="it-CH"/>
         </w:rPr>
         <w:t xml:space="preserve"> è un </w:t>
       </w:r>
       <w:proofErr w:type="spellStart"/>
       <w:r>
         <w:rPr>
-          <w:sz w:val="20"/>
+          <w:b w:val="0"/>
+          <w:sz w:val="20"/>
+          <w:szCs w:val="22"/>
+          <w:lang w:val="it-CH"/>
         </w:rPr>
         <w:t>framework</w:t>
       </w:r>
       <w:proofErr w:type="spellEnd"/>
       <w:r>
         <w:rPr>
-          <w:sz w:val="20"/>
-        </w:rPr>
-        <w:t xml:space="preserve"> sviluppato da </w:t>
-      </w:r>
-      <w:proofErr w:type="spellStart"/>
-      <w:r>
-        <w:rPr>
-          <w:sz w:val="20"/>
-        </w:rPr>
-        <w:t>google</w:t>
-      </w:r>
-      <w:proofErr w:type="spellEnd"/>
-      <w:r>
-        <w:rPr>
-          <w:sz w:val="20"/>
-        </w:rPr>
-        <w:t xml:space="preserve"> ….</w:t>
-      </w:r>
-    </w:p>
-    <w:p>
-      <w:pPr>
-        <w:pStyle w:val="SUPSITestoArial10"/>
-        <w:rPr>
-          <w:sz w:val="20"/>
-        </w:rPr>
-      </w:pPr>
-      <w:r>
-        <w:rPr>
-          <w:sz w:val="20"/>
-        </w:rPr>
-        <w:t>Comodo perché …</w:t>
+          <w:b w:val="0"/>
+          <w:sz w:val="20"/>
+          <w:szCs w:val="22"/>
+          <w:lang w:val="it-CH"/>
+        </w:rPr>
+        <w:t xml:space="preserve"> open-source per lo sviluppo di applicazioni web, sviluppato e mantenuto da Google. È ampiamente utilizzato per la creazione di applicazioni web moderne e dinamiche. </w:t>
+      </w:r>
+      <w:proofErr w:type="spellStart"/>
+      <w:r>
+        <w:rPr>
+          <w:b w:val="0"/>
+          <w:sz w:val="20"/>
+          <w:szCs w:val="22"/>
+          <w:lang w:val="en-US"/>
+        </w:rPr>
+        <w:t>Ecco</w:t>
+      </w:r>
+      <w:proofErr w:type="spellEnd"/>
+      <w:r>
+        <w:rPr>
+          <w:b w:val="0"/>
+          <w:sz w:val="20"/>
+          <w:szCs w:val="22"/>
+          <w:lang w:val="en-US"/>
+        </w:rPr>
+        <w:t xml:space="preserve"> </w:t>
+      </w:r>
+      <w:proofErr w:type="spellStart"/>
+      <w:r>
+        <w:rPr>
+          <w:b w:val="0"/>
+          <w:sz w:val="20"/>
+          <w:szCs w:val="22"/>
+          <w:lang w:val="en-US"/>
+        </w:rPr>
+        <w:t>una</w:t>
+      </w:r>
+      <w:proofErr w:type="spellEnd"/>
+      <w:r>
+        <w:rPr>
+          <w:b w:val="0"/>
+          <w:sz w:val="20"/>
+          <w:szCs w:val="22"/>
+          <w:lang w:val="en-US"/>
+        </w:rPr>
+        <w:t xml:space="preserve"> </w:t>
+      </w:r>
+      <w:proofErr w:type="spellStart"/>
+      <w:r>
+        <w:rPr>
+          <w:b w:val="0"/>
+          <w:sz w:val="20"/>
+          <w:szCs w:val="22"/>
+          <w:lang w:val="en-US"/>
+        </w:rPr>
+        <w:t>panoramica</w:t>
+      </w:r>
+      <w:proofErr w:type="spellEnd"/>
+      <w:r>
+        <w:rPr>
+          <w:b w:val="0"/>
+          <w:sz w:val="20"/>
+          <w:szCs w:val="22"/>
+          <w:lang w:val="en-US"/>
+        </w:rPr>
+        <w:t xml:space="preserve"> </w:t>
+      </w:r>
+      <w:proofErr w:type="spellStart"/>
+      <w:r>
+        <w:rPr>
+          <w:b w:val="0"/>
+          <w:sz w:val="20"/>
+          <w:szCs w:val="22"/>
+          <w:lang w:val="en-US"/>
+        </w:rPr>
+        <w:t>dettagliata</w:t>
+      </w:r>
+      <w:proofErr w:type="spellEnd"/>
+      <w:r>
+        <w:rPr>
+          <w:b w:val="0"/>
+          <w:sz w:val="20"/>
+          <w:szCs w:val="22"/>
+          <w:lang w:val="en-US"/>
+        </w:rPr>
+        <w:t xml:space="preserve"> </w:t>
+      </w:r>
+      <w:proofErr w:type="spellStart"/>
+      <w:r>
+        <w:rPr>
+          <w:b w:val="0"/>
+          <w:sz w:val="20"/>
+          <w:szCs w:val="22"/>
+          <w:lang w:val="en-US"/>
+        </w:rPr>
+        <w:t>dei</w:t>
+      </w:r>
+      <w:proofErr w:type="spellEnd"/>
+      <w:r>
+        <w:rPr>
+          <w:b w:val="0"/>
+          <w:sz w:val="20"/>
+          <w:szCs w:val="22"/>
+          <w:lang w:val="en-US"/>
+        </w:rPr>
+        <w:t xml:space="preserve"> </w:t>
+      </w:r>
+      <w:proofErr w:type="spellStart"/>
+      <w:r>
+        <w:rPr>
+          <w:b w:val="0"/>
+          <w:sz w:val="20"/>
+          <w:szCs w:val="22"/>
+          <w:lang w:val="en-US"/>
+        </w:rPr>
+        <w:t>principali</w:t>
+      </w:r>
+      <w:proofErr w:type="spellEnd"/>
+      <w:r>
+        <w:rPr>
+          <w:b w:val="0"/>
+          <w:sz w:val="20"/>
+          <w:szCs w:val="22"/>
+          <w:lang w:val="en-US"/>
+        </w:rPr>
+        <w:t xml:space="preserve"> </w:t>
+      </w:r>
+      <w:proofErr w:type="spellStart"/>
+      <w:r>
+        <w:rPr>
+          <w:b w:val="0"/>
+          <w:sz w:val="20"/>
+          <w:szCs w:val="22"/>
+          <w:lang w:val="en-US"/>
+        </w:rPr>
+        <w:t>aspetti</w:t>
+      </w:r>
+      <w:proofErr w:type="spellEnd"/>
+      <w:r>
+        <w:rPr>
+          <w:b w:val="0"/>
+          <w:sz w:val="20"/>
+          <w:szCs w:val="22"/>
+          <w:lang w:val="en-US"/>
+        </w:rPr>
+        <w:t xml:space="preserve"> di Angular:</w:t>
       </w:r>
     </w:p>
     <w:p>
       <w:pPr>
         <w:pStyle w:val="Titolo3"/>
+        <w:numPr>
+          <w:ilvl w:val="0"/>
+          <w:numId w:val="11"/>
+        </w:numPr>
+        <w:rPr>
+          <w:b w:val="0"/>
+          <w:sz w:val="20"/>
+          <w:szCs w:val="22"/>
+          <w:lang w:val="it-CH"/>
+        </w:rPr>
+      </w:pPr>
+      <w:r>
+        <w:rPr>
+          <w:b w:val="0"/>
+          <w:sz w:val="20"/>
+          <w:szCs w:val="22"/>
+          <w:lang w:val="it-CH"/>
+        </w:rPr>
+        <w:t xml:space="preserve">Componenti: </w:t>
+      </w:r>
+      <w:proofErr w:type="spellStart"/>
+      <w:r>
+        <w:rPr>
+          <w:b w:val="0"/>
+          <w:sz w:val="20"/>
+          <w:szCs w:val="22"/>
+          <w:lang w:val="it-CH"/>
+        </w:rPr>
+        <w:t>Angular</w:t>
+      </w:r>
+      <w:proofErr w:type="spellEnd"/>
+      <w:r>
+        <w:rPr>
+          <w:b w:val="0"/>
+          <w:sz w:val="20"/>
+          <w:szCs w:val="22"/>
+          <w:lang w:val="it-CH"/>
+        </w:rPr>
+        <w:t xml:space="preserve"> è basato su un'architettura a componenti. I componenti sono i blocchi fondamentali di un'applicazione </w:t>
+      </w:r>
+      <w:proofErr w:type="spellStart"/>
+      <w:r>
+        <w:rPr>
+          <w:b w:val="0"/>
+          <w:sz w:val="20"/>
+          <w:szCs w:val="22"/>
+          <w:lang w:val="it-CH"/>
+        </w:rPr>
+        <w:t>Angular</w:t>
+      </w:r>
+      <w:proofErr w:type="spellEnd"/>
+      <w:r>
+        <w:rPr>
+          <w:b w:val="0"/>
+          <w:sz w:val="20"/>
+          <w:szCs w:val="22"/>
+          <w:lang w:val="it-CH"/>
+        </w:rPr>
+        <w:t xml:space="preserve"> e rappresentano parti dell'interfaccia utente (UI). Ogni componente è costituito da un </w:t>
+      </w:r>
+      <w:proofErr w:type="spellStart"/>
+      <w:r>
+        <w:rPr>
+          <w:b w:val="0"/>
+          <w:sz w:val="20"/>
+          <w:szCs w:val="22"/>
+          <w:lang w:val="it-CH"/>
+        </w:rPr>
+        <w:t>template</w:t>
+      </w:r>
+      <w:proofErr w:type="spellEnd"/>
+      <w:r>
+        <w:rPr>
+          <w:b w:val="0"/>
+          <w:sz w:val="20"/>
+          <w:szCs w:val="22"/>
+          <w:lang w:val="it-CH"/>
+        </w:rPr>
+        <w:t xml:space="preserve"> HTML che definisce la struttura visiva e dalla logica JavaScript/</w:t>
+      </w:r>
+      <w:proofErr w:type="spellStart"/>
+      <w:r>
+        <w:rPr>
+          <w:b w:val="0"/>
+          <w:sz w:val="20"/>
+          <w:szCs w:val="22"/>
+          <w:lang w:val="it-CH"/>
+        </w:rPr>
+        <w:t>TypeScript</w:t>
+      </w:r>
+      <w:proofErr w:type="spellEnd"/>
+      <w:r>
+        <w:rPr>
+          <w:b w:val="0"/>
+          <w:sz w:val="20"/>
+          <w:szCs w:val="22"/>
+          <w:lang w:val="it-CH"/>
+        </w:rPr>
+        <w:t xml:space="preserve"> associata.</w:t>
+      </w:r>
+    </w:p>
+    <w:p>
+      <w:pPr>
+        <w:pStyle w:val="Titolo3"/>
+        <w:numPr>
+          <w:ilvl w:val="0"/>
+          <w:numId w:val="11"/>
+        </w:numPr>
+        <w:rPr>
+          <w:b w:val="0"/>
+          <w:sz w:val="20"/>
+          <w:szCs w:val="22"/>
+          <w:lang w:val="it-CH"/>
+        </w:rPr>
+      </w:pPr>
+      <w:proofErr w:type="spellStart"/>
+      <w:r>
+        <w:rPr>
+          <w:b w:val="0"/>
+          <w:sz w:val="20"/>
+          <w:szCs w:val="22"/>
+          <w:lang w:val="it-CH"/>
+        </w:rPr>
+        <w:t>Template</w:t>
+      </w:r>
+      <w:proofErr w:type="spellEnd"/>
+      <w:r>
+        <w:rPr>
+          <w:b w:val="0"/>
+          <w:sz w:val="20"/>
+          <w:szCs w:val="22"/>
+          <w:lang w:val="it-CH"/>
+        </w:rPr>
+        <w:t xml:space="preserve">: I </w:t>
+      </w:r>
+      <w:proofErr w:type="spellStart"/>
+      <w:r>
+        <w:rPr>
+          <w:b w:val="0"/>
+          <w:sz w:val="20"/>
+          <w:szCs w:val="22"/>
+          <w:lang w:val="it-CH"/>
+        </w:rPr>
+        <w:t>template</w:t>
+      </w:r>
+      <w:proofErr w:type="spellEnd"/>
+      <w:r>
+        <w:rPr>
+          <w:b w:val="0"/>
+          <w:sz w:val="20"/>
+          <w:szCs w:val="22"/>
+          <w:lang w:val="it-CH"/>
+        </w:rPr>
+        <w:t xml:space="preserve"> HTML sono estesi con le direttive </w:t>
+      </w:r>
+      <w:proofErr w:type="spellStart"/>
+      <w:r>
+        <w:rPr>
+          <w:b w:val="0"/>
+          <w:sz w:val="20"/>
+          <w:szCs w:val="22"/>
+          <w:lang w:val="it-CH"/>
+        </w:rPr>
+        <w:t>Angular</w:t>
+      </w:r>
+      <w:proofErr w:type="spellEnd"/>
+      <w:r>
+        <w:rPr>
+          <w:b w:val="0"/>
+          <w:sz w:val="20"/>
+          <w:szCs w:val="22"/>
+          <w:lang w:val="it-CH"/>
+        </w:rPr>
+        <w:t>, che aggiungono logica e funzionalità all'HTML standard. Le direttive includono *</w:t>
+      </w:r>
+      <w:proofErr w:type="spellStart"/>
+      <w:r>
+        <w:rPr>
+          <w:b w:val="0"/>
+          <w:sz w:val="20"/>
+          <w:szCs w:val="22"/>
+          <w:lang w:val="it-CH"/>
+        </w:rPr>
+        <w:t>ngFor</w:t>
+      </w:r>
+      <w:proofErr w:type="spellEnd"/>
+      <w:r>
+        <w:rPr>
+          <w:b w:val="0"/>
+          <w:sz w:val="20"/>
+          <w:szCs w:val="22"/>
+          <w:lang w:val="it-CH"/>
+        </w:rPr>
+        <w:t xml:space="preserve"> per il </w:t>
+      </w:r>
+      <w:proofErr w:type="spellStart"/>
+      <w:r>
+        <w:rPr>
+          <w:b w:val="0"/>
+          <w:sz w:val="20"/>
+          <w:szCs w:val="22"/>
+          <w:lang w:val="it-CH"/>
+        </w:rPr>
+        <w:t>rendering</w:t>
+      </w:r>
+      <w:proofErr w:type="spellEnd"/>
+      <w:r>
+        <w:rPr>
+          <w:b w:val="0"/>
+          <w:sz w:val="20"/>
+          <w:szCs w:val="22"/>
+          <w:lang w:val="it-CH"/>
+        </w:rPr>
+        <w:t xml:space="preserve"> di elenchi, *</w:t>
+      </w:r>
+      <w:proofErr w:type="spellStart"/>
+      <w:r>
+        <w:rPr>
+          <w:b w:val="0"/>
+          <w:sz w:val="20"/>
+          <w:szCs w:val="22"/>
+          <w:lang w:val="it-CH"/>
+        </w:rPr>
+        <w:t>ngIfper</w:t>
+      </w:r>
+      <w:proofErr w:type="spellEnd"/>
+      <w:r>
+        <w:rPr>
+          <w:b w:val="0"/>
+          <w:sz w:val="20"/>
+          <w:szCs w:val="22"/>
+          <w:lang w:val="it-CH"/>
+        </w:rPr>
+        <w:t xml:space="preserve"> la condizionale visualizzazione di elementi, *</w:t>
+      </w:r>
+      <w:proofErr w:type="spellStart"/>
+      <w:r>
+        <w:rPr>
+          <w:b w:val="0"/>
+          <w:sz w:val="20"/>
+          <w:szCs w:val="22"/>
+          <w:lang w:val="it-CH"/>
+        </w:rPr>
+        <w:t>ngModel</w:t>
+      </w:r>
+      <w:proofErr w:type="spellEnd"/>
+      <w:r>
+        <w:rPr>
+          <w:b w:val="0"/>
+          <w:sz w:val="20"/>
+          <w:szCs w:val="22"/>
+          <w:lang w:val="it-CH"/>
+        </w:rPr>
+        <w:t xml:space="preserve"> per il </w:t>
+      </w:r>
+      <w:proofErr w:type="spellStart"/>
+      <w:r>
+        <w:rPr>
+          <w:b w:val="0"/>
+          <w:sz w:val="20"/>
+          <w:szCs w:val="22"/>
+          <w:lang w:val="it-CH"/>
+        </w:rPr>
+        <w:t>two</w:t>
+      </w:r>
+      <w:proofErr w:type="spellEnd"/>
+      <w:r>
+        <w:rPr>
+          <w:b w:val="0"/>
+          <w:sz w:val="20"/>
+          <w:szCs w:val="22"/>
+          <w:lang w:val="it-CH"/>
+        </w:rPr>
+        <w:t xml:space="preserve">-way data </w:t>
+      </w:r>
+      <w:proofErr w:type="spellStart"/>
+      <w:r>
+        <w:rPr>
+          <w:b w:val="0"/>
+          <w:sz w:val="20"/>
+          <w:szCs w:val="22"/>
+          <w:lang w:val="it-CH"/>
+        </w:rPr>
+        <w:t>binding</w:t>
+      </w:r>
+      <w:proofErr w:type="spellEnd"/>
+      <w:r>
+        <w:rPr>
+          <w:b w:val="0"/>
+          <w:sz w:val="20"/>
+          <w:szCs w:val="22"/>
+          <w:lang w:val="it-CH"/>
+        </w:rPr>
+        <w:t xml:space="preserve"> e molte altre.</w:t>
+      </w:r>
+    </w:p>
+    <w:p>
+      <w:pPr>
+        <w:pStyle w:val="Titolo3"/>
+        <w:numPr>
+          <w:ilvl w:val="0"/>
+          <w:numId w:val="11"/>
+        </w:numPr>
+        <w:rPr>
+          <w:b w:val="0"/>
+          <w:sz w:val="20"/>
+          <w:szCs w:val="22"/>
+          <w:lang w:val="it-CH"/>
+        </w:rPr>
+      </w:pPr>
+      <w:r>
+        <w:rPr>
+          <w:b w:val="0"/>
+          <w:sz w:val="20"/>
+          <w:szCs w:val="22"/>
+          <w:lang w:val="it-CH"/>
+        </w:rPr>
+        <w:t xml:space="preserve">Data </w:t>
+      </w:r>
+      <w:proofErr w:type="spellStart"/>
+      <w:r>
+        <w:rPr>
+          <w:b w:val="0"/>
+          <w:sz w:val="20"/>
+          <w:szCs w:val="22"/>
+          <w:lang w:val="it-CH"/>
+        </w:rPr>
+        <w:t>Binding</w:t>
+      </w:r>
+      <w:proofErr w:type="spellEnd"/>
+      <w:r>
+        <w:rPr>
+          <w:b w:val="0"/>
+          <w:sz w:val="20"/>
+          <w:szCs w:val="22"/>
+          <w:lang w:val="it-CH"/>
+        </w:rPr>
+        <w:t xml:space="preserve">: </w:t>
+      </w:r>
+      <w:proofErr w:type="spellStart"/>
+      <w:r>
+        <w:rPr>
+          <w:b w:val="0"/>
+          <w:sz w:val="20"/>
+          <w:szCs w:val="22"/>
+          <w:lang w:val="it-CH"/>
+        </w:rPr>
+        <w:t>Angular</w:t>
+      </w:r>
+      <w:proofErr w:type="spellEnd"/>
+      <w:r>
+        <w:rPr>
+          <w:b w:val="0"/>
+          <w:sz w:val="20"/>
+          <w:szCs w:val="22"/>
+          <w:lang w:val="it-CH"/>
+        </w:rPr>
+        <w:t xml:space="preserve"> supporta diversi tipi di data </w:t>
+      </w:r>
+      <w:proofErr w:type="spellStart"/>
+      <w:r>
+        <w:rPr>
+          <w:b w:val="0"/>
+          <w:sz w:val="20"/>
+          <w:szCs w:val="22"/>
+          <w:lang w:val="it-CH"/>
+        </w:rPr>
+        <w:t>binding</w:t>
+      </w:r>
+      <w:proofErr w:type="spellEnd"/>
+      <w:r>
+        <w:rPr>
+          <w:b w:val="0"/>
+          <w:sz w:val="20"/>
+          <w:szCs w:val="22"/>
+          <w:lang w:val="it-CH"/>
+        </w:rPr>
+        <w:t xml:space="preserve">, inclusi il </w:t>
+      </w:r>
+      <w:proofErr w:type="spellStart"/>
+      <w:r>
+        <w:rPr>
+          <w:b w:val="0"/>
+          <w:sz w:val="20"/>
+          <w:szCs w:val="22"/>
+          <w:lang w:val="it-CH"/>
+        </w:rPr>
+        <w:t>one</w:t>
+      </w:r>
+      <w:proofErr w:type="spellEnd"/>
+      <w:r>
+        <w:rPr>
+          <w:b w:val="0"/>
+          <w:sz w:val="20"/>
+          <w:szCs w:val="22"/>
+          <w:lang w:val="it-CH"/>
+        </w:rPr>
+        <w:t xml:space="preserve">-way data </w:t>
+      </w:r>
+      <w:proofErr w:type="spellStart"/>
+      <w:r>
+        <w:rPr>
+          <w:b w:val="0"/>
+          <w:sz w:val="20"/>
+          <w:szCs w:val="22"/>
+          <w:lang w:val="it-CH"/>
+        </w:rPr>
+        <w:t>binding</w:t>
+      </w:r>
+      <w:proofErr w:type="spellEnd"/>
+      <w:r>
+        <w:rPr>
+          <w:b w:val="0"/>
+          <w:sz w:val="20"/>
+          <w:szCs w:val="22"/>
+          <w:lang w:val="it-CH"/>
+        </w:rPr>
+        <w:t xml:space="preserve">, il </w:t>
+      </w:r>
+      <w:proofErr w:type="spellStart"/>
+      <w:r>
+        <w:rPr>
+          <w:b w:val="0"/>
+          <w:sz w:val="20"/>
+          <w:szCs w:val="22"/>
+          <w:lang w:val="it-CH"/>
+        </w:rPr>
+        <w:t>two</w:t>
+      </w:r>
+      <w:proofErr w:type="spellEnd"/>
+      <w:r>
+        <w:rPr>
+          <w:b w:val="0"/>
+          <w:sz w:val="20"/>
+          <w:szCs w:val="22"/>
+          <w:lang w:val="it-CH"/>
+        </w:rPr>
+        <w:t xml:space="preserve">-way data </w:t>
+      </w:r>
+      <w:proofErr w:type="spellStart"/>
+      <w:r>
+        <w:rPr>
+          <w:b w:val="0"/>
+          <w:sz w:val="20"/>
+          <w:szCs w:val="22"/>
+          <w:lang w:val="it-CH"/>
+        </w:rPr>
+        <w:t>binding</w:t>
+      </w:r>
+      <w:proofErr w:type="spellEnd"/>
+      <w:r>
+        <w:rPr>
+          <w:b w:val="0"/>
+          <w:sz w:val="20"/>
+          <w:szCs w:val="22"/>
+          <w:lang w:val="it-CH"/>
+        </w:rPr>
+        <w:t xml:space="preserve"> e il </w:t>
+      </w:r>
+      <w:proofErr w:type="spellStart"/>
+      <w:r>
+        <w:rPr>
+          <w:b w:val="0"/>
+          <w:sz w:val="20"/>
+          <w:szCs w:val="22"/>
+          <w:lang w:val="it-CH"/>
+        </w:rPr>
+        <w:t>event</w:t>
+      </w:r>
+      <w:proofErr w:type="spellEnd"/>
+      <w:r>
+        <w:rPr>
+          <w:b w:val="0"/>
+          <w:sz w:val="20"/>
+          <w:szCs w:val="22"/>
+          <w:lang w:val="it-CH"/>
+        </w:rPr>
+        <w:t xml:space="preserve"> </w:t>
+      </w:r>
+      <w:proofErr w:type="spellStart"/>
+      <w:r>
+        <w:rPr>
+          <w:b w:val="0"/>
+          <w:sz w:val="20"/>
+          <w:szCs w:val="22"/>
+          <w:lang w:val="it-CH"/>
+        </w:rPr>
+        <w:t>binding</w:t>
+      </w:r>
+      <w:proofErr w:type="spellEnd"/>
+      <w:r>
+        <w:rPr>
+          <w:b w:val="0"/>
+          <w:sz w:val="20"/>
+          <w:szCs w:val="22"/>
+          <w:lang w:val="it-CH"/>
+        </w:rPr>
+        <w:t>. Queste funzionalità consentono di mantenere sincronizzati i dati tra il modello e la vista dell'applicazione.</w:t>
+      </w:r>
+    </w:p>
+    <w:p>
+      <w:pPr>
+        <w:pStyle w:val="Titolo3"/>
+        <w:numPr>
+          <w:ilvl w:val="0"/>
+          <w:numId w:val="11"/>
+        </w:numPr>
+        <w:rPr>
+          <w:b w:val="0"/>
+          <w:sz w:val="20"/>
+          <w:szCs w:val="22"/>
+          <w:lang w:val="it-CH"/>
+        </w:rPr>
+      </w:pPr>
+      <w:r>
+        <w:rPr>
+          <w:b w:val="0"/>
+          <w:sz w:val="20"/>
+          <w:szCs w:val="22"/>
+          <w:lang w:val="it-CH"/>
+        </w:rPr>
+        <w:t xml:space="preserve">Dependency </w:t>
+      </w:r>
+      <w:proofErr w:type="spellStart"/>
+      <w:r>
+        <w:rPr>
+          <w:b w:val="0"/>
+          <w:sz w:val="20"/>
+          <w:szCs w:val="22"/>
+          <w:lang w:val="it-CH"/>
+        </w:rPr>
+        <w:t>Injection</w:t>
+      </w:r>
+      <w:proofErr w:type="spellEnd"/>
+      <w:r>
+        <w:rPr>
+          <w:b w:val="0"/>
+          <w:sz w:val="20"/>
+          <w:szCs w:val="22"/>
+          <w:lang w:val="it-CH"/>
+        </w:rPr>
+        <w:t xml:space="preserve"> (DI): </w:t>
+      </w:r>
+      <w:proofErr w:type="spellStart"/>
+      <w:r>
+        <w:rPr>
+          <w:b w:val="0"/>
+          <w:sz w:val="20"/>
+          <w:szCs w:val="22"/>
+          <w:lang w:val="it-CH"/>
+        </w:rPr>
+        <w:t>Angular</w:t>
+      </w:r>
+      <w:proofErr w:type="spellEnd"/>
+      <w:r>
+        <w:rPr>
+          <w:b w:val="0"/>
+          <w:sz w:val="20"/>
+          <w:szCs w:val="22"/>
+          <w:lang w:val="it-CH"/>
+        </w:rPr>
+        <w:t xml:space="preserve"> utilizza il pattern Dependency </w:t>
+      </w:r>
+      <w:proofErr w:type="spellStart"/>
+      <w:r>
+        <w:rPr>
+          <w:b w:val="0"/>
+          <w:sz w:val="20"/>
+          <w:szCs w:val="22"/>
+          <w:lang w:val="it-CH"/>
+        </w:rPr>
+        <w:t>Injection</w:t>
+      </w:r>
+      <w:proofErr w:type="spellEnd"/>
+      <w:r>
+        <w:rPr>
+          <w:b w:val="0"/>
+          <w:sz w:val="20"/>
+          <w:szCs w:val="22"/>
+          <w:lang w:val="it-CH"/>
+        </w:rPr>
+        <w:t xml:space="preserve"> per gestire le dipendenze tra i diversi componenti dell'applicazione. Questo rende il codice più modulare, testabile e facile da mantenere.</w:t>
+      </w:r>
+    </w:p>
+    <w:p>
+      <w:pPr>
+        <w:pStyle w:val="Titolo3"/>
+        <w:numPr>
+          <w:ilvl w:val="0"/>
+          <w:numId w:val="11"/>
+        </w:numPr>
+        <w:rPr>
+          <w:b w:val="0"/>
+          <w:sz w:val="20"/>
+          <w:szCs w:val="22"/>
+          <w:lang w:val="it-CH"/>
+        </w:rPr>
+      </w:pPr>
+      <w:r>
+        <w:rPr>
+          <w:b w:val="0"/>
+          <w:sz w:val="20"/>
+          <w:szCs w:val="22"/>
+          <w:lang w:val="it-CH"/>
+        </w:rPr>
+        <w:t xml:space="preserve">Routing: </w:t>
+      </w:r>
+      <w:proofErr w:type="spellStart"/>
+      <w:r>
+        <w:rPr>
+          <w:b w:val="0"/>
+          <w:sz w:val="20"/>
+          <w:szCs w:val="22"/>
+          <w:lang w:val="it-CH"/>
+        </w:rPr>
+        <w:t>Angular</w:t>
+      </w:r>
+      <w:proofErr w:type="spellEnd"/>
+      <w:r>
+        <w:rPr>
+          <w:b w:val="0"/>
+          <w:sz w:val="20"/>
+          <w:szCs w:val="22"/>
+          <w:lang w:val="it-CH"/>
+        </w:rPr>
+        <w:t xml:space="preserve"> fornisce un modulo di </w:t>
+      </w:r>
+      <w:proofErr w:type="spellStart"/>
+      <w:r>
+        <w:rPr>
+          <w:b w:val="0"/>
+          <w:sz w:val="20"/>
+          <w:szCs w:val="22"/>
+          <w:lang w:val="it-CH"/>
+        </w:rPr>
+        <w:t>routing</w:t>
+      </w:r>
+      <w:proofErr w:type="spellEnd"/>
+      <w:r>
+        <w:rPr>
+          <w:b w:val="0"/>
+          <w:sz w:val="20"/>
+          <w:szCs w:val="22"/>
+          <w:lang w:val="it-CH"/>
+        </w:rPr>
+        <w:t xml:space="preserve"> che consente di gestire la navigazione tra le diverse pagine o viste dell'applicazione. È possibile definire rotte per specifici URL e caricare i componenti corrispondenti in base alla navigazione dell'utente.</w:t>
+      </w:r>
+    </w:p>
+    <w:p>
+      <w:pPr>
+        <w:pStyle w:val="Titolo3"/>
+        <w:numPr>
+          <w:ilvl w:val="0"/>
+          <w:numId w:val="11"/>
+        </w:numPr>
+        <w:rPr>
+          <w:b w:val="0"/>
+          <w:sz w:val="20"/>
+          <w:szCs w:val="22"/>
+          <w:lang w:val="it-CH"/>
+        </w:rPr>
+      </w:pPr>
+      <w:r>
+        <w:rPr>
+          <w:b w:val="0"/>
+          <w:sz w:val="20"/>
+          <w:szCs w:val="22"/>
+          <w:lang w:val="it-CH"/>
+        </w:rPr>
+        <w:t xml:space="preserve">Servizi: I servizi in </w:t>
+      </w:r>
+      <w:proofErr w:type="spellStart"/>
+      <w:r>
+        <w:rPr>
+          <w:b w:val="0"/>
+          <w:sz w:val="20"/>
+          <w:szCs w:val="22"/>
+          <w:lang w:val="it-CH"/>
+        </w:rPr>
+        <w:t>Angular</w:t>
+      </w:r>
+      <w:proofErr w:type="spellEnd"/>
+      <w:r>
+        <w:rPr>
+          <w:b w:val="0"/>
+          <w:sz w:val="20"/>
+          <w:szCs w:val="22"/>
+          <w:lang w:val="it-CH"/>
+        </w:rPr>
+        <w:t xml:space="preserve"> sono classi che forniscono funzionalità condivise tra diversi componenti dell'applicazione. Sono spesso utilizzati per l'accesso ai dati, la logica di business o l'interazione con API esterne.</w:t>
+      </w:r>
+    </w:p>
+    <w:p>
+      <w:pPr>
+        <w:pStyle w:val="Titolo3"/>
+        <w:numPr>
+          <w:ilvl w:val="0"/>
+          <w:numId w:val="11"/>
+        </w:numPr>
+        <w:rPr>
+          <w:b w:val="0"/>
+          <w:sz w:val="20"/>
+          <w:szCs w:val="22"/>
+          <w:lang w:val="en-US"/>
+        </w:rPr>
+      </w:pPr>
+      <w:r>
+        <w:rPr>
+          <w:b w:val="0"/>
+          <w:sz w:val="20"/>
+          <w:szCs w:val="22"/>
+          <w:lang w:val="it-CH"/>
+        </w:rPr>
+        <w:t xml:space="preserve">Moduli: Gli </w:t>
+      </w:r>
+      <w:proofErr w:type="spellStart"/>
+      <w:r>
+        <w:rPr>
+          <w:b w:val="0"/>
+          <w:sz w:val="20"/>
+          <w:szCs w:val="22"/>
+          <w:lang w:val="it-CH"/>
+        </w:rPr>
+        <w:t>Angular</w:t>
+      </w:r>
+      <w:proofErr w:type="spellEnd"/>
+      <w:r>
+        <w:rPr>
+          <w:b w:val="0"/>
+          <w:sz w:val="20"/>
+          <w:szCs w:val="22"/>
+          <w:lang w:val="it-CH"/>
+        </w:rPr>
+        <w:t xml:space="preserve"> </w:t>
+      </w:r>
+      <w:proofErr w:type="spellStart"/>
+      <w:r>
+        <w:rPr>
+          <w:b w:val="0"/>
+          <w:sz w:val="20"/>
+          <w:szCs w:val="22"/>
+          <w:lang w:val="it-CH"/>
+        </w:rPr>
+        <w:t>Modules</w:t>
+      </w:r>
+      <w:proofErr w:type="spellEnd"/>
+      <w:r>
+        <w:rPr>
+          <w:b w:val="0"/>
+          <w:sz w:val="20"/>
+          <w:szCs w:val="22"/>
+          <w:lang w:val="it-CH"/>
+        </w:rPr>
+        <w:t xml:space="preserve"> sono meccanismi per organizzare il codice dell'applicazione in blocchi funzionali. Ogni modulo può definire i suoi componenti, servizi, direttive e altro ancora. </w:t>
+      </w:r>
+      <w:proofErr w:type="gramStart"/>
+      <w:r>
+        <w:rPr>
+          <w:b w:val="0"/>
+          <w:sz w:val="20"/>
+          <w:szCs w:val="22"/>
+          <w:lang w:val="en-US"/>
+        </w:rPr>
+        <w:t>Il</w:t>
+      </w:r>
+      <w:proofErr w:type="gramEnd"/>
+      <w:r>
+        <w:rPr>
+          <w:b w:val="0"/>
+          <w:sz w:val="20"/>
+          <w:szCs w:val="22"/>
+          <w:lang w:val="en-US"/>
+        </w:rPr>
+        <w:t xml:space="preserve"> modulo </w:t>
+      </w:r>
+      <w:proofErr w:type="spellStart"/>
+      <w:r>
+        <w:rPr>
+          <w:b w:val="0"/>
+          <w:sz w:val="20"/>
+          <w:szCs w:val="22"/>
+          <w:lang w:val="en-US"/>
+        </w:rPr>
+        <w:t>principale</w:t>
+      </w:r>
+      <w:proofErr w:type="spellEnd"/>
+      <w:r>
+        <w:rPr>
+          <w:b w:val="0"/>
+          <w:sz w:val="20"/>
+          <w:szCs w:val="22"/>
+          <w:lang w:val="en-US"/>
+        </w:rPr>
+        <w:t xml:space="preserve"> </w:t>
+      </w:r>
+      <w:proofErr w:type="spellStart"/>
+      <w:r>
+        <w:rPr>
+          <w:b w:val="0"/>
+          <w:sz w:val="20"/>
+          <w:szCs w:val="22"/>
+          <w:lang w:val="en-US"/>
+        </w:rPr>
+        <w:t>dell'applicazione</w:t>
+      </w:r>
+      <w:proofErr w:type="spellEnd"/>
+      <w:r>
+        <w:rPr>
+          <w:b w:val="0"/>
+          <w:sz w:val="20"/>
+          <w:szCs w:val="22"/>
+          <w:lang w:val="en-US"/>
+        </w:rPr>
+        <w:t xml:space="preserve"> è di </w:t>
+      </w:r>
+      <w:proofErr w:type="spellStart"/>
+      <w:r>
+        <w:rPr>
+          <w:b w:val="0"/>
+          <w:sz w:val="20"/>
+          <w:szCs w:val="22"/>
+          <w:lang w:val="en-US"/>
+        </w:rPr>
+        <w:t>solito</w:t>
+      </w:r>
+      <w:proofErr w:type="spellEnd"/>
+      <w:r>
+        <w:rPr>
+          <w:b w:val="0"/>
+          <w:sz w:val="20"/>
+          <w:szCs w:val="22"/>
+          <w:lang w:val="en-US"/>
+        </w:rPr>
+        <w:t xml:space="preserve"> </w:t>
+      </w:r>
+      <w:proofErr w:type="spellStart"/>
+      <w:r>
+        <w:rPr>
+          <w:b w:val="0"/>
+          <w:sz w:val="20"/>
+          <w:szCs w:val="22"/>
+          <w:lang w:val="en-US"/>
+        </w:rPr>
+        <w:t>chiamato</w:t>
+      </w:r>
+      <w:proofErr w:type="spellEnd"/>
+      <w:r>
+        <w:rPr>
+          <w:b w:val="0"/>
+          <w:sz w:val="20"/>
+          <w:szCs w:val="22"/>
+          <w:lang w:val="en-US"/>
+        </w:rPr>
+        <w:t xml:space="preserve"> </w:t>
+      </w:r>
+      <w:proofErr w:type="spellStart"/>
+      <w:r>
+        <w:rPr>
+          <w:b w:val="0"/>
+          <w:sz w:val="20"/>
+          <w:szCs w:val="22"/>
+          <w:lang w:val="en-US"/>
+        </w:rPr>
+        <w:t>AppModule</w:t>
+      </w:r>
+      <w:proofErr w:type="spellEnd"/>
+      <w:r>
+        <w:rPr>
+          <w:b w:val="0"/>
+          <w:sz w:val="20"/>
+          <w:szCs w:val="22"/>
+          <w:lang w:val="en-US"/>
+        </w:rPr>
+        <w:t>.</w:t>
+      </w:r>
+    </w:p>
+    <w:p>
+      <w:pPr>
+        <w:pStyle w:val="Titolo3"/>
+        <w:numPr>
+          <w:ilvl w:val="0"/>
+          <w:numId w:val="11"/>
+        </w:numPr>
+        <w:rPr>
+          <w:b w:val="0"/>
+          <w:sz w:val="20"/>
+          <w:szCs w:val="22"/>
+          <w:lang w:val="it-CH"/>
+        </w:rPr>
+      </w:pPr>
+      <w:r>
+        <w:rPr>
+          <w:b w:val="0"/>
+          <w:sz w:val="20"/>
+          <w:szCs w:val="22"/>
+          <w:lang w:val="it-CH"/>
+        </w:rPr>
+        <w:t xml:space="preserve">HTTP Client: </w:t>
+      </w:r>
+      <w:proofErr w:type="spellStart"/>
+      <w:r>
+        <w:rPr>
+          <w:b w:val="0"/>
+          <w:sz w:val="20"/>
+          <w:szCs w:val="22"/>
+          <w:lang w:val="it-CH"/>
+        </w:rPr>
+        <w:t>Angular</w:t>
+      </w:r>
+      <w:proofErr w:type="spellEnd"/>
+      <w:r>
+        <w:rPr>
+          <w:b w:val="0"/>
+          <w:sz w:val="20"/>
+          <w:szCs w:val="22"/>
+          <w:lang w:val="it-CH"/>
+        </w:rPr>
+        <w:t xml:space="preserve"> fornisce un modulo </w:t>
+      </w:r>
+      <w:proofErr w:type="spellStart"/>
+      <w:r>
+        <w:rPr>
+          <w:b w:val="0"/>
+          <w:sz w:val="20"/>
+          <w:szCs w:val="22"/>
+          <w:lang w:val="it-CH"/>
+        </w:rPr>
+        <w:t>HttpClient</w:t>
+      </w:r>
+      <w:proofErr w:type="spellEnd"/>
+      <w:r>
+        <w:rPr>
+          <w:b w:val="0"/>
+          <w:sz w:val="20"/>
+          <w:szCs w:val="22"/>
+          <w:lang w:val="it-CH"/>
+        </w:rPr>
+        <w:t xml:space="preserve"> per eseguire richieste HTTP verso server remoti. Questo modulo semplifica notevolmente la comunicazione con API </w:t>
+      </w:r>
+      <w:proofErr w:type="spellStart"/>
+      <w:r>
+        <w:rPr>
+          <w:b w:val="0"/>
+          <w:sz w:val="20"/>
+          <w:szCs w:val="22"/>
+          <w:lang w:val="it-CH"/>
+        </w:rPr>
+        <w:t>RESTful</w:t>
+      </w:r>
+      <w:proofErr w:type="spellEnd"/>
+      <w:r>
+        <w:rPr>
+          <w:b w:val="0"/>
+          <w:sz w:val="20"/>
+          <w:szCs w:val="22"/>
+          <w:lang w:val="it-CH"/>
+        </w:rPr>
+        <w:t xml:space="preserve"> o altre risorse web.</w:t>
+      </w:r>
+    </w:p>
+    <w:p>
+      <w:pPr>
+        <w:pStyle w:val="Titolo3"/>
+        <w:numPr>
+          <w:ilvl w:val="0"/>
+          <w:numId w:val="11"/>
+        </w:numPr>
+        <w:rPr>
+          <w:b w:val="0"/>
+          <w:sz w:val="20"/>
+          <w:szCs w:val="22"/>
+          <w:lang w:val="it-CH"/>
+        </w:rPr>
+      </w:pPr>
+      <w:proofErr w:type="spellStart"/>
+      <w:r>
+        <w:rPr>
+          <w:b w:val="0"/>
+          <w:sz w:val="20"/>
+          <w:szCs w:val="22"/>
+          <w:lang w:val="it-CH"/>
+        </w:rPr>
+        <w:t>Testing</w:t>
+      </w:r>
+      <w:proofErr w:type="spellEnd"/>
+      <w:r>
+        <w:rPr>
+          <w:b w:val="0"/>
+          <w:sz w:val="20"/>
+          <w:szCs w:val="22"/>
+          <w:lang w:val="it-CH"/>
+        </w:rPr>
+        <w:t xml:space="preserve">: </w:t>
+      </w:r>
+      <w:proofErr w:type="spellStart"/>
+      <w:r>
+        <w:rPr>
+          <w:b w:val="0"/>
+          <w:sz w:val="20"/>
+          <w:szCs w:val="22"/>
+          <w:lang w:val="it-CH"/>
+        </w:rPr>
+        <w:t>Angular</w:t>
+      </w:r>
+      <w:proofErr w:type="spellEnd"/>
+      <w:r>
+        <w:rPr>
+          <w:b w:val="0"/>
+          <w:sz w:val="20"/>
+          <w:szCs w:val="22"/>
+          <w:lang w:val="it-CH"/>
+        </w:rPr>
+        <w:t xml:space="preserve"> supporta il </w:t>
+      </w:r>
+      <w:proofErr w:type="spellStart"/>
+      <w:r>
+        <w:rPr>
+          <w:b w:val="0"/>
+          <w:sz w:val="20"/>
+          <w:szCs w:val="22"/>
+          <w:lang w:val="it-CH"/>
+        </w:rPr>
+        <w:t>testing</w:t>
+      </w:r>
+      <w:proofErr w:type="spellEnd"/>
+      <w:r>
+        <w:rPr>
+          <w:b w:val="0"/>
+          <w:sz w:val="20"/>
+          <w:szCs w:val="22"/>
+          <w:lang w:val="it-CH"/>
+        </w:rPr>
+        <w:t xml:space="preserve"> automatizzato delle applicazioni tramite </w:t>
+      </w:r>
+      <w:proofErr w:type="spellStart"/>
+      <w:r>
+        <w:rPr>
+          <w:b w:val="0"/>
+          <w:sz w:val="20"/>
+          <w:szCs w:val="22"/>
+          <w:lang w:val="it-CH"/>
+        </w:rPr>
+        <w:t>framework</w:t>
+      </w:r>
+      <w:proofErr w:type="spellEnd"/>
+      <w:r>
+        <w:rPr>
+          <w:b w:val="0"/>
+          <w:sz w:val="20"/>
+          <w:szCs w:val="22"/>
+          <w:lang w:val="it-CH"/>
+        </w:rPr>
+        <w:t xml:space="preserve"> come Jasmine e </w:t>
+      </w:r>
+      <w:proofErr w:type="spellStart"/>
+      <w:r>
+        <w:rPr>
+          <w:b w:val="0"/>
+          <w:sz w:val="20"/>
+          <w:szCs w:val="22"/>
+          <w:lang w:val="it-CH"/>
+        </w:rPr>
+        <w:t>Protractor</w:t>
+      </w:r>
+      <w:proofErr w:type="spellEnd"/>
+      <w:r>
+        <w:rPr>
+          <w:b w:val="0"/>
+          <w:sz w:val="20"/>
+          <w:szCs w:val="22"/>
+          <w:lang w:val="it-CH"/>
+        </w:rPr>
+        <w:t>. Questi strumenti consentono di scrivere e eseguire test unitari, test di integrazione e test end-to-end per garantire che l'applicazione funzioni correttamente.</w:t>
+      </w:r>
+    </w:p>
+    <w:p>
+      <w:pPr>
+        <w:pStyle w:val="Titolo3"/>
+        <w:numPr>
+          <w:ilvl w:val="0"/>
+          <w:numId w:val="11"/>
+        </w:numPr>
+        <w:rPr>
+          <w:b w:val="0"/>
+          <w:sz w:val="20"/>
+          <w:szCs w:val="22"/>
+          <w:lang w:val="it-CH"/>
+        </w:rPr>
+      </w:pPr>
+      <w:proofErr w:type="spellStart"/>
+      <w:r>
+        <w:rPr>
+          <w:b w:val="0"/>
+          <w:sz w:val="20"/>
+          <w:szCs w:val="22"/>
+          <w:lang w:val="it-CH"/>
+        </w:rPr>
+        <w:t>Angular</w:t>
+      </w:r>
+      <w:proofErr w:type="spellEnd"/>
+      <w:r>
+        <w:rPr>
+          <w:b w:val="0"/>
+          <w:sz w:val="20"/>
+          <w:szCs w:val="22"/>
+          <w:lang w:val="it-CH"/>
+        </w:rPr>
+        <w:t xml:space="preserve"> CLI: </w:t>
+      </w:r>
+      <w:proofErr w:type="spellStart"/>
+      <w:r>
+        <w:rPr>
+          <w:b w:val="0"/>
+          <w:sz w:val="20"/>
+          <w:szCs w:val="22"/>
+          <w:lang w:val="it-CH"/>
+        </w:rPr>
+        <w:t>Angular</w:t>
+      </w:r>
+      <w:proofErr w:type="spellEnd"/>
+      <w:r>
+        <w:rPr>
+          <w:b w:val="0"/>
+          <w:sz w:val="20"/>
+          <w:szCs w:val="22"/>
+          <w:lang w:val="it-CH"/>
+        </w:rPr>
+        <w:t xml:space="preserve"> </w:t>
+      </w:r>
+      <w:proofErr w:type="spellStart"/>
+      <w:r>
+        <w:rPr>
+          <w:b w:val="0"/>
+          <w:sz w:val="20"/>
+          <w:szCs w:val="22"/>
+          <w:lang w:val="it-CH"/>
+        </w:rPr>
+        <w:t>Command</w:t>
+      </w:r>
+      <w:proofErr w:type="spellEnd"/>
+      <w:r>
+        <w:rPr>
+          <w:b w:val="0"/>
+          <w:sz w:val="20"/>
+          <w:szCs w:val="22"/>
+          <w:lang w:val="it-CH"/>
+        </w:rPr>
+        <w:t xml:space="preserve"> Line Interface (CLI) è uno strumento che semplifica lo sviluppo di applicazioni </w:t>
+      </w:r>
+      <w:proofErr w:type="spellStart"/>
+      <w:r>
+        <w:rPr>
+          <w:b w:val="0"/>
+          <w:sz w:val="20"/>
+          <w:szCs w:val="22"/>
+          <w:lang w:val="it-CH"/>
+        </w:rPr>
+        <w:t>Angular</w:t>
+      </w:r>
+      <w:proofErr w:type="spellEnd"/>
+      <w:r>
+        <w:rPr>
+          <w:b w:val="0"/>
+          <w:sz w:val="20"/>
+          <w:szCs w:val="22"/>
+          <w:lang w:val="it-CH"/>
+        </w:rPr>
+        <w:t xml:space="preserve">. Fornisce comandi per generare nuovi componenti, servizi, moduli e </w:t>
+      </w:r>
+      <w:r>
+        <w:rPr>
+          <w:b w:val="0"/>
+          <w:sz w:val="20"/>
+          <w:szCs w:val="22"/>
+          <w:lang w:val="it-CH"/>
+        </w:rPr>
+        <w:lastRenderedPageBreak/>
+        <w:t xml:space="preserve">altro ancora, nonché per avviare il server di sviluppo locale, eseguire il </w:t>
+      </w:r>
+      <w:proofErr w:type="spellStart"/>
+      <w:r>
+        <w:rPr>
+          <w:b w:val="0"/>
+          <w:sz w:val="20"/>
+          <w:szCs w:val="22"/>
+          <w:lang w:val="it-CH"/>
+        </w:rPr>
+        <w:t>bundling</w:t>
+      </w:r>
+      <w:proofErr w:type="spellEnd"/>
+      <w:r>
+        <w:rPr>
+          <w:b w:val="0"/>
+          <w:sz w:val="20"/>
+          <w:szCs w:val="22"/>
+          <w:lang w:val="it-CH"/>
+        </w:rPr>
+        <w:t xml:space="preserve"> e la compilazione del codice per la produzione, e persino per eseguire i test.</w:t>
+      </w:r>
+    </w:p>
+    <w:p>
+      <w:pPr>
+        <w:pStyle w:val="Titolo3"/>
+        <w:rPr>
+          <w:b w:val="0"/>
+          <w:sz w:val="20"/>
+          <w:szCs w:val="22"/>
+          <w:lang w:val="it-CH"/>
+        </w:rPr>
+      </w:pPr>
+      <w:r>
+        <w:rPr>
+          <w:b w:val="0"/>
+          <w:sz w:val="20"/>
+          <w:szCs w:val="22"/>
+          <w:lang w:val="it-CH"/>
+        </w:rPr>
+        <w:t xml:space="preserve">In sintesi, </w:t>
+      </w:r>
+      <w:proofErr w:type="spellStart"/>
+      <w:r>
+        <w:rPr>
+          <w:b w:val="0"/>
+          <w:sz w:val="20"/>
+          <w:szCs w:val="22"/>
+          <w:lang w:val="it-CH"/>
+        </w:rPr>
+        <w:t>Angular</w:t>
+      </w:r>
+      <w:proofErr w:type="spellEnd"/>
+      <w:r>
+        <w:rPr>
+          <w:b w:val="0"/>
+          <w:sz w:val="20"/>
+          <w:szCs w:val="22"/>
+          <w:lang w:val="it-CH"/>
+        </w:rPr>
+        <w:t xml:space="preserve"> è un </w:t>
+      </w:r>
+      <w:proofErr w:type="spellStart"/>
+      <w:r>
+        <w:rPr>
+          <w:b w:val="0"/>
+          <w:sz w:val="20"/>
+          <w:szCs w:val="22"/>
+          <w:lang w:val="it-CH"/>
+        </w:rPr>
+        <w:t>framework</w:t>
+      </w:r>
+      <w:proofErr w:type="spellEnd"/>
+      <w:r>
+        <w:rPr>
+          <w:b w:val="0"/>
+          <w:sz w:val="20"/>
+          <w:szCs w:val="22"/>
+          <w:lang w:val="it-CH"/>
+        </w:rPr>
+        <w:t xml:space="preserve"> completo e potente per lo sviluppo di applicazioni web moderne, che fornisce una vasta gamma di funzionalità per creare applicazioni scalabili, performanti e </w:t>
+      </w:r>
+      <w:proofErr w:type="spellStart"/>
+      <w:r>
+        <w:rPr>
+          <w:b w:val="0"/>
+          <w:sz w:val="20"/>
+          <w:szCs w:val="22"/>
+          <w:lang w:val="it-CH"/>
+        </w:rPr>
+        <w:t>manutenibili</w:t>
+      </w:r>
+      <w:proofErr w:type="spellEnd"/>
+      <w:r>
+        <w:rPr>
+          <w:b w:val="0"/>
+          <w:sz w:val="20"/>
+          <w:szCs w:val="22"/>
+          <w:lang w:val="it-CH"/>
+        </w:rPr>
+        <w:t>.</w:t>
+      </w:r>
+    </w:p>
+    <w:p>
+      <w:pPr>
+        <w:pStyle w:val="Titolo3"/>
       </w:pPr>
       <w:r>
         <w:t>1.3</w:t>
@@ -8771,6 +10268,965 @@
     </w:p>
     <w:p>
       <w:pPr>
+        <w:rPr>
+          <w:sz w:val="20"/>
+          <w:lang w:val="it-CH"/>
+        </w:rPr>
+      </w:pPr>
+      <w:proofErr w:type="spellStart"/>
+      <w:r>
+        <w:rPr>
+          <w:sz w:val="20"/>
+          <w:lang w:val="it-CH"/>
+        </w:rPr>
+        <w:t>Flutter</w:t>
+      </w:r>
+      <w:proofErr w:type="spellEnd"/>
+      <w:r>
+        <w:rPr>
+          <w:sz w:val="20"/>
+          <w:lang w:val="it-CH"/>
+        </w:rPr>
+        <w:t xml:space="preserve"> è un </w:t>
+      </w:r>
+      <w:proofErr w:type="spellStart"/>
+      <w:r>
+        <w:rPr>
+          <w:sz w:val="20"/>
+          <w:lang w:val="it-CH"/>
+        </w:rPr>
+        <w:t>framework</w:t>
+      </w:r>
+      <w:proofErr w:type="spellEnd"/>
+      <w:r>
+        <w:rPr>
+          <w:sz w:val="20"/>
+          <w:lang w:val="it-CH"/>
+        </w:rPr>
+        <w:t xml:space="preserve"> open-source sviluppato da Google per la creazione di applicazioni cross-</w:t>
+      </w:r>
+      <w:proofErr w:type="spellStart"/>
+      <w:r>
+        <w:rPr>
+          <w:sz w:val="20"/>
+          <w:lang w:val="it-CH"/>
+        </w:rPr>
+        <w:t>platform</w:t>
+      </w:r>
+      <w:proofErr w:type="spellEnd"/>
+      <w:r>
+        <w:rPr>
+          <w:sz w:val="20"/>
+          <w:lang w:val="it-CH"/>
+        </w:rPr>
+        <w:t xml:space="preserve">, consentendo agli sviluppatori di scrivere un singolo codice sorgente che può essere eseguito su diverse piattaforme come </w:t>
+      </w:r>
+      <w:proofErr w:type="spellStart"/>
+      <w:r>
+        <w:rPr>
+          <w:sz w:val="20"/>
+          <w:lang w:val="it-CH"/>
+        </w:rPr>
+        <w:t>iOS</w:t>
+      </w:r>
+      <w:proofErr w:type="spellEnd"/>
+      <w:r>
+        <w:rPr>
+          <w:sz w:val="20"/>
+          <w:lang w:val="it-CH"/>
+        </w:rPr>
+        <w:t xml:space="preserve">, </w:t>
+      </w:r>
+      <w:proofErr w:type="spellStart"/>
+      <w:r>
+        <w:rPr>
+          <w:sz w:val="20"/>
+          <w:lang w:val="it-CH"/>
+        </w:rPr>
+        <w:t>Android</w:t>
+      </w:r>
+      <w:proofErr w:type="spellEnd"/>
+      <w:r>
+        <w:rPr>
+          <w:sz w:val="20"/>
+          <w:lang w:val="it-CH"/>
+        </w:rPr>
+        <w:t xml:space="preserve">, web e desktop. Ecco una descrizione dettagliata dei principali aspetti di </w:t>
+      </w:r>
+      <w:proofErr w:type="spellStart"/>
+      <w:r>
+        <w:rPr>
+          <w:sz w:val="20"/>
+          <w:lang w:val="it-CH"/>
+        </w:rPr>
+        <w:t>Flutter</w:t>
+      </w:r>
+      <w:proofErr w:type="spellEnd"/>
+      <w:r>
+        <w:rPr>
+          <w:sz w:val="20"/>
+          <w:lang w:val="it-CH"/>
+        </w:rPr>
+        <w:t>:</w:t>
+      </w:r>
+    </w:p>
+    <w:p>
+      <w:pPr>
+        <w:numPr>
+          <w:ilvl w:val="0"/>
+          <w:numId w:val="12"/>
+        </w:numPr>
+        <w:rPr>
+          <w:sz w:val="20"/>
+          <w:lang w:val="it-CH"/>
+        </w:rPr>
+      </w:pPr>
+      <w:proofErr w:type="spellStart"/>
+      <w:r>
+        <w:rPr>
+          <w:b/>
+          <w:bCs/>
+          <w:sz w:val="20"/>
+          <w:lang w:val="it-CH"/>
+        </w:rPr>
+        <w:t>Widgets</w:t>
+      </w:r>
+      <w:proofErr w:type="spellEnd"/>
+      <w:r>
+        <w:rPr>
+          <w:sz w:val="20"/>
+          <w:lang w:val="it-CH"/>
+        </w:rPr>
+        <w:t xml:space="preserve">: Il fondamento di </w:t>
+      </w:r>
+      <w:proofErr w:type="spellStart"/>
+      <w:r>
+        <w:rPr>
+          <w:sz w:val="20"/>
+          <w:lang w:val="it-CH"/>
+        </w:rPr>
+        <w:t>Flutter</w:t>
+      </w:r>
+      <w:proofErr w:type="spellEnd"/>
+      <w:r>
+        <w:rPr>
+          <w:sz w:val="20"/>
+          <w:lang w:val="it-CH"/>
+        </w:rPr>
+        <w:t xml:space="preserve"> è il concetto di "</w:t>
+      </w:r>
+      <w:proofErr w:type="spellStart"/>
+      <w:r>
+        <w:rPr>
+          <w:sz w:val="20"/>
+          <w:lang w:val="it-CH"/>
+        </w:rPr>
+        <w:t>widget</w:t>
+      </w:r>
+      <w:proofErr w:type="spellEnd"/>
+      <w:r>
+        <w:rPr>
+          <w:sz w:val="20"/>
+          <w:lang w:val="it-CH"/>
+        </w:rPr>
+        <w:t xml:space="preserve">". Tutto in </w:t>
+      </w:r>
+      <w:proofErr w:type="spellStart"/>
+      <w:r>
+        <w:rPr>
+          <w:sz w:val="20"/>
+          <w:lang w:val="it-CH"/>
+        </w:rPr>
+        <w:t>Flutter</w:t>
+      </w:r>
+      <w:proofErr w:type="spellEnd"/>
+      <w:r>
+        <w:rPr>
+          <w:sz w:val="20"/>
+          <w:lang w:val="it-CH"/>
+        </w:rPr>
+        <w:t xml:space="preserve"> è un </w:t>
+      </w:r>
+      <w:proofErr w:type="spellStart"/>
+      <w:r>
+        <w:rPr>
+          <w:sz w:val="20"/>
+          <w:lang w:val="it-CH"/>
+        </w:rPr>
+        <w:t>widget</w:t>
+      </w:r>
+      <w:proofErr w:type="spellEnd"/>
+      <w:r>
+        <w:rPr>
+          <w:sz w:val="20"/>
+          <w:lang w:val="it-CH"/>
+        </w:rPr>
+        <w:t xml:space="preserve">: dai layout e i bottoni ai testi e le immagini. I </w:t>
+      </w:r>
+      <w:proofErr w:type="spellStart"/>
+      <w:r>
+        <w:rPr>
+          <w:sz w:val="20"/>
+          <w:lang w:val="it-CH"/>
+        </w:rPr>
+        <w:t>widget</w:t>
+      </w:r>
+      <w:proofErr w:type="spellEnd"/>
+      <w:r>
+        <w:rPr>
+          <w:sz w:val="20"/>
+          <w:lang w:val="it-CH"/>
+        </w:rPr>
+        <w:t xml:space="preserve"> sono composti gerarchicamente per costruire l'interfaccia utente dell'applicazione.</w:t>
+      </w:r>
+    </w:p>
+    <w:p>
+      <w:pPr>
+        <w:numPr>
+          <w:ilvl w:val="0"/>
+          <w:numId w:val="12"/>
+        </w:numPr>
+        <w:rPr>
+          <w:sz w:val="20"/>
+          <w:lang w:val="it-CH"/>
+        </w:rPr>
+      </w:pPr>
+      <w:r>
+        <w:rPr>
+          <w:b/>
+          <w:bCs/>
+          <w:sz w:val="20"/>
+          <w:lang w:val="it-CH"/>
+        </w:rPr>
+        <w:t xml:space="preserve">UI </w:t>
+      </w:r>
+      <w:proofErr w:type="spellStart"/>
+      <w:r>
+        <w:rPr>
+          <w:b/>
+          <w:bCs/>
+          <w:sz w:val="20"/>
+          <w:lang w:val="it-CH"/>
+        </w:rPr>
+        <w:t>Declarative</w:t>
+      </w:r>
+      <w:proofErr w:type="spellEnd"/>
+      <w:r>
+        <w:rPr>
+          <w:b/>
+          <w:bCs/>
+          <w:sz w:val="20"/>
+          <w:lang w:val="it-CH"/>
+        </w:rPr>
+        <w:t xml:space="preserve"> e </w:t>
+      </w:r>
+      <w:proofErr w:type="spellStart"/>
+      <w:r>
+        <w:rPr>
+          <w:b/>
+          <w:bCs/>
+          <w:sz w:val="20"/>
+          <w:lang w:val="it-CH"/>
+        </w:rPr>
+        <w:t>Reactive</w:t>
+      </w:r>
+      <w:proofErr w:type="spellEnd"/>
+      <w:r>
+        <w:rPr>
+          <w:sz w:val="20"/>
+          <w:lang w:val="it-CH"/>
+        </w:rPr>
+        <w:t xml:space="preserve">: </w:t>
+      </w:r>
+      <w:proofErr w:type="spellStart"/>
+      <w:r>
+        <w:rPr>
+          <w:sz w:val="20"/>
+          <w:lang w:val="it-CH"/>
+        </w:rPr>
+        <w:t>Flutter</w:t>
+      </w:r>
+      <w:proofErr w:type="spellEnd"/>
+      <w:r>
+        <w:rPr>
+          <w:sz w:val="20"/>
+          <w:lang w:val="it-CH"/>
+        </w:rPr>
+        <w:t xml:space="preserve"> utilizza un approccio dichiarativo alla creazione dell'interfaccia utente, il che significa che la UI è descritta tramite la composizione di </w:t>
+      </w:r>
+      <w:proofErr w:type="spellStart"/>
+      <w:r>
+        <w:rPr>
+          <w:sz w:val="20"/>
+          <w:lang w:val="it-CH"/>
+        </w:rPr>
+        <w:t>widget</w:t>
+      </w:r>
+      <w:proofErr w:type="spellEnd"/>
+      <w:r>
+        <w:rPr>
+          <w:sz w:val="20"/>
+          <w:lang w:val="it-CH"/>
+        </w:rPr>
+        <w:t xml:space="preserve">. Inoltre, </w:t>
+      </w:r>
+      <w:proofErr w:type="spellStart"/>
+      <w:r>
+        <w:rPr>
+          <w:sz w:val="20"/>
+          <w:lang w:val="it-CH"/>
+        </w:rPr>
+        <w:t>Flutter</w:t>
+      </w:r>
+      <w:proofErr w:type="spellEnd"/>
+      <w:r>
+        <w:rPr>
+          <w:sz w:val="20"/>
+          <w:lang w:val="it-CH"/>
+        </w:rPr>
+        <w:t xml:space="preserve"> è reattivo, il che significa che gli elementi dell'interfaccia utente si aggiornano automaticamente in risposta ai cambiamenti di stato.</w:t>
+      </w:r>
+    </w:p>
+    <w:p>
+      <w:pPr>
+        <w:numPr>
+          <w:ilvl w:val="0"/>
+          <w:numId w:val="12"/>
+        </w:numPr>
+        <w:rPr>
+          <w:sz w:val="20"/>
+          <w:lang w:val="it-CH"/>
+        </w:rPr>
+      </w:pPr>
+      <w:r>
+        <w:rPr>
+          <w:b/>
+          <w:bCs/>
+          <w:sz w:val="20"/>
+          <w:lang w:val="it-CH"/>
+        </w:rPr>
+        <w:t xml:space="preserve">Hot </w:t>
+      </w:r>
+      <w:proofErr w:type="spellStart"/>
+      <w:r>
+        <w:rPr>
+          <w:b/>
+          <w:bCs/>
+          <w:sz w:val="20"/>
+          <w:lang w:val="it-CH"/>
+        </w:rPr>
+        <w:t>Reload</w:t>
+      </w:r>
+      <w:proofErr w:type="spellEnd"/>
+      <w:r>
+        <w:rPr>
+          <w:sz w:val="20"/>
+          <w:lang w:val="it-CH"/>
+        </w:rPr>
+        <w:t xml:space="preserve">: Una delle caratteristiche più acclamate di </w:t>
+      </w:r>
+      <w:proofErr w:type="spellStart"/>
+      <w:r>
+        <w:rPr>
+          <w:sz w:val="20"/>
+          <w:lang w:val="it-CH"/>
+        </w:rPr>
+        <w:t>Flutter</w:t>
+      </w:r>
+      <w:proofErr w:type="spellEnd"/>
+      <w:r>
+        <w:rPr>
+          <w:sz w:val="20"/>
+          <w:lang w:val="it-CH"/>
+        </w:rPr>
+        <w:t xml:space="preserve"> è il "Hot </w:t>
+      </w:r>
+      <w:proofErr w:type="spellStart"/>
+      <w:r>
+        <w:rPr>
+          <w:sz w:val="20"/>
+          <w:lang w:val="it-CH"/>
+        </w:rPr>
+        <w:t>Reload</w:t>
+      </w:r>
+      <w:proofErr w:type="spellEnd"/>
+      <w:r>
+        <w:rPr>
+          <w:sz w:val="20"/>
+          <w:lang w:val="it-CH"/>
+        </w:rPr>
+        <w:t>", che consente agli sviluppatori di apportare modifiche al codice sorgente dell'applicazione e di visualizzare immediatamente gli effetti delle modifiche senza dover riavviare l'applicazione o perdere lo stato dell'applicazione.</w:t>
+      </w:r>
+    </w:p>
+    <w:p>
+      <w:pPr>
+        <w:numPr>
+          <w:ilvl w:val="0"/>
+          <w:numId w:val="12"/>
+        </w:numPr>
+        <w:rPr>
+          <w:sz w:val="20"/>
+          <w:lang w:val="it-CH"/>
+        </w:rPr>
+      </w:pPr>
+      <w:r>
+        <w:rPr>
+          <w:b/>
+          <w:bCs/>
+          <w:sz w:val="20"/>
+          <w:lang w:val="it-CH"/>
+        </w:rPr>
+        <w:t>Linguaggio di Programmazione</w:t>
+      </w:r>
+      <w:r>
+        <w:rPr>
+          <w:sz w:val="20"/>
+          <w:lang w:val="it-CH"/>
+        </w:rPr>
+        <w:t xml:space="preserve">: </w:t>
+      </w:r>
+      <w:proofErr w:type="spellStart"/>
+      <w:r>
+        <w:rPr>
+          <w:sz w:val="20"/>
+          <w:lang w:val="it-CH"/>
+        </w:rPr>
+        <w:t>Flutter</w:t>
+      </w:r>
+      <w:proofErr w:type="spellEnd"/>
+      <w:r>
+        <w:rPr>
+          <w:sz w:val="20"/>
+          <w:lang w:val="it-CH"/>
+        </w:rPr>
+        <w:t xml:space="preserve"> utilizza il linguaggio di programmazione Dart, anch'esso sviluppato da Google. Dart è un linguaggio fortemente tipizzato con un sistema di gestione della memoria basato su </w:t>
+      </w:r>
+      <w:proofErr w:type="spellStart"/>
+      <w:r>
+        <w:rPr>
+          <w:sz w:val="20"/>
+          <w:lang w:val="it-CH"/>
+        </w:rPr>
+        <w:t>garbage</w:t>
+      </w:r>
+      <w:proofErr w:type="spellEnd"/>
+      <w:r>
+        <w:rPr>
+          <w:sz w:val="20"/>
+          <w:lang w:val="it-CH"/>
+        </w:rPr>
+        <w:t xml:space="preserve"> </w:t>
+      </w:r>
+      <w:proofErr w:type="spellStart"/>
+      <w:r>
+        <w:rPr>
+          <w:sz w:val="20"/>
+          <w:lang w:val="it-CH"/>
+        </w:rPr>
+        <w:t>collection</w:t>
+      </w:r>
+      <w:proofErr w:type="spellEnd"/>
+      <w:r>
+        <w:rPr>
+          <w:sz w:val="20"/>
+          <w:lang w:val="it-CH"/>
+        </w:rPr>
+        <w:t>, progettato per essere veloce, sicuro e adatto alla creazione di applicazioni su diverse piattaforme.</w:t>
+      </w:r>
+    </w:p>
+    <w:p>
+      <w:pPr>
+        <w:numPr>
+          <w:ilvl w:val="0"/>
+          <w:numId w:val="12"/>
+        </w:numPr>
+        <w:rPr>
+          <w:sz w:val="20"/>
+          <w:lang w:val="it-CH"/>
+        </w:rPr>
+      </w:pPr>
+      <w:proofErr w:type="spellStart"/>
+      <w:r>
+        <w:rPr>
+          <w:b/>
+          <w:bCs/>
+          <w:sz w:val="20"/>
+          <w:lang w:val="it-CH"/>
+        </w:rPr>
+        <w:t>Rendering</w:t>
+      </w:r>
+      <w:proofErr w:type="spellEnd"/>
+      <w:r>
+        <w:rPr>
+          <w:b/>
+          <w:bCs/>
+          <w:sz w:val="20"/>
+          <w:lang w:val="it-CH"/>
+        </w:rPr>
+        <w:t xml:space="preserve"> </w:t>
+      </w:r>
+      <w:proofErr w:type="spellStart"/>
+      <w:r>
+        <w:rPr>
+          <w:b/>
+          <w:bCs/>
+          <w:sz w:val="20"/>
+          <w:lang w:val="it-CH"/>
+        </w:rPr>
+        <w:t>Customizzato</w:t>
+      </w:r>
+      <w:proofErr w:type="spellEnd"/>
+      <w:r>
+        <w:rPr>
+          <w:sz w:val="20"/>
+          <w:lang w:val="it-CH"/>
+        </w:rPr>
+        <w:t xml:space="preserve">: </w:t>
+      </w:r>
+      <w:proofErr w:type="spellStart"/>
+      <w:r>
+        <w:rPr>
+          <w:sz w:val="20"/>
+          <w:lang w:val="it-CH"/>
+        </w:rPr>
+        <w:t>Flutter</w:t>
+      </w:r>
+      <w:proofErr w:type="spellEnd"/>
+      <w:r>
+        <w:rPr>
+          <w:sz w:val="20"/>
+          <w:lang w:val="it-CH"/>
+        </w:rPr>
+        <w:t xml:space="preserve"> dispone di un motore di </w:t>
+      </w:r>
+      <w:proofErr w:type="spellStart"/>
+      <w:r>
+        <w:rPr>
+          <w:sz w:val="20"/>
+          <w:lang w:val="it-CH"/>
+        </w:rPr>
+        <w:t>rendering</w:t>
+      </w:r>
+      <w:proofErr w:type="spellEnd"/>
+      <w:r>
+        <w:rPr>
+          <w:sz w:val="20"/>
+          <w:lang w:val="it-CH"/>
+        </w:rPr>
+        <w:t xml:space="preserve"> personalizzato chiamato "</w:t>
+      </w:r>
+      <w:proofErr w:type="spellStart"/>
+      <w:r>
+        <w:rPr>
+          <w:sz w:val="20"/>
+          <w:lang w:val="it-CH"/>
+        </w:rPr>
+        <w:t>Skia</w:t>
+      </w:r>
+      <w:proofErr w:type="spellEnd"/>
+      <w:r>
+        <w:rPr>
+          <w:sz w:val="20"/>
+          <w:lang w:val="it-CH"/>
+        </w:rPr>
+        <w:t>", che offre prestazioni elevate e la possibilità di creare interfacce utente altamente personalizzate e reattive.</w:t>
+      </w:r>
+    </w:p>
+    <w:p>
+      <w:pPr>
+        <w:numPr>
+          <w:ilvl w:val="0"/>
+          <w:numId w:val="12"/>
+        </w:numPr>
+        <w:rPr>
+          <w:sz w:val="20"/>
+          <w:lang w:val="it-CH"/>
+        </w:rPr>
+      </w:pPr>
+      <w:r>
+        <w:rPr>
+          <w:b/>
+          <w:bCs/>
+          <w:sz w:val="20"/>
+          <w:lang w:val="it-CH"/>
+        </w:rPr>
+        <w:t>Supporto per Piattaforme Multiple</w:t>
+      </w:r>
+      <w:r>
+        <w:rPr>
+          <w:sz w:val="20"/>
+          <w:lang w:val="it-CH"/>
+        </w:rPr>
+        <w:t xml:space="preserve">: </w:t>
+      </w:r>
+      <w:proofErr w:type="spellStart"/>
+      <w:r>
+        <w:rPr>
+          <w:sz w:val="20"/>
+          <w:lang w:val="it-CH"/>
+        </w:rPr>
+        <w:t>Flutter</w:t>
+      </w:r>
+      <w:proofErr w:type="spellEnd"/>
+      <w:r>
+        <w:rPr>
+          <w:sz w:val="20"/>
+          <w:lang w:val="it-CH"/>
+        </w:rPr>
+        <w:t xml:space="preserve"> offre un supporto nativo per </w:t>
+      </w:r>
+      <w:proofErr w:type="spellStart"/>
+      <w:r>
+        <w:rPr>
+          <w:sz w:val="20"/>
+          <w:lang w:val="it-CH"/>
+        </w:rPr>
+        <w:t>iOS</w:t>
+      </w:r>
+      <w:proofErr w:type="spellEnd"/>
+      <w:r>
+        <w:rPr>
+          <w:sz w:val="20"/>
+          <w:lang w:val="it-CH"/>
+        </w:rPr>
+        <w:t xml:space="preserve"> e </w:t>
+      </w:r>
+      <w:proofErr w:type="spellStart"/>
+      <w:r>
+        <w:rPr>
+          <w:sz w:val="20"/>
+          <w:lang w:val="it-CH"/>
+        </w:rPr>
+        <w:t>Android</w:t>
+      </w:r>
+      <w:proofErr w:type="spellEnd"/>
+      <w:r>
+        <w:rPr>
+          <w:sz w:val="20"/>
+          <w:lang w:val="it-CH"/>
+        </w:rPr>
+        <w:t xml:space="preserve">, consentendo agli sviluppatori di scrivere un'unica base di codice che può essere compilata su entrambe le piattaforme. Inoltre, </w:t>
+      </w:r>
+      <w:proofErr w:type="spellStart"/>
+      <w:r>
+        <w:rPr>
+          <w:sz w:val="20"/>
+          <w:lang w:val="it-CH"/>
+        </w:rPr>
+        <w:t>Flutter</w:t>
+      </w:r>
+      <w:proofErr w:type="spellEnd"/>
+      <w:r>
+        <w:rPr>
+          <w:sz w:val="20"/>
+          <w:lang w:val="it-CH"/>
+        </w:rPr>
+        <w:t xml:space="preserve"> può essere utilizzato per sviluppare applicazioni web e desktop utilizzando il supporto sperimentale.</w:t>
+      </w:r>
+    </w:p>
+    <w:p>
+      <w:pPr>
+        <w:numPr>
+          <w:ilvl w:val="0"/>
+          <w:numId w:val="12"/>
+        </w:numPr>
+        <w:rPr>
+          <w:sz w:val="20"/>
+          <w:lang w:val="it-CH"/>
+        </w:rPr>
+      </w:pPr>
+      <w:proofErr w:type="spellStart"/>
+      <w:r>
+        <w:rPr>
+          <w:b/>
+          <w:bCs/>
+          <w:sz w:val="20"/>
+          <w:lang w:val="it-CH"/>
+        </w:rPr>
+        <w:t>Plugin</w:t>
+      </w:r>
+      <w:proofErr w:type="spellEnd"/>
+      <w:r>
+        <w:rPr>
+          <w:b/>
+          <w:bCs/>
+          <w:sz w:val="20"/>
+          <w:lang w:val="it-CH"/>
+        </w:rPr>
+        <w:t xml:space="preserve"> e Pacchetti</w:t>
+      </w:r>
+      <w:r>
+        <w:rPr>
+          <w:sz w:val="20"/>
+          <w:lang w:val="it-CH"/>
+        </w:rPr>
+        <w:t xml:space="preserve">: </w:t>
+      </w:r>
+      <w:proofErr w:type="spellStart"/>
+      <w:r>
+        <w:rPr>
+          <w:sz w:val="20"/>
+          <w:lang w:val="it-CH"/>
+        </w:rPr>
+        <w:t>Flutter</w:t>
+      </w:r>
+      <w:proofErr w:type="spellEnd"/>
+      <w:r>
+        <w:rPr>
+          <w:sz w:val="20"/>
+          <w:lang w:val="it-CH"/>
+        </w:rPr>
+        <w:t xml:space="preserve"> dispone di un ecosistema di </w:t>
+      </w:r>
+      <w:proofErr w:type="spellStart"/>
+      <w:r>
+        <w:rPr>
+          <w:sz w:val="20"/>
+          <w:lang w:val="it-CH"/>
+        </w:rPr>
+        <w:t>plugin</w:t>
+      </w:r>
+      <w:proofErr w:type="spellEnd"/>
+      <w:r>
+        <w:rPr>
+          <w:sz w:val="20"/>
+          <w:lang w:val="it-CH"/>
+        </w:rPr>
+        <w:t xml:space="preserve"> e pacchetti che consentono agli sviluppatori di integrare facilmente funzionalità aggiuntive nelle loro applicazioni, come l'accesso alla fotocamera, la </w:t>
+      </w:r>
+      <w:proofErr w:type="spellStart"/>
+      <w:r>
+        <w:rPr>
+          <w:sz w:val="20"/>
+          <w:lang w:val="it-CH"/>
+        </w:rPr>
+        <w:t>geolocalizzazione</w:t>
+      </w:r>
+      <w:proofErr w:type="spellEnd"/>
+      <w:r>
+        <w:rPr>
+          <w:sz w:val="20"/>
+          <w:lang w:val="it-CH"/>
+        </w:rPr>
+        <w:t xml:space="preserve">, le notifiche </w:t>
+      </w:r>
+      <w:proofErr w:type="spellStart"/>
+      <w:r>
+        <w:rPr>
+          <w:sz w:val="20"/>
+          <w:lang w:val="it-CH"/>
+        </w:rPr>
+        <w:t>push</w:t>
+      </w:r>
+      <w:proofErr w:type="spellEnd"/>
+      <w:r>
+        <w:rPr>
+          <w:sz w:val="20"/>
+          <w:lang w:val="it-CH"/>
+        </w:rPr>
+        <w:t xml:space="preserve"> e molto altro ancora.</w:t>
+      </w:r>
+    </w:p>
+    <w:p>
+      <w:pPr>
+        <w:numPr>
+          <w:ilvl w:val="0"/>
+          <w:numId w:val="12"/>
+        </w:numPr>
+        <w:rPr>
+          <w:sz w:val="20"/>
+          <w:lang w:val="it-CH"/>
+        </w:rPr>
+      </w:pPr>
+      <w:r>
+        <w:rPr>
+          <w:b/>
+          <w:bCs/>
+          <w:sz w:val="20"/>
+          <w:lang w:val="it-CH"/>
+        </w:rPr>
+        <w:t>Strumenti di Sviluppo</w:t>
+      </w:r>
+      <w:r>
+        <w:rPr>
+          <w:sz w:val="20"/>
+          <w:lang w:val="it-CH"/>
+        </w:rPr>
+        <w:t xml:space="preserve">: </w:t>
+      </w:r>
+      <w:proofErr w:type="spellStart"/>
+      <w:r>
+        <w:rPr>
+          <w:sz w:val="20"/>
+          <w:lang w:val="it-CH"/>
+        </w:rPr>
+        <w:t>Flutter</w:t>
+      </w:r>
+      <w:proofErr w:type="spellEnd"/>
+      <w:r>
+        <w:rPr>
+          <w:sz w:val="20"/>
+          <w:lang w:val="it-CH"/>
+        </w:rPr>
+        <w:t xml:space="preserve"> fornisce una serie di strumenti di sviluppo, tra cui il </w:t>
+      </w:r>
+      <w:proofErr w:type="spellStart"/>
+      <w:r>
+        <w:rPr>
+          <w:sz w:val="20"/>
+          <w:lang w:val="it-CH"/>
+        </w:rPr>
+        <w:t>debugger</w:t>
+      </w:r>
+      <w:proofErr w:type="spellEnd"/>
+      <w:r>
+        <w:rPr>
+          <w:sz w:val="20"/>
+          <w:lang w:val="it-CH"/>
+        </w:rPr>
+        <w:t xml:space="preserve"> integrato, l'analizzatore statico del codice, lo strumento di </w:t>
+      </w:r>
+      <w:proofErr w:type="spellStart"/>
+      <w:r>
+        <w:rPr>
+          <w:sz w:val="20"/>
+          <w:lang w:val="it-CH"/>
+        </w:rPr>
+        <w:t>profilazione</w:t>
+      </w:r>
+      <w:proofErr w:type="spellEnd"/>
+      <w:r>
+        <w:rPr>
+          <w:sz w:val="20"/>
+          <w:lang w:val="it-CH"/>
+        </w:rPr>
+        <w:t xml:space="preserve"> delle prestazioni e altro ancora, per semplificare il processo di sviluppo e il </w:t>
+      </w:r>
+      <w:proofErr w:type="spellStart"/>
+      <w:r>
+        <w:rPr>
+          <w:sz w:val="20"/>
+          <w:lang w:val="it-CH"/>
+        </w:rPr>
+        <w:t>debug</w:t>
+      </w:r>
+      <w:proofErr w:type="spellEnd"/>
+      <w:r>
+        <w:rPr>
+          <w:sz w:val="20"/>
+          <w:lang w:val="it-CH"/>
+        </w:rPr>
+        <w:t xml:space="preserve"> delle applicazioni.</w:t>
+      </w:r>
+    </w:p>
+    <w:p>
+      <w:pPr>
+        <w:rPr>
+          <w:sz w:val="20"/>
+          <w:lang w:val="it-CH"/>
+        </w:rPr>
+      </w:pPr>
+    </w:p>
+    <w:p>
+      <w:pPr>
+        <w:rPr>
+          <w:sz w:val="20"/>
+          <w:lang w:val="it-CH"/>
+        </w:rPr>
+      </w:pPr>
+      <w:r>
+        <w:rPr>
+          <w:sz w:val="20"/>
+          <w:lang w:val="it-CH"/>
+        </w:rPr>
+        <w:t xml:space="preserve">In sintesi, </w:t>
+      </w:r>
+      <w:proofErr w:type="spellStart"/>
+      <w:r>
+        <w:rPr>
+          <w:sz w:val="20"/>
+          <w:lang w:val="it-CH"/>
+        </w:rPr>
+        <w:t>Flutter</w:t>
+      </w:r>
+      <w:proofErr w:type="spellEnd"/>
+      <w:r>
+        <w:rPr>
+          <w:sz w:val="20"/>
+          <w:lang w:val="it-CH"/>
+        </w:rPr>
+        <w:t xml:space="preserve"> è un </w:t>
+      </w:r>
+      <w:proofErr w:type="spellStart"/>
+      <w:r>
+        <w:rPr>
+          <w:sz w:val="20"/>
+          <w:lang w:val="it-CH"/>
+        </w:rPr>
+        <w:t>framework</w:t>
+      </w:r>
+      <w:proofErr w:type="spellEnd"/>
+      <w:r>
+        <w:rPr>
+          <w:sz w:val="20"/>
+          <w:lang w:val="it-CH"/>
+        </w:rPr>
+        <w:t xml:space="preserve"> potente e flessibile per lo sviluppo di applicazioni cross-</w:t>
+      </w:r>
+      <w:proofErr w:type="spellStart"/>
+      <w:r>
+        <w:rPr>
+          <w:sz w:val="20"/>
+          <w:lang w:val="it-CH"/>
+        </w:rPr>
+        <w:t>platform</w:t>
+      </w:r>
+      <w:proofErr w:type="spellEnd"/>
+      <w:r>
+        <w:rPr>
+          <w:sz w:val="20"/>
+          <w:lang w:val="it-CH"/>
+        </w:rPr>
+        <w:t xml:space="preserve">, che offre un'esperienza di sviluppo rapida, una UI reattiva e personalizzabile, e un'elevata produttività grazie a funzionalità come il "Hot </w:t>
+      </w:r>
+      <w:proofErr w:type="spellStart"/>
+      <w:r>
+        <w:rPr>
+          <w:sz w:val="20"/>
+          <w:lang w:val="it-CH"/>
+        </w:rPr>
+        <w:t>Reload</w:t>
+      </w:r>
+      <w:proofErr w:type="spellEnd"/>
+      <w:r>
+        <w:rPr>
+          <w:sz w:val="20"/>
+          <w:lang w:val="it-CH"/>
+        </w:rPr>
+        <w:t>".</w:t>
+      </w:r>
+    </w:p>
+    <w:p>
+      <w:pPr>
+        <w:rPr>
+          <w:sz w:val="20"/>
+          <w:lang w:val="it-CH"/>
+        </w:rPr>
+      </w:pPr>
+    </w:p>
+    <w:p>
+      <w:pPr>
+        <w:pStyle w:val="Titolo3"/>
+      </w:pPr>
+      <w:r>
+        <w:t>1.2.3</w:t>
+      </w:r>
+      <w:r>
+        <w:t xml:space="preserve"> Conclusione scelta</w:t>
+      </w:r>
+    </w:p>
+    <w:p>
+      <w:pPr>
         <w:pStyle w:val="SUPSITestoArial10"/>
         <w:rPr>
           <w:sz w:val="20"/>
@@ -8788,36 +11244,21 @@
         <w:rPr>
           <w:sz w:val="20"/>
         </w:rPr>
-        <w:t xml:space="preserve"> è un </w:t>
-      </w:r>
-      <w:proofErr w:type="spellStart"/>
-      <w:r>
-        <w:rPr>
-          <w:sz w:val="20"/>
-        </w:rPr>
-        <w:t>framework</w:t>
-      </w:r>
-      <w:proofErr w:type="spellEnd"/>
-      <w:r>
-        <w:rPr>
-          <w:sz w:val="20"/>
-        </w:rPr>
-        <w:t xml:space="preserve"> sviluppato da…</w:t>
-      </w:r>
-    </w:p>
-    <w:p>
-      <w:pPr>
-        <w:pStyle w:val="SUPSITestoArial10"/>
-        <w:ind w:left="708" w:hanging="708"/>
-        <w:rPr>
-          <w:sz w:val="20"/>
-        </w:rPr>
-      </w:pPr>
-      <w:r>
-        <w:rPr>
-          <w:sz w:val="20"/>
-        </w:rPr>
-        <w:t>Ed è incentrato sulle piattaforme mobile, non avendo ancora una completa community per la parte web. Una volta migliorato quel supporto, di sicuro può essere una tecnologia da utilizzare, così da avere a disposizione già un progetto disponibile per tutte le piattaforme, ma per il momento, essendo l’</w:t>
+        <w:t xml:space="preserve"> sembrava una buona idea, ma dopo uno studio, visto che l’applicazione deve essere </w:t>
+      </w:r>
+      <w:proofErr w:type="spellStart"/>
+      <w:r>
+        <w:rPr>
+          <w:sz w:val="20"/>
+        </w:rPr>
+        <w:t>principalemnte</w:t>
+      </w:r>
+      <w:proofErr w:type="spellEnd"/>
+      <w:r>
+        <w:rPr>
+          <w:sz w:val="20"/>
+        </w:rPr>
+        <w:t xml:space="preserve"> una web </w:t>
       </w:r>
       <w:proofErr w:type="spellStart"/>
       <w:r>
@@ -8831,81 +11272,6 @@
         <w:rPr>
           <w:sz w:val="20"/>
         </w:rPr>
-        <w:t xml:space="preserve"> una web </w:t>
-      </w:r>
-      <w:proofErr w:type="spellStart"/>
-      <w:r>
-        <w:rPr>
-          <w:sz w:val="20"/>
-        </w:rPr>
-        <w:t>app</w:t>
-      </w:r>
-      <w:proofErr w:type="spellEnd"/>
-      <w:r>
-        <w:rPr>
-          <w:sz w:val="20"/>
-        </w:rPr>
-        <w:t>, non è stato ritenuto necessario sviluppare questo progetto verso questa linea.</w:t>
-      </w:r>
-    </w:p>
-    <w:p>
-      <w:pPr>
-        <w:pStyle w:val="Titolo3"/>
-      </w:pPr>
-      <w:r>
-        <w:t>1.2.3</w:t>
-      </w:r>
-      <w:r>
-        <w:t xml:space="preserve"> Conclusione scelta</w:t>
-      </w:r>
-    </w:p>
-    <w:p>
-      <w:pPr>
-        <w:pStyle w:val="SUPSITestoArial10"/>
-        <w:rPr>
-          <w:sz w:val="20"/>
-        </w:rPr>
-      </w:pPr>
-      <w:proofErr w:type="spellStart"/>
-      <w:r>
-        <w:rPr>
-          <w:sz w:val="20"/>
-        </w:rPr>
-        <w:t>FLutter</w:t>
-      </w:r>
-      <w:proofErr w:type="spellEnd"/>
-      <w:r>
-        <w:rPr>
-          <w:sz w:val="20"/>
-        </w:rPr>
-        <w:t xml:space="preserve"> sembrava una buona idea, ma dopo uno studio, visto che l’applicazione deve essere </w:t>
-      </w:r>
-      <w:proofErr w:type="spellStart"/>
-      <w:r>
-        <w:rPr>
-          <w:sz w:val="20"/>
-        </w:rPr>
-        <w:t>principalemnte</w:t>
-      </w:r>
-      <w:proofErr w:type="spellEnd"/>
-      <w:r>
-        <w:rPr>
-          <w:sz w:val="20"/>
-        </w:rPr>
-        <w:t xml:space="preserve"> una web </w:t>
-      </w:r>
-      <w:proofErr w:type="spellStart"/>
-      <w:r>
-        <w:rPr>
-          <w:sz w:val="20"/>
-        </w:rPr>
-        <w:t>app</w:t>
-      </w:r>
-      <w:proofErr w:type="spellEnd"/>
-      <w:r>
-        <w:rPr>
-          <w:sz w:val="20"/>
-        </w:rPr>
         <w:t xml:space="preserve"> e non un applicazione da scaricare e installare sui dispositivi mobile, si è scelto di optare per </w:t>
       </w:r>
       <w:proofErr w:type="spellStart"/>
@@ -8934,6 +11300,7 @@
         <w:rPr>
           <w:sz w:val="20"/>
         </w:rPr>
+        <w:lastRenderedPageBreak/>
         <w:t xml:space="preserve">Il perché, è dovuto al fatto che </w:t>
       </w:r>
       <w:proofErr w:type="spellStart"/>
@@ -8962,22 +11329,20 @@
         <w:rPr>
           <w:sz w:val="20"/>
         </w:rPr>
-        <w:t xml:space="preserve">, multipiattaforma, </w:t>
-      </w:r>
-      <w:proofErr w:type="spellStart"/>
-      <w:r>
-        <w:rPr>
-          <w:sz w:val="20"/>
-        </w:rPr>
-        <w:t>maè</w:t>
-      </w:r>
-      <w:proofErr w:type="spellEnd"/>
+        <w:t>, multipiattaforma, ma</w:t>
+      </w:r>
       <w:r>
         <w:rPr>
           <w:sz w:val="20"/>
         </w:rPr>
         <w:t xml:space="preserve"> </w:t>
       </w:r>
+      <w:r>
+        <w:rPr>
+          <w:sz w:val="20"/>
+        </w:rPr>
+        <w:t xml:space="preserve">è </w:t>
+      </w:r>
       <w:proofErr w:type="spellStart"/>
       <w:r>
         <w:rPr>
@@ -9020,44 +11385,7 @@
         </w:rPr>
         <w:t xml:space="preserve"> piuttosto che lo sviluppo web. Il che avrebbe potuto portare delle complicanze in caso di sviluppi futuri di questa applicazione.</w:t>
       </w:r>
-    </w:p>
-    <w:p>
-      <w:pPr>
-        <w:pStyle w:val="SUPSITestoArial10"/>
-      </w:pPr>
-    </w:p>
-    <w:p>
-      <w:pPr>
-        <w:pStyle w:val="Titolo2"/>
-        <w:rPr>
-          <w:lang w:val="it-CH"/>
-        </w:rPr>
-      </w:pPr>
-      <w:r>
-        <w:rPr>
-          <w:lang w:val="it-CH"/>
-        </w:rPr>
-        <w:t>2.1</w:t>
-      </w:r>
-    </w:p>
-    <w:p>
-      <w:pPr>
-        <w:spacing w:line="240" w:lineRule="auto"/>
-        <w:jc w:val="left"/>
-        <w:rPr>
-          <w:rFonts w:asciiTheme="majorHAnsi" w:eastAsiaTheme="majorEastAsia" w:hAnsiTheme="majorHAnsi" w:cstheme="majorBidi"/>
-          <w:b/>
-          <w:spacing w:val="-10"/>
-          <w:kern w:val="28"/>
-          <w:sz w:val="56"/>
-          <w:szCs w:val="56"/>
-          <w:lang w:val="it-CH"/>
-        </w:rPr>
-      </w:pPr>
-      <w:r>
-        <w:rPr>
-          <w:lang w:val="it-CH"/>
-        </w:rPr>
+      <w:r>
         <w:br w:type="page"/>
       </w:r>
     </w:p>
@@ -9238,36 +11566,8 @@
           <w:sz w:val="26"/>
           <w:szCs w:val="26"/>
         </w:rPr>
-        <w:t xml:space="preserve">2.1.0 </w:t>
-      </w:r>
-      <w:proofErr w:type="spellStart"/>
-      <w:r>
-        <w:rPr>
-          <w:b/>
-          <w:sz w:val="26"/>
-          <w:szCs w:val="26"/>
-        </w:rPr>
-        <w:t>Diagrammi</w:t>
-      </w:r>
-      <w:proofErr w:type="spellEnd"/>
-      <w:r>
-        <w:rPr>
-          <w:b/>
-          <w:sz w:val="26"/>
-          <w:szCs w:val="26"/>
-        </w:rPr>
-        <w:t xml:space="preserve"> di </w:t>
-      </w:r>
-      <w:proofErr w:type="spellStart"/>
-      <w:r>
-        <w:rPr>
-          <w:b/>
-          <w:sz w:val="26"/>
-          <w:szCs w:val="26"/>
-        </w:rPr>
-        <w:t>flusso</w:t>
-      </w:r>
-      <w:proofErr w:type="spellEnd"/>
+        <w:t>2.1.0 Diagrammi di flusso</w:t>
+      </w:r>
     </w:p>
     <w:p>
       <w:r>
@@ -9281,8 +11581,6 @@
       <w:r>
         <w:t xml:space="preserve"> cosa c’è nel progetto, ho deciso di partire mostrando i diagrammi di flusso. Perché ci sono bene 3 distinti modi in cui un utente potrà utilizzare tutto il progetto.</w:t>
       </w:r>
-      <w:bookmarkStart w:id="31" w:name="_GoBack"/>
-      <w:bookmarkEnd w:id="31"/>
     </w:p>
     <w:p>
       <w:r>
@@ -9617,7 +11915,7 @@
             <v:path o:extrusionok="f" gradientshapeok="t" o:connecttype="rect"/>
             <o:lock v:ext="edit" aspectratio="t"/>
           </v:shapetype>
-          <v:shape id="_x0000_i1025" type="#_x0000_t75" style="width:453.1pt;height:395.4pt">
+          <v:shape id="_x0000_i1025" type="#_x0000_t75" style="width:453.45pt;height:395.3pt">
             <v:imagedata r:id="rId28" o:title="hexcard"/>
           </v:shape>
         </w:pict>
@@ -9666,7 +11964,6 @@
     </w:p>
     <w:p>
       <w:pPr>
-        <w:ind w:left="1416" w:hanging="1416"/>
         <w:rPr>
           <w:sz w:val="20"/>
           <w:lang w:val="it-CH"/>
@@ -10021,23 +12318,23 @@
           <w:sz w:val="20"/>
           <w:szCs w:val="26"/>
         </w:rPr>
+        <w:t>User</w:t>
+      </w:r>
+    </w:p>
+    <w:p>
+      <w:pPr>
+        <w:pStyle w:val="SUPSITestoArial10"/>
+        <w:rPr>
+          <w:sz w:val="20"/>
+          <w:szCs w:val="26"/>
+        </w:rPr>
+      </w:pPr>
+      <w:r>
+        <w:rPr>
+          <w:sz w:val="20"/>
+          <w:szCs w:val="26"/>
+        </w:rPr>
         <w:lastRenderedPageBreak/>
-        <w:t>User</w:t>
-      </w:r>
-    </w:p>
-    <w:p>
-      <w:pPr>
-        <w:pStyle w:val="SUPSITestoArial10"/>
-        <w:rPr>
-          <w:sz w:val="20"/>
-          <w:szCs w:val="26"/>
-        </w:rPr>
-      </w:pPr>
-      <w:r>
-        <w:rPr>
-          <w:sz w:val="20"/>
-          <w:szCs w:val="26"/>
-        </w:rPr>
         <w:t xml:space="preserve">Classi </w:t>
       </w:r>
       <w:proofErr w:type="spellStart"/>
@@ -10744,39 +13041,392 @@
           <w:sz w:val="20"/>
           <w:szCs w:val="26"/>
         </w:rPr>
-        <w:t>In ordine, rappresentano: ….</w:t>
-      </w:r>
-    </w:p>
-    <w:p>
-      <w:pPr>
-        <w:pStyle w:val="SUPSITestoArial10"/>
-        <w:rPr>
-          <w:sz w:val="20"/>
-          <w:szCs w:val="26"/>
-        </w:rPr>
-      </w:pPr>
-      <w:r>
-        <w:rPr>
-          <w:sz w:val="20"/>
-          <w:szCs w:val="26"/>
-        </w:rPr>
-        <w:t xml:space="preserve">La parte più complicata da pesare per questo progetto è stato proprio il fattore dello </w:t>
-      </w:r>
-      <w:proofErr w:type="spellStart"/>
-      <w:r>
-        <w:rPr>
-          <w:sz w:val="20"/>
-          <w:szCs w:val="26"/>
-        </w:rPr>
-        <w:t>stile.Infatti</w:t>
-      </w:r>
-      <w:proofErr w:type="spellEnd"/>
-      <w:r>
-        <w:rPr>
-          <w:sz w:val="20"/>
-          <w:szCs w:val="26"/>
-        </w:rPr>
-        <w:t xml:space="preserve">, la cosa importante è che, oltre ai dati </w:t>
+        <w:t>In ordine ecco cosa rappresentano:</w:t>
+      </w:r>
+    </w:p>
+    <w:p>
+      <w:pPr>
+        <w:pStyle w:val="SUPSITestoArial10"/>
+        <w:numPr>
+          <w:ilvl w:val="0"/>
+          <w:numId w:val="13"/>
+        </w:numPr>
+        <w:rPr>
+          <w:sz w:val="20"/>
+          <w:szCs w:val="26"/>
+        </w:rPr>
+      </w:pPr>
+      <w:r>
+        <w:rPr>
+          <w:b/>
+          <w:bCs/>
+          <w:sz w:val="20"/>
+          <w:szCs w:val="26"/>
+        </w:rPr>
+        <w:t>File .</w:t>
+      </w:r>
+      <w:proofErr w:type="spellStart"/>
+      <w:r>
+        <w:rPr>
+          <w:b/>
+          <w:bCs/>
+          <w:sz w:val="20"/>
+          <w:szCs w:val="26"/>
+        </w:rPr>
+        <w:t>css</w:t>
+      </w:r>
+      <w:proofErr w:type="spellEnd"/>
+      <w:r>
+        <w:rPr>
+          <w:sz w:val="20"/>
+          <w:szCs w:val="26"/>
+        </w:rPr>
+        <w:t xml:space="preserve">: Questo file contiene i fogli di stile CSS che definiscono l'aspetto visivo del componente. Qui vengono specificate le regole di formattazione, lo stile dei testi, i colori, i margini, i </w:t>
+      </w:r>
+      <w:proofErr w:type="spellStart"/>
+      <w:r>
+        <w:rPr>
+          <w:sz w:val="20"/>
+          <w:szCs w:val="26"/>
+        </w:rPr>
+        <w:t>padding</w:t>
+      </w:r>
+      <w:proofErr w:type="spellEnd"/>
+      <w:r>
+        <w:rPr>
+          <w:sz w:val="20"/>
+          <w:szCs w:val="26"/>
+        </w:rPr>
+        <w:t xml:space="preserve"> e altri attributi di presentazione per garantire una rappresentazione visiva coerente e attraente del componente nell'interfaccia utente.</w:t>
+      </w:r>
+    </w:p>
+    <w:p>
+      <w:pPr>
+        <w:pStyle w:val="SUPSITestoArial10"/>
+        <w:numPr>
+          <w:ilvl w:val="0"/>
+          <w:numId w:val="13"/>
+        </w:numPr>
+        <w:rPr>
+          <w:sz w:val="20"/>
+          <w:szCs w:val="26"/>
+        </w:rPr>
+      </w:pPr>
+      <w:r>
+        <w:rPr>
+          <w:b/>
+          <w:bCs/>
+          <w:sz w:val="20"/>
+          <w:szCs w:val="26"/>
+        </w:rPr>
+        <w:t>File .html</w:t>
+      </w:r>
+      <w:r>
+        <w:rPr>
+          <w:sz w:val="20"/>
+          <w:szCs w:val="26"/>
+        </w:rPr>
+        <w:t xml:space="preserve">: Il file HTML definisce il </w:t>
+      </w:r>
+      <w:proofErr w:type="spellStart"/>
+      <w:r>
+        <w:rPr>
+          <w:sz w:val="20"/>
+          <w:szCs w:val="26"/>
+        </w:rPr>
+        <w:t>template</w:t>
+      </w:r>
+      <w:proofErr w:type="spellEnd"/>
+      <w:r>
+        <w:rPr>
+          <w:sz w:val="20"/>
+          <w:szCs w:val="26"/>
+        </w:rPr>
+        <w:t xml:space="preserve"> del componente, ovvero la struttura dell'interfaccia utente del componente stesso. Qui vengono definiti gli elementi HTML, i layout, le interazioni utente e l'eventuale incorporamento di altri componenti o direttive. </w:t>
+      </w:r>
+      <w:proofErr w:type="spellStart"/>
+      <w:r>
+        <w:rPr>
+          <w:sz w:val="20"/>
+          <w:szCs w:val="26"/>
+        </w:rPr>
+        <w:t>Angular</w:t>
+      </w:r>
+      <w:proofErr w:type="spellEnd"/>
+      <w:r>
+        <w:rPr>
+          <w:sz w:val="20"/>
+          <w:szCs w:val="26"/>
+        </w:rPr>
+        <w:t xml:space="preserve"> utilizza la sintassi del </w:t>
+      </w:r>
+      <w:proofErr w:type="spellStart"/>
+      <w:r>
+        <w:rPr>
+          <w:sz w:val="20"/>
+          <w:szCs w:val="26"/>
+        </w:rPr>
+        <w:t>template</w:t>
+      </w:r>
+      <w:proofErr w:type="spellEnd"/>
+      <w:r>
+        <w:rPr>
+          <w:sz w:val="20"/>
+          <w:szCs w:val="26"/>
+        </w:rPr>
+        <w:t xml:space="preserve"> HTML esteso con le direttive e le espressioni </w:t>
+      </w:r>
+      <w:proofErr w:type="spellStart"/>
+      <w:r>
+        <w:rPr>
+          <w:sz w:val="20"/>
+          <w:szCs w:val="26"/>
+        </w:rPr>
+        <w:t>Angular</w:t>
+      </w:r>
+      <w:proofErr w:type="spellEnd"/>
+      <w:r>
+        <w:rPr>
+          <w:sz w:val="20"/>
+          <w:szCs w:val="26"/>
+        </w:rPr>
+        <w:t xml:space="preserve"> per rendere dinamico il </w:t>
+      </w:r>
+      <w:proofErr w:type="spellStart"/>
+      <w:r>
+        <w:rPr>
+          <w:sz w:val="20"/>
+          <w:szCs w:val="26"/>
+        </w:rPr>
+        <w:t>rendering</w:t>
+      </w:r>
+      <w:proofErr w:type="spellEnd"/>
+      <w:r>
+        <w:rPr>
+          <w:sz w:val="20"/>
+          <w:szCs w:val="26"/>
+        </w:rPr>
+        <w:t xml:space="preserve"> e la manipolazione dell'interfaccia utente.</w:t>
+      </w:r>
+    </w:p>
+    <w:p>
+      <w:pPr>
+        <w:pStyle w:val="SUPSITestoArial10"/>
+        <w:numPr>
+          <w:ilvl w:val="0"/>
+          <w:numId w:val="13"/>
+        </w:numPr>
+        <w:rPr>
+          <w:sz w:val="20"/>
+          <w:szCs w:val="26"/>
+        </w:rPr>
+      </w:pPr>
+      <w:proofErr w:type="gramStart"/>
+      <w:r>
+        <w:rPr>
+          <w:b/>
+          <w:bCs/>
+          <w:sz w:val="20"/>
+          <w:szCs w:val="26"/>
+        </w:rPr>
+        <w:t>File .</w:t>
+      </w:r>
+      <w:proofErr w:type="spellStart"/>
+      <w:proofErr w:type="gramEnd"/>
+      <w:r>
+        <w:rPr>
+          <w:b/>
+          <w:bCs/>
+          <w:sz w:val="20"/>
+          <w:szCs w:val="26"/>
+        </w:rPr>
+        <w:t>spec.ts</w:t>
+      </w:r>
+      <w:proofErr w:type="spellEnd"/>
+      <w:r>
+        <w:rPr>
+          <w:sz w:val="20"/>
+          <w:szCs w:val="26"/>
+        </w:rPr>
+        <w:t xml:space="preserve">: Questo file contiene i test unitari per il componente. </w:t>
+      </w:r>
+      <w:proofErr w:type="spellStart"/>
+      <w:r>
+        <w:rPr>
+          <w:sz w:val="20"/>
+          <w:szCs w:val="26"/>
+        </w:rPr>
+        <w:t>Angular</w:t>
+      </w:r>
+      <w:proofErr w:type="spellEnd"/>
+      <w:r>
+        <w:rPr>
+          <w:sz w:val="20"/>
+          <w:szCs w:val="26"/>
+        </w:rPr>
+        <w:t xml:space="preserve"> promuove una pratica di sviluppo test-</w:t>
+      </w:r>
+      <w:proofErr w:type="spellStart"/>
+      <w:r>
+        <w:rPr>
+          <w:sz w:val="20"/>
+          <w:szCs w:val="26"/>
+        </w:rPr>
+        <w:t>driven</w:t>
+      </w:r>
+      <w:proofErr w:type="spellEnd"/>
+      <w:r>
+        <w:rPr>
+          <w:sz w:val="20"/>
+          <w:szCs w:val="26"/>
+        </w:rPr>
+        <w:t>, dove i test vengono scritti prima o contemporaneamente all'implementazione del codice del componente. Questi test verificano il comportamento del componente in diverse condizioni e garantiscono che il componente funzioni come previsto in tutte le circostanze.</w:t>
+      </w:r>
+    </w:p>
+    <w:p>
+      <w:pPr>
+        <w:pStyle w:val="SUPSITestoArial10"/>
+        <w:numPr>
+          <w:ilvl w:val="0"/>
+          <w:numId w:val="13"/>
+        </w:numPr>
+        <w:rPr>
+          <w:sz w:val="20"/>
+          <w:szCs w:val="26"/>
+        </w:rPr>
+      </w:pPr>
+      <w:proofErr w:type="gramStart"/>
+      <w:r>
+        <w:rPr>
+          <w:b/>
+          <w:bCs/>
+          <w:sz w:val="20"/>
+          <w:szCs w:val="26"/>
+        </w:rPr>
+        <w:t>File .</w:t>
+      </w:r>
+      <w:proofErr w:type="spellStart"/>
+      <w:r>
+        <w:rPr>
+          <w:b/>
+          <w:bCs/>
+          <w:sz w:val="20"/>
+          <w:szCs w:val="26"/>
+        </w:rPr>
+        <w:t>ts</w:t>
+      </w:r>
+      <w:proofErr w:type="spellEnd"/>
+      <w:proofErr w:type="gramEnd"/>
+      <w:r>
+        <w:rPr>
+          <w:sz w:val="20"/>
+          <w:szCs w:val="26"/>
+        </w:rPr>
+        <w:t xml:space="preserve">: Il file </w:t>
+      </w:r>
+      <w:proofErr w:type="spellStart"/>
+      <w:r>
+        <w:rPr>
+          <w:sz w:val="20"/>
+          <w:szCs w:val="26"/>
+        </w:rPr>
+        <w:t>TypeScript</w:t>
+      </w:r>
+      <w:proofErr w:type="spellEnd"/>
+      <w:r>
+        <w:rPr>
+          <w:sz w:val="20"/>
+          <w:szCs w:val="26"/>
+        </w:rPr>
+        <w:t xml:space="preserve"> (.</w:t>
+      </w:r>
+      <w:proofErr w:type="spellStart"/>
+      <w:r>
+        <w:rPr>
+          <w:sz w:val="20"/>
+          <w:szCs w:val="26"/>
+        </w:rPr>
+        <w:t>ts</w:t>
+      </w:r>
+      <w:proofErr w:type="spellEnd"/>
+      <w:r>
+        <w:rPr>
+          <w:sz w:val="20"/>
+          <w:szCs w:val="26"/>
+        </w:rPr>
+        <w:t xml:space="preserve">) contiene la logica del componente. Qui vengono definite le proprietà e i metodi del componente, la gestione degli eventi, il recupero e la manipolazione dei dati, l'interazione con i servizi e altri compiti legati al funzionamento del componente. </w:t>
+      </w:r>
+      <w:proofErr w:type="spellStart"/>
+      <w:r>
+        <w:rPr>
+          <w:sz w:val="20"/>
+          <w:szCs w:val="26"/>
+        </w:rPr>
+        <w:t>TypeScript</w:t>
+      </w:r>
+      <w:proofErr w:type="spellEnd"/>
+      <w:r>
+        <w:rPr>
+          <w:sz w:val="20"/>
+          <w:szCs w:val="26"/>
+        </w:rPr>
+        <w:t xml:space="preserve"> è un linguaggio di programmazione che estende JavaScript aggiungendo tipizzazione statica, che consente agli sviluppatori di scrivere codice più sicuro e </w:t>
+      </w:r>
+      <w:proofErr w:type="spellStart"/>
+      <w:r>
+        <w:rPr>
+          <w:sz w:val="20"/>
+          <w:szCs w:val="26"/>
+        </w:rPr>
+        <w:t>manutenibile</w:t>
+      </w:r>
+      <w:proofErr w:type="spellEnd"/>
+      <w:r>
+        <w:rPr>
+          <w:sz w:val="20"/>
+          <w:szCs w:val="26"/>
+        </w:rPr>
+        <w:t>.</w:t>
+      </w:r>
+    </w:p>
+    <w:p>
+      <w:pPr>
+        <w:pStyle w:val="SUPSITestoArial10"/>
+        <w:rPr>
+          <w:sz w:val="20"/>
+          <w:szCs w:val="26"/>
+        </w:rPr>
+      </w:pPr>
+    </w:p>
+    <w:p>
+      <w:pPr>
+        <w:pStyle w:val="SUPSITestoArial10"/>
+        <w:rPr>
+          <w:sz w:val="20"/>
+          <w:szCs w:val="26"/>
+        </w:rPr>
+      </w:pPr>
+      <w:r>
+        <w:rPr>
+          <w:sz w:val="20"/>
+          <w:szCs w:val="26"/>
+        </w:rPr>
+        <w:lastRenderedPageBreak/>
+        <w:t>La parte più complicata da pesare per questo progetto è stato proprio il fattore dello stile.</w:t>
+      </w:r>
+      <w:r>
+        <w:rPr>
+          <w:sz w:val="20"/>
+          <w:szCs w:val="26"/>
+        </w:rPr>
+        <w:t xml:space="preserve"> </w:t>
+      </w:r>
+      <w:r>
+        <w:rPr>
+          <w:sz w:val="20"/>
+          <w:szCs w:val="26"/>
+        </w:rPr>
+        <w:t xml:space="preserve">Infatti, la cosa importante è che, oltre ai dati </w:t>
       </w:r>
       <w:proofErr w:type="spellStart"/>
       <w:r>
@@ -11103,7 +13753,6 @@
         <w:rPr>
           <w:lang w:val="fr-FR"/>
         </w:rPr>
-        <w:lastRenderedPageBreak/>
         <w:t xml:space="preserve">2.2 </w:t>
       </w:r>
       <w:proofErr w:type="spellStart"/>
@@ -11128,6 +13777,20 @@
         <w:t>decentralizzati</w:t>
       </w:r>
       <w:proofErr w:type="spellEnd"/>
+    </w:p>
+    <w:p>
+      <w:pPr>
+        <w:pStyle w:val="SUPSITestoArial10"/>
+        <w:rPr>
+          <w:sz w:val="20"/>
+        </w:rPr>
+      </w:pPr>
+      <w:r>
+        <w:rPr>
+          <w:sz w:val="20"/>
+        </w:rPr>
+        <w:t>Per questo progetto è stato richiesto lo studio e la possibile applicazione di avere un database decentralizzato per salvare tutte le carte, in maniera da rendere l’utente più indipendente e non legato ad n azienda, in maniera che se essa chiuda, la carta continui comunque a funzionare. La parte di possibile implementazione sarà più avanti e sarà tutta in linea teorica.</w:t>
+      </w:r>
     </w:p>
     <w:p>
       <w:pPr>
@@ -11366,6 +14029,7 @@
         <w:rPr>
           <w:sz w:val="20"/>
         </w:rPr>
+        <w:lastRenderedPageBreak/>
         <w:t>Ci sono molti servizi, gratuiti e a pagamento, che permettono di creare dei database decentralizzati. Uno dei servizi che permettono il P2P di dati e informazioni è IPFS (</w:t>
       </w:r>
       <w:proofErr w:type="spellStart"/>
@@ -11631,7 +14295,6 @@
         <w:rPr>
           <w:sz w:val="20"/>
         </w:rPr>
-        <w:lastRenderedPageBreak/>
         <w:t xml:space="preserve">Una cosa importante da considerare è che all'interno della carta NFC ci dovranno essere le credenziali univoche dell'utente per connettersi alla rete </w:t>
       </w:r>
       <w:proofErr w:type="spellStart"/>
@@ -11830,6 +14493,7 @@
           <w:sz w:val="26"/>
           <w:szCs w:val="26"/>
         </w:rPr>
+        <w:lastRenderedPageBreak/>
         <w:t xml:space="preserve">2.3 </w:t>
       </w:r>
       <w:r>
@@ -12052,7 +14716,6 @@
         <w:rPr>
           <w:sz w:val="20"/>
         </w:rPr>
-        <w:lastRenderedPageBreak/>
         <w:t>Questo sistema non utilizza database decentralizzati ma database centralizzati con dati replicati in altri server della stessa azienda o società che ne è in possesso. Il costo cambia a differenza del servizio che viene offerto dalle varie aziende.</w:t>
       </w:r>
     </w:p>
@@ -12082,7 +14745,7 @@
       <w:r>
         <w:br w:type="page"/>
       </w:r>
-      <w:bookmarkStart w:id="32" w:name="_Toc160445524"/>
+      <w:bookmarkStart w:id="31" w:name="_Toc160445524"/>
       <w:r>
         <w:lastRenderedPageBreak/>
         <w:t>Capitolo 3</w:t>
@@ -12102,24 +14765,114 @@
       <w:r>
         <w:t>mplementazione</w:t>
       </w:r>
+      <w:bookmarkEnd w:id="31"/>
+      <w:r>
+        <w:t xml:space="preserve"> </w:t>
+      </w:r>
+    </w:p>
+    <w:p>
+      <w:pPr>
+        <w:spacing w:before="120"/>
+        <w:rPr>
+          <w:lang w:val="it-CH"/>
+        </w:rPr>
+      </w:pPr>
+      <w:r>
+        <w:rPr>
+          <w:lang w:val="it-CH"/>
+        </w:rPr>
+        <w:t xml:space="preserve">In questo capitolo sono spiegati i </w:t>
+      </w:r>
+      <w:r>
+        <w:rPr>
+          <w:lang w:val="it-CH"/>
+        </w:rPr>
+        <w:t>p</w:t>
+      </w:r>
+      <w:r>
+        <w:rPr>
+          <w:lang w:val="it-CH"/>
+        </w:rPr>
+        <w:t>assaggi per l’implementazione.</w:t>
+      </w:r>
+      <w:r>
+        <w:rPr>
+          <w:lang w:val="it-CH"/>
+        </w:rPr>
+        <w:t xml:space="preserve"> Partendo dallo studio di </w:t>
+      </w:r>
+      <w:proofErr w:type="spellStart"/>
+      <w:r>
+        <w:rPr>
+          <w:lang w:val="it-CH"/>
+        </w:rPr>
+        <w:t>Angular</w:t>
+      </w:r>
+      <w:proofErr w:type="spellEnd"/>
+      <w:r>
+        <w:rPr>
+          <w:lang w:val="it-CH"/>
+        </w:rPr>
+        <w:t xml:space="preserve"> 17 e i componenti </w:t>
+      </w:r>
+      <w:proofErr w:type="spellStart"/>
+      <w:r>
+        <w:rPr>
+          <w:lang w:val="it-CH"/>
+        </w:rPr>
+        <w:t>standalone</w:t>
+      </w:r>
+      <w:proofErr w:type="spellEnd"/>
+      <w:r>
+        <w:rPr>
+          <w:lang w:val="it-CH"/>
+        </w:rPr>
+        <w:t xml:space="preserve">, proseguendo con lo sviluppo vero e proprio dell’applicazione, con prima il </w:t>
+      </w:r>
+      <w:proofErr w:type="spellStart"/>
+      <w:r>
+        <w:rPr>
+          <w:lang w:val="it-CH"/>
+        </w:rPr>
+        <w:t>backend</w:t>
+      </w:r>
+      <w:proofErr w:type="spellEnd"/>
+      <w:r>
+        <w:rPr>
+          <w:lang w:val="it-CH"/>
+        </w:rPr>
+        <w:t xml:space="preserve">, in seguito il </w:t>
+      </w:r>
+      <w:proofErr w:type="spellStart"/>
+      <w:r>
+        <w:rPr>
+          <w:lang w:val="it-CH"/>
+        </w:rPr>
+        <w:t>frontend</w:t>
+      </w:r>
+      <w:proofErr w:type="spellEnd"/>
+      <w:r>
+        <w:rPr>
+          <w:lang w:val="it-CH"/>
+        </w:rPr>
+        <w:t xml:space="preserve">, ed infine la parte teorica con il database decentralizzato scelto nel capitolo precedente. Verso il temine saranno presenti i test, la copertura effettuata e il risultato ottenuto e di </w:t>
+      </w:r>
+      <w:proofErr w:type="spellStart"/>
+      <w:r>
+        <w:rPr>
+          <w:lang w:val="it-CH"/>
+        </w:rPr>
+        <w:t>consgeunza</w:t>
+      </w:r>
+      <w:proofErr w:type="spellEnd"/>
+      <w:r>
+        <w:rPr>
+          <w:lang w:val="it-CH"/>
+        </w:rPr>
+        <w:t>, la messa in produzione del progetto, le difficoltà e il risultato dei tester come persone in se per se.</w:t>
+      </w:r>
+      <w:bookmarkStart w:id="32" w:name="_GoBack"/>
       <w:bookmarkEnd w:id="32"/>
-      <w:r>
-        <w:t xml:space="preserve"> </w:t>
-      </w:r>
-    </w:p>
-    <w:p>
-      <w:pPr>
-        <w:spacing w:before="120"/>
-        <w:rPr>
-          <w:lang w:val="it-CH"/>
-        </w:rPr>
-      </w:pPr>
-      <w:r>
-        <w:rPr>
-          <w:lang w:val="it-CH"/>
-        </w:rPr>
-        <w:t>In questo capitolo sono spiegati i assaggi per l’implementazione.</w:t>
-      </w:r>
     </w:p>
     <w:p>
       <w:pPr>
@@ -13177,7 +15930,7 @@
         <w:sz w:val="16"/>
         <w:szCs w:val="16"/>
       </w:rPr>
-      <w:t>29</w:t>
+      <w:t>25</w:t>
     </w:r>
     <w:r>
       <w:rPr>
@@ -13226,7 +15979,7 @@
         <w:sz w:val="16"/>
         <w:szCs w:val="16"/>
       </w:rPr>
-      <w:t>31</w:t>
+      <w:t>33</w:t>
     </w:r>
     <w:r>
       <w:rPr>
@@ -13483,6 +16236,119 @@
 <file path=word/numbering.xml><?xml version="1.0" encoding="utf-8"?>
 <w:numbering xmlns:wpc="http://schemas.microsoft.com/office/word/2010/wordprocessingCanvas" xmlns:mc="http://schemas.openxmlformats.org/markup-compatibility/2006" xmlns:o="urn:schemas-microsoft-com:office:office" xmlns:r="http://schemas.openxmlformats.org/officeDocument/2006/relationships" xmlns:m="http://schemas.openxmlformats.org/officeDocument/2006/math" xmlns:v="urn:schemas-microsoft-com:vml" xmlns:wp14="http://schemas.microsoft.com/office/word/2010/wordprocessingDrawing" xmlns:wp="http://schemas.openxmlformats.org/drawingml/2006/wordprocessingDrawing" xmlns:w10="urn:schemas-microsoft-com:office:word" xmlns:w="http://schemas.openxmlformats.org/wordprocessingml/2006/main" xmlns:w14="http://schemas.microsoft.com/office/word/2010/wordml" xmlns:w15="http://schemas.microsoft.com/office/word/2012/wordml" xmlns:wpg="http://schemas.microsoft.com/office/word/2010/wordprocessingGroup" xmlns:wpi="http://schemas.microsoft.com/office/word/2010/wordprocessingInk" xmlns:wne="http://schemas.microsoft.com/office/word/2006/wordml" xmlns:wps="http://schemas.microsoft.com/office/word/2010/wordprocessingShape" mc:Ignorable="w14 w15 wp14">
   <w:abstractNum w:abstractNumId="0" w15:restartNumberingAfterBreak="0">
+    <w:nsid w:val="0952529F"/>
+    <w:multiLevelType w:val="multilevel"/>
+    <w:tmpl w:val="E36E7896"/>
+    <w:lvl w:ilvl="0">
+      <w:start w:val="1"/>
+      <w:numFmt w:val="decimal"/>
+      <w:lvlText w:val="%1."/>
+      <w:lvlJc w:val="left"/>
+      <w:pPr>
+        <w:tabs>
+          <w:tab w:val="num" w:pos="720"/>
+        </w:tabs>
+        <w:ind w:left="720" w:hanging="360"/>
+      </w:pPr>
+    </w:lvl>
+    <w:lvl w:ilvl="1" w:tentative="1">
+      <w:start w:val="1"/>
+      <w:numFmt w:val="decimal"/>
+      <w:lvlText w:val="%2."/>
+      <w:lvlJc w:val="left"/>
+      <w:pPr>
+        <w:tabs>
+          <w:tab w:val="num" w:pos="1440"/>
+        </w:tabs>
+        <w:ind w:left="1440" w:hanging="360"/>
+      </w:pPr>
+    </w:lvl>
+    <w:lvl w:ilvl="2" w:tentative="1">
+      <w:start w:val="1"/>
+      <w:numFmt w:val="decimal"/>
+      <w:lvlText w:val="%3."/>
+      <w:lvlJc w:val="left"/>
+      <w:pPr>
+        <w:tabs>
+          <w:tab w:val="num" w:pos="2160"/>
+        </w:tabs>
+        <w:ind w:left="2160" w:hanging="360"/>
+      </w:pPr>
+    </w:lvl>
+    <w:lvl w:ilvl="3" w:tentative="1">
+      <w:start w:val="1"/>
+      <w:numFmt w:val="decimal"/>
+      <w:lvlText w:val="%4."/>
+      <w:lvlJc w:val="left"/>
+      <w:pPr>
+        <w:tabs>
+          <w:tab w:val="num" w:pos="2880"/>
+        </w:tabs>
+        <w:ind w:left="2880" w:hanging="360"/>
+      </w:pPr>
+    </w:lvl>
+    <w:lvl w:ilvl="4" w:tentative="1">
+      <w:start w:val="1"/>
+      <w:numFmt w:val="decimal"/>
+      <w:lvlText w:val="%5."/>
+      <w:lvlJc w:val="left"/>
+      <w:pPr>
+        <w:tabs>
+          <w:tab w:val="num" w:pos="3600"/>
+        </w:tabs>
+        <w:ind w:left="3600" w:hanging="360"/>
+      </w:pPr>
+    </w:lvl>
+    <w:lvl w:ilvl="5" w:tentative="1">
+      <w:start w:val="1"/>
+      <w:numFmt w:val="decimal"/>
+      <w:lvlText w:val="%6."/>
+      <w:lvlJc w:val="left"/>
+      <w:pPr>
+        <w:tabs>
+          <w:tab w:val="num" w:pos="4320"/>
+        </w:tabs>
+        <w:ind w:left="4320" w:hanging="360"/>
+      </w:pPr>
+    </w:lvl>
+    <w:lvl w:ilvl="6" w:tentative="1">
+      <w:start w:val="1"/>
+      <w:numFmt w:val="decimal"/>
+      <w:lvlText w:val="%7."/>
+      <w:lvlJc w:val="left"/>
+      <w:pPr>
+        <w:tabs>
+          <w:tab w:val="num" w:pos="5040"/>
+        </w:tabs>
+        <w:ind w:left="5040" w:hanging="360"/>
+      </w:pPr>
+    </w:lvl>
+    <w:lvl w:ilvl="7" w:tentative="1">
+      <w:start w:val="1"/>
+      <w:numFmt w:val="decimal"/>
+      <w:lvlText w:val="%8."/>
+      <w:lvlJc w:val="left"/>
+      <w:pPr>
+        <w:tabs>
+          <w:tab w:val="num" w:pos="5760"/>
+        </w:tabs>
+        <w:ind w:left="5760" w:hanging="360"/>
+      </w:pPr>
+    </w:lvl>
+    <w:lvl w:ilvl="8" w:tentative="1">
+      <w:start w:val="1"/>
+      <w:numFmt w:val="decimal"/>
+      <w:lvlText w:val="%9."/>
+      <w:lvlJc w:val="left"/>
+      <w:pPr>
+        <w:tabs>
+          <w:tab w:val="num" w:pos="6480"/>
+        </w:tabs>
+        <w:ind w:left="6480" w:hanging="360"/>
+      </w:pPr>
+    </w:lvl>
+  </w:abstractNum>
+  <w:abstractNum w:abstractNumId="1" w15:restartNumberingAfterBreak="0">
     <w:nsid w:val="0A4115D4"/>
     <w:multiLevelType w:val="hybridMultilevel"/>
     <w:tmpl w:val="58C2A794"/>
@@ -13622,7 +16488,7 @@
       </w:rPr>
     </w:lvl>
   </w:abstractNum>
-  <w:abstractNum w:abstractNumId="1" w15:restartNumberingAfterBreak="0">
+  <w:abstractNum w:abstractNumId="2" w15:restartNumberingAfterBreak="0">
     <w:nsid w:val="16BA226D"/>
     <w:multiLevelType w:val="hybridMultilevel"/>
     <w:tmpl w:val="AA52C176"/>
@@ -13735,7 +16601,7 @@
       </w:rPr>
     </w:lvl>
   </w:abstractNum>
-  <w:abstractNum w:abstractNumId="2" w15:restartNumberingAfterBreak="0">
+  <w:abstractNum w:abstractNumId="3" w15:restartNumberingAfterBreak="0">
     <w:nsid w:val="1AC53E7A"/>
     <w:multiLevelType w:val="hybridMultilevel"/>
     <w:tmpl w:val="2CB810C4"/>
@@ -13848,7 +16714,120 @@
       </w:rPr>
     </w:lvl>
   </w:abstractNum>
-  <w:abstractNum w:abstractNumId="3" w15:restartNumberingAfterBreak="0">
+  <w:abstractNum w:abstractNumId="4" w15:restartNumberingAfterBreak="0">
+    <w:nsid w:val="2C5F6EA3"/>
+    <w:multiLevelType w:val="multilevel"/>
+    <w:tmpl w:val="6CA0901A"/>
+    <w:lvl w:ilvl="0">
+      <w:start w:val="1"/>
+      <w:numFmt w:val="decimal"/>
+      <w:lvlText w:val="%1."/>
+      <w:lvlJc w:val="left"/>
+      <w:pPr>
+        <w:tabs>
+          <w:tab w:val="num" w:pos="720"/>
+        </w:tabs>
+        <w:ind w:left="720" w:hanging="360"/>
+      </w:pPr>
+    </w:lvl>
+    <w:lvl w:ilvl="1" w:tentative="1">
+      <w:start w:val="1"/>
+      <w:numFmt w:val="decimal"/>
+      <w:lvlText w:val="%2."/>
+      <w:lvlJc w:val="left"/>
+      <w:pPr>
+        <w:tabs>
+          <w:tab w:val="num" w:pos="1440"/>
+        </w:tabs>
+        <w:ind w:left="1440" w:hanging="360"/>
+      </w:pPr>
+    </w:lvl>
+    <w:lvl w:ilvl="2" w:tentative="1">
+      <w:start w:val="1"/>
+      <w:numFmt w:val="decimal"/>
+      <w:lvlText w:val="%3."/>
+      <w:lvlJc w:val="left"/>
+      <w:pPr>
+        <w:tabs>
+          <w:tab w:val="num" w:pos="2160"/>
+        </w:tabs>
+        <w:ind w:left="2160" w:hanging="360"/>
+      </w:pPr>
+    </w:lvl>
+    <w:lvl w:ilvl="3" w:tentative="1">
+      <w:start w:val="1"/>
+      <w:numFmt w:val="decimal"/>
+      <w:lvlText w:val="%4."/>
+      <w:lvlJc w:val="left"/>
+      <w:pPr>
+        <w:tabs>
+          <w:tab w:val="num" w:pos="2880"/>
+        </w:tabs>
+        <w:ind w:left="2880" w:hanging="360"/>
+      </w:pPr>
+    </w:lvl>
+    <w:lvl w:ilvl="4" w:tentative="1">
+      <w:start w:val="1"/>
+      <w:numFmt w:val="decimal"/>
+      <w:lvlText w:val="%5."/>
+      <w:lvlJc w:val="left"/>
+      <w:pPr>
+        <w:tabs>
+          <w:tab w:val="num" w:pos="3600"/>
+        </w:tabs>
+        <w:ind w:left="3600" w:hanging="360"/>
+      </w:pPr>
+    </w:lvl>
+    <w:lvl w:ilvl="5" w:tentative="1">
+      <w:start w:val="1"/>
+      <w:numFmt w:val="decimal"/>
+      <w:lvlText w:val="%6."/>
+      <w:lvlJc w:val="left"/>
+      <w:pPr>
+        <w:tabs>
+          <w:tab w:val="num" w:pos="4320"/>
+        </w:tabs>
+        <w:ind w:left="4320" w:hanging="360"/>
+      </w:pPr>
+    </w:lvl>
+    <w:lvl w:ilvl="6" w:tentative="1">
+      <w:start w:val="1"/>
+      <w:numFmt w:val="decimal"/>
+      <w:lvlText w:val="%7."/>
+      <w:lvlJc w:val="left"/>
+      <w:pPr>
+        <w:tabs>
+          <w:tab w:val="num" w:pos="5040"/>
+        </w:tabs>
+        <w:ind w:left="5040" w:hanging="360"/>
+      </w:pPr>
+    </w:lvl>
+    <w:lvl w:ilvl="7" w:tentative="1">
+      <w:start w:val="1"/>
+      <w:numFmt w:val="decimal"/>
+      <w:lvlText w:val="%8."/>
+      <w:lvlJc w:val="left"/>
+      <w:pPr>
+        <w:tabs>
+          <w:tab w:val="num" w:pos="5760"/>
+        </w:tabs>
+        <w:ind w:left="5760" w:hanging="360"/>
+      </w:pPr>
+    </w:lvl>
+    <w:lvl w:ilvl="8" w:tentative="1">
+      <w:start w:val="1"/>
+      <w:numFmt w:val="decimal"/>
+      <w:lvlText w:val="%9."/>
+      <w:lvlJc w:val="left"/>
+      <w:pPr>
+        <w:tabs>
+          <w:tab w:val="num" w:pos="6480"/>
+        </w:tabs>
+        <w:ind w:left="6480" w:hanging="360"/>
+      </w:pPr>
+    </w:lvl>
+  </w:abstractNum>
+  <w:abstractNum w:abstractNumId="5" w15:restartNumberingAfterBreak="0">
     <w:nsid w:val="2CEC25F1"/>
     <w:multiLevelType w:val="hybridMultilevel"/>
     <w:tmpl w:val="A8681D6C"/>
@@ -13961,7 +16940,7 @@
       </w:rPr>
     </w:lvl>
   </w:abstractNum>
-  <w:abstractNum w:abstractNumId="4" w15:restartNumberingAfterBreak="0">
+  <w:abstractNum w:abstractNumId="6" w15:restartNumberingAfterBreak="0">
     <w:nsid w:val="2E830AA2"/>
     <w:multiLevelType w:val="hybridMultilevel"/>
     <w:tmpl w:val="8E70DB4C"/>
@@ -14081,7 +17060,7 @@
       </w:rPr>
     </w:lvl>
   </w:abstractNum>
-  <w:abstractNum w:abstractNumId="5" w15:restartNumberingAfterBreak="0">
+  <w:abstractNum w:abstractNumId="7" w15:restartNumberingAfterBreak="0">
     <w:nsid w:val="313752C7"/>
     <w:multiLevelType w:val="hybridMultilevel"/>
     <w:tmpl w:val="BF0CAACA"/>
@@ -14194,7 +17173,7 @@
       </w:rPr>
     </w:lvl>
   </w:abstractNum>
-  <w:abstractNum w:abstractNumId="6" w15:restartNumberingAfterBreak="0">
+  <w:abstractNum w:abstractNumId="8" w15:restartNumberingAfterBreak="0">
     <w:nsid w:val="3DC20BB4"/>
     <w:multiLevelType w:val="hybridMultilevel"/>
     <w:tmpl w:val="997A4AC8"/>
@@ -14314,7 +17293,7 @@
       </w:rPr>
     </w:lvl>
   </w:abstractNum>
-  <w:abstractNum w:abstractNumId="7" w15:restartNumberingAfterBreak="0">
+  <w:abstractNum w:abstractNumId="9" w15:restartNumberingAfterBreak="0">
     <w:nsid w:val="4C367037"/>
     <w:multiLevelType w:val="hybridMultilevel"/>
     <w:tmpl w:val="6AD8816C"/>
@@ -14427,7 +17406,120 @@
       </w:rPr>
     </w:lvl>
   </w:abstractNum>
-  <w:abstractNum w:abstractNumId="8" w15:restartNumberingAfterBreak="0">
+  <w:abstractNum w:abstractNumId="10" w15:restartNumberingAfterBreak="0">
+    <w:nsid w:val="57505FAF"/>
+    <w:multiLevelType w:val="multilevel"/>
+    <w:tmpl w:val="0DE093DA"/>
+    <w:lvl w:ilvl="0">
+      <w:start w:val="1"/>
+      <w:numFmt w:val="decimal"/>
+      <w:lvlText w:val="%1."/>
+      <w:lvlJc w:val="left"/>
+      <w:pPr>
+        <w:tabs>
+          <w:tab w:val="num" w:pos="720"/>
+        </w:tabs>
+        <w:ind w:left="720" w:hanging="360"/>
+      </w:pPr>
+    </w:lvl>
+    <w:lvl w:ilvl="1" w:tentative="1">
+      <w:start w:val="1"/>
+      <w:numFmt w:val="decimal"/>
+      <w:lvlText w:val="%2."/>
+      <w:lvlJc w:val="left"/>
+      <w:pPr>
+        <w:tabs>
+          <w:tab w:val="num" w:pos="1440"/>
+        </w:tabs>
+        <w:ind w:left="1440" w:hanging="360"/>
+      </w:pPr>
+    </w:lvl>
+    <w:lvl w:ilvl="2" w:tentative="1">
+      <w:start w:val="1"/>
+      <w:numFmt w:val="decimal"/>
+      <w:lvlText w:val="%3."/>
+      <w:lvlJc w:val="left"/>
+      <w:pPr>
+        <w:tabs>
+          <w:tab w:val="num" w:pos="2160"/>
+        </w:tabs>
+        <w:ind w:left="2160" w:hanging="360"/>
+      </w:pPr>
+    </w:lvl>
+    <w:lvl w:ilvl="3" w:tentative="1">
+      <w:start w:val="1"/>
+      <w:numFmt w:val="decimal"/>
+      <w:lvlText w:val="%4."/>
+      <w:lvlJc w:val="left"/>
+      <w:pPr>
+        <w:tabs>
+          <w:tab w:val="num" w:pos="2880"/>
+        </w:tabs>
+        <w:ind w:left="2880" w:hanging="360"/>
+      </w:pPr>
+    </w:lvl>
+    <w:lvl w:ilvl="4" w:tentative="1">
+      <w:start w:val="1"/>
+      <w:numFmt w:val="decimal"/>
+      <w:lvlText w:val="%5."/>
+      <w:lvlJc w:val="left"/>
+      <w:pPr>
+        <w:tabs>
+          <w:tab w:val="num" w:pos="3600"/>
+        </w:tabs>
+        <w:ind w:left="3600" w:hanging="360"/>
+      </w:pPr>
+    </w:lvl>
+    <w:lvl w:ilvl="5" w:tentative="1">
+      <w:start w:val="1"/>
+      <w:numFmt w:val="decimal"/>
+      <w:lvlText w:val="%6."/>
+      <w:lvlJc w:val="left"/>
+      <w:pPr>
+        <w:tabs>
+          <w:tab w:val="num" w:pos="4320"/>
+        </w:tabs>
+        <w:ind w:left="4320" w:hanging="360"/>
+      </w:pPr>
+    </w:lvl>
+    <w:lvl w:ilvl="6" w:tentative="1">
+      <w:start w:val="1"/>
+      <w:numFmt w:val="decimal"/>
+      <w:lvlText w:val="%7."/>
+      <w:lvlJc w:val="left"/>
+      <w:pPr>
+        <w:tabs>
+          <w:tab w:val="num" w:pos="5040"/>
+        </w:tabs>
+        <w:ind w:left="5040" w:hanging="360"/>
+      </w:pPr>
+    </w:lvl>
+    <w:lvl w:ilvl="7" w:tentative="1">
+      <w:start w:val="1"/>
+      <w:numFmt w:val="decimal"/>
+      <w:lvlText w:val="%8."/>
+      <w:lvlJc w:val="left"/>
+      <w:pPr>
+        <w:tabs>
+          <w:tab w:val="num" w:pos="5760"/>
+        </w:tabs>
+        <w:ind w:left="5760" w:hanging="360"/>
+      </w:pPr>
+    </w:lvl>
+    <w:lvl w:ilvl="8" w:tentative="1">
+      <w:start w:val="1"/>
+      <w:numFmt w:val="decimal"/>
+      <w:lvlText w:val="%9."/>
+      <w:lvlJc w:val="left"/>
+      <w:pPr>
+        <w:tabs>
+          <w:tab w:val="num" w:pos="6480"/>
+        </w:tabs>
+        <w:ind w:left="6480" w:hanging="360"/>
+      </w:pPr>
+    </w:lvl>
+  </w:abstractNum>
+  <w:abstractNum w:abstractNumId="11" w15:restartNumberingAfterBreak="0">
     <w:nsid w:val="64654D84"/>
     <w:multiLevelType w:val="hybridMultilevel"/>
     <w:tmpl w:val="D3AAD4B8"/>
@@ -14547,7 +17639,7 @@
       </w:rPr>
     </w:lvl>
   </w:abstractNum>
-  <w:abstractNum w:abstractNumId="9" w15:restartNumberingAfterBreak="0">
+  <w:abstractNum w:abstractNumId="12" w15:restartNumberingAfterBreak="0">
     <w:nsid w:val="67A15BD7"/>
     <w:multiLevelType w:val="multilevel"/>
     <w:tmpl w:val="31669ED6"/>
@@ -14661,34 +17753,43 @@
     </w:lvl>
   </w:abstractNum>
   <w:num w:numId="1">
+    <w:abstractNumId w:val="6"/>
+  </w:num>
+  <w:num w:numId="2">
+    <w:abstractNumId w:val="11"/>
+  </w:num>
+  <w:num w:numId="3">
+    <w:abstractNumId w:val="8"/>
+  </w:num>
+  <w:num w:numId="4">
+    <w:abstractNumId w:val="1"/>
+  </w:num>
+  <w:num w:numId="5">
+    <w:abstractNumId w:val="12"/>
+  </w:num>
+  <w:num w:numId="6">
+    <w:abstractNumId w:val="9"/>
+  </w:num>
+  <w:num w:numId="7">
+    <w:abstractNumId w:val="2"/>
+  </w:num>
+  <w:num w:numId="8">
+    <w:abstractNumId w:val="7"/>
+  </w:num>
+  <w:num w:numId="9">
+    <w:abstractNumId w:val="3"/>
+  </w:num>
+  <w:num w:numId="10">
+    <w:abstractNumId w:val="5"/>
+  </w:num>
+  <w:num w:numId="11">
+    <w:abstractNumId w:val="10"/>
+  </w:num>
+  <w:num w:numId="12">
     <w:abstractNumId w:val="4"/>
   </w:num>
-  <w:num w:numId="2">
-    <w:abstractNumId w:val="8"/>
-  </w:num>
-  <w:num w:numId="3">
-    <w:abstractNumId w:val="6"/>
-  </w:num>
-  <w:num w:numId="4">
+  <w:num w:numId="13">
     <w:abstractNumId w:val="0"/>
-  </w:num>
-  <w:num w:numId="5">
-    <w:abstractNumId w:val="9"/>
-  </w:num>
-  <w:num w:numId="6">
-    <w:abstractNumId w:val="7"/>
-  </w:num>
-  <w:num w:numId="7">
-    <w:abstractNumId w:val="1"/>
-  </w:num>
-  <w:num w:numId="8">
-    <w:abstractNumId w:val="5"/>
-  </w:num>
-  <w:num w:numId="9">
-    <w:abstractNumId w:val="2"/>
-  </w:num>
-  <w:num w:numId="10">
-    <w:abstractNumId w:val="3"/>
   </w:num>
   <w:numIdMacAtCleanup w:val="5"/>
 </w:numbering>
@@ -15103,7 +18204,6 @@
   <w:style w:type="character" w:default="1" w:styleId="Carpredefinitoparagrafo">
     <w:name w:val="Default Paragraph Font"/>
     <w:uiPriority w:val="1"/>
-    <w:semiHidden/>
     <w:unhideWhenUsed/>
   </w:style>
   <w:style w:type="table" w:default="1" w:styleId="Tabellanormale">
@@ -16211,7 +19311,7 @@
 </file>
 
 <file path=customXml/itemProps1.xml><?xml version="1.0" encoding="utf-8"?>
-<ds:datastoreItem xmlns:ds="http://schemas.openxmlformats.org/officeDocument/2006/customXml" ds:itemID="{4EB850E6-0015-4DF2-B09A-B4E560F758E9}">
+<ds:datastoreItem xmlns:ds="http://schemas.openxmlformats.org/officeDocument/2006/customXml" ds:itemID="{49FB207D-C6F3-47CF-AB6E-E2FB54D18D69}">
   <ds:schemaRefs>
     <ds:schemaRef ds:uri="http://schemas.openxmlformats.org/officeDocument/2006/bibliography"/>
   </ds:schemaRefs>

--- a/rapporto/DOC_SARAK.docx
+++ b/rapporto/DOC_SARAK.docx
@@ -11385,6 +11385,389 @@
         </w:rPr>
         <w:t xml:space="preserve"> piuttosto che lo sviluppo web. Il che avrebbe potuto portare delle complicanze in caso di sviluppi futuri di questa applicazione.</w:t>
       </w:r>
+    </w:p>
+    <w:p>
+      <w:pPr>
+        <w:pStyle w:val="SUPSITestoArial10"/>
+        <w:rPr>
+          <w:sz w:val="20"/>
+        </w:rPr>
+      </w:pPr>
+    </w:p>
+    <w:p>
+      <w:pPr>
+        <w:pStyle w:val="Titolo3"/>
+      </w:pPr>
+      <w:r>
+        <w:t>1.2.4 VCF</w:t>
+      </w:r>
+    </w:p>
+    <w:p>
+      <w:pPr>
+        <w:pStyle w:val="SUPSITestoArial10"/>
+        <w:rPr>
+          <w:sz w:val="20"/>
+        </w:rPr>
+      </w:pPr>
+      <w:r>
+        <w:rPr>
+          <w:sz w:val="20"/>
+        </w:rPr>
+        <w:t xml:space="preserve">File </w:t>
+      </w:r>
+      <w:proofErr w:type="spellStart"/>
+      <w:r>
+        <w:rPr>
+          <w:sz w:val="20"/>
+        </w:rPr>
+        <w:t>vcf</w:t>
+      </w:r>
+      <w:proofErr w:type="spellEnd"/>
+      <w:r>
+        <w:rPr>
+          <w:sz w:val="20"/>
+        </w:rPr>
+        <w:t xml:space="preserve">, per il salvataggio </w:t>
+      </w:r>
+      <w:proofErr w:type="spellStart"/>
+      <w:r>
+        <w:rPr>
+          <w:sz w:val="20"/>
+        </w:rPr>
+        <w:t>auomatico</w:t>
+      </w:r>
+      <w:proofErr w:type="spellEnd"/>
+      <w:r>
+        <w:rPr>
+          <w:sz w:val="20"/>
+        </w:rPr>
+        <w:t xml:space="preserve"> in rubrica</w:t>
+      </w:r>
+      <w:r>
+        <w:rPr>
+          <w:sz w:val="20"/>
+        </w:rPr>
+        <w:t>, come funziona come è strutturato</w:t>
+      </w:r>
+    </w:p>
+    <w:p>
+      <w:pPr>
+        <w:pStyle w:val="Titolo3"/>
+      </w:pPr>
+      <w:r>
+        <w:t>1.2.5</w:t>
+      </w:r>
+      <w:r>
+        <w:t xml:space="preserve"> Ambiente di sviluppo</w:t>
+      </w:r>
+      <w:r>
+        <w:t xml:space="preserve"> </w:t>
+      </w:r>
+      <w:hyperlink r:id="rId27" w:tgtFrame="_new" w:history="1">
+        <w:r>
+          <w:rPr>
+            <w:rStyle w:val="Collegamentoipertestuale"/>
+            <w:rFonts w:ascii="Segoe UI" w:hAnsi="Segoe UI" w:cs="Segoe UI"/>
+            <w:bdr w:val="single" w:sz="2" w:space="0" w:color="E3E3E3" w:frame="1"/>
+            <w:shd w:val="clear" w:color="auto" w:fill="FFFFFF"/>
+          </w:rPr>
+          <w:t>nginx.org</w:t>
+        </w:r>
+      </w:hyperlink>
+    </w:p>
+    <w:p>
+      <w:pPr>
+        <w:pStyle w:val="SUPSITestoArial10"/>
+        <w:rPr>
+          <w:sz w:val="20"/>
+        </w:rPr>
+      </w:pPr>
+      <w:r>
+        <w:rPr>
+          <w:lang w:val="it-IT"/>
+        </w:rPr>
+        <w:t xml:space="preserve">NGINX è un server web open-source creato da Igor </w:t>
+      </w:r>
+      <w:proofErr w:type="spellStart"/>
+      <w:r>
+        <w:rPr>
+          <w:lang w:val="it-IT"/>
+        </w:rPr>
+        <w:t>Sysoev</w:t>
+      </w:r>
+      <w:proofErr w:type="spellEnd"/>
+      <w:r>
+        <w:rPr>
+          <w:lang w:val="it-IT"/>
+        </w:rPr>
+        <w:t xml:space="preserve"> e rilasciato per la prima volta nel 2004. È noto per le sue alte prestazioni, stabilità e basso consumo di risorse. Progettato per gestire un gran numero di connessioni contemporanee, utilizza un'architettura asincrona e basata sugli eventi, risultando molto efficiente nel gestire richieste simultanee. Consuma poche risorse di sistema, rendendolo adatto a server con risorse limitate e garantendo un buon funzionamento anche sotto carico pesante. NGINX può essere utilizzato sia come server web sia come reverse </w:t>
+      </w:r>
+      <w:proofErr w:type="spellStart"/>
+      <w:r>
+        <w:rPr>
+          <w:lang w:val="it-IT"/>
+        </w:rPr>
+        <w:t>proxy</w:t>
+      </w:r>
+      <w:proofErr w:type="spellEnd"/>
+      <w:r>
+        <w:rPr>
+          <w:lang w:val="it-IT"/>
+        </w:rPr>
+        <w:t xml:space="preserve">, </w:t>
+      </w:r>
+      <w:proofErr w:type="spellStart"/>
+      <w:r>
+        <w:rPr>
+          <w:lang w:val="it-IT"/>
+        </w:rPr>
+        <w:t>load</w:t>
+      </w:r>
+      <w:proofErr w:type="spellEnd"/>
+      <w:r>
+        <w:rPr>
+          <w:lang w:val="it-IT"/>
+        </w:rPr>
+        <w:t xml:space="preserve"> </w:t>
+      </w:r>
+      <w:proofErr w:type="spellStart"/>
+      <w:r>
+        <w:rPr>
+          <w:lang w:val="it-IT"/>
+        </w:rPr>
+        <w:t>balancer</w:t>
+      </w:r>
+      <w:proofErr w:type="spellEnd"/>
+      <w:r>
+        <w:rPr>
+          <w:lang w:val="it-IT"/>
+        </w:rPr>
+        <w:t xml:space="preserve"> e HTTP cache, supportando vari algoritmi di bilanciamento del carico come round-</w:t>
+      </w:r>
+      <w:proofErr w:type="spellStart"/>
+      <w:r>
+        <w:rPr>
+          <w:lang w:val="it-IT"/>
+        </w:rPr>
+        <w:t>robin</w:t>
+      </w:r>
+      <w:proofErr w:type="spellEnd"/>
+      <w:r>
+        <w:rPr>
+          <w:lang w:val="it-IT"/>
+        </w:rPr>
+        <w:t xml:space="preserve">, </w:t>
+      </w:r>
+      <w:proofErr w:type="spellStart"/>
+      <w:r>
+        <w:rPr>
+          <w:lang w:val="it-IT"/>
+        </w:rPr>
+        <w:t>least</w:t>
+      </w:r>
+      <w:proofErr w:type="spellEnd"/>
+      <w:r>
+        <w:rPr>
+          <w:lang w:val="it-IT"/>
+        </w:rPr>
+        <w:t xml:space="preserve"> </w:t>
+      </w:r>
+      <w:proofErr w:type="spellStart"/>
+      <w:r>
+        <w:rPr>
+          <w:lang w:val="it-IT"/>
+        </w:rPr>
+        <w:t>connections</w:t>
+      </w:r>
+      <w:proofErr w:type="spellEnd"/>
+      <w:r>
+        <w:rPr>
+          <w:lang w:val="it-IT"/>
+        </w:rPr>
+        <w:t xml:space="preserve"> e IP </w:t>
+      </w:r>
+      <w:proofErr w:type="spellStart"/>
+      <w:r>
+        <w:rPr>
+          <w:lang w:val="it-IT"/>
+        </w:rPr>
+        <w:t>hash</w:t>
+      </w:r>
+      <w:proofErr w:type="spellEnd"/>
+      <w:r>
+        <w:rPr>
+          <w:lang w:val="it-IT"/>
+        </w:rPr>
+        <w:t xml:space="preserve">. Offre funzionalità di </w:t>
+      </w:r>
+      <w:proofErr w:type="spellStart"/>
+      <w:r>
+        <w:rPr>
+          <w:lang w:val="it-IT"/>
+        </w:rPr>
+        <w:t>caching</w:t>
+      </w:r>
+      <w:proofErr w:type="spellEnd"/>
+      <w:r>
+        <w:rPr>
+          <w:lang w:val="it-IT"/>
+        </w:rPr>
+        <w:t xml:space="preserve"> avanzate, migliorando i tempi di risposta e riducendo il carico sui server </w:t>
+      </w:r>
+      <w:proofErr w:type="spellStart"/>
+      <w:r>
+        <w:rPr>
+          <w:lang w:val="it-IT"/>
+        </w:rPr>
+        <w:t>backend</w:t>
+      </w:r>
+      <w:proofErr w:type="spellEnd"/>
+      <w:r>
+        <w:rPr>
+          <w:lang w:val="it-IT"/>
+        </w:rPr>
+        <w:t xml:space="preserve">. Supporta le ultime versioni del protocollo HTTP e include funzionalità avanzate per la gestione delle connessioni sicure. È compatibile con vari sistemi operativi, tra cui Unix, Linux e Windows, rendendolo molto versatile per diversi ambienti. Può essere esteso con moduli per aggiungere nuove funzionalità senza compromettere le prestazioni di base. Offre diverse funzionalità per la riscrittura delle URL, la gestione delle intestazioni HTTP e altre manipolazioni del traffico web. Viene comunemente utilizzato come server web statico per servire contenuti statici come HTML, CSS, JavaScript e immagini con alte prestazioni. Viene anche utilizzato come reverse </w:t>
+      </w:r>
+      <w:proofErr w:type="spellStart"/>
+      <w:r>
+        <w:rPr>
+          <w:lang w:val="it-IT"/>
+        </w:rPr>
+        <w:t>proxy</w:t>
+      </w:r>
+      <w:proofErr w:type="spellEnd"/>
+      <w:r>
+        <w:rPr>
+          <w:lang w:val="it-IT"/>
+        </w:rPr>
+        <w:t xml:space="preserve"> per instradare le richieste ai server </w:t>
+      </w:r>
+      <w:proofErr w:type="spellStart"/>
+      <w:r>
+        <w:rPr>
+          <w:lang w:val="it-IT"/>
+        </w:rPr>
+        <w:t>backend</w:t>
+      </w:r>
+      <w:proofErr w:type="spellEnd"/>
+      <w:r>
+        <w:rPr>
+          <w:lang w:val="it-IT"/>
+        </w:rPr>
+        <w:t xml:space="preserve"> appropriati e come </w:t>
+      </w:r>
+      <w:proofErr w:type="spellStart"/>
+      <w:r>
+        <w:rPr>
+          <w:lang w:val="it-IT"/>
+        </w:rPr>
+        <w:t>load</w:t>
+      </w:r>
+      <w:proofErr w:type="spellEnd"/>
+      <w:r>
+        <w:rPr>
+          <w:lang w:val="it-IT"/>
+        </w:rPr>
+        <w:t xml:space="preserve"> </w:t>
+      </w:r>
+      <w:proofErr w:type="spellStart"/>
+      <w:r>
+        <w:rPr>
+          <w:lang w:val="it-IT"/>
+        </w:rPr>
+        <w:t>balancer</w:t>
+      </w:r>
+      <w:proofErr w:type="spellEnd"/>
+      <w:r>
+        <w:rPr>
+          <w:lang w:val="it-IT"/>
+        </w:rPr>
+        <w:t xml:space="preserve"> per distribuire il carico tra più server </w:t>
+      </w:r>
+      <w:proofErr w:type="spellStart"/>
+      <w:r>
+        <w:rPr>
+          <w:lang w:val="it-IT"/>
+        </w:rPr>
+        <w:t>backend</w:t>
+      </w:r>
+      <w:proofErr w:type="spellEnd"/>
+      <w:r>
+        <w:rPr>
+          <w:lang w:val="it-IT"/>
+        </w:rPr>
+        <w:t xml:space="preserve">, migliorando la resilienza e la scalabilità delle applicazioni. NGINX può inoltre essere utilizzato come gateway API per gestire le richieste API implementando rate </w:t>
+      </w:r>
+      <w:proofErr w:type="spellStart"/>
+      <w:r>
+        <w:rPr>
+          <w:lang w:val="it-IT"/>
+        </w:rPr>
+        <w:t>limiting</w:t>
+      </w:r>
+      <w:proofErr w:type="spellEnd"/>
+      <w:r>
+        <w:rPr>
+          <w:lang w:val="it-IT"/>
+        </w:rPr>
+        <w:t xml:space="preserve">, autenticazione e altre funzionalità di controllo del traffico e come server mail </w:t>
+      </w:r>
+      <w:proofErr w:type="spellStart"/>
+      <w:r>
+        <w:rPr>
+          <w:lang w:val="it-IT"/>
+        </w:rPr>
+        <w:t>proxy</w:t>
+      </w:r>
+      <w:proofErr w:type="spellEnd"/>
+      <w:r>
+        <w:rPr>
+          <w:lang w:val="it-IT"/>
+        </w:rPr>
+        <w:t xml:space="preserve"> supportando protocolli come IMAP, POP3 e SMTP. Grazie alla sua velocità, efficienza e flessibilità, NGINX è una scelta popolare per molte aziende e sviluppatori e può essere utilizzato in una vasta gamma di scenari, dal semplice server web statico a un complesso </w:t>
+      </w:r>
+      <w:proofErr w:type="spellStart"/>
+      <w:r>
+        <w:rPr>
+          <w:lang w:val="it-IT"/>
+        </w:rPr>
+        <w:t>load</w:t>
+      </w:r>
+      <w:proofErr w:type="spellEnd"/>
+      <w:r>
+        <w:rPr>
+          <w:lang w:val="it-IT"/>
+        </w:rPr>
+        <w:t xml:space="preserve"> </w:t>
+      </w:r>
+      <w:proofErr w:type="spellStart"/>
+      <w:r>
+        <w:rPr>
+          <w:lang w:val="it-IT"/>
+        </w:rPr>
+        <w:t>balancer</w:t>
+      </w:r>
+      <w:proofErr w:type="spellEnd"/>
+      <w:r>
+        <w:rPr>
+          <w:lang w:val="it-IT"/>
+        </w:rPr>
+        <w:t xml:space="preserve"> e reverse </w:t>
+      </w:r>
+      <w:proofErr w:type="spellStart"/>
+      <w:r>
+        <w:rPr>
+          <w:lang w:val="it-IT"/>
+        </w:rPr>
+        <w:t>proxy</w:t>
+      </w:r>
+      <w:proofErr w:type="spellEnd"/>
+      <w:r>
+        <w:rPr>
+          <w:lang w:val="it-IT"/>
+        </w:rPr>
+        <w:t xml:space="preserve"> per applicazioni web dinamiche</w:t>
+      </w:r>
       <w:r>
         <w:br w:type="page"/>
       </w:r>
@@ -11631,7 +12014,7 @@
                     <pic:cNvPicPr/>
                   </pic:nvPicPr>
                   <pic:blipFill rotWithShape="1">
-                    <a:blip r:embed="rId27">
+                    <a:blip r:embed="rId28">
                       <a:extLst>
                         <a:ext uri="{28A0092B-C50C-407E-A947-70E740481C1C}">
                           <a14:useLocalDpi xmlns:a14="http://schemas.microsoft.com/office/drawing/2010/main" val="0"/>
@@ -11695,7 +12078,7 @@
                     <pic:cNvPicPr/>
                   </pic:nvPicPr>
                   <pic:blipFill rotWithShape="1">
-                    <a:blip r:embed="rId27">
+                    <a:blip r:embed="rId28">
                       <a:extLst>
                         <a:ext uri="{28A0092B-C50C-407E-A947-70E740481C1C}">
                           <a14:useLocalDpi xmlns:a14="http://schemas.microsoft.com/office/drawing/2010/main" val="0"/>
@@ -11916,7 +12299,7 @@
             <o:lock v:ext="edit" aspectratio="t"/>
           </v:shapetype>
           <v:shape id="_x0000_i1025" type="#_x0000_t75" style="width:453.45pt;height:395.3pt">
-            <v:imagedata r:id="rId28" o:title="hexcard"/>
+            <v:imagedata r:id="rId29" o:title="hexcard"/>
           </v:shape>
         </w:pict>
       </w:r>
@@ -14112,7 +14495,7 @@
         </w:rPr>
         <w:t xml:space="preserve"> (</w:t>
       </w:r>
-      <w:hyperlink r:id="rId29">
+      <w:hyperlink r:id="rId30">
         <w:r>
           <w:rPr>
             <w:rStyle w:val="Collegamentoipertestuale"/>
@@ -14871,170 +15254,711 @@
         </w:rPr>
         <w:t>, la messa in produzione del progetto, le difficoltà e il risultato dei tester come persone in se per se.</w:t>
       </w:r>
-      <w:bookmarkStart w:id="32" w:name="_GoBack"/>
+    </w:p>
+    <w:p>
+      <w:pPr>
+        <w:pStyle w:val="Titolo2"/>
+        <w:rPr>
+          <w:lang w:val="it-CH"/>
+        </w:rPr>
+      </w:pPr>
+      <w:bookmarkStart w:id="32" w:name="_Toc73344993"/>
+      <w:bookmarkStart w:id="33" w:name="_Toc73345134"/>
+      <w:bookmarkStart w:id="34" w:name="_Toc73345149"/>
+      <w:bookmarkStart w:id="35" w:name="_Toc82498962"/>
+      <w:bookmarkStart w:id="36" w:name="_Toc160445525"/>
+      <w:r>
+        <w:rPr>
+          <w:lang w:val="it-CH"/>
+        </w:rPr>
+        <w:t xml:space="preserve">3.1 </w:t>
+      </w:r>
       <w:bookmarkEnd w:id="32"/>
-    </w:p>
-    <w:p>
-      <w:pPr>
-        <w:pStyle w:val="Titolo2"/>
-        <w:rPr>
-          <w:lang w:val="it-CH"/>
-        </w:rPr>
-      </w:pPr>
-      <w:bookmarkStart w:id="33" w:name="_Toc73344993"/>
-      <w:bookmarkStart w:id="34" w:name="_Toc73345134"/>
-      <w:bookmarkStart w:id="35" w:name="_Toc73345149"/>
-      <w:bookmarkStart w:id="36" w:name="_Toc82498962"/>
-      <w:bookmarkStart w:id="37" w:name="_Toc160445525"/>
-      <w:r>
-        <w:rPr>
-          <w:lang w:val="it-CH"/>
-        </w:rPr>
-        <w:t xml:space="preserve">3.1 </w:t>
-      </w:r>
       <w:bookmarkEnd w:id="33"/>
       <w:bookmarkEnd w:id="34"/>
       <w:bookmarkEnd w:id="35"/>
+      <w:r>
+        <w:rPr>
+          <w:lang w:val="it-CH"/>
+        </w:rPr>
+        <w:t>Studio dei linguaggi</w:t>
+      </w:r>
       <w:bookmarkEnd w:id="36"/>
-      <w:r>
-        <w:rPr>
-          <w:lang w:val="it-CH"/>
-        </w:rPr>
-        <w:t>Studio dei linguaggi</w:t>
+    </w:p>
+    <w:p>
+      <w:pPr>
+        <w:rPr>
+          <w:lang w:val="it-CH"/>
+        </w:rPr>
+      </w:pPr>
+      <w:r>
+        <w:rPr>
+          <w:lang w:val="it-CH"/>
+        </w:rPr>
+        <w:t xml:space="preserve">Per lo sviluppo di questo progetto è stato richiesto e scelto che fosse svolto in </w:t>
+      </w:r>
+      <w:proofErr w:type="spellStart"/>
+      <w:r>
+        <w:rPr>
+          <w:lang w:val="it-CH"/>
+        </w:rPr>
+        <w:t>Angular</w:t>
+      </w:r>
+      <w:proofErr w:type="spellEnd"/>
+      <w:r>
+        <w:rPr>
+          <w:lang w:val="it-CH"/>
+        </w:rPr>
+        <w:t xml:space="preserve"> per il </w:t>
+      </w:r>
+      <w:proofErr w:type="spellStart"/>
+      <w:r>
+        <w:rPr>
+          <w:lang w:val="it-CH"/>
+        </w:rPr>
+        <w:t>frontend</w:t>
+      </w:r>
+      <w:proofErr w:type="spellEnd"/>
+      <w:r>
+        <w:rPr>
+          <w:lang w:val="it-CH"/>
+        </w:rPr>
+        <w:t xml:space="preserve"> e un </w:t>
+      </w:r>
+      <w:proofErr w:type="spellStart"/>
+      <w:r>
+        <w:rPr>
+          <w:lang w:val="it-CH"/>
+        </w:rPr>
+        <w:t>backend</w:t>
+      </w:r>
+      <w:proofErr w:type="spellEnd"/>
+      <w:r>
+        <w:rPr>
+          <w:lang w:val="it-CH"/>
+        </w:rPr>
+        <w:t xml:space="preserve"> in express.js, che fa utilizzo di </w:t>
+      </w:r>
+      <w:proofErr w:type="spellStart"/>
+      <w:r>
+        <w:rPr>
+          <w:lang w:val="it-CH"/>
+        </w:rPr>
+        <w:t>node</w:t>
+      </w:r>
+      <w:proofErr w:type="spellEnd"/>
+      <w:r>
+        <w:rPr>
+          <w:lang w:val="it-CH"/>
+        </w:rPr>
+        <w:t xml:space="preserve"> </w:t>
+      </w:r>
+      <w:proofErr w:type="spellStart"/>
+      <w:r>
+        <w:rPr>
+          <w:lang w:val="it-CH"/>
+        </w:rPr>
+        <w:t>js</w:t>
+      </w:r>
+      <w:proofErr w:type="spellEnd"/>
+      <w:r>
+        <w:rPr>
+          <w:lang w:val="it-CH"/>
+        </w:rPr>
+        <w:t>.</w:t>
+      </w:r>
+    </w:p>
+    <w:p>
+      <w:pPr>
+        <w:rPr>
+          <w:lang w:val="it-CH"/>
+        </w:rPr>
+      </w:pPr>
+      <w:r>
+        <w:rPr>
+          <w:lang w:val="it-CH"/>
+        </w:rPr>
+        <w:t xml:space="preserve">Il </w:t>
+      </w:r>
+      <w:proofErr w:type="spellStart"/>
+      <w:r>
+        <w:rPr>
+          <w:lang w:val="it-CH"/>
+        </w:rPr>
+        <w:t>backend</w:t>
+      </w:r>
+      <w:proofErr w:type="spellEnd"/>
+      <w:r>
+        <w:rPr>
+          <w:lang w:val="it-CH"/>
+        </w:rPr>
+        <w:t xml:space="preserve"> riceve le richieste API dal </w:t>
+      </w:r>
+      <w:proofErr w:type="spellStart"/>
+      <w:r>
+        <w:rPr>
+          <w:lang w:val="it-CH"/>
+        </w:rPr>
+        <w:t>frontend</w:t>
+      </w:r>
+      <w:proofErr w:type="spellEnd"/>
+      <w:r>
+        <w:rPr>
+          <w:lang w:val="it-CH"/>
+        </w:rPr>
+        <w:t xml:space="preserve"> e poi contatta direttamente il </w:t>
+      </w:r>
+      <w:proofErr w:type="spellStart"/>
+      <w:r>
+        <w:rPr>
+          <w:lang w:val="it-CH"/>
+        </w:rPr>
+        <w:t>databse</w:t>
+      </w:r>
+      <w:proofErr w:type="spellEnd"/>
+      <w:r>
+        <w:rPr>
+          <w:lang w:val="it-CH"/>
+        </w:rPr>
+        <w:t xml:space="preserve"> per occuparsi delle richieste e gestirle in maniera appropriata. Non penso che express </w:t>
+      </w:r>
+      <w:proofErr w:type="spellStart"/>
+      <w:r>
+        <w:rPr>
+          <w:lang w:val="it-CH"/>
+        </w:rPr>
+        <w:t>js</w:t>
+      </w:r>
+      <w:proofErr w:type="spellEnd"/>
+      <w:r>
+        <w:rPr>
+          <w:lang w:val="it-CH"/>
+        </w:rPr>
+        <w:t xml:space="preserve"> necessiti di essere più di tanto </w:t>
+      </w:r>
+      <w:proofErr w:type="spellStart"/>
+      <w:r>
+        <w:rPr>
+          <w:lang w:val="it-CH"/>
+        </w:rPr>
+        <w:t>approfodnito</w:t>
+      </w:r>
+      <w:proofErr w:type="spellEnd"/>
+      <w:r>
+        <w:rPr>
+          <w:lang w:val="it-CH"/>
+        </w:rPr>
+        <w:t xml:space="preserve">, ma invece </w:t>
+      </w:r>
+      <w:proofErr w:type="spellStart"/>
+      <w:r>
+        <w:rPr>
+          <w:lang w:val="it-CH"/>
+        </w:rPr>
+        <w:t>Angulr</w:t>
+      </w:r>
+      <w:proofErr w:type="spellEnd"/>
+      <w:r>
+        <w:rPr>
+          <w:lang w:val="it-CH"/>
+        </w:rPr>
+        <w:t xml:space="preserve"> si.</w:t>
+      </w:r>
+    </w:p>
+    <w:p>
+      <w:pPr>
+        <w:rPr>
+          <w:lang w:val="it-CH"/>
+        </w:rPr>
+      </w:pPr>
+      <w:proofErr w:type="spellStart"/>
+      <w:r>
+        <w:rPr>
+          <w:lang w:val="it-CH"/>
+        </w:rPr>
+        <w:t>Angular</w:t>
+      </w:r>
+      <w:proofErr w:type="spellEnd"/>
+      <w:r>
+        <w:rPr>
+          <w:lang w:val="it-CH"/>
+        </w:rPr>
+        <w:t xml:space="preserve"> è un </w:t>
+      </w:r>
+      <w:proofErr w:type="spellStart"/>
+      <w:r>
+        <w:rPr>
+          <w:lang w:val="it-CH"/>
+        </w:rPr>
+        <w:t>framework</w:t>
+      </w:r>
+      <w:proofErr w:type="spellEnd"/>
+      <w:r>
+        <w:rPr>
+          <w:lang w:val="it-CH"/>
+        </w:rPr>
+        <w:t xml:space="preserve"> sviluppato e usato da Google, e la cosa più comoda che si può utilizzare di lui sono i componenti.</w:t>
+      </w:r>
+    </w:p>
+    <w:p>
+      <w:pPr>
+        <w:rPr>
+          <w:lang w:val="it-CH"/>
+        </w:rPr>
+      </w:pPr>
+      <w:proofErr w:type="spellStart"/>
+      <w:r>
+        <w:rPr>
+          <w:lang w:val="it-CH"/>
+        </w:rPr>
+        <w:t>Angular</w:t>
+      </w:r>
+      <w:proofErr w:type="spellEnd"/>
+      <w:r>
+        <w:rPr>
+          <w:lang w:val="it-CH"/>
+        </w:rPr>
+        <w:t xml:space="preserve"> ha la modalità </w:t>
+      </w:r>
+      <w:proofErr w:type="spellStart"/>
+      <w:r>
+        <w:rPr>
+          <w:lang w:val="it-CH"/>
+        </w:rPr>
+        <w:t>standalone</w:t>
+      </w:r>
+      <w:proofErr w:type="spellEnd"/>
+      <w:r>
+        <w:rPr>
+          <w:lang w:val="it-CH"/>
+        </w:rPr>
+        <w:t xml:space="preserve"> che è stata scelta per questo progetto. </w:t>
+      </w:r>
+      <w:proofErr w:type="spellStart"/>
+      <w:r>
+        <w:rPr>
+          <w:lang w:val="it-CH"/>
+        </w:rPr>
+        <w:t>QUelllo</w:t>
+      </w:r>
+      <w:proofErr w:type="spellEnd"/>
+      <w:r>
+        <w:rPr>
+          <w:lang w:val="it-CH"/>
+        </w:rPr>
+        <w:t xml:space="preserve"> che cambia </w:t>
+      </w:r>
+      <w:proofErr w:type="spellStart"/>
+      <w:r>
+        <w:rPr>
+          <w:lang w:val="it-CH"/>
+        </w:rPr>
+        <w:t>principalemtne</w:t>
+      </w:r>
+      <w:proofErr w:type="spellEnd"/>
+      <w:r>
+        <w:rPr>
+          <w:lang w:val="it-CH"/>
+        </w:rPr>
+        <w:t xml:space="preserve"> è che la varie dipendenze che il progetto ha, non sono più dichiarate a livello globale, ma </w:t>
+      </w:r>
+      <w:proofErr w:type="spellStart"/>
+      <w:r>
+        <w:rPr>
+          <w:lang w:val="it-CH"/>
+        </w:rPr>
+        <w:t>piuttossto</w:t>
+      </w:r>
+      <w:proofErr w:type="spellEnd"/>
+      <w:r>
+        <w:rPr>
+          <w:lang w:val="it-CH"/>
+        </w:rPr>
+        <w:t xml:space="preserve"> a livello di componente.</w:t>
+      </w:r>
+    </w:p>
+    <w:p>
+      <w:pPr>
+        <w:rPr>
+          <w:lang w:val="it-CH"/>
+        </w:rPr>
+      </w:pPr>
+      <w:r>
+        <w:rPr>
+          <w:lang w:val="it-CH"/>
+        </w:rPr>
+        <w:t>Una delle cose che si sono evolute durante il progetto è stata anche la scelta dell’utilizzo di componenti personalizzati.</w:t>
+      </w:r>
+    </w:p>
+    <w:p>
+      <w:pPr>
+        <w:rPr>
+          <w:lang w:val="it-CH"/>
+        </w:rPr>
+      </w:pPr>
+      <w:r>
+        <w:rPr>
+          <w:lang w:val="it-CH"/>
+        </w:rPr>
+        <w:t>Come i semplici bottoni, input e cosi via dicendo.</w:t>
+      </w:r>
+    </w:p>
+    <w:p>
+      <w:pPr>
+        <w:pStyle w:val="Titolo2"/>
+        <w:rPr>
+          <w:lang w:val="it-CH"/>
+        </w:rPr>
+      </w:pPr>
+      <w:bookmarkStart w:id="37" w:name="_Toc73344994"/>
+      <w:bookmarkStart w:id="38" w:name="_Toc73345135"/>
+      <w:bookmarkStart w:id="39" w:name="_Toc73345150"/>
+      <w:bookmarkStart w:id="40" w:name="_Toc82498963"/>
+      <w:bookmarkStart w:id="41" w:name="_Toc160445526"/>
+      <w:r>
+        <w:rPr>
+          <w:lang w:val="it-CH"/>
+        </w:rPr>
+        <w:t xml:space="preserve">3.2 </w:t>
       </w:r>
       <w:bookmarkEnd w:id="37"/>
-    </w:p>
-    <w:p>
-      <w:pPr>
-        <w:rPr>
-          <w:lang w:val="it-CH"/>
-        </w:rPr>
-      </w:pPr>
-      <w:r>
-        <w:rPr>
-          <w:lang w:val="it-CH"/>
-        </w:rPr>
-        <w:t xml:space="preserve">&lt;Parti importanti che riguardando l’utilizzo di </w:t>
-      </w:r>
-      <w:proofErr w:type="spellStart"/>
-      <w:r>
-        <w:rPr>
-          <w:lang w:val="it-CH"/>
-        </w:rPr>
-        <w:t>Angular</w:t>
-      </w:r>
-      <w:proofErr w:type="spellEnd"/>
-      <w:r>
-        <w:rPr>
-          <w:lang w:val="it-CH"/>
-        </w:rPr>
-        <w:t>, come esso funziona, quali sono le sue peculiarità&gt;</w:t>
-      </w:r>
-    </w:p>
-    <w:p>
-      <w:pPr>
-        <w:pStyle w:val="Titolo2"/>
-        <w:rPr>
-          <w:lang w:val="it-CH"/>
-        </w:rPr>
-      </w:pPr>
-      <w:bookmarkStart w:id="38" w:name="_Toc73344994"/>
-      <w:bookmarkStart w:id="39" w:name="_Toc73345135"/>
-      <w:bookmarkStart w:id="40" w:name="_Toc73345150"/>
-      <w:bookmarkStart w:id="41" w:name="_Toc82498963"/>
-      <w:bookmarkStart w:id="42" w:name="_Toc160445526"/>
-      <w:r>
-        <w:rPr>
-          <w:lang w:val="it-CH"/>
-        </w:rPr>
-        <w:t xml:space="preserve">3.2 </w:t>
-      </w:r>
       <w:bookmarkEnd w:id="38"/>
       <w:bookmarkEnd w:id="39"/>
       <w:bookmarkEnd w:id="40"/>
+      <w:r>
+        <w:rPr>
+          <w:lang w:val="it-CH"/>
+        </w:rPr>
+        <w:t>Sviluppo dell’applicazione</w:t>
+      </w:r>
       <w:bookmarkEnd w:id="41"/>
-      <w:r>
-        <w:rPr>
-          <w:lang w:val="it-CH"/>
-        </w:rPr>
-        <w:t>Sviluppo dell’applicazione</w:t>
+    </w:p>
+    <w:p>
+      <w:pPr>
+        <w:rPr>
+          <w:lang w:val="it-CH"/>
+        </w:rPr>
+      </w:pPr>
+      <w:r>
+        <w:rPr>
+          <w:lang w:val="it-CH"/>
+        </w:rPr>
+        <w:t>&lt;</w:t>
+      </w:r>
+      <w:proofErr w:type="gramStart"/>
+      <w:r>
+        <w:rPr>
+          <w:lang w:val="it-CH"/>
+        </w:rPr>
+        <w:t>parti</w:t>
+      </w:r>
+      <w:proofErr w:type="gramEnd"/>
+      <w:r>
+        <w:rPr>
+          <w:lang w:val="it-CH"/>
+        </w:rPr>
+        <w:t xml:space="preserve"> rilevanti di come l’applicazione si stata sviluppata, parlando del login/registrazione, sicurezza varia, struttura del codice…&gt;</w:t>
+      </w:r>
+    </w:p>
+    <w:p>
+      <w:pPr>
+        <w:rPr>
+          <w:lang w:val="it-CH"/>
+        </w:rPr>
+      </w:pPr>
+      <w:r>
+        <w:rPr>
+          <w:lang w:val="it-CH"/>
+        </w:rPr>
+        <w:t>Login e registrazione</w:t>
+      </w:r>
+    </w:p>
+    <w:p>
+      <w:pPr>
+        <w:pStyle w:val="Paragrafoelenco"/>
+        <w:numPr>
+          <w:ilvl w:val="0"/>
+          <w:numId w:val="14"/>
+        </w:numPr>
+        <w:ind w:left="709"/>
+        <w:rPr>
+          <w:lang w:val="it-CH"/>
+        </w:rPr>
+      </w:pPr>
+      <w:r>
+        <w:rPr>
+          <w:lang w:val="it-CH"/>
+        </w:rPr>
+        <w:t xml:space="preserve">All’inizio presenti solo </w:t>
+      </w:r>
+      <w:proofErr w:type="spellStart"/>
+      <w:r>
+        <w:rPr>
+          <w:lang w:val="it-CH"/>
+        </w:rPr>
+        <w:t>user</w:t>
+      </w:r>
+      <w:proofErr w:type="spellEnd"/>
+    </w:p>
+    <w:p>
+      <w:pPr>
+        <w:pStyle w:val="Paragrafoelenco"/>
+        <w:numPr>
+          <w:ilvl w:val="0"/>
+          <w:numId w:val="14"/>
+        </w:numPr>
+        <w:ind w:left="709"/>
+        <w:rPr>
+          <w:lang w:val="it-CH"/>
+        </w:rPr>
+      </w:pPr>
+      <w:r>
+        <w:rPr>
+          <w:lang w:val="it-CH"/>
+        </w:rPr>
+        <w:t>Evoluzione a contatti e utenti, cambiamenti effettuati nel codice per la gestione di questa scelta</w:t>
+      </w:r>
+    </w:p>
+    <w:p>
+      <w:pPr>
+        <w:pStyle w:val="Paragrafoelenco"/>
+        <w:numPr>
+          <w:ilvl w:val="0"/>
+          <w:numId w:val="14"/>
+        </w:numPr>
+        <w:ind w:left="709"/>
+        <w:rPr>
+          <w:lang w:val="it-CH"/>
+        </w:rPr>
+      </w:pPr>
+      <w:r>
+        <w:rPr>
+          <w:lang w:val="it-CH"/>
+        </w:rPr>
+        <w:t>Gestione degli utenti</w:t>
+      </w:r>
+    </w:p>
+    <w:p>
+      <w:pPr>
+        <w:rPr>
+          <w:lang w:val="it-CH"/>
+        </w:rPr>
+      </w:pPr>
+      <w:r>
+        <w:rPr>
+          <w:lang w:val="it-CH"/>
+        </w:rPr>
+        <w:t>Carte</w:t>
+      </w:r>
+    </w:p>
+    <w:p>
+      <w:pPr>
+        <w:pStyle w:val="Paragrafoelenco"/>
+        <w:numPr>
+          <w:ilvl w:val="0"/>
+          <w:numId w:val="15"/>
+        </w:numPr>
+        <w:rPr>
+          <w:lang w:val="it-CH"/>
+        </w:rPr>
+      </w:pPr>
+      <w:r>
+        <w:rPr>
+          <w:lang w:val="it-CH"/>
+        </w:rPr>
+        <w:t>Collegamento iniziale solo all’utente, gestione di questa cosa</w:t>
+      </w:r>
+    </w:p>
+    <w:p>
+      <w:pPr>
+        <w:pStyle w:val="Paragrafoelenco"/>
+        <w:numPr>
+          <w:ilvl w:val="0"/>
+          <w:numId w:val="15"/>
+        </w:numPr>
+        <w:rPr>
+          <w:lang w:val="it-CH"/>
+        </w:rPr>
+      </w:pPr>
+      <w:r>
+        <w:rPr>
+          <w:lang w:val="it-CH"/>
+        </w:rPr>
+        <w:t>Collegamento evoluto a utente e contatto, perché? Email libera in sostanza</w:t>
+      </w:r>
+    </w:p>
+    <w:p>
+      <w:pPr>
+        <w:pStyle w:val="Paragrafoelenco"/>
+        <w:numPr>
+          <w:ilvl w:val="0"/>
+          <w:numId w:val="15"/>
+        </w:numPr>
+        <w:rPr>
+          <w:lang w:val="it-CH"/>
+        </w:rPr>
+      </w:pPr>
+      <w:r>
+        <w:rPr>
+          <w:lang w:val="it-CH"/>
+        </w:rPr>
+        <w:t>Gestione dello stile, perché ho deciso di trasferirla direttamente sulla carta e non più una tabella a parte?</w:t>
+      </w:r>
+    </w:p>
+    <w:p>
+      <w:r>
+        <w:t>VCF:</w:t>
+      </w:r>
+    </w:p>
+    <w:p>
+      <w:pPr>
+        <w:pStyle w:val="Paragrafoelenco"/>
+        <w:numPr>
+          <w:ilvl w:val="0"/>
+          <w:numId w:val="17"/>
+        </w:numPr>
+      </w:pPr>
+      <w:r>
+        <w:t>Gestione e come si è fatto</w:t>
+      </w:r>
+    </w:p>
+    <w:p>
+      <w:pPr>
+        <w:pStyle w:val="Paragrafoelenco"/>
+        <w:numPr>
+          <w:ilvl w:val="0"/>
+          <w:numId w:val="17"/>
+        </w:numPr>
+      </w:pPr>
+      <w:r>
+        <w:t xml:space="preserve">Escamotage per </w:t>
+      </w:r>
+      <w:proofErr w:type="spellStart"/>
+      <w:r>
+        <w:t>iOS</w:t>
+      </w:r>
+      <w:proofErr w:type="spellEnd"/>
+      <w:r>
+        <w:t xml:space="preserve"> per non passare da DOWNLOAD (link esterno)</w:t>
+      </w:r>
+    </w:p>
+    <w:p>
+      <w:pPr>
+        <w:pStyle w:val="Titolo2"/>
+      </w:pPr>
+      <w:bookmarkStart w:id="42" w:name="_Toc160445528"/>
+      <w:r>
+        <w:lastRenderedPageBreak/>
+        <w:t>3.4 Messa in produzione</w:t>
       </w:r>
       <w:bookmarkEnd w:id="42"/>
     </w:p>
     <w:p>
-      <w:pPr>
-        <w:rPr>
-          <w:lang w:val="it-CH"/>
-        </w:rPr>
-      </w:pPr>
-      <w:r>
-        <w:rPr>
-          <w:lang w:val="it-CH"/>
-        </w:rPr>
-        <w:t>&lt;</w:t>
-      </w:r>
-      <w:proofErr w:type="gramStart"/>
-      <w:r>
-        <w:rPr>
-          <w:lang w:val="it-CH"/>
-        </w:rPr>
-        <w:t>parti</w:t>
-      </w:r>
-      <w:proofErr w:type="gramEnd"/>
-      <w:r>
-        <w:rPr>
-          <w:lang w:val="it-CH"/>
-        </w:rPr>
-        <w:t xml:space="preserve"> rilevanti di come l’applicazione si stata sviluppata, parlando del login/registrazione, sicurezza varia, struttura del codice…&gt;</w:t>
-      </w:r>
-    </w:p>
-    <w:p>
-      <w:pPr>
-        <w:pStyle w:val="Titolo2"/>
-      </w:pPr>
-      <w:bookmarkStart w:id="43" w:name="_Toc160445527"/>
-      <w:r>
-        <w:t xml:space="preserve">3.3 </w:t>
-      </w:r>
-      <w:r>
-        <w:t>Test</w:t>
-      </w:r>
-      <w:bookmarkEnd w:id="43"/>
-    </w:p>
-    <w:p>
-      <w:r>
-        <w:t>&lt;Risultati dei test in locale, della messa in produzione&gt;</w:t>
-      </w:r>
-    </w:p>
-    <w:p>
-      <w:pPr>
-        <w:pStyle w:val="Titolo2"/>
-      </w:pPr>
-      <w:bookmarkStart w:id="44" w:name="_Toc160445528"/>
-      <w:r>
-        <w:t>3.4 Messa in produzione</w:t>
-      </w:r>
-      <w:bookmarkEnd w:id="44"/>
-    </w:p>
-    <w:p>
-      <w:r>
-        <w:t>&lt;</w:t>
-      </w:r>
-      <w:proofErr w:type="gramStart"/>
-      <w:r>
-        <w:t>ambiente</w:t>
-      </w:r>
-      <w:proofErr w:type="gramEnd"/>
-      <w:r>
-        <w:t xml:space="preserve"> della messa in produzione, come funziona, </w:t>
-      </w:r>
-      <w:proofErr w:type="spellStart"/>
-      <w:r>
-        <w:t>caratterisitche</w:t>
-      </w:r>
-      <w:proofErr w:type="spellEnd"/>
-      <w:r>
-        <w:t xml:space="preserve"> particolari se presente&gt;</w:t>
+      <w:r>
+        <w:t xml:space="preserve">Il prodotto, essendo fatto per azienda, necessitava anche la messa in produzione. La prima versione </w:t>
+      </w:r>
+      <w:proofErr w:type="spellStart"/>
+      <w:r>
+        <w:t>uffficiale</w:t>
+      </w:r>
+      <w:proofErr w:type="spellEnd"/>
+      <w:r>
+        <w:t xml:space="preserve"> di test è stata rilascia il 14 maggio 2024, su un server con XXX caratteristiche, e l’utilizzo di </w:t>
+      </w:r>
+      <w:proofErr w:type="spellStart"/>
+      <w:r>
+        <w:t>Ngnix</w:t>
+      </w:r>
+      <w:proofErr w:type="spellEnd"/>
+      <w:r>
+        <w:t xml:space="preserve"> per la gestione delle </w:t>
+      </w:r>
+      <w:proofErr w:type="spellStart"/>
+      <w:r>
+        <w:t>path</w:t>
+      </w:r>
+      <w:proofErr w:type="spellEnd"/>
+      <w:r>
+        <w:t xml:space="preserve"> e del </w:t>
+      </w:r>
+      <w:proofErr w:type="spellStart"/>
+      <w:r>
+        <w:t>renidirzzamento</w:t>
+      </w:r>
+      <w:proofErr w:type="spellEnd"/>
+      <w:r>
+        <w:t xml:space="preserve">, visto che </w:t>
+      </w:r>
+      <w:proofErr w:type="spellStart"/>
+      <w:r>
+        <w:t>angular</w:t>
+      </w:r>
+      <w:proofErr w:type="spellEnd"/>
+      <w:r>
+        <w:t xml:space="preserve"> fa il tutto attraverso le </w:t>
+      </w:r>
+      <w:proofErr w:type="spellStart"/>
+      <w:r>
+        <w:t>ssue</w:t>
+      </w:r>
+      <w:proofErr w:type="spellEnd"/>
+      <w:r>
+        <w:t xml:space="preserve"> </w:t>
+      </w:r>
+      <w:proofErr w:type="spellStart"/>
+      <w:r>
+        <w:t>route</w:t>
+      </w:r>
+      <w:proofErr w:type="spellEnd"/>
+      <w:r>
+        <w:t>. Per farle funzionare è stato necessario inserire questa riga di codice:</w:t>
+      </w:r>
+    </w:p>
+    <w:p>
+      <w:r>
+        <w:t>&lt;&lt; riga di codice&gt;&gt;</w:t>
+      </w:r>
+      <w:r>
+        <w:t xml:space="preserve"> </w:t>
+      </w:r>
+      <w:r>
+        <w:tab/>
+      </w:r>
+      <w:r>
+        <w:br/>
+        <w:t xml:space="preserve">altrimenti c’era una soluzione più alla buona, in cui ogni </w:t>
+      </w:r>
+      <w:proofErr w:type="spellStart"/>
+      <w:r>
+        <w:t>path</w:t>
+      </w:r>
+      <w:proofErr w:type="spellEnd"/>
+      <w:r>
+        <w:t xml:space="preserve"> aveva di </w:t>
+      </w:r>
+      <w:proofErr w:type="spellStart"/>
+      <w:r>
+        <w:t>defualt</w:t>
+      </w:r>
+      <w:proofErr w:type="spellEnd"/>
+      <w:r>
+        <w:t xml:space="preserve"> al suo interno un cancelletto # e necessitava di essere sempre </w:t>
+      </w:r>
+      <w:proofErr w:type="spellStart"/>
+      <w:r>
+        <w:t>reindiiraazo</w:t>
+      </w:r>
+      <w:proofErr w:type="spellEnd"/>
+      <w:r>
+        <w:t xml:space="preserve"> così. Però non è una soluzione </w:t>
+      </w:r>
+      <w:proofErr w:type="spellStart"/>
+      <w:r>
+        <w:t>ulita</w:t>
+      </w:r>
+      <w:proofErr w:type="spellEnd"/>
+      <w:r>
+        <w:t xml:space="preserve"> avere un prodotto che al suo interno deve avere dei cancelletti. Quindi, la riga sopracitata, è stata la soluzione perfetta per la messa in produzione.</w:t>
       </w:r>
     </w:p>
     <w:p>
@@ -15049,41 +15973,89 @@
       <w:pPr>
         <w:pStyle w:val="Titolo"/>
       </w:pPr>
-      <w:bookmarkStart w:id="45" w:name="_Toc160445529"/>
+      <w:bookmarkStart w:id="43" w:name="_Toc160445529"/>
       <w:r>
         <w:lastRenderedPageBreak/>
         <w:t>Capitolo 4 – Risultati ottenuti</w:t>
       </w:r>
+      <w:bookmarkEnd w:id="43"/>
+    </w:p>
+    <w:p>
+      <w:pPr>
+        <w:pStyle w:val="Titolo2"/>
+      </w:pPr>
+      <w:bookmarkStart w:id="44" w:name="_Toc160445530"/>
+      <w:r>
+        <w:t>4</w:t>
+      </w:r>
+      <w:r>
+        <w:t>.1</w:t>
+      </w:r>
+      <w:r>
+        <w:t xml:space="preserve"> </w:t>
+      </w:r>
+      <w:r>
+        <w:t>Test e copertura effettuata</w:t>
+      </w:r>
+      <w:bookmarkEnd w:id="44"/>
+    </w:p>
+    <w:p>
+      <w:r>
+        <w:t>&lt;Risultati dei test in locale, della messa in produzione&gt;</w:t>
+      </w:r>
+    </w:p>
+    <w:p/>
+    <w:p>
+      <w:pPr>
+        <w:pStyle w:val="Titolo2"/>
+      </w:pPr>
+      <w:bookmarkStart w:id="45" w:name="_Toc160445531"/>
+      <w:r>
+        <w:t>4.2 Altro</w:t>
+      </w:r>
       <w:bookmarkEnd w:id="45"/>
     </w:p>
     <w:p>
+      <w:r>
+        <w:t>Aggiunte che si possono assolutamente fare:</w:t>
+      </w:r>
+    </w:p>
+    <w:p>
+      <w:pPr>
+        <w:pStyle w:val="Paragrafoelenco"/>
+        <w:numPr>
+          <w:ilvl w:val="0"/>
+          <w:numId w:val="16"/>
+        </w:numPr>
+      </w:pPr>
+      <w:r>
+        <w:t xml:space="preserve">Gestione </w:t>
+      </w:r>
+      <w:proofErr w:type="spellStart"/>
+      <w:r>
+        <w:t>miglirata</w:t>
+      </w:r>
+      <w:proofErr w:type="spellEnd"/>
+      <w:r>
+        <w:t xml:space="preserve"> di utenti e non utenti</w:t>
+      </w:r>
+    </w:p>
+    <w:p>
+      <w:pPr>
+        <w:pStyle w:val="Paragrafoelenco"/>
+        <w:numPr>
+          <w:ilvl w:val="0"/>
+          <w:numId w:val="16"/>
+        </w:numPr>
+      </w:pPr>
+      <w:r>
+        <w:t>Modifica della carta con più possibilità</w:t>
+      </w:r>
+    </w:p>
+    <w:p>
       <w:pPr>
         <w:pStyle w:val="Titolo2"/>
       </w:pPr>
-      <w:bookmarkStart w:id="46" w:name="_Toc160445530"/>
-      <w:r>
-        <w:t>4</w:t>
-      </w:r>
-      <w:r>
-        <w:t>.1</w:t>
-      </w:r>
-      <w:r>
-        <w:t xml:space="preserve"> </w:t>
-      </w:r>
-      <w:r>
-        <w:t>Test e copertura effettuata</w:t>
-      </w:r>
-      <w:bookmarkEnd w:id="46"/>
-    </w:p>
-    <w:p>
-      <w:pPr>
-        <w:pStyle w:val="Titolo2"/>
-      </w:pPr>
-      <w:bookmarkStart w:id="47" w:name="_Toc160445531"/>
-      <w:r>
-        <w:t>4.2 Altro</w:t>
-      </w:r>
-      <w:bookmarkEnd w:id="47"/>
       <w:r>
         <w:br w:type="page"/>
       </w:r>
@@ -15092,14 +16064,52 @@
       <w:pPr>
         <w:pStyle w:val="Titolo"/>
       </w:pPr>
-      <w:bookmarkStart w:id="48" w:name="_Toc160445532"/>
+      <w:bookmarkStart w:id="46" w:name="_Toc160445532"/>
       <w:r>
         <w:lastRenderedPageBreak/>
         <w:t>Capitolo 5 – Conclusione</w:t>
       </w:r>
-      <w:bookmarkEnd w:id="48"/>
-    </w:p>
-    <w:p/>
+      <w:bookmarkEnd w:id="46"/>
+    </w:p>
+    <w:p>
+      <w:r>
+        <w:t xml:space="preserve">Progetto </w:t>
+      </w:r>
+      <w:proofErr w:type="spellStart"/>
+      <w:r>
+        <w:t>interssante</w:t>
+      </w:r>
+      <w:proofErr w:type="spellEnd"/>
+      <w:r>
+        <w:t xml:space="preserve">, bello lavorare per un azienda e vedere i </w:t>
+      </w:r>
+      <w:proofErr w:type="spellStart"/>
+      <w:r>
+        <w:t>rsltati</w:t>
+      </w:r>
+      <w:proofErr w:type="spellEnd"/>
+      <w:r>
+        <w:t xml:space="preserve"> man mano che avanzano, anche per la grafica è stato molto soddisfacente, iniziare con un </w:t>
+      </w:r>
+      <w:proofErr w:type="spellStart"/>
+      <w:r>
+        <w:t>prgetto</w:t>
+      </w:r>
+      <w:proofErr w:type="spellEnd"/>
+      <w:r>
+        <w:t xml:space="preserve"> molto semplice e poco sviluppato, per poi avere la fortuna di avere un grafico che si poteva dedicare e mettere effettivamente quei cambiamenti utilizzando </w:t>
+      </w:r>
+      <w:proofErr w:type="spellStart"/>
+      <w:r>
+        <w:t>spailwind</w:t>
+      </w:r>
+      <w:proofErr w:type="spellEnd"/>
+      <w:r>
+        <w:t xml:space="preserve"> e vedere il disegno che diventa realtà.</w:t>
+      </w:r>
+      <w:bookmarkStart w:id="47" w:name="_GoBack"/>
+      <w:bookmarkEnd w:id="47"/>
+    </w:p>
     <w:p>
       <w:pPr>
         <w:spacing w:line="240" w:lineRule="auto"/>
@@ -15115,7 +16125,7 @@
           <w:lang w:val="it-CH"/>
         </w:rPr>
       </w:pPr>
-      <w:bookmarkStart w:id="49" w:name="_Toc160445533"/>
+      <w:bookmarkStart w:id="48" w:name="_Toc160445533"/>
       <w:r>
         <w:rPr>
           <w:lang w:val="it-CH"/>
@@ -15123,7 +16133,7 @@
         <w:lastRenderedPageBreak/>
         <w:t>Bibliografia</w:t>
       </w:r>
-      <w:bookmarkEnd w:id="49"/>
+      <w:bookmarkEnd w:id="48"/>
     </w:p>
     <w:p>
       <w:pPr>
@@ -15226,7 +16236,7 @@
       <w:pPr>
         <w:pStyle w:val="SUPSITestoArial10"/>
       </w:pPr>
-      <w:hyperlink r:id="rId30" w:history="1">
+      <w:hyperlink r:id="rId31" w:history="1">
         <w:r>
           <w:rPr>
             <w:rStyle w:val="Collegamentoipertestuale"/>
@@ -15375,7 +16385,7 @@
           <w:szCs w:val="56"/>
         </w:rPr>
       </w:pPr>
-      <w:bookmarkStart w:id="50" w:name="_Toc160445534"/>
+      <w:bookmarkStart w:id="49" w:name="_Toc160445534"/>
       <w:r>
         <w:rPr>
           <w:rStyle w:val="Enfasigrassetto"/>
@@ -15388,7 +16398,7 @@
         <w:lastRenderedPageBreak/>
         <w:t>Appendici</w:t>
       </w:r>
-      <w:bookmarkEnd w:id="50"/>
+      <w:bookmarkEnd w:id="49"/>
     </w:p>
     <w:p>
       <w:pPr>
@@ -15539,7 +16549,7 @@
           <w:szCs w:val="56"/>
         </w:rPr>
       </w:pPr>
-      <w:bookmarkStart w:id="51" w:name="_Toc160445535"/>
+      <w:bookmarkStart w:id="50" w:name="_Toc160445535"/>
       <w:r>
         <w:rPr>
           <w:rStyle w:val="Enfasigrassetto"/>
@@ -15552,7 +16562,7 @@
         <w:lastRenderedPageBreak/>
         <w:t>Allegati</w:t>
       </w:r>
-      <w:bookmarkEnd w:id="51"/>
+      <w:bookmarkEnd w:id="50"/>
     </w:p>
     <w:p>
       <w:pPr>
@@ -15675,11 +16685,11 @@
       </w:pPr>
     </w:p>
     <w:sectPr>
-      <w:headerReference w:type="even" r:id="rId31"/>
-      <w:headerReference w:type="default" r:id="rId32"/>
-      <w:footerReference w:type="default" r:id="rId33"/>
-      <w:headerReference w:type="first" r:id="rId34"/>
-      <w:footerReference w:type="first" r:id="rId35"/>
+      <w:headerReference w:type="even" r:id="rId32"/>
+      <w:headerReference w:type="default" r:id="rId33"/>
+      <w:footerReference w:type="default" r:id="rId34"/>
+      <w:headerReference w:type="first" r:id="rId35"/>
+      <w:footerReference w:type="first" r:id="rId36"/>
       <w:pgSz w:w="11900" w:h="16840" w:code="9"/>
       <w:pgMar w:top="1729" w:right="1134" w:bottom="851" w:left="1701" w:header="550" w:footer="567" w:gutter="0"/>
       <w:cols w:space="708"/>
@@ -15930,7 +16940,7 @@
         <w:sz w:val="16"/>
         <w:szCs w:val="16"/>
       </w:rPr>
-      <w:t>25</w:t>
+      <w:t>31</w:t>
     </w:r>
     <w:r>
       <w:rPr>
@@ -15979,7 +16989,7 @@
         <w:sz w:val="16"/>
         <w:szCs w:val="16"/>
       </w:rPr>
-      <w:t>33</w:t>
+      <w:t>34</w:t>
     </w:r>
     <w:r>
       <w:rPr>
@@ -17407,6 +18417,92 @@
     </w:lvl>
   </w:abstractNum>
   <w:abstractNum w:abstractNumId="10" w15:restartNumberingAfterBreak="0">
+    <w:nsid w:val="4CC019AB"/>
+    <w:multiLevelType w:val="hybridMultilevel"/>
+    <w:tmpl w:val="F8A8F962"/>
+    <w:lvl w:ilvl="0" w:tplc="0409000F">
+      <w:start w:val="1"/>
+      <w:numFmt w:val="decimal"/>
+      <w:lvlText w:val="%1."/>
+      <w:lvlJc w:val="left"/>
+      <w:pPr>
+        <w:ind w:left="360" w:hanging="360"/>
+      </w:pPr>
+    </w:lvl>
+    <w:lvl w:ilvl="1" w:tplc="04090019" w:tentative="1">
+      <w:start w:val="1"/>
+      <w:numFmt w:val="lowerLetter"/>
+      <w:lvlText w:val="%2."/>
+      <w:lvlJc w:val="left"/>
+      <w:pPr>
+        <w:ind w:left="1080" w:hanging="360"/>
+      </w:pPr>
+    </w:lvl>
+    <w:lvl w:ilvl="2" w:tplc="0409001B" w:tentative="1">
+      <w:start w:val="1"/>
+      <w:numFmt w:val="lowerRoman"/>
+      <w:lvlText w:val="%3."/>
+      <w:lvlJc w:val="right"/>
+      <w:pPr>
+        <w:ind w:left="1800" w:hanging="180"/>
+      </w:pPr>
+    </w:lvl>
+    <w:lvl w:ilvl="3" w:tplc="0409000F" w:tentative="1">
+      <w:start w:val="1"/>
+      <w:numFmt w:val="decimal"/>
+      <w:lvlText w:val="%4."/>
+      <w:lvlJc w:val="left"/>
+      <w:pPr>
+        <w:ind w:left="2520" w:hanging="360"/>
+      </w:pPr>
+    </w:lvl>
+    <w:lvl w:ilvl="4" w:tplc="04090019" w:tentative="1">
+      <w:start w:val="1"/>
+      <w:numFmt w:val="lowerLetter"/>
+      <w:lvlText w:val="%5."/>
+      <w:lvlJc w:val="left"/>
+      <w:pPr>
+        <w:ind w:left="3240" w:hanging="360"/>
+      </w:pPr>
+    </w:lvl>
+    <w:lvl w:ilvl="5" w:tplc="0409001B" w:tentative="1">
+      <w:start w:val="1"/>
+      <w:numFmt w:val="lowerRoman"/>
+      <w:lvlText w:val="%6."/>
+      <w:lvlJc w:val="right"/>
+      <w:pPr>
+        <w:ind w:left="3960" w:hanging="180"/>
+      </w:pPr>
+    </w:lvl>
+    <w:lvl w:ilvl="6" w:tplc="0409000F" w:tentative="1">
+      <w:start w:val="1"/>
+      <w:numFmt w:val="decimal"/>
+      <w:lvlText w:val="%7."/>
+      <w:lvlJc w:val="left"/>
+      <w:pPr>
+        <w:ind w:left="4680" w:hanging="360"/>
+      </w:pPr>
+    </w:lvl>
+    <w:lvl w:ilvl="7" w:tplc="04090019" w:tentative="1">
+      <w:start w:val="1"/>
+      <w:numFmt w:val="lowerLetter"/>
+      <w:lvlText w:val="%8."/>
+      <w:lvlJc w:val="left"/>
+      <w:pPr>
+        <w:ind w:left="5400" w:hanging="360"/>
+      </w:pPr>
+    </w:lvl>
+    <w:lvl w:ilvl="8" w:tplc="0409001B" w:tentative="1">
+      <w:start w:val="1"/>
+      <w:numFmt w:val="lowerRoman"/>
+      <w:lvlText w:val="%9."/>
+      <w:lvlJc w:val="right"/>
+      <w:pPr>
+        <w:ind w:left="6120" w:hanging="180"/>
+      </w:pPr>
+    </w:lvl>
+  </w:abstractNum>
+  <w:abstractNum w:abstractNumId="11" w15:restartNumberingAfterBreak="0">
     <w:nsid w:val="57505FAF"/>
     <w:multiLevelType w:val="multilevel"/>
     <w:tmpl w:val="0DE093DA"/>
@@ -17519,7 +18615,7 @@
       </w:pPr>
     </w:lvl>
   </w:abstractNum>
-  <w:abstractNum w:abstractNumId="11" w15:restartNumberingAfterBreak="0">
+  <w:abstractNum w:abstractNumId="12" w15:restartNumberingAfterBreak="0">
     <w:nsid w:val="64654D84"/>
     <w:multiLevelType w:val="hybridMultilevel"/>
     <w:tmpl w:val="D3AAD4B8"/>
@@ -17639,7 +18735,93 @@
       </w:rPr>
     </w:lvl>
   </w:abstractNum>
-  <w:abstractNum w:abstractNumId="12" w15:restartNumberingAfterBreak="0">
+  <w:abstractNum w:abstractNumId="13" w15:restartNumberingAfterBreak="0">
+    <w:nsid w:val="65BA59C9"/>
+    <w:multiLevelType w:val="hybridMultilevel"/>
+    <w:tmpl w:val="5A169046"/>
+    <w:lvl w:ilvl="0" w:tplc="0409000F">
+      <w:start w:val="1"/>
+      <w:numFmt w:val="decimal"/>
+      <w:lvlText w:val="%1."/>
+      <w:lvlJc w:val="left"/>
+      <w:pPr>
+        <w:ind w:left="720" w:hanging="360"/>
+      </w:pPr>
+    </w:lvl>
+    <w:lvl w:ilvl="1" w:tplc="04090019" w:tentative="1">
+      <w:start w:val="1"/>
+      <w:numFmt w:val="lowerLetter"/>
+      <w:lvlText w:val="%2."/>
+      <w:lvlJc w:val="left"/>
+      <w:pPr>
+        <w:ind w:left="1440" w:hanging="360"/>
+      </w:pPr>
+    </w:lvl>
+    <w:lvl w:ilvl="2" w:tplc="0409001B" w:tentative="1">
+      <w:start w:val="1"/>
+      <w:numFmt w:val="lowerRoman"/>
+      <w:lvlText w:val="%3."/>
+      <w:lvlJc w:val="right"/>
+      <w:pPr>
+        <w:ind w:left="2160" w:hanging="180"/>
+      </w:pPr>
+    </w:lvl>
+    <w:lvl w:ilvl="3" w:tplc="0409000F" w:tentative="1">
+      <w:start w:val="1"/>
+      <w:numFmt w:val="decimal"/>
+      <w:lvlText w:val="%4."/>
+      <w:lvlJc w:val="left"/>
+      <w:pPr>
+        <w:ind w:left="2880" w:hanging="360"/>
+      </w:pPr>
+    </w:lvl>
+    <w:lvl w:ilvl="4" w:tplc="04090019" w:tentative="1">
+      <w:start w:val="1"/>
+      <w:numFmt w:val="lowerLetter"/>
+      <w:lvlText w:val="%5."/>
+      <w:lvlJc w:val="left"/>
+      <w:pPr>
+        <w:ind w:left="3600" w:hanging="360"/>
+      </w:pPr>
+    </w:lvl>
+    <w:lvl w:ilvl="5" w:tplc="0409001B" w:tentative="1">
+      <w:start w:val="1"/>
+      <w:numFmt w:val="lowerRoman"/>
+      <w:lvlText w:val="%6."/>
+      <w:lvlJc w:val="right"/>
+      <w:pPr>
+        <w:ind w:left="4320" w:hanging="180"/>
+      </w:pPr>
+    </w:lvl>
+    <w:lvl w:ilvl="6" w:tplc="0409000F" w:tentative="1">
+      <w:start w:val="1"/>
+      <w:numFmt w:val="decimal"/>
+      <w:lvlText w:val="%7."/>
+      <w:lvlJc w:val="left"/>
+      <w:pPr>
+        <w:ind w:left="5040" w:hanging="360"/>
+      </w:pPr>
+    </w:lvl>
+    <w:lvl w:ilvl="7" w:tplc="04090019" w:tentative="1">
+      <w:start w:val="1"/>
+      <w:numFmt w:val="lowerLetter"/>
+      <w:lvlText w:val="%8."/>
+      <w:lvlJc w:val="left"/>
+      <w:pPr>
+        <w:ind w:left="5760" w:hanging="360"/>
+      </w:pPr>
+    </w:lvl>
+    <w:lvl w:ilvl="8" w:tplc="0409001B" w:tentative="1">
+      <w:start w:val="1"/>
+      <w:numFmt w:val="lowerRoman"/>
+      <w:lvlText w:val="%9."/>
+      <w:lvlJc w:val="right"/>
+      <w:pPr>
+        <w:ind w:left="6480" w:hanging="180"/>
+      </w:pPr>
+    </w:lvl>
+  </w:abstractNum>
+  <w:abstractNum w:abstractNumId="14" w15:restartNumberingAfterBreak="0">
     <w:nsid w:val="67A15BD7"/>
     <w:multiLevelType w:val="multilevel"/>
     <w:tmpl w:val="31669ED6"/>
@@ -17752,11 +18934,183 @@
       </w:rPr>
     </w:lvl>
   </w:abstractNum>
+  <w:abstractNum w:abstractNumId="15" w15:restartNumberingAfterBreak="0">
+    <w:nsid w:val="74621AE9"/>
+    <w:multiLevelType w:val="hybridMultilevel"/>
+    <w:tmpl w:val="1818BA42"/>
+    <w:lvl w:ilvl="0" w:tplc="0409000F">
+      <w:start w:val="1"/>
+      <w:numFmt w:val="decimal"/>
+      <w:lvlText w:val="%1."/>
+      <w:lvlJc w:val="left"/>
+      <w:pPr>
+        <w:ind w:left="720" w:hanging="360"/>
+      </w:pPr>
+    </w:lvl>
+    <w:lvl w:ilvl="1" w:tplc="04090019" w:tentative="1">
+      <w:start w:val="1"/>
+      <w:numFmt w:val="lowerLetter"/>
+      <w:lvlText w:val="%2."/>
+      <w:lvlJc w:val="left"/>
+      <w:pPr>
+        <w:ind w:left="1440" w:hanging="360"/>
+      </w:pPr>
+    </w:lvl>
+    <w:lvl w:ilvl="2" w:tplc="0409001B" w:tentative="1">
+      <w:start w:val="1"/>
+      <w:numFmt w:val="lowerRoman"/>
+      <w:lvlText w:val="%3."/>
+      <w:lvlJc w:val="right"/>
+      <w:pPr>
+        <w:ind w:left="2160" w:hanging="180"/>
+      </w:pPr>
+    </w:lvl>
+    <w:lvl w:ilvl="3" w:tplc="0409000F" w:tentative="1">
+      <w:start w:val="1"/>
+      <w:numFmt w:val="decimal"/>
+      <w:lvlText w:val="%4."/>
+      <w:lvlJc w:val="left"/>
+      <w:pPr>
+        <w:ind w:left="2880" w:hanging="360"/>
+      </w:pPr>
+    </w:lvl>
+    <w:lvl w:ilvl="4" w:tplc="04090019" w:tentative="1">
+      <w:start w:val="1"/>
+      <w:numFmt w:val="lowerLetter"/>
+      <w:lvlText w:val="%5."/>
+      <w:lvlJc w:val="left"/>
+      <w:pPr>
+        <w:ind w:left="3600" w:hanging="360"/>
+      </w:pPr>
+    </w:lvl>
+    <w:lvl w:ilvl="5" w:tplc="0409001B" w:tentative="1">
+      <w:start w:val="1"/>
+      <w:numFmt w:val="lowerRoman"/>
+      <w:lvlText w:val="%6."/>
+      <w:lvlJc w:val="right"/>
+      <w:pPr>
+        <w:ind w:left="4320" w:hanging="180"/>
+      </w:pPr>
+    </w:lvl>
+    <w:lvl w:ilvl="6" w:tplc="0409000F" w:tentative="1">
+      <w:start w:val="1"/>
+      <w:numFmt w:val="decimal"/>
+      <w:lvlText w:val="%7."/>
+      <w:lvlJc w:val="left"/>
+      <w:pPr>
+        <w:ind w:left="5040" w:hanging="360"/>
+      </w:pPr>
+    </w:lvl>
+    <w:lvl w:ilvl="7" w:tplc="04090019" w:tentative="1">
+      <w:start w:val="1"/>
+      <w:numFmt w:val="lowerLetter"/>
+      <w:lvlText w:val="%8."/>
+      <w:lvlJc w:val="left"/>
+      <w:pPr>
+        <w:ind w:left="5760" w:hanging="360"/>
+      </w:pPr>
+    </w:lvl>
+    <w:lvl w:ilvl="8" w:tplc="0409001B" w:tentative="1">
+      <w:start w:val="1"/>
+      <w:numFmt w:val="lowerRoman"/>
+      <w:lvlText w:val="%9."/>
+      <w:lvlJc w:val="right"/>
+      <w:pPr>
+        <w:ind w:left="6480" w:hanging="180"/>
+      </w:pPr>
+    </w:lvl>
+  </w:abstractNum>
+  <w:abstractNum w:abstractNumId="16" w15:restartNumberingAfterBreak="0">
+    <w:nsid w:val="76642084"/>
+    <w:multiLevelType w:val="hybridMultilevel"/>
+    <w:tmpl w:val="1F846748"/>
+    <w:lvl w:ilvl="0" w:tplc="0409000F">
+      <w:start w:val="1"/>
+      <w:numFmt w:val="decimal"/>
+      <w:lvlText w:val="%1."/>
+      <w:lvlJc w:val="left"/>
+      <w:pPr>
+        <w:ind w:left="720" w:hanging="360"/>
+      </w:pPr>
+    </w:lvl>
+    <w:lvl w:ilvl="1" w:tplc="04090019" w:tentative="1">
+      <w:start w:val="1"/>
+      <w:numFmt w:val="lowerLetter"/>
+      <w:lvlText w:val="%2."/>
+      <w:lvlJc w:val="left"/>
+      <w:pPr>
+        <w:ind w:left="1440" w:hanging="360"/>
+      </w:pPr>
+    </w:lvl>
+    <w:lvl w:ilvl="2" w:tplc="0409001B" w:tentative="1">
+      <w:start w:val="1"/>
+      <w:numFmt w:val="lowerRoman"/>
+      <w:lvlText w:val="%3."/>
+      <w:lvlJc w:val="right"/>
+      <w:pPr>
+        <w:ind w:left="2160" w:hanging="180"/>
+      </w:pPr>
+    </w:lvl>
+    <w:lvl w:ilvl="3" w:tplc="0409000F" w:tentative="1">
+      <w:start w:val="1"/>
+      <w:numFmt w:val="decimal"/>
+      <w:lvlText w:val="%4."/>
+      <w:lvlJc w:val="left"/>
+      <w:pPr>
+        <w:ind w:left="2880" w:hanging="360"/>
+      </w:pPr>
+    </w:lvl>
+    <w:lvl w:ilvl="4" w:tplc="04090019" w:tentative="1">
+      <w:start w:val="1"/>
+      <w:numFmt w:val="lowerLetter"/>
+      <w:lvlText w:val="%5."/>
+      <w:lvlJc w:val="left"/>
+      <w:pPr>
+        <w:ind w:left="3600" w:hanging="360"/>
+      </w:pPr>
+    </w:lvl>
+    <w:lvl w:ilvl="5" w:tplc="0409001B" w:tentative="1">
+      <w:start w:val="1"/>
+      <w:numFmt w:val="lowerRoman"/>
+      <w:lvlText w:val="%6."/>
+      <w:lvlJc w:val="right"/>
+      <w:pPr>
+        <w:ind w:left="4320" w:hanging="180"/>
+      </w:pPr>
+    </w:lvl>
+    <w:lvl w:ilvl="6" w:tplc="0409000F" w:tentative="1">
+      <w:start w:val="1"/>
+      <w:numFmt w:val="decimal"/>
+      <w:lvlText w:val="%7."/>
+      <w:lvlJc w:val="left"/>
+      <w:pPr>
+        <w:ind w:left="5040" w:hanging="360"/>
+      </w:pPr>
+    </w:lvl>
+    <w:lvl w:ilvl="7" w:tplc="04090019" w:tentative="1">
+      <w:start w:val="1"/>
+      <w:numFmt w:val="lowerLetter"/>
+      <w:lvlText w:val="%8."/>
+      <w:lvlJc w:val="left"/>
+      <w:pPr>
+        <w:ind w:left="5760" w:hanging="360"/>
+      </w:pPr>
+    </w:lvl>
+    <w:lvl w:ilvl="8" w:tplc="0409001B" w:tentative="1">
+      <w:start w:val="1"/>
+      <w:numFmt w:val="lowerRoman"/>
+      <w:lvlText w:val="%9."/>
+      <w:lvlJc w:val="right"/>
+      <w:pPr>
+        <w:ind w:left="6480" w:hanging="180"/>
+      </w:pPr>
+    </w:lvl>
+  </w:abstractNum>
   <w:num w:numId="1">
     <w:abstractNumId w:val="6"/>
   </w:num>
   <w:num w:numId="2">
-    <w:abstractNumId w:val="11"/>
+    <w:abstractNumId w:val="12"/>
   </w:num>
   <w:num w:numId="3">
     <w:abstractNumId w:val="8"/>
@@ -17765,7 +19119,7 @@
     <w:abstractNumId w:val="1"/>
   </w:num>
   <w:num w:numId="5">
-    <w:abstractNumId w:val="12"/>
+    <w:abstractNumId w:val="14"/>
   </w:num>
   <w:num w:numId="6">
     <w:abstractNumId w:val="9"/>
@@ -17783,13 +19137,25 @@
     <w:abstractNumId w:val="5"/>
   </w:num>
   <w:num w:numId="11">
-    <w:abstractNumId w:val="10"/>
+    <w:abstractNumId w:val="11"/>
   </w:num>
   <w:num w:numId="12">
     <w:abstractNumId w:val="4"/>
   </w:num>
   <w:num w:numId="13">
     <w:abstractNumId w:val="0"/>
+  </w:num>
+  <w:num w:numId="14">
+    <w:abstractNumId w:val="10"/>
+  </w:num>
+  <w:num w:numId="15">
+    <w:abstractNumId w:val="15"/>
+  </w:num>
+  <w:num w:numId="16">
+    <w:abstractNumId w:val="16"/>
+  </w:num>
+  <w:num w:numId="17">
+    <w:abstractNumId w:val="13"/>
   </w:num>
   <w:numIdMacAtCleanup w:val="5"/>
 </w:numbering>
@@ -19311,7 +20677,7 @@
 </file>
 
 <file path=customXml/itemProps1.xml><?xml version="1.0" encoding="utf-8"?>
-<ds:datastoreItem xmlns:ds="http://schemas.openxmlformats.org/officeDocument/2006/customXml" ds:itemID="{49FB207D-C6F3-47CF-AB6E-E2FB54D18D69}">
+<ds:datastoreItem xmlns:ds="http://schemas.openxmlformats.org/officeDocument/2006/customXml" ds:itemID="{4C011D96-B887-4B70-8BFD-0DA9CE9797A1}">
   <ds:schemaRefs>
     <ds:schemaRef ds:uri="http://schemas.openxmlformats.org/officeDocument/2006/bibliography"/>
   </ds:schemaRefs>

--- a/rapporto/DOC_SARAK.docx
+++ b/rapporto/DOC_SARAK.docx
@@ -1144,6 +1144,8 @@
         <w:lastRenderedPageBreak/>
         <w:t>Indice generale</w:t>
       </w:r>
+      <w:bookmarkStart w:id="0" w:name="_GoBack"/>
+      <w:bookmarkEnd w:id="0"/>
     </w:p>
     <w:p>
       <w:pPr>
@@ -1198,14 +1200,14 @@
         </w:rPr>
         <w:fldChar w:fldCharType="separate"/>
       </w:r>
-      <w:hyperlink w:anchor="_Toc160445508" w:history="1">
+      <w:hyperlink w:anchor="_Toc167217197" w:history="1">
         <w:r>
           <w:rPr>
             <w:rStyle w:val="Collegamentoipertestuale"/>
             <w:rFonts w:ascii="Arial" w:hAnsi="Arial" w:cs="Arial"/>
             <w:noProof/>
           </w:rPr>
-          <w:t>Riassunto / Abstract</w:t>
+          <w:t>Riassunto</w:t>
         </w:r>
         <w:r>
           <w:rPr>
@@ -1226,7 +1228,7 @@
             <w:noProof/>
             <w:webHidden/>
           </w:rPr>
-          <w:instrText xml:space="preserve"> PAGEREF _Toc160445508 \h </w:instrText>
+          <w:instrText xml:space="preserve"> PAGEREF _Toc167217197 \h </w:instrText>
         </w:r>
         <w:r>
           <w:rPr>
@@ -1274,14 +1276,15 @@
           <w:lang w:val="en-US"/>
         </w:rPr>
       </w:pPr>
-      <w:hyperlink w:anchor="_Toc160445509" w:history="1">
+      <w:hyperlink w:anchor="_Toc167217198" w:history="1">
         <w:r>
           <w:rPr>
             <w:rStyle w:val="Collegamentoipertestuale"/>
             <w:rFonts w:ascii="Arial" w:hAnsi="Arial" w:cs="Arial"/>
             <w:noProof/>
-          </w:rPr>
-          <w:t>Progetto assegnato</w:t>
+            <w:lang w:val="en-US"/>
+          </w:rPr>
+          <w:t>Abstract</w:t>
         </w:r>
         <w:r>
           <w:rPr>
@@ -1302,151 +1305,7 @@
             <w:noProof/>
             <w:webHidden/>
           </w:rPr>
-          <w:instrText xml:space="preserve"> PAGEREF _Toc160445509 \h </w:instrText>
-        </w:r>
-        <w:r>
-          <w:rPr>
-            <w:noProof/>
-            <w:webHidden/>
-          </w:rPr>
-        </w:r>
-        <w:r>
-          <w:rPr>
-            <w:noProof/>
-            <w:webHidden/>
-          </w:rPr>
-          <w:fldChar w:fldCharType="separate"/>
-        </w:r>
-        <w:r>
-          <w:rPr>
-            <w:noProof/>
-            <w:webHidden/>
-          </w:rPr>
-          <w:t>9</w:t>
-        </w:r>
-        <w:r>
-          <w:rPr>
-            <w:noProof/>
-            <w:webHidden/>
-          </w:rPr>
-          <w:fldChar w:fldCharType="end"/>
-        </w:r>
-      </w:hyperlink>
-    </w:p>
-    <w:p>
-      <w:pPr>
-        <w:pStyle w:val="Sommario3"/>
-        <w:tabs>
-          <w:tab w:val="right" w:leader="dot" w:pos="9055"/>
-        </w:tabs>
-        <w:rPr>
-          <w:rFonts w:eastAsiaTheme="minorEastAsia" w:cstheme="minorBidi"/>
-          <w:noProof/>
-          <w:sz w:val="22"/>
-          <w:szCs w:val="22"/>
-          <w:lang w:val="en-US"/>
-        </w:rPr>
-      </w:pPr>
-      <w:hyperlink w:anchor="_Toc160445510" w:history="1">
-        <w:r>
-          <w:rPr>
-            <w:rStyle w:val="Collegamentoipertestuale"/>
-            <w:noProof/>
-          </w:rPr>
-          <w:t>Descrizione</w:t>
-        </w:r>
-        <w:r>
-          <w:rPr>
-            <w:noProof/>
-            <w:webHidden/>
-          </w:rPr>
-          <w:tab/>
-        </w:r>
-        <w:r>
-          <w:rPr>
-            <w:noProof/>
-            <w:webHidden/>
-          </w:rPr>
-          <w:fldChar w:fldCharType="begin"/>
-        </w:r>
-        <w:r>
-          <w:rPr>
-            <w:noProof/>
-            <w:webHidden/>
-          </w:rPr>
-          <w:instrText xml:space="preserve"> PAGEREF _Toc160445510 \h </w:instrText>
-        </w:r>
-        <w:r>
-          <w:rPr>
-            <w:noProof/>
-            <w:webHidden/>
-          </w:rPr>
-        </w:r>
-        <w:r>
-          <w:rPr>
-            <w:noProof/>
-            <w:webHidden/>
-          </w:rPr>
-          <w:fldChar w:fldCharType="separate"/>
-        </w:r>
-        <w:r>
-          <w:rPr>
-            <w:noProof/>
-            <w:webHidden/>
-          </w:rPr>
-          <w:t>9</w:t>
-        </w:r>
-        <w:r>
-          <w:rPr>
-            <w:noProof/>
-            <w:webHidden/>
-          </w:rPr>
-          <w:fldChar w:fldCharType="end"/>
-        </w:r>
-      </w:hyperlink>
-    </w:p>
-    <w:p>
-      <w:pPr>
-        <w:pStyle w:val="Sommario3"/>
-        <w:tabs>
-          <w:tab w:val="right" w:leader="dot" w:pos="9055"/>
-        </w:tabs>
-        <w:rPr>
-          <w:rFonts w:eastAsiaTheme="minorEastAsia" w:cstheme="minorBidi"/>
-          <w:noProof/>
-          <w:sz w:val="22"/>
-          <w:szCs w:val="22"/>
-          <w:lang w:val="en-US"/>
-        </w:rPr>
-      </w:pPr>
-      <w:hyperlink w:anchor="_Toc160445511" w:history="1">
-        <w:r>
-          <w:rPr>
-            <w:rStyle w:val="Collegamentoipertestuale"/>
-            <w:noProof/>
-          </w:rPr>
-          <w:t>Compiti</w:t>
-        </w:r>
-        <w:r>
-          <w:rPr>
-            <w:noProof/>
-            <w:webHidden/>
-          </w:rPr>
-          <w:tab/>
-        </w:r>
-        <w:r>
-          <w:rPr>
-            <w:noProof/>
-            <w:webHidden/>
-          </w:rPr>
-          <w:fldChar w:fldCharType="begin"/>
-        </w:r>
-        <w:r>
-          <w:rPr>
-            <w:noProof/>
-            <w:webHidden/>
-          </w:rPr>
-          <w:instrText xml:space="preserve"> PAGEREF _Toc160445511 \h </w:instrText>
+          <w:instrText xml:space="preserve"> PAGEREF _Toc167217198 \h </w:instrText>
         </w:r>
         <w:r>
           <w:rPr>
@@ -1494,15 +1353,14 @@
           <w:lang w:val="en-US"/>
         </w:rPr>
       </w:pPr>
-      <w:hyperlink w:anchor="_Toc160445512" w:history="1">
+      <w:hyperlink w:anchor="_Toc167217199" w:history="1">
         <w:r>
           <w:rPr>
             <w:rStyle w:val="Collegamentoipertestuale"/>
-            <w:rFonts w:eastAsia="Times New Roman"/>
-            <w:noProof/>
-            <w:lang w:val="it-CH" w:eastAsia="it-CH"/>
-          </w:rPr>
-          <w:t>Capitolo 0 – Introduzione</w:t>
+            <w:rFonts w:ascii="Arial" w:hAnsi="Arial" w:cs="Arial"/>
+            <w:noProof/>
+          </w:rPr>
+          <w:t>Progetto assegnato</w:t>
         </w:r>
         <w:r>
           <w:rPr>
@@ -1523,7 +1381,7 @@
             <w:noProof/>
             <w:webHidden/>
           </w:rPr>
-          <w:instrText xml:space="preserve"> PAGEREF _Toc160445512 \h </w:instrText>
+          <w:instrText xml:space="preserve"> PAGEREF _Toc167217199 \h </w:instrText>
         </w:r>
         <w:r>
           <w:rPr>
@@ -1568,14 +1426,13 @@
           <w:lang w:val="en-US"/>
         </w:rPr>
       </w:pPr>
-      <w:hyperlink w:anchor="_Toc160445513" w:history="1">
+      <w:hyperlink w:anchor="_Toc167217200" w:history="1">
         <w:r>
           <w:rPr>
             <w:rStyle w:val="Collegamentoipertestuale"/>
             <w:noProof/>
-            <w:lang w:val="it-CH" w:eastAsia="it-CH"/>
-          </w:rPr>
-          <w:t>Motivazione e contesto</w:t>
+          </w:rPr>
+          <w:t>Descrizione</w:t>
         </w:r>
         <w:r>
           <w:rPr>
@@ -1596,7 +1453,7 @@
             <w:noProof/>
             <w:webHidden/>
           </w:rPr>
-          <w:instrText xml:space="preserve"> PAGEREF _Toc160445513 \h </w:instrText>
+          <w:instrText xml:space="preserve"> PAGEREF _Toc167217200 \h </w:instrText>
         </w:r>
         <w:r>
           <w:rPr>
@@ -1641,14 +1498,13 @@
           <w:lang w:val="en-US"/>
         </w:rPr>
       </w:pPr>
-      <w:hyperlink w:anchor="_Toc160445514" w:history="1">
+      <w:hyperlink w:anchor="_Toc167217201" w:history="1">
         <w:r>
           <w:rPr>
             <w:rStyle w:val="Collegamentoipertestuale"/>
             <w:noProof/>
-            <w:lang w:val="it-CH" w:eastAsia="it-CH"/>
-          </w:rPr>
-          <w:t>Idea del progetto</w:t>
+          </w:rPr>
+          <w:t>Compiti</w:t>
         </w:r>
         <w:r>
           <w:rPr>
@@ -1669,7 +1525,7 @@
             <w:noProof/>
             <w:webHidden/>
           </w:rPr>
-          <w:instrText xml:space="preserve"> PAGEREF _Toc160445514 \h </w:instrText>
+          <w:instrText xml:space="preserve"> PAGEREF _Toc167217201 \h </w:instrText>
         </w:r>
         <w:r>
           <w:rPr>
@@ -1714,13 +1570,13 @@
           <w:lang w:val="en-US"/>
         </w:rPr>
       </w:pPr>
-      <w:hyperlink w:anchor="_Toc160445515" w:history="1">
+      <w:hyperlink w:anchor="_Toc167217202" w:history="1">
         <w:r>
           <w:rPr>
             <w:rStyle w:val="Collegamentoipertestuale"/>
             <w:noProof/>
           </w:rPr>
-          <w:t>Punto di partenza del progetto</w:t>
+          <w:t>Obiettivi</w:t>
         </w:r>
         <w:r>
           <w:rPr>
@@ -1741,7 +1597,79 @@
             <w:noProof/>
             <w:webHidden/>
           </w:rPr>
-          <w:instrText xml:space="preserve"> PAGEREF _Toc160445515 \h </w:instrText>
+          <w:instrText xml:space="preserve"> PAGEREF _Toc167217202 \h </w:instrText>
+        </w:r>
+        <w:r>
+          <w:rPr>
+            <w:noProof/>
+            <w:webHidden/>
+          </w:rPr>
+        </w:r>
+        <w:r>
+          <w:rPr>
+            <w:noProof/>
+            <w:webHidden/>
+          </w:rPr>
+          <w:fldChar w:fldCharType="separate"/>
+        </w:r>
+        <w:r>
+          <w:rPr>
+            <w:noProof/>
+            <w:webHidden/>
+          </w:rPr>
+          <w:t>10</w:t>
+        </w:r>
+        <w:r>
+          <w:rPr>
+            <w:noProof/>
+            <w:webHidden/>
+          </w:rPr>
+          <w:fldChar w:fldCharType="end"/>
+        </w:r>
+      </w:hyperlink>
+    </w:p>
+    <w:p>
+      <w:pPr>
+        <w:pStyle w:val="Sommario3"/>
+        <w:tabs>
+          <w:tab w:val="right" w:leader="dot" w:pos="9055"/>
+        </w:tabs>
+        <w:rPr>
+          <w:rFonts w:eastAsiaTheme="minorEastAsia" w:cstheme="minorBidi"/>
+          <w:noProof/>
+          <w:sz w:val="22"/>
+          <w:szCs w:val="22"/>
+          <w:lang w:val="en-US"/>
+        </w:rPr>
+      </w:pPr>
+      <w:hyperlink w:anchor="_Toc167217203" w:history="1">
+        <w:r>
+          <w:rPr>
+            <w:rStyle w:val="Collegamentoipertestuale"/>
+            <w:noProof/>
+          </w:rPr>
+          <w:t>Tecnologie</w:t>
+        </w:r>
+        <w:r>
+          <w:rPr>
+            <w:noProof/>
+            <w:webHidden/>
+          </w:rPr>
+          <w:tab/>
+        </w:r>
+        <w:r>
+          <w:rPr>
+            <w:noProof/>
+            <w:webHidden/>
+          </w:rPr>
+          <w:fldChar w:fldCharType="begin"/>
+        </w:r>
+        <w:r>
+          <w:rPr>
+            <w:noProof/>
+            <w:webHidden/>
+          </w:rPr>
+          <w:instrText xml:space="preserve"> PAGEREF _Toc167217203 \h </w:instrText>
         </w:r>
         <w:r>
           <w:rPr>
@@ -1789,13 +1717,15 @@
           <w:lang w:val="en-US"/>
         </w:rPr>
       </w:pPr>
-      <w:hyperlink w:anchor="_Toc160445516" w:history="1">
+      <w:hyperlink w:anchor="_Toc167217204" w:history="1">
         <w:r>
           <w:rPr>
             <w:rStyle w:val="Collegamentoipertestuale"/>
-            <w:noProof/>
-          </w:rPr>
-          <w:t>Capitolo 1 – Stato dell’arte</w:t>
+            <w:rFonts w:eastAsia="Times New Roman"/>
+            <w:noProof/>
+            <w:lang w:val="it-CH" w:eastAsia="it-CH"/>
+          </w:rPr>
+          <w:t>Capitolo 0 – Introduzione</w:t>
         </w:r>
         <w:r>
           <w:rPr>
@@ -1816,7 +1746,7 @@
             <w:noProof/>
             <w:webHidden/>
           </w:rPr>
-          <w:instrText xml:space="preserve"> PAGEREF _Toc160445516 \h </w:instrText>
+          <w:instrText xml:space="preserve"> PAGEREF _Toc167217204 \h </w:instrText>
         </w:r>
         <w:r>
           <w:rPr>
@@ -1851,7 +1781,6 @@
       <w:pPr>
         <w:pStyle w:val="Sommario3"/>
         <w:tabs>
-          <w:tab w:val="left" w:pos="720"/>
           <w:tab w:val="right" w:leader="dot" w:pos="9055"/>
         </w:tabs>
         <w:rPr>
@@ -1862,41 +1791,24 @@
           <w:lang w:val="en-US"/>
         </w:rPr>
       </w:pPr>
-      <w:hyperlink w:anchor="_Toc160445517" w:history="1">
+      <w:hyperlink w:anchor="_Toc167217205" w:history="1">
         <w:r>
           <w:rPr>
             <w:rStyle w:val="Collegamentoipertestuale"/>
             <w:noProof/>
-            <w:lang w:val="it-CH"/>
-          </w:rPr>
-          <w:t>1.1</w:t>
-        </w:r>
-        <w:r>
-          <w:rPr>
-            <w:rFonts w:eastAsiaTheme="minorEastAsia" w:cstheme="minorBidi"/>
-            <w:noProof/>
-            <w:sz w:val="22"/>
-            <w:szCs w:val="22"/>
-            <w:lang w:val="en-US"/>
+            <w:lang w:val="it-CH" w:eastAsia="it-CH"/>
+          </w:rPr>
+          <w:t>Motivazione e contesto</w:t>
+        </w:r>
+        <w:r>
+          <w:rPr>
+            <w:noProof/>
+            <w:webHidden/>
           </w:rPr>
           <w:tab/>
         </w:r>
         <w:r>
           <w:rPr>
-            <w:rStyle w:val="Collegamentoipertestuale"/>
-            <w:noProof/>
-          </w:rPr>
-          <w:t>Cos’è l’NFC?</w:t>
-        </w:r>
-        <w:r>
-          <w:rPr>
-            <w:noProof/>
-            <w:webHidden/>
-          </w:rPr>
-          <w:tab/>
-        </w:r>
-        <w:r>
-          <w:rPr>
             <w:noProof/>
             <w:webHidden/>
           </w:rPr>
@@ -1907,7 +1819,7 @@
             <w:noProof/>
             <w:webHidden/>
           </w:rPr>
-          <w:instrText xml:space="preserve"> PAGEREF _Toc160445517 \h </w:instrText>
+          <w:instrText xml:space="preserve"> PAGEREF _Toc167217205 \h </w:instrText>
         </w:r>
         <w:r>
           <w:rPr>
@@ -1940,7 +1852,7 @@
     </w:p>
     <w:p>
       <w:pPr>
-        <w:pStyle w:val="Sommario4"/>
+        <w:pStyle w:val="Sommario3"/>
         <w:tabs>
           <w:tab w:val="right" w:leader="dot" w:pos="9055"/>
         </w:tabs>
@@ -1952,13 +1864,14 @@
           <w:lang w:val="en-US"/>
         </w:rPr>
       </w:pPr>
-      <w:hyperlink w:anchor="_Toc160445518" w:history="1">
+      <w:hyperlink w:anchor="_Toc167217206" w:history="1">
         <w:r>
           <w:rPr>
             <w:rStyle w:val="Collegamentoipertestuale"/>
             <w:noProof/>
-          </w:rPr>
-          <w:t>1.1.1 Vantaggi</w:t>
+            <w:lang w:val="it-CH" w:eastAsia="it-CH"/>
+          </w:rPr>
+          <w:t>Idea del progetto</w:t>
         </w:r>
         <w:r>
           <w:rPr>
@@ -1979,7 +1892,7 @@
             <w:noProof/>
             <w:webHidden/>
           </w:rPr>
-          <w:instrText xml:space="preserve"> PAGEREF _Toc160445518 \h </w:instrText>
+          <w:instrText xml:space="preserve"> PAGEREF _Toc167217206 \h </w:instrText>
         </w:r>
         <w:r>
           <w:rPr>
@@ -2012,7 +1925,7 @@
     </w:p>
     <w:p>
       <w:pPr>
-        <w:pStyle w:val="Sommario4"/>
+        <w:pStyle w:val="Sommario3"/>
         <w:tabs>
           <w:tab w:val="right" w:leader="dot" w:pos="9055"/>
         </w:tabs>
@@ -2024,13 +1937,13 @@
           <w:lang w:val="en-US"/>
         </w:rPr>
       </w:pPr>
-      <w:hyperlink w:anchor="_Toc160445519" w:history="1">
+      <w:hyperlink w:anchor="_Toc167217207" w:history="1">
         <w:r>
           <w:rPr>
             <w:rStyle w:val="Collegamentoipertestuale"/>
             <w:noProof/>
           </w:rPr>
-          <w:t>1.1.2 Svantaggi</w:t>
+          <w:t>Punto di partenza del progetto</w:t>
         </w:r>
         <w:r>
           <w:rPr>
@@ -2051,152 +1964,7 @@
             <w:noProof/>
             <w:webHidden/>
           </w:rPr>
-          <w:instrText xml:space="preserve"> PAGEREF _Toc160445519 \h </w:instrText>
-        </w:r>
-        <w:r>
-          <w:rPr>
-            <w:noProof/>
-            <w:webHidden/>
-          </w:rPr>
-        </w:r>
-        <w:r>
-          <w:rPr>
-            <w:noProof/>
-            <w:webHidden/>
-          </w:rPr>
-          <w:fldChar w:fldCharType="separate"/>
-        </w:r>
-        <w:r>
-          <w:rPr>
-            <w:noProof/>
-            <w:webHidden/>
-          </w:rPr>
-          <w:t>11</w:t>
-        </w:r>
-        <w:r>
-          <w:rPr>
-            <w:noProof/>
-            <w:webHidden/>
-          </w:rPr>
-          <w:fldChar w:fldCharType="end"/>
-        </w:r>
-      </w:hyperlink>
-    </w:p>
-    <w:p>
-      <w:pPr>
-        <w:pStyle w:val="Sommario4"/>
-        <w:tabs>
-          <w:tab w:val="right" w:leader="dot" w:pos="9055"/>
-        </w:tabs>
-        <w:rPr>
-          <w:rFonts w:eastAsiaTheme="minorEastAsia" w:cstheme="minorBidi"/>
-          <w:noProof/>
-          <w:sz w:val="22"/>
-          <w:szCs w:val="22"/>
-          <w:lang w:val="en-US"/>
-        </w:rPr>
-      </w:pPr>
-      <w:hyperlink w:anchor="_Toc160445520" w:history="1">
-        <w:r>
-          <w:rPr>
-            <w:rStyle w:val="Collegamentoipertestuale"/>
-            <w:noProof/>
-          </w:rPr>
-          <w:t>1.1.3 Campi di applicazione</w:t>
-        </w:r>
-        <w:r>
-          <w:rPr>
-            <w:noProof/>
-            <w:webHidden/>
-          </w:rPr>
-          <w:tab/>
-        </w:r>
-        <w:r>
-          <w:rPr>
-            <w:noProof/>
-            <w:webHidden/>
-          </w:rPr>
-          <w:fldChar w:fldCharType="begin"/>
-        </w:r>
-        <w:r>
-          <w:rPr>
-            <w:noProof/>
-            <w:webHidden/>
-          </w:rPr>
-          <w:instrText xml:space="preserve"> PAGEREF _Toc160445520 \h </w:instrText>
-        </w:r>
-        <w:r>
-          <w:rPr>
-            <w:noProof/>
-            <w:webHidden/>
-          </w:rPr>
-        </w:r>
-        <w:r>
-          <w:rPr>
-            <w:noProof/>
-            <w:webHidden/>
-          </w:rPr>
-          <w:fldChar w:fldCharType="separate"/>
-        </w:r>
-        <w:r>
-          <w:rPr>
-            <w:noProof/>
-            <w:webHidden/>
-          </w:rPr>
-          <w:t>11</w:t>
-        </w:r>
-        <w:r>
-          <w:rPr>
-            <w:noProof/>
-            <w:webHidden/>
-          </w:rPr>
-          <w:fldChar w:fldCharType="end"/>
-        </w:r>
-      </w:hyperlink>
-    </w:p>
-    <w:p>
-      <w:pPr>
-        <w:pStyle w:val="Sommario3"/>
-        <w:tabs>
-          <w:tab w:val="right" w:leader="dot" w:pos="9055"/>
-        </w:tabs>
-        <w:rPr>
-          <w:rFonts w:eastAsiaTheme="minorEastAsia" w:cstheme="minorBidi"/>
-          <w:noProof/>
-          <w:sz w:val="22"/>
-          <w:szCs w:val="22"/>
-          <w:lang w:val="en-US"/>
-        </w:rPr>
-      </w:pPr>
-      <w:hyperlink w:anchor="_Toc160445521" w:history="1">
-        <w:r>
-          <w:rPr>
-            <w:rStyle w:val="Collegamentoipertestuale"/>
-            <w:noProof/>
-            <w:lang w:val="it-CH"/>
-          </w:rPr>
-          <w:t>1.2 Flutter/angular</w:t>
-        </w:r>
-        <w:r>
-          <w:rPr>
-            <w:noProof/>
-            <w:webHidden/>
-          </w:rPr>
-          <w:tab/>
-        </w:r>
-        <w:r>
-          <w:rPr>
-            <w:noProof/>
-            <w:webHidden/>
-          </w:rPr>
-          <w:fldChar w:fldCharType="begin"/>
-        </w:r>
-        <w:r>
-          <w:rPr>
-            <w:noProof/>
-            <w:webHidden/>
-          </w:rPr>
-          <w:instrText xml:space="preserve"> PAGEREF _Toc160445521 \h </w:instrText>
+          <w:instrText xml:space="preserve"> PAGEREF _Toc167217207 \h </w:instrText>
         </w:r>
         <w:r>
           <w:rPr>
@@ -2244,14 +2012,13 @@
           <w:lang w:val="en-US"/>
         </w:rPr>
       </w:pPr>
-      <w:hyperlink w:anchor="_Toc160445522" w:history="1">
+      <w:hyperlink w:anchor="_Toc167217208" w:history="1">
         <w:r>
           <w:rPr>
             <w:rStyle w:val="Collegamentoipertestuale"/>
             <w:noProof/>
-            <w:lang w:val="it-CH"/>
-          </w:rPr>
-          <w:t>Capitolo 2 – Approccio al problema</w:t>
+          </w:rPr>
+          <w:t>Capitolo 1 – Stato dell’arte</w:t>
         </w:r>
         <w:r>
           <w:rPr>
@@ -2272,7 +2039,7 @@
             <w:noProof/>
             <w:webHidden/>
           </w:rPr>
-          <w:instrText xml:space="preserve"> PAGEREF _Toc160445522 \h </w:instrText>
+          <w:instrText xml:space="preserve"> PAGEREF _Toc167217208 \h </w:instrText>
         </w:r>
         <w:r>
           <w:rPr>
@@ -2307,6 +2074,7 @@
       <w:pPr>
         <w:pStyle w:val="Sommario3"/>
         <w:tabs>
+          <w:tab w:val="left" w:pos="720"/>
           <w:tab w:val="right" w:leader="dot" w:pos="9055"/>
         </w:tabs>
         <w:rPr>
@@ -2317,24 +2085,40 @@
           <w:lang w:val="en-US"/>
         </w:rPr>
       </w:pPr>
-      <w:hyperlink w:anchor="_Toc160445523" w:history="1">
+      <w:hyperlink w:anchor="_Toc167217209" w:history="1">
         <w:r>
           <w:rPr>
             <w:rStyle w:val="Collegamentoipertestuale"/>
             <w:noProof/>
-            <w:lang w:val="fr-FR"/>
-          </w:rPr>
-          <w:t>2.1 Sottocapitolo 1</w:t>
-        </w:r>
-        <w:r>
-          <w:rPr>
-            <w:noProof/>
-            <w:webHidden/>
+          </w:rPr>
+          <w:t>1.1</w:t>
+        </w:r>
+        <w:r>
+          <w:rPr>
+            <w:rFonts w:eastAsiaTheme="minorEastAsia" w:cstheme="minorBidi"/>
+            <w:noProof/>
+            <w:sz w:val="22"/>
+            <w:szCs w:val="22"/>
+            <w:lang w:val="en-US"/>
           </w:rPr>
           <w:tab/>
         </w:r>
         <w:r>
           <w:rPr>
+            <w:rStyle w:val="Collegamentoipertestuale"/>
+            <w:noProof/>
+          </w:rPr>
+          <w:t>Cos’è l’NFC?</w:t>
+        </w:r>
+        <w:r>
+          <w:rPr>
+            <w:noProof/>
+            <w:webHidden/>
+          </w:rPr>
+          <w:tab/>
+        </w:r>
+        <w:r>
+          <w:rPr>
             <w:noProof/>
             <w:webHidden/>
           </w:rPr>
@@ -2345,7 +2129,7 @@
             <w:noProof/>
             <w:webHidden/>
           </w:rPr>
-          <w:instrText xml:space="preserve"> PAGEREF _Toc160445523 \h </w:instrText>
+          <w:instrText xml:space="preserve"> PAGEREF _Toc167217209 \h </w:instrText>
         </w:r>
         <w:r>
           <w:rPr>
@@ -2366,6 +2150,1028 @@
             <w:webHidden/>
           </w:rPr>
           <w:t>12</w:t>
+        </w:r>
+        <w:r>
+          <w:rPr>
+            <w:noProof/>
+            <w:webHidden/>
+          </w:rPr>
+          <w:fldChar w:fldCharType="end"/>
+        </w:r>
+      </w:hyperlink>
+    </w:p>
+    <w:p>
+      <w:pPr>
+        <w:pStyle w:val="Sommario4"/>
+        <w:tabs>
+          <w:tab w:val="right" w:leader="dot" w:pos="9055"/>
+        </w:tabs>
+        <w:rPr>
+          <w:rFonts w:eastAsiaTheme="minorEastAsia" w:cstheme="minorBidi"/>
+          <w:noProof/>
+          <w:sz w:val="22"/>
+          <w:szCs w:val="22"/>
+          <w:lang w:val="en-US"/>
+        </w:rPr>
+      </w:pPr>
+      <w:hyperlink w:anchor="_Toc167217210" w:history="1">
+        <w:r>
+          <w:rPr>
+            <w:rStyle w:val="Collegamentoipertestuale"/>
+            <w:noProof/>
+          </w:rPr>
+          <w:t>1.1.1 Introduzione</w:t>
+        </w:r>
+        <w:r>
+          <w:rPr>
+            <w:noProof/>
+            <w:webHidden/>
+          </w:rPr>
+          <w:tab/>
+        </w:r>
+        <w:r>
+          <w:rPr>
+            <w:noProof/>
+            <w:webHidden/>
+          </w:rPr>
+          <w:fldChar w:fldCharType="begin"/>
+        </w:r>
+        <w:r>
+          <w:rPr>
+            <w:noProof/>
+            <w:webHidden/>
+          </w:rPr>
+          <w:instrText xml:space="preserve"> PAGEREF _Toc167217210 \h </w:instrText>
+        </w:r>
+        <w:r>
+          <w:rPr>
+            <w:noProof/>
+            <w:webHidden/>
+          </w:rPr>
+        </w:r>
+        <w:r>
+          <w:rPr>
+            <w:noProof/>
+            <w:webHidden/>
+          </w:rPr>
+          <w:fldChar w:fldCharType="separate"/>
+        </w:r>
+        <w:r>
+          <w:rPr>
+            <w:noProof/>
+            <w:webHidden/>
+          </w:rPr>
+          <w:t>12</w:t>
+        </w:r>
+        <w:r>
+          <w:rPr>
+            <w:noProof/>
+            <w:webHidden/>
+          </w:rPr>
+          <w:fldChar w:fldCharType="end"/>
+        </w:r>
+      </w:hyperlink>
+    </w:p>
+    <w:p>
+      <w:pPr>
+        <w:pStyle w:val="Sommario4"/>
+        <w:tabs>
+          <w:tab w:val="right" w:leader="dot" w:pos="9055"/>
+        </w:tabs>
+        <w:rPr>
+          <w:rFonts w:eastAsiaTheme="minorEastAsia" w:cstheme="minorBidi"/>
+          <w:noProof/>
+          <w:sz w:val="22"/>
+          <w:szCs w:val="22"/>
+          <w:lang w:val="en-US"/>
+        </w:rPr>
+      </w:pPr>
+      <w:hyperlink w:anchor="_Toc167217211" w:history="1">
+        <w:r>
+          <w:rPr>
+            <w:rStyle w:val="Collegamentoipertestuale"/>
+            <w:noProof/>
+          </w:rPr>
+          <w:t>1.1.2 Funzionamento [fonte: wikipedia]</w:t>
+        </w:r>
+        <w:r>
+          <w:rPr>
+            <w:noProof/>
+            <w:webHidden/>
+          </w:rPr>
+          <w:tab/>
+        </w:r>
+        <w:r>
+          <w:rPr>
+            <w:noProof/>
+            <w:webHidden/>
+          </w:rPr>
+          <w:fldChar w:fldCharType="begin"/>
+        </w:r>
+        <w:r>
+          <w:rPr>
+            <w:noProof/>
+            <w:webHidden/>
+          </w:rPr>
+          <w:instrText xml:space="preserve"> PAGEREF _Toc167217211 \h </w:instrText>
+        </w:r>
+        <w:r>
+          <w:rPr>
+            <w:noProof/>
+            <w:webHidden/>
+          </w:rPr>
+        </w:r>
+        <w:r>
+          <w:rPr>
+            <w:noProof/>
+            <w:webHidden/>
+          </w:rPr>
+          <w:fldChar w:fldCharType="separate"/>
+        </w:r>
+        <w:r>
+          <w:rPr>
+            <w:noProof/>
+            <w:webHidden/>
+          </w:rPr>
+          <w:t>12</w:t>
+        </w:r>
+        <w:r>
+          <w:rPr>
+            <w:noProof/>
+            <w:webHidden/>
+          </w:rPr>
+          <w:fldChar w:fldCharType="end"/>
+        </w:r>
+      </w:hyperlink>
+    </w:p>
+    <w:p>
+      <w:pPr>
+        <w:pStyle w:val="Sommario4"/>
+        <w:tabs>
+          <w:tab w:val="right" w:leader="dot" w:pos="9055"/>
+        </w:tabs>
+        <w:rPr>
+          <w:rFonts w:eastAsiaTheme="minorEastAsia" w:cstheme="minorBidi"/>
+          <w:noProof/>
+          <w:sz w:val="22"/>
+          <w:szCs w:val="22"/>
+          <w:lang w:val="en-US"/>
+        </w:rPr>
+      </w:pPr>
+      <w:hyperlink w:anchor="_Toc167217212" w:history="1">
+        <w:r>
+          <w:rPr>
+            <w:rStyle w:val="Collegamentoipertestuale"/>
+            <w:noProof/>
+          </w:rPr>
+          <w:t>1.1.3 Sicurezza [wikipedia]</w:t>
+        </w:r>
+        <w:r>
+          <w:rPr>
+            <w:noProof/>
+            <w:webHidden/>
+          </w:rPr>
+          <w:tab/>
+        </w:r>
+        <w:r>
+          <w:rPr>
+            <w:noProof/>
+            <w:webHidden/>
+          </w:rPr>
+          <w:fldChar w:fldCharType="begin"/>
+        </w:r>
+        <w:r>
+          <w:rPr>
+            <w:noProof/>
+            <w:webHidden/>
+          </w:rPr>
+          <w:instrText xml:space="preserve"> PAGEREF _Toc167217212 \h </w:instrText>
+        </w:r>
+        <w:r>
+          <w:rPr>
+            <w:noProof/>
+            <w:webHidden/>
+          </w:rPr>
+        </w:r>
+        <w:r>
+          <w:rPr>
+            <w:noProof/>
+            <w:webHidden/>
+          </w:rPr>
+          <w:fldChar w:fldCharType="separate"/>
+        </w:r>
+        <w:r>
+          <w:rPr>
+            <w:noProof/>
+            <w:webHidden/>
+          </w:rPr>
+          <w:t>13</w:t>
+        </w:r>
+        <w:r>
+          <w:rPr>
+            <w:noProof/>
+            <w:webHidden/>
+          </w:rPr>
+          <w:fldChar w:fldCharType="end"/>
+        </w:r>
+      </w:hyperlink>
+    </w:p>
+    <w:p>
+      <w:pPr>
+        <w:pStyle w:val="Sommario4"/>
+        <w:tabs>
+          <w:tab w:val="right" w:leader="dot" w:pos="9055"/>
+        </w:tabs>
+        <w:rPr>
+          <w:rFonts w:eastAsiaTheme="minorEastAsia" w:cstheme="minorBidi"/>
+          <w:noProof/>
+          <w:sz w:val="22"/>
+          <w:szCs w:val="22"/>
+          <w:lang w:val="en-US"/>
+        </w:rPr>
+      </w:pPr>
+      <w:hyperlink w:anchor="_Toc167217213" w:history="1">
+        <w:r>
+          <w:rPr>
+            <w:rStyle w:val="Collegamentoipertestuale"/>
+            <w:noProof/>
+          </w:rPr>
+          <w:t>1.1.1 Vantaggi</w:t>
+        </w:r>
+        <w:r>
+          <w:rPr>
+            <w:noProof/>
+            <w:webHidden/>
+          </w:rPr>
+          <w:tab/>
+        </w:r>
+        <w:r>
+          <w:rPr>
+            <w:noProof/>
+            <w:webHidden/>
+          </w:rPr>
+          <w:fldChar w:fldCharType="begin"/>
+        </w:r>
+        <w:r>
+          <w:rPr>
+            <w:noProof/>
+            <w:webHidden/>
+          </w:rPr>
+          <w:instrText xml:space="preserve"> PAGEREF _Toc167217213 \h </w:instrText>
+        </w:r>
+        <w:r>
+          <w:rPr>
+            <w:noProof/>
+            <w:webHidden/>
+          </w:rPr>
+        </w:r>
+        <w:r>
+          <w:rPr>
+            <w:noProof/>
+            <w:webHidden/>
+          </w:rPr>
+          <w:fldChar w:fldCharType="separate"/>
+        </w:r>
+        <w:r>
+          <w:rPr>
+            <w:noProof/>
+            <w:webHidden/>
+          </w:rPr>
+          <w:t>13</w:t>
+        </w:r>
+        <w:r>
+          <w:rPr>
+            <w:noProof/>
+            <w:webHidden/>
+          </w:rPr>
+          <w:fldChar w:fldCharType="end"/>
+        </w:r>
+      </w:hyperlink>
+    </w:p>
+    <w:p>
+      <w:pPr>
+        <w:pStyle w:val="Sommario4"/>
+        <w:tabs>
+          <w:tab w:val="right" w:leader="dot" w:pos="9055"/>
+        </w:tabs>
+        <w:rPr>
+          <w:rFonts w:eastAsiaTheme="minorEastAsia" w:cstheme="minorBidi"/>
+          <w:noProof/>
+          <w:sz w:val="22"/>
+          <w:szCs w:val="22"/>
+          <w:lang w:val="en-US"/>
+        </w:rPr>
+      </w:pPr>
+      <w:hyperlink w:anchor="_Toc167217214" w:history="1">
+        <w:r>
+          <w:rPr>
+            <w:rStyle w:val="Collegamentoipertestuale"/>
+            <w:noProof/>
+          </w:rPr>
+          <w:t>1.1.2 Svantaggi</w:t>
+        </w:r>
+        <w:r>
+          <w:rPr>
+            <w:noProof/>
+            <w:webHidden/>
+          </w:rPr>
+          <w:tab/>
+        </w:r>
+        <w:r>
+          <w:rPr>
+            <w:noProof/>
+            <w:webHidden/>
+          </w:rPr>
+          <w:fldChar w:fldCharType="begin"/>
+        </w:r>
+        <w:r>
+          <w:rPr>
+            <w:noProof/>
+            <w:webHidden/>
+          </w:rPr>
+          <w:instrText xml:space="preserve"> PAGEREF _Toc167217214 \h </w:instrText>
+        </w:r>
+        <w:r>
+          <w:rPr>
+            <w:noProof/>
+            <w:webHidden/>
+          </w:rPr>
+        </w:r>
+        <w:r>
+          <w:rPr>
+            <w:noProof/>
+            <w:webHidden/>
+          </w:rPr>
+          <w:fldChar w:fldCharType="separate"/>
+        </w:r>
+        <w:r>
+          <w:rPr>
+            <w:noProof/>
+            <w:webHidden/>
+          </w:rPr>
+          <w:t>13</w:t>
+        </w:r>
+        <w:r>
+          <w:rPr>
+            <w:noProof/>
+            <w:webHidden/>
+          </w:rPr>
+          <w:fldChar w:fldCharType="end"/>
+        </w:r>
+      </w:hyperlink>
+    </w:p>
+    <w:p>
+      <w:pPr>
+        <w:pStyle w:val="Sommario4"/>
+        <w:tabs>
+          <w:tab w:val="right" w:leader="dot" w:pos="9055"/>
+        </w:tabs>
+        <w:rPr>
+          <w:rFonts w:eastAsiaTheme="minorEastAsia" w:cstheme="minorBidi"/>
+          <w:noProof/>
+          <w:sz w:val="22"/>
+          <w:szCs w:val="22"/>
+          <w:lang w:val="en-US"/>
+        </w:rPr>
+      </w:pPr>
+      <w:hyperlink w:anchor="_Toc167217215" w:history="1">
+        <w:r>
+          <w:rPr>
+            <w:rStyle w:val="Collegamentoipertestuale"/>
+            <w:noProof/>
+          </w:rPr>
+          <w:t>1.1.3 Campi di applicazione</w:t>
+        </w:r>
+        <w:r>
+          <w:rPr>
+            <w:noProof/>
+            <w:webHidden/>
+          </w:rPr>
+          <w:tab/>
+        </w:r>
+        <w:r>
+          <w:rPr>
+            <w:noProof/>
+            <w:webHidden/>
+          </w:rPr>
+          <w:fldChar w:fldCharType="begin"/>
+        </w:r>
+        <w:r>
+          <w:rPr>
+            <w:noProof/>
+            <w:webHidden/>
+          </w:rPr>
+          <w:instrText xml:space="preserve"> PAGEREF _Toc167217215 \h </w:instrText>
+        </w:r>
+        <w:r>
+          <w:rPr>
+            <w:noProof/>
+            <w:webHidden/>
+          </w:rPr>
+        </w:r>
+        <w:r>
+          <w:rPr>
+            <w:noProof/>
+            <w:webHidden/>
+          </w:rPr>
+          <w:fldChar w:fldCharType="separate"/>
+        </w:r>
+        <w:r>
+          <w:rPr>
+            <w:noProof/>
+            <w:webHidden/>
+          </w:rPr>
+          <w:t>14</w:t>
+        </w:r>
+        <w:r>
+          <w:rPr>
+            <w:noProof/>
+            <w:webHidden/>
+          </w:rPr>
+          <w:fldChar w:fldCharType="end"/>
+        </w:r>
+      </w:hyperlink>
+    </w:p>
+    <w:p>
+      <w:pPr>
+        <w:pStyle w:val="Sommario3"/>
+        <w:tabs>
+          <w:tab w:val="right" w:leader="dot" w:pos="9055"/>
+        </w:tabs>
+        <w:rPr>
+          <w:rFonts w:eastAsiaTheme="minorEastAsia" w:cstheme="minorBidi"/>
+          <w:noProof/>
+          <w:sz w:val="22"/>
+          <w:szCs w:val="22"/>
+          <w:lang w:val="en-US"/>
+        </w:rPr>
+      </w:pPr>
+      <w:hyperlink w:anchor="_Toc167217216" w:history="1">
+        <w:r>
+          <w:rPr>
+            <w:rStyle w:val="Collegamentoipertestuale"/>
+            <w:noProof/>
+            <w:lang w:val="it-CH"/>
+          </w:rPr>
+          <w:t>1.2 Il Web 3.0</w:t>
+        </w:r>
+        <w:r>
+          <w:rPr>
+            <w:noProof/>
+            <w:webHidden/>
+          </w:rPr>
+          <w:tab/>
+        </w:r>
+        <w:r>
+          <w:rPr>
+            <w:noProof/>
+            <w:webHidden/>
+          </w:rPr>
+          <w:fldChar w:fldCharType="begin"/>
+        </w:r>
+        <w:r>
+          <w:rPr>
+            <w:noProof/>
+            <w:webHidden/>
+          </w:rPr>
+          <w:instrText xml:space="preserve"> PAGEREF _Toc167217216 \h </w:instrText>
+        </w:r>
+        <w:r>
+          <w:rPr>
+            <w:noProof/>
+            <w:webHidden/>
+          </w:rPr>
+        </w:r>
+        <w:r>
+          <w:rPr>
+            <w:noProof/>
+            <w:webHidden/>
+          </w:rPr>
+          <w:fldChar w:fldCharType="separate"/>
+        </w:r>
+        <w:r>
+          <w:rPr>
+            <w:noProof/>
+            <w:webHidden/>
+          </w:rPr>
+          <w:t>15</w:t>
+        </w:r>
+        <w:r>
+          <w:rPr>
+            <w:noProof/>
+            <w:webHidden/>
+          </w:rPr>
+          <w:fldChar w:fldCharType="end"/>
+        </w:r>
+      </w:hyperlink>
+    </w:p>
+    <w:p>
+      <w:pPr>
+        <w:pStyle w:val="Sommario3"/>
+        <w:tabs>
+          <w:tab w:val="right" w:leader="dot" w:pos="9055"/>
+        </w:tabs>
+        <w:rPr>
+          <w:rFonts w:eastAsiaTheme="minorEastAsia" w:cstheme="minorBidi"/>
+          <w:noProof/>
+          <w:sz w:val="22"/>
+          <w:szCs w:val="22"/>
+          <w:lang w:val="en-US"/>
+        </w:rPr>
+      </w:pPr>
+      <w:hyperlink w:anchor="_Toc167217217" w:history="1">
+        <w:r>
+          <w:rPr>
+            <w:rStyle w:val="Collegamentoipertestuale"/>
+            <w:noProof/>
+            <w:lang w:val="it-CH"/>
+          </w:rPr>
+          <w:t>1.3 Database decentralizzati</w:t>
+        </w:r>
+        <w:r>
+          <w:rPr>
+            <w:noProof/>
+            <w:webHidden/>
+          </w:rPr>
+          <w:tab/>
+        </w:r>
+        <w:r>
+          <w:rPr>
+            <w:noProof/>
+            <w:webHidden/>
+          </w:rPr>
+          <w:fldChar w:fldCharType="begin"/>
+        </w:r>
+        <w:r>
+          <w:rPr>
+            <w:noProof/>
+            <w:webHidden/>
+          </w:rPr>
+          <w:instrText xml:space="preserve"> PAGEREF _Toc167217217 \h </w:instrText>
+        </w:r>
+        <w:r>
+          <w:rPr>
+            <w:noProof/>
+            <w:webHidden/>
+          </w:rPr>
+        </w:r>
+        <w:r>
+          <w:rPr>
+            <w:noProof/>
+            <w:webHidden/>
+          </w:rPr>
+          <w:fldChar w:fldCharType="separate"/>
+        </w:r>
+        <w:r>
+          <w:rPr>
+            <w:noProof/>
+            <w:webHidden/>
+          </w:rPr>
+          <w:t>16</w:t>
+        </w:r>
+        <w:r>
+          <w:rPr>
+            <w:noProof/>
+            <w:webHidden/>
+          </w:rPr>
+          <w:fldChar w:fldCharType="end"/>
+        </w:r>
+      </w:hyperlink>
+    </w:p>
+    <w:p>
+      <w:pPr>
+        <w:pStyle w:val="Sommario3"/>
+        <w:tabs>
+          <w:tab w:val="right" w:leader="dot" w:pos="9055"/>
+        </w:tabs>
+        <w:rPr>
+          <w:rFonts w:eastAsiaTheme="minorEastAsia" w:cstheme="minorBidi"/>
+          <w:noProof/>
+          <w:sz w:val="22"/>
+          <w:szCs w:val="22"/>
+          <w:lang w:val="en-US"/>
+        </w:rPr>
+      </w:pPr>
+      <w:hyperlink w:anchor="_Toc167217218" w:history="1">
+        <w:r>
+          <w:rPr>
+            <w:rStyle w:val="Collegamentoipertestuale"/>
+            <w:noProof/>
+            <w:lang w:val="it-CH"/>
+          </w:rPr>
+          <w:t>1.3 Scelta dell’ambiente di programmazione</w:t>
+        </w:r>
+        <w:r>
+          <w:rPr>
+            <w:noProof/>
+            <w:webHidden/>
+          </w:rPr>
+          <w:tab/>
+        </w:r>
+        <w:r>
+          <w:rPr>
+            <w:noProof/>
+            <w:webHidden/>
+          </w:rPr>
+          <w:fldChar w:fldCharType="begin"/>
+        </w:r>
+        <w:r>
+          <w:rPr>
+            <w:noProof/>
+            <w:webHidden/>
+          </w:rPr>
+          <w:instrText xml:space="preserve"> PAGEREF _Toc167217218 \h </w:instrText>
+        </w:r>
+        <w:r>
+          <w:rPr>
+            <w:noProof/>
+            <w:webHidden/>
+          </w:rPr>
+        </w:r>
+        <w:r>
+          <w:rPr>
+            <w:noProof/>
+            <w:webHidden/>
+          </w:rPr>
+          <w:fldChar w:fldCharType="separate"/>
+        </w:r>
+        <w:r>
+          <w:rPr>
+            <w:noProof/>
+            <w:webHidden/>
+          </w:rPr>
+          <w:t>19</w:t>
+        </w:r>
+        <w:r>
+          <w:rPr>
+            <w:noProof/>
+            <w:webHidden/>
+          </w:rPr>
+          <w:fldChar w:fldCharType="end"/>
+        </w:r>
+      </w:hyperlink>
+    </w:p>
+    <w:p>
+      <w:pPr>
+        <w:pStyle w:val="Sommario4"/>
+        <w:tabs>
+          <w:tab w:val="right" w:leader="dot" w:pos="9055"/>
+        </w:tabs>
+        <w:rPr>
+          <w:rFonts w:eastAsiaTheme="minorEastAsia" w:cstheme="minorBidi"/>
+          <w:noProof/>
+          <w:sz w:val="22"/>
+          <w:szCs w:val="22"/>
+          <w:lang w:val="en-US"/>
+        </w:rPr>
+      </w:pPr>
+      <w:hyperlink w:anchor="_Toc167217219" w:history="1">
+        <w:r>
+          <w:rPr>
+            <w:rStyle w:val="Collegamentoipertestuale"/>
+            <w:noProof/>
+            <w:lang w:val="it-CH"/>
+          </w:rPr>
+          <w:t>1.3.1 Angular</w:t>
+        </w:r>
+        <w:r>
+          <w:rPr>
+            <w:noProof/>
+            <w:webHidden/>
+          </w:rPr>
+          <w:tab/>
+        </w:r>
+        <w:r>
+          <w:rPr>
+            <w:noProof/>
+            <w:webHidden/>
+          </w:rPr>
+          <w:fldChar w:fldCharType="begin"/>
+        </w:r>
+        <w:r>
+          <w:rPr>
+            <w:noProof/>
+            <w:webHidden/>
+          </w:rPr>
+          <w:instrText xml:space="preserve"> PAGEREF _Toc167217219 \h </w:instrText>
+        </w:r>
+        <w:r>
+          <w:rPr>
+            <w:noProof/>
+            <w:webHidden/>
+          </w:rPr>
+        </w:r>
+        <w:r>
+          <w:rPr>
+            <w:noProof/>
+            <w:webHidden/>
+          </w:rPr>
+          <w:fldChar w:fldCharType="separate"/>
+        </w:r>
+        <w:r>
+          <w:rPr>
+            <w:noProof/>
+            <w:webHidden/>
+          </w:rPr>
+          <w:t>19</w:t>
+        </w:r>
+        <w:r>
+          <w:rPr>
+            <w:noProof/>
+            <w:webHidden/>
+          </w:rPr>
+          <w:fldChar w:fldCharType="end"/>
+        </w:r>
+      </w:hyperlink>
+    </w:p>
+    <w:p>
+      <w:pPr>
+        <w:pStyle w:val="Sommario4"/>
+        <w:tabs>
+          <w:tab w:val="right" w:leader="dot" w:pos="9055"/>
+        </w:tabs>
+        <w:rPr>
+          <w:rFonts w:eastAsiaTheme="minorEastAsia" w:cstheme="minorBidi"/>
+          <w:noProof/>
+          <w:sz w:val="22"/>
+          <w:szCs w:val="22"/>
+          <w:lang w:val="en-US"/>
+        </w:rPr>
+      </w:pPr>
+      <w:hyperlink w:anchor="_Toc167217220" w:history="1">
+        <w:r>
+          <w:rPr>
+            <w:rStyle w:val="Collegamentoipertestuale"/>
+            <w:noProof/>
+          </w:rPr>
+          <w:t>1.3.2 Flutter</w:t>
+        </w:r>
+        <w:r>
+          <w:rPr>
+            <w:noProof/>
+            <w:webHidden/>
+          </w:rPr>
+          <w:tab/>
+        </w:r>
+        <w:r>
+          <w:rPr>
+            <w:noProof/>
+            <w:webHidden/>
+          </w:rPr>
+          <w:fldChar w:fldCharType="begin"/>
+        </w:r>
+        <w:r>
+          <w:rPr>
+            <w:noProof/>
+            <w:webHidden/>
+          </w:rPr>
+          <w:instrText xml:space="preserve"> PAGEREF _Toc167217220 \h </w:instrText>
+        </w:r>
+        <w:r>
+          <w:rPr>
+            <w:noProof/>
+            <w:webHidden/>
+          </w:rPr>
+        </w:r>
+        <w:r>
+          <w:rPr>
+            <w:noProof/>
+            <w:webHidden/>
+          </w:rPr>
+          <w:fldChar w:fldCharType="separate"/>
+        </w:r>
+        <w:r>
+          <w:rPr>
+            <w:noProof/>
+            <w:webHidden/>
+          </w:rPr>
+          <w:t>20</w:t>
+        </w:r>
+        <w:r>
+          <w:rPr>
+            <w:noProof/>
+            <w:webHidden/>
+          </w:rPr>
+          <w:fldChar w:fldCharType="end"/>
+        </w:r>
+      </w:hyperlink>
+    </w:p>
+    <w:p>
+      <w:pPr>
+        <w:pStyle w:val="Sommario4"/>
+        <w:tabs>
+          <w:tab w:val="right" w:leader="dot" w:pos="9055"/>
+        </w:tabs>
+        <w:rPr>
+          <w:rFonts w:eastAsiaTheme="minorEastAsia" w:cstheme="minorBidi"/>
+          <w:noProof/>
+          <w:sz w:val="22"/>
+          <w:szCs w:val="22"/>
+          <w:lang w:val="en-US"/>
+        </w:rPr>
+      </w:pPr>
+      <w:hyperlink w:anchor="_Toc167217221" w:history="1">
+        <w:r>
+          <w:rPr>
+            <w:rStyle w:val="Collegamentoipertestuale"/>
+            <w:noProof/>
+          </w:rPr>
+          <w:t>1.2.3 Conclusione scelta</w:t>
+        </w:r>
+        <w:r>
+          <w:rPr>
+            <w:noProof/>
+            <w:webHidden/>
+          </w:rPr>
+          <w:tab/>
+        </w:r>
+        <w:r>
+          <w:rPr>
+            <w:noProof/>
+            <w:webHidden/>
+          </w:rPr>
+          <w:fldChar w:fldCharType="begin"/>
+        </w:r>
+        <w:r>
+          <w:rPr>
+            <w:noProof/>
+            <w:webHidden/>
+          </w:rPr>
+          <w:instrText xml:space="preserve"> PAGEREF _Toc167217221 \h </w:instrText>
+        </w:r>
+        <w:r>
+          <w:rPr>
+            <w:noProof/>
+            <w:webHidden/>
+          </w:rPr>
+        </w:r>
+        <w:r>
+          <w:rPr>
+            <w:noProof/>
+            <w:webHidden/>
+          </w:rPr>
+          <w:fldChar w:fldCharType="separate"/>
+        </w:r>
+        <w:r>
+          <w:rPr>
+            <w:noProof/>
+            <w:webHidden/>
+          </w:rPr>
+          <w:t>20</w:t>
+        </w:r>
+        <w:r>
+          <w:rPr>
+            <w:noProof/>
+            <w:webHidden/>
+          </w:rPr>
+          <w:fldChar w:fldCharType="end"/>
+        </w:r>
+      </w:hyperlink>
+    </w:p>
+    <w:p>
+      <w:pPr>
+        <w:pStyle w:val="Sommario4"/>
+        <w:tabs>
+          <w:tab w:val="right" w:leader="dot" w:pos="9055"/>
+        </w:tabs>
+        <w:rPr>
+          <w:rFonts w:eastAsiaTheme="minorEastAsia" w:cstheme="minorBidi"/>
+          <w:noProof/>
+          <w:sz w:val="22"/>
+          <w:szCs w:val="22"/>
+          <w:lang w:val="en-US"/>
+        </w:rPr>
+      </w:pPr>
+      <w:hyperlink w:anchor="_Toc167217222" w:history="1">
+        <w:r>
+          <w:rPr>
+            <w:rStyle w:val="Collegamentoipertestuale"/>
+            <w:noProof/>
+          </w:rPr>
+          <w:t>1.2.4 VCF</w:t>
+        </w:r>
+        <w:r>
+          <w:rPr>
+            <w:noProof/>
+            <w:webHidden/>
+          </w:rPr>
+          <w:tab/>
+        </w:r>
+        <w:r>
+          <w:rPr>
+            <w:noProof/>
+            <w:webHidden/>
+          </w:rPr>
+          <w:fldChar w:fldCharType="begin"/>
+        </w:r>
+        <w:r>
+          <w:rPr>
+            <w:noProof/>
+            <w:webHidden/>
+          </w:rPr>
+          <w:instrText xml:space="preserve"> PAGEREF _Toc167217222 \h </w:instrText>
+        </w:r>
+        <w:r>
+          <w:rPr>
+            <w:noProof/>
+            <w:webHidden/>
+          </w:rPr>
+        </w:r>
+        <w:r>
+          <w:rPr>
+            <w:noProof/>
+            <w:webHidden/>
+          </w:rPr>
+          <w:fldChar w:fldCharType="separate"/>
+        </w:r>
+        <w:r>
+          <w:rPr>
+            <w:noProof/>
+            <w:webHidden/>
+          </w:rPr>
+          <w:t>21</w:t>
+        </w:r>
+        <w:r>
+          <w:rPr>
+            <w:noProof/>
+            <w:webHidden/>
+          </w:rPr>
+          <w:fldChar w:fldCharType="end"/>
+        </w:r>
+      </w:hyperlink>
+    </w:p>
+    <w:p>
+      <w:pPr>
+        <w:pStyle w:val="Sommario4"/>
+        <w:tabs>
+          <w:tab w:val="right" w:leader="dot" w:pos="9055"/>
+        </w:tabs>
+        <w:rPr>
+          <w:rFonts w:eastAsiaTheme="minorEastAsia" w:cstheme="minorBidi"/>
+          <w:noProof/>
+          <w:sz w:val="22"/>
+          <w:szCs w:val="22"/>
+          <w:lang w:val="en-US"/>
+        </w:rPr>
+      </w:pPr>
+      <w:hyperlink w:anchor="_Toc167217223" w:history="1">
+        <w:r>
+          <w:rPr>
+            <w:rStyle w:val="Collegamentoipertestuale"/>
+            <w:noProof/>
+          </w:rPr>
+          <w:t xml:space="preserve">1.2.5 Ambiente di sviluppo </w:t>
+        </w:r>
+        <w:r>
+          <w:rPr>
+            <w:rStyle w:val="Collegamentoipertestuale"/>
+            <w:rFonts w:ascii="Segoe UI" w:hAnsi="Segoe UI" w:cs="Segoe UI"/>
+            <w:noProof/>
+            <w:bdr w:val="single" w:sz="2" w:space="0" w:color="E3E3E3" w:frame="1"/>
+            <w:shd w:val="clear" w:color="auto" w:fill="FFFFFF"/>
+          </w:rPr>
+          <w:t>nginx.org</w:t>
+        </w:r>
+        <w:r>
+          <w:rPr>
+            <w:noProof/>
+            <w:webHidden/>
+          </w:rPr>
+          <w:tab/>
+        </w:r>
+        <w:r>
+          <w:rPr>
+            <w:noProof/>
+            <w:webHidden/>
+          </w:rPr>
+          <w:fldChar w:fldCharType="begin"/>
+        </w:r>
+        <w:r>
+          <w:rPr>
+            <w:noProof/>
+            <w:webHidden/>
+          </w:rPr>
+          <w:instrText xml:space="preserve"> PAGEREF _Toc167217223 \h </w:instrText>
+        </w:r>
+        <w:r>
+          <w:rPr>
+            <w:noProof/>
+            <w:webHidden/>
+          </w:rPr>
+        </w:r>
+        <w:r>
+          <w:rPr>
+            <w:noProof/>
+            <w:webHidden/>
+          </w:rPr>
+          <w:fldChar w:fldCharType="separate"/>
+        </w:r>
+        <w:r>
+          <w:rPr>
+            <w:noProof/>
+            <w:webHidden/>
+          </w:rPr>
+          <w:t>21</w:t>
         </w:r>
         <w:r>
           <w:rPr>
@@ -2393,13 +3199,14 @@
           <w:lang w:val="en-US"/>
         </w:rPr>
       </w:pPr>
-      <w:hyperlink w:anchor="_Toc160445524" w:history="1">
+      <w:hyperlink w:anchor="_Toc167217224" w:history="1">
         <w:r>
           <w:rPr>
             <w:rStyle w:val="Collegamentoipertestuale"/>
             <w:noProof/>
-          </w:rPr>
-          <w:t>Capitolo 3 – Implementazione</w:t>
+            <w:lang w:val="it-CH"/>
+          </w:rPr>
+          <w:t>Capitolo 2 – Approccio al problema</w:t>
         </w:r>
         <w:r>
           <w:rPr>
@@ -2420,7 +3227,7 @@
             <w:noProof/>
             <w:webHidden/>
           </w:rPr>
-          <w:instrText xml:space="preserve"> PAGEREF _Toc160445524 \h </w:instrText>
+          <w:instrText xml:space="preserve"> PAGEREF _Toc167217224 \h </w:instrText>
         </w:r>
         <w:r>
           <w:rPr>
@@ -2440,7 +3247,7 @@
             <w:noProof/>
             <w:webHidden/>
           </w:rPr>
-          <w:t>13</w:t>
+          <w:t>23</w:t>
         </w:r>
         <w:r>
           <w:rPr>
@@ -2465,14 +3272,14 @@
           <w:lang w:val="en-US"/>
         </w:rPr>
       </w:pPr>
-      <w:hyperlink w:anchor="_Toc160445525" w:history="1">
+      <w:hyperlink w:anchor="_Toc167217225" w:history="1">
         <w:r>
           <w:rPr>
             <w:rStyle w:val="Collegamentoipertestuale"/>
             <w:noProof/>
-            <w:lang w:val="it-CH"/>
-          </w:rPr>
-          <w:t>3.1 Studio dei linguaggi</w:t>
+            <w:lang w:val="fr-FR"/>
+          </w:rPr>
+          <w:t>2.1 Struttura del progetto</w:t>
         </w:r>
         <w:r>
           <w:rPr>
@@ -2493,7 +3300,7 @@
             <w:noProof/>
             <w:webHidden/>
           </w:rPr>
-          <w:instrText xml:space="preserve"> PAGEREF _Toc160445525 \h </w:instrText>
+          <w:instrText xml:space="preserve"> PAGEREF _Toc167217225 \h </w:instrText>
         </w:r>
         <w:r>
           <w:rPr>
@@ -2513,7 +3320,7 @@
             <w:noProof/>
             <w:webHidden/>
           </w:rPr>
-          <w:t>13</w:t>
+          <w:t>23</w:t>
         </w:r>
         <w:r>
           <w:rPr>
@@ -2538,14 +3345,14 @@
           <w:lang w:val="en-US"/>
         </w:rPr>
       </w:pPr>
-      <w:hyperlink w:anchor="_Toc160445526" w:history="1">
+      <w:hyperlink w:anchor="_Toc167217226" w:history="1">
         <w:r>
           <w:rPr>
             <w:rStyle w:val="Collegamentoipertestuale"/>
             <w:noProof/>
-            <w:lang w:val="it-CH"/>
-          </w:rPr>
-          <w:t>3.2 Sviluppo dell’applicazione</w:t>
+            <w:lang w:val="fr-FR"/>
+          </w:rPr>
+          <w:t>2.2 Database decentralizzati</w:t>
         </w:r>
         <w:r>
           <w:rPr>
@@ -2566,7 +3373,7 @@
             <w:noProof/>
             <w:webHidden/>
           </w:rPr>
-          <w:instrText xml:space="preserve"> PAGEREF _Toc160445526 \h </w:instrText>
+          <w:instrText xml:space="preserve"> PAGEREF _Toc167217226 \h </w:instrText>
         </w:r>
         <w:r>
           <w:rPr>
@@ -2586,151 +3393,7 @@
             <w:noProof/>
             <w:webHidden/>
           </w:rPr>
-          <w:t>13</w:t>
-        </w:r>
-        <w:r>
-          <w:rPr>
-            <w:noProof/>
-            <w:webHidden/>
-          </w:rPr>
-          <w:fldChar w:fldCharType="end"/>
-        </w:r>
-      </w:hyperlink>
-    </w:p>
-    <w:p>
-      <w:pPr>
-        <w:pStyle w:val="Sommario3"/>
-        <w:tabs>
-          <w:tab w:val="right" w:leader="dot" w:pos="9055"/>
-        </w:tabs>
-        <w:rPr>
-          <w:rFonts w:eastAsiaTheme="minorEastAsia" w:cstheme="minorBidi"/>
-          <w:noProof/>
-          <w:sz w:val="22"/>
-          <w:szCs w:val="22"/>
-          <w:lang w:val="en-US"/>
-        </w:rPr>
-      </w:pPr>
-      <w:hyperlink w:anchor="_Toc160445527" w:history="1">
-        <w:r>
-          <w:rPr>
-            <w:rStyle w:val="Collegamentoipertestuale"/>
-            <w:noProof/>
-          </w:rPr>
-          <w:t>3.3 Test</w:t>
-        </w:r>
-        <w:r>
-          <w:rPr>
-            <w:noProof/>
-            <w:webHidden/>
-          </w:rPr>
-          <w:tab/>
-        </w:r>
-        <w:r>
-          <w:rPr>
-            <w:noProof/>
-            <w:webHidden/>
-          </w:rPr>
-          <w:fldChar w:fldCharType="begin"/>
-        </w:r>
-        <w:r>
-          <w:rPr>
-            <w:noProof/>
-            <w:webHidden/>
-          </w:rPr>
-          <w:instrText xml:space="preserve"> PAGEREF _Toc160445527 \h </w:instrText>
-        </w:r>
-        <w:r>
-          <w:rPr>
-            <w:noProof/>
-            <w:webHidden/>
-          </w:rPr>
-        </w:r>
-        <w:r>
-          <w:rPr>
-            <w:noProof/>
-            <w:webHidden/>
-          </w:rPr>
-          <w:fldChar w:fldCharType="separate"/>
-        </w:r>
-        <w:r>
-          <w:rPr>
-            <w:noProof/>
-            <w:webHidden/>
-          </w:rPr>
-          <w:t>13</w:t>
-        </w:r>
-        <w:r>
-          <w:rPr>
-            <w:noProof/>
-            <w:webHidden/>
-          </w:rPr>
-          <w:fldChar w:fldCharType="end"/>
-        </w:r>
-      </w:hyperlink>
-    </w:p>
-    <w:p>
-      <w:pPr>
-        <w:pStyle w:val="Sommario3"/>
-        <w:tabs>
-          <w:tab w:val="right" w:leader="dot" w:pos="9055"/>
-        </w:tabs>
-        <w:rPr>
-          <w:rFonts w:eastAsiaTheme="minorEastAsia" w:cstheme="minorBidi"/>
-          <w:noProof/>
-          <w:sz w:val="22"/>
-          <w:szCs w:val="22"/>
-          <w:lang w:val="en-US"/>
-        </w:rPr>
-      </w:pPr>
-      <w:hyperlink w:anchor="_Toc160445528" w:history="1">
-        <w:r>
-          <w:rPr>
-            <w:rStyle w:val="Collegamentoipertestuale"/>
-            <w:noProof/>
-          </w:rPr>
-          <w:t>3.4 Messa in produzione</w:t>
-        </w:r>
-        <w:r>
-          <w:rPr>
-            <w:noProof/>
-            <w:webHidden/>
-          </w:rPr>
-          <w:tab/>
-        </w:r>
-        <w:r>
-          <w:rPr>
-            <w:noProof/>
-            <w:webHidden/>
-          </w:rPr>
-          <w:fldChar w:fldCharType="begin"/>
-        </w:r>
-        <w:r>
-          <w:rPr>
-            <w:noProof/>
-            <w:webHidden/>
-          </w:rPr>
-          <w:instrText xml:space="preserve"> PAGEREF _Toc160445528 \h </w:instrText>
-        </w:r>
-        <w:r>
-          <w:rPr>
-            <w:noProof/>
-            <w:webHidden/>
-          </w:rPr>
-        </w:r>
-        <w:r>
-          <w:rPr>
-            <w:noProof/>
-            <w:webHidden/>
-          </w:rPr>
-          <w:fldChar w:fldCharType="separate"/>
-        </w:r>
-        <w:r>
-          <w:rPr>
-            <w:noProof/>
-            <w:webHidden/>
-          </w:rPr>
-          <w:t>13</w:t>
+          <w:t>27</w:t>
         </w:r>
         <w:r>
           <w:rPr>
@@ -2758,13 +3421,13 @@
           <w:lang w:val="en-US"/>
         </w:rPr>
       </w:pPr>
-      <w:hyperlink w:anchor="_Toc160445529" w:history="1">
+      <w:hyperlink w:anchor="_Toc167217227" w:history="1">
         <w:r>
           <w:rPr>
             <w:rStyle w:val="Collegamentoipertestuale"/>
             <w:noProof/>
           </w:rPr>
-          <w:t>Capitolo 4 – Risultati ottenuti</w:t>
+          <w:t>Capitolo 3 – Implementazione</w:t>
         </w:r>
         <w:r>
           <w:rPr>
@@ -2785,7 +3448,7 @@
             <w:noProof/>
             <w:webHidden/>
           </w:rPr>
-          <w:instrText xml:space="preserve"> PAGEREF _Toc160445529 \h </w:instrText>
+          <w:instrText xml:space="preserve"> PAGEREF _Toc167217227 \h </w:instrText>
         </w:r>
         <w:r>
           <w:rPr>
@@ -2805,7 +3468,7 @@
             <w:noProof/>
             <w:webHidden/>
           </w:rPr>
-          <w:t>14</w:t>
+          <w:t>30</w:t>
         </w:r>
         <w:r>
           <w:rPr>
@@ -2830,13 +3493,14 @@
           <w:lang w:val="en-US"/>
         </w:rPr>
       </w:pPr>
-      <w:hyperlink w:anchor="_Toc160445530" w:history="1">
+      <w:hyperlink w:anchor="_Toc167217228" w:history="1">
         <w:r>
           <w:rPr>
             <w:rStyle w:val="Collegamentoipertestuale"/>
             <w:noProof/>
-          </w:rPr>
-          <w:t>4.1 Test e copertura effettuata</w:t>
+            <w:lang w:val="it-CH"/>
+          </w:rPr>
+          <w:t>3.1 Studio dei linguaggi</w:t>
         </w:r>
         <w:r>
           <w:rPr>
@@ -2857,7 +3521,7 @@
             <w:noProof/>
             <w:webHidden/>
           </w:rPr>
-          <w:instrText xml:space="preserve"> PAGEREF _Toc160445530 \h </w:instrText>
+          <w:instrText xml:space="preserve"> PAGEREF _Toc167217228 \h </w:instrText>
         </w:r>
         <w:r>
           <w:rPr>
@@ -2877,7 +3541,7 @@
             <w:noProof/>
             <w:webHidden/>
           </w:rPr>
-          <w:t>14</w:t>
+          <w:t>30</w:t>
         </w:r>
         <w:r>
           <w:rPr>
@@ -2902,13 +3566,14 @@
           <w:lang w:val="en-US"/>
         </w:rPr>
       </w:pPr>
-      <w:hyperlink w:anchor="_Toc160445531" w:history="1">
+      <w:hyperlink w:anchor="_Toc167217229" w:history="1">
         <w:r>
           <w:rPr>
             <w:rStyle w:val="Collegamentoipertestuale"/>
             <w:noProof/>
-          </w:rPr>
-          <w:t>4.2 Altro</w:t>
+            <w:lang w:val="it-CH"/>
+          </w:rPr>
+          <w:t>3.2 Sviluppo dell’applicazione</w:t>
         </w:r>
         <w:r>
           <w:rPr>
@@ -2929,7 +3594,7 @@
             <w:noProof/>
             <w:webHidden/>
           </w:rPr>
-          <w:instrText xml:space="preserve"> PAGEREF _Toc160445531 \h </w:instrText>
+          <w:instrText xml:space="preserve"> PAGEREF _Toc167217229 \h </w:instrText>
         </w:r>
         <w:r>
           <w:rPr>
@@ -2949,7 +3614,79 @@
             <w:noProof/>
             <w:webHidden/>
           </w:rPr>
-          <w:t>14</w:t>
+          <w:t>30</w:t>
+        </w:r>
+        <w:r>
+          <w:rPr>
+            <w:noProof/>
+            <w:webHidden/>
+          </w:rPr>
+          <w:fldChar w:fldCharType="end"/>
+        </w:r>
+      </w:hyperlink>
+    </w:p>
+    <w:p>
+      <w:pPr>
+        <w:pStyle w:val="Sommario3"/>
+        <w:tabs>
+          <w:tab w:val="right" w:leader="dot" w:pos="9055"/>
+        </w:tabs>
+        <w:rPr>
+          <w:rFonts w:eastAsiaTheme="minorEastAsia" w:cstheme="minorBidi"/>
+          <w:noProof/>
+          <w:sz w:val="22"/>
+          <w:szCs w:val="22"/>
+          <w:lang w:val="en-US"/>
+        </w:rPr>
+      </w:pPr>
+      <w:hyperlink w:anchor="_Toc167217230" w:history="1">
+        <w:r>
+          <w:rPr>
+            <w:rStyle w:val="Collegamentoipertestuale"/>
+            <w:noProof/>
+          </w:rPr>
+          <w:t>3.4 Grafiche e messa in produzione</w:t>
+        </w:r>
+        <w:r>
+          <w:rPr>
+            <w:noProof/>
+            <w:webHidden/>
+          </w:rPr>
+          <w:tab/>
+        </w:r>
+        <w:r>
+          <w:rPr>
+            <w:noProof/>
+            <w:webHidden/>
+          </w:rPr>
+          <w:fldChar w:fldCharType="begin"/>
+        </w:r>
+        <w:r>
+          <w:rPr>
+            <w:noProof/>
+            <w:webHidden/>
+          </w:rPr>
+          <w:instrText xml:space="preserve"> PAGEREF _Toc167217230 \h </w:instrText>
+        </w:r>
+        <w:r>
+          <w:rPr>
+            <w:noProof/>
+            <w:webHidden/>
+          </w:rPr>
+        </w:r>
+        <w:r>
+          <w:rPr>
+            <w:noProof/>
+            <w:webHidden/>
+          </w:rPr>
+          <w:fldChar w:fldCharType="separate"/>
+        </w:r>
+        <w:r>
+          <w:rPr>
+            <w:noProof/>
+            <w:webHidden/>
+          </w:rPr>
+          <w:t>30</w:t>
         </w:r>
         <w:r>
           <w:rPr>
@@ -2977,13 +3714,13 @@
           <w:lang w:val="en-US"/>
         </w:rPr>
       </w:pPr>
-      <w:hyperlink w:anchor="_Toc160445532" w:history="1">
+      <w:hyperlink w:anchor="_Toc167217231" w:history="1">
         <w:r>
           <w:rPr>
             <w:rStyle w:val="Collegamentoipertestuale"/>
             <w:noProof/>
           </w:rPr>
-          <w:t>Capitolo 5 – Conclusione</w:t>
+          <w:t>Capitolo 4 – Risultati ottenuti</w:t>
         </w:r>
         <w:r>
           <w:rPr>
@@ -3004,7 +3741,7 @@
             <w:noProof/>
             <w:webHidden/>
           </w:rPr>
-          <w:instrText xml:space="preserve"> PAGEREF _Toc160445532 \h </w:instrText>
+          <w:instrText xml:space="preserve"> PAGEREF _Toc167217231 \h </w:instrText>
         </w:r>
         <w:r>
           <w:rPr>
@@ -3024,7 +3761,151 @@
             <w:noProof/>
             <w:webHidden/>
           </w:rPr>
-          <w:t>15</w:t>
+          <w:t>32</w:t>
+        </w:r>
+        <w:r>
+          <w:rPr>
+            <w:noProof/>
+            <w:webHidden/>
+          </w:rPr>
+          <w:fldChar w:fldCharType="end"/>
+        </w:r>
+      </w:hyperlink>
+    </w:p>
+    <w:p>
+      <w:pPr>
+        <w:pStyle w:val="Sommario3"/>
+        <w:tabs>
+          <w:tab w:val="right" w:leader="dot" w:pos="9055"/>
+        </w:tabs>
+        <w:rPr>
+          <w:rFonts w:eastAsiaTheme="minorEastAsia" w:cstheme="minorBidi"/>
+          <w:noProof/>
+          <w:sz w:val="22"/>
+          <w:szCs w:val="22"/>
+          <w:lang w:val="en-US"/>
+        </w:rPr>
+      </w:pPr>
+      <w:hyperlink w:anchor="_Toc167217232" w:history="1">
+        <w:r>
+          <w:rPr>
+            <w:rStyle w:val="Collegamentoipertestuale"/>
+            <w:noProof/>
+          </w:rPr>
+          <w:t>4.1 Test e copertura effettuata</w:t>
+        </w:r>
+        <w:r>
+          <w:rPr>
+            <w:noProof/>
+            <w:webHidden/>
+          </w:rPr>
+          <w:tab/>
+        </w:r>
+        <w:r>
+          <w:rPr>
+            <w:noProof/>
+            <w:webHidden/>
+          </w:rPr>
+          <w:fldChar w:fldCharType="begin"/>
+        </w:r>
+        <w:r>
+          <w:rPr>
+            <w:noProof/>
+            <w:webHidden/>
+          </w:rPr>
+          <w:instrText xml:space="preserve"> PAGEREF _Toc167217232 \h </w:instrText>
+        </w:r>
+        <w:r>
+          <w:rPr>
+            <w:noProof/>
+            <w:webHidden/>
+          </w:rPr>
+        </w:r>
+        <w:r>
+          <w:rPr>
+            <w:noProof/>
+            <w:webHidden/>
+          </w:rPr>
+          <w:fldChar w:fldCharType="separate"/>
+        </w:r>
+        <w:r>
+          <w:rPr>
+            <w:noProof/>
+            <w:webHidden/>
+          </w:rPr>
+          <w:t>32</w:t>
+        </w:r>
+        <w:r>
+          <w:rPr>
+            <w:noProof/>
+            <w:webHidden/>
+          </w:rPr>
+          <w:fldChar w:fldCharType="end"/>
+        </w:r>
+      </w:hyperlink>
+    </w:p>
+    <w:p>
+      <w:pPr>
+        <w:pStyle w:val="Sommario3"/>
+        <w:tabs>
+          <w:tab w:val="right" w:leader="dot" w:pos="9055"/>
+        </w:tabs>
+        <w:rPr>
+          <w:rFonts w:eastAsiaTheme="minorEastAsia" w:cstheme="minorBidi"/>
+          <w:noProof/>
+          <w:sz w:val="22"/>
+          <w:szCs w:val="22"/>
+          <w:lang w:val="en-US"/>
+        </w:rPr>
+      </w:pPr>
+      <w:hyperlink w:anchor="_Toc167217233" w:history="1">
+        <w:r>
+          <w:rPr>
+            <w:rStyle w:val="Collegamentoipertestuale"/>
+            <w:noProof/>
+          </w:rPr>
+          <w:t>4.2 Altro</w:t>
+        </w:r>
+        <w:r>
+          <w:rPr>
+            <w:noProof/>
+            <w:webHidden/>
+          </w:rPr>
+          <w:tab/>
+        </w:r>
+        <w:r>
+          <w:rPr>
+            <w:noProof/>
+            <w:webHidden/>
+          </w:rPr>
+          <w:fldChar w:fldCharType="begin"/>
+        </w:r>
+        <w:r>
+          <w:rPr>
+            <w:noProof/>
+            <w:webHidden/>
+          </w:rPr>
+          <w:instrText xml:space="preserve"> PAGEREF _Toc167217233 \h </w:instrText>
+        </w:r>
+        <w:r>
+          <w:rPr>
+            <w:noProof/>
+            <w:webHidden/>
+          </w:rPr>
+        </w:r>
+        <w:r>
+          <w:rPr>
+            <w:noProof/>
+            <w:webHidden/>
+          </w:rPr>
+          <w:fldChar w:fldCharType="separate"/>
+        </w:r>
+        <w:r>
+          <w:rPr>
+            <w:noProof/>
+            <w:webHidden/>
+          </w:rPr>
+          <w:t>32</w:t>
         </w:r>
         <w:r>
           <w:rPr>
@@ -3052,14 +3933,13 @@
           <w:lang w:val="en-US"/>
         </w:rPr>
       </w:pPr>
-      <w:hyperlink w:anchor="_Toc160445533" w:history="1">
+      <w:hyperlink w:anchor="_Toc167217234" w:history="1">
         <w:r>
           <w:rPr>
             <w:rStyle w:val="Collegamentoipertestuale"/>
             <w:noProof/>
-            <w:lang w:val="it-CH"/>
-          </w:rPr>
-          <w:t>Bibliografia</w:t>
+          </w:rPr>
+          <w:t>Capitolo 5 – Conclusione</w:t>
         </w:r>
         <w:r>
           <w:rPr>
@@ -3080,7 +3960,7 @@
             <w:noProof/>
             <w:webHidden/>
           </w:rPr>
-          <w:instrText xml:space="preserve"> PAGEREF _Toc160445533 \h </w:instrText>
+          <w:instrText xml:space="preserve"> PAGEREF _Toc167217234 \h </w:instrText>
         </w:r>
         <w:r>
           <w:rPr>
@@ -3100,7 +3980,7 @@
             <w:noProof/>
             <w:webHidden/>
           </w:rPr>
-          <w:t>16</w:t>
+          <w:t>33</w:t>
         </w:r>
         <w:r>
           <w:rPr>
@@ -3128,13 +4008,14 @@
           <w:lang w:val="en-US"/>
         </w:rPr>
       </w:pPr>
-      <w:hyperlink w:anchor="_Toc160445534" w:history="1">
+      <w:hyperlink w:anchor="_Toc167217235" w:history="1">
         <w:r>
           <w:rPr>
             <w:rStyle w:val="Collegamentoipertestuale"/>
             <w:noProof/>
-          </w:rPr>
-          <w:t>Appendici</w:t>
+            <w:lang w:val="it-CH"/>
+          </w:rPr>
+          <w:t>Bibliografia</w:t>
         </w:r>
         <w:r>
           <w:rPr>
@@ -3155,7 +4036,7 @@
             <w:noProof/>
             <w:webHidden/>
           </w:rPr>
-          <w:instrText xml:space="preserve"> PAGEREF _Toc160445534 \h </w:instrText>
+          <w:instrText xml:space="preserve"> PAGEREF _Toc167217235 \h </w:instrText>
         </w:r>
         <w:r>
           <w:rPr>
@@ -3175,7 +4056,7 @@
             <w:noProof/>
             <w:webHidden/>
           </w:rPr>
-          <w:t>17</w:t>
+          <w:t>34</w:t>
         </w:r>
         <w:r>
           <w:rPr>
@@ -3203,12 +4084,87 @@
           <w:lang w:val="en-US"/>
         </w:rPr>
       </w:pPr>
-      <w:hyperlink w:anchor="_Toc160445535" w:history="1">
+      <w:hyperlink w:anchor="_Toc167217236" w:history="1">
         <w:r>
           <w:rPr>
             <w:rStyle w:val="Collegamentoipertestuale"/>
             <w:noProof/>
           </w:rPr>
+          <w:t>Appendici</w:t>
+        </w:r>
+        <w:r>
+          <w:rPr>
+            <w:noProof/>
+            <w:webHidden/>
+          </w:rPr>
+          <w:tab/>
+        </w:r>
+        <w:r>
+          <w:rPr>
+            <w:noProof/>
+            <w:webHidden/>
+          </w:rPr>
+          <w:fldChar w:fldCharType="begin"/>
+        </w:r>
+        <w:r>
+          <w:rPr>
+            <w:noProof/>
+            <w:webHidden/>
+          </w:rPr>
+          <w:instrText xml:space="preserve"> PAGEREF _Toc167217236 \h </w:instrText>
+        </w:r>
+        <w:r>
+          <w:rPr>
+            <w:noProof/>
+            <w:webHidden/>
+          </w:rPr>
+        </w:r>
+        <w:r>
+          <w:rPr>
+            <w:noProof/>
+            <w:webHidden/>
+          </w:rPr>
+          <w:fldChar w:fldCharType="separate"/>
+        </w:r>
+        <w:r>
+          <w:rPr>
+            <w:noProof/>
+            <w:webHidden/>
+          </w:rPr>
+          <w:t>35</w:t>
+        </w:r>
+        <w:r>
+          <w:rPr>
+            <w:noProof/>
+            <w:webHidden/>
+          </w:rPr>
+          <w:fldChar w:fldCharType="end"/>
+        </w:r>
+      </w:hyperlink>
+    </w:p>
+    <w:p>
+      <w:pPr>
+        <w:pStyle w:val="Sommario1"/>
+        <w:tabs>
+          <w:tab w:val="right" w:leader="dot" w:pos="9055"/>
+        </w:tabs>
+        <w:rPr>
+          <w:rFonts w:asciiTheme="minorHAnsi" w:eastAsiaTheme="minorEastAsia" w:hAnsiTheme="minorHAnsi" w:cstheme="minorBidi"/>
+          <w:b w:val="0"/>
+          <w:bCs w:val="0"/>
+          <w:caps w:val="0"/>
+          <w:noProof/>
+          <w:sz w:val="22"/>
+          <w:szCs w:val="22"/>
+          <w:lang w:val="en-US"/>
+        </w:rPr>
+      </w:pPr>
+      <w:hyperlink w:anchor="_Toc167217237" w:history="1">
+        <w:r>
+          <w:rPr>
+            <w:rStyle w:val="Collegamentoipertestuale"/>
+            <w:noProof/>
+          </w:rPr>
           <w:t>Allegati</w:t>
         </w:r>
         <w:r>
@@ -3230,7 +4186,7 @@
             <w:noProof/>
             <w:webHidden/>
           </w:rPr>
-          <w:instrText xml:space="preserve"> PAGEREF _Toc160445535 \h </w:instrText>
+          <w:instrText xml:space="preserve"> PAGEREF _Toc167217237 \h </w:instrText>
         </w:r>
         <w:r>
           <w:rPr>
@@ -3250,7 +4206,7 @@
             <w:noProof/>
             <w:webHidden/>
           </w:rPr>
-          <w:t>18</w:t>
+          <w:t>36</w:t>
         </w:r>
         <w:r>
           <w:rPr>
@@ -3735,184 +4691,311 @@
           <w:rStyle w:val="Enfasigrassetto"/>
         </w:rPr>
       </w:pPr>
-      <w:bookmarkStart w:id="0" w:name="_Toc160445508"/>
+      <w:bookmarkStart w:id="1" w:name="_Toc167217197"/>
       <w:r>
         <w:rPr>
           <w:rStyle w:val="Enfasigrassetto"/>
         </w:rPr>
         <w:lastRenderedPageBreak/>
-        <w:t xml:space="preserve">Riassunto / </w:t>
-      </w:r>
-      <w:proofErr w:type="spellStart"/>
-      <w:r>
+        <w:t>Riassunto</w:t>
+      </w:r>
+      <w:bookmarkEnd w:id="1"/>
+    </w:p>
+    <w:p>
+      <w:pPr>
+        <w:pStyle w:val="SUPSITestoArial10"/>
+      </w:pPr>
+      <w:r>
+        <w:t>Il progetto proposto mira a rivoluzionare il tradizionale processo di gestione dei biglietti da visita attraverso l'integrazione della tecnologia NFC (</w:t>
+      </w:r>
+      <w:proofErr w:type="spellStart"/>
+      <w:r>
+        <w:t>Near</w:t>
+      </w:r>
+      <w:proofErr w:type="spellEnd"/>
+      <w:r>
+        <w:t xml:space="preserve"> Field </w:t>
+      </w:r>
+      <w:proofErr w:type="spellStart"/>
+      <w:r>
+        <w:t>Communication</w:t>
+      </w:r>
+      <w:proofErr w:type="spellEnd"/>
+      <w:r>
+        <w:t xml:space="preserve">) e dei codici QR. Originariamente sviluppato da </w:t>
+      </w:r>
+      <w:proofErr w:type="spellStart"/>
+      <w:r>
+        <w:t>HexagonSwiss</w:t>
+      </w:r>
+      <w:proofErr w:type="spellEnd"/>
+      <w:r>
+        <w:t>, il concetto si basa sulla trasformazione dei bigliettini da visita fisici in formati digitali accessibili tramite dispositivi mobili. Gli utenti potranno semplicemente interagire con le carte NFC per accedere istantaneamente a una pagina web contenente il loro biglietto da visita digitale personalizzato. In alternativa, i codici QR offriranno la stessa funzionalità per dispositivi privi di NFC.</w:t>
+      </w:r>
+    </w:p>
+    <w:p>
+      <w:pPr>
+        <w:pStyle w:val="SUPSITestoArial10"/>
+      </w:pPr>
+    </w:p>
+    <w:p>
+      <w:pPr>
+        <w:pStyle w:val="SUPSITestoArial10"/>
+      </w:pPr>
+      <w:r>
+        <w:t>L'obiettivo principale è semplificare e automatizzare il processo di creazione e personalizzazione dei biglietti da visita digitali, consentendo agli utenti di agire in modo indipendente e senza necessità di interventi diretti da parte dell'azienda. Ciò sarà possibile attraverso la definizione di una struttura dati adatta al progetto e l'implementazione di un sistema che consenta agli utenti di modificare e creare nuovi biglietti digitali in base ai loro ruoli e alle autorizzazioni assegnate.</w:t>
+      </w:r>
+    </w:p>
+    <w:p>
+      <w:pPr>
+        <w:pStyle w:val="SUPSITestoArial10"/>
+      </w:pPr>
+    </w:p>
+    <w:p>
+      <w:pPr>
+        <w:pStyle w:val="SUPSITestoArial10"/>
+      </w:pPr>
+      <w:r>
+        <w:t>Oltre alla digitalizzazione del processo di gestione dei biglietti da visita, l'implementazione di un sistema di gestione dei ruoli e delle autorizzazioni consentirà una revisione e un'approvazione efficienti delle modifiche apportate ai biglietti digitali. Inoltre, il progetto si propone di approfondire la comprensione della tecnologia NFC e di fornire una documentazione accurata dei lavori e delle ricerche svolte.</w:t>
+      </w:r>
+    </w:p>
+    <w:p>
+      <w:pPr>
+        <w:pStyle w:val="SUPSITestoArial10"/>
+      </w:pPr>
+    </w:p>
+    <w:p>
+      <w:pPr>
+        <w:pStyle w:val="SUPSITestoArial10"/>
+      </w:pPr>
+      <w:r>
+        <w:t xml:space="preserve">Le tecnologie utilizzate comprendono Express.js per il </w:t>
+      </w:r>
+      <w:proofErr w:type="spellStart"/>
+      <w:r>
+        <w:t>backend</w:t>
+      </w:r>
+      <w:proofErr w:type="spellEnd"/>
+      <w:r>
+        <w:t xml:space="preserve">, </w:t>
+      </w:r>
+      <w:proofErr w:type="spellStart"/>
+      <w:r>
+        <w:t>Angular</w:t>
+      </w:r>
+      <w:proofErr w:type="spellEnd"/>
+      <w:r>
+        <w:t xml:space="preserve"> per il </w:t>
+      </w:r>
+      <w:proofErr w:type="spellStart"/>
+      <w:r>
+        <w:t>frontend</w:t>
+      </w:r>
+      <w:proofErr w:type="spellEnd"/>
+      <w:r>
+        <w:t xml:space="preserve"> e </w:t>
+      </w:r>
+      <w:r>
+        <w:t xml:space="preserve">SQL </w:t>
+      </w:r>
+      <w:r>
+        <w:t>per la gestione dei dati, insieme ad altre tecnologie e strumenti necessari per la realizzazione completa del progetto.</w:t>
+      </w:r>
+    </w:p>
+    <w:p>
+      <w:pPr>
+        <w:spacing w:line="240" w:lineRule="auto"/>
+        <w:jc w:val="left"/>
+        <w:rPr>
+          <w:lang w:val="it-CH"/>
+        </w:rPr>
+      </w:pPr>
+      <w:r>
+        <w:rPr>
+          <w:lang w:val="it-CH"/>
+        </w:rPr>
+        <w:br w:type="page"/>
+      </w:r>
+    </w:p>
+    <w:p>
+      <w:pPr>
+        <w:pStyle w:val="Titolo"/>
         <w:rPr>
           <w:rStyle w:val="Enfasigrassetto"/>
-        </w:rPr>
+          <w:lang w:val="en-US"/>
+        </w:rPr>
+      </w:pPr>
+      <w:bookmarkStart w:id="2" w:name="_Toc167217198"/>
+      <w:r>
+        <w:rPr>
+          <w:rStyle w:val="Enfasigrassetto"/>
+          <w:lang w:val="en-US"/>
+        </w:rPr>
+        <w:lastRenderedPageBreak/>
         <w:t>Abstract</w:t>
       </w:r>
-      <w:bookmarkEnd w:id="0"/>
-      <w:proofErr w:type="spellEnd"/>
-    </w:p>
-    <w:p>
-      <w:pPr>
-        <w:pStyle w:val="SUPSITestoArial10"/>
-      </w:pPr>
-      <w:r>
-        <w:t>In versione italiana e inglese, max. 1 pagina per versione, senza figure.</w:t>
-      </w:r>
-    </w:p>
-    <w:p>
-      <w:pPr>
-        <w:pStyle w:val="SUPSITestoArial10"/>
-      </w:pPr>
-      <w:r>
-        <w:t>Il testo inglese va eventualmente fatto rivedere da un esperto di lingua inglese.</w:t>
-      </w:r>
-    </w:p>
-    <w:p>
-      <w:pPr>
-        <w:pStyle w:val="SUPSITestoArial10"/>
-      </w:pPr>
-      <w:r>
-        <w:t>Il riassunto deve dare un’informazione sintetica sul progetto, cioè dire in cosa consiste e quanto è stato realizzato, in modo che il lettore possa farsene rapidamente un’idea e decidere quindi se sia il caso di approfondire l’argomento nelle pagine successive.</w:t>
-      </w:r>
-    </w:p>
-    <w:p>
-      <w:pPr>
-        <w:pStyle w:val="SUPSITestoArial10"/>
-      </w:pPr>
-    </w:p>
-    <w:p>
-      <w:pPr>
-        <w:pStyle w:val="Rientrocorpodeltesto"/>
-        <w:spacing w:after="0"/>
-        <w:rPr>
-          <w:rFonts w:ascii="Arial" w:hAnsi="Arial" w:cs="Arial"/>
-          <w:sz w:val="20"/>
-          <w:szCs w:val="20"/>
-        </w:rPr>
-      </w:pPr>
-      <w:r>
-        <w:rPr>
-          <w:rFonts w:ascii="Arial" w:hAnsi="Arial" w:cs="Arial"/>
-          <w:sz w:val="20"/>
-          <w:szCs w:val="20"/>
-        </w:rPr>
-        <w:t>È</w:t>
-      </w:r>
-      <w:r>
-        <w:rPr>
-          <w:rFonts w:ascii="Arial" w:hAnsi="Arial" w:cs="Arial"/>
-          <w:sz w:val="20"/>
-          <w:szCs w:val="20"/>
-        </w:rPr>
-        <w:t xml:space="preserve"> </w:t>
-      </w:r>
-      <w:proofErr w:type="spellStart"/>
-      <w:r>
-        <w:rPr>
-          <w:rFonts w:ascii="Arial" w:hAnsi="Arial" w:cs="Arial"/>
-          <w:sz w:val="20"/>
-          <w:szCs w:val="20"/>
-        </w:rPr>
-        <w:t>quindi</w:t>
-      </w:r>
-      <w:proofErr w:type="spellEnd"/>
-      <w:r>
-        <w:rPr>
-          <w:rFonts w:ascii="Arial" w:hAnsi="Arial" w:cs="Arial"/>
-          <w:sz w:val="20"/>
-          <w:szCs w:val="20"/>
-        </w:rPr>
-        <w:t xml:space="preserve"> </w:t>
-      </w:r>
-      <w:proofErr w:type="spellStart"/>
-      <w:r>
-        <w:rPr>
-          <w:rFonts w:ascii="Arial" w:hAnsi="Arial" w:cs="Arial"/>
-          <w:b/>
-          <w:sz w:val="20"/>
-          <w:szCs w:val="20"/>
-        </w:rPr>
-        <w:t>importante</w:t>
-      </w:r>
-      <w:proofErr w:type="spellEnd"/>
-      <w:r>
-        <w:rPr>
-          <w:rFonts w:ascii="Arial" w:hAnsi="Arial" w:cs="Arial"/>
-          <w:sz w:val="20"/>
-          <w:szCs w:val="20"/>
-        </w:rPr>
-        <w:t>:</w:t>
-      </w:r>
-    </w:p>
-    <w:p>
-      <w:pPr>
-        <w:numPr>
-          <w:ilvl w:val="0"/>
-          <w:numId w:val="4"/>
-        </w:numPr>
-        <w:tabs>
-          <w:tab w:val="clear" w:pos="740"/>
-        </w:tabs>
-        <w:spacing w:line="320" w:lineRule="atLeast"/>
-        <w:ind w:left="426" w:hanging="284"/>
-        <w:rPr>
-          <w:rFonts w:cs="Arial"/>
-          <w:sz w:val="20"/>
-          <w:szCs w:val="20"/>
-          <w:lang w:val="it-CH"/>
-        </w:rPr>
-      </w:pPr>
-      <w:r>
-        <w:rPr>
-          <w:rFonts w:cs="Arial"/>
-          <w:sz w:val="20"/>
-          <w:szCs w:val="20"/>
-          <w:lang w:val="it-CH"/>
-        </w:rPr>
-        <w:t>Catturare l’attenzione del lettore con un testo di sintesi efficace.</w:t>
-      </w:r>
-    </w:p>
-    <w:p>
-      <w:pPr>
-        <w:numPr>
-          <w:ilvl w:val="0"/>
-          <w:numId w:val="4"/>
-        </w:numPr>
-        <w:tabs>
-          <w:tab w:val="clear" w:pos="740"/>
-        </w:tabs>
-        <w:spacing w:line="320" w:lineRule="atLeast"/>
-        <w:ind w:left="426" w:hanging="284"/>
-        <w:rPr>
-          <w:rFonts w:cs="Arial"/>
-          <w:sz w:val="20"/>
-          <w:szCs w:val="20"/>
-          <w:lang w:val="it-CH"/>
-        </w:rPr>
-      </w:pPr>
-      <w:r>
-        <w:rPr>
-          <w:rFonts w:cs="Arial"/>
-          <w:sz w:val="20"/>
-          <w:szCs w:val="20"/>
-          <w:lang w:val="it-CH"/>
-        </w:rPr>
-        <w:t>Tralasciare aspetti di cronistoria o commenti sullo svolgimento del lavoro, che possono eventualmente essere inseriti in un rapporto separato.</w:t>
-      </w:r>
-    </w:p>
-    <w:p>
-      <w:pPr>
-        <w:rPr>
-          <w:lang w:val="it-CH"/>
-        </w:rPr>
-      </w:pPr>
-    </w:p>
-    <w:p>
-      <w:pPr>
-        <w:rPr>
-          <w:lang w:val="it-CH"/>
+      <w:bookmarkEnd w:id="2"/>
+    </w:p>
+    <w:p>
+      <w:pPr>
+        <w:spacing w:before="120"/>
+        <w:rPr>
+          <w:lang w:val="en-US"/>
+        </w:rPr>
+      </w:pPr>
+      <w:r>
+        <w:rPr>
+          <w:lang w:val="en-US"/>
+        </w:rPr>
+        <w:t xml:space="preserve">The proposed project aims to revolutionize the traditional process of managing business cards through the integration of NFC (Near Field Communication) technology and QR codes. Originally developed by </w:t>
+      </w:r>
+      <w:proofErr w:type="spellStart"/>
+      <w:r>
+        <w:rPr>
+          <w:lang w:val="en-US"/>
+        </w:rPr>
+        <w:t>HexagonSwiss</w:t>
+      </w:r>
+      <w:proofErr w:type="spellEnd"/>
+      <w:r>
+        <w:rPr>
+          <w:lang w:val="en-US"/>
+        </w:rPr>
+        <w:t xml:space="preserve">, the concept </w:t>
+      </w:r>
+      <w:proofErr w:type="gramStart"/>
+      <w:r>
+        <w:rPr>
+          <w:lang w:val="en-US"/>
+        </w:rPr>
+        <w:t>is based</w:t>
+      </w:r>
+      <w:proofErr w:type="gramEnd"/>
+      <w:r>
+        <w:rPr>
+          <w:lang w:val="en-US"/>
+        </w:rPr>
+        <w:t xml:space="preserve"> on transforming physical business cards into digital formats accessible via mobile devices. Users will simply interact with NFC cards </w:t>
+      </w:r>
+      <w:proofErr w:type="gramStart"/>
+      <w:r>
+        <w:rPr>
+          <w:lang w:val="en-US"/>
+        </w:rPr>
+        <w:t>to instantly access</w:t>
+      </w:r>
+      <w:proofErr w:type="gramEnd"/>
+      <w:r>
+        <w:rPr>
+          <w:lang w:val="en-US"/>
+        </w:rPr>
+        <w:t xml:space="preserve"> a web page containing their personalized digital business card. Alternatively, QR codes will provide the same functionality for devices lacking NFC.</w:t>
+      </w:r>
+    </w:p>
+    <w:p>
+      <w:pPr>
+        <w:rPr>
+          <w:lang w:val="en-US"/>
+        </w:rPr>
+      </w:pPr>
+    </w:p>
+    <w:p>
+      <w:pPr>
+        <w:rPr>
+          <w:lang w:val="en-US"/>
+        </w:rPr>
+      </w:pPr>
+      <w:r>
+        <w:rPr>
+          <w:lang w:val="en-US"/>
+        </w:rPr>
+        <w:t xml:space="preserve">The primary goal is to simplify and automate the process of creating and customizing digital business cards, allowing users to act independently and without the need for direct intervention from the company. This </w:t>
+      </w:r>
+      <w:proofErr w:type="gramStart"/>
+      <w:r>
+        <w:rPr>
+          <w:lang w:val="en-US"/>
+        </w:rPr>
+        <w:t>will be achieved</w:t>
+      </w:r>
+      <w:proofErr w:type="gramEnd"/>
+      <w:r>
+        <w:rPr>
+          <w:lang w:val="en-US"/>
+        </w:rPr>
+        <w:t xml:space="preserve"> through the definition of a data structure suitable for the project and the implementation of a system that allows users to modify and create new digital cards based on their roles and assigned permissions.</w:t>
+      </w:r>
+    </w:p>
+    <w:p>
+      <w:pPr>
+        <w:rPr>
+          <w:lang w:val="en-US"/>
+        </w:rPr>
+      </w:pPr>
+    </w:p>
+    <w:p>
+      <w:pPr>
+        <w:rPr>
+          <w:lang w:val="en-US"/>
+        </w:rPr>
+      </w:pPr>
+      <w:r>
+        <w:rPr>
+          <w:lang w:val="en-US"/>
+        </w:rPr>
+        <w:t>In addition to digitizing the process of managing business cards, implementing a role and permission management system will enable efficient review and approval of changes made to digital cards. Furthermore, the project aims to deepen understanding of NFC technology and provide accurate documentation of the work and research conducted.</w:t>
+      </w:r>
+    </w:p>
+    <w:p>
+      <w:pPr>
+        <w:rPr>
+          <w:lang w:val="en-US"/>
+        </w:rPr>
+      </w:pPr>
+    </w:p>
+    <w:p>
+      <w:pPr>
+        <w:rPr>
+          <w:lang w:val="en-US"/>
+        </w:rPr>
+      </w:pPr>
+      <w:r>
+        <w:rPr>
+          <w:lang w:val="en-US"/>
+        </w:rPr>
+        <w:t xml:space="preserve">The technologies used include Express.js for the backend, Angular for the </w:t>
+      </w:r>
+      <w:proofErr w:type="gramStart"/>
+      <w:r>
+        <w:rPr>
+          <w:lang w:val="en-US"/>
+        </w:rPr>
+        <w:t>frontend,</w:t>
+      </w:r>
+      <w:proofErr w:type="gramEnd"/>
+      <w:r>
+        <w:rPr>
+          <w:lang w:val="en-US"/>
+        </w:rPr>
+        <w:t xml:space="preserve"> and </w:t>
+      </w:r>
+      <w:r>
+        <w:rPr>
+          <w:lang w:val="en-US"/>
+        </w:rPr>
+        <w:t>SQL</w:t>
+      </w:r>
+      <w:r>
+        <w:rPr>
+          <w:lang w:val="en-US"/>
+        </w:rPr>
+        <w:t xml:space="preserve"> for data management, along with other necessary technologies and tools for the complete realization of the project.</w:t>
+      </w:r>
+    </w:p>
+    <w:p>
+      <w:pPr>
+        <w:rPr>
+          <w:lang w:val="en-US"/>
         </w:rPr>
       </w:pPr>
     </w:p>
@@ -3920,7 +5003,7 @@
       <w:pPr>
         <w:pStyle w:val="Nessunaspaziatura"/>
         <w:rPr>
-          <w:lang w:val="it-CH"/>
+          <w:lang w:val="en-US"/>
         </w:rPr>
       </w:pPr>
     </w:p>
@@ -3928,12 +5011,12 @@
       <w:pPr>
         <w:spacing w:line="240" w:lineRule="auto"/>
         <w:rPr>
-          <w:lang w:val="it-CH"/>
-        </w:rPr>
-      </w:pPr>
-      <w:r>
-        <w:rPr>
-          <w:lang w:val="it-CH"/>
+          <w:lang w:val="en-US"/>
+        </w:rPr>
+      </w:pPr>
+      <w:r>
+        <w:rPr>
+          <w:lang w:val="en-US"/>
         </w:rPr>
         <w:br w:type="page"/>
       </w:r>
@@ -3949,7 +5032,7 @@
           <w:szCs w:val="40"/>
         </w:rPr>
       </w:pPr>
-      <w:bookmarkStart w:id="1" w:name="_Toc160445509"/>
+      <w:bookmarkStart w:id="3" w:name="_Toc167217199"/>
       <w:r>
         <w:rPr>
           <w:rStyle w:val="Enfasigrassetto"/>
@@ -3963,17 +5046,17 @@
         </w:rPr>
         <w:t>ssegnato</w:t>
       </w:r>
-      <w:bookmarkEnd w:id="1"/>
+      <w:bookmarkEnd w:id="3"/>
     </w:p>
     <w:p>
       <w:pPr>
         <w:pStyle w:val="Titolo2"/>
       </w:pPr>
-      <w:bookmarkStart w:id="2" w:name="_Toc160445510"/>
+      <w:bookmarkStart w:id="4" w:name="_Toc167217200"/>
       <w:r>
         <w:t>Descrizione</w:t>
       </w:r>
-      <w:bookmarkEnd w:id="2"/>
+      <w:bookmarkEnd w:id="4"/>
     </w:p>
     <w:p>
       <w:pPr>
@@ -4056,11 +5139,11 @@
       <w:pPr>
         <w:pStyle w:val="Titolo2"/>
       </w:pPr>
-      <w:bookmarkStart w:id="3" w:name="_Toc160445511"/>
+      <w:bookmarkStart w:id="5" w:name="_Toc167217201"/>
       <w:r>
         <w:t>Compiti</w:t>
       </w:r>
-      <w:bookmarkEnd w:id="3"/>
+      <w:bookmarkEnd w:id="5"/>
     </w:p>
     <w:p>
       <w:pPr>
@@ -4126,8 +5209,13 @@
       <w:pPr>
         <w:pStyle w:val="Titolo2"/>
       </w:pPr>
-      <w:r>
-        <w:t xml:space="preserve">Obiettivi </w:t>
+      <w:bookmarkStart w:id="6" w:name="_Toc167217202"/>
+      <w:r>
+        <w:t>Obiettivi</w:t>
+      </w:r>
+      <w:bookmarkEnd w:id="6"/>
+      <w:r>
+        <w:t xml:space="preserve"> </w:t>
       </w:r>
     </w:p>
     <w:p>
@@ -4218,8 +5306,13 @@
       <w:pPr>
         <w:pStyle w:val="Titolo2"/>
       </w:pPr>
-      <w:r>
-        <w:t xml:space="preserve">Tecnologie </w:t>
+      <w:bookmarkStart w:id="7" w:name="_Toc167217203"/>
+      <w:r>
+        <w:t>Tecnologie</w:t>
+      </w:r>
+      <w:bookmarkEnd w:id="7"/>
+      <w:r>
+        <w:t xml:space="preserve"> </w:t>
       </w:r>
     </w:p>
     <w:p>
@@ -4319,7 +5412,7 @@
           <w:lang w:val="it-CH" w:eastAsia="it-CH"/>
         </w:rPr>
       </w:pPr>
-      <w:bookmarkStart w:id="4" w:name="_Toc160445512"/>
+      <w:bookmarkStart w:id="8" w:name="_Toc167217204"/>
       <w:r>
         <w:rPr>
           <w:rFonts w:eastAsia="Times New Roman"/>
@@ -4342,7 +5435,7 @@
         </w:rPr>
         <w:t xml:space="preserve"> – Introduzione</w:t>
       </w:r>
-      <w:bookmarkEnd w:id="4"/>
+      <w:bookmarkEnd w:id="8"/>
     </w:p>
     <w:p>
       <w:pPr>
@@ -4352,14 +5445,14 @@
           <w:lang w:val="it-CH" w:eastAsia="it-CH"/>
         </w:rPr>
       </w:pPr>
-      <w:bookmarkStart w:id="5" w:name="_Toc160445513"/>
+      <w:bookmarkStart w:id="9" w:name="_Toc167217205"/>
       <w:r>
         <w:rPr>
           <w:lang w:val="it-CH" w:eastAsia="it-CH"/>
         </w:rPr>
         <w:t>Motivazione e contesto</w:t>
       </w:r>
-      <w:bookmarkEnd w:id="5"/>
+      <w:bookmarkEnd w:id="9"/>
     </w:p>
     <w:p>
       <w:pPr>
@@ -4484,14 +5577,14 @@
           <w:lang w:val="it-CH" w:eastAsia="it-CH"/>
         </w:rPr>
       </w:pPr>
-      <w:bookmarkStart w:id="6" w:name="_Toc160445514"/>
+      <w:bookmarkStart w:id="10" w:name="_Toc167217206"/>
       <w:r>
         <w:rPr>
           <w:lang w:val="it-CH" w:eastAsia="it-CH"/>
         </w:rPr>
         <w:t>Idea del progetto</w:t>
       </w:r>
-      <w:bookmarkEnd w:id="6"/>
+      <w:bookmarkEnd w:id="10"/>
     </w:p>
     <w:p>
       <w:pPr>
@@ -4552,11 +5645,11 @@
       <w:pPr>
         <w:pStyle w:val="Titolo2"/>
       </w:pPr>
-      <w:bookmarkStart w:id="7" w:name="_Toc160445515"/>
+      <w:bookmarkStart w:id="11" w:name="_Toc167217207"/>
       <w:r>
         <w:t>Punto di partenza del progetto</w:t>
       </w:r>
-      <w:bookmarkEnd w:id="7"/>
+      <w:bookmarkEnd w:id="11"/>
     </w:p>
     <w:p>
       <w:pPr>
@@ -4613,13 +5706,13 @@
       <w:pPr>
         <w:pStyle w:val="Titolo"/>
       </w:pPr>
-      <w:bookmarkStart w:id="8" w:name="_Toc300833159"/>
-      <w:bookmarkStart w:id="9" w:name="_Toc160445516"/>
-      <w:bookmarkStart w:id="10" w:name="_Toc73344986"/>
-      <w:bookmarkStart w:id="11" w:name="_Toc73345127"/>
-      <w:bookmarkStart w:id="12" w:name="_Toc73345142"/>
-      <w:bookmarkStart w:id="13" w:name="_Toc82498955"/>
-      <w:bookmarkEnd w:id="8"/>
+      <w:bookmarkStart w:id="12" w:name="_Toc300833159"/>
+      <w:bookmarkStart w:id="13" w:name="_Toc73344986"/>
+      <w:bookmarkStart w:id="14" w:name="_Toc73345127"/>
+      <w:bookmarkStart w:id="15" w:name="_Toc73345142"/>
+      <w:bookmarkStart w:id="16" w:name="_Toc82498955"/>
+      <w:bookmarkStart w:id="17" w:name="_Toc167217208"/>
+      <w:bookmarkEnd w:id="12"/>
       <w:r>
         <w:lastRenderedPageBreak/>
         <w:t>Capitolo 1</w:t>
@@ -4627,7 +5720,7 @@
       <w:r>
         <w:t xml:space="preserve"> – Stato dell’arte</w:t>
       </w:r>
-      <w:bookmarkEnd w:id="9"/>
+      <w:bookmarkEnd w:id="17"/>
     </w:p>
     <w:p>
       <w:pPr>
@@ -4774,77 +5867,55 @@
           <w:numId w:val="5"/>
         </w:numPr>
       </w:pPr>
-      <w:bookmarkStart w:id="14" w:name="_Toc160445517"/>
-      <w:bookmarkStart w:id="15" w:name="_Toc73344988"/>
-      <w:bookmarkStart w:id="16" w:name="_Toc73345129"/>
-      <w:bookmarkStart w:id="17" w:name="_Toc73345144"/>
-      <w:bookmarkStart w:id="18" w:name="_Toc82498957"/>
-      <w:bookmarkEnd w:id="10"/>
-      <w:bookmarkEnd w:id="11"/>
-      <w:bookmarkEnd w:id="12"/>
+      <w:bookmarkStart w:id="18" w:name="_Toc73344988"/>
+      <w:bookmarkStart w:id="19" w:name="_Toc73345129"/>
+      <w:bookmarkStart w:id="20" w:name="_Toc73345144"/>
+      <w:bookmarkStart w:id="21" w:name="_Toc82498957"/>
+      <w:bookmarkStart w:id="22" w:name="_Toc167217209"/>
       <w:bookmarkEnd w:id="13"/>
+      <w:bookmarkEnd w:id="14"/>
+      <w:bookmarkEnd w:id="15"/>
+      <w:bookmarkEnd w:id="16"/>
       <w:r>
         <w:t>Cos’è l’NFC?</w:t>
       </w:r>
-      <w:bookmarkEnd w:id="14"/>
-    </w:p>
-    <w:p>
-      <w:proofErr w:type="gramStart"/>
-      <w:r>
-        <w:t>L?NFC</w:t>
-      </w:r>
-      <w:proofErr w:type="gramEnd"/>
-      <w:r>
-        <w:t xml:space="preserve"> è una </w:t>
-      </w:r>
-      <w:proofErr w:type="spellStart"/>
-      <w:r>
-        <w:t>tenologia</w:t>
-      </w:r>
-      <w:proofErr w:type="spellEnd"/>
-      <w:r>
-        <w:t xml:space="preserve"> esistente già da </w:t>
-      </w:r>
-    </w:p>
-    <w:p>
-      <w:hyperlink r:id="rId8" w:history="1">
-        <w:r>
-          <w:rPr>
-            <w:rStyle w:val="Collegamentoipertestuale"/>
-            <w:rFonts w:ascii="Arial" w:hAnsi="Arial"/>
-          </w:rPr>
-          <w:t>https://picture.iczhiku.com/resource/eetop/sHkTygdEprahtvcn.pdf</w:t>
-        </w:r>
-      </w:hyperlink>
-    </w:p>
-    <w:p>
-      <w:hyperlink r:id="rId9" w:history="1">
-        <w:r>
-          <w:rPr>
-            <w:rStyle w:val="Collegamentoipertestuale"/>
-            <w:rFonts w:ascii="Arial" w:hAnsi="Arial"/>
-          </w:rPr>
-          <w:t>https://en.wikipedia.org/wiki/List_of_video_games_using_NFC</w:t>
-        </w:r>
-      </w:hyperlink>
-      <w:r>
+      <w:bookmarkEnd w:id="22"/>
+    </w:p>
+    <w:p>
+      <w:pPr>
+        <w:rPr>
+          <w:sz w:val="20"/>
+        </w:rPr>
+      </w:pPr>
+      <w:r>
+        <w:rPr>
+          <w:sz w:val="20"/>
+        </w:rPr>
+        <w:t>La NFC è una tecnologia di comunicazione a corto raggio (di solito entro pochi centimetri) che consente lo scambio di dati tra dispositivi compatibili. Si basa su una combinazione di radiofrequenza e tecnologie di identificazione automatica, utilizzando frequenze radio di 13,56 MHz.</w:t>
+      </w:r>
+      <w:r>
+        <w:rPr>
+          <w:sz w:val="20"/>
+        </w:rPr>
         <w:t xml:space="preserve"> </w:t>
       </w:r>
     </w:p>
-    <w:bookmarkEnd w:id="15"/>
-    <w:bookmarkEnd w:id="16"/>
-    <w:bookmarkEnd w:id="17"/>
-    <w:bookmarkEnd w:id="18"/>
     <w:p>
       <w:pPr>
         <w:pStyle w:val="Titolo3"/>
       </w:pPr>
+      <w:bookmarkStart w:id="23" w:name="_Toc167217210"/>
+      <w:bookmarkEnd w:id="18"/>
+      <w:bookmarkEnd w:id="19"/>
+      <w:bookmarkEnd w:id="20"/>
+      <w:bookmarkEnd w:id="21"/>
       <w:r>
         <w:t>1.1.1 I</w:t>
       </w:r>
       <w:r>
         <w:t>ntroduzione</w:t>
       </w:r>
+      <w:bookmarkEnd w:id="23"/>
     </w:p>
     <w:p>
       <w:pPr>
@@ -4898,6 +5969,7 @@
       <w:pPr>
         <w:pStyle w:val="Titolo3"/>
       </w:pPr>
+      <w:bookmarkStart w:id="24" w:name="_Toc167217211"/>
       <w:r>
         <w:t xml:space="preserve">1.1.2 Funzionamento [fonte: </w:t>
       </w:r>
@@ -4909,6 +5981,7 @@
       <w:r>
         <w:t>]</w:t>
       </w:r>
+      <w:bookmarkEnd w:id="24"/>
     </w:p>
     <w:p>
       <w:pPr>
@@ -5411,7 +6484,7 @@
               </w:rPr>
               <w:t>Manchester, 10% </w:t>
             </w:r>
-            <w:hyperlink r:id="rId10" w:tooltip="Keying con spostamento di ampiezza" w:history="1">
+            <w:hyperlink r:id="rId8" w:tooltip="Keying con spostamento di ampiezza" w:history="1">
               <w:r>
                 <w:rPr>
                   <w:rStyle w:val="Collegamentoipertestuale"/>
@@ -5508,7 +6581,6 @@
                 <w:sz w:val="20"/>
                 <w:szCs w:val="22"/>
               </w:rPr>
-              <w:lastRenderedPageBreak/>
               <w:t>212</w:t>
             </w:r>
           </w:p>
@@ -5637,6 +6709,7 @@
                 <w:sz w:val="20"/>
                 <w:szCs w:val="22"/>
               </w:rPr>
+              <w:lastRenderedPageBreak/>
               <w:t>106</w:t>
             </w:r>
           </w:p>
@@ -5746,7 +6819,7 @@
         </w:rPr>
         <w:t>NFC utilizza due diverse </w:t>
       </w:r>
-      <w:hyperlink r:id="rId11" w:tooltip="Teoria dei codici" w:history="1">
+      <w:hyperlink r:id="rId9" w:tooltip="Teoria dei codici" w:history="1">
         <w:r>
           <w:rPr>
             <w:rStyle w:val="Collegamentoipertestuale"/>
@@ -5787,7 +6860,7 @@
         </w:rPr>
         <w:t>/s, viene utilizzata una </w:t>
       </w:r>
-      <w:hyperlink r:id="rId12" w:tooltip="Codifica di Miller" w:history="1">
+      <w:hyperlink r:id="rId10" w:tooltip="Codifica di Miller" w:history="1">
         <w:r>
           <w:rPr>
             <w:rStyle w:val="Collegamentoipertestuale"/>
@@ -5808,7 +6881,7 @@
         </w:rPr>
         <w:t> modificata con </w:t>
       </w:r>
-      <w:hyperlink r:id="rId13" w:tooltip="Modulazione" w:history="1">
+      <w:hyperlink r:id="rId11" w:tooltip="Modulazione" w:history="1">
         <w:r>
           <w:rPr>
             <w:rStyle w:val="Collegamentoipertestuale"/>
@@ -5829,7 +6902,7 @@
         </w:rPr>
         <w:t>In tutti gli altri casi viene utilizzata </w:t>
       </w:r>
-      <w:hyperlink r:id="rId14" w:tooltip="Codifica Manchester" w:history="1">
+      <w:hyperlink r:id="rId12" w:tooltip="Codifica Manchester" w:history="1">
         <w:r>
           <w:rPr>
             <w:rStyle w:val="Collegamentoipertestuale"/>
@@ -5959,7 +7032,7 @@
         </w:rPr>
         <w:t xml:space="preserve"> card, consentendo agli utenti di eseguire transazioni come pagamenti o emissione di biglietti. Vedere </w:t>
       </w:r>
-      <w:hyperlink r:id="rId15" w:tooltip="Emulazione della scheda host" w:history="1">
+      <w:hyperlink r:id="rId13" w:tooltip="Emulazione della scheda host" w:history="1">
         <w:r>
           <w:rPr>
             <w:rStyle w:val="Collegamentoipertestuale"/>
@@ -6095,7 +7168,7 @@
         </w:rPr>
         <w:t>Consente a due dispositivi abilitati NFC di comunicare tra loro per scambiare informazioni in modo </w:t>
       </w:r>
-      <w:hyperlink r:id="rId16" w:tooltip="Rete ad hoc" w:history="1">
+      <w:hyperlink r:id="rId14" w:tooltip="Rete ad hoc" w:history="1">
         <w:r>
           <w:rPr>
             <w:rStyle w:val="Collegamentoipertestuale"/>
@@ -6133,6 +7206,7 @@
       <w:pPr>
         <w:pStyle w:val="Titolo3"/>
       </w:pPr>
+      <w:bookmarkStart w:id="25" w:name="_Toc167217212"/>
       <w:r>
         <w:t>1.1.3 Sicurezza [</w:t>
       </w:r>
@@ -6144,6 +7218,7 @@
       <w:r>
         <w:t>]</w:t>
       </w:r>
+      <w:bookmarkEnd w:id="25"/>
     </w:p>
     <w:p>
       <w:pPr>
@@ -6295,11 +7370,11 @@
       <w:pPr>
         <w:pStyle w:val="Titolo3"/>
       </w:pPr>
-      <w:bookmarkStart w:id="19" w:name="_Toc160445518"/>
+      <w:bookmarkStart w:id="26" w:name="_Toc167217213"/>
       <w:r>
         <w:t>1.1.1 Vantaggi</w:t>
       </w:r>
-      <w:bookmarkEnd w:id="19"/>
+      <w:bookmarkEnd w:id="26"/>
     </w:p>
     <w:p>
       <w:pPr>
@@ -6331,14 +7406,14 @@
       <w:pPr>
         <w:pStyle w:val="Titolo3"/>
       </w:pPr>
-      <w:bookmarkStart w:id="20" w:name="_Toc160445519"/>
+      <w:bookmarkStart w:id="27" w:name="_Toc167217214"/>
       <w:r>
         <w:t xml:space="preserve">1.1.2 </w:t>
       </w:r>
       <w:r>
         <w:t>Svantaggi</w:t>
       </w:r>
-      <w:bookmarkEnd w:id="20"/>
+      <w:bookmarkEnd w:id="27"/>
     </w:p>
     <w:p>
       <w:pPr>
@@ -6354,50 +7429,93 @@
         <w:rPr>
           <w:sz w:val="20"/>
         </w:rPr>
-        <w:t xml:space="preserve">probabilmente è che non ancora tutti i telefoni dispongono di un lettore NFC e che non tutte le persone sono ancora veramente digitalizzate, quindi magari ad una persona abituata ai bigliettini da visita classici, il passare a qualcosa di completamente digitale, può sembrare una problematica assurda. Mentre per il fattore dei telefoni senza lettore, si è già risolto: su ogni carta stampata è sempre presente un codice QR che permette la lettura dei dati sulla </w:t>
-      </w:r>
-      <w:r>
-        <w:rPr>
-          <w:sz w:val="20"/>
-        </w:rPr>
+        <w:t>probabilmente è che non ancora tutti i telefoni dispongono di un lettore NFC e che non tutte le persone sono ancora veramente digitalizzate, quindi magari ad una persona abituata ai bigliettini da visita classici, il passare a qualcosa di completamente digitale, può sembrare una problematica assurda. Mentre per il fattore dei telefoni senza lettore, si è già risolto: su ogni carta stampata è sempre presente un codice QR che permette la lettura dei dati sulla carta senza passare per forza tramite l’NFC. Qua è giusto l’azienda che deve stare attenta a dare il link al codice QR sopra generato, che sia uguale a quello presente all’interno della carta.</w:t>
+      </w:r>
+    </w:p>
+    <w:p>
+      <w:pPr>
+        <w:pStyle w:val="Titolo3"/>
+      </w:pPr>
+      <w:bookmarkStart w:id="28" w:name="_Toc167217215"/>
+      <w:r>
         <w:lastRenderedPageBreak/>
-        <w:t>carta senza passare per forza tramite l’NFC. Qua è giusto l’azienda che deve stare attenta a dare il link al codice QR sopra generato, che sia uguale a quello presente all’interno della carta.</w:t>
-      </w:r>
-    </w:p>
-    <w:p>
-      <w:pPr>
-        <w:pStyle w:val="Titolo3"/>
-      </w:pPr>
-      <w:bookmarkStart w:id="21" w:name="_Toc160445520"/>
-      <w:r>
         <w:t>1.1.3 Campi di applicazione</w:t>
       </w:r>
-      <w:bookmarkEnd w:id="21"/>
-    </w:p>
-    <w:p>
-      <w:pPr>
-        <w:rPr>
-          <w:sz w:val="20"/>
-        </w:rPr>
-      </w:pPr>
-      <w:r>
-        <w:rPr>
-          <w:sz w:val="20"/>
-        </w:rPr>
-        <w:t>L’NFC ha diversi campi di applicazioni possibili ed è già ampiamente usato in commercio. Difatti, tra i vari metodi di pagamento possibili, è disponibile anche quello tramite NFC che lo si fa attraverso il telefono ed il POS in considerazione.</w:t>
-      </w:r>
-    </w:p>
-    <w:p>
-      <w:pPr>
-        <w:rPr>
-          <w:sz w:val="20"/>
-        </w:rPr>
-      </w:pPr>
-      <w:r>
-        <w:rPr>
-          <w:sz w:val="20"/>
-        </w:rPr>
-        <w:t xml:space="preserve">Tramite questa tecnologia è anche possibile condividersi i propri contatti social e può essere utilizzata anche come </w:t>
+      <w:bookmarkEnd w:id="28"/>
+    </w:p>
+    <w:p>
+      <w:pPr>
+        <w:rPr>
+          <w:sz w:val="20"/>
+        </w:rPr>
+      </w:pPr>
+      <w:r>
+        <w:rPr>
+          <w:sz w:val="20"/>
+        </w:rPr>
+        <w:t xml:space="preserve">L'NFC, o </w:t>
+      </w:r>
+      <w:proofErr w:type="spellStart"/>
+      <w:r>
+        <w:rPr>
+          <w:sz w:val="20"/>
+        </w:rPr>
+        <w:t>Near</w:t>
+      </w:r>
+      <w:proofErr w:type="spellEnd"/>
+      <w:r>
+        <w:rPr>
+          <w:sz w:val="20"/>
+        </w:rPr>
+        <w:t xml:space="preserve"> Field </w:t>
+      </w:r>
+      <w:proofErr w:type="spellStart"/>
+      <w:r>
+        <w:rPr>
+          <w:sz w:val="20"/>
+        </w:rPr>
+        <w:t>Communication</w:t>
+      </w:r>
+      <w:proofErr w:type="spellEnd"/>
+      <w:r>
+        <w:rPr>
+          <w:sz w:val="20"/>
+        </w:rPr>
+        <w:t xml:space="preserve">, rappresenta una tecnologia versatile con una vasta gamma di applicazioni che vanno ben oltre i pagamenti senza contanti. Uno dei suoi utilizzi più diffusi è nell'ambito dei pagamenti, dove consente transazioni rapide e sicure tramite </w:t>
+      </w:r>
+      <w:proofErr w:type="spellStart"/>
+      <w:r>
+        <w:rPr>
+          <w:sz w:val="20"/>
+        </w:rPr>
+        <w:t>smartphone</w:t>
+      </w:r>
+      <w:proofErr w:type="spellEnd"/>
+      <w:r>
+        <w:rPr>
+          <w:sz w:val="20"/>
+        </w:rPr>
+        <w:t xml:space="preserve"> e POS. Tuttavia, le sue potenzialità si estendono ben oltre questo settore.</w:t>
+      </w:r>
+    </w:p>
+    <w:p>
+      <w:pPr>
+        <w:rPr>
+          <w:sz w:val="20"/>
+        </w:rPr>
+      </w:pPr>
+    </w:p>
+    <w:p>
+      <w:pPr>
+        <w:rPr>
+          <w:sz w:val="20"/>
+        </w:rPr>
+      </w:pPr>
+      <w:r>
+        <w:rPr>
+          <w:sz w:val="20"/>
+        </w:rPr>
+        <w:t xml:space="preserve">Tra le sue molteplici applicazioni, l'NFC può essere impiegato come </w:t>
       </w:r>
       <w:proofErr w:type="spellStart"/>
       <w:r>
@@ -6411,94 +7529,35 @@
         <w:rPr>
           <w:sz w:val="20"/>
         </w:rPr>
-        <w:t xml:space="preserve"> di identità per accedere all’interno di uno stabile o per comunque identificarsi tramite di esso.</w:t>
-      </w:r>
-    </w:p>
-    <w:p>
-      <w:pPr>
-        <w:rPr>
-          <w:sz w:val="20"/>
-        </w:rPr>
-      </w:pPr>
-      <w:r>
-        <w:rPr>
-          <w:sz w:val="20"/>
-        </w:rPr>
-        <w:t>Ci sono anche una serie di video games che fanno utilizzo dell’NFC.</w:t>
-      </w:r>
-    </w:p>
-    <w:p>
-      <w:pPr>
-        <w:rPr>
-          <w:sz w:val="20"/>
-        </w:rPr>
-      </w:pPr>
-      <w:r>
-        <w:rPr>
-          <w:sz w:val="20"/>
-        </w:rPr>
-        <w:t>Campi in cui l’NFC può essere utilizzato</w:t>
-      </w:r>
-      <w:r>
-        <w:rPr>
-          <w:sz w:val="20"/>
-        </w:rPr>
-        <w:t>:</w:t>
-      </w:r>
-    </w:p>
-    <w:p>
-      <w:pPr>
-        <w:pStyle w:val="Paragrafoelenco"/>
-        <w:numPr>
-          <w:ilvl w:val="0"/>
-          <w:numId w:val="6"/>
-        </w:numPr>
-        <w:rPr>
-          <w:sz w:val="20"/>
-        </w:rPr>
-      </w:pPr>
-      <w:proofErr w:type="spellStart"/>
-      <w:r>
-        <w:rPr>
-          <w:sz w:val="20"/>
-        </w:rPr>
-        <w:t>Token</w:t>
-      </w:r>
-      <w:proofErr w:type="spellEnd"/>
-      <w:r>
-        <w:rPr>
-          <w:sz w:val="20"/>
-        </w:rPr>
-        <w:t xml:space="preserve"> di accesso</w:t>
-      </w:r>
-    </w:p>
-    <w:p>
-      <w:pPr>
-        <w:pStyle w:val="Paragrafoelenco"/>
-        <w:numPr>
-          <w:ilvl w:val="0"/>
-          <w:numId w:val="6"/>
-        </w:numPr>
-        <w:rPr>
-          <w:sz w:val="20"/>
-        </w:rPr>
-      </w:pPr>
-      <w:r>
-        <w:rPr>
-          <w:sz w:val="20"/>
-        </w:rPr>
-        <w:t xml:space="preserve">Giochi </w:t>
-      </w:r>
-      <w:hyperlink r:id="rId17" w:history="1">
-        <w:r>
-          <w:rPr>
-            <w:rStyle w:val="Collegamentoipertestuale"/>
-            <w:rFonts w:ascii="Arial" w:hAnsi="Arial"/>
-            <w:sz w:val="20"/>
-          </w:rPr>
-          <w:t>https://en.wikipedia.org/wiki/List_of_video_games_using_NFC</w:t>
-        </w:r>
-      </w:hyperlink>
+        <w:t xml:space="preserve"> di accesso per controllare l'ingresso a edifici, uffici o aree riservate. Questo lo rende particolarmente utile per la gestione degli accessi in ambienti aziendali, residenziali o pubblici. Inoltre, la sua capacità di trasferire dati in modo rapido e sicuro lo rende adatto anche per il trasferimento di informazioni personali come contatti social o altre credenziali di identificazione.</w:t>
+      </w:r>
+    </w:p>
+    <w:p>
+      <w:pPr>
+        <w:rPr>
+          <w:sz w:val="20"/>
+        </w:rPr>
+      </w:pPr>
+    </w:p>
+    <w:p>
+      <w:pPr>
+        <w:rPr>
+          <w:sz w:val="20"/>
+        </w:rPr>
+      </w:pPr>
+      <w:r>
+        <w:rPr>
+          <w:sz w:val="20"/>
+        </w:rPr>
+        <w:t>Nel settore dei videogiochi, l'NFC offre opportunità innovative. Alcuni giochi sfruttano questa tecnologia per consentire l'interazione tra giocattoli fisici e il mondo virtuale, offrendo un'esperienza di gioco più coinvolgente e interattiva.</w:t>
+      </w:r>
+    </w:p>
+    <w:p>
+      <w:pPr>
+        <w:rPr>
+          <w:sz w:val="20"/>
+        </w:rPr>
+      </w:pPr>
     </w:p>
     <w:p>
       <w:pPr>
@@ -6510,13 +7569,27 @@
         <w:rPr>
           <w:sz w:val="20"/>
         </w:rPr>
-        <w:t>È una tecnologia che alla base abbiamo</w:t>
-      </w:r>
-      <w:r>
-        <w:rPr>
-          <w:sz w:val="20"/>
-        </w:rPr>
-        <w:t xml:space="preserve"> visto, molto semplice, ma molto efficace per quelle piccole operazioni che servono.</w:t>
+        <w:t xml:space="preserve">Inoltre, l'NFC può essere utilizzato in una vasta gamma di altri contesti, come il tracciamento degli </w:t>
+      </w:r>
+      <w:proofErr w:type="spellStart"/>
+      <w:r>
+        <w:rPr>
+          <w:sz w:val="20"/>
+        </w:rPr>
+        <w:t>asset</w:t>
+      </w:r>
+      <w:proofErr w:type="spellEnd"/>
+      <w:r>
+        <w:rPr>
+          <w:sz w:val="20"/>
+        </w:rPr>
+        <w:t>, la gestione degli inventari, il marketing esperienziale e molto altro ancora. La sua semplicità d'uso e la sua efficacia nelle piccole operazioni quotidiane lo rendono una tecnologia preziosa e sempre più diffusa nel panorama moderno. Con il continuo sviluppo e l'evoluzione delle sue applicazioni, l'NFC promette di rivoluzionare ulteriormente la nostra esperienza digitale e fisica</w:t>
+      </w:r>
+      <w:r>
+        <w:rPr>
+          <w:sz w:val="22"/>
+        </w:rPr>
+        <w:t>.</w:t>
       </w:r>
     </w:p>
     <w:p>
@@ -6533,7 +7606,6 @@
           <w:lang w:val="it-CH"/>
         </w:rPr>
       </w:pPr>
-      <w:bookmarkStart w:id="22" w:name="_Toc160445521"/>
       <w:r>
         <w:rPr>
           <w:lang w:val="it-CH"/>
@@ -6548,6 +7620,7 @@
           <w:lang w:val="it-CH"/>
         </w:rPr>
       </w:pPr>
+      <w:bookmarkStart w:id="29" w:name="_Toc167217216"/>
       <w:r>
         <w:rPr>
           <w:lang w:val="it-CH"/>
@@ -6555,7 +7628,6 @@
         <w:lastRenderedPageBreak/>
         <w:t xml:space="preserve">1.2 </w:t>
       </w:r>
-      <w:bookmarkEnd w:id="22"/>
       <w:r>
         <w:rPr>
           <w:lang w:val="it-CH"/>
@@ -6592,6 +7664,7 @@
         </w:rPr>
         <w:t>.0</w:t>
       </w:r>
+      <w:bookmarkEnd w:id="29"/>
     </w:p>
     <w:p>
       <w:pPr>
@@ -6812,7 +7885,7 @@
                     </pic:cNvPicPr>
                   </pic:nvPicPr>
                   <pic:blipFill>
-                    <a:blip r:embed="rId18"/>
+                    <a:blip r:embed="rId15"/>
                     <a:stretch>
                       <a:fillRect/>
                     </a:stretch>
@@ -6842,7 +7915,7 @@
       <w:pPr>
         <w:pStyle w:val="Didascalia"/>
       </w:pPr>
-      <w:bookmarkStart w:id="23" w:name="_Toc164256788"/>
+      <w:bookmarkStart w:id="30" w:name="_Toc164256788"/>
       <w:r>
         <w:t xml:space="preserve">Figura </w:t>
       </w:r>
@@ -6879,7 +7952,7 @@
       <w:r>
         <w:t xml:space="preserve"> - Confronto tra i tipi di web</w:t>
       </w:r>
-      <w:bookmarkEnd w:id="23"/>
+      <w:bookmarkEnd w:id="30"/>
     </w:p>
     <w:p>
       <w:pPr>
@@ -6919,7 +7992,7 @@
                     </pic:cNvPicPr>
                   </pic:nvPicPr>
                   <pic:blipFill>
-                    <a:blip r:embed="rId19"/>
+                    <a:blip r:embed="rId16"/>
                     <a:stretch>
                       <a:fillRect/>
                     </a:stretch>
@@ -6949,7 +8022,7 @@
       <w:pPr>
         <w:pStyle w:val="Didascalia"/>
       </w:pPr>
-      <w:bookmarkStart w:id="24" w:name="_Toc164256789"/>
+      <w:bookmarkStart w:id="31" w:name="_Toc164256789"/>
       <w:r>
         <w:t xml:space="preserve">Figura </w:t>
       </w:r>
@@ -6990,7 +8063,7 @@
       <w:r>
         <w:t>decntralizzato</w:t>
       </w:r>
-      <w:bookmarkEnd w:id="24"/>
+      <w:bookmarkEnd w:id="31"/>
       <w:proofErr w:type="spellEnd"/>
     </w:p>
     <w:p>
@@ -7000,12 +8073,14 @@
           <w:lang w:val="it-CH"/>
         </w:rPr>
       </w:pPr>
+      <w:bookmarkStart w:id="32" w:name="_Toc167217217"/>
       <w:r>
         <w:rPr>
           <w:lang w:val="it-CH"/>
         </w:rPr>
         <w:t>1.3 Database decentralizzati</w:t>
       </w:r>
+      <w:bookmarkEnd w:id="32"/>
     </w:p>
     <w:p>
       <w:pPr>
@@ -7343,7 +8418,7 @@
                     </pic:cNvPicPr>
                   </pic:nvPicPr>
                   <pic:blipFill>
-                    <a:blip r:embed="rId20">
+                    <a:blip r:embed="rId17">
                       <a:extLst>
                         <a:ext uri="{28A0092B-C50C-407E-A947-70E740481C1C}">
                           <a14:useLocalDpi xmlns:a14="http://schemas.microsoft.com/office/drawing/2010/main" val="0"/>
@@ -7602,7 +8677,7 @@
                     </pic:cNvPicPr>
                   </pic:nvPicPr>
                   <pic:blipFill>
-                    <a:blip r:embed="rId21">
+                    <a:blip r:embed="rId18">
                       <a:extLst>
                         <a:ext uri="{28A0092B-C50C-407E-A947-70E740481C1C}">
                           <a14:useLocalDpi xmlns:a14="http://schemas.microsoft.com/office/drawing/2010/main" val="0"/>
@@ -8212,7 +9287,7 @@
                 <w:sz w:val="20"/>
               </w:rPr>
             </w:pPr>
-            <w:hyperlink r:id="rId22">
+            <w:hyperlink r:id="rId19">
               <w:r>
                 <w:rPr>
                   <w:rStyle w:val="Collegamentoipertestuale"/>
@@ -8296,7 +9371,7 @@
                 <w:sz w:val="20"/>
               </w:rPr>
             </w:pPr>
-            <w:hyperlink r:id="rId23">
+            <w:hyperlink r:id="rId20">
               <w:r>
                 <w:rPr>
                   <w:rStyle w:val="Collegamentoipertestuale"/>
@@ -8380,7 +9455,7 @@
                 <w:sz w:val="20"/>
               </w:rPr>
             </w:pPr>
-            <w:hyperlink r:id="rId24">
+            <w:hyperlink r:id="rId21">
               <w:r>
                 <w:rPr>
                   <w:rStyle w:val="Collegamentoipertestuale"/>
@@ -8464,7 +9539,7 @@
                 <w:sz w:val="20"/>
               </w:rPr>
             </w:pPr>
-            <w:hyperlink r:id="rId25">
+            <w:hyperlink r:id="rId22">
               <w:r>
                 <w:rPr>
                   <w:rStyle w:val="Collegamentoipertestuale"/>
@@ -8548,7 +9623,7 @@
                 <w:sz w:val="20"/>
               </w:rPr>
             </w:pPr>
-            <w:hyperlink r:id="rId26">
+            <w:hyperlink r:id="rId23">
               <w:r>
                 <w:rPr>
                   <w:rStyle w:val="Collegamentoipertestuale"/>
@@ -8626,6 +9701,7 @@
           <w:lang w:val="it-CH"/>
         </w:rPr>
       </w:pPr>
+      <w:bookmarkStart w:id="33" w:name="_Toc167217218"/>
       <w:r>
         <w:rPr>
           <w:lang w:val="it-CH"/>
@@ -8639,6 +9715,7 @@
         </w:rPr>
         <w:t>Scelta dell’ambiente di programmazione</w:t>
       </w:r>
+      <w:bookmarkEnd w:id="33"/>
     </w:p>
     <w:p>
       <w:pPr>
@@ -8749,6 +9826,7 @@
           <w:lang w:val="it-CH"/>
         </w:rPr>
       </w:pPr>
+      <w:bookmarkStart w:id="34" w:name="_Toc167217219"/>
       <w:r>
         <w:rPr>
           <w:lang w:val="it-CH"/>
@@ -8774,24 +9852,21 @@
         </w:rPr>
         <w:t>Angular</w:t>
       </w:r>
-      <w:proofErr w:type="spellEnd"/>
-    </w:p>
-    <w:p>
-      <w:pPr>
-        <w:pStyle w:val="Titolo3"/>
-        <w:rPr>
-          <w:b w:val="0"/>
-          <w:sz w:val="20"/>
-          <w:szCs w:val="22"/>
+      <w:bookmarkEnd w:id="34"/>
+      <w:proofErr w:type="spellEnd"/>
+    </w:p>
+    <w:p>
+      <w:pPr>
+        <w:rPr>
+          <w:b/>
+          <w:sz w:val="20"/>
           <w:lang w:val="en-US"/>
         </w:rPr>
       </w:pPr>
       <w:proofErr w:type="spellStart"/>
       <w:r>
         <w:rPr>
-          <w:b w:val="0"/>
-          <w:sz w:val="20"/>
-          <w:szCs w:val="22"/>
+          <w:sz w:val="20"/>
           <w:lang w:val="it-CH"/>
         </w:rPr>
         <w:t>Angular</w:t>
@@ -8799,9 +9874,7 @@
       <w:proofErr w:type="spellEnd"/>
       <w:r>
         <w:rPr>
-          <w:b w:val="0"/>
-          <w:sz w:val="20"/>
-          <w:szCs w:val="22"/>
+          <w:sz w:val="20"/>
           <w:lang w:val="it-CH"/>
         </w:rPr>
         <w:t xml:space="preserve"> è un </w:t>
@@ -8809,9 +9882,7 @@
       <w:proofErr w:type="spellStart"/>
       <w:r>
         <w:rPr>
-          <w:b w:val="0"/>
-          <w:sz w:val="20"/>
-          <w:szCs w:val="22"/>
+          <w:sz w:val="20"/>
           <w:lang w:val="it-CH"/>
         </w:rPr>
         <w:t>framework</w:t>
@@ -8819,9 +9890,7 @@
       <w:proofErr w:type="spellEnd"/>
       <w:r>
         <w:rPr>
-          <w:b w:val="0"/>
-          <w:sz w:val="20"/>
-          <w:szCs w:val="22"/>
+          <w:sz w:val="20"/>
           <w:lang w:val="it-CH"/>
         </w:rPr>
         <w:t xml:space="preserve"> open-source per lo sviluppo di applicazioni web, sviluppato e mantenuto da Google. È ampiamente utilizzato per la creazione di applicazioni web moderne e dinamiche. </w:t>
@@ -8829,9 +9898,7 @@
       <w:proofErr w:type="spellStart"/>
       <w:r>
         <w:rPr>
-          <w:b w:val="0"/>
-          <w:sz w:val="20"/>
-          <w:szCs w:val="22"/>
+          <w:sz w:val="20"/>
           <w:lang w:val="en-US"/>
         </w:rPr>
         <w:t>Ecco</w:t>
@@ -8839,9 +9906,7 @@
       <w:proofErr w:type="spellEnd"/>
       <w:r>
         <w:rPr>
-          <w:b w:val="0"/>
-          <w:sz w:val="20"/>
-          <w:szCs w:val="22"/>
+          <w:sz w:val="20"/>
           <w:lang w:val="en-US"/>
         </w:rPr>
         <w:t xml:space="preserve"> </w:t>
@@ -8849,9 +9914,7 @@
       <w:proofErr w:type="spellStart"/>
       <w:r>
         <w:rPr>
-          <w:b w:val="0"/>
-          <w:sz w:val="20"/>
-          <w:szCs w:val="22"/>
+          <w:sz w:val="20"/>
           <w:lang w:val="en-US"/>
         </w:rPr>
         <w:t>una</w:t>
@@ -8859,9 +9922,7 @@
       <w:proofErr w:type="spellEnd"/>
       <w:r>
         <w:rPr>
-          <w:b w:val="0"/>
-          <w:sz w:val="20"/>
-          <w:szCs w:val="22"/>
+          <w:sz w:val="20"/>
           <w:lang w:val="en-US"/>
         </w:rPr>
         <w:t xml:space="preserve"> </w:t>
@@ -8869,9 +9930,7 @@
       <w:proofErr w:type="spellStart"/>
       <w:r>
         <w:rPr>
-          <w:b w:val="0"/>
-          <w:sz w:val="20"/>
-          <w:szCs w:val="22"/>
+          <w:sz w:val="20"/>
           <w:lang w:val="en-US"/>
         </w:rPr>
         <w:t>panoramica</w:t>
@@ -8879,9 +9938,7 @@
       <w:proofErr w:type="spellEnd"/>
       <w:r>
         <w:rPr>
-          <w:b w:val="0"/>
-          <w:sz w:val="20"/>
-          <w:szCs w:val="22"/>
+          <w:sz w:val="20"/>
           <w:lang w:val="en-US"/>
         </w:rPr>
         <w:t xml:space="preserve"> </w:t>
@@ -8889,9 +9946,7 @@
       <w:proofErr w:type="spellStart"/>
       <w:r>
         <w:rPr>
-          <w:b w:val="0"/>
-          <w:sz w:val="20"/>
-          <w:szCs w:val="22"/>
+          <w:sz w:val="20"/>
           <w:lang w:val="en-US"/>
         </w:rPr>
         <w:t>dettagliata</w:t>
@@ -8899,9 +9954,7 @@
       <w:proofErr w:type="spellEnd"/>
       <w:r>
         <w:rPr>
-          <w:b w:val="0"/>
-          <w:sz w:val="20"/>
-          <w:szCs w:val="22"/>
+          <w:sz w:val="20"/>
           <w:lang w:val="en-US"/>
         </w:rPr>
         <w:t xml:space="preserve"> </w:t>
@@ -8909,9 +9962,7 @@
       <w:proofErr w:type="spellStart"/>
       <w:r>
         <w:rPr>
-          <w:b w:val="0"/>
-          <w:sz w:val="20"/>
-          <w:szCs w:val="22"/>
+          <w:sz w:val="20"/>
           <w:lang w:val="en-US"/>
         </w:rPr>
         <w:t>dei</w:t>
@@ -8919,9 +9970,7 @@
       <w:proofErr w:type="spellEnd"/>
       <w:r>
         <w:rPr>
-          <w:b w:val="0"/>
-          <w:sz w:val="20"/>
-          <w:szCs w:val="22"/>
+          <w:sz w:val="20"/>
           <w:lang w:val="en-US"/>
         </w:rPr>
         <w:t xml:space="preserve"> </w:t>
@@ -8929,9 +9978,7 @@
       <w:proofErr w:type="spellStart"/>
       <w:r>
         <w:rPr>
-          <w:b w:val="0"/>
-          <w:sz w:val="20"/>
-          <w:szCs w:val="22"/>
+          <w:sz w:val="20"/>
           <w:lang w:val="en-US"/>
         </w:rPr>
         <w:t>principali</w:t>
@@ -8939,9 +9986,7 @@
       <w:proofErr w:type="spellEnd"/>
       <w:r>
         <w:rPr>
-          <w:b w:val="0"/>
-          <w:sz w:val="20"/>
-          <w:szCs w:val="22"/>
+          <w:sz w:val="20"/>
           <w:lang w:val="en-US"/>
         </w:rPr>
         <w:t xml:space="preserve"> </w:t>
@@ -8949,9 +9994,7 @@
       <w:proofErr w:type="spellStart"/>
       <w:r>
         <w:rPr>
-          <w:b w:val="0"/>
-          <w:sz w:val="20"/>
-          <w:szCs w:val="22"/>
+          <w:sz w:val="20"/>
           <w:lang w:val="en-US"/>
         </w:rPr>
         <w:t>aspetti</w:t>
@@ -8959,9 +10002,7 @@
       <w:proofErr w:type="spellEnd"/>
       <w:r>
         <w:rPr>
-          <w:b w:val="0"/>
-          <w:sz w:val="20"/>
-          <w:szCs w:val="22"/>
+          <w:sz w:val="20"/>
           <w:lang w:val="en-US"/>
         </w:rPr>
         <w:t xml:space="preserve"> di Angular:</w:t>
@@ -8969,23 +10010,20 @@
     </w:p>
     <w:p>
       <w:pPr>
-        <w:pStyle w:val="Titolo3"/>
+        <w:pStyle w:val="Paragrafoelenco"/>
         <w:numPr>
           <w:ilvl w:val="0"/>
-          <w:numId w:val="11"/>
+          <w:numId w:val="20"/>
         </w:numPr>
         <w:rPr>
-          <w:b w:val="0"/>
-          <w:sz w:val="20"/>
-          <w:szCs w:val="22"/>
-          <w:lang w:val="it-CH"/>
-        </w:rPr>
-      </w:pPr>
-      <w:r>
-        <w:rPr>
-          <w:b w:val="0"/>
-          <w:sz w:val="20"/>
-          <w:szCs w:val="22"/>
+          <w:b/>
+          <w:sz w:val="20"/>
+          <w:lang w:val="it-CH"/>
+        </w:rPr>
+      </w:pPr>
+      <w:r>
+        <w:rPr>
+          <w:sz w:val="20"/>
           <w:lang w:val="it-CH"/>
         </w:rPr>
         <w:t xml:space="preserve">Componenti: </w:t>
@@ -8993,9 +10031,7 @@
       <w:proofErr w:type="spellStart"/>
       <w:r>
         <w:rPr>
-          <w:b w:val="0"/>
-          <w:sz w:val="20"/>
-          <w:szCs w:val="22"/>
+          <w:sz w:val="20"/>
           <w:lang w:val="it-CH"/>
         </w:rPr>
         <w:t>Angular</w:t>
@@ -9003,9 +10039,7 @@
       <w:proofErr w:type="spellEnd"/>
       <w:r>
         <w:rPr>
-          <w:b w:val="0"/>
-          <w:sz w:val="20"/>
-          <w:szCs w:val="22"/>
+          <w:sz w:val="20"/>
           <w:lang w:val="it-CH"/>
         </w:rPr>
         <w:t xml:space="preserve"> è basato su un'architettura a componenti. I componenti sono i blocchi fondamentali di un'applicazione </w:t>
@@ -9013,9 +10047,7 @@
       <w:proofErr w:type="spellStart"/>
       <w:r>
         <w:rPr>
-          <w:b w:val="0"/>
-          <w:sz w:val="20"/>
-          <w:szCs w:val="22"/>
+          <w:sz w:val="20"/>
           <w:lang w:val="it-CH"/>
         </w:rPr>
         <w:t>Angular</w:t>
@@ -9023,9 +10055,7 @@
       <w:proofErr w:type="spellEnd"/>
       <w:r>
         <w:rPr>
-          <w:b w:val="0"/>
-          <w:sz w:val="20"/>
-          <w:szCs w:val="22"/>
+          <w:sz w:val="20"/>
           <w:lang w:val="it-CH"/>
         </w:rPr>
         <w:t xml:space="preserve"> e rappresentano parti dell'interfaccia utente (UI). Ogni componente è costituito da un </w:t>
@@ -9033,9 +10063,7 @@
       <w:proofErr w:type="spellStart"/>
       <w:r>
         <w:rPr>
-          <w:b w:val="0"/>
-          <w:sz w:val="20"/>
-          <w:szCs w:val="22"/>
+          <w:sz w:val="20"/>
           <w:lang w:val="it-CH"/>
         </w:rPr>
         <w:t>template</w:t>
@@ -9043,9 +10071,7 @@
       <w:proofErr w:type="spellEnd"/>
       <w:r>
         <w:rPr>
-          <w:b w:val="0"/>
-          <w:sz w:val="20"/>
-          <w:szCs w:val="22"/>
+          <w:sz w:val="20"/>
           <w:lang w:val="it-CH"/>
         </w:rPr>
         <w:t xml:space="preserve"> HTML che definisce la struttura visiva e dalla logica JavaScript/</w:t>
@@ -9053,9 +10079,7 @@
       <w:proofErr w:type="spellStart"/>
       <w:r>
         <w:rPr>
-          <w:b w:val="0"/>
-          <w:sz w:val="20"/>
-          <w:szCs w:val="22"/>
+          <w:sz w:val="20"/>
           <w:lang w:val="it-CH"/>
         </w:rPr>
         <w:t>TypeScript</w:t>
@@ -9063,9 +10087,7 @@
       <w:proofErr w:type="spellEnd"/>
       <w:r>
         <w:rPr>
-          <w:b w:val="0"/>
-          <w:sz w:val="20"/>
-          <w:szCs w:val="22"/>
+          <w:sz w:val="20"/>
           <w:lang w:val="it-CH"/>
         </w:rPr>
         <w:t xml:space="preserve"> associata.</w:t>
@@ -9073,24 +10095,21 @@
     </w:p>
     <w:p>
       <w:pPr>
-        <w:pStyle w:val="Titolo3"/>
+        <w:pStyle w:val="Paragrafoelenco"/>
         <w:numPr>
           <w:ilvl w:val="0"/>
-          <w:numId w:val="11"/>
+          <w:numId w:val="20"/>
         </w:numPr>
         <w:rPr>
-          <w:b w:val="0"/>
-          <w:sz w:val="20"/>
-          <w:szCs w:val="22"/>
-          <w:lang w:val="it-CH"/>
-        </w:rPr>
-      </w:pPr>
-      <w:proofErr w:type="spellStart"/>
-      <w:r>
-        <w:rPr>
-          <w:b w:val="0"/>
-          <w:sz w:val="20"/>
-          <w:szCs w:val="22"/>
+          <w:b/>
+          <w:sz w:val="20"/>
+          <w:lang w:val="it-CH"/>
+        </w:rPr>
+      </w:pPr>
+      <w:proofErr w:type="spellStart"/>
+      <w:r>
+        <w:rPr>
+          <w:sz w:val="20"/>
           <w:lang w:val="it-CH"/>
         </w:rPr>
         <w:t>Template</w:t>
@@ -9098,9 +10117,7 @@
       <w:proofErr w:type="spellEnd"/>
       <w:r>
         <w:rPr>
-          <w:b w:val="0"/>
-          <w:sz w:val="20"/>
-          <w:szCs w:val="22"/>
+          <w:sz w:val="20"/>
           <w:lang w:val="it-CH"/>
         </w:rPr>
         <w:t xml:space="preserve">: I </w:t>
@@ -9108,9 +10125,7 @@
       <w:proofErr w:type="spellStart"/>
       <w:r>
         <w:rPr>
-          <w:b w:val="0"/>
-          <w:sz w:val="20"/>
-          <w:szCs w:val="22"/>
+          <w:sz w:val="20"/>
           <w:lang w:val="it-CH"/>
         </w:rPr>
         <w:t>template</w:t>
@@ -9118,9 +10133,7 @@
       <w:proofErr w:type="spellEnd"/>
       <w:r>
         <w:rPr>
-          <w:b w:val="0"/>
-          <w:sz w:val="20"/>
-          <w:szCs w:val="22"/>
+          <w:sz w:val="20"/>
           <w:lang w:val="it-CH"/>
         </w:rPr>
         <w:t xml:space="preserve"> HTML sono estesi con le direttive </w:t>
@@ -9128,9 +10141,7 @@
       <w:proofErr w:type="spellStart"/>
       <w:r>
         <w:rPr>
-          <w:b w:val="0"/>
-          <w:sz w:val="20"/>
-          <w:szCs w:val="22"/>
+          <w:sz w:val="20"/>
           <w:lang w:val="it-CH"/>
         </w:rPr>
         <w:t>Angular</w:t>
@@ -9138,9 +10149,7 @@
       <w:proofErr w:type="spellEnd"/>
       <w:r>
         <w:rPr>
-          <w:b w:val="0"/>
-          <w:sz w:val="20"/>
-          <w:szCs w:val="22"/>
+          <w:sz w:val="20"/>
           <w:lang w:val="it-CH"/>
         </w:rPr>
         <w:t>, che aggiungono logica e funzionalità all'HTML standard. Le direttive includono *</w:t>
@@ -9148,9 +10157,7 @@
       <w:proofErr w:type="spellStart"/>
       <w:r>
         <w:rPr>
-          <w:b w:val="0"/>
-          <w:sz w:val="20"/>
-          <w:szCs w:val="22"/>
+          <w:sz w:val="20"/>
           <w:lang w:val="it-CH"/>
         </w:rPr>
         <w:t>ngFor</w:t>
@@ -9158,9 +10165,7 @@
       <w:proofErr w:type="spellEnd"/>
       <w:r>
         <w:rPr>
-          <w:b w:val="0"/>
-          <w:sz w:val="20"/>
-          <w:szCs w:val="22"/>
+          <w:sz w:val="20"/>
           <w:lang w:val="it-CH"/>
         </w:rPr>
         <w:t xml:space="preserve"> per il </w:t>
@@ -9168,9 +10173,7 @@
       <w:proofErr w:type="spellStart"/>
       <w:r>
         <w:rPr>
-          <w:b w:val="0"/>
-          <w:sz w:val="20"/>
-          <w:szCs w:val="22"/>
+          <w:sz w:val="20"/>
           <w:lang w:val="it-CH"/>
         </w:rPr>
         <w:t>rendering</w:t>
@@ -9178,9 +10181,7 @@
       <w:proofErr w:type="spellEnd"/>
       <w:r>
         <w:rPr>
-          <w:b w:val="0"/>
-          <w:sz w:val="20"/>
-          <w:szCs w:val="22"/>
+          <w:sz w:val="20"/>
           <w:lang w:val="it-CH"/>
         </w:rPr>
         <w:t xml:space="preserve"> di elenchi, *</w:t>
@@ -9188,9 +10189,7 @@
       <w:proofErr w:type="spellStart"/>
       <w:r>
         <w:rPr>
-          <w:b w:val="0"/>
-          <w:sz w:val="20"/>
-          <w:szCs w:val="22"/>
+          <w:sz w:val="20"/>
           <w:lang w:val="it-CH"/>
         </w:rPr>
         <w:t>ngIfper</w:t>
@@ -9198,9 +10197,7 @@
       <w:proofErr w:type="spellEnd"/>
       <w:r>
         <w:rPr>
-          <w:b w:val="0"/>
-          <w:sz w:val="20"/>
-          <w:szCs w:val="22"/>
+          <w:sz w:val="20"/>
           <w:lang w:val="it-CH"/>
         </w:rPr>
         <w:t xml:space="preserve"> la condizionale visualizzazione di elementi, *</w:t>
@@ -9208,9 +10205,7 @@
       <w:proofErr w:type="spellStart"/>
       <w:r>
         <w:rPr>
-          <w:b w:val="0"/>
-          <w:sz w:val="20"/>
-          <w:szCs w:val="22"/>
+          <w:sz w:val="20"/>
           <w:lang w:val="it-CH"/>
         </w:rPr>
         <w:t>ngModel</w:t>
@@ -9218,9 +10213,7 @@
       <w:proofErr w:type="spellEnd"/>
       <w:r>
         <w:rPr>
-          <w:b w:val="0"/>
-          <w:sz w:val="20"/>
-          <w:szCs w:val="22"/>
+          <w:sz w:val="20"/>
           <w:lang w:val="it-CH"/>
         </w:rPr>
         <w:t xml:space="preserve"> per il </w:t>
@@ -9228,9 +10221,7 @@
       <w:proofErr w:type="spellStart"/>
       <w:r>
         <w:rPr>
-          <w:b w:val="0"/>
-          <w:sz w:val="20"/>
-          <w:szCs w:val="22"/>
+          <w:sz w:val="20"/>
           <w:lang w:val="it-CH"/>
         </w:rPr>
         <w:t>two</w:t>
@@ -9238,9 +10229,7 @@
       <w:proofErr w:type="spellEnd"/>
       <w:r>
         <w:rPr>
-          <w:b w:val="0"/>
-          <w:sz w:val="20"/>
-          <w:szCs w:val="22"/>
+          <w:sz w:val="20"/>
           <w:lang w:val="it-CH"/>
         </w:rPr>
         <w:t xml:space="preserve">-way data </w:t>
@@ -9248,9 +10237,7 @@
       <w:proofErr w:type="spellStart"/>
       <w:r>
         <w:rPr>
-          <w:b w:val="0"/>
-          <w:sz w:val="20"/>
-          <w:szCs w:val="22"/>
+          <w:sz w:val="20"/>
           <w:lang w:val="it-CH"/>
         </w:rPr>
         <w:t>binding</w:t>
@@ -9258,9 +10245,7 @@
       <w:proofErr w:type="spellEnd"/>
       <w:r>
         <w:rPr>
-          <w:b w:val="0"/>
-          <w:sz w:val="20"/>
-          <w:szCs w:val="22"/>
+          <w:sz w:val="20"/>
           <w:lang w:val="it-CH"/>
         </w:rPr>
         <w:t xml:space="preserve"> e molte altre.</w:t>
@@ -9268,23 +10253,20 @@
     </w:p>
     <w:p>
       <w:pPr>
-        <w:pStyle w:val="Titolo3"/>
+        <w:pStyle w:val="Paragrafoelenco"/>
         <w:numPr>
           <w:ilvl w:val="0"/>
-          <w:numId w:val="11"/>
+          <w:numId w:val="20"/>
         </w:numPr>
         <w:rPr>
-          <w:b w:val="0"/>
-          <w:sz w:val="20"/>
-          <w:szCs w:val="22"/>
-          <w:lang w:val="it-CH"/>
-        </w:rPr>
-      </w:pPr>
-      <w:r>
-        <w:rPr>
-          <w:b w:val="0"/>
-          <w:sz w:val="20"/>
-          <w:szCs w:val="22"/>
+          <w:b/>
+          <w:sz w:val="20"/>
+          <w:lang w:val="it-CH"/>
+        </w:rPr>
+      </w:pPr>
+      <w:r>
+        <w:rPr>
+          <w:sz w:val="20"/>
           <w:lang w:val="it-CH"/>
         </w:rPr>
         <w:t xml:space="preserve">Data </w:t>
@@ -9292,9 +10274,7 @@
       <w:proofErr w:type="spellStart"/>
       <w:r>
         <w:rPr>
-          <w:b w:val="0"/>
-          <w:sz w:val="20"/>
-          <w:szCs w:val="22"/>
+          <w:sz w:val="20"/>
           <w:lang w:val="it-CH"/>
         </w:rPr>
         <w:t>Binding</w:t>
@@ -9302,9 +10282,7 @@
       <w:proofErr w:type="spellEnd"/>
       <w:r>
         <w:rPr>
-          <w:b w:val="0"/>
-          <w:sz w:val="20"/>
-          <w:szCs w:val="22"/>
+          <w:sz w:val="20"/>
           <w:lang w:val="it-CH"/>
         </w:rPr>
         <w:t xml:space="preserve">: </w:t>
@@ -9312,9 +10290,7 @@
       <w:proofErr w:type="spellStart"/>
       <w:r>
         <w:rPr>
-          <w:b w:val="0"/>
-          <w:sz w:val="20"/>
-          <w:szCs w:val="22"/>
+          <w:sz w:val="20"/>
           <w:lang w:val="it-CH"/>
         </w:rPr>
         <w:t>Angular</w:t>
@@ -9322,9 +10298,7 @@
       <w:proofErr w:type="spellEnd"/>
       <w:r>
         <w:rPr>
-          <w:b w:val="0"/>
-          <w:sz w:val="20"/>
-          <w:szCs w:val="22"/>
+          <w:sz w:val="20"/>
           <w:lang w:val="it-CH"/>
         </w:rPr>
         <w:t xml:space="preserve"> supporta diversi tipi di data </w:t>
@@ -9332,9 +10306,7 @@
       <w:proofErr w:type="spellStart"/>
       <w:r>
         <w:rPr>
-          <w:b w:val="0"/>
-          <w:sz w:val="20"/>
-          <w:szCs w:val="22"/>
+          <w:sz w:val="20"/>
           <w:lang w:val="it-CH"/>
         </w:rPr>
         <w:t>binding</w:t>
@@ -9342,9 +10314,7 @@
       <w:proofErr w:type="spellEnd"/>
       <w:r>
         <w:rPr>
-          <w:b w:val="0"/>
-          <w:sz w:val="20"/>
-          <w:szCs w:val="22"/>
+          <w:sz w:val="20"/>
           <w:lang w:val="it-CH"/>
         </w:rPr>
         <w:t xml:space="preserve">, inclusi il </w:t>
@@ -9352,9 +10322,7 @@
       <w:proofErr w:type="spellStart"/>
       <w:r>
         <w:rPr>
-          <w:b w:val="0"/>
-          <w:sz w:val="20"/>
-          <w:szCs w:val="22"/>
+          <w:sz w:val="20"/>
           <w:lang w:val="it-CH"/>
         </w:rPr>
         <w:t>one</w:t>
@@ -9362,9 +10330,7 @@
       <w:proofErr w:type="spellEnd"/>
       <w:r>
         <w:rPr>
-          <w:b w:val="0"/>
-          <w:sz w:val="20"/>
-          <w:szCs w:val="22"/>
+          <w:sz w:val="20"/>
           <w:lang w:val="it-CH"/>
         </w:rPr>
         <w:t xml:space="preserve">-way data </w:t>
@@ -9372,9 +10338,7 @@
       <w:proofErr w:type="spellStart"/>
       <w:r>
         <w:rPr>
-          <w:b w:val="0"/>
-          <w:sz w:val="20"/>
-          <w:szCs w:val="22"/>
+          <w:sz w:val="20"/>
           <w:lang w:val="it-CH"/>
         </w:rPr>
         <w:t>binding</w:t>
@@ -9382,9 +10346,7 @@
       <w:proofErr w:type="spellEnd"/>
       <w:r>
         <w:rPr>
-          <w:b w:val="0"/>
-          <w:sz w:val="20"/>
-          <w:szCs w:val="22"/>
+          <w:sz w:val="20"/>
           <w:lang w:val="it-CH"/>
         </w:rPr>
         <w:t xml:space="preserve">, il </w:t>
@@ -9392,9 +10354,7 @@
       <w:proofErr w:type="spellStart"/>
       <w:r>
         <w:rPr>
-          <w:b w:val="0"/>
-          <w:sz w:val="20"/>
-          <w:szCs w:val="22"/>
+          <w:sz w:val="20"/>
           <w:lang w:val="it-CH"/>
         </w:rPr>
         <w:t>two</w:t>
@@ -9402,9 +10362,7 @@
       <w:proofErr w:type="spellEnd"/>
       <w:r>
         <w:rPr>
-          <w:b w:val="0"/>
-          <w:sz w:val="20"/>
-          <w:szCs w:val="22"/>
+          <w:sz w:val="20"/>
           <w:lang w:val="it-CH"/>
         </w:rPr>
         <w:t xml:space="preserve">-way data </w:t>
@@ -9412,9 +10370,7 @@
       <w:proofErr w:type="spellStart"/>
       <w:r>
         <w:rPr>
-          <w:b w:val="0"/>
-          <w:sz w:val="20"/>
-          <w:szCs w:val="22"/>
+          <w:sz w:val="20"/>
           <w:lang w:val="it-CH"/>
         </w:rPr>
         <w:t>binding</w:t>
@@ -9422,9 +10378,7 @@
       <w:proofErr w:type="spellEnd"/>
       <w:r>
         <w:rPr>
-          <w:b w:val="0"/>
-          <w:sz w:val="20"/>
-          <w:szCs w:val="22"/>
+          <w:sz w:val="20"/>
           <w:lang w:val="it-CH"/>
         </w:rPr>
         <w:t xml:space="preserve"> e il </w:t>
@@ -9432,9 +10386,7 @@
       <w:proofErr w:type="spellStart"/>
       <w:r>
         <w:rPr>
-          <w:b w:val="0"/>
-          <w:sz w:val="20"/>
-          <w:szCs w:val="22"/>
+          <w:sz w:val="20"/>
           <w:lang w:val="it-CH"/>
         </w:rPr>
         <w:t>event</w:t>
@@ -9442,9 +10394,7 @@
       <w:proofErr w:type="spellEnd"/>
       <w:r>
         <w:rPr>
-          <w:b w:val="0"/>
-          <w:sz w:val="20"/>
-          <w:szCs w:val="22"/>
+          <w:sz w:val="20"/>
           <w:lang w:val="it-CH"/>
         </w:rPr>
         <w:t xml:space="preserve"> </w:t>
@@ -9452,9 +10402,7 @@
       <w:proofErr w:type="spellStart"/>
       <w:r>
         <w:rPr>
-          <w:b w:val="0"/>
-          <w:sz w:val="20"/>
-          <w:szCs w:val="22"/>
+          <w:sz w:val="20"/>
           <w:lang w:val="it-CH"/>
         </w:rPr>
         <w:t>binding</w:t>
@@ -9462,9 +10410,7 @@
       <w:proofErr w:type="spellEnd"/>
       <w:r>
         <w:rPr>
-          <w:b w:val="0"/>
-          <w:sz w:val="20"/>
-          <w:szCs w:val="22"/>
+          <w:sz w:val="20"/>
           <w:lang w:val="it-CH"/>
         </w:rPr>
         <w:t>. Queste funzionalità consentono di mantenere sincronizzati i dati tra il modello e la vista dell'applicazione.</w:t>
@@ -9472,23 +10418,20 @@
     </w:p>
     <w:p>
       <w:pPr>
-        <w:pStyle w:val="Titolo3"/>
+        <w:pStyle w:val="Paragrafoelenco"/>
         <w:numPr>
           <w:ilvl w:val="0"/>
-          <w:numId w:val="11"/>
+          <w:numId w:val="20"/>
         </w:numPr>
         <w:rPr>
-          <w:b w:val="0"/>
-          <w:sz w:val="20"/>
-          <w:szCs w:val="22"/>
-          <w:lang w:val="it-CH"/>
-        </w:rPr>
-      </w:pPr>
-      <w:r>
-        <w:rPr>
-          <w:b w:val="0"/>
-          <w:sz w:val="20"/>
-          <w:szCs w:val="22"/>
+          <w:b/>
+          <w:sz w:val="20"/>
+          <w:lang w:val="it-CH"/>
+        </w:rPr>
+      </w:pPr>
+      <w:r>
+        <w:rPr>
+          <w:sz w:val="20"/>
           <w:lang w:val="it-CH"/>
         </w:rPr>
         <w:t xml:space="preserve">Dependency </w:t>
@@ -9496,9 +10439,7 @@
       <w:proofErr w:type="spellStart"/>
       <w:r>
         <w:rPr>
-          <w:b w:val="0"/>
-          <w:sz w:val="20"/>
-          <w:szCs w:val="22"/>
+          <w:sz w:val="20"/>
           <w:lang w:val="it-CH"/>
         </w:rPr>
         <w:t>Injection</w:t>
@@ -9506,9 +10447,7 @@
       <w:proofErr w:type="spellEnd"/>
       <w:r>
         <w:rPr>
-          <w:b w:val="0"/>
-          <w:sz w:val="20"/>
-          <w:szCs w:val="22"/>
+          <w:sz w:val="20"/>
           <w:lang w:val="it-CH"/>
         </w:rPr>
         <w:t xml:space="preserve"> (DI): </w:t>
@@ -9516,9 +10455,7 @@
       <w:proofErr w:type="spellStart"/>
       <w:r>
         <w:rPr>
-          <w:b w:val="0"/>
-          <w:sz w:val="20"/>
-          <w:szCs w:val="22"/>
+          <w:sz w:val="20"/>
           <w:lang w:val="it-CH"/>
         </w:rPr>
         <w:t>Angular</w:t>
@@ -9526,9 +10463,7 @@
       <w:proofErr w:type="spellEnd"/>
       <w:r>
         <w:rPr>
-          <w:b w:val="0"/>
-          <w:sz w:val="20"/>
-          <w:szCs w:val="22"/>
+          <w:sz w:val="20"/>
           <w:lang w:val="it-CH"/>
         </w:rPr>
         <w:t xml:space="preserve"> utilizza il pattern Dependency </w:t>
@@ -9536,9 +10471,7 @@
       <w:proofErr w:type="spellStart"/>
       <w:r>
         <w:rPr>
-          <w:b w:val="0"/>
-          <w:sz w:val="20"/>
-          <w:szCs w:val="22"/>
+          <w:sz w:val="20"/>
           <w:lang w:val="it-CH"/>
         </w:rPr>
         <w:t>Injection</w:t>
@@ -9546,9 +10479,7 @@
       <w:proofErr w:type="spellEnd"/>
       <w:r>
         <w:rPr>
-          <w:b w:val="0"/>
-          <w:sz w:val="20"/>
-          <w:szCs w:val="22"/>
+          <w:sz w:val="20"/>
           <w:lang w:val="it-CH"/>
         </w:rPr>
         <w:t xml:space="preserve"> per gestire le dipendenze tra i diversi componenti dell'applicazione. Questo rende il codice più modulare, testabile e facile da mantenere.</w:t>
@@ -9556,23 +10487,20 @@
     </w:p>
     <w:p>
       <w:pPr>
-        <w:pStyle w:val="Titolo3"/>
+        <w:pStyle w:val="Paragrafoelenco"/>
         <w:numPr>
           <w:ilvl w:val="0"/>
-          <w:numId w:val="11"/>
+          <w:numId w:val="20"/>
         </w:numPr>
         <w:rPr>
-          <w:b w:val="0"/>
-          <w:sz w:val="20"/>
-          <w:szCs w:val="22"/>
-          <w:lang w:val="it-CH"/>
-        </w:rPr>
-      </w:pPr>
-      <w:r>
-        <w:rPr>
-          <w:b w:val="0"/>
-          <w:sz w:val="20"/>
-          <w:szCs w:val="22"/>
+          <w:b/>
+          <w:sz w:val="20"/>
+          <w:lang w:val="it-CH"/>
+        </w:rPr>
+      </w:pPr>
+      <w:r>
+        <w:rPr>
+          <w:sz w:val="20"/>
           <w:lang w:val="it-CH"/>
         </w:rPr>
         <w:t xml:space="preserve">Routing: </w:t>
@@ -9580,9 +10508,7 @@
       <w:proofErr w:type="spellStart"/>
       <w:r>
         <w:rPr>
-          <w:b w:val="0"/>
-          <w:sz w:val="20"/>
-          <w:szCs w:val="22"/>
+          <w:sz w:val="20"/>
           <w:lang w:val="it-CH"/>
         </w:rPr>
         <w:t>Angular</w:t>
@@ -9590,9 +10516,7 @@
       <w:proofErr w:type="spellEnd"/>
       <w:r>
         <w:rPr>
-          <w:b w:val="0"/>
-          <w:sz w:val="20"/>
-          <w:szCs w:val="22"/>
+          <w:sz w:val="20"/>
           <w:lang w:val="it-CH"/>
         </w:rPr>
         <w:t xml:space="preserve"> fornisce un modulo di </w:t>
@@ -9600,9 +10524,7 @@
       <w:proofErr w:type="spellStart"/>
       <w:r>
         <w:rPr>
-          <w:b w:val="0"/>
-          <w:sz w:val="20"/>
-          <w:szCs w:val="22"/>
+          <w:sz w:val="20"/>
           <w:lang w:val="it-CH"/>
         </w:rPr>
         <w:t>routing</w:t>
@@ -9610,9 +10532,7 @@
       <w:proofErr w:type="spellEnd"/>
       <w:r>
         <w:rPr>
-          <w:b w:val="0"/>
-          <w:sz w:val="20"/>
-          <w:szCs w:val="22"/>
+          <w:sz w:val="20"/>
           <w:lang w:val="it-CH"/>
         </w:rPr>
         <w:t xml:space="preserve"> che consente di gestire la navigazione tra le diverse pagine o viste dell'applicazione. È possibile definire rotte per specifici URL e caricare i componenti corrispondenti in base alla navigazione dell'utente.</w:t>
@@ -9620,23 +10540,20 @@
     </w:p>
     <w:p>
       <w:pPr>
-        <w:pStyle w:val="Titolo3"/>
+        <w:pStyle w:val="Paragrafoelenco"/>
         <w:numPr>
           <w:ilvl w:val="0"/>
-          <w:numId w:val="11"/>
+          <w:numId w:val="20"/>
         </w:numPr>
         <w:rPr>
-          <w:b w:val="0"/>
-          <w:sz w:val="20"/>
-          <w:szCs w:val="22"/>
-          <w:lang w:val="it-CH"/>
-        </w:rPr>
-      </w:pPr>
-      <w:r>
-        <w:rPr>
-          <w:b w:val="0"/>
-          <w:sz w:val="20"/>
-          <w:szCs w:val="22"/>
+          <w:b/>
+          <w:sz w:val="20"/>
+          <w:lang w:val="it-CH"/>
+        </w:rPr>
+      </w:pPr>
+      <w:r>
+        <w:rPr>
+          <w:sz w:val="20"/>
           <w:lang w:val="it-CH"/>
         </w:rPr>
         <w:t xml:space="preserve">Servizi: I servizi in </w:t>
@@ -9644,9 +10561,7 @@
       <w:proofErr w:type="spellStart"/>
       <w:r>
         <w:rPr>
-          <w:b w:val="0"/>
-          <w:sz w:val="20"/>
-          <w:szCs w:val="22"/>
+          <w:sz w:val="20"/>
           <w:lang w:val="it-CH"/>
         </w:rPr>
         <w:t>Angular</w:t>
@@ -9654,9 +10569,7 @@
       <w:proofErr w:type="spellEnd"/>
       <w:r>
         <w:rPr>
-          <w:b w:val="0"/>
-          <w:sz w:val="20"/>
-          <w:szCs w:val="22"/>
+          <w:sz w:val="20"/>
           <w:lang w:val="it-CH"/>
         </w:rPr>
         <w:t xml:space="preserve"> sono classi che forniscono funzionalità condivise tra diversi componenti dell'applicazione. Sono spesso utilizzati per l'accesso ai dati, la logica di business o l'interazione con API esterne.</w:t>
@@ -9664,23 +10577,20 @@
     </w:p>
     <w:p>
       <w:pPr>
-        <w:pStyle w:val="Titolo3"/>
+        <w:pStyle w:val="Paragrafoelenco"/>
         <w:numPr>
           <w:ilvl w:val="0"/>
-          <w:numId w:val="11"/>
+          <w:numId w:val="20"/>
         </w:numPr>
         <w:rPr>
-          <w:b w:val="0"/>
-          <w:sz w:val="20"/>
-          <w:szCs w:val="22"/>
+          <w:b/>
+          <w:sz w:val="20"/>
           <w:lang w:val="en-US"/>
         </w:rPr>
       </w:pPr>
       <w:r>
         <w:rPr>
-          <w:b w:val="0"/>
-          <w:sz w:val="20"/>
-          <w:szCs w:val="22"/>
+          <w:sz w:val="20"/>
           <w:lang w:val="it-CH"/>
         </w:rPr>
         <w:t xml:space="preserve">Moduli: Gli </w:t>
@@ -9688,9 +10598,7 @@
       <w:proofErr w:type="spellStart"/>
       <w:r>
         <w:rPr>
-          <w:b w:val="0"/>
-          <w:sz w:val="20"/>
-          <w:szCs w:val="22"/>
+          <w:sz w:val="20"/>
           <w:lang w:val="it-CH"/>
         </w:rPr>
         <w:t>Angular</w:t>
@@ -9698,9 +10606,7 @@
       <w:proofErr w:type="spellEnd"/>
       <w:r>
         <w:rPr>
-          <w:b w:val="0"/>
-          <w:sz w:val="20"/>
-          <w:szCs w:val="22"/>
+          <w:sz w:val="20"/>
           <w:lang w:val="it-CH"/>
         </w:rPr>
         <w:t xml:space="preserve"> </w:t>
@@ -9708,9 +10614,7 @@
       <w:proofErr w:type="spellStart"/>
       <w:r>
         <w:rPr>
-          <w:b w:val="0"/>
-          <w:sz w:val="20"/>
-          <w:szCs w:val="22"/>
+          <w:sz w:val="20"/>
           <w:lang w:val="it-CH"/>
         </w:rPr>
         <w:t>Modules</w:t>
@@ -9718,9 +10622,7 @@
       <w:proofErr w:type="spellEnd"/>
       <w:r>
         <w:rPr>
-          <w:b w:val="0"/>
-          <w:sz w:val="20"/>
-          <w:szCs w:val="22"/>
+          <w:sz w:val="20"/>
           <w:lang w:val="it-CH"/>
         </w:rPr>
         <w:t xml:space="preserve"> sono meccanismi per organizzare il codice dell'applicazione in blocchi funzionali. Ogni modulo può definire i suoi componenti, servizi, direttive e altro ancora. </w:t>
@@ -9728,9 +10630,7 @@
       <w:proofErr w:type="gramStart"/>
       <w:r>
         <w:rPr>
-          <w:b w:val="0"/>
-          <w:sz w:val="20"/>
-          <w:szCs w:val="22"/>
+          <w:sz w:val="20"/>
           <w:lang w:val="en-US"/>
         </w:rPr>
         <w:t>Il</w:t>
@@ -9738,9 +10638,7 @@
       <w:proofErr w:type="gramEnd"/>
       <w:r>
         <w:rPr>
-          <w:b w:val="0"/>
-          <w:sz w:val="20"/>
-          <w:szCs w:val="22"/>
+          <w:sz w:val="20"/>
           <w:lang w:val="en-US"/>
         </w:rPr>
         <w:t xml:space="preserve"> modulo </w:t>
@@ -9748,9 +10646,7 @@
       <w:proofErr w:type="spellStart"/>
       <w:r>
         <w:rPr>
-          <w:b w:val="0"/>
-          <w:sz w:val="20"/>
-          <w:szCs w:val="22"/>
+          <w:sz w:val="20"/>
           <w:lang w:val="en-US"/>
         </w:rPr>
         <w:t>principale</w:t>
@@ -9758,9 +10654,7 @@
       <w:proofErr w:type="spellEnd"/>
       <w:r>
         <w:rPr>
-          <w:b w:val="0"/>
-          <w:sz w:val="20"/>
-          <w:szCs w:val="22"/>
+          <w:sz w:val="20"/>
           <w:lang w:val="en-US"/>
         </w:rPr>
         <w:t xml:space="preserve"> </w:t>
@@ -9768,9 +10662,7 @@
       <w:proofErr w:type="spellStart"/>
       <w:r>
         <w:rPr>
-          <w:b w:val="0"/>
-          <w:sz w:val="20"/>
-          <w:szCs w:val="22"/>
+          <w:sz w:val="20"/>
           <w:lang w:val="en-US"/>
         </w:rPr>
         <w:t>dell'applicazione</w:t>
@@ -9778,9 +10670,7 @@
       <w:proofErr w:type="spellEnd"/>
       <w:r>
         <w:rPr>
-          <w:b w:val="0"/>
-          <w:sz w:val="20"/>
-          <w:szCs w:val="22"/>
+          <w:sz w:val="20"/>
           <w:lang w:val="en-US"/>
         </w:rPr>
         <w:t xml:space="preserve"> è di </w:t>
@@ -9788,9 +10678,7 @@
       <w:proofErr w:type="spellStart"/>
       <w:r>
         <w:rPr>
-          <w:b w:val="0"/>
-          <w:sz w:val="20"/>
-          <w:szCs w:val="22"/>
+          <w:sz w:val="20"/>
           <w:lang w:val="en-US"/>
         </w:rPr>
         <w:t>solito</w:t>
@@ -9798,9 +10686,7 @@
       <w:proofErr w:type="spellEnd"/>
       <w:r>
         <w:rPr>
-          <w:b w:val="0"/>
-          <w:sz w:val="20"/>
-          <w:szCs w:val="22"/>
+          <w:sz w:val="20"/>
           <w:lang w:val="en-US"/>
         </w:rPr>
         <w:t xml:space="preserve"> </w:t>
@@ -9808,9 +10694,7 @@
       <w:proofErr w:type="spellStart"/>
       <w:r>
         <w:rPr>
-          <w:b w:val="0"/>
-          <w:sz w:val="20"/>
-          <w:szCs w:val="22"/>
+          <w:sz w:val="20"/>
           <w:lang w:val="en-US"/>
         </w:rPr>
         <w:t>chiamato</w:t>
@@ -9818,9 +10702,7 @@
       <w:proofErr w:type="spellEnd"/>
       <w:r>
         <w:rPr>
-          <w:b w:val="0"/>
-          <w:sz w:val="20"/>
-          <w:szCs w:val="22"/>
+          <w:sz w:val="20"/>
           <w:lang w:val="en-US"/>
         </w:rPr>
         <w:t xml:space="preserve"> </w:t>
@@ -9828,9 +10710,7 @@
       <w:proofErr w:type="spellStart"/>
       <w:r>
         <w:rPr>
-          <w:b w:val="0"/>
-          <w:sz w:val="20"/>
-          <w:szCs w:val="22"/>
+          <w:sz w:val="20"/>
           <w:lang w:val="en-US"/>
         </w:rPr>
         <w:t>AppModule</w:t>
@@ -9838,9 +10718,7 @@
       <w:proofErr w:type="spellEnd"/>
       <w:r>
         <w:rPr>
-          <w:b w:val="0"/>
-          <w:sz w:val="20"/>
-          <w:szCs w:val="22"/>
+          <w:sz w:val="20"/>
           <w:lang w:val="en-US"/>
         </w:rPr>
         <w:t>.</w:t>
@@ -9848,23 +10726,20 @@
     </w:p>
     <w:p>
       <w:pPr>
-        <w:pStyle w:val="Titolo3"/>
+        <w:pStyle w:val="Paragrafoelenco"/>
         <w:numPr>
           <w:ilvl w:val="0"/>
-          <w:numId w:val="11"/>
+          <w:numId w:val="20"/>
         </w:numPr>
         <w:rPr>
-          <w:b w:val="0"/>
-          <w:sz w:val="20"/>
-          <w:szCs w:val="22"/>
-          <w:lang w:val="it-CH"/>
-        </w:rPr>
-      </w:pPr>
-      <w:r>
-        <w:rPr>
-          <w:b w:val="0"/>
-          <w:sz w:val="20"/>
-          <w:szCs w:val="22"/>
+          <w:b/>
+          <w:sz w:val="20"/>
+          <w:lang w:val="it-CH"/>
+        </w:rPr>
+      </w:pPr>
+      <w:r>
+        <w:rPr>
+          <w:sz w:val="20"/>
           <w:lang w:val="it-CH"/>
         </w:rPr>
         <w:t xml:space="preserve">HTTP Client: </w:t>
@@ -9872,9 +10747,7 @@
       <w:proofErr w:type="spellStart"/>
       <w:r>
         <w:rPr>
-          <w:b w:val="0"/>
-          <w:sz w:val="20"/>
-          <w:szCs w:val="22"/>
+          <w:sz w:val="20"/>
           <w:lang w:val="it-CH"/>
         </w:rPr>
         <w:t>Angular</w:t>
@@ -9882,9 +10755,7 @@
       <w:proofErr w:type="spellEnd"/>
       <w:r>
         <w:rPr>
-          <w:b w:val="0"/>
-          <w:sz w:val="20"/>
-          <w:szCs w:val="22"/>
+          <w:sz w:val="20"/>
           <w:lang w:val="it-CH"/>
         </w:rPr>
         <w:t xml:space="preserve"> fornisce un modulo </w:t>
@@ -9892,9 +10763,7 @@
       <w:proofErr w:type="spellStart"/>
       <w:r>
         <w:rPr>
-          <w:b w:val="0"/>
-          <w:sz w:val="20"/>
-          <w:szCs w:val="22"/>
+          <w:sz w:val="20"/>
           <w:lang w:val="it-CH"/>
         </w:rPr>
         <w:t>HttpClient</w:t>
@@ -9902,9 +10771,7 @@
       <w:proofErr w:type="spellEnd"/>
       <w:r>
         <w:rPr>
-          <w:b w:val="0"/>
-          <w:sz w:val="20"/>
-          <w:szCs w:val="22"/>
+          <w:sz w:val="20"/>
           <w:lang w:val="it-CH"/>
         </w:rPr>
         <w:t xml:space="preserve"> per eseguire richieste HTTP verso server remoti. Questo modulo semplifica notevolmente la comunicazione con API </w:t>
@@ -9912,9 +10779,7 @@
       <w:proofErr w:type="spellStart"/>
       <w:r>
         <w:rPr>
-          <w:b w:val="0"/>
-          <w:sz w:val="20"/>
-          <w:szCs w:val="22"/>
+          <w:sz w:val="20"/>
           <w:lang w:val="it-CH"/>
         </w:rPr>
         <w:t>RESTful</w:t>
@@ -9922,9 +10787,7 @@
       <w:proofErr w:type="spellEnd"/>
       <w:r>
         <w:rPr>
-          <w:b w:val="0"/>
-          <w:sz w:val="20"/>
-          <w:szCs w:val="22"/>
+          <w:sz w:val="20"/>
           <w:lang w:val="it-CH"/>
         </w:rPr>
         <w:t xml:space="preserve"> o altre risorse web.</w:t>
@@ -9932,24 +10795,21 @@
     </w:p>
     <w:p>
       <w:pPr>
-        <w:pStyle w:val="Titolo3"/>
+        <w:pStyle w:val="Paragrafoelenco"/>
         <w:numPr>
           <w:ilvl w:val="0"/>
-          <w:numId w:val="11"/>
+          <w:numId w:val="20"/>
         </w:numPr>
         <w:rPr>
-          <w:b w:val="0"/>
-          <w:sz w:val="20"/>
-          <w:szCs w:val="22"/>
-          <w:lang w:val="it-CH"/>
-        </w:rPr>
-      </w:pPr>
-      <w:proofErr w:type="spellStart"/>
-      <w:r>
-        <w:rPr>
-          <w:b w:val="0"/>
-          <w:sz w:val="20"/>
-          <w:szCs w:val="22"/>
+          <w:b/>
+          <w:sz w:val="20"/>
+          <w:lang w:val="it-CH"/>
+        </w:rPr>
+      </w:pPr>
+      <w:proofErr w:type="spellStart"/>
+      <w:r>
+        <w:rPr>
+          <w:sz w:val="20"/>
           <w:lang w:val="it-CH"/>
         </w:rPr>
         <w:t>Testing</w:t>
@@ -9957,9 +10817,7 @@
       <w:proofErr w:type="spellEnd"/>
       <w:r>
         <w:rPr>
-          <w:b w:val="0"/>
-          <w:sz w:val="20"/>
-          <w:szCs w:val="22"/>
+          <w:sz w:val="20"/>
           <w:lang w:val="it-CH"/>
         </w:rPr>
         <w:t xml:space="preserve">: </w:t>
@@ -9967,9 +10825,7 @@
       <w:proofErr w:type="spellStart"/>
       <w:r>
         <w:rPr>
-          <w:b w:val="0"/>
-          <w:sz w:val="20"/>
-          <w:szCs w:val="22"/>
+          <w:sz w:val="20"/>
           <w:lang w:val="it-CH"/>
         </w:rPr>
         <w:t>Angular</w:t>
@@ -9977,9 +10833,7 @@
       <w:proofErr w:type="spellEnd"/>
       <w:r>
         <w:rPr>
-          <w:b w:val="0"/>
-          <w:sz w:val="20"/>
-          <w:szCs w:val="22"/>
+          <w:sz w:val="20"/>
           <w:lang w:val="it-CH"/>
         </w:rPr>
         <w:t xml:space="preserve"> supporta il </w:t>
@@ -9987,9 +10841,7 @@
       <w:proofErr w:type="spellStart"/>
       <w:r>
         <w:rPr>
-          <w:b w:val="0"/>
-          <w:sz w:val="20"/>
-          <w:szCs w:val="22"/>
+          <w:sz w:val="20"/>
           <w:lang w:val="it-CH"/>
         </w:rPr>
         <w:t>testing</w:t>
@@ -9997,9 +10849,7 @@
       <w:proofErr w:type="spellEnd"/>
       <w:r>
         <w:rPr>
-          <w:b w:val="0"/>
-          <w:sz w:val="20"/>
-          <w:szCs w:val="22"/>
+          <w:sz w:val="20"/>
           <w:lang w:val="it-CH"/>
         </w:rPr>
         <w:t xml:space="preserve"> automatizzato delle applicazioni tramite </w:t>
@@ -10007,9 +10857,7 @@
       <w:proofErr w:type="spellStart"/>
       <w:r>
         <w:rPr>
-          <w:b w:val="0"/>
-          <w:sz w:val="20"/>
-          <w:szCs w:val="22"/>
+          <w:sz w:val="20"/>
           <w:lang w:val="it-CH"/>
         </w:rPr>
         <w:t>framework</w:t>
@@ -10017,9 +10865,7 @@
       <w:proofErr w:type="spellEnd"/>
       <w:r>
         <w:rPr>
-          <w:b w:val="0"/>
-          <w:sz w:val="20"/>
-          <w:szCs w:val="22"/>
+          <w:sz w:val="20"/>
           <w:lang w:val="it-CH"/>
         </w:rPr>
         <w:t xml:space="preserve"> come Jasmine e </w:t>
@@ -10027,9 +10873,7 @@
       <w:proofErr w:type="spellStart"/>
       <w:r>
         <w:rPr>
-          <w:b w:val="0"/>
-          <w:sz w:val="20"/>
-          <w:szCs w:val="22"/>
+          <w:sz w:val="20"/>
           <w:lang w:val="it-CH"/>
         </w:rPr>
         <w:t>Protractor</w:t>
@@ -10037,9 +10881,7 @@
       <w:proofErr w:type="spellEnd"/>
       <w:r>
         <w:rPr>
-          <w:b w:val="0"/>
-          <w:sz w:val="20"/>
-          <w:szCs w:val="22"/>
+          <w:sz w:val="20"/>
           <w:lang w:val="it-CH"/>
         </w:rPr>
         <w:t>. Questi strumenti consentono di scrivere e eseguire test unitari, test di integrazione e test end-to-end per garantire che l'applicazione funzioni correttamente.</w:t>
@@ -10047,24 +10889,21 @@
     </w:p>
     <w:p>
       <w:pPr>
-        <w:pStyle w:val="Titolo3"/>
+        <w:pStyle w:val="Paragrafoelenco"/>
         <w:numPr>
           <w:ilvl w:val="0"/>
-          <w:numId w:val="11"/>
+          <w:numId w:val="20"/>
         </w:numPr>
         <w:rPr>
-          <w:b w:val="0"/>
-          <w:sz w:val="20"/>
-          <w:szCs w:val="22"/>
-          <w:lang w:val="it-CH"/>
-        </w:rPr>
-      </w:pPr>
-      <w:proofErr w:type="spellStart"/>
-      <w:r>
-        <w:rPr>
-          <w:b w:val="0"/>
-          <w:sz w:val="20"/>
-          <w:szCs w:val="22"/>
+          <w:b/>
+          <w:sz w:val="20"/>
+          <w:lang w:val="it-CH"/>
+        </w:rPr>
+      </w:pPr>
+      <w:proofErr w:type="spellStart"/>
+      <w:r>
+        <w:rPr>
+          <w:sz w:val="20"/>
           <w:lang w:val="it-CH"/>
         </w:rPr>
         <w:t>Angular</w:t>
@@ -10072,9 +10911,7 @@
       <w:proofErr w:type="spellEnd"/>
       <w:r>
         <w:rPr>
-          <w:b w:val="0"/>
-          <w:sz w:val="20"/>
-          <w:szCs w:val="22"/>
+          <w:sz w:val="20"/>
           <w:lang w:val="it-CH"/>
         </w:rPr>
         <w:t xml:space="preserve"> CLI: </w:t>
@@ -10082,9 +10919,7 @@
       <w:proofErr w:type="spellStart"/>
       <w:r>
         <w:rPr>
-          <w:b w:val="0"/>
-          <w:sz w:val="20"/>
-          <w:szCs w:val="22"/>
+          <w:sz w:val="20"/>
           <w:lang w:val="it-CH"/>
         </w:rPr>
         <w:t>Angular</w:t>
@@ -10092,9 +10927,7 @@
       <w:proofErr w:type="spellEnd"/>
       <w:r>
         <w:rPr>
-          <w:b w:val="0"/>
-          <w:sz w:val="20"/>
-          <w:szCs w:val="22"/>
+          <w:sz w:val="20"/>
           <w:lang w:val="it-CH"/>
         </w:rPr>
         <w:t xml:space="preserve"> </w:t>
@@ -10102,9 +10935,7 @@
       <w:proofErr w:type="spellStart"/>
       <w:r>
         <w:rPr>
-          <w:b w:val="0"/>
-          <w:sz w:val="20"/>
-          <w:szCs w:val="22"/>
+          <w:sz w:val="20"/>
           <w:lang w:val="it-CH"/>
         </w:rPr>
         <w:t>Command</w:t>
@@ -10112,9 +10943,7 @@
       <w:proofErr w:type="spellEnd"/>
       <w:r>
         <w:rPr>
-          <w:b w:val="0"/>
-          <w:sz w:val="20"/>
-          <w:szCs w:val="22"/>
+          <w:sz w:val="20"/>
           <w:lang w:val="it-CH"/>
         </w:rPr>
         <w:t xml:space="preserve"> Line Interface (CLI) è uno strumento che semplifica lo sviluppo di applicazioni </w:t>
@@ -10122,9 +10951,7 @@
       <w:proofErr w:type="spellStart"/>
       <w:r>
         <w:rPr>
-          <w:b w:val="0"/>
-          <w:sz w:val="20"/>
-          <w:szCs w:val="22"/>
+          <w:sz w:val="20"/>
           <w:lang w:val="it-CH"/>
         </w:rPr>
         <w:t>Angular</w:t>
@@ -10132,129 +10959,106 @@
       <w:proofErr w:type="spellEnd"/>
       <w:r>
         <w:rPr>
-          <w:b w:val="0"/>
-          <w:sz w:val="20"/>
-          <w:szCs w:val="22"/>
-          <w:lang w:val="it-CH"/>
-        </w:rPr>
-        <w:t xml:space="preserve">. Fornisce comandi per generare nuovi componenti, servizi, moduli e </w:t>
-      </w:r>
-      <w:r>
-        <w:rPr>
-          <w:b w:val="0"/>
-          <w:sz w:val="20"/>
-          <w:szCs w:val="22"/>
-          <w:lang w:val="it-CH"/>
-        </w:rPr>
+          <w:sz w:val="20"/>
+          <w:lang w:val="it-CH"/>
+        </w:rPr>
+        <w:t xml:space="preserve">. Fornisce comandi per generare nuovi componenti, servizi, moduli e altro ancora, nonché per avviare il server di sviluppo locale, eseguire il </w:t>
+      </w:r>
+      <w:proofErr w:type="spellStart"/>
+      <w:r>
+        <w:rPr>
+          <w:sz w:val="20"/>
+          <w:lang w:val="it-CH"/>
+        </w:rPr>
+        <w:t>bundling</w:t>
+      </w:r>
+      <w:proofErr w:type="spellEnd"/>
+      <w:r>
+        <w:rPr>
+          <w:sz w:val="20"/>
+          <w:lang w:val="it-CH"/>
+        </w:rPr>
+        <w:t xml:space="preserve"> e la compilazione del codice per la produzione, e persino per eseguire i test.</w:t>
+      </w:r>
+    </w:p>
+    <w:p>
+      <w:pPr>
+        <w:rPr>
+          <w:b/>
+          <w:sz w:val="20"/>
+          <w:lang w:val="it-CH"/>
+        </w:rPr>
+      </w:pPr>
+    </w:p>
+    <w:p>
+      <w:pPr>
+        <w:rPr>
+          <w:b/>
+          <w:lang w:val="it-CH"/>
+        </w:rPr>
+      </w:pPr>
+      <w:r>
+        <w:rPr>
+          <w:sz w:val="20"/>
+          <w:lang w:val="it-CH"/>
+        </w:rPr>
+        <w:t xml:space="preserve">In sintesi, </w:t>
+      </w:r>
+      <w:proofErr w:type="spellStart"/>
+      <w:r>
+        <w:rPr>
+          <w:sz w:val="20"/>
+          <w:lang w:val="it-CH"/>
+        </w:rPr>
+        <w:t>Angular</w:t>
+      </w:r>
+      <w:proofErr w:type="spellEnd"/>
+      <w:r>
+        <w:rPr>
+          <w:sz w:val="20"/>
+          <w:lang w:val="it-CH"/>
+        </w:rPr>
+        <w:t xml:space="preserve"> è un </w:t>
+      </w:r>
+      <w:proofErr w:type="spellStart"/>
+      <w:r>
+        <w:rPr>
+          <w:sz w:val="20"/>
+          <w:lang w:val="it-CH"/>
+        </w:rPr>
+        <w:t>framework</w:t>
+      </w:r>
+      <w:proofErr w:type="spellEnd"/>
+      <w:r>
+        <w:rPr>
+          <w:sz w:val="20"/>
+          <w:lang w:val="it-CH"/>
+        </w:rPr>
+        <w:t xml:space="preserve"> completo e potente per lo sviluppo di applicazioni web moderne, che fornisce una vasta gamma di funzionalità per creare applicazioni scalabili, performanti e </w:t>
+      </w:r>
+      <w:proofErr w:type="spellStart"/>
+      <w:r>
+        <w:rPr>
+          <w:sz w:val="20"/>
+          <w:lang w:val="it-CH"/>
+        </w:rPr>
+        <w:t>manutenibili</w:t>
+      </w:r>
+      <w:proofErr w:type="spellEnd"/>
+      <w:r>
+        <w:rPr>
+          <w:lang w:val="it-CH"/>
+        </w:rPr>
+        <w:t>.</w:t>
+      </w:r>
+    </w:p>
+    <w:p>
+      <w:pPr>
+        <w:pStyle w:val="Titolo3"/>
+      </w:pPr>
+      <w:bookmarkStart w:id="35" w:name="_Toc167217220"/>
+      <w:r>
         <w:lastRenderedPageBreak/>
-        <w:t xml:space="preserve">altro ancora, nonché per avviare il server di sviluppo locale, eseguire il </w:t>
-      </w:r>
-      <w:proofErr w:type="spellStart"/>
-      <w:r>
-        <w:rPr>
-          <w:b w:val="0"/>
-          <w:sz w:val="20"/>
-          <w:szCs w:val="22"/>
-          <w:lang w:val="it-CH"/>
-        </w:rPr>
-        <w:t>bundling</w:t>
-      </w:r>
-      <w:proofErr w:type="spellEnd"/>
-      <w:r>
-        <w:rPr>
-          <w:b w:val="0"/>
-          <w:sz w:val="20"/>
-          <w:szCs w:val="22"/>
-          <w:lang w:val="it-CH"/>
-        </w:rPr>
-        <w:t xml:space="preserve"> e la compilazione del codice per la produzione, e persino per eseguire i test.</w:t>
-      </w:r>
-    </w:p>
-    <w:p>
-      <w:pPr>
-        <w:pStyle w:val="Titolo3"/>
-        <w:rPr>
-          <w:b w:val="0"/>
-          <w:sz w:val="20"/>
-          <w:szCs w:val="22"/>
-          <w:lang w:val="it-CH"/>
-        </w:rPr>
-      </w:pPr>
-      <w:r>
-        <w:rPr>
-          <w:b w:val="0"/>
-          <w:sz w:val="20"/>
-          <w:szCs w:val="22"/>
-          <w:lang w:val="it-CH"/>
-        </w:rPr>
-        <w:t xml:space="preserve">In sintesi, </w:t>
-      </w:r>
-      <w:proofErr w:type="spellStart"/>
-      <w:r>
-        <w:rPr>
-          <w:b w:val="0"/>
-          <w:sz w:val="20"/>
-          <w:szCs w:val="22"/>
-          <w:lang w:val="it-CH"/>
-        </w:rPr>
-        <w:t>Angular</w:t>
-      </w:r>
-      <w:proofErr w:type="spellEnd"/>
-      <w:r>
-        <w:rPr>
-          <w:b w:val="0"/>
-          <w:sz w:val="20"/>
-          <w:szCs w:val="22"/>
-          <w:lang w:val="it-CH"/>
-        </w:rPr>
-        <w:t xml:space="preserve"> è un </w:t>
-      </w:r>
-      <w:proofErr w:type="spellStart"/>
-      <w:r>
-        <w:rPr>
-          <w:b w:val="0"/>
-          <w:sz w:val="20"/>
-          <w:szCs w:val="22"/>
-          <w:lang w:val="it-CH"/>
-        </w:rPr>
-        <w:t>framework</w:t>
-      </w:r>
-      <w:proofErr w:type="spellEnd"/>
-      <w:r>
-        <w:rPr>
-          <w:b w:val="0"/>
-          <w:sz w:val="20"/>
-          <w:szCs w:val="22"/>
-          <w:lang w:val="it-CH"/>
-        </w:rPr>
-        <w:t xml:space="preserve"> completo e potente per lo sviluppo di applicazioni web moderne, che fornisce una vasta gamma di funzionalità per creare applicazioni scalabili, performanti e </w:t>
-      </w:r>
-      <w:proofErr w:type="spellStart"/>
-      <w:r>
-        <w:rPr>
-          <w:b w:val="0"/>
-          <w:sz w:val="20"/>
-          <w:szCs w:val="22"/>
-          <w:lang w:val="it-CH"/>
-        </w:rPr>
-        <w:t>manutenibili</w:t>
-      </w:r>
-      <w:proofErr w:type="spellEnd"/>
-      <w:r>
-        <w:rPr>
-          <w:b w:val="0"/>
-          <w:sz w:val="20"/>
-          <w:szCs w:val="22"/>
-          <w:lang w:val="it-CH"/>
-        </w:rPr>
-        <w:t>.</w:t>
-      </w:r>
-    </w:p>
-    <w:p>
-      <w:pPr>
-        <w:pStyle w:val="Titolo3"/>
-      </w:pPr>
-      <w:r>
         <w:t>1.3</w:t>
       </w:r>
       <w:r>
@@ -10264,6 +11068,7 @@
       <w:r>
         <w:t>Flutter</w:t>
       </w:r>
+      <w:bookmarkEnd w:id="35"/>
       <w:proofErr w:type="spellEnd"/>
     </w:p>
     <w:p>
@@ -11218,12 +12023,14 @@
       <w:pPr>
         <w:pStyle w:val="Titolo3"/>
       </w:pPr>
+      <w:bookmarkStart w:id="36" w:name="_Toc167217221"/>
       <w:r>
         <w:t>1.2.3</w:t>
       </w:r>
       <w:r>
         <w:t xml:space="preserve"> Conclusione scelta</w:t>
       </w:r>
+      <w:bookmarkEnd w:id="36"/>
     </w:p>
     <w:p>
       <w:pPr>
@@ -11300,170 +12107,419 @@
         <w:rPr>
           <w:sz w:val="20"/>
         </w:rPr>
+        <w:t xml:space="preserve">Il perché, è dovuto al fatto che </w:t>
+      </w:r>
+      <w:proofErr w:type="spellStart"/>
+      <w:r>
+        <w:rPr>
+          <w:sz w:val="20"/>
+        </w:rPr>
+        <w:t>flutter</w:t>
+      </w:r>
+      <w:proofErr w:type="spellEnd"/>
+      <w:r>
+        <w:rPr>
+          <w:sz w:val="20"/>
+        </w:rPr>
+        <w:t xml:space="preserve"> è </w:t>
+      </w:r>
+      <w:proofErr w:type="spellStart"/>
+      <w:r>
+        <w:rPr>
+          <w:sz w:val="20"/>
+        </w:rPr>
+        <w:t>si</w:t>
+      </w:r>
+      <w:proofErr w:type="spellEnd"/>
+      <w:r>
+        <w:rPr>
+          <w:sz w:val="20"/>
+        </w:rPr>
+        <w:t>, multipiattaforma, ma</w:t>
+      </w:r>
+      <w:r>
+        <w:rPr>
+          <w:sz w:val="20"/>
+        </w:rPr>
+        <w:t xml:space="preserve"> </w:t>
+      </w:r>
+      <w:r>
+        <w:rPr>
+          <w:sz w:val="20"/>
+        </w:rPr>
+        <w:t xml:space="preserve">è </w:t>
+      </w:r>
+      <w:proofErr w:type="spellStart"/>
+      <w:r>
+        <w:rPr>
+          <w:sz w:val="20"/>
+        </w:rPr>
+        <w:t>principalemente</w:t>
+      </w:r>
+      <w:proofErr w:type="spellEnd"/>
+      <w:r>
+        <w:rPr>
+          <w:sz w:val="20"/>
+        </w:rPr>
+        <w:t xml:space="preserve"> incentrato su quello che riguarda </w:t>
+      </w:r>
+      <w:proofErr w:type="spellStart"/>
+      <w:r>
+        <w:rPr>
+          <w:sz w:val="20"/>
+        </w:rPr>
+        <w:t>android</w:t>
+      </w:r>
+      <w:proofErr w:type="spellEnd"/>
+      <w:r>
+        <w:rPr>
+          <w:sz w:val="20"/>
+        </w:rPr>
+        <w:t xml:space="preserve"> ed </w:t>
+      </w:r>
+      <w:proofErr w:type="spellStart"/>
+      <w:r>
+        <w:rPr>
+          <w:sz w:val="20"/>
+        </w:rPr>
+        <w:t>apple</w:t>
+      </w:r>
+      <w:proofErr w:type="spellEnd"/>
+      <w:r>
+        <w:rPr>
+          <w:sz w:val="20"/>
+        </w:rPr>
+        <w:t xml:space="preserve"> piuttosto che lo sviluppo web. Il che avrebbe potuto portare delle complicanze in caso di sviluppi futuri di questa applicazione.</w:t>
+      </w:r>
+    </w:p>
+    <w:p>
+      <w:pPr>
+        <w:pStyle w:val="SUPSITestoArial10"/>
+        <w:rPr>
+          <w:sz w:val="20"/>
+        </w:rPr>
+      </w:pPr>
+    </w:p>
+    <w:p>
+      <w:pPr>
+        <w:pStyle w:val="Titolo3"/>
+      </w:pPr>
+      <w:bookmarkStart w:id="37" w:name="_Toc167217222"/>
+      <w:r>
         <w:lastRenderedPageBreak/>
-        <w:t xml:space="preserve">Il perché, è dovuto al fatto che </w:t>
-      </w:r>
-      <w:proofErr w:type="spellStart"/>
-      <w:r>
-        <w:rPr>
-          <w:sz w:val="20"/>
-        </w:rPr>
-        <w:t>flutter</w:t>
-      </w:r>
-      <w:proofErr w:type="spellEnd"/>
-      <w:r>
-        <w:rPr>
-          <w:sz w:val="20"/>
-        </w:rPr>
-        <w:t xml:space="preserve"> è </w:t>
-      </w:r>
-      <w:proofErr w:type="spellStart"/>
-      <w:r>
-        <w:rPr>
-          <w:sz w:val="20"/>
-        </w:rPr>
-        <w:t>si</w:t>
-      </w:r>
-      <w:proofErr w:type="spellEnd"/>
-      <w:r>
-        <w:rPr>
-          <w:sz w:val="20"/>
-        </w:rPr>
-        <w:t>, multipiattaforma, ma</w:t>
-      </w:r>
-      <w:r>
-        <w:rPr>
-          <w:sz w:val="20"/>
-        </w:rPr>
+        <w:t>1.2.4 VCF</w:t>
+      </w:r>
+      <w:bookmarkEnd w:id="37"/>
+    </w:p>
+    <w:p>
+      <w:pPr>
+        <w:rPr>
+          <w:sz w:val="20"/>
+          <w:shd w:val="clear" w:color="auto" w:fill="FFFFFF"/>
+        </w:rPr>
+      </w:pPr>
+      <w:r>
+        <w:rPr>
+          <w:sz w:val="20"/>
+          <w:shd w:val="clear" w:color="auto" w:fill="FFFFFF"/>
+        </w:rPr>
+        <w:t>Il Formato di Contatto Virtuale (VCF) è uno standard di file utilizzato per rappresentare informazioni di contatto in modo strutturato e interoperabile. Originariamente sviluppato da Microsoft per Outlook, il formato VCF è diventato uno standard ampiamente supportato utilizzato da numerosi software di gestione dei contatti, inclusi quelli per dispositivi mobili, computer e servizi di posta elettronica.</w:t>
+      </w:r>
+    </w:p>
+    <w:p>
+      <w:pPr>
+        <w:rPr>
+          <w:shd w:val="clear" w:color="auto" w:fill="FFFFFF"/>
+        </w:rPr>
+      </w:pPr>
+    </w:p>
+    <w:p>
+      <w:pPr>
+        <w:rPr>
+          <w:sz w:val="20"/>
+          <w:lang w:val="it-CH"/>
+        </w:rPr>
+      </w:pPr>
+      <w:r>
+        <w:rPr>
+          <w:sz w:val="20"/>
+          <w:lang w:val="it-CH"/>
+        </w:rPr>
+        <w:t xml:space="preserve">Il formato VCF è basato su un linguaggio di markup leggibile dall'uomo e dai computer, che consente la rappresentazione di dati dei contatti in modo strutturato. Alcuni punti chiave </w:t>
+      </w:r>
+      <w:r>
+        <w:rPr>
+          <w:sz w:val="20"/>
+          <w:lang w:val="it-CH"/>
+        </w:rPr>
+        <w:t>dell'approfondimento includono:</w:t>
+      </w:r>
+    </w:p>
+    <w:p>
+      <w:pPr>
+        <w:pStyle w:val="Paragrafoelenco"/>
+        <w:numPr>
+          <w:ilvl w:val="0"/>
+          <w:numId w:val="18"/>
+        </w:numPr>
+        <w:rPr>
+          <w:sz w:val="20"/>
+          <w:lang w:val="it-CH"/>
+        </w:rPr>
+      </w:pPr>
+      <w:r>
+        <w:rPr>
+          <w:sz w:val="20"/>
+          <w:lang w:val="it-CH"/>
+        </w:rPr>
+        <w:t>Struttura dei Dati dei Contatti: I dati dei contatti sono organizzati in blocchi separati denominati "</w:t>
+      </w:r>
+      <w:proofErr w:type="spellStart"/>
+      <w:r>
+        <w:rPr>
+          <w:sz w:val="20"/>
+          <w:lang w:val="it-CH"/>
+        </w:rPr>
+        <w:t>vCard</w:t>
+      </w:r>
+      <w:proofErr w:type="spellEnd"/>
+      <w:r>
+        <w:rPr>
+          <w:sz w:val="20"/>
+          <w:lang w:val="it-CH"/>
+        </w:rPr>
+        <w:t xml:space="preserve">" (abbreviazione di Virtual Card). Ogni </w:t>
+      </w:r>
+      <w:proofErr w:type="spellStart"/>
+      <w:r>
+        <w:rPr>
+          <w:sz w:val="20"/>
+          <w:lang w:val="it-CH"/>
+        </w:rPr>
+        <w:t>vCard</w:t>
+      </w:r>
+      <w:proofErr w:type="spellEnd"/>
+      <w:r>
+        <w:rPr>
+          <w:sz w:val="20"/>
+          <w:lang w:val="it-CH"/>
+        </w:rPr>
+        <w:t xml:space="preserve"> rappresenta un singolo contatto e contiene informazioni come nome, numero di telefono, indirizzo email e altro ancora.</w:t>
+      </w:r>
+    </w:p>
+    <w:p>
+      <w:pPr>
+        <w:pStyle w:val="Paragrafoelenco"/>
+        <w:numPr>
+          <w:ilvl w:val="0"/>
+          <w:numId w:val="18"/>
+        </w:numPr>
+        <w:rPr>
+          <w:sz w:val="20"/>
+          <w:lang w:val="it-CH"/>
+        </w:rPr>
+      </w:pPr>
+      <w:r>
+        <w:rPr>
+          <w:sz w:val="20"/>
+          <w:lang w:val="it-CH"/>
+        </w:rPr>
+        <w:t xml:space="preserve">Campi dei Contatti: I campi all'interno di una </w:t>
+      </w:r>
+      <w:proofErr w:type="spellStart"/>
+      <w:r>
+        <w:rPr>
+          <w:sz w:val="20"/>
+          <w:lang w:val="it-CH"/>
+        </w:rPr>
+        <w:t>vCard</w:t>
+      </w:r>
+      <w:proofErr w:type="spellEnd"/>
+      <w:r>
+        <w:rPr>
+          <w:sz w:val="20"/>
+          <w:lang w:val="it-CH"/>
+        </w:rPr>
+        <w:t xml:space="preserve"> possono includere nomi e cognomi, titoli, numeri di telefono, indirizzi email, indirizzi fisici e altre informazioni pertinenti. Questi campi sono definiti utilizzando un insieme standardizzato di etichette e formati.</w:t>
+      </w:r>
+    </w:p>
+    <w:p>
+      <w:pPr>
+        <w:pStyle w:val="Paragrafoelenco"/>
+        <w:numPr>
+          <w:ilvl w:val="0"/>
+          <w:numId w:val="18"/>
+        </w:numPr>
+        <w:rPr>
+          <w:sz w:val="20"/>
+          <w:lang w:val="it-CH"/>
+        </w:rPr>
+      </w:pPr>
+      <w:r>
+        <w:rPr>
+          <w:sz w:val="20"/>
+          <w:lang w:val="it-CH"/>
+        </w:rPr>
+        <w:t>Supporto per Dati Aggiuntivi: Il formato VCF supporta anche l'inclusione di dati personalizzati o estesi utilizzando campi aggiuntivi non standard. Questo consente una maggiore flessibilità nella rappresentazione di informazioni specifiche dei contatti.</w:t>
+      </w:r>
+    </w:p>
+    <w:p>
+      <w:pPr>
+        <w:pStyle w:val="Paragrafoelenco"/>
+        <w:numPr>
+          <w:ilvl w:val="0"/>
+          <w:numId w:val="18"/>
+        </w:numPr>
+        <w:rPr>
+          <w:sz w:val="20"/>
+          <w:lang w:val="it-CH"/>
+        </w:rPr>
+      </w:pPr>
+      <w:r>
+        <w:rPr>
+          <w:sz w:val="20"/>
+          <w:lang w:val="it-CH"/>
+        </w:rPr>
+        <w:t>Codifica dei Caratteri: I file VCF possono utilizzare diverse codifiche dei caratteri, ma la più comune è UTF-8, che consente la rappresentazione di caratteri speciali e internazionali.</w:t>
+      </w:r>
+    </w:p>
+    <w:p>
+      <w:pPr>
+        <w:rPr>
+          <w:sz w:val="20"/>
+          <w:lang w:val="it-CH"/>
+        </w:rPr>
+      </w:pPr>
+    </w:p>
+    <w:p>
+      <w:pPr>
+        <w:rPr>
+          <w:sz w:val="20"/>
+          <w:lang w:val="it-CH"/>
+        </w:rPr>
+      </w:pPr>
+      <w:r>
+        <w:rPr>
+          <w:sz w:val="20"/>
+          <w:lang w:val="it-CH"/>
+        </w:rPr>
+        <w:t>Esempi Pratici:</w:t>
+      </w:r>
+    </w:p>
+    <w:p>
+      <w:pPr>
+        <w:pStyle w:val="Paragrafoelenco"/>
+        <w:numPr>
+          <w:ilvl w:val="0"/>
+          <w:numId w:val="19"/>
+        </w:numPr>
+        <w:rPr>
+          <w:sz w:val="20"/>
+          <w:lang w:val="it-CH"/>
+        </w:rPr>
+      </w:pPr>
+      <w:r>
+        <w:rPr>
+          <w:sz w:val="20"/>
+          <w:lang w:val="it-CH"/>
+        </w:rPr>
+        <w:t xml:space="preserve">Creazione di un File VCF: Un esempio pratico potrebbe coinvolgere la creazione di un file VCF per un elenco di contatti aziendali. Ogni </w:t>
+      </w:r>
+      <w:proofErr w:type="spellStart"/>
+      <w:r>
+        <w:rPr>
+          <w:sz w:val="20"/>
+          <w:lang w:val="it-CH"/>
+        </w:rPr>
+        <w:t>vCard</w:t>
+      </w:r>
+      <w:proofErr w:type="spellEnd"/>
+      <w:r>
+        <w:rPr>
+          <w:sz w:val="20"/>
+          <w:lang w:val="it-CH"/>
+        </w:rPr>
+        <w:t xml:space="preserve"> rappresenterebbe un dipendente e includerebbe il suo nome, titolo, numero di telefono, indirizzo email e altri dettagli pertinenti.</w:t>
+      </w:r>
+    </w:p>
+    <w:p>
+      <w:pPr>
+        <w:pStyle w:val="Paragrafoelenco"/>
+        <w:numPr>
+          <w:ilvl w:val="0"/>
+          <w:numId w:val="19"/>
+        </w:numPr>
+        <w:rPr>
+          <w:sz w:val="20"/>
+          <w:lang w:val="it-CH"/>
+        </w:rPr>
+      </w:pPr>
+      <w:r>
+        <w:rPr>
+          <w:sz w:val="20"/>
+          <w:lang w:val="it-CH"/>
+        </w:rPr>
+        <w:t>Importazione ed Esportazione di Contatti: Un altro esempio potrebbe riguardare l'importazione ed esportazione di contatti tra diverse piattaforme o applicazioni utilizzando file VCF. Ad esempio, è possibile esportare i contatti da un'applicazione di posta elettronica come Outlook in un file VCF e successivamente importarli in un'applicazione di gestione dei contatti su un dispositivo mobile.</w:t>
+      </w:r>
+    </w:p>
+    <w:p>
+      <w:pPr>
+        <w:pStyle w:val="Paragrafoelenco"/>
+        <w:numPr>
+          <w:ilvl w:val="0"/>
+          <w:numId w:val="19"/>
+        </w:numPr>
+        <w:rPr>
+          <w:sz w:val="20"/>
+          <w:lang w:val="it-CH"/>
+        </w:rPr>
+      </w:pPr>
+      <w:r>
+        <w:rPr>
+          <w:sz w:val="20"/>
+          <w:lang w:val="it-CH"/>
+        </w:rPr>
+        <w:t>Condivisione di Contatti: I file VCF sono ampiamente utilizzati per la condivisione di contatti tra dispositivi e applicazioni. Ad esempio, è possibile inviare un file VCF via email per condividere rapidamente i dettagli di contatto con un collega o un amico.</w:t>
+      </w:r>
+    </w:p>
+    <w:p>
+      <w:pPr>
+        <w:rPr>
+          <w:sz w:val="20"/>
+          <w:lang w:val="it-CH"/>
+        </w:rPr>
+      </w:pPr>
+    </w:p>
+    <w:p>
+      <w:pPr>
+        <w:rPr>
+          <w:sz w:val="20"/>
+          <w:lang w:val="it-CH"/>
+        </w:rPr>
+      </w:pPr>
+      <w:r>
+        <w:rPr>
+          <w:sz w:val="20"/>
+          <w:lang w:val="it-CH"/>
+        </w:rPr>
+        <w:t>In generale, il formato VCF offre un modo conveniente e interoperabile per gestire e scambiare informazioni di contatto in vari contesti.</w:t>
+      </w:r>
+    </w:p>
+    <w:p>
+      <w:pPr>
+        <w:pStyle w:val="Titolo3"/>
+      </w:pPr>
+      <w:bookmarkStart w:id="38" w:name="_Toc167217223"/>
+      <w:r>
+        <w:t>1.2.5</w:t>
+      </w:r>
+      <w:r>
+        <w:t xml:space="preserve"> Ambiente di sviluppo</w:t>
+      </w:r>
+      <w:r>
         <w:t xml:space="preserve"> </w:t>
       </w:r>
-      <w:r>
-        <w:rPr>
-          <w:sz w:val="20"/>
-        </w:rPr>
-        <w:t xml:space="preserve">è </w:t>
-      </w:r>
-      <w:proofErr w:type="spellStart"/>
-      <w:r>
-        <w:rPr>
-          <w:sz w:val="20"/>
-        </w:rPr>
-        <w:t>principalemente</w:t>
-      </w:r>
-      <w:proofErr w:type="spellEnd"/>
-      <w:r>
-        <w:rPr>
-          <w:sz w:val="20"/>
-        </w:rPr>
-        <w:t xml:space="preserve"> incentrato su quello che riguarda </w:t>
-      </w:r>
-      <w:proofErr w:type="spellStart"/>
-      <w:r>
-        <w:rPr>
-          <w:sz w:val="20"/>
-        </w:rPr>
-        <w:t>android</w:t>
-      </w:r>
-      <w:proofErr w:type="spellEnd"/>
-      <w:r>
-        <w:rPr>
-          <w:sz w:val="20"/>
-        </w:rPr>
-        <w:t xml:space="preserve"> ed </w:t>
-      </w:r>
-      <w:proofErr w:type="spellStart"/>
-      <w:r>
-        <w:rPr>
-          <w:sz w:val="20"/>
-        </w:rPr>
-        <w:t>apple</w:t>
-      </w:r>
-      <w:proofErr w:type="spellEnd"/>
-      <w:r>
-        <w:rPr>
-          <w:sz w:val="20"/>
-        </w:rPr>
-        <w:t xml:space="preserve"> piuttosto che lo sviluppo web. Il che avrebbe potuto portare delle complicanze in caso di sviluppi futuri di questa applicazione.</w:t>
-      </w:r>
-    </w:p>
-    <w:p>
-      <w:pPr>
-        <w:pStyle w:val="SUPSITestoArial10"/>
-        <w:rPr>
-          <w:sz w:val="20"/>
-        </w:rPr>
-      </w:pPr>
-    </w:p>
-    <w:p>
-      <w:pPr>
-        <w:pStyle w:val="Titolo3"/>
-      </w:pPr>
-      <w:r>
-        <w:t>1.2.4 VCF</w:t>
-      </w:r>
-    </w:p>
-    <w:p>
-      <w:pPr>
-        <w:pStyle w:val="SUPSITestoArial10"/>
-        <w:rPr>
-          <w:sz w:val="20"/>
-        </w:rPr>
-      </w:pPr>
-      <w:r>
-        <w:rPr>
-          <w:sz w:val="20"/>
-        </w:rPr>
-        <w:t xml:space="preserve">File </w:t>
-      </w:r>
-      <w:proofErr w:type="spellStart"/>
-      <w:r>
-        <w:rPr>
-          <w:sz w:val="20"/>
-        </w:rPr>
-        <w:t>vcf</w:t>
-      </w:r>
-      <w:proofErr w:type="spellEnd"/>
-      <w:r>
-        <w:rPr>
-          <w:sz w:val="20"/>
-        </w:rPr>
-        <w:t xml:space="preserve">, per il salvataggio </w:t>
-      </w:r>
-      <w:proofErr w:type="spellStart"/>
-      <w:r>
-        <w:rPr>
-          <w:sz w:val="20"/>
-        </w:rPr>
-        <w:t>auomatico</w:t>
-      </w:r>
-      <w:proofErr w:type="spellEnd"/>
-      <w:r>
-        <w:rPr>
-          <w:sz w:val="20"/>
-        </w:rPr>
-        <w:t xml:space="preserve"> in rubrica</w:t>
-      </w:r>
-      <w:r>
-        <w:rPr>
-          <w:sz w:val="20"/>
-        </w:rPr>
-        <w:t>, come funziona come è strutturato</w:t>
-      </w:r>
-    </w:p>
-    <w:p>
-      <w:pPr>
-        <w:pStyle w:val="Titolo3"/>
-      </w:pPr>
-      <w:r>
-        <w:t>1.2.5</w:t>
-      </w:r>
-      <w:r>
-        <w:t xml:space="preserve"> Ambiente di sviluppo</w:t>
-      </w:r>
-      <w:r>
-        <w:t xml:space="preserve"> </w:t>
-      </w:r>
-      <w:hyperlink r:id="rId27" w:tgtFrame="_new" w:history="1">
+      <w:hyperlink r:id="rId24" w:tgtFrame="_new" w:history="1">
         <w:r>
           <w:rPr>
             <w:rStyle w:val="Collegamentoipertestuale"/>
@@ -11473,6 +12529,7 @@
           </w:rPr>
           <w:t>nginx.org</w:t>
         </w:r>
+        <w:bookmarkEnd w:id="38"/>
       </w:hyperlink>
     </w:p>
     <w:p>
@@ -11484,6 +12541,7 @@
       </w:pPr>
       <w:r>
         <w:rPr>
+          <w:sz w:val="20"/>
           <w:lang w:val="it-IT"/>
         </w:rPr>
         <w:t xml:space="preserve">NGINX è un server web open-source creato da Igor </w:t>
@@ -11491,6 +12549,7 @@
       <w:proofErr w:type="spellStart"/>
       <w:r>
         <w:rPr>
+          <w:sz w:val="20"/>
           <w:lang w:val="it-IT"/>
         </w:rPr>
         <w:t>Sysoev</w:t>
@@ -11498,6 +12557,7 @@
       <w:proofErr w:type="spellEnd"/>
       <w:r>
         <w:rPr>
+          <w:sz w:val="20"/>
           <w:lang w:val="it-IT"/>
         </w:rPr>
         <w:t xml:space="preserve"> e rilasciato per la prima volta nel 2004. È noto per le sue alte prestazioni, stabilità e basso consumo di risorse. Progettato per gestire un gran numero di connessioni contemporanee, utilizza un'architettura asincrona e basata sugli eventi, risultando molto efficiente nel gestire richieste simultanee. Consuma poche risorse di sistema, rendendolo adatto a server con risorse limitate e garantendo un buon funzionamento anche sotto carico pesante. NGINX può essere utilizzato sia come server web sia come reverse </w:t>
@@ -11505,6 +12565,7 @@
       <w:proofErr w:type="spellStart"/>
       <w:r>
         <w:rPr>
+          <w:sz w:val="20"/>
           <w:lang w:val="it-IT"/>
         </w:rPr>
         <w:t>proxy</w:t>
@@ -11512,6 +12573,7 @@
       <w:proofErr w:type="spellEnd"/>
       <w:r>
         <w:rPr>
+          <w:sz w:val="20"/>
           <w:lang w:val="it-IT"/>
         </w:rPr>
         <w:t xml:space="preserve">, </w:t>
@@ -11519,6 +12581,7 @@
       <w:proofErr w:type="spellStart"/>
       <w:r>
         <w:rPr>
+          <w:sz w:val="20"/>
           <w:lang w:val="it-IT"/>
         </w:rPr>
         <w:t>load</w:t>
@@ -11526,6 +12589,7 @@
       <w:proofErr w:type="spellEnd"/>
       <w:r>
         <w:rPr>
+          <w:sz w:val="20"/>
           <w:lang w:val="it-IT"/>
         </w:rPr>
         <w:t xml:space="preserve"> </w:t>
@@ -11533,6 +12597,7 @@
       <w:proofErr w:type="spellStart"/>
       <w:r>
         <w:rPr>
+          <w:sz w:val="20"/>
           <w:lang w:val="it-IT"/>
         </w:rPr>
         <w:t>balancer</w:t>
@@ -11540,6 +12605,7 @@
       <w:proofErr w:type="spellEnd"/>
       <w:r>
         <w:rPr>
+          <w:sz w:val="20"/>
           <w:lang w:val="it-IT"/>
         </w:rPr>
         <w:t xml:space="preserve"> e HTTP cache, supportando vari algoritmi di bilanciamento del carico come round-</w:t>
@@ -11547,6 +12613,7 @@
       <w:proofErr w:type="spellStart"/>
       <w:r>
         <w:rPr>
+          <w:sz w:val="20"/>
           <w:lang w:val="it-IT"/>
         </w:rPr>
         <w:t>robin</w:t>
@@ -11554,6 +12621,7 @@
       <w:proofErr w:type="spellEnd"/>
       <w:r>
         <w:rPr>
+          <w:sz w:val="20"/>
           <w:lang w:val="it-IT"/>
         </w:rPr>
         <w:t xml:space="preserve">, </w:t>
@@ -11561,6 +12629,7 @@
       <w:proofErr w:type="spellStart"/>
       <w:r>
         <w:rPr>
+          <w:sz w:val="20"/>
           <w:lang w:val="it-IT"/>
         </w:rPr>
         <w:t>least</w:t>
@@ -11568,6 +12637,7 @@
       <w:proofErr w:type="spellEnd"/>
       <w:r>
         <w:rPr>
+          <w:sz w:val="20"/>
           <w:lang w:val="it-IT"/>
         </w:rPr>
         <w:t xml:space="preserve"> </w:t>
@@ -11575,6 +12645,7 @@
       <w:proofErr w:type="spellStart"/>
       <w:r>
         <w:rPr>
+          <w:sz w:val="20"/>
           <w:lang w:val="it-IT"/>
         </w:rPr>
         <w:t>connections</w:t>
@@ -11582,6 +12653,7 @@
       <w:proofErr w:type="spellEnd"/>
       <w:r>
         <w:rPr>
+          <w:sz w:val="20"/>
           <w:lang w:val="it-IT"/>
         </w:rPr>
         <w:t xml:space="preserve"> e IP </w:t>
@@ -11589,6 +12661,7 @@
       <w:proofErr w:type="spellStart"/>
       <w:r>
         <w:rPr>
+          <w:sz w:val="20"/>
           <w:lang w:val="it-IT"/>
         </w:rPr>
         <w:t>hash</w:t>
@@ -11596,6 +12669,7 @@
       <w:proofErr w:type="spellEnd"/>
       <w:r>
         <w:rPr>
+          <w:sz w:val="20"/>
           <w:lang w:val="it-IT"/>
         </w:rPr>
         <w:t xml:space="preserve">. Offre funzionalità di </w:t>
@@ -11603,6 +12677,7 @@
       <w:proofErr w:type="spellStart"/>
       <w:r>
         <w:rPr>
+          <w:sz w:val="20"/>
           <w:lang w:val="it-IT"/>
         </w:rPr>
         <w:t>caching</w:t>
@@ -11610,6 +12685,7 @@
       <w:proofErr w:type="spellEnd"/>
       <w:r>
         <w:rPr>
+          <w:sz w:val="20"/>
           <w:lang w:val="it-IT"/>
         </w:rPr>
         <w:t xml:space="preserve"> avanzate, migliorando i tempi di risposta e riducendo il carico sui server </w:t>
@@ -11617,6 +12693,7 @@
       <w:proofErr w:type="spellStart"/>
       <w:r>
         <w:rPr>
+          <w:sz w:val="20"/>
           <w:lang w:val="it-IT"/>
         </w:rPr>
         <w:t>backend</w:t>
@@ -11624,20 +12701,31 @@
       <w:proofErr w:type="spellEnd"/>
       <w:r>
         <w:rPr>
+          <w:sz w:val="20"/>
           <w:lang w:val="it-IT"/>
         </w:rPr>
-        <w:t xml:space="preserve">. Supporta le ultime versioni del protocollo HTTP e include funzionalità avanzate per la gestione delle connessioni sicure. È compatibile con vari sistemi operativi, tra cui Unix, Linux e Windows, rendendolo molto versatile per diversi ambienti. Può essere esteso con moduli per aggiungere nuove funzionalità senza compromettere le prestazioni di base. Offre diverse funzionalità per la riscrittura delle URL, la gestione delle intestazioni HTTP e altre manipolazioni del traffico web. Viene comunemente utilizzato come server web statico per servire contenuti statici come HTML, CSS, JavaScript e immagini con alte prestazioni. Viene anche utilizzato come reverse </w:t>
-      </w:r>
-      <w:proofErr w:type="spellStart"/>
-      <w:r>
-        <w:rPr>
+        <w:t xml:space="preserve">. Supporta le ultime versioni del protocollo HTTP e include funzionalità avanzate per la gestione delle connessioni sicure. È compatibile con vari sistemi operativi, tra cui Unix, Linux e Windows, rendendolo molto versatile per diversi ambienti. Può essere esteso con moduli per aggiungere nuove funzionalità senza compromettere le prestazioni di base. Offre diverse funzionalità </w:t>
+      </w:r>
+      <w:r>
+        <w:rPr>
+          <w:sz w:val="20"/>
           <w:lang w:val="it-IT"/>
         </w:rPr>
+        <w:lastRenderedPageBreak/>
+        <w:t xml:space="preserve">per la riscrittura delle URL, la gestione delle intestazioni HTTP e altre manipolazioni del traffico web. Viene comunemente utilizzato come server web statico per servire contenuti statici come HTML, CSS, JavaScript e immagini con alte prestazioni. Viene anche utilizzato come reverse </w:t>
+      </w:r>
+      <w:proofErr w:type="spellStart"/>
+      <w:r>
+        <w:rPr>
+          <w:sz w:val="20"/>
+          <w:lang w:val="it-IT"/>
+        </w:rPr>
         <w:t>proxy</w:t>
       </w:r>
       <w:proofErr w:type="spellEnd"/>
       <w:r>
         <w:rPr>
+          <w:sz w:val="20"/>
           <w:lang w:val="it-IT"/>
         </w:rPr>
         <w:t xml:space="preserve"> per instradare le richieste ai server </w:t>
@@ -11645,6 +12733,7 @@
       <w:proofErr w:type="spellStart"/>
       <w:r>
         <w:rPr>
+          <w:sz w:val="20"/>
           <w:lang w:val="it-IT"/>
         </w:rPr>
         <w:t>backend</w:t>
@@ -11652,6 +12741,7 @@
       <w:proofErr w:type="spellEnd"/>
       <w:r>
         <w:rPr>
+          <w:sz w:val="20"/>
           <w:lang w:val="it-IT"/>
         </w:rPr>
         <w:t xml:space="preserve"> appropriati e come </w:t>
@@ -11659,6 +12749,7 @@
       <w:proofErr w:type="spellStart"/>
       <w:r>
         <w:rPr>
+          <w:sz w:val="20"/>
           <w:lang w:val="it-IT"/>
         </w:rPr>
         <w:t>load</w:t>
@@ -11666,6 +12757,7 @@
       <w:proofErr w:type="spellEnd"/>
       <w:r>
         <w:rPr>
+          <w:sz w:val="20"/>
           <w:lang w:val="it-IT"/>
         </w:rPr>
         <w:t xml:space="preserve"> </w:t>
@@ -11673,6 +12765,7 @@
       <w:proofErr w:type="spellStart"/>
       <w:r>
         <w:rPr>
+          <w:sz w:val="20"/>
           <w:lang w:val="it-IT"/>
         </w:rPr>
         <w:t>balancer</w:t>
@@ -11680,6 +12773,7 @@
       <w:proofErr w:type="spellEnd"/>
       <w:r>
         <w:rPr>
+          <w:sz w:val="20"/>
           <w:lang w:val="it-IT"/>
         </w:rPr>
         <w:t xml:space="preserve"> per distribuire il carico tra più server </w:t>
@@ -11687,6 +12781,7 @@
       <w:proofErr w:type="spellStart"/>
       <w:r>
         <w:rPr>
+          <w:sz w:val="20"/>
           <w:lang w:val="it-IT"/>
         </w:rPr>
         <w:t>backend</w:t>
@@ -11694,6 +12789,7 @@
       <w:proofErr w:type="spellEnd"/>
       <w:r>
         <w:rPr>
+          <w:sz w:val="20"/>
           <w:lang w:val="it-IT"/>
         </w:rPr>
         <w:t xml:space="preserve">, migliorando la resilienza e la scalabilità delle applicazioni. NGINX può inoltre essere utilizzato come gateway API per gestire le richieste API implementando rate </w:t>
@@ -11701,6 +12797,7 @@
       <w:proofErr w:type="spellStart"/>
       <w:r>
         <w:rPr>
+          <w:sz w:val="20"/>
           <w:lang w:val="it-IT"/>
         </w:rPr>
         <w:t>limiting</w:t>
@@ -11708,6 +12805,7 @@
       <w:proofErr w:type="spellEnd"/>
       <w:r>
         <w:rPr>
+          <w:sz w:val="20"/>
           <w:lang w:val="it-IT"/>
         </w:rPr>
         <w:t xml:space="preserve">, autenticazione e altre funzionalità di controllo del traffico e come server mail </w:t>
@@ -11715,6 +12813,7 @@
       <w:proofErr w:type="spellStart"/>
       <w:r>
         <w:rPr>
+          <w:sz w:val="20"/>
           <w:lang w:val="it-IT"/>
         </w:rPr>
         <w:t>proxy</w:t>
@@ -11722,6 +12821,7 @@
       <w:proofErr w:type="spellEnd"/>
       <w:r>
         <w:rPr>
+          <w:sz w:val="20"/>
           <w:lang w:val="it-IT"/>
         </w:rPr>
         <w:t xml:space="preserve"> supportando protocolli come IMAP, POP3 e SMTP. Grazie alla sua velocità, efficienza e flessibilità, NGINX è una scelta popolare per molte aziende e sviluppatori e può essere utilizzato in una vasta gamma di scenari, dal semplice server web statico a un complesso </w:t>
@@ -11729,6 +12829,7 @@
       <w:proofErr w:type="spellStart"/>
       <w:r>
         <w:rPr>
+          <w:sz w:val="20"/>
           <w:lang w:val="it-IT"/>
         </w:rPr>
         <w:t>load</w:t>
@@ -11736,6 +12837,7 @@
       <w:proofErr w:type="spellEnd"/>
       <w:r>
         <w:rPr>
+          <w:sz w:val="20"/>
           <w:lang w:val="it-IT"/>
         </w:rPr>
         <w:t xml:space="preserve"> </w:t>
@@ -11743,6 +12845,7 @@
       <w:proofErr w:type="spellStart"/>
       <w:r>
         <w:rPr>
+          <w:sz w:val="20"/>
           <w:lang w:val="it-IT"/>
         </w:rPr>
         <w:t>balancer</w:t>
@@ -11750,6 +12853,7 @@
       <w:proofErr w:type="spellEnd"/>
       <w:r>
         <w:rPr>
+          <w:sz w:val="20"/>
           <w:lang w:val="it-IT"/>
         </w:rPr>
         <w:t xml:space="preserve"> e reverse </w:t>
@@ -11757,6 +12861,7 @@
       <w:proofErr w:type="spellStart"/>
       <w:r>
         <w:rPr>
+          <w:sz w:val="20"/>
           <w:lang w:val="it-IT"/>
         </w:rPr>
         <w:t>proxy</w:t>
@@ -11764,6 +12869,7 @@
       <w:proofErr w:type="spellEnd"/>
       <w:r>
         <w:rPr>
+          <w:sz w:val="20"/>
           <w:lang w:val="it-IT"/>
         </w:rPr>
         <w:t xml:space="preserve"> per applicazioni web dinamiche</w:t>
@@ -11776,7 +12882,7 @@
       <w:pPr>
         <w:pStyle w:val="Titolo"/>
       </w:pPr>
-      <w:bookmarkStart w:id="25" w:name="_Toc160445522"/>
+      <w:bookmarkStart w:id="39" w:name="_Toc167217224"/>
       <w:r>
         <w:rPr>
           <w:lang w:val="it-CH"/>
@@ -11808,7 +12914,7 @@
         </w:rPr>
         <w:t>Approccio al problema</w:t>
       </w:r>
-      <w:bookmarkEnd w:id="25"/>
+      <w:bookmarkEnd w:id="39"/>
     </w:p>
     <w:p>
       <w:pPr>
@@ -11875,22 +12981,21 @@
           <w:lang w:val="fr-FR"/>
         </w:rPr>
       </w:pPr>
-      <w:bookmarkStart w:id="26" w:name="_Toc73344990"/>
-      <w:bookmarkStart w:id="27" w:name="_Toc73345131"/>
-      <w:bookmarkStart w:id="28" w:name="_Toc73345146"/>
-      <w:bookmarkStart w:id="29" w:name="_Toc82498959"/>
-      <w:bookmarkStart w:id="30" w:name="_Toc160445523"/>
+      <w:bookmarkStart w:id="40" w:name="_Toc73344990"/>
+      <w:bookmarkStart w:id="41" w:name="_Toc73345131"/>
+      <w:bookmarkStart w:id="42" w:name="_Toc73345146"/>
+      <w:bookmarkStart w:id="43" w:name="_Toc82498959"/>
+      <w:bookmarkStart w:id="44" w:name="_Toc167217225"/>
       <w:r>
         <w:rPr>
           <w:lang w:val="fr-FR"/>
         </w:rPr>
         <w:t xml:space="preserve">2.1 </w:t>
       </w:r>
-      <w:bookmarkEnd w:id="26"/>
-      <w:bookmarkEnd w:id="27"/>
-      <w:bookmarkEnd w:id="28"/>
-      <w:bookmarkEnd w:id="29"/>
-      <w:bookmarkEnd w:id="30"/>
+      <w:bookmarkEnd w:id="40"/>
+      <w:bookmarkEnd w:id="41"/>
+      <w:bookmarkEnd w:id="42"/>
+      <w:bookmarkEnd w:id="43"/>
       <w:proofErr w:type="spellStart"/>
       <w:r>
         <w:rPr>
@@ -11932,6 +13037,7 @@
         </w:rPr>
         <w:t>progetto</w:t>
       </w:r>
+      <w:bookmarkEnd w:id="44"/>
       <w:proofErr w:type="spellEnd"/>
     </w:p>
     <w:p>
@@ -12014,7 +13120,7 @@
                     <pic:cNvPicPr/>
                   </pic:nvPicPr>
                   <pic:blipFill rotWithShape="1">
-                    <a:blip r:embed="rId28">
+                    <a:blip r:embed="rId25">
                       <a:extLst>
                         <a:ext uri="{28A0092B-C50C-407E-A947-70E740481C1C}">
                           <a14:useLocalDpi xmlns:a14="http://schemas.microsoft.com/office/drawing/2010/main" val="0"/>
@@ -12078,7 +13184,7 @@
                     <pic:cNvPicPr/>
                   </pic:nvPicPr>
                   <pic:blipFill rotWithShape="1">
-                    <a:blip r:embed="rId28">
+                    <a:blip r:embed="rId25">
                       <a:extLst>
                         <a:ext uri="{28A0092B-C50C-407E-A947-70E740481C1C}">
                           <a14:useLocalDpi xmlns:a14="http://schemas.microsoft.com/office/drawing/2010/main" val="0"/>
@@ -12299,7 +13405,7 @@
             <o:lock v:ext="edit" aspectratio="t"/>
           </v:shapetype>
           <v:shape id="_x0000_i1025" type="#_x0000_t75" style="width:453.45pt;height:395.3pt">
-            <v:imagedata r:id="rId29" o:title="hexcard"/>
+            <v:imagedata r:id="rId26" o:title="hexcard"/>
           </v:shape>
         </w:pict>
       </w:r>
@@ -14132,6 +15238,7 @@
           <w:lang w:val="fr-FR"/>
         </w:rPr>
       </w:pPr>
+      <w:bookmarkStart w:id="45" w:name="_Toc167217226"/>
       <w:r>
         <w:rPr>
           <w:lang w:val="fr-FR"/>
@@ -14159,6 +15266,7 @@
         </w:rPr>
         <w:t>decentralizzati</w:t>
       </w:r>
+      <w:bookmarkEnd w:id="45"/>
       <w:proofErr w:type="spellEnd"/>
     </w:p>
     <w:p>
@@ -14495,7 +15603,7 @@
         </w:rPr>
         <w:t xml:space="preserve"> (</w:t>
       </w:r>
-      <w:hyperlink r:id="rId30">
+      <w:hyperlink r:id="rId27">
         <w:r>
           <w:rPr>
             <w:rStyle w:val="Collegamentoipertestuale"/>
@@ -15128,7 +16236,7 @@
       <w:r>
         <w:br w:type="page"/>
       </w:r>
-      <w:bookmarkStart w:id="31" w:name="_Toc160445524"/>
+      <w:bookmarkStart w:id="46" w:name="_Toc167217227"/>
       <w:r>
         <w:lastRenderedPageBreak/>
         <w:t>Capitolo 3</w:t>
@@ -15148,7 +16256,7 @@
       <w:r>
         <w:t>mplementazione</w:t>
       </w:r>
-      <w:bookmarkEnd w:id="31"/>
+      <w:bookmarkEnd w:id="46"/>
       <w:r>
         <w:t xml:space="preserve"> </w:t>
       </w:r>
@@ -15262,37 +16370,39 @@
           <w:lang w:val="it-CH"/>
         </w:rPr>
       </w:pPr>
-      <w:bookmarkStart w:id="32" w:name="_Toc73344993"/>
-      <w:bookmarkStart w:id="33" w:name="_Toc73345134"/>
-      <w:bookmarkStart w:id="34" w:name="_Toc73345149"/>
-      <w:bookmarkStart w:id="35" w:name="_Toc82498962"/>
-      <w:bookmarkStart w:id="36" w:name="_Toc160445525"/>
+      <w:bookmarkStart w:id="47" w:name="_Toc73344993"/>
+      <w:bookmarkStart w:id="48" w:name="_Toc73345134"/>
+      <w:bookmarkStart w:id="49" w:name="_Toc73345149"/>
+      <w:bookmarkStart w:id="50" w:name="_Toc82498962"/>
+      <w:bookmarkStart w:id="51" w:name="_Toc167217228"/>
       <w:r>
         <w:rPr>
           <w:lang w:val="it-CH"/>
         </w:rPr>
         <w:t xml:space="preserve">3.1 </w:t>
       </w:r>
-      <w:bookmarkEnd w:id="32"/>
-      <w:bookmarkEnd w:id="33"/>
-      <w:bookmarkEnd w:id="34"/>
-      <w:bookmarkEnd w:id="35"/>
+      <w:bookmarkEnd w:id="47"/>
+      <w:bookmarkEnd w:id="48"/>
+      <w:bookmarkEnd w:id="49"/>
+      <w:bookmarkEnd w:id="50"/>
       <w:r>
         <w:rPr>
           <w:lang w:val="it-CH"/>
         </w:rPr>
         <w:t>Studio dei linguaggi</w:t>
       </w:r>
-      <w:bookmarkEnd w:id="36"/>
-    </w:p>
-    <w:p>
-      <w:pPr>
-        <w:rPr>
-          <w:lang w:val="it-CH"/>
-        </w:rPr>
-      </w:pPr>
-      <w:r>
-        <w:rPr>
+      <w:bookmarkEnd w:id="51"/>
+    </w:p>
+    <w:p>
+      <w:pPr>
+        <w:rPr>
+          <w:sz w:val="20"/>
+          <w:lang w:val="it-CH"/>
+        </w:rPr>
+      </w:pPr>
+      <w:r>
+        <w:rPr>
+          <w:sz w:val="20"/>
           <w:lang w:val="it-CH"/>
         </w:rPr>
         <w:t xml:space="preserve">Per lo sviluppo di questo progetto è stato richiesto e scelto che fosse svolto in </w:t>
@@ -15300,6 +16410,7 @@
       <w:proofErr w:type="spellStart"/>
       <w:r>
         <w:rPr>
+          <w:sz w:val="20"/>
           <w:lang w:val="it-CH"/>
         </w:rPr>
         <w:t>Angular</w:t>
@@ -15307,6 +16418,7 @@
       <w:proofErr w:type="spellEnd"/>
       <w:r>
         <w:rPr>
+          <w:sz w:val="20"/>
           <w:lang w:val="it-CH"/>
         </w:rPr>
         <w:t xml:space="preserve"> per il </w:t>
@@ -15314,6 +16426,7 @@
       <w:proofErr w:type="spellStart"/>
       <w:r>
         <w:rPr>
+          <w:sz w:val="20"/>
           <w:lang w:val="it-CH"/>
         </w:rPr>
         <w:t>frontend</w:t>
@@ -15321,6 +16434,7 @@
       <w:proofErr w:type="spellEnd"/>
       <w:r>
         <w:rPr>
+          <w:sz w:val="20"/>
           <w:lang w:val="it-CH"/>
         </w:rPr>
         <w:t xml:space="preserve"> e un </w:t>
@@ -15328,6 +16442,7 @@
       <w:proofErr w:type="spellStart"/>
       <w:r>
         <w:rPr>
+          <w:sz w:val="20"/>
           <w:lang w:val="it-CH"/>
         </w:rPr>
         <w:t>backend</w:t>
@@ -15335,6 +16450,7 @@
       <w:proofErr w:type="spellEnd"/>
       <w:r>
         <w:rPr>
+          <w:sz w:val="20"/>
           <w:lang w:val="it-CH"/>
         </w:rPr>
         <w:t xml:space="preserve"> in express.js, che fa utilizzo di </w:t>
@@ -15342,6 +16458,7 @@
       <w:proofErr w:type="spellStart"/>
       <w:r>
         <w:rPr>
+          <w:sz w:val="20"/>
           <w:lang w:val="it-CH"/>
         </w:rPr>
         <w:t>node</w:t>
@@ -15349,6 +16466,7 @@
       <w:proofErr w:type="spellEnd"/>
       <w:r>
         <w:rPr>
+          <w:sz w:val="20"/>
           <w:lang w:val="it-CH"/>
         </w:rPr>
         <w:t xml:space="preserve"> </w:t>
@@ -15356,6 +16474,7 @@
       <w:proofErr w:type="spellStart"/>
       <w:r>
         <w:rPr>
+          <w:sz w:val="20"/>
           <w:lang w:val="it-CH"/>
         </w:rPr>
         <w:t>js</w:t>
@@ -15363,6 +16482,7 @@
       <w:proofErr w:type="spellEnd"/>
       <w:r>
         <w:rPr>
+          <w:sz w:val="20"/>
           <w:lang w:val="it-CH"/>
         </w:rPr>
         <w:t>.</w:t>
@@ -15371,11 +16491,13 @@
     <w:p>
       <w:pPr>
         <w:rPr>
-          <w:lang w:val="it-CH"/>
-        </w:rPr>
-      </w:pPr>
-      <w:r>
-        <w:rPr>
+          <w:sz w:val="20"/>
+          <w:lang w:val="it-CH"/>
+        </w:rPr>
+      </w:pPr>
+      <w:r>
+        <w:rPr>
+          <w:sz w:val="20"/>
           <w:lang w:val="it-CH"/>
         </w:rPr>
         <w:t xml:space="preserve">Il </w:t>
@@ -15383,6 +16505,7 @@
       <w:proofErr w:type="spellStart"/>
       <w:r>
         <w:rPr>
+          <w:sz w:val="20"/>
           <w:lang w:val="it-CH"/>
         </w:rPr>
         <w:t>backend</w:t>
@@ -15390,6 +16513,7 @@
       <w:proofErr w:type="spellEnd"/>
       <w:r>
         <w:rPr>
+          <w:sz w:val="20"/>
           <w:lang w:val="it-CH"/>
         </w:rPr>
         <w:t xml:space="preserve"> riceve le richieste API dal </w:t>
@@ -15397,6 +16521,7 @@
       <w:proofErr w:type="spellStart"/>
       <w:r>
         <w:rPr>
+          <w:sz w:val="20"/>
           <w:lang w:val="it-CH"/>
         </w:rPr>
         <w:t>frontend</w:t>
@@ -15404,6 +16529,7 @@
       <w:proofErr w:type="spellEnd"/>
       <w:r>
         <w:rPr>
+          <w:sz w:val="20"/>
           <w:lang w:val="it-CH"/>
         </w:rPr>
         <w:t xml:space="preserve"> e poi contatta direttamente il </w:t>
@@ -15411,6 +16537,7 @@
       <w:proofErr w:type="spellStart"/>
       <w:r>
         <w:rPr>
+          <w:sz w:val="20"/>
           <w:lang w:val="it-CH"/>
         </w:rPr>
         <w:t>databse</w:t>
@@ -15418,6 +16545,7 @@
       <w:proofErr w:type="spellEnd"/>
       <w:r>
         <w:rPr>
+          <w:sz w:val="20"/>
           <w:lang w:val="it-CH"/>
         </w:rPr>
         <w:t xml:space="preserve"> per occuparsi delle richieste e gestirle in maniera appropriata. Non penso che express </w:t>
@@ -15425,6 +16553,7 @@
       <w:proofErr w:type="spellStart"/>
       <w:r>
         <w:rPr>
+          <w:sz w:val="20"/>
           <w:lang w:val="it-CH"/>
         </w:rPr>
         <w:t>js</w:t>
@@ -15432,6 +16561,7 @@
       <w:proofErr w:type="spellEnd"/>
       <w:r>
         <w:rPr>
+          <w:sz w:val="20"/>
           <w:lang w:val="it-CH"/>
         </w:rPr>
         <w:t xml:space="preserve"> necessiti di essere più di tanto </w:t>
@@ -15439,6 +16569,7 @@
       <w:proofErr w:type="spellStart"/>
       <w:r>
         <w:rPr>
+          <w:sz w:val="20"/>
           <w:lang w:val="it-CH"/>
         </w:rPr>
         <w:t>approfodnito</w:t>
@@ -15446,6 +16577,7 @@
       <w:proofErr w:type="spellEnd"/>
       <w:r>
         <w:rPr>
+          <w:sz w:val="20"/>
           <w:lang w:val="it-CH"/>
         </w:rPr>
         <w:t xml:space="preserve">, ma invece </w:t>
@@ -15453,6 +16585,7 @@
       <w:proofErr w:type="spellStart"/>
       <w:r>
         <w:rPr>
+          <w:sz w:val="20"/>
           <w:lang w:val="it-CH"/>
         </w:rPr>
         <w:t>Angulr</w:t>
@@ -15460,6 +16593,7 @@
       <w:proofErr w:type="spellEnd"/>
       <w:r>
         <w:rPr>
+          <w:sz w:val="20"/>
           <w:lang w:val="it-CH"/>
         </w:rPr>
         <w:t xml:space="preserve"> si.</w:t>
@@ -15468,12 +16602,14 @@
     <w:p>
       <w:pPr>
         <w:rPr>
-          <w:lang w:val="it-CH"/>
-        </w:rPr>
-      </w:pPr>
-      <w:proofErr w:type="spellStart"/>
-      <w:r>
-        <w:rPr>
+          <w:sz w:val="20"/>
+          <w:lang w:val="it-CH"/>
+        </w:rPr>
+      </w:pPr>
+      <w:proofErr w:type="spellStart"/>
+      <w:r>
+        <w:rPr>
+          <w:sz w:val="20"/>
           <w:lang w:val="it-CH"/>
         </w:rPr>
         <w:t>Angular</w:t>
@@ -15481,6 +16617,7 @@
       <w:proofErr w:type="spellEnd"/>
       <w:r>
         <w:rPr>
+          <w:sz w:val="20"/>
           <w:lang w:val="it-CH"/>
         </w:rPr>
         <w:t xml:space="preserve"> è un </w:t>
@@ -15488,6 +16625,7 @@
       <w:proofErr w:type="spellStart"/>
       <w:r>
         <w:rPr>
+          <w:sz w:val="20"/>
           <w:lang w:val="it-CH"/>
         </w:rPr>
         <w:t>framework</w:t>
@@ -15495,6 +16633,7 @@
       <w:proofErr w:type="spellEnd"/>
       <w:r>
         <w:rPr>
+          <w:sz w:val="20"/>
           <w:lang w:val="it-CH"/>
         </w:rPr>
         <w:t xml:space="preserve"> sviluppato e usato da Google, e la cosa più comoda che si può utilizzare di lui sono i componenti.</w:t>
@@ -15503,12 +16642,14 @@
     <w:p>
       <w:pPr>
         <w:rPr>
-          <w:lang w:val="it-CH"/>
-        </w:rPr>
-      </w:pPr>
-      <w:proofErr w:type="spellStart"/>
-      <w:r>
-        <w:rPr>
+          <w:sz w:val="20"/>
+          <w:lang w:val="it-CH"/>
+        </w:rPr>
+      </w:pPr>
+      <w:proofErr w:type="spellStart"/>
+      <w:r>
+        <w:rPr>
+          <w:sz w:val="20"/>
           <w:lang w:val="it-CH"/>
         </w:rPr>
         <w:t>Angular</w:t>
@@ -15516,6 +16657,7 @@
       <w:proofErr w:type="spellEnd"/>
       <w:r>
         <w:rPr>
+          <w:sz w:val="20"/>
           <w:lang w:val="it-CH"/>
         </w:rPr>
         <w:t xml:space="preserve"> ha la modalità </w:t>
@@ -15523,6 +16665,7 @@
       <w:proofErr w:type="spellStart"/>
       <w:r>
         <w:rPr>
+          <w:sz w:val="20"/>
           <w:lang w:val="it-CH"/>
         </w:rPr>
         <w:t>standalone</w:t>
@@ -15530,6 +16673,7 @@
       <w:proofErr w:type="spellEnd"/>
       <w:r>
         <w:rPr>
+          <w:sz w:val="20"/>
           <w:lang w:val="it-CH"/>
         </w:rPr>
         <w:t xml:space="preserve"> che è stata scelta per questo progetto. </w:t>
@@ -15537,6 +16681,7 @@
       <w:proofErr w:type="spellStart"/>
       <w:r>
         <w:rPr>
+          <w:sz w:val="20"/>
           <w:lang w:val="it-CH"/>
         </w:rPr>
         <w:t>QUelllo</w:t>
@@ -15544,6 +16689,7 @@
       <w:proofErr w:type="spellEnd"/>
       <w:r>
         <w:rPr>
+          <w:sz w:val="20"/>
           <w:lang w:val="it-CH"/>
         </w:rPr>
         <w:t xml:space="preserve"> che cambia </w:t>
@@ -15551,6 +16697,7 @@
       <w:proofErr w:type="spellStart"/>
       <w:r>
         <w:rPr>
+          <w:sz w:val="20"/>
           <w:lang w:val="it-CH"/>
         </w:rPr>
         <w:t>principalemtne</w:t>
@@ -15558,6 +16705,7 @@
       <w:proofErr w:type="spellEnd"/>
       <w:r>
         <w:rPr>
+          <w:sz w:val="20"/>
           <w:lang w:val="it-CH"/>
         </w:rPr>
         <w:t xml:space="preserve"> è che la varie dipendenze che il progetto ha, non sono più dichiarate a livello globale, ma </w:t>
@@ -15565,6 +16713,7 @@
       <w:proofErr w:type="spellStart"/>
       <w:r>
         <w:rPr>
+          <w:sz w:val="20"/>
           <w:lang w:val="it-CH"/>
         </w:rPr>
         <w:t>piuttossto</w:t>
@@ -15572,6 +16721,7 @@
       <w:proofErr w:type="spellEnd"/>
       <w:r>
         <w:rPr>
+          <w:sz w:val="20"/>
           <w:lang w:val="it-CH"/>
         </w:rPr>
         <w:t xml:space="preserve"> a livello di componente.</w:t>
@@ -15580,11 +16730,13 @@
     <w:p>
       <w:pPr>
         <w:rPr>
-          <w:lang w:val="it-CH"/>
-        </w:rPr>
-      </w:pPr>
-      <w:r>
-        <w:rPr>
+          <w:sz w:val="20"/>
+          <w:lang w:val="it-CH"/>
+        </w:rPr>
+      </w:pPr>
+      <w:r>
+        <w:rPr>
+          <w:sz w:val="20"/>
           <w:lang w:val="it-CH"/>
         </w:rPr>
         <w:t>Una delle cose che si sono evolute durante il progetto è stata anche la scelta dell’utilizzo di componenti personalizzati.</w:t>
@@ -15593,11 +16745,13 @@
     <w:p>
       <w:pPr>
         <w:rPr>
-          <w:lang w:val="it-CH"/>
-        </w:rPr>
-      </w:pPr>
-      <w:r>
-        <w:rPr>
+          <w:sz w:val="20"/>
+          <w:lang w:val="it-CH"/>
+        </w:rPr>
+      </w:pPr>
+      <w:r>
+        <w:rPr>
+          <w:sz w:val="20"/>
           <w:lang w:val="it-CH"/>
         </w:rPr>
         <w:t>Come i semplici bottoni, input e cosi via dicendo.</w:t>
@@ -15610,28 +16764,28 @@
           <w:lang w:val="it-CH"/>
         </w:rPr>
       </w:pPr>
-      <w:bookmarkStart w:id="37" w:name="_Toc73344994"/>
-      <w:bookmarkStart w:id="38" w:name="_Toc73345135"/>
-      <w:bookmarkStart w:id="39" w:name="_Toc73345150"/>
-      <w:bookmarkStart w:id="40" w:name="_Toc82498963"/>
-      <w:bookmarkStart w:id="41" w:name="_Toc160445526"/>
+      <w:bookmarkStart w:id="52" w:name="_Toc73344994"/>
+      <w:bookmarkStart w:id="53" w:name="_Toc73345135"/>
+      <w:bookmarkStart w:id="54" w:name="_Toc73345150"/>
+      <w:bookmarkStart w:id="55" w:name="_Toc82498963"/>
+      <w:bookmarkStart w:id="56" w:name="_Toc167217229"/>
       <w:r>
         <w:rPr>
           <w:lang w:val="it-CH"/>
         </w:rPr>
         <w:t xml:space="preserve">3.2 </w:t>
       </w:r>
-      <w:bookmarkEnd w:id="37"/>
-      <w:bookmarkEnd w:id="38"/>
-      <w:bookmarkEnd w:id="39"/>
-      <w:bookmarkEnd w:id="40"/>
+      <w:bookmarkEnd w:id="52"/>
+      <w:bookmarkEnd w:id="53"/>
+      <w:bookmarkEnd w:id="54"/>
+      <w:bookmarkEnd w:id="55"/>
       <w:r>
         <w:rPr>
           <w:lang w:val="it-CH"/>
         </w:rPr>
         <w:t>Sviluppo dell’applicazione</w:t>
       </w:r>
-      <w:bookmarkEnd w:id="41"/>
+      <w:bookmarkEnd w:id="56"/>
     </w:p>
     <w:p>
       <w:pPr>
@@ -15663,11 +16817,13 @@
     <w:p>
       <w:pPr>
         <w:rPr>
-          <w:lang w:val="it-CH"/>
-        </w:rPr>
-      </w:pPr>
-      <w:r>
-        <w:rPr>
+          <w:sz w:val="20"/>
+          <w:lang w:val="it-CH"/>
+        </w:rPr>
+      </w:pPr>
+      <w:r>
+        <w:rPr>
+          <w:sz w:val="20"/>
           <w:lang w:val="it-CH"/>
         </w:rPr>
         <w:t>Login e registrazione</w:t>
@@ -15682,11 +16838,13 @@
         </w:numPr>
         <w:ind w:left="709"/>
         <w:rPr>
-          <w:lang w:val="it-CH"/>
-        </w:rPr>
-      </w:pPr>
-      <w:r>
-        <w:rPr>
+          <w:sz w:val="20"/>
+          <w:lang w:val="it-CH"/>
+        </w:rPr>
+      </w:pPr>
+      <w:r>
+        <w:rPr>
+          <w:sz w:val="20"/>
           <w:lang w:val="it-CH"/>
         </w:rPr>
         <w:t xml:space="preserve">All’inizio presenti solo </w:t>
@@ -15694,6 +16852,7 @@
       <w:proofErr w:type="spellStart"/>
       <w:r>
         <w:rPr>
+          <w:sz w:val="20"/>
           <w:lang w:val="it-CH"/>
         </w:rPr>
         <w:t>user</w:t>
@@ -15709,11 +16868,13 @@
         </w:numPr>
         <w:ind w:left="709"/>
         <w:rPr>
-          <w:lang w:val="it-CH"/>
-        </w:rPr>
-      </w:pPr>
-      <w:r>
-        <w:rPr>
+          <w:sz w:val="20"/>
+          <w:lang w:val="it-CH"/>
+        </w:rPr>
+      </w:pPr>
+      <w:r>
+        <w:rPr>
+          <w:sz w:val="20"/>
           <w:lang w:val="it-CH"/>
         </w:rPr>
         <w:t>Evoluzione a contatti e utenti, cambiamenti effettuati nel codice per la gestione di questa scelta</w:t>
@@ -15728,11 +16889,13 @@
         </w:numPr>
         <w:ind w:left="709"/>
         <w:rPr>
-          <w:lang w:val="it-CH"/>
-        </w:rPr>
-      </w:pPr>
-      <w:r>
-        <w:rPr>
+          <w:sz w:val="20"/>
+          <w:lang w:val="it-CH"/>
+        </w:rPr>
+      </w:pPr>
+      <w:r>
+        <w:rPr>
+          <w:sz w:val="20"/>
           <w:lang w:val="it-CH"/>
         </w:rPr>
         <w:t>Gestione degli utenti</w:t>
@@ -15741,11 +16904,13 @@
     <w:p>
       <w:pPr>
         <w:rPr>
-          <w:lang w:val="it-CH"/>
-        </w:rPr>
-      </w:pPr>
-      <w:r>
-        <w:rPr>
+          <w:sz w:val="20"/>
+          <w:lang w:val="it-CH"/>
+        </w:rPr>
+      </w:pPr>
+      <w:r>
+        <w:rPr>
+          <w:sz w:val="20"/>
           <w:lang w:val="it-CH"/>
         </w:rPr>
         <w:t>Carte</w:t>
@@ -15759,11 +16924,13 @@
           <w:numId w:val="15"/>
         </w:numPr>
         <w:rPr>
-          <w:lang w:val="it-CH"/>
-        </w:rPr>
-      </w:pPr>
-      <w:r>
-        <w:rPr>
+          <w:sz w:val="20"/>
+          <w:lang w:val="it-CH"/>
+        </w:rPr>
+      </w:pPr>
+      <w:r>
+        <w:rPr>
+          <w:sz w:val="20"/>
           <w:lang w:val="it-CH"/>
         </w:rPr>
         <w:t>Collegamento iniziale solo all’utente, gestione di questa cosa</w:t>
@@ -15777,11 +16944,13 @@
           <w:numId w:val="15"/>
         </w:numPr>
         <w:rPr>
-          <w:lang w:val="it-CH"/>
-        </w:rPr>
-      </w:pPr>
-      <w:r>
-        <w:rPr>
+          <w:sz w:val="20"/>
+          <w:lang w:val="it-CH"/>
+        </w:rPr>
+      </w:pPr>
+      <w:r>
+        <w:rPr>
+          <w:sz w:val="20"/>
           <w:lang w:val="it-CH"/>
         </w:rPr>
         <w:t>Collegamento evoluto a utente e contatto, perché? Email libera in sostanza</w:t>
@@ -15795,18 +16964,28 @@
           <w:numId w:val="15"/>
         </w:numPr>
         <w:rPr>
-          <w:lang w:val="it-CH"/>
-        </w:rPr>
-      </w:pPr>
-      <w:r>
-        <w:rPr>
+          <w:sz w:val="20"/>
+          <w:lang w:val="it-CH"/>
+        </w:rPr>
+      </w:pPr>
+      <w:r>
+        <w:rPr>
+          <w:sz w:val="20"/>
           <w:lang w:val="it-CH"/>
         </w:rPr>
         <w:t>Gestione dello stile, perché ho deciso di trasferirla direttamente sulla carta e non più una tabella a parte?</w:t>
       </w:r>
     </w:p>
     <w:p>
-      <w:r>
+      <w:pPr>
+        <w:rPr>
+          <w:sz w:val="20"/>
+        </w:rPr>
+      </w:pPr>
+      <w:r>
+        <w:rPr>
+          <w:sz w:val="20"/>
+        </w:rPr>
         <w:t>VCF:</w:t>
       </w:r>
     </w:p>
@@ -15817,8 +16996,14 @@
           <w:ilvl w:val="0"/>
           <w:numId w:val="17"/>
         </w:numPr>
-      </w:pPr>
-      <w:r>
+        <w:rPr>
+          <w:sz w:val="20"/>
+        </w:rPr>
+      </w:pPr>
+      <w:r>
+        <w:rPr>
+          <w:sz w:val="20"/>
+        </w:rPr>
         <w:t>Gestione e come si è fatto</w:t>
       </w:r>
     </w:p>
@@ -15829,16 +17014,28 @@
           <w:ilvl w:val="0"/>
           <w:numId w:val="17"/>
         </w:numPr>
-      </w:pPr>
-      <w:r>
+        <w:rPr>
+          <w:sz w:val="20"/>
+        </w:rPr>
+      </w:pPr>
+      <w:r>
+        <w:rPr>
+          <w:sz w:val="20"/>
+        </w:rPr>
         <w:t xml:space="preserve">Escamotage per </w:t>
       </w:r>
       <w:proofErr w:type="spellStart"/>
       <w:r>
+        <w:rPr>
+          <w:sz w:val="20"/>
+        </w:rPr>
         <w:t>iOS</w:t>
       </w:r>
       <w:proofErr w:type="spellEnd"/>
       <w:r>
+        <w:rPr>
+          <w:sz w:val="20"/>
+        </w:rPr>
         <w:t xml:space="preserve"> per non passare da DOWNLOAD (link esterno)</w:t>
       </w:r>
     </w:p>
@@ -15846,118 +17043,277 @@
       <w:pPr>
         <w:pStyle w:val="Titolo2"/>
       </w:pPr>
-      <w:bookmarkStart w:id="42" w:name="_Toc160445528"/>
-      <w:r>
+      <w:bookmarkStart w:id="57" w:name="_Toc167217230"/>
+      <w:r>
+        <w:t xml:space="preserve">3.4 </w:t>
+      </w:r>
+      <w:r>
+        <w:t>Grafiche e m</w:t>
+      </w:r>
+      <w:r>
+        <w:t>essa in produzione</w:t>
+      </w:r>
+      <w:bookmarkEnd w:id="57"/>
+    </w:p>
+    <w:p>
+      <w:pPr>
+        <w:rPr>
+          <w:sz w:val="20"/>
+        </w:rPr>
+      </w:pPr>
+      <w:r>
+        <w:rPr>
+          <w:sz w:val="20"/>
+        </w:rPr>
+        <w:t xml:space="preserve">Il prodotto, essendo che lo si voleva già pronto e </w:t>
+      </w:r>
+      <w:proofErr w:type="spellStart"/>
+      <w:r>
+        <w:rPr>
+          <w:sz w:val="20"/>
+        </w:rPr>
+        <w:t>euttto</w:t>
+      </w:r>
+      <w:proofErr w:type="spellEnd"/>
+      <w:r>
+        <w:rPr>
+          <w:sz w:val="20"/>
+        </w:rPr>
+        <w:t xml:space="preserve"> quanto, si sono studiate delle grafiche fatte apposta. Di seguito, si vedranno le più importanti seguite dalla spiegazione del </w:t>
+      </w:r>
+      <w:proofErr w:type="spellStart"/>
+      <w:r>
+        <w:rPr>
+          <w:sz w:val="20"/>
+        </w:rPr>
+        <w:t>cdoice</w:t>
+      </w:r>
+      <w:proofErr w:type="spellEnd"/>
+      <w:r>
+        <w:rPr>
+          <w:sz w:val="20"/>
+        </w:rPr>
+        <w:t xml:space="preserve"> e </w:t>
+      </w:r>
+      <w:proofErr w:type="spellStart"/>
+      <w:r>
+        <w:rPr>
+          <w:sz w:val="20"/>
+        </w:rPr>
+        <w:t>diffcoltà</w:t>
+      </w:r>
+      <w:proofErr w:type="spellEnd"/>
+      <w:r>
+        <w:rPr>
+          <w:sz w:val="20"/>
+        </w:rPr>
+        <w:t xml:space="preserve"> avute.</w:t>
+      </w:r>
+    </w:p>
+    <w:p>
+      <w:pPr>
+        <w:rPr>
+          <w:sz w:val="20"/>
+        </w:rPr>
+      </w:pPr>
+    </w:p>
+    <w:p>
+      <w:pPr>
+        <w:rPr>
+          <w:sz w:val="20"/>
+        </w:rPr>
+      </w:pPr>
+      <w:r>
+        <w:rPr>
+          <w:sz w:val="20"/>
+        </w:rPr>
         <w:lastRenderedPageBreak/>
-        <w:t>3.4 Messa in produzione</w:t>
-      </w:r>
-      <w:bookmarkEnd w:id="42"/>
-    </w:p>
-    <w:p>
-      <w:r>
         <w:t xml:space="preserve">Il prodotto, essendo fatto per azienda, necessitava anche la messa in produzione. La prima versione </w:t>
       </w:r>
       <w:proofErr w:type="spellStart"/>
       <w:r>
+        <w:rPr>
+          <w:sz w:val="20"/>
+        </w:rPr>
         <w:t>uffficiale</w:t>
       </w:r>
       <w:proofErr w:type="spellEnd"/>
       <w:r>
+        <w:rPr>
+          <w:sz w:val="20"/>
+        </w:rPr>
         <w:t xml:space="preserve"> di test è stata rilascia il 14 maggio 2024, su un server con XXX caratteristiche, e l’utilizzo di </w:t>
       </w:r>
       <w:proofErr w:type="spellStart"/>
       <w:r>
+        <w:rPr>
+          <w:sz w:val="20"/>
+        </w:rPr>
         <w:t>Ngnix</w:t>
       </w:r>
       <w:proofErr w:type="spellEnd"/>
       <w:r>
+        <w:rPr>
+          <w:sz w:val="20"/>
+        </w:rPr>
         <w:t xml:space="preserve"> per la gestione delle </w:t>
       </w:r>
       <w:proofErr w:type="spellStart"/>
       <w:r>
+        <w:rPr>
+          <w:sz w:val="20"/>
+        </w:rPr>
         <w:t>path</w:t>
       </w:r>
       <w:proofErr w:type="spellEnd"/>
       <w:r>
+        <w:rPr>
+          <w:sz w:val="20"/>
+        </w:rPr>
         <w:t xml:space="preserve"> e del </w:t>
       </w:r>
       <w:proofErr w:type="spellStart"/>
       <w:r>
+        <w:rPr>
+          <w:sz w:val="20"/>
+        </w:rPr>
         <w:t>renidirzzamento</w:t>
       </w:r>
       <w:proofErr w:type="spellEnd"/>
       <w:r>
+        <w:rPr>
+          <w:sz w:val="20"/>
+        </w:rPr>
         <w:t xml:space="preserve">, visto che </w:t>
       </w:r>
       <w:proofErr w:type="spellStart"/>
       <w:r>
+        <w:rPr>
+          <w:sz w:val="20"/>
+        </w:rPr>
         <w:t>angular</w:t>
       </w:r>
       <w:proofErr w:type="spellEnd"/>
       <w:r>
+        <w:rPr>
+          <w:sz w:val="20"/>
+        </w:rPr>
         <w:t xml:space="preserve"> fa il tutto attraverso le </w:t>
       </w:r>
       <w:proofErr w:type="spellStart"/>
       <w:r>
+        <w:rPr>
+          <w:sz w:val="20"/>
+        </w:rPr>
         <w:t>ssue</w:t>
       </w:r>
       <w:proofErr w:type="spellEnd"/>
       <w:r>
+        <w:rPr>
+          <w:sz w:val="20"/>
+        </w:rPr>
         <w:t xml:space="preserve"> </w:t>
       </w:r>
       <w:proofErr w:type="spellStart"/>
       <w:r>
+        <w:rPr>
+          <w:sz w:val="20"/>
+        </w:rPr>
         <w:t>route</w:t>
       </w:r>
       <w:proofErr w:type="spellEnd"/>
       <w:r>
+        <w:rPr>
+          <w:sz w:val="20"/>
+        </w:rPr>
         <w:t>. Per farle funzionare è stato necessario inserire questa riga di codice:</w:t>
       </w:r>
     </w:p>
     <w:p>
-      <w:r>
+      <w:pPr>
+        <w:rPr>
+          <w:sz w:val="20"/>
+        </w:rPr>
+      </w:pPr>
+      <w:r>
+        <w:rPr>
+          <w:sz w:val="20"/>
+        </w:rPr>
         <w:t>&lt;&lt; riga di codice&gt;&gt;</w:t>
       </w:r>
       <w:r>
+        <w:rPr>
+          <w:sz w:val="20"/>
+        </w:rPr>
         <w:t xml:space="preserve"> </w:t>
       </w:r>
       <w:r>
+        <w:rPr>
+          <w:sz w:val="20"/>
+        </w:rPr>
         <w:tab/>
       </w:r>
       <w:r>
+        <w:rPr>
+          <w:sz w:val="20"/>
+        </w:rPr>
         <w:br/>
         <w:t xml:space="preserve">altrimenti c’era una soluzione più alla buona, in cui ogni </w:t>
       </w:r>
       <w:proofErr w:type="spellStart"/>
       <w:r>
+        <w:rPr>
+          <w:sz w:val="20"/>
+        </w:rPr>
         <w:t>path</w:t>
       </w:r>
       <w:proofErr w:type="spellEnd"/>
       <w:r>
+        <w:rPr>
+          <w:sz w:val="20"/>
+        </w:rPr>
         <w:t xml:space="preserve"> aveva di </w:t>
       </w:r>
       <w:proofErr w:type="spellStart"/>
       <w:r>
+        <w:rPr>
+          <w:sz w:val="20"/>
+        </w:rPr>
         <w:t>defualt</w:t>
       </w:r>
       <w:proofErr w:type="spellEnd"/>
       <w:r>
+        <w:rPr>
+          <w:sz w:val="20"/>
+        </w:rPr>
         <w:t xml:space="preserve"> al suo interno un cancelletto # e necessitava di essere sempre </w:t>
       </w:r>
       <w:proofErr w:type="spellStart"/>
       <w:r>
+        <w:rPr>
+          <w:sz w:val="20"/>
+        </w:rPr>
         <w:t>reindiiraazo</w:t>
       </w:r>
       <w:proofErr w:type="spellEnd"/>
       <w:r>
+        <w:rPr>
+          <w:sz w:val="20"/>
+        </w:rPr>
         <w:t xml:space="preserve"> così. Però non è una soluzione </w:t>
       </w:r>
       <w:proofErr w:type="spellStart"/>
       <w:r>
+        <w:rPr>
+          <w:sz w:val="20"/>
+        </w:rPr>
         <w:t>ulita</w:t>
       </w:r>
       <w:proofErr w:type="spellEnd"/>
       <w:r>
+        <w:rPr>
+          <w:sz w:val="20"/>
+        </w:rPr>
         <w:t xml:space="preserve"> avere un prodotto che al suo interno deve avere dei cancelletti. Quindi, la riga sopracitata, è stata la soluzione perfetta per la messa in produzione.</w:t>
       </w:r>
     </w:p>
@@ -15973,18 +17329,18 @@
       <w:pPr>
         <w:pStyle w:val="Titolo"/>
       </w:pPr>
-      <w:bookmarkStart w:id="43" w:name="_Toc160445529"/>
+      <w:bookmarkStart w:id="58" w:name="_Toc167217231"/>
       <w:r>
         <w:lastRenderedPageBreak/>
         <w:t>Capitolo 4 – Risultati ottenuti</w:t>
       </w:r>
-      <w:bookmarkEnd w:id="43"/>
+      <w:bookmarkEnd w:id="58"/>
     </w:p>
     <w:p>
       <w:pPr>
         <w:pStyle w:val="Titolo2"/>
       </w:pPr>
-      <w:bookmarkStart w:id="44" w:name="_Toc160445530"/>
+      <w:bookmarkStart w:id="59" w:name="_Toc167217232"/>
       <w:r>
         <w:t>4</w:t>
       </w:r>
@@ -15997,7 +17353,7 @@
       <w:r>
         <w:t>Test e copertura effettuata</w:t>
       </w:r>
-      <w:bookmarkEnd w:id="44"/>
+      <w:bookmarkEnd w:id="59"/>
     </w:p>
     <w:p>
       <w:r>
@@ -16009,11 +17365,11 @@
       <w:pPr>
         <w:pStyle w:val="Titolo2"/>
       </w:pPr>
-      <w:bookmarkStart w:id="45" w:name="_Toc160445531"/>
+      <w:bookmarkStart w:id="60" w:name="_Toc167217233"/>
       <w:r>
         <w:t>4.2 Altro</w:t>
       </w:r>
-      <w:bookmarkEnd w:id="45"/>
+      <w:bookmarkEnd w:id="60"/>
     </w:p>
     <w:p>
       <w:r>
@@ -16064,57 +17420,71 @@
       <w:pPr>
         <w:pStyle w:val="Titolo"/>
       </w:pPr>
-      <w:bookmarkStart w:id="46" w:name="_Toc160445532"/>
+      <w:bookmarkStart w:id="61" w:name="_Toc167217234"/>
       <w:r>
         <w:lastRenderedPageBreak/>
         <w:t>Capitolo 5 – Conclusione</w:t>
       </w:r>
-      <w:bookmarkEnd w:id="46"/>
-    </w:p>
-    <w:p>
-      <w:r>
-        <w:t xml:space="preserve">Progetto </w:t>
-      </w:r>
-      <w:proofErr w:type="spellStart"/>
-      <w:r>
-        <w:t>interssante</w:t>
-      </w:r>
-      <w:proofErr w:type="spellEnd"/>
-      <w:r>
-        <w:t xml:space="preserve">, bello lavorare per un azienda e vedere i </w:t>
-      </w:r>
-      <w:proofErr w:type="spellStart"/>
-      <w:r>
-        <w:t>rsltati</w:t>
-      </w:r>
-      <w:proofErr w:type="spellEnd"/>
-      <w:r>
-        <w:t xml:space="preserve"> man mano che avanzano, anche per la grafica è stato molto soddisfacente, iniziare con un </w:t>
-      </w:r>
-      <w:proofErr w:type="spellStart"/>
-      <w:r>
-        <w:t>prgetto</w:t>
-      </w:r>
-      <w:proofErr w:type="spellEnd"/>
-      <w:r>
-        <w:t xml:space="preserve"> molto semplice e poco sviluppato, per poi avere la fortuna di avere un grafico che si poteva dedicare e mettere effettivamente quei cambiamenti utilizzando </w:t>
-      </w:r>
-      <w:proofErr w:type="spellStart"/>
-      <w:r>
-        <w:t>spailwind</w:t>
-      </w:r>
-      <w:proofErr w:type="spellEnd"/>
-      <w:r>
-        <w:t xml:space="preserve"> e vedere il disegno che diventa realtà.</w:t>
-      </w:r>
-      <w:bookmarkStart w:id="47" w:name="_GoBack"/>
-      <w:bookmarkEnd w:id="47"/>
+      <w:bookmarkEnd w:id="61"/>
     </w:p>
     <w:p>
       <w:pPr>
         <w:spacing w:line="240" w:lineRule="auto"/>
       </w:pPr>
       <w:r>
+        <w:t xml:space="preserve">Lavorare su questo progetto è stato gratificante, specialmente per l'opportunità di vedere i risultati prendere forma giorno dopo giorno. La collaborazione con un team dedicato e competente, unita alla presenza di un grafico, ha reso l'esperienza ancora più soddisfacente. In particolare, l'evoluzione del </w:t>
+      </w:r>
+      <w:proofErr w:type="spellStart"/>
+      <w:r>
+        <w:t>frontend</w:t>
+      </w:r>
+      <w:proofErr w:type="spellEnd"/>
+      <w:r>
+        <w:t xml:space="preserve"> è stata un punto focale, poiché le grafiche curate e personalizzate fornite dal grafico hanno aggiunto un livello di professionalità e estetica che ha reso il prodotto finale davvero accattivante.</w:t>
+      </w:r>
+    </w:p>
+    <w:p>
+      <w:pPr>
+        <w:spacing w:line="240" w:lineRule="auto"/>
+      </w:pPr>
+    </w:p>
+    <w:p>
+      <w:pPr>
+        <w:spacing w:line="240" w:lineRule="auto"/>
+      </w:pPr>
+      <w:r>
+        <w:t xml:space="preserve">L'impegno richiesto nel lavorare sul </w:t>
+      </w:r>
+      <w:proofErr w:type="spellStart"/>
+      <w:r>
+        <w:t>frontend</w:t>
+      </w:r>
+      <w:proofErr w:type="spellEnd"/>
+      <w:r>
+        <w:t xml:space="preserve"> con grafiche specifiche ha rappresentato una sfida stimolante, ma anche estremamente gratificante. Collaborare con il grafico per integrare le sue creazioni nell'interfaccia utente, utilizzando strumenti come </w:t>
+      </w:r>
+      <w:proofErr w:type="spellStart"/>
+      <w:r>
+        <w:t>Tailwind</w:t>
+      </w:r>
+      <w:proofErr w:type="spellEnd"/>
+      <w:r>
+        <w:t xml:space="preserve"> CSS per implementare con precisione ogni dettaglio del design, è stato un processo che ha richiesto tempo e attenzione ai dettagli. Tuttavia, vedere il disegno prendere vita e trasformarsi in un'interfaccia utente interattiva e funzionale è stato un risultato che ha reso ogni sforzo valsa la pena.</w:t>
+      </w:r>
+    </w:p>
+    <w:p>
+      <w:pPr>
+        <w:spacing w:line="240" w:lineRule="auto"/>
+      </w:pPr>
+    </w:p>
+    <w:p>
+      <w:pPr>
+        <w:spacing w:line="240" w:lineRule="auto"/>
+      </w:pPr>
+      <w:r>
+        <w:t>In definitiva, l'esperienza di lavorare su un progetto così ben strutturato e supportato da risorse di alto livello ha rappresentato non solo una sfida professionale, ma anche un'opportunità di crescita personale e di apprendimento. Il risultato finale è un prodotto che non solo soddisfa le esigenze del cliente, ma che rappresenta anche un'eccellente testimonianza del nostro impegno, della nostra competenza e della nostra capacità di collaborare efficacemente per raggiungere obiettivi comuni.</w:t>
+      </w:r>
+      <w:r>
         <w:br w:type="page"/>
       </w:r>
     </w:p>
@@ -16125,7 +17495,7 @@
           <w:lang w:val="it-CH"/>
         </w:rPr>
       </w:pPr>
-      <w:bookmarkStart w:id="48" w:name="_Toc160445533"/>
+      <w:bookmarkStart w:id="62" w:name="_Toc167217235"/>
       <w:r>
         <w:rPr>
           <w:lang w:val="it-CH"/>
@@ -16133,7 +17503,7 @@
         <w:lastRenderedPageBreak/>
         <w:t>Bibliografia</w:t>
       </w:r>
-      <w:bookmarkEnd w:id="48"/>
+      <w:bookmarkEnd w:id="62"/>
     </w:p>
     <w:p>
       <w:pPr>
@@ -16236,7 +17606,7 @@
       <w:pPr>
         <w:pStyle w:val="SUPSITestoArial10"/>
       </w:pPr>
-      <w:hyperlink r:id="rId31" w:history="1">
+      <w:hyperlink r:id="rId28" w:history="1">
         <w:r>
           <w:rPr>
             <w:rStyle w:val="Collegamentoipertestuale"/>
@@ -16385,7 +17755,7 @@
           <w:szCs w:val="56"/>
         </w:rPr>
       </w:pPr>
-      <w:bookmarkStart w:id="49" w:name="_Toc160445534"/>
+      <w:bookmarkStart w:id="63" w:name="_Toc167217236"/>
       <w:r>
         <w:rPr>
           <w:rStyle w:val="Enfasigrassetto"/>
@@ -16398,7 +17768,7 @@
         <w:lastRenderedPageBreak/>
         <w:t>Appendici</w:t>
       </w:r>
-      <w:bookmarkEnd w:id="49"/>
+      <w:bookmarkEnd w:id="63"/>
     </w:p>
     <w:p>
       <w:pPr>
@@ -16549,7 +17919,7 @@
           <w:szCs w:val="56"/>
         </w:rPr>
       </w:pPr>
-      <w:bookmarkStart w:id="50" w:name="_Toc160445535"/>
+      <w:bookmarkStart w:id="64" w:name="_Toc167217237"/>
       <w:r>
         <w:rPr>
           <w:rStyle w:val="Enfasigrassetto"/>
@@ -16562,7 +17932,7 @@
         <w:lastRenderedPageBreak/>
         <w:t>Allegati</w:t>
       </w:r>
-      <w:bookmarkEnd w:id="50"/>
+      <w:bookmarkEnd w:id="64"/>
     </w:p>
     <w:p>
       <w:pPr>
@@ -16685,11 +18055,11 @@
       </w:pPr>
     </w:p>
     <w:sectPr>
-      <w:headerReference w:type="even" r:id="rId32"/>
-      <w:headerReference w:type="default" r:id="rId33"/>
-      <w:footerReference w:type="default" r:id="rId34"/>
-      <w:headerReference w:type="first" r:id="rId35"/>
-      <w:footerReference w:type="first" r:id="rId36"/>
+      <w:headerReference w:type="even" r:id="rId29"/>
+      <w:headerReference w:type="default" r:id="rId30"/>
+      <w:footerReference w:type="default" r:id="rId31"/>
+      <w:headerReference w:type="first" r:id="rId32"/>
+      <w:footerReference w:type="first" r:id="rId33"/>
       <w:pgSz w:w="11900" w:h="16840" w:code="9"/>
       <w:pgMar w:top="1729" w:right="1134" w:bottom="851" w:left="1701" w:header="550" w:footer="567" w:gutter="0"/>
       <w:cols w:space="708"/>
@@ -16940,7 +18310,7 @@
         <w:sz w:val="16"/>
         <w:szCs w:val="16"/>
       </w:rPr>
-      <w:t>31</w:t>
+      <w:t>21</w:t>
     </w:r>
     <w:r>
       <w:rPr>
@@ -16989,7 +18359,7 @@
         <w:sz w:val="16"/>
         <w:szCs w:val="16"/>
       </w:rPr>
-      <w:t>34</w:t>
+      <w:t>36</w:t>
     </w:r>
     <w:r>
       <w:rPr>
@@ -18304,6 +19674,119 @@
     </w:lvl>
   </w:abstractNum>
   <w:abstractNum w:abstractNumId="9" w15:restartNumberingAfterBreak="0">
+    <w:nsid w:val="44355E0B"/>
+    <w:multiLevelType w:val="hybridMultilevel"/>
+    <w:tmpl w:val="06AA0160"/>
+    <w:lvl w:ilvl="0" w:tplc="04090001">
+      <w:start w:val="1"/>
+      <w:numFmt w:val="bullet"/>
+      <w:lvlText w:val=""/>
+      <w:lvlJc w:val="left"/>
+      <w:pPr>
+        <w:ind w:left="720" w:hanging="360"/>
+      </w:pPr>
+      <w:rPr>
+        <w:rFonts w:ascii="Symbol" w:hAnsi="Symbol" w:hint="default"/>
+      </w:rPr>
+    </w:lvl>
+    <w:lvl w:ilvl="1" w:tplc="04090003" w:tentative="1">
+      <w:start w:val="1"/>
+      <w:numFmt w:val="bullet"/>
+      <w:lvlText w:val="o"/>
+      <w:lvlJc w:val="left"/>
+      <w:pPr>
+        <w:ind w:left="1440" w:hanging="360"/>
+      </w:pPr>
+      <w:rPr>
+        <w:rFonts w:ascii="Courier New" w:hAnsi="Courier New" w:cs="Courier New" w:hint="default"/>
+      </w:rPr>
+    </w:lvl>
+    <w:lvl w:ilvl="2" w:tplc="04090005" w:tentative="1">
+      <w:start w:val="1"/>
+      <w:numFmt w:val="bullet"/>
+      <w:lvlText w:val=""/>
+      <w:lvlJc w:val="left"/>
+      <w:pPr>
+        <w:ind w:left="2160" w:hanging="360"/>
+      </w:pPr>
+      <w:rPr>
+        <w:rFonts w:ascii="Wingdings" w:hAnsi="Wingdings" w:hint="default"/>
+      </w:rPr>
+    </w:lvl>
+    <w:lvl w:ilvl="3" w:tplc="04090001" w:tentative="1">
+      <w:start w:val="1"/>
+      <w:numFmt w:val="bullet"/>
+      <w:lvlText w:val=""/>
+      <w:lvlJc w:val="left"/>
+      <w:pPr>
+        <w:ind w:left="2880" w:hanging="360"/>
+      </w:pPr>
+      <w:rPr>
+        <w:rFonts w:ascii="Symbol" w:hAnsi="Symbol" w:hint="default"/>
+      </w:rPr>
+    </w:lvl>
+    <w:lvl w:ilvl="4" w:tplc="04090003" w:tentative="1">
+      <w:start w:val="1"/>
+      <w:numFmt w:val="bullet"/>
+      <w:lvlText w:val="o"/>
+      <w:lvlJc w:val="left"/>
+      <w:pPr>
+        <w:ind w:left="3600" w:hanging="360"/>
+      </w:pPr>
+      <w:rPr>
+        <w:rFonts w:ascii="Courier New" w:hAnsi="Courier New" w:cs="Courier New" w:hint="default"/>
+      </w:rPr>
+    </w:lvl>
+    <w:lvl w:ilvl="5" w:tplc="04090005" w:tentative="1">
+      <w:start w:val="1"/>
+      <w:numFmt w:val="bullet"/>
+      <w:lvlText w:val=""/>
+      <w:lvlJc w:val="left"/>
+      <w:pPr>
+        <w:ind w:left="4320" w:hanging="360"/>
+      </w:pPr>
+      <w:rPr>
+        <w:rFonts w:ascii="Wingdings" w:hAnsi="Wingdings" w:hint="default"/>
+      </w:rPr>
+    </w:lvl>
+    <w:lvl w:ilvl="6" w:tplc="04090001" w:tentative="1">
+      <w:start w:val="1"/>
+      <w:numFmt w:val="bullet"/>
+      <w:lvlText w:val=""/>
+      <w:lvlJc w:val="left"/>
+      <w:pPr>
+        <w:ind w:left="5040" w:hanging="360"/>
+      </w:pPr>
+      <w:rPr>
+        <w:rFonts w:ascii="Symbol" w:hAnsi="Symbol" w:hint="default"/>
+      </w:rPr>
+    </w:lvl>
+    <w:lvl w:ilvl="7" w:tplc="04090003" w:tentative="1">
+      <w:start w:val="1"/>
+      <w:numFmt w:val="bullet"/>
+      <w:lvlText w:val="o"/>
+      <w:lvlJc w:val="left"/>
+      <w:pPr>
+        <w:ind w:left="5760" w:hanging="360"/>
+      </w:pPr>
+      <w:rPr>
+        <w:rFonts w:ascii="Courier New" w:hAnsi="Courier New" w:cs="Courier New" w:hint="default"/>
+      </w:rPr>
+    </w:lvl>
+    <w:lvl w:ilvl="8" w:tplc="04090005" w:tentative="1">
+      <w:start w:val="1"/>
+      <w:numFmt w:val="bullet"/>
+      <w:lvlText w:val=""/>
+      <w:lvlJc w:val="left"/>
+      <w:pPr>
+        <w:ind w:left="6480" w:hanging="360"/>
+      </w:pPr>
+      <w:rPr>
+        <w:rFonts w:ascii="Wingdings" w:hAnsi="Wingdings" w:hint="default"/>
+      </w:rPr>
+    </w:lvl>
+  </w:abstractNum>
+  <w:abstractNum w:abstractNumId="10" w15:restartNumberingAfterBreak="0">
     <w:nsid w:val="4C367037"/>
     <w:multiLevelType w:val="hybridMultilevel"/>
     <w:tmpl w:val="6AD8816C"/>
@@ -18416,7 +19899,7 @@
       </w:rPr>
     </w:lvl>
   </w:abstractNum>
-  <w:abstractNum w:abstractNumId="10" w15:restartNumberingAfterBreak="0">
+  <w:abstractNum w:abstractNumId="11" w15:restartNumberingAfterBreak="0">
     <w:nsid w:val="4CC019AB"/>
     <w:multiLevelType w:val="hybridMultilevel"/>
     <w:tmpl w:val="F8A8F962"/>
@@ -18502,7 +19985,7 @@
       </w:pPr>
     </w:lvl>
   </w:abstractNum>
-  <w:abstractNum w:abstractNumId="11" w15:restartNumberingAfterBreak="0">
+  <w:abstractNum w:abstractNumId="12" w15:restartNumberingAfterBreak="0">
     <w:nsid w:val="57505FAF"/>
     <w:multiLevelType w:val="multilevel"/>
     <w:tmpl w:val="0DE093DA"/>
@@ -18615,7 +20098,7 @@
       </w:pPr>
     </w:lvl>
   </w:abstractNum>
-  <w:abstractNum w:abstractNumId="12" w15:restartNumberingAfterBreak="0">
+  <w:abstractNum w:abstractNumId="13" w15:restartNumberingAfterBreak="0">
     <w:nsid w:val="64654D84"/>
     <w:multiLevelType w:val="hybridMultilevel"/>
     <w:tmpl w:val="D3AAD4B8"/>
@@ -18735,7 +20218,7 @@
       </w:rPr>
     </w:lvl>
   </w:abstractNum>
-  <w:abstractNum w:abstractNumId="13" w15:restartNumberingAfterBreak="0">
+  <w:abstractNum w:abstractNumId="14" w15:restartNumberingAfterBreak="0">
     <w:nsid w:val="65BA59C9"/>
     <w:multiLevelType w:val="hybridMultilevel"/>
     <w:tmpl w:val="5A169046"/>
@@ -18821,7 +20304,120 @@
       </w:pPr>
     </w:lvl>
   </w:abstractNum>
-  <w:abstractNum w:abstractNumId="14" w15:restartNumberingAfterBreak="0">
+  <w:abstractNum w:abstractNumId="15" w15:restartNumberingAfterBreak="0">
+    <w:nsid w:val="66F21158"/>
+    <w:multiLevelType w:val="hybridMultilevel"/>
+    <w:tmpl w:val="3992105E"/>
+    <w:lvl w:ilvl="0" w:tplc="04090001">
+      <w:start w:val="1"/>
+      <w:numFmt w:val="bullet"/>
+      <w:lvlText w:val=""/>
+      <w:lvlJc w:val="left"/>
+      <w:pPr>
+        <w:ind w:left="720" w:hanging="360"/>
+      </w:pPr>
+      <w:rPr>
+        <w:rFonts w:ascii="Symbol" w:hAnsi="Symbol" w:hint="default"/>
+      </w:rPr>
+    </w:lvl>
+    <w:lvl w:ilvl="1" w:tplc="04090003" w:tentative="1">
+      <w:start w:val="1"/>
+      <w:numFmt w:val="bullet"/>
+      <w:lvlText w:val="o"/>
+      <w:lvlJc w:val="left"/>
+      <w:pPr>
+        <w:ind w:left="1440" w:hanging="360"/>
+      </w:pPr>
+      <w:rPr>
+        <w:rFonts w:ascii="Courier New" w:hAnsi="Courier New" w:cs="Courier New" w:hint="default"/>
+      </w:rPr>
+    </w:lvl>
+    <w:lvl w:ilvl="2" w:tplc="04090005" w:tentative="1">
+      <w:start w:val="1"/>
+      <w:numFmt w:val="bullet"/>
+      <w:lvlText w:val=""/>
+      <w:lvlJc w:val="left"/>
+      <w:pPr>
+        <w:ind w:left="2160" w:hanging="360"/>
+      </w:pPr>
+      <w:rPr>
+        <w:rFonts w:ascii="Wingdings" w:hAnsi="Wingdings" w:hint="default"/>
+      </w:rPr>
+    </w:lvl>
+    <w:lvl w:ilvl="3" w:tplc="04090001" w:tentative="1">
+      <w:start w:val="1"/>
+      <w:numFmt w:val="bullet"/>
+      <w:lvlText w:val=""/>
+      <w:lvlJc w:val="left"/>
+      <w:pPr>
+        <w:ind w:left="2880" w:hanging="360"/>
+      </w:pPr>
+      <w:rPr>
+        <w:rFonts w:ascii="Symbol" w:hAnsi="Symbol" w:hint="default"/>
+      </w:rPr>
+    </w:lvl>
+    <w:lvl w:ilvl="4" w:tplc="04090003" w:tentative="1">
+      <w:start w:val="1"/>
+      <w:numFmt w:val="bullet"/>
+      <w:lvlText w:val="o"/>
+      <w:lvlJc w:val="left"/>
+      <w:pPr>
+        <w:ind w:left="3600" w:hanging="360"/>
+      </w:pPr>
+      <w:rPr>
+        <w:rFonts w:ascii="Courier New" w:hAnsi="Courier New" w:cs="Courier New" w:hint="default"/>
+      </w:rPr>
+    </w:lvl>
+    <w:lvl w:ilvl="5" w:tplc="04090005" w:tentative="1">
+      <w:start w:val="1"/>
+      <w:numFmt w:val="bullet"/>
+      <w:lvlText w:val=""/>
+      <w:lvlJc w:val="left"/>
+      <w:pPr>
+        <w:ind w:left="4320" w:hanging="360"/>
+      </w:pPr>
+      <w:rPr>
+        <w:rFonts w:ascii="Wingdings" w:hAnsi="Wingdings" w:hint="default"/>
+      </w:rPr>
+    </w:lvl>
+    <w:lvl w:ilvl="6" w:tplc="04090001" w:tentative="1">
+      <w:start w:val="1"/>
+      <w:numFmt w:val="bullet"/>
+      <w:lvlText w:val=""/>
+      <w:lvlJc w:val="left"/>
+      <w:pPr>
+        <w:ind w:left="5040" w:hanging="360"/>
+      </w:pPr>
+      <w:rPr>
+        <w:rFonts w:ascii="Symbol" w:hAnsi="Symbol" w:hint="default"/>
+      </w:rPr>
+    </w:lvl>
+    <w:lvl w:ilvl="7" w:tplc="04090003" w:tentative="1">
+      <w:start w:val="1"/>
+      <w:numFmt w:val="bullet"/>
+      <w:lvlText w:val="o"/>
+      <w:lvlJc w:val="left"/>
+      <w:pPr>
+        <w:ind w:left="5760" w:hanging="360"/>
+      </w:pPr>
+      <w:rPr>
+        <w:rFonts w:ascii="Courier New" w:hAnsi="Courier New" w:cs="Courier New" w:hint="default"/>
+      </w:rPr>
+    </w:lvl>
+    <w:lvl w:ilvl="8" w:tplc="04090005" w:tentative="1">
+      <w:start w:val="1"/>
+      <w:numFmt w:val="bullet"/>
+      <w:lvlText w:val=""/>
+      <w:lvlJc w:val="left"/>
+      <w:pPr>
+        <w:ind w:left="6480" w:hanging="360"/>
+      </w:pPr>
+      <w:rPr>
+        <w:rFonts w:ascii="Wingdings" w:hAnsi="Wingdings" w:hint="default"/>
+      </w:rPr>
+    </w:lvl>
+  </w:abstractNum>
+  <w:abstractNum w:abstractNumId="16" w15:restartNumberingAfterBreak="0">
     <w:nsid w:val="67A15BD7"/>
     <w:multiLevelType w:val="multilevel"/>
     <w:tmpl w:val="31669ED6"/>
@@ -18934,7 +20530,7 @@
       </w:rPr>
     </w:lvl>
   </w:abstractNum>
-  <w:abstractNum w:abstractNumId="15" w15:restartNumberingAfterBreak="0">
+  <w:abstractNum w:abstractNumId="17" w15:restartNumberingAfterBreak="0">
     <w:nsid w:val="74621AE9"/>
     <w:multiLevelType w:val="hybridMultilevel"/>
     <w:tmpl w:val="1818BA42"/>
@@ -19020,7 +20616,7 @@
       </w:pPr>
     </w:lvl>
   </w:abstractNum>
-  <w:abstractNum w:abstractNumId="16" w15:restartNumberingAfterBreak="0">
+  <w:abstractNum w:abstractNumId="18" w15:restartNumberingAfterBreak="0">
     <w:nsid w:val="76642084"/>
     <w:multiLevelType w:val="hybridMultilevel"/>
     <w:tmpl w:val="1F846748"/>
@@ -19106,11 +20702,97 @@
       </w:pPr>
     </w:lvl>
   </w:abstractNum>
+  <w:abstractNum w:abstractNumId="19" w15:restartNumberingAfterBreak="0">
+    <w:nsid w:val="7F814A98"/>
+    <w:multiLevelType w:val="hybridMultilevel"/>
+    <w:tmpl w:val="226E4934"/>
+    <w:lvl w:ilvl="0" w:tplc="0409000F">
+      <w:start w:val="1"/>
+      <w:numFmt w:val="decimal"/>
+      <w:lvlText w:val="%1."/>
+      <w:lvlJc w:val="left"/>
+      <w:pPr>
+        <w:ind w:left="720" w:hanging="360"/>
+      </w:pPr>
+    </w:lvl>
+    <w:lvl w:ilvl="1" w:tplc="04090019" w:tentative="1">
+      <w:start w:val="1"/>
+      <w:numFmt w:val="lowerLetter"/>
+      <w:lvlText w:val="%2."/>
+      <w:lvlJc w:val="left"/>
+      <w:pPr>
+        <w:ind w:left="1440" w:hanging="360"/>
+      </w:pPr>
+    </w:lvl>
+    <w:lvl w:ilvl="2" w:tplc="0409001B" w:tentative="1">
+      <w:start w:val="1"/>
+      <w:numFmt w:val="lowerRoman"/>
+      <w:lvlText w:val="%3."/>
+      <w:lvlJc w:val="right"/>
+      <w:pPr>
+        <w:ind w:left="2160" w:hanging="180"/>
+      </w:pPr>
+    </w:lvl>
+    <w:lvl w:ilvl="3" w:tplc="0409000F" w:tentative="1">
+      <w:start w:val="1"/>
+      <w:numFmt w:val="decimal"/>
+      <w:lvlText w:val="%4."/>
+      <w:lvlJc w:val="left"/>
+      <w:pPr>
+        <w:ind w:left="2880" w:hanging="360"/>
+      </w:pPr>
+    </w:lvl>
+    <w:lvl w:ilvl="4" w:tplc="04090019" w:tentative="1">
+      <w:start w:val="1"/>
+      <w:numFmt w:val="lowerLetter"/>
+      <w:lvlText w:val="%5."/>
+      <w:lvlJc w:val="left"/>
+      <w:pPr>
+        <w:ind w:left="3600" w:hanging="360"/>
+      </w:pPr>
+    </w:lvl>
+    <w:lvl w:ilvl="5" w:tplc="0409001B" w:tentative="1">
+      <w:start w:val="1"/>
+      <w:numFmt w:val="lowerRoman"/>
+      <w:lvlText w:val="%6."/>
+      <w:lvlJc w:val="right"/>
+      <w:pPr>
+        <w:ind w:left="4320" w:hanging="180"/>
+      </w:pPr>
+    </w:lvl>
+    <w:lvl w:ilvl="6" w:tplc="0409000F" w:tentative="1">
+      <w:start w:val="1"/>
+      <w:numFmt w:val="decimal"/>
+      <w:lvlText w:val="%7."/>
+      <w:lvlJc w:val="left"/>
+      <w:pPr>
+        <w:ind w:left="5040" w:hanging="360"/>
+      </w:pPr>
+    </w:lvl>
+    <w:lvl w:ilvl="7" w:tplc="04090019" w:tentative="1">
+      <w:start w:val="1"/>
+      <w:numFmt w:val="lowerLetter"/>
+      <w:lvlText w:val="%8."/>
+      <w:lvlJc w:val="left"/>
+      <w:pPr>
+        <w:ind w:left="5760" w:hanging="360"/>
+      </w:pPr>
+    </w:lvl>
+    <w:lvl w:ilvl="8" w:tplc="0409001B" w:tentative="1">
+      <w:start w:val="1"/>
+      <w:numFmt w:val="lowerRoman"/>
+      <w:lvlText w:val="%9."/>
+      <w:lvlJc w:val="right"/>
+      <w:pPr>
+        <w:ind w:left="6480" w:hanging="180"/>
+      </w:pPr>
+    </w:lvl>
+  </w:abstractNum>
   <w:num w:numId="1">
     <w:abstractNumId w:val="6"/>
   </w:num>
   <w:num w:numId="2">
-    <w:abstractNumId w:val="12"/>
+    <w:abstractNumId w:val="13"/>
   </w:num>
   <w:num w:numId="3">
     <w:abstractNumId w:val="8"/>
@@ -19119,10 +20801,10 @@
     <w:abstractNumId w:val="1"/>
   </w:num>
   <w:num w:numId="5">
-    <w:abstractNumId w:val="14"/>
+    <w:abstractNumId w:val="16"/>
   </w:num>
   <w:num w:numId="6">
-    <w:abstractNumId w:val="9"/>
+    <w:abstractNumId w:val="10"/>
   </w:num>
   <w:num w:numId="7">
     <w:abstractNumId w:val="2"/>
@@ -19137,7 +20819,7 @@
     <w:abstractNumId w:val="5"/>
   </w:num>
   <w:num w:numId="11">
-    <w:abstractNumId w:val="11"/>
+    <w:abstractNumId w:val="12"/>
   </w:num>
   <w:num w:numId="12">
     <w:abstractNumId w:val="4"/>
@@ -19146,16 +20828,25 @@
     <w:abstractNumId w:val="0"/>
   </w:num>
   <w:num w:numId="14">
-    <w:abstractNumId w:val="10"/>
+    <w:abstractNumId w:val="11"/>
   </w:num>
   <w:num w:numId="15">
+    <w:abstractNumId w:val="17"/>
+  </w:num>
+  <w:num w:numId="16">
+    <w:abstractNumId w:val="18"/>
+  </w:num>
+  <w:num w:numId="17">
+    <w:abstractNumId w:val="14"/>
+  </w:num>
+  <w:num w:numId="18">
     <w:abstractNumId w:val="15"/>
   </w:num>
-  <w:num w:numId="16">
-    <w:abstractNumId w:val="16"/>
+  <w:num w:numId="19">
+    <w:abstractNumId w:val="9"/>
   </w:num>
-  <w:num w:numId="17">
-    <w:abstractNumId w:val="13"/>
+  <w:num w:numId="20">
+    <w:abstractNumId w:val="19"/>
   </w:num>
   <w:numIdMacAtCleanup w:val="5"/>
 </w:numbering>
@@ -19570,6 +21261,7 @@
   <w:style w:type="character" w:default="1" w:styleId="Carpredefinitoparagrafo">
     <w:name w:val="Default Paragraph Font"/>
     <w:uiPriority w:val="1"/>
+    <w:semiHidden/>
     <w:unhideWhenUsed/>
   </w:style>
   <w:style w:type="table" w:default="1" w:styleId="Tabellanormale">
@@ -20677,7 +22369,7 @@
 </file>
 
 <file path=customXml/itemProps1.xml><?xml version="1.0" encoding="utf-8"?>
-<ds:datastoreItem xmlns:ds="http://schemas.openxmlformats.org/officeDocument/2006/customXml" ds:itemID="{4C011D96-B887-4B70-8BFD-0DA9CE9797A1}">
+<ds:datastoreItem xmlns:ds="http://schemas.openxmlformats.org/officeDocument/2006/customXml" ds:itemID="{991500AA-1E89-48FE-AB5E-EDB456387E87}">
   <ds:schemaRefs>
     <ds:schemaRef ds:uri="http://schemas.openxmlformats.org/officeDocument/2006/bibliography"/>
   </ds:schemaRefs>

--- a/rapporto/DOC_SARAK.docx
+++ b/rapporto/DOC_SARAK.docx
@@ -17466,73 +17466,19 @@
           <w:sz w:val="26"/>
           <w:szCs w:val="26"/>
         </w:rPr>
-        <w:t>2.3 Costo di implementazione X</w:t>
-      </w:r>
-    </w:p>
-    <w:p>
-      <w:pPr>
-        <w:pStyle w:val="SUPSITestoArial10"/>
-        <w:rPr>
-          <w:rFonts w:eastAsia="Arial" w:cs="Arial"/>
-          <w:sz w:val="20"/>
-          <w:szCs w:val="20"/>
-        </w:rPr>
-      </w:pPr>
-      <w:r>
-        <w:rPr>
-          <w:rFonts w:eastAsia="Arial" w:cs="Arial"/>
-          <w:sz w:val="20"/>
-          <w:szCs w:val="20"/>
-        </w:rPr>
-        <w:t xml:space="preserve">In questo capitolo, confrontiamo in modo puramente teorico i possibili costi dei vari metodi di implementazione di soluzioni tecnologiche. Analizziamo i costi associati all'uso delle </w:t>
-      </w:r>
-      <w:proofErr w:type="spellStart"/>
-      <w:r>
-        <w:rPr>
-          <w:rFonts w:eastAsia="Arial" w:cs="Arial"/>
-          <w:sz w:val="20"/>
-          <w:szCs w:val="20"/>
-        </w:rPr>
-        <w:t>blockchain</w:t>
-      </w:r>
-      <w:proofErr w:type="spellEnd"/>
-      <w:r>
-        <w:rPr>
-          <w:rFonts w:eastAsia="Arial" w:cs="Arial"/>
-          <w:sz w:val="20"/>
-          <w:szCs w:val="20"/>
-        </w:rPr>
-        <w:t>, delle reti peer-to-peer e dei database multi-</w:t>
-      </w:r>
-      <w:proofErr w:type="spellStart"/>
-      <w:r>
-        <w:rPr>
-          <w:rFonts w:eastAsia="Arial" w:cs="Arial"/>
-          <w:sz w:val="20"/>
-          <w:szCs w:val="20"/>
-        </w:rPr>
-        <w:t>cloud</w:t>
-      </w:r>
-      <w:proofErr w:type="spellEnd"/>
-      <w:r>
-        <w:rPr>
-          <w:rFonts w:eastAsia="Arial" w:cs="Arial"/>
-          <w:sz w:val="20"/>
-          <w:szCs w:val="20"/>
-        </w:rPr>
-        <w:t>.</w:t>
-      </w:r>
-    </w:p>
-    <w:p>
-      <w:pPr>
-        <w:pStyle w:val="SUPSITestoArial10"/>
+        <w:t xml:space="preserve">2.3 Costo di implementazione </w:t>
+      </w:r>
+      <w:proofErr w:type="gramStart"/>
+      <w:r>
         <w:rPr>
           <w:b/>
           <w:bCs/>
           <w:sz w:val="26"/>
           <w:szCs w:val="26"/>
         </w:rPr>
-      </w:pPr>
+        <w:t>[ in</w:t>
+      </w:r>
+      <w:proofErr w:type="gramEnd"/>
       <w:r>
         <w:rPr>
           <w:b/>
@@ -17540,19 +17486,73 @@
           <w:sz w:val="26"/>
           <w:szCs w:val="26"/>
         </w:rPr>
-        <w:t xml:space="preserve">2.3.1 </w:t>
-      </w:r>
-      <w:proofErr w:type="spellStart"/>
-      <w:r>
+        <w:t xml:space="preserve"> corso ]</w:t>
+      </w:r>
+    </w:p>
+    <w:p>
+      <w:pPr>
+        <w:pStyle w:val="SUPSITestoArial10"/>
+        <w:rPr>
+          <w:rFonts w:eastAsia="Arial" w:cs="Arial"/>
+          <w:sz w:val="20"/>
+          <w:szCs w:val="20"/>
+        </w:rPr>
+      </w:pPr>
+      <w:r>
+        <w:rPr>
+          <w:rFonts w:eastAsia="Arial" w:cs="Arial"/>
+          <w:sz w:val="20"/>
+          <w:szCs w:val="20"/>
+        </w:rPr>
+        <w:t xml:space="preserve">In questo capitolo, confrontiamo in modo puramente teorico i possibili costi dei vari metodi di implementazione di soluzioni tecnologiche. Analizziamo i costi associati all'uso delle </w:t>
+      </w:r>
+      <w:proofErr w:type="spellStart"/>
+      <w:r>
+        <w:rPr>
+          <w:rFonts w:eastAsia="Arial" w:cs="Arial"/>
+          <w:sz w:val="20"/>
+          <w:szCs w:val="20"/>
+        </w:rPr>
+        <w:t>blockchain</w:t>
+      </w:r>
+      <w:proofErr w:type="spellEnd"/>
+      <w:r>
+        <w:rPr>
+          <w:rFonts w:eastAsia="Arial" w:cs="Arial"/>
+          <w:sz w:val="20"/>
+          <w:szCs w:val="20"/>
+        </w:rPr>
+        <w:t>, delle reti peer-to-peer e dei database multi-</w:t>
+      </w:r>
+      <w:proofErr w:type="spellStart"/>
+      <w:r>
+        <w:rPr>
+          <w:rFonts w:eastAsia="Arial" w:cs="Arial"/>
+          <w:sz w:val="20"/>
+          <w:szCs w:val="20"/>
+        </w:rPr>
+        <w:t>cloud</w:t>
+      </w:r>
+      <w:proofErr w:type="spellEnd"/>
+      <w:r>
+        <w:rPr>
+          <w:rFonts w:eastAsia="Arial" w:cs="Arial"/>
+          <w:sz w:val="20"/>
+          <w:szCs w:val="20"/>
+        </w:rPr>
+        <w:t>.</w:t>
+      </w:r>
+    </w:p>
+    <w:p>
+      <w:pPr>
+        <w:pStyle w:val="SUPSITestoArial10"/>
         <w:rPr>
           <w:b/>
           <w:bCs/>
           <w:sz w:val="26"/>
           <w:szCs w:val="26"/>
         </w:rPr>
-        <w:t>Blockchains</w:t>
-      </w:r>
-      <w:proofErr w:type="spellEnd"/>
+      </w:pPr>
       <w:r>
         <w:rPr>
           <w:b/>
@@ -17560,271 +17560,272 @@
           <w:sz w:val="26"/>
           <w:szCs w:val="26"/>
         </w:rPr>
-        <w:t xml:space="preserve"> x</w:t>
-      </w:r>
-    </w:p>
-    <w:p>
-      <w:pPr>
-        <w:pStyle w:val="SUPSITestoArial10"/>
-        <w:rPr>
-          <w:sz w:val="20"/>
-        </w:rPr>
-      </w:pPr>
-      <w:r>
-        <w:rPr>
-          <w:sz w:val="20"/>
-        </w:rPr>
-        <w:t xml:space="preserve">L'implementazione di soluzioni basate su </w:t>
-      </w:r>
-      <w:proofErr w:type="spellStart"/>
-      <w:r>
-        <w:rPr>
-          <w:sz w:val="20"/>
-        </w:rPr>
-        <w:t>blockchain</w:t>
-      </w:r>
-      <w:proofErr w:type="spellEnd"/>
-      <w:r>
-        <w:rPr>
-          <w:sz w:val="20"/>
-        </w:rPr>
-        <w:t xml:space="preserve"> comporta vari costi, che derivano da diversi fattori. Utilizzare </w:t>
-      </w:r>
-      <w:proofErr w:type="spellStart"/>
-      <w:r>
-        <w:rPr>
-          <w:sz w:val="20"/>
-        </w:rPr>
-        <w:t>blockchain</w:t>
-      </w:r>
-      <w:proofErr w:type="spellEnd"/>
-      <w:r>
-        <w:rPr>
-          <w:sz w:val="20"/>
-        </w:rPr>
-        <w:t xml:space="preserve"> già esistenti richiede un notevole investimento di tempo per comprendere il loro funzionamento e il modo in cui possono essere sfruttate per le specifiche esigenze del </w:t>
-      </w:r>
-      <w:proofErr w:type="gramStart"/>
-      <w:r>
-        <w:rPr>
-          <w:sz w:val="20"/>
-        </w:rPr>
-        <w:t>progetto .</w:t>
-      </w:r>
-      <w:proofErr w:type="gramEnd"/>
-      <w:r>
-        <w:rPr>
-          <w:sz w:val="20"/>
-        </w:rPr>
-        <w:t xml:space="preserve"> La configurazione e l'uso dei dati nelle </w:t>
-      </w:r>
-      <w:proofErr w:type="spellStart"/>
-      <w:r>
-        <w:rPr>
-          <w:sz w:val="20"/>
-        </w:rPr>
-        <w:t>blockchain</w:t>
-      </w:r>
-      <w:proofErr w:type="spellEnd"/>
-      <w:r>
-        <w:rPr>
-          <w:sz w:val="20"/>
-        </w:rPr>
-        <w:t xml:space="preserve"> necessitano di tempo significativo, poiché è necessario creare blocchi, gestire identità e programmare metodi per la visualizzazione delle informazioni memorizzate nei </w:t>
-      </w:r>
-      <w:proofErr w:type="gramStart"/>
-      <w:r>
-        <w:rPr>
-          <w:sz w:val="20"/>
-        </w:rPr>
-        <w:t>blocchi .</w:t>
-      </w:r>
-      <w:proofErr w:type="gramEnd"/>
-    </w:p>
-    <w:p>
-      <w:pPr>
-        <w:pStyle w:val="SUPSITestoArial10"/>
-        <w:rPr>
-          <w:sz w:val="20"/>
-        </w:rPr>
-      </w:pPr>
-    </w:p>
-    <w:p>
-      <w:pPr>
-        <w:pStyle w:val="SUPSITestoArial10"/>
-        <w:rPr>
-          <w:sz w:val="20"/>
-        </w:rPr>
-      </w:pPr>
-      <w:r>
-        <w:rPr>
-          <w:sz w:val="20"/>
-        </w:rPr>
-        <w:t xml:space="preserve">Inoltre, la creazione e la manutenzione di una </w:t>
-      </w:r>
-      <w:proofErr w:type="spellStart"/>
-      <w:r>
-        <w:rPr>
-          <w:sz w:val="20"/>
-        </w:rPr>
-        <w:t>blockchain</w:t>
-      </w:r>
-      <w:proofErr w:type="spellEnd"/>
-      <w:r>
-        <w:rPr>
-          <w:sz w:val="20"/>
-        </w:rPr>
-        <w:t xml:space="preserve"> privata o personalizzata comportano costi aggiuntivi legati all'infrastruttura e alla </w:t>
-      </w:r>
-      <w:proofErr w:type="gramStart"/>
-      <w:r>
-        <w:rPr>
-          <w:sz w:val="20"/>
-        </w:rPr>
-        <w:t>sicurezza .</w:t>
-      </w:r>
-      <w:proofErr w:type="gramEnd"/>
-      <w:r>
-        <w:rPr>
-          <w:sz w:val="20"/>
-        </w:rPr>
-        <w:t xml:space="preserve"> Questo porta a un elevato costo in termini di tempo e risorse per implementare una soluzione che non è garantito che funzioni in modo ottimale. Pertanto, l'uso delle </w:t>
-      </w:r>
-      <w:proofErr w:type="spellStart"/>
-      <w:r>
-        <w:rPr>
-          <w:sz w:val="20"/>
-        </w:rPr>
-        <w:t>blockchain</w:t>
-      </w:r>
-      <w:proofErr w:type="spellEnd"/>
-      <w:r>
-        <w:rPr>
-          <w:sz w:val="20"/>
-        </w:rPr>
-        <w:t xml:space="preserve"> potrebbe non essere l'opzione migliore in molti casi, nonostante le loro caratteristiche di sicurezza e trasparenza.</w:t>
-      </w:r>
-    </w:p>
-    <w:p>
-      <w:pPr>
-        <w:pStyle w:val="SUPSITestoArial10"/>
+        <w:t xml:space="preserve">2.3.1 </w:t>
+      </w:r>
+      <w:proofErr w:type="spellStart"/>
+      <w:r>
         <w:rPr>
           <w:b/>
           <w:bCs/>
           <w:sz w:val="26"/>
           <w:szCs w:val="26"/>
         </w:rPr>
-      </w:pPr>
-      <w:r>
+        <w:t>Blockchains</w:t>
+      </w:r>
+      <w:proofErr w:type="spellEnd"/>
+    </w:p>
+    <w:p>
+      <w:pPr>
+        <w:pStyle w:val="SUPSITestoArial10"/>
+        <w:rPr>
+          <w:sz w:val="20"/>
+        </w:rPr>
+      </w:pPr>
+      <w:r>
+        <w:rPr>
+          <w:sz w:val="20"/>
+        </w:rPr>
+        <w:t xml:space="preserve">L'implementazione di soluzioni basate su </w:t>
+      </w:r>
+      <w:proofErr w:type="spellStart"/>
+      <w:r>
+        <w:rPr>
+          <w:sz w:val="20"/>
+        </w:rPr>
+        <w:t>blockchain</w:t>
+      </w:r>
+      <w:proofErr w:type="spellEnd"/>
+      <w:r>
+        <w:rPr>
+          <w:sz w:val="20"/>
+        </w:rPr>
+        <w:t xml:space="preserve"> comporta vari costi, che derivano da diversi fattori. Utilizzare </w:t>
+      </w:r>
+      <w:proofErr w:type="spellStart"/>
+      <w:r>
+        <w:rPr>
+          <w:sz w:val="20"/>
+        </w:rPr>
+        <w:t>blockchain</w:t>
+      </w:r>
+      <w:proofErr w:type="spellEnd"/>
+      <w:r>
+        <w:rPr>
+          <w:sz w:val="20"/>
+        </w:rPr>
+        <w:t xml:space="preserve"> già esistenti richiede un notevole investimento di tempo per comprendere il loro funzionamento e il modo in cui possono essere sfruttate per le specifiche esigenze del </w:t>
+      </w:r>
+      <w:proofErr w:type="gramStart"/>
+      <w:r>
+        <w:rPr>
+          <w:sz w:val="20"/>
+        </w:rPr>
+        <w:t>progetto .</w:t>
+      </w:r>
+      <w:proofErr w:type="gramEnd"/>
+      <w:r>
+        <w:rPr>
+          <w:sz w:val="20"/>
+        </w:rPr>
+        <w:t xml:space="preserve"> La configurazione e l'uso dei dati nelle </w:t>
+      </w:r>
+      <w:proofErr w:type="spellStart"/>
+      <w:r>
+        <w:rPr>
+          <w:sz w:val="20"/>
+        </w:rPr>
+        <w:t>blockchain</w:t>
+      </w:r>
+      <w:proofErr w:type="spellEnd"/>
+      <w:r>
+        <w:rPr>
+          <w:sz w:val="20"/>
+        </w:rPr>
+        <w:t xml:space="preserve"> necessitano di tempo significativo, poiché è necessario creare blocchi, gestire identità e programmare metodi per la visualizzazione delle informazioni memorizzate nei </w:t>
+      </w:r>
+      <w:proofErr w:type="gramStart"/>
+      <w:r>
+        <w:rPr>
+          <w:sz w:val="20"/>
+        </w:rPr>
+        <w:t>blocchi .</w:t>
+      </w:r>
+      <w:proofErr w:type="gramEnd"/>
+    </w:p>
+    <w:p>
+      <w:pPr>
+        <w:pStyle w:val="SUPSITestoArial10"/>
+        <w:rPr>
+          <w:sz w:val="20"/>
+        </w:rPr>
+      </w:pPr>
+    </w:p>
+    <w:p>
+      <w:pPr>
+        <w:pStyle w:val="SUPSITestoArial10"/>
+        <w:rPr>
+          <w:sz w:val="20"/>
+        </w:rPr>
+      </w:pPr>
+      <w:r>
+        <w:rPr>
+          <w:sz w:val="20"/>
+        </w:rPr>
+        <w:t xml:space="preserve">Inoltre, la creazione e la manutenzione di una </w:t>
+      </w:r>
+      <w:proofErr w:type="spellStart"/>
+      <w:r>
+        <w:rPr>
+          <w:sz w:val="20"/>
+        </w:rPr>
+        <w:t>blockchain</w:t>
+      </w:r>
+      <w:proofErr w:type="spellEnd"/>
+      <w:r>
+        <w:rPr>
+          <w:sz w:val="20"/>
+        </w:rPr>
+        <w:t xml:space="preserve"> privata o personalizzata comportano costi aggiuntivi legati all'infrastruttura e alla </w:t>
+      </w:r>
+      <w:proofErr w:type="gramStart"/>
+      <w:r>
+        <w:rPr>
+          <w:sz w:val="20"/>
+        </w:rPr>
+        <w:t>sicurezza .</w:t>
+      </w:r>
+      <w:proofErr w:type="gramEnd"/>
+      <w:r>
+        <w:rPr>
+          <w:sz w:val="20"/>
+        </w:rPr>
+        <w:t xml:space="preserve"> Questo porta a un elevato costo in termini di tempo e risorse per implementare una soluzione che non è garantito che funzioni in modo ottimale. Pertanto, l'uso delle </w:t>
+      </w:r>
+      <w:proofErr w:type="spellStart"/>
+      <w:r>
+        <w:rPr>
+          <w:sz w:val="20"/>
+        </w:rPr>
+        <w:t>blockchain</w:t>
+      </w:r>
+      <w:proofErr w:type="spellEnd"/>
+      <w:r>
+        <w:rPr>
+          <w:sz w:val="20"/>
+        </w:rPr>
+        <w:t xml:space="preserve"> potrebbe non essere l'opzione migliore in molti casi, nonostante le loro caratteristiche di sicurezza e trasparenza.</w:t>
+      </w:r>
+    </w:p>
+    <w:p>
+      <w:pPr>
+        <w:pStyle w:val="SUPSITestoArial10"/>
         <w:rPr>
           <w:b/>
           <w:bCs/>
           <w:sz w:val="26"/>
           <w:szCs w:val="26"/>
         </w:rPr>
-        <w:t>2.3.2 Peer-to-peer x</w:t>
-      </w:r>
-    </w:p>
-    <w:p>
-      <w:pPr>
-        <w:pStyle w:val="SUPSITestoArial10"/>
-        <w:rPr>
-          <w:sz w:val="20"/>
-        </w:rPr>
-      </w:pPr>
-      <w:r>
-        <w:rPr>
-          <w:sz w:val="20"/>
-        </w:rPr>
-        <w:t xml:space="preserve">Le reti peer-to-peer (P2P) offrono molteplici metodi per integrare soluzioni decentralizzate, rappresentando una buona alternativa ai sistemi centralizzati. Questa metodologia può essere implementata sfruttando soluzioni P2P già esistenti o creando una nuova rete da </w:t>
-      </w:r>
-      <w:proofErr w:type="gramStart"/>
-      <w:r>
-        <w:rPr>
-          <w:sz w:val="20"/>
-        </w:rPr>
-        <w:t>zero .</w:t>
-      </w:r>
-      <w:proofErr w:type="gramEnd"/>
-      <w:r>
-        <w:rPr>
-          <w:sz w:val="20"/>
-        </w:rPr>
-        <w:t xml:space="preserve"> Creare una nuova rete P2P personalizzata richiede lo sviluppo di un'applicazione che permetta di scaricare e condividere file all'interno della rete, trasformando tutti i dispositivi in nodi della rete </w:t>
-      </w:r>
-      <w:proofErr w:type="gramStart"/>
-      <w:r>
-        <w:rPr>
-          <w:sz w:val="20"/>
-        </w:rPr>
-        <w:t>stessa .</w:t>
-      </w:r>
-      <w:proofErr w:type="gramEnd"/>
-    </w:p>
-    <w:p>
-      <w:pPr>
-        <w:pStyle w:val="SUPSITestoArial10"/>
-        <w:rPr>
-          <w:sz w:val="20"/>
-        </w:rPr>
-      </w:pPr>
-    </w:p>
-    <w:p>
-      <w:pPr>
-        <w:pStyle w:val="SUPSITestoArial10"/>
-        <w:rPr>
-          <w:sz w:val="20"/>
-        </w:rPr>
-      </w:pPr>
-      <w:r>
-        <w:rPr>
-          <w:sz w:val="20"/>
-        </w:rPr>
-        <w:t xml:space="preserve">Tuttavia, l'implementazione di una rete P2P personalizzata può non sfruttare appieno le potenzialità del Web 3.0, utilizzato quotidianamente da miliardi di </w:t>
-      </w:r>
-      <w:proofErr w:type="gramStart"/>
-      <w:r>
-        <w:rPr>
-          <w:sz w:val="20"/>
-        </w:rPr>
-        <w:t>dispositivi .</w:t>
-      </w:r>
-      <w:proofErr w:type="gramEnd"/>
-      <w:r>
-        <w:rPr>
-          <w:sz w:val="20"/>
-        </w:rPr>
-        <w:t xml:space="preserve"> I database decentralizzati P2P comportano dei costi di utilizzo, ma la gestione della rete è semplificata, poiché ci si deve preoccupare solo della gestione dei propri dati, senza dover mantenere l'intera </w:t>
-      </w:r>
-      <w:proofErr w:type="gramStart"/>
-      <w:r>
-        <w:rPr>
-          <w:sz w:val="20"/>
-        </w:rPr>
-        <w:t>infrastruttura .</w:t>
-      </w:r>
-      <w:proofErr w:type="gramEnd"/>
-    </w:p>
-    <w:p>
-      <w:pPr>
-        <w:pStyle w:val="SUPSITestoArial10"/>
+      </w:pPr>
+      <w:r>
         <w:rPr>
           <w:b/>
           <w:bCs/>
           <w:sz w:val="26"/>
           <w:szCs w:val="26"/>
         </w:rPr>
-      </w:pPr>
-      <w:r>
+        <w:t>2.3.2 Peer-to-peer</w:t>
+      </w:r>
+    </w:p>
+    <w:p>
+      <w:pPr>
+        <w:pStyle w:val="SUPSITestoArial10"/>
+        <w:rPr>
+          <w:sz w:val="20"/>
+        </w:rPr>
+      </w:pPr>
+      <w:r>
+        <w:rPr>
+          <w:sz w:val="20"/>
+        </w:rPr>
+        <w:t xml:space="preserve">Le reti peer-to-peer (P2P) offrono molteplici metodi per integrare soluzioni decentralizzate, rappresentando una buona alternativa ai sistemi centralizzati. Questa metodologia può essere implementata sfruttando soluzioni P2P già esistenti o creando una nuova rete da </w:t>
+      </w:r>
+      <w:proofErr w:type="gramStart"/>
+      <w:r>
+        <w:rPr>
+          <w:sz w:val="20"/>
+        </w:rPr>
+        <w:t>zero .</w:t>
+      </w:r>
+      <w:proofErr w:type="gramEnd"/>
+      <w:r>
+        <w:rPr>
+          <w:sz w:val="20"/>
+        </w:rPr>
+        <w:t xml:space="preserve"> Creare una nuova rete P2P personalizzata richiede lo sviluppo di un'applicazione che permetta di scaricare e condividere file all'interno della rete, trasformando tutti i dispositivi in nodi della rete </w:t>
+      </w:r>
+      <w:proofErr w:type="gramStart"/>
+      <w:r>
+        <w:rPr>
+          <w:sz w:val="20"/>
+        </w:rPr>
+        <w:t>stessa .</w:t>
+      </w:r>
+      <w:proofErr w:type="gramEnd"/>
+    </w:p>
+    <w:p>
+      <w:pPr>
+        <w:pStyle w:val="SUPSITestoArial10"/>
+        <w:rPr>
+          <w:sz w:val="20"/>
+        </w:rPr>
+      </w:pPr>
+    </w:p>
+    <w:p>
+      <w:pPr>
+        <w:pStyle w:val="SUPSITestoArial10"/>
+        <w:rPr>
+          <w:sz w:val="20"/>
+        </w:rPr>
+      </w:pPr>
+      <w:r>
+        <w:rPr>
+          <w:sz w:val="20"/>
+        </w:rPr>
+        <w:t xml:space="preserve">Tuttavia, l'implementazione di una rete P2P personalizzata può non sfruttare appieno le potenzialità del Web 3.0, utilizzato quotidianamente da miliardi di </w:t>
+      </w:r>
+      <w:proofErr w:type="gramStart"/>
+      <w:r>
+        <w:rPr>
+          <w:sz w:val="20"/>
+        </w:rPr>
+        <w:t>dispositivi .</w:t>
+      </w:r>
+      <w:proofErr w:type="gramEnd"/>
+      <w:r>
+        <w:rPr>
+          <w:sz w:val="20"/>
+        </w:rPr>
+        <w:t xml:space="preserve"> I database decentralizzati P2P comportano dei costi di utilizzo, ma la gestione della rete è semplificata, poiché ci si deve preoccupare solo della gestione dei propri dati, senza dover mantenere l'intera </w:t>
+      </w:r>
+      <w:proofErr w:type="gramStart"/>
+      <w:r>
+        <w:rPr>
+          <w:sz w:val="20"/>
+        </w:rPr>
+        <w:t>infrastruttura .</w:t>
+      </w:r>
+      <w:proofErr w:type="gramEnd"/>
+    </w:p>
+    <w:p>
+      <w:pPr>
+        <w:pStyle w:val="SUPSITestoArial10"/>
         <w:rPr>
           <w:b/>
           <w:bCs/>
           <w:sz w:val="26"/>
           <w:szCs w:val="26"/>
         </w:rPr>
-        <w:t>2.3.3 Database multi-</w:t>
-      </w:r>
-      <w:proofErr w:type="spellStart"/>
+      </w:pPr>
       <w:r>
         <w:rPr>
           <w:b/>
@@ -17832,9 +17833,9 @@
           <w:sz w:val="26"/>
           <w:szCs w:val="26"/>
         </w:rPr>
-        <w:t>cloud</w:t>
-      </w:r>
-      <w:proofErr w:type="spellEnd"/>
+        <w:t>2.3.3 Database multi-</w:t>
+      </w:r>
+      <w:proofErr w:type="spellStart"/>
       <w:r>
         <w:rPr>
           <w:b/>
@@ -17842,8 +17843,9 @@
           <w:sz w:val="26"/>
           <w:szCs w:val="26"/>
         </w:rPr>
-        <w:t xml:space="preserve"> x</w:t>
-      </w:r>
+        <w:t>cloud</w:t>
+      </w:r>
+      <w:proofErr w:type="spellEnd"/>
     </w:p>
     <w:p>
       <w:pPr>
@@ -18098,6 +18100,32 @@
         <w:t>Studio dei linguaggi</w:t>
       </w:r>
       <w:bookmarkEnd w:id="52"/>
+      <w:r>
+        <w:rPr>
+          <w:lang w:val="it-CH"/>
+        </w:rPr>
+        <w:t xml:space="preserve"> </w:t>
+      </w:r>
+      <w:proofErr w:type="gramStart"/>
+      <w:r>
+        <w:rPr>
+          <w:b w:val="0"/>
+          <w:bCs w:val="0"/>
+          <w:sz w:val="26"/>
+          <w:szCs w:val="26"/>
+        </w:rPr>
+        <w:t>[ in</w:t>
+      </w:r>
+      <w:proofErr w:type="gramEnd"/>
+      <w:r>
+        <w:rPr>
+          <w:b w:val="0"/>
+          <w:bCs w:val="0"/>
+          <w:sz w:val="26"/>
+          <w:szCs w:val="26"/>
+        </w:rPr>
+        <w:t xml:space="preserve"> corso ]</w:t>
+      </w:r>
     </w:p>
     <w:p>
       <w:pPr>
@@ -33890,6 +33918,32 @@
         <w:t>3.3 Logiche di implementazione nel dettaglio</w:t>
       </w:r>
       <w:bookmarkEnd w:id="62"/>
+      <w:r>
+        <w:rPr>
+          <w:lang w:val="it-CH"/>
+        </w:rPr>
+        <w:t xml:space="preserve"> </w:t>
+      </w:r>
+      <w:proofErr w:type="gramStart"/>
+      <w:r>
+        <w:rPr>
+          <w:b w:val="0"/>
+          <w:bCs w:val="0"/>
+          <w:sz w:val="26"/>
+          <w:szCs w:val="26"/>
+        </w:rPr>
+        <w:t>[ in</w:t>
+      </w:r>
+      <w:proofErr w:type="gramEnd"/>
+      <w:r>
+        <w:rPr>
+          <w:b w:val="0"/>
+          <w:bCs w:val="0"/>
+          <w:sz w:val="26"/>
+          <w:szCs w:val="26"/>
+        </w:rPr>
+        <w:t xml:space="preserve"> corso ]</w:t>
+      </w:r>
     </w:p>
     <w:p>
       <w:pPr>
@@ -34519,6 +34573,28 @@
         <w:t>Carte</w:t>
       </w:r>
       <w:bookmarkEnd w:id="64"/>
+      <w:r>
+        <w:rPr>
+          <w:lang w:val="it-CH"/>
+        </w:rPr>
+        <w:t xml:space="preserve"> </w:t>
+      </w:r>
+      <w:proofErr w:type="gramStart"/>
+      <w:r>
+        <w:rPr>
+          <w:b w:val="0"/>
+          <w:bCs w:val="0"/>
+        </w:rPr>
+        <w:t>[ in</w:t>
+      </w:r>
+      <w:proofErr w:type="gramEnd"/>
+      <w:r>
+        <w:rPr>
+          <w:b w:val="0"/>
+          <w:bCs w:val="0"/>
+        </w:rPr>
+        <w:t xml:space="preserve"> corso ]</w:t>
+      </w:r>
     </w:p>
     <w:p>
       <w:pPr>
@@ -34567,6 +34643,34 @@
           <w:lang w:val="it-CH"/>
         </w:rPr>
         <w:t>VCF</w:t>
+      </w:r>
+      <w:r>
+        <w:rPr>
+          <w:b/>
+          <w:bCs/>
+          <w:lang w:val="it-CH"/>
+        </w:rPr>
+        <w:t xml:space="preserve"> </w:t>
+      </w:r>
+      <w:proofErr w:type="gramStart"/>
+      <w:r>
+        <w:rPr>
+          <w:b/>
+          <w:bCs/>
+          <w:sz w:val="26"/>
+          <w:szCs w:val="26"/>
+        </w:rPr>
+        <w:t>[ in</w:t>
+      </w:r>
+      <w:proofErr w:type="gramEnd"/>
+      <w:r>
+        <w:rPr>
+          <w:b/>
+          <w:bCs/>
+          <w:sz w:val="26"/>
+          <w:szCs w:val="26"/>
+        </w:rPr>
+        <w:t xml:space="preserve"> corso ]</w:t>
       </w:r>
     </w:p>
     <w:p>
@@ -39675,6 +39779,11 @@
         <w:t>essa in produzione</w:t>
       </w:r>
       <w:bookmarkEnd w:id="66"/>
+      <w:r>
+        <w:t xml:space="preserve"> </w:t>
+      </w:r>
+      <w:bookmarkStart w:id="67" w:name="_GoBack"/>
+      <w:bookmarkEnd w:id="67"/>
     </w:p>
     <w:p>
       <w:pPr>
@@ -39955,7 +40064,7 @@
           <w:szCs w:val="28"/>
         </w:rPr>
       </w:pPr>
-      <w:bookmarkStart w:id="67" w:name="_Toc167981735"/>
+      <w:bookmarkStart w:id="68" w:name="_Toc167981735"/>
       <w:r>
         <w:br w:type="page"/>
       </w:r>
@@ -39964,13 +40073,11 @@
       <w:pPr>
         <w:pStyle w:val="Titolo2"/>
       </w:pPr>
-      <w:bookmarkStart w:id="68" w:name="_GoBack"/>
-      <w:bookmarkEnd w:id="68"/>
       <w:r>
         <w:lastRenderedPageBreak/>
         <w:t>3.5 Possibile effettiva implementazione del database decentralizzato</w:t>
       </w:r>
-      <w:bookmarkEnd w:id="67"/>
+      <w:bookmarkEnd w:id="68"/>
     </w:p>
     <w:p>
       <w:pPr>
@@ -41738,20 +41845,13 @@
     </w:p>
     <w:p>
       <w:pPr>
-        <w:rPr>
-          <w:b/>
-          <w:bCs/>
-          <w:sz w:val="20"/>
-          <w:szCs w:val="20"/>
-          <w:lang w:val="it-CH"/>
-        </w:rPr>
-      </w:pPr>
-      <w:r>
-        <w:rPr>
-          <w:b/>
-          <w:bCs/>
-          <w:sz w:val="20"/>
-          <w:szCs w:val="20"/>
+        <w:pStyle w:val="Titolo3"/>
+        <w:rPr>
+          <w:lang w:val="it-CH"/>
+        </w:rPr>
+      </w:pPr>
+      <w:r>
+        <w:rPr>
           <w:lang w:val="it-CH"/>
         </w:rPr>
         <w:t>3.5.4 Gestione della sicurezza</w:t>
@@ -41846,6 +41946,7 @@
           <w:szCs w:val="20"/>
           <w:lang w:val="it-CH"/>
         </w:rPr>
+        <w:lastRenderedPageBreak/>
         <w:t>Implementare la crittografia end-to-end per le comunicazioni tra i nodi utilizzando protocolli come TLS.</w:t>
       </w:r>
     </w:p>
@@ -41870,7 +41971,6 @@
           <w:szCs w:val="20"/>
           <w:lang w:val="en-US"/>
         </w:rPr>
-        <w:lastRenderedPageBreak/>
         <w:t>Autenticazione</w:t>
       </w:r>
       <w:proofErr w:type="spellEnd"/>
@@ -42065,20 +42165,13 @@
     </w:p>
     <w:p>
       <w:pPr>
-        <w:rPr>
-          <w:b/>
-          <w:bCs/>
-          <w:sz w:val="20"/>
-          <w:szCs w:val="20"/>
-          <w:lang w:val="it-CH"/>
-        </w:rPr>
-      </w:pPr>
-      <w:r>
-        <w:rPr>
-          <w:b/>
-          <w:bCs/>
-          <w:sz w:val="20"/>
-          <w:szCs w:val="20"/>
+        <w:pStyle w:val="Titolo3"/>
+        <w:rPr>
+          <w:lang w:val="it-CH"/>
+        </w:rPr>
+      </w:pPr>
+      <w:r>
+        <w:rPr>
           <w:lang w:val="it-CH"/>
         </w:rPr>
         <w:t>3.5.5 Vantaggi e svantaggi dell'implementazione</w:t>
@@ -42451,71 +42544,14 @@
         </w:rPr>
         <w:t>: Garantire la sicurezza in una rete decentralizzata richiede ulteriori misure e accorgimenti.</w:t>
       </w:r>
-    </w:p>
-    <w:p>
-      <w:pPr>
-        <w:rPr>
-          <w:b/>
-          <w:bCs/>
+      <w:r>
+        <w:rPr>
           <w:sz w:val="20"/>
           <w:szCs w:val="20"/>
           <w:lang w:val="it-CH"/>
         </w:rPr>
-      </w:pPr>
-      <w:r>
-        <w:rPr>
-          <w:b/>
-          <w:bCs/>
-          <w:sz w:val="20"/>
-          <w:szCs w:val="20"/>
-          <w:lang w:val="it-CH"/>
-        </w:rPr>
-        <w:t>3.5.6 Conclusione</w:t>
-      </w:r>
-    </w:p>
-    <w:p>
-      <w:pPr>
-        <w:rPr>
-          <w:sz w:val="20"/>
-          <w:szCs w:val="20"/>
-          <w:lang w:val="it-CH"/>
-        </w:rPr>
-      </w:pPr>
-      <w:r>
-        <w:rPr>
-          <w:sz w:val="20"/>
-          <w:szCs w:val="20"/>
-          <w:lang w:val="it-CH"/>
-        </w:rPr>
-        <w:t xml:space="preserve">L'implementazione di un database decentralizzato basato su una rete P2P offre numerosi vantaggi in termini di resilienza, scalabilità e indipendenza dall'azienda. Tuttavia, richiede una pianificazione attenta e l'adozione di misure di sicurezza adeguate per proteggere i dati e garantire la loro integrità. La combinazione di IPFS e </w:t>
-      </w:r>
-      <w:proofErr w:type="spellStart"/>
-      <w:r>
-        <w:rPr>
-          <w:sz w:val="20"/>
-          <w:szCs w:val="20"/>
-          <w:lang w:val="it-CH"/>
-        </w:rPr>
-        <w:t>OrbitDB</w:t>
-      </w:r>
-      <w:proofErr w:type="spellEnd"/>
-      <w:r>
-        <w:rPr>
-          <w:sz w:val="20"/>
-          <w:szCs w:val="20"/>
-          <w:lang w:val="it-CH"/>
-        </w:rPr>
-        <w:t xml:space="preserve"> rappresenta una soluzione robusta e flessibile per questo progetto, permettendo di sfruttare appieno i benefici del Web 3.0 e delle tecnologie decentralizzate.</w:t>
-      </w:r>
-    </w:p>
-    <w:p>
-      <w:pPr>
-        <w:rPr>
-          <w:sz w:val="20"/>
-          <w:szCs w:val="20"/>
-          <w:lang w:val="it-CH"/>
-        </w:rPr>
-      </w:pPr>
+        <w:t xml:space="preserve"> </w:t>
+      </w:r>
     </w:p>
     <w:p>
       <w:pPr>
@@ -45292,7 +45328,7 @@
         <w:sz w:val="16"/>
         <w:szCs w:val="16"/>
       </w:rPr>
-      <w:t>43</w:t>
+      <w:t>42</w:t>
     </w:r>
     <w:r>
       <w:rPr>
@@ -52994,7 +53030,7 @@
 </file>
 
 <file path=customXml/itemProps1.xml><?xml version="1.0" encoding="utf-8"?>
-<ds:datastoreItem xmlns:ds="http://schemas.openxmlformats.org/officeDocument/2006/customXml" ds:itemID="{C0F14EED-B109-4B44-8D67-ACE433567FFB}">
+<ds:datastoreItem xmlns:ds="http://schemas.openxmlformats.org/officeDocument/2006/customXml" ds:itemID="{A9AD8970-54F4-424C-8E36-1B4BE710D35A}">
   <ds:schemaRefs>
     <ds:schemaRef ds:uri="http://schemas.openxmlformats.org/officeDocument/2006/bibliography"/>
   </ds:schemaRefs>

--- a/rapporto/DOC_SARAK.docx
+++ b/rapporto/DOC_SARAK.docx
@@ -39782,8 +39782,26 @@
       <w:r>
         <w:t xml:space="preserve"> </w:t>
       </w:r>
-      <w:bookmarkStart w:id="67" w:name="_GoBack"/>
-      <w:bookmarkEnd w:id="67"/>
+      <w:proofErr w:type="gramStart"/>
+      <w:r>
+        <w:rPr>
+          <w:b w:val="0"/>
+          <w:bCs w:val="0"/>
+          <w:sz w:val="26"/>
+          <w:szCs w:val="26"/>
+        </w:rPr>
+        <w:t>[ in</w:t>
+      </w:r>
+      <w:proofErr w:type="gramEnd"/>
+      <w:r>
+        <w:rPr>
+          <w:b w:val="0"/>
+          <w:bCs w:val="0"/>
+          <w:sz w:val="26"/>
+          <w:szCs w:val="26"/>
+        </w:rPr>
+        <w:t xml:space="preserve"> corso ]</w:t>
+      </w:r>
     </w:p>
     <w:p>
       <w:pPr>
@@ -40064,7 +40082,7 @@
           <w:szCs w:val="28"/>
         </w:rPr>
       </w:pPr>
-      <w:bookmarkStart w:id="68" w:name="_Toc167981735"/>
+      <w:bookmarkStart w:id="67" w:name="_Toc167981735"/>
       <w:r>
         <w:br w:type="page"/>
       </w:r>
@@ -40077,7 +40095,7 @@
         <w:lastRenderedPageBreak/>
         <w:t>3.5 Possibile effettiva implementazione del database decentralizzato</w:t>
       </w:r>
-      <w:bookmarkEnd w:id="68"/>
+      <w:bookmarkEnd w:id="67"/>
     </w:p>
     <w:p>
       <w:pPr>
@@ -41007,6 +41025,26 @@
         <w:lastRenderedPageBreak/>
         <w:t>3.5.3 Configurazione e implementazione</w:t>
       </w:r>
+      <w:r>
+        <w:rPr>
+          <w:b/>
+          <w:bCs/>
+          <w:sz w:val="26"/>
+          <w:szCs w:val="26"/>
+        </w:rPr>
+        <w:t xml:space="preserve"> </w:t>
+      </w:r>
+      <w:r>
+        <w:rPr>
+          <w:b/>
+          <w:bCs/>
+          <w:sz w:val="26"/>
+          <w:szCs w:val="26"/>
+        </w:rPr>
+        <w:t>[ in corso ]</w:t>
+      </w:r>
+      <w:bookmarkStart w:id="68" w:name="_GoBack"/>
+      <w:bookmarkEnd w:id="68"/>
     </w:p>
     <w:p>
       <w:pPr>
@@ -45328,7 +45366,7 @@
         <w:sz w:val="16"/>
         <w:szCs w:val="16"/>
       </w:rPr>
-      <w:t>42</w:t>
+      <w:t>47</w:t>
     </w:r>
     <w:r>
       <w:rPr>
@@ -53030,7 +53068,7 @@
 </file>
 
 <file path=customXml/itemProps1.xml><?xml version="1.0" encoding="utf-8"?>
-<ds:datastoreItem xmlns:ds="http://schemas.openxmlformats.org/officeDocument/2006/customXml" ds:itemID="{A9AD8970-54F4-424C-8E36-1B4BE710D35A}">
+<ds:datastoreItem xmlns:ds="http://schemas.openxmlformats.org/officeDocument/2006/customXml" ds:itemID="{08C3B2E6-2A4B-42A7-9F47-CAF9C034C0D5}">
   <ds:schemaRefs>
     <ds:schemaRef ds:uri="http://schemas.openxmlformats.org/officeDocument/2006/bibliography"/>
   </ds:schemaRefs>

--- a/rapporto/DOC_SARAK.docx
+++ b/rapporto/DOC_SARAK.docx
@@ -286,7 +286,15 @@
               <w:framePr w:hSpace="0" w:wrap="auto" w:vAnchor="margin" w:hAnchor="text" w:xAlign="left" w:yAlign="inline"/>
             </w:pPr>
             <w:r>
-              <w:t>The HexagonSwiss SAGL</w:t>
+              <w:t>The Hexagon</w:t>
+            </w:r>
+            <w:r>
+              <w:t xml:space="preserve"> </w:t>
+            </w:r>
+            <w:bookmarkStart w:id="0" w:name="_GoBack"/>
+            <w:bookmarkEnd w:id="0"/>
+            <w:r>
+              <w:t>Swiss SAGL</w:t>
             </w:r>
           </w:p>
         </w:tc>
@@ -670,7 +678,7 @@
         </w:rPr>
         <w:fldChar w:fldCharType="separate"/>
       </w:r>
-      <w:hyperlink w:anchor="_Toc168317739" w:history="1">
+      <w:hyperlink w:anchor="_Toc168582251" w:history="1">
         <w:r>
           <w:rPr>
             <w:rStyle w:val="Collegamentoipertestuale"/>
@@ -698,7 +706,7 @@
             <w:noProof/>
             <w:webHidden/>
           </w:rPr>
-          <w:instrText xml:space="preserve"> PAGEREF _Toc168317739 \h </w:instrText>
+          <w:instrText xml:space="preserve"> PAGEREF _Toc168582251 \h </w:instrText>
         </w:r>
         <w:r>
           <w:rPr>
@@ -746,7 +754,7 @@
           <w:lang w:val="en-US"/>
         </w:rPr>
       </w:pPr>
-      <w:hyperlink w:anchor="_Toc168317740" w:history="1">
+      <w:hyperlink w:anchor="_Toc168582252" w:history="1">
         <w:r>
           <w:rPr>
             <w:rStyle w:val="Collegamentoipertestuale"/>
@@ -775,7 +783,7 @@
             <w:noProof/>
             <w:webHidden/>
           </w:rPr>
-          <w:instrText xml:space="preserve"> PAGEREF _Toc168317740 \h </w:instrText>
+          <w:instrText xml:space="preserve"> PAGEREF _Toc168582252 \h </w:instrText>
         </w:r>
         <w:r>
           <w:rPr>
@@ -823,7 +831,7 @@
           <w:lang w:val="en-US"/>
         </w:rPr>
       </w:pPr>
-      <w:hyperlink w:anchor="_Toc168317741" w:history="1">
+      <w:hyperlink w:anchor="_Toc168582253" w:history="1">
         <w:r>
           <w:rPr>
             <w:rStyle w:val="Collegamentoipertestuale"/>
@@ -851,7 +859,7 @@
             <w:noProof/>
             <w:webHidden/>
           </w:rPr>
-          <w:instrText xml:space="preserve"> PAGEREF _Toc168317741 \h </w:instrText>
+          <w:instrText xml:space="preserve"> PAGEREF _Toc168582253 \h </w:instrText>
         </w:r>
         <w:r>
           <w:rPr>
@@ -896,7 +904,7 @@
           <w:lang w:val="en-US"/>
         </w:rPr>
       </w:pPr>
-      <w:hyperlink w:anchor="_Toc168317742" w:history="1">
+      <w:hyperlink w:anchor="_Toc168582254" w:history="1">
         <w:r>
           <w:rPr>
             <w:rStyle w:val="Collegamentoipertestuale"/>
@@ -923,7 +931,7 @@
             <w:noProof/>
             <w:webHidden/>
           </w:rPr>
-          <w:instrText xml:space="preserve"> PAGEREF _Toc168317742 \h </w:instrText>
+          <w:instrText xml:space="preserve"> PAGEREF _Toc168582254 \h </w:instrText>
         </w:r>
         <w:r>
           <w:rPr>
@@ -968,7 +976,7 @@
           <w:lang w:val="en-US"/>
         </w:rPr>
       </w:pPr>
-      <w:hyperlink w:anchor="_Toc168317743" w:history="1">
+      <w:hyperlink w:anchor="_Toc168582255" w:history="1">
         <w:r>
           <w:rPr>
             <w:rStyle w:val="Collegamentoipertestuale"/>
@@ -995,7 +1003,7 @@
             <w:noProof/>
             <w:webHidden/>
           </w:rPr>
-          <w:instrText xml:space="preserve"> PAGEREF _Toc168317743 \h </w:instrText>
+          <w:instrText xml:space="preserve"> PAGEREF _Toc168582255 \h </w:instrText>
         </w:r>
         <w:r>
           <w:rPr>
@@ -1040,7 +1048,7 @@
           <w:lang w:val="en-US"/>
         </w:rPr>
       </w:pPr>
-      <w:hyperlink w:anchor="_Toc168317744" w:history="1">
+      <w:hyperlink w:anchor="_Toc168582256" w:history="1">
         <w:r>
           <w:rPr>
             <w:rStyle w:val="Collegamentoipertestuale"/>
@@ -1067,7 +1075,7 @@
             <w:noProof/>
             <w:webHidden/>
           </w:rPr>
-          <w:instrText xml:space="preserve"> PAGEREF _Toc168317744 \h </w:instrText>
+          <w:instrText xml:space="preserve"> PAGEREF _Toc168582256 \h </w:instrText>
         </w:r>
         <w:r>
           <w:rPr>
@@ -1112,7 +1120,7 @@
           <w:lang w:val="en-US"/>
         </w:rPr>
       </w:pPr>
-      <w:hyperlink w:anchor="_Toc168317745" w:history="1">
+      <w:hyperlink w:anchor="_Toc168582257" w:history="1">
         <w:r>
           <w:rPr>
             <w:rStyle w:val="Collegamentoipertestuale"/>
@@ -1139,7 +1147,7 @@
             <w:noProof/>
             <w:webHidden/>
           </w:rPr>
-          <w:instrText xml:space="preserve"> PAGEREF _Toc168317745 \h </w:instrText>
+          <w:instrText xml:space="preserve"> PAGEREF _Toc168582257 \h </w:instrText>
         </w:r>
         <w:r>
           <w:rPr>
@@ -1187,7 +1195,7 @@
           <w:lang w:val="en-US"/>
         </w:rPr>
       </w:pPr>
-      <w:hyperlink w:anchor="_Toc168317746" w:history="1">
+      <w:hyperlink w:anchor="_Toc168582258" w:history="1">
         <w:r>
           <w:rPr>
             <w:rStyle w:val="Collegamentoipertestuale"/>
@@ -1216,7 +1224,7 @@
             <w:noProof/>
             <w:webHidden/>
           </w:rPr>
-          <w:instrText xml:space="preserve"> PAGEREF _Toc168317746 \h </w:instrText>
+          <w:instrText xml:space="preserve"> PAGEREF _Toc168582258 \h </w:instrText>
         </w:r>
         <w:r>
           <w:rPr>
@@ -1261,7 +1269,7 @@
           <w:lang w:val="en-US"/>
         </w:rPr>
       </w:pPr>
-      <w:hyperlink w:anchor="_Toc168317747" w:history="1">
+      <w:hyperlink w:anchor="_Toc168582259" w:history="1">
         <w:r>
           <w:rPr>
             <w:rStyle w:val="Collegamentoipertestuale"/>
@@ -1289,7 +1297,7 @@
             <w:noProof/>
             <w:webHidden/>
           </w:rPr>
-          <w:instrText xml:space="preserve"> PAGEREF _Toc168317747 \h </w:instrText>
+          <w:instrText xml:space="preserve"> PAGEREF _Toc168582259 \h </w:instrText>
         </w:r>
         <w:r>
           <w:rPr>
@@ -1334,7 +1342,7 @@
           <w:lang w:val="en-US"/>
         </w:rPr>
       </w:pPr>
-      <w:hyperlink w:anchor="_Toc168317748" w:history="1">
+      <w:hyperlink w:anchor="_Toc168582260" w:history="1">
         <w:r>
           <w:rPr>
             <w:rStyle w:val="Collegamentoipertestuale"/>
@@ -1362,7 +1370,7 @@
             <w:noProof/>
             <w:webHidden/>
           </w:rPr>
-          <w:instrText xml:space="preserve"> PAGEREF _Toc168317748 \h </w:instrText>
+          <w:instrText xml:space="preserve"> PAGEREF _Toc168582260 \h </w:instrText>
         </w:r>
         <w:r>
           <w:rPr>
@@ -1407,7 +1415,7 @@
           <w:lang w:val="en-US"/>
         </w:rPr>
       </w:pPr>
-      <w:hyperlink w:anchor="_Toc168317749" w:history="1">
+      <w:hyperlink w:anchor="_Toc168582261" w:history="1">
         <w:r>
           <w:rPr>
             <w:rStyle w:val="Collegamentoipertestuale"/>
@@ -1434,7 +1442,7 @@
             <w:noProof/>
             <w:webHidden/>
           </w:rPr>
-          <w:instrText xml:space="preserve"> PAGEREF _Toc168317749 \h </w:instrText>
+          <w:instrText xml:space="preserve"> PAGEREF _Toc168582261 \h </w:instrText>
         </w:r>
         <w:r>
           <w:rPr>
@@ -1482,7 +1490,7 @@
           <w:lang w:val="en-US"/>
         </w:rPr>
       </w:pPr>
-      <w:hyperlink w:anchor="_Toc168317750" w:history="1">
+      <w:hyperlink w:anchor="_Toc168582262" w:history="1">
         <w:r>
           <w:rPr>
             <w:rStyle w:val="Collegamentoipertestuale"/>
@@ -1509,7 +1517,7 @@
             <w:noProof/>
             <w:webHidden/>
           </w:rPr>
-          <w:instrText xml:space="preserve"> PAGEREF _Toc168317750 \h </w:instrText>
+          <w:instrText xml:space="preserve"> PAGEREF _Toc168582262 \h </w:instrText>
         </w:r>
         <w:r>
           <w:rPr>
@@ -1554,7 +1562,7 @@
           <w:lang w:val="en-US"/>
         </w:rPr>
       </w:pPr>
-      <w:hyperlink w:anchor="_Toc168317751" w:history="1">
+      <w:hyperlink w:anchor="_Toc168582263" w:history="1">
         <w:r>
           <w:rPr>
             <w:rStyle w:val="Collegamentoipertestuale"/>
@@ -1581,7 +1589,7 @@
             <w:noProof/>
             <w:webHidden/>
           </w:rPr>
-          <w:instrText xml:space="preserve"> PAGEREF _Toc168317751 \h </w:instrText>
+          <w:instrText xml:space="preserve"> PAGEREF _Toc168582263 \h </w:instrText>
         </w:r>
         <w:r>
           <w:rPr>
@@ -1626,7 +1634,7 @@
           <w:lang w:val="en-US"/>
         </w:rPr>
       </w:pPr>
-      <w:hyperlink w:anchor="_Toc168317752" w:history="1">
+      <w:hyperlink w:anchor="_Toc168582264" w:history="1">
         <w:r>
           <w:rPr>
             <w:rStyle w:val="Collegamentoipertestuale"/>
@@ -1653,7 +1661,7 @@
             <w:noProof/>
             <w:webHidden/>
           </w:rPr>
-          <w:instrText xml:space="preserve"> PAGEREF _Toc168317752 \h </w:instrText>
+          <w:instrText xml:space="preserve"> PAGEREF _Toc168582264 \h </w:instrText>
         </w:r>
         <w:r>
           <w:rPr>
@@ -1698,7 +1706,7 @@
           <w:lang w:val="en-US"/>
         </w:rPr>
       </w:pPr>
-      <w:hyperlink w:anchor="_Toc168317753" w:history="1">
+      <w:hyperlink w:anchor="_Toc168582265" w:history="1">
         <w:r>
           <w:rPr>
             <w:rStyle w:val="Collegamentoipertestuale"/>
@@ -1725,7 +1733,7 @@
             <w:noProof/>
             <w:webHidden/>
           </w:rPr>
-          <w:instrText xml:space="preserve"> PAGEREF _Toc168317753 \h </w:instrText>
+          <w:instrText xml:space="preserve"> PAGEREF _Toc168582265 \h </w:instrText>
         </w:r>
         <w:r>
           <w:rPr>
@@ -1770,7 +1778,7 @@
           <w:lang w:val="en-US"/>
         </w:rPr>
       </w:pPr>
-      <w:hyperlink w:anchor="_Toc168317754" w:history="1">
+      <w:hyperlink w:anchor="_Toc168582266" w:history="1">
         <w:r>
           <w:rPr>
             <w:rStyle w:val="Collegamentoipertestuale"/>
@@ -1797,7 +1805,7 @@
             <w:noProof/>
             <w:webHidden/>
           </w:rPr>
-          <w:instrText xml:space="preserve"> PAGEREF _Toc168317754 \h </w:instrText>
+          <w:instrText xml:space="preserve"> PAGEREF _Toc168582266 \h </w:instrText>
         </w:r>
         <w:r>
           <w:rPr>
@@ -1842,7 +1850,7 @@
           <w:lang w:val="en-US"/>
         </w:rPr>
       </w:pPr>
-      <w:hyperlink w:anchor="_Toc168317755" w:history="1">
+      <w:hyperlink w:anchor="_Toc168582267" w:history="1">
         <w:r>
           <w:rPr>
             <w:rStyle w:val="Collegamentoipertestuale"/>
@@ -1869,7 +1877,7 @@
             <w:noProof/>
             <w:webHidden/>
           </w:rPr>
-          <w:instrText xml:space="preserve"> PAGEREF _Toc168317755 \h </w:instrText>
+          <w:instrText xml:space="preserve"> PAGEREF _Toc168582267 \h </w:instrText>
         </w:r>
         <w:r>
           <w:rPr>
@@ -1914,7 +1922,7 @@
           <w:lang w:val="en-US"/>
         </w:rPr>
       </w:pPr>
-      <w:hyperlink w:anchor="_Toc168317756" w:history="1">
+      <w:hyperlink w:anchor="_Toc168582268" w:history="1">
         <w:r>
           <w:rPr>
             <w:rStyle w:val="Collegamentoipertestuale"/>
@@ -1941,7 +1949,7 @@
             <w:noProof/>
             <w:webHidden/>
           </w:rPr>
-          <w:instrText xml:space="preserve"> PAGEREF _Toc168317756 \h </w:instrText>
+          <w:instrText xml:space="preserve"> PAGEREF _Toc168582268 \h </w:instrText>
         </w:r>
         <w:r>
           <w:rPr>
@@ -1986,7 +1994,7 @@
           <w:lang w:val="en-US"/>
         </w:rPr>
       </w:pPr>
-      <w:hyperlink w:anchor="_Toc168317757" w:history="1">
+      <w:hyperlink w:anchor="_Toc168582269" w:history="1">
         <w:r>
           <w:rPr>
             <w:rStyle w:val="Collegamentoipertestuale"/>
@@ -2013,7 +2021,7 @@
             <w:noProof/>
             <w:webHidden/>
           </w:rPr>
-          <w:instrText xml:space="preserve"> PAGEREF _Toc168317757 \h </w:instrText>
+          <w:instrText xml:space="preserve"> PAGEREF _Toc168582269 \h </w:instrText>
         </w:r>
         <w:r>
           <w:rPr>
@@ -2058,7 +2066,7 @@
           <w:lang w:val="en-US"/>
         </w:rPr>
       </w:pPr>
-      <w:hyperlink w:anchor="_Toc168317758" w:history="1">
+      <w:hyperlink w:anchor="_Toc168582270" w:history="1">
         <w:r>
           <w:rPr>
             <w:rStyle w:val="Collegamentoipertestuale"/>
@@ -2085,7 +2093,7 @@
             <w:noProof/>
             <w:webHidden/>
           </w:rPr>
-          <w:instrText xml:space="preserve"> PAGEREF _Toc168317758 \h </w:instrText>
+          <w:instrText xml:space="preserve"> PAGEREF _Toc168582270 \h </w:instrText>
         </w:r>
         <w:r>
           <w:rPr>
@@ -2130,7 +2138,7 @@
           <w:lang w:val="en-US"/>
         </w:rPr>
       </w:pPr>
-      <w:hyperlink w:anchor="_Toc168317759" w:history="1">
+      <w:hyperlink w:anchor="_Toc168582271" w:history="1">
         <w:r>
           <w:rPr>
             <w:rStyle w:val="Collegamentoipertestuale"/>
@@ -2157,7 +2165,7 @@
             <w:noProof/>
             <w:webHidden/>
           </w:rPr>
-          <w:instrText xml:space="preserve"> PAGEREF _Toc168317759 \h </w:instrText>
+          <w:instrText xml:space="preserve"> PAGEREF _Toc168582271 \h </w:instrText>
         </w:r>
         <w:r>
           <w:rPr>
@@ -2202,7 +2210,7 @@
           <w:lang w:val="en-US"/>
         </w:rPr>
       </w:pPr>
-      <w:hyperlink w:anchor="_Toc168317760" w:history="1">
+      <w:hyperlink w:anchor="_Toc168582272" w:history="1">
         <w:r>
           <w:rPr>
             <w:rStyle w:val="Collegamentoipertestuale"/>
@@ -2230,7 +2238,7 @@
             <w:noProof/>
             <w:webHidden/>
           </w:rPr>
-          <w:instrText xml:space="preserve"> PAGEREF _Toc168317760 \h </w:instrText>
+          <w:instrText xml:space="preserve"> PAGEREF _Toc168582272 \h </w:instrText>
         </w:r>
         <w:r>
           <w:rPr>
@@ -2275,7 +2283,7 @@
           <w:lang w:val="en-US"/>
         </w:rPr>
       </w:pPr>
-      <w:hyperlink w:anchor="_Toc168317761" w:history="1">
+      <w:hyperlink w:anchor="_Toc168582273" w:history="1">
         <w:r>
           <w:rPr>
             <w:rStyle w:val="Collegamentoipertestuale"/>
@@ -2302,7 +2310,7 @@
             <w:noProof/>
             <w:webHidden/>
           </w:rPr>
-          <w:instrText xml:space="preserve"> PAGEREF _Toc168317761 \h </w:instrText>
+          <w:instrText xml:space="preserve"> PAGEREF _Toc168582273 \h </w:instrText>
         </w:r>
         <w:r>
           <w:rPr>
@@ -2347,7 +2355,7 @@
           <w:lang w:val="en-US"/>
         </w:rPr>
       </w:pPr>
-      <w:hyperlink w:anchor="_Toc168317762" w:history="1">
+      <w:hyperlink w:anchor="_Toc168582274" w:history="1">
         <w:r>
           <w:rPr>
             <w:rStyle w:val="Collegamentoipertestuale"/>
@@ -2374,7 +2382,7 @@
             <w:noProof/>
             <w:webHidden/>
           </w:rPr>
-          <w:instrText xml:space="preserve"> PAGEREF _Toc168317762 \h </w:instrText>
+          <w:instrText xml:space="preserve"> PAGEREF _Toc168582274 \h </w:instrText>
         </w:r>
         <w:r>
           <w:rPr>
@@ -2419,7 +2427,7 @@
           <w:lang w:val="en-US"/>
         </w:rPr>
       </w:pPr>
-      <w:hyperlink w:anchor="_Toc168317763" w:history="1">
+      <w:hyperlink w:anchor="_Toc168582275" w:history="1">
         <w:r>
           <w:rPr>
             <w:rStyle w:val="Collegamentoipertestuale"/>
@@ -2446,7 +2454,7 @@
             <w:noProof/>
             <w:webHidden/>
           </w:rPr>
-          <w:instrText xml:space="preserve"> PAGEREF _Toc168317763 \h </w:instrText>
+          <w:instrText xml:space="preserve"> PAGEREF _Toc168582275 \h </w:instrText>
         </w:r>
         <w:r>
           <w:rPr>
@@ -2491,7 +2499,7 @@
           <w:lang w:val="en-US"/>
         </w:rPr>
       </w:pPr>
-      <w:hyperlink w:anchor="_Toc168317764" w:history="1">
+      <w:hyperlink w:anchor="_Toc168582276" w:history="1">
         <w:r>
           <w:rPr>
             <w:rStyle w:val="Collegamentoipertestuale"/>
@@ -2518,7 +2526,7 @@
             <w:noProof/>
             <w:webHidden/>
           </w:rPr>
-          <w:instrText xml:space="preserve"> PAGEREF _Toc168317764 \h </w:instrText>
+          <w:instrText xml:space="preserve"> PAGEREF _Toc168582276 \h </w:instrText>
         </w:r>
         <w:r>
           <w:rPr>
@@ -2563,7 +2571,7 @@
           <w:lang w:val="en-US"/>
         </w:rPr>
       </w:pPr>
-      <w:hyperlink w:anchor="_Toc168317765" w:history="1">
+      <w:hyperlink w:anchor="_Toc168582277" w:history="1">
         <w:r>
           <w:rPr>
             <w:rStyle w:val="Collegamentoipertestuale"/>
@@ -2590,7 +2598,7 @@
             <w:noProof/>
             <w:webHidden/>
           </w:rPr>
-          <w:instrText xml:space="preserve"> PAGEREF _Toc168317765 \h </w:instrText>
+          <w:instrText xml:space="preserve"> PAGEREF _Toc168582277 \h </w:instrText>
         </w:r>
         <w:r>
           <w:rPr>
@@ -2635,7 +2643,7 @@
           <w:lang w:val="en-US"/>
         </w:rPr>
       </w:pPr>
-      <w:hyperlink w:anchor="_Toc168317766" w:history="1">
+      <w:hyperlink w:anchor="_Toc168582278" w:history="1">
         <w:r>
           <w:rPr>
             <w:rStyle w:val="Collegamentoipertestuale"/>
@@ -2663,7 +2671,7 @@
             <w:noProof/>
             <w:webHidden/>
           </w:rPr>
-          <w:instrText xml:space="preserve"> PAGEREF _Toc168317766 \h </w:instrText>
+          <w:instrText xml:space="preserve"> PAGEREF _Toc168582278 \h </w:instrText>
         </w:r>
         <w:r>
           <w:rPr>
@@ -2708,7 +2716,7 @@
           <w:lang w:val="en-US"/>
         </w:rPr>
       </w:pPr>
-      <w:hyperlink w:anchor="_Toc168317767" w:history="1">
+      <w:hyperlink w:anchor="_Toc168582279" w:history="1">
         <w:r>
           <w:rPr>
             <w:rStyle w:val="Collegamentoipertestuale"/>
@@ -2736,7 +2744,7 @@
             <w:noProof/>
             <w:webHidden/>
           </w:rPr>
-          <w:instrText xml:space="preserve"> PAGEREF _Toc168317767 \h </w:instrText>
+          <w:instrText xml:space="preserve"> PAGEREF _Toc168582279 \h </w:instrText>
         </w:r>
         <w:r>
           <w:rPr>
@@ -2781,7 +2789,7 @@
           <w:lang w:val="en-US"/>
         </w:rPr>
       </w:pPr>
-      <w:hyperlink w:anchor="_Toc168317768" w:history="1">
+      <w:hyperlink w:anchor="_Toc168582280" w:history="1">
         <w:r>
           <w:rPr>
             <w:rStyle w:val="Collegamentoipertestuale"/>
@@ -2808,7 +2816,7 @@
             <w:noProof/>
             <w:webHidden/>
           </w:rPr>
-          <w:instrText xml:space="preserve"> PAGEREF _Toc168317768 \h </w:instrText>
+          <w:instrText xml:space="preserve"> PAGEREF _Toc168582280 \h </w:instrText>
         </w:r>
         <w:r>
           <w:rPr>
@@ -2853,7 +2861,7 @@
           <w:lang w:val="en-US"/>
         </w:rPr>
       </w:pPr>
-      <w:hyperlink w:anchor="_Toc168317769" w:history="1">
+      <w:hyperlink w:anchor="_Toc168582281" w:history="1">
         <w:r>
           <w:rPr>
             <w:rStyle w:val="Collegamentoipertestuale"/>
@@ -2880,7 +2888,7 @@
             <w:noProof/>
             <w:webHidden/>
           </w:rPr>
-          <w:instrText xml:space="preserve"> PAGEREF _Toc168317769 \h </w:instrText>
+          <w:instrText xml:space="preserve"> PAGEREF _Toc168582281 \h </w:instrText>
         </w:r>
         <w:r>
           <w:rPr>
@@ -2925,7 +2933,7 @@
           <w:lang w:val="en-US"/>
         </w:rPr>
       </w:pPr>
-      <w:hyperlink w:anchor="_Toc168317770" w:history="1">
+      <w:hyperlink w:anchor="_Toc168582282" w:history="1">
         <w:r>
           <w:rPr>
             <w:rStyle w:val="Collegamentoipertestuale"/>
@@ -2952,7 +2960,7 @@
             <w:noProof/>
             <w:webHidden/>
           </w:rPr>
-          <w:instrText xml:space="preserve"> PAGEREF _Toc168317770 \h </w:instrText>
+          <w:instrText xml:space="preserve"> PAGEREF _Toc168582282 \h </w:instrText>
         </w:r>
         <w:r>
           <w:rPr>
@@ -3000,7 +3008,7 @@
           <w:lang w:val="en-US"/>
         </w:rPr>
       </w:pPr>
-      <w:hyperlink w:anchor="_Toc168317771" w:history="1">
+      <w:hyperlink w:anchor="_Toc168582283" w:history="1">
         <w:r>
           <w:rPr>
             <w:rStyle w:val="Collegamentoipertestuale"/>
@@ -3028,7 +3036,7 @@
             <w:noProof/>
             <w:webHidden/>
           </w:rPr>
-          <w:instrText xml:space="preserve"> PAGEREF _Toc168317771 \h </w:instrText>
+          <w:instrText xml:space="preserve"> PAGEREF _Toc168582283 \h </w:instrText>
         </w:r>
         <w:r>
           <w:rPr>
@@ -3073,7 +3081,7 @@
           <w:lang w:val="en-US"/>
         </w:rPr>
       </w:pPr>
-      <w:hyperlink w:anchor="_Toc168317772" w:history="1">
+      <w:hyperlink w:anchor="_Toc168582284" w:history="1">
         <w:r>
           <w:rPr>
             <w:rStyle w:val="Collegamentoipertestuale"/>
@@ -3101,7 +3109,7 @@
             <w:noProof/>
             <w:webHidden/>
           </w:rPr>
-          <w:instrText xml:space="preserve"> PAGEREF _Toc168317772 \h </w:instrText>
+          <w:instrText xml:space="preserve"> PAGEREF _Toc168582284 \h </w:instrText>
         </w:r>
         <w:r>
           <w:rPr>
@@ -3146,7 +3154,7 @@
           <w:lang w:val="en-US"/>
         </w:rPr>
       </w:pPr>
-      <w:hyperlink w:anchor="_Toc168317773" w:history="1">
+      <w:hyperlink w:anchor="_Toc168582285" w:history="1">
         <w:r>
           <w:rPr>
             <w:rStyle w:val="Collegamentoipertestuale"/>
@@ -3173,7 +3181,7 @@
             <w:noProof/>
             <w:webHidden/>
           </w:rPr>
-          <w:instrText xml:space="preserve"> PAGEREF _Toc168317773 \h </w:instrText>
+          <w:instrText xml:space="preserve"> PAGEREF _Toc168582285 \h </w:instrText>
         </w:r>
         <w:r>
           <w:rPr>
@@ -3218,7 +3226,7 @@
           <w:lang w:val="en-US"/>
         </w:rPr>
       </w:pPr>
-      <w:hyperlink w:anchor="_Toc168317774" w:history="1">
+      <w:hyperlink w:anchor="_Toc168582286" w:history="1">
         <w:r>
           <w:rPr>
             <w:rStyle w:val="Collegamentoipertestuale"/>
@@ -3245,7 +3253,7 @@
             <w:noProof/>
             <w:webHidden/>
           </w:rPr>
-          <w:instrText xml:space="preserve"> PAGEREF _Toc168317774 \h </w:instrText>
+          <w:instrText xml:space="preserve"> PAGEREF _Toc168582286 \h </w:instrText>
         </w:r>
         <w:r>
           <w:rPr>
@@ -3290,7 +3298,7 @@
           <w:lang w:val="en-US"/>
         </w:rPr>
       </w:pPr>
-      <w:hyperlink w:anchor="_Toc168317775" w:history="1">
+      <w:hyperlink w:anchor="_Toc168582287" w:history="1">
         <w:r>
           <w:rPr>
             <w:rStyle w:val="Collegamentoipertestuale"/>
@@ -3317,7 +3325,7 @@
             <w:noProof/>
             <w:webHidden/>
           </w:rPr>
-          <w:instrText xml:space="preserve"> PAGEREF _Toc168317775 \h </w:instrText>
+          <w:instrText xml:space="preserve"> PAGEREF _Toc168582287 \h </w:instrText>
         </w:r>
         <w:r>
           <w:rPr>
@@ -3362,7 +3370,7 @@
           <w:lang w:val="en-US"/>
         </w:rPr>
       </w:pPr>
-      <w:hyperlink w:anchor="_Toc168317776" w:history="1">
+      <w:hyperlink w:anchor="_Toc168582288" w:history="1">
         <w:r>
           <w:rPr>
             <w:rStyle w:val="Collegamentoipertestuale"/>
@@ -3389,7 +3397,7 @@
             <w:noProof/>
             <w:webHidden/>
           </w:rPr>
-          <w:instrText xml:space="preserve"> PAGEREF _Toc168317776 \h </w:instrText>
+          <w:instrText xml:space="preserve"> PAGEREF _Toc168582288 \h </w:instrText>
         </w:r>
         <w:r>
           <w:rPr>
@@ -3434,7 +3442,7 @@
           <w:lang w:val="en-US"/>
         </w:rPr>
       </w:pPr>
-      <w:hyperlink w:anchor="_Toc168317777" w:history="1">
+      <w:hyperlink w:anchor="_Toc168582289" w:history="1">
         <w:r>
           <w:rPr>
             <w:rStyle w:val="Collegamentoipertestuale"/>
@@ -3462,7 +3470,7 @@
             <w:noProof/>
             <w:webHidden/>
           </w:rPr>
-          <w:instrText xml:space="preserve"> PAGEREF _Toc168317777 \h </w:instrText>
+          <w:instrText xml:space="preserve"> PAGEREF _Toc168582289 \h </w:instrText>
         </w:r>
         <w:r>
           <w:rPr>
@@ -3507,7 +3515,7 @@
           <w:lang w:val="en-US"/>
         </w:rPr>
       </w:pPr>
-      <w:hyperlink w:anchor="_Toc168317778" w:history="1">
+      <w:hyperlink w:anchor="_Toc168582290" w:history="1">
         <w:r>
           <w:rPr>
             <w:rStyle w:val="Collegamentoipertestuale"/>
@@ -3534,7 +3542,7 @@
             <w:noProof/>
             <w:webHidden/>
           </w:rPr>
-          <w:instrText xml:space="preserve"> PAGEREF _Toc168317778 \h </w:instrText>
+          <w:instrText xml:space="preserve"> PAGEREF _Toc168582290 \h </w:instrText>
         </w:r>
         <w:r>
           <w:rPr>
@@ -3579,7 +3587,7 @@
           <w:lang w:val="en-US"/>
         </w:rPr>
       </w:pPr>
-      <w:hyperlink w:anchor="_Toc168317779" w:history="1">
+      <w:hyperlink w:anchor="_Toc168582291" w:history="1">
         <w:r>
           <w:rPr>
             <w:rStyle w:val="Collegamentoipertestuale"/>
@@ -3606,7 +3614,7 @@
             <w:noProof/>
             <w:webHidden/>
           </w:rPr>
-          <w:instrText xml:space="preserve"> PAGEREF _Toc168317779 \h </w:instrText>
+          <w:instrText xml:space="preserve"> PAGEREF _Toc168582291 \h </w:instrText>
         </w:r>
         <w:r>
           <w:rPr>
@@ -3651,7 +3659,7 @@
           <w:lang w:val="en-US"/>
         </w:rPr>
       </w:pPr>
-      <w:hyperlink w:anchor="_Toc168317780" w:history="1">
+      <w:hyperlink w:anchor="_Toc168582292" w:history="1">
         <w:r>
           <w:rPr>
             <w:rStyle w:val="Collegamentoipertestuale"/>
@@ -3678,7 +3686,7 @@
             <w:noProof/>
             <w:webHidden/>
           </w:rPr>
-          <w:instrText xml:space="preserve"> PAGEREF _Toc168317780 \h </w:instrText>
+          <w:instrText xml:space="preserve"> PAGEREF _Toc168582292 \h </w:instrText>
         </w:r>
         <w:r>
           <w:rPr>
@@ -3723,7 +3731,7 @@
           <w:lang w:val="en-US"/>
         </w:rPr>
       </w:pPr>
-      <w:hyperlink w:anchor="_Toc168317781" w:history="1">
+      <w:hyperlink w:anchor="_Toc168582293" w:history="1">
         <w:r>
           <w:rPr>
             <w:rStyle w:val="Collegamentoipertestuale"/>
@@ -3750,7 +3758,7 @@
             <w:noProof/>
             <w:webHidden/>
           </w:rPr>
-          <w:instrText xml:space="preserve"> PAGEREF _Toc168317781 \h </w:instrText>
+          <w:instrText xml:space="preserve"> PAGEREF _Toc168582293 \h </w:instrText>
         </w:r>
         <w:r>
           <w:rPr>
@@ -3795,7 +3803,7 @@
           <w:lang w:val="en-US"/>
         </w:rPr>
       </w:pPr>
-      <w:hyperlink w:anchor="_Toc168317782" w:history="1">
+      <w:hyperlink w:anchor="_Toc168582294" w:history="1">
         <w:r>
           <w:rPr>
             <w:rStyle w:val="Collegamentoipertestuale"/>
@@ -3822,7 +3830,7 @@
             <w:noProof/>
             <w:webHidden/>
           </w:rPr>
-          <w:instrText xml:space="preserve"> PAGEREF _Toc168317782 \h </w:instrText>
+          <w:instrText xml:space="preserve"> PAGEREF _Toc168582294 \h </w:instrText>
         </w:r>
         <w:r>
           <w:rPr>
@@ -3867,7 +3875,7 @@
           <w:lang w:val="en-US"/>
         </w:rPr>
       </w:pPr>
-      <w:hyperlink w:anchor="_Toc168317783" w:history="1">
+      <w:hyperlink w:anchor="_Toc168582295" w:history="1">
         <w:r>
           <w:rPr>
             <w:rStyle w:val="Collegamentoipertestuale"/>
@@ -3894,7 +3902,7 @@
             <w:noProof/>
             <w:webHidden/>
           </w:rPr>
-          <w:instrText xml:space="preserve"> PAGEREF _Toc168317783 \h </w:instrText>
+          <w:instrText xml:space="preserve"> PAGEREF _Toc168582295 \h </w:instrText>
         </w:r>
         <w:r>
           <w:rPr>
@@ -3939,7 +3947,7 @@
           <w:lang w:val="en-US"/>
         </w:rPr>
       </w:pPr>
-      <w:hyperlink w:anchor="_Toc168317784" w:history="1">
+      <w:hyperlink w:anchor="_Toc168582296" w:history="1">
         <w:r>
           <w:rPr>
             <w:rStyle w:val="Collegamentoipertestuale"/>
@@ -3966,7 +3974,7 @@
             <w:noProof/>
             <w:webHidden/>
           </w:rPr>
-          <w:instrText xml:space="preserve"> PAGEREF _Toc168317784 \h </w:instrText>
+          <w:instrText xml:space="preserve"> PAGEREF _Toc168582296 \h </w:instrText>
         </w:r>
         <w:r>
           <w:rPr>
@@ -4011,7 +4019,7 @@
           <w:lang w:val="en-US"/>
         </w:rPr>
       </w:pPr>
-      <w:hyperlink w:anchor="_Toc168317785" w:history="1">
+      <w:hyperlink w:anchor="_Toc168582297" w:history="1">
         <w:r>
           <w:rPr>
             <w:rStyle w:val="Collegamentoipertestuale"/>
@@ -4038,7 +4046,7 @@
             <w:noProof/>
             <w:webHidden/>
           </w:rPr>
-          <w:instrText xml:space="preserve"> PAGEREF _Toc168317785 \h </w:instrText>
+          <w:instrText xml:space="preserve"> PAGEREF _Toc168582297 \h </w:instrText>
         </w:r>
         <w:r>
           <w:rPr>
@@ -4083,7 +4091,7 @@
           <w:lang w:val="en-US"/>
         </w:rPr>
       </w:pPr>
-      <w:hyperlink w:anchor="_Toc168317786" w:history="1">
+      <w:hyperlink w:anchor="_Toc168582298" w:history="1">
         <w:r>
           <w:rPr>
             <w:rStyle w:val="Collegamentoipertestuale"/>
@@ -4110,7 +4118,7 @@
             <w:noProof/>
             <w:webHidden/>
           </w:rPr>
-          <w:instrText xml:space="preserve"> PAGEREF _Toc168317786 \h </w:instrText>
+          <w:instrText xml:space="preserve"> PAGEREF _Toc168582298 \h </w:instrText>
         </w:r>
         <w:r>
           <w:rPr>
@@ -4158,7 +4166,7 @@
           <w:lang w:val="en-US"/>
         </w:rPr>
       </w:pPr>
-      <w:hyperlink w:anchor="_Toc168317787" w:history="1">
+      <w:hyperlink w:anchor="_Toc168582299" w:history="1">
         <w:r>
           <w:rPr>
             <w:rStyle w:val="Collegamentoipertestuale"/>
@@ -4185,7 +4193,7 @@
             <w:noProof/>
             <w:webHidden/>
           </w:rPr>
-          <w:instrText xml:space="preserve"> PAGEREF _Toc168317787 \h </w:instrText>
+          <w:instrText xml:space="preserve"> PAGEREF _Toc168582299 \h </w:instrText>
         </w:r>
         <w:r>
           <w:rPr>
@@ -4230,7 +4238,7 @@
           <w:lang w:val="en-US"/>
         </w:rPr>
       </w:pPr>
-      <w:hyperlink w:anchor="_Toc168317788" w:history="1">
+      <w:hyperlink w:anchor="_Toc168582300" w:history="1">
         <w:r>
           <w:rPr>
             <w:rStyle w:val="Collegamentoipertestuale"/>
@@ -4258,7 +4266,7 @@
             <w:noProof/>
             <w:webHidden/>
           </w:rPr>
-          <w:instrText xml:space="preserve"> PAGEREF _Toc168317788 \h </w:instrText>
+          <w:instrText xml:space="preserve"> PAGEREF _Toc168582300 \h </w:instrText>
         </w:r>
         <w:r>
           <w:rPr>
@@ -4303,7 +4311,7 @@
           <w:lang w:val="en-US"/>
         </w:rPr>
       </w:pPr>
-      <w:hyperlink w:anchor="_Toc168317789" w:history="1">
+      <w:hyperlink w:anchor="_Toc168582301" w:history="1">
         <w:r>
           <w:rPr>
             <w:rStyle w:val="Collegamentoipertestuale"/>
@@ -4331,7 +4339,7 @@
             <w:noProof/>
             <w:webHidden/>
           </w:rPr>
-          <w:instrText xml:space="preserve"> PAGEREF _Toc168317789 \h </w:instrText>
+          <w:instrText xml:space="preserve"> PAGEREF _Toc168582301 \h </w:instrText>
         </w:r>
         <w:r>
           <w:rPr>
@@ -4376,7 +4384,7 @@
           <w:lang w:val="en-US"/>
         </w:rPr>
       </w:pPr>
-      <w:hyperlink w:anchor="_Toc168317790" w:history="1">
+      <w:hyperlink w:anchor="_Toc168582302" w:history="1">
         <w:r>
           <w:rPr>
             <w:rStyle w:val="Collegamentoipertestuale"/>
@@ -4404,7 +4412,7 @@
             <w:noProof/>
             <w:webHidden/>
           </w:rPr>
-          <w:instrText xml:space="preserve"> PAGEREF _Toc168317790 \h </w:instrText>
+          <w:instrText xml:space="preserve"> PAGEREF _Toc168582302 \h </w:instrText>
         </w:r>
         <w:r>
           <w:rPr>
@@ -4449,7 +4457,7 @@
           <w:lang w:val="en-US"/>
         </w:rPr>
       </w:pPr>
-      <w:hyperlink w:anchor="_Toc168317791" w:history="1">
+      <w:hyperlink w:anchor="_Toc168582303" w:history="1">
         <w:r>
           <w:rPr>
             <w:rStyle w:val="Collegamentoipertestuale"/>
@@ -4477,7 +4485,7 @@
             <w:noProof/>
             <w:webHidden/>
           </w:rPr>
-          <w:instrText xml:space="preserve"> PAGEREF _Toc168317791 \h </w:instrText>
+          <w:instrText xml:space="preserve"> PAGEREF _Toc168582303 \h </w:instrText>
         </w:r>
         <w:r>
           <w:rPr>
@@ -4522,7 +4530,7 @@
           <w:lang w:val="en-US"/>
         </w:rPr>
       </w:pPr>
-      <w:hyperlink w:anchor="_Toc168317792" w:history="1">
+      <w:hyperlink w:anchor="_Toc168582304" w:history="1">
         <w:r>
           <w:rPr>
             <w:rStyle w:val="Collegamentoipertestuale"/>
@@ -4550,7 +4558,7 @@
             <w:noProof/>
             <w:webHidden/>
           </w:rPr>
-          <w:instrText xml:space="preserve"> PAGEREF _Toc168317792 \h </w:instrText>
+          <w:instrText xml:space="preserve"> PAGEREF _Toc168582304 \h </w:instrText>
         </w:r>
         <w:r>
           <w:rPr>
@@ -4595,7 +4603,7 @@
           <w:lang w:val="en-US"/>
         </w:rPr>
       </w:pPr>
-      <w:hyperlink w:anchor="_Toc168317793" w:history="1">
+      <w:hyperlink w:anchor="_Toc168582305" w:history="1">
         <w:r>
           <w:rPr>
             <w:rStyle w:val="Collegamentoipertestuale"/>
@@ -4623,7 +4631,7 @@
             <w:noProof/>
             <w:webHidden/>
           </w:rPr>
-          <w:instrText xml:space="preserve"> PAGEREF _Toc168317793 \h </w:instrText>
+          <w:instrText xml:space="preserve"> PAGEREF _Toc168582305 \h </w:instrText>
         </w:r>
         <w:r>
           <w:rPr>
@@ -4668,7 +4676,7 @@
           <w:lang w:val="en-US"/>
         </w:rPr>
       </w:pPr>
-      <w:hyperlink w:anchor="_Toc168317794" w:history="1">
+      <w:hyperlink w:anchor="_Toc168582306" w:history="1">
         <w:r>
           <w:rPr>
             <w:rStyle w:val="Collegamentoipertestuale"/>
@@ -4703,7 +4711,7 @@
             <w:noProof/>
             <w:webHidden/>
           </w:rPr>
-          <w:instrText xml:space="preserve"> PAGEREF _Toc168317794 \h </w:instrText>
+          <w:instrText xml:space="preserve"> PAGEREF _Toc168582306 \h </w:instrText>
         </w:r>
         <w:r>
           <w:rPr>
@@ -4748,7 +4756,7 @@
           <w:lang w:val="en-US"/>
         </w:rPr>
       </w:pPr>
-      <w:hyperlink w:anchor="_Toc168317795" w:history="1">
+      <w:hyperlink w:anchor="_Toc168582307" w:history="1">
         <w:r>
           <w:rPr>
             <w:rStyle w:val="Collegamentoipertestuale"/>
@@ -4776,7 +4784,7 @@
             <w:noProof/>
             <w:webHidden/>
           </w:rPr>
-          <w:instrText xml:space="preserve"> PAGEREF _Toc168317795 \h </w:instrText>
+          <w:instrText xml:space="preserve"> PAGEREF _Toc168582307 \h </w:instrText>
         </w:r>
         <w:r>
           <w:rPr>
@@ -4821,7 +4829,7 @@
           <w:lang w:val="en-US"/>
         </w:rPr>
       </w:pPr>
-      <w:hyperlink w:anchor="_Toc168317796" w:history="1">
+      <w:hyperlink w:anchor="_Toc168582308" w:history="1">
         <w:r>
           <w:rPr>
             <w:rStyle w:val="Collegamentoipertestuale"/>
@@ -4848,7 +4856,7 @@
             <w:noProof/>
             <w:webHidden/>
           </w:rPr>
-          <w:instrText xml:space="preserve"> PAGEREF _Toc168317796 \h </w:instrText>
+          <w:instrText xml:space="preserve"> PAGEREF _Toc168582308 \h </w:instrText>
         </w:r>
         <w:r>
           <w:rPr>
@@ -4893,7 +4901,7 @@
           <w:lang w:val="en-US"/>
         </w:rPr>
       </w:pPr>
-      <w:hyperlink w:anchor="_Toc168317797" w:history="1">
+      <w:hyperlink w:anchor="_Toc168582309" w:history="1">
         <w:r>
           <w:rPr>
             <w:rStyle w:val="Collegamentoipertestuale"/>
@@ -4920,7 +4928,7 @@
             <w:noProof/>
             <w:webHidden/>
           </w:rPr>
-          <w:instrText xml:space="preserve"> PAGEREF _Toc168317797 \h </w:instrText>
+          <w:instrText xml:space="preserve"> PAGEREF _Toc168582309 \h </w:instrText>
         </w:r>
         <w:r>
           <w:rPr>
@@ -4965,7 +4973,7 @@
           <w:lang w:val="en-US"/>
         </w:rPr>
       </w:pPr>
-      <w:hyperlink w:anchor="_Toc168317798" w:history="1">
+      <w:hyperlink w:anchor="_Toc168582310" w:history="1">
         <w:r>
           <w:rPr>
             <w:rStyle w:val="Collegamentoipertestuale"/>
@@ -4992,7 +5000,7 @@
             <w:noProof/>
             <w:webHidden/>
           </w:rPr>
-          <w:instrText xml:space="preserve"> PAGEREF _Toc168317798 \h </w:instrText>
+          <w:instrText xml:space="preserve"> PAGEREF _Toc168582310 \h </w:instrText>
         </w:r>
         <w:r>
           <w:rPr>
@@ -5037,7 +5045,7 @@
           <w:lang w:val="en-US"/>
         </w:rPr>
       </w:pPr>
-      <w:hyperlink w:anchor="_Toc168317799" w:history="1">
+      <w:hyperlink w:anchor="_Toc168582311" w:history="1">
         <w:r>
           <w:rPr>
             <w:rStyle w:val="Collegamentoipertestuale"/>
@@ -5064,7 +5072,7 @@
             <w:noProof/>
             <w:webHidden/>
           </w:rPr>
-          <w:instrText xml:space="preserve"> PAGEREF _Toc168317799 \h </w:instrText>
+          <w:instrText xml:space="preserve"> PAGEREF _Toc168582311 \h </w:instrText>
         </w:r>
         <w:r>
           <w:rPr>
@@ -5109,7 +5117,7 @@
           <w:lang w:val="en-US"/>
         </w:rPr>
       </w:pPr>
-      <w:hyperlink w:anchor="_Toc168317800" w:history="1">
+      <w:hyperlink w:anchor="_Toc168582312" w:history="1">
         <w:r>
           <w:rPr>
             <w:rStyle w:val="Collegamentoipertestuale"/>
@@ -5136,7 +5144,7 @@
             <w:noProof/>
             <w:webHidden/>
           </w:rPr>
-          <w:instrText xml:space="preserve"> PAGEREF _Toc168317800 \h </w:instrText>
+          <w:instrText xml:space="preserve"> PAGEREF _Toc168582312 \h </w:instrText>
         </w:r>
         <w:r>
           <w:rPr>
@@ -5184,13 +5192,13 @@
           <w:lang w:val="en-US"/>
         </w:rPr>
       </w:pPr>
-      <w:hyperlink w:anchor="_Toc168317801" w:history="1">
+      <w:hyperlink w:anchor="_Toc168582313" w:history="1">
         <w:r>
           <w:rPr>
             <w:rStyle w:val="Collegamentoipertestuale"/>
             <w:noProof/>
           </w:rPr>
-          <w:t>Capitolo 4 – Risultati ottenuti [ in corso ]</w:t>
+          <w:t>Capitolo 4 – Risultati ottenuti</w:t>
         </w:r>
         <w:r>
           <w:rPr>
@@ -5211,7 +5219,7 @@
             <w:noProof/>
             <w:webHidden/>
           </w:rPr>
-          <w:instrText xml:space="preserve"> PAGEREF _Toc168317801 \h </w:instrText>
+          <w:instrText xml:space="preserve"> PAGEREF _Toc168582313 \h </w:instrText>
         </w:r>
         <w:r>
           <w:rPr>
@@ -5256,13 +5264,13 @@
           <w:lang w:val="en-US"/>
         </w:rPr>
       </w:pPr>
-      <w:hyperlink w:anchor="_Toc168317802" w:history="1">
+      <w:hyperlink w:anchor="_Toc168582314" w:history="1">
         <w:r>
           <w:rPr>
             <w:rStyle w:val="Collegamentoipertestuale"/>
             <w:noProof/>
           </w:rPr>
-          <w:t>4.1 Differenze tra progettazione e risultato finale [ in corso ]</w:t>
+          <w:t>4.1 Differenze tra progettazione e risultato finale</w:t>
         </w:r>
         <w:r>
           <w:rPr>
@@ -5283,7 +5291,7 @@
             <w:noProof/>
             <w:webHidden/>
           </w:rPr>
-          <w:instrText xml:space="preserve"> PAGEREF _Toc168317802 \h </w:instrText>
+          <w:instrText xml:space="preserve"> PAGEREF _Toc168582314 \h </w:instrText>
         </w:r>
         <w:r>
           <w:rPr>
@@ -5328,13 +5336,13 @@
           <w:lang w:val="en-US"/>
         </w:rPr>
       </w:pPr>
-      <w:hyperlink w:anchor="_Toc168317803" w:history="1">
+      <w:hyperlink w:anchor="_Toc168582315" w:history="1">
         <w:r>
           <w:rPr>
             <w:rStyle w:val="Collegamentoipertestuale"/>
             <w:noProof/>
           </w:rPr>
-          <w:t>4.1 Test e copertura effettuata</w:t>
+          <w:t>4.1 Test</w:t>
         </w:r>
         <w:r>
           <w:rPr>
@@ -5355,7 +5363,7 @@
             <w:noProof/>
             <w:webHidden/>
           </w:rPr>
-          <w:instrText xml:space="preserve"> PAGEREF _Toc168317803 \h </w:instrText>
+          <w:instrText xml:space="preserve"> PAGEREF _Toc168582315 \h </w:instrText>
         </w:r>
         <w:r>
           <w:rPr>
@@ -5375,7 +5383,7 @@
             <w:noProof/>
             <w:webHidden/>
           </w:rPr>
-          <w:t>58</w:t>
+          <w:t>61</w:t>
         </w:r>
         <w:r>
           <w:rPr>
@@ -5400,7 +5408,7 @@
           <w:lang w:val="en-US"/>
         </w:rPr>
       </w:pPr>
-      <w:hyperlink w:anchor="_Toc168317804" w:history="1">
+      <w:hyperlink w:anchor="_Toc168582316" w:history="1">
         <w:r>
           <w:rPr>
             <w:rStyle w:val="Collegamentoipertestuale"/>
@@ -5427,7 +5435,7 @@
             <w:noProof/>
             <w:webHidden/>
           </w:rPr>
-          <w:instrText xml:space="preserve"> PAGEREF _Toc168317804 \h </w:instrText>
+          <w:instrText xml:space="preserve"> PAGEREF _Toc168582316 \h </w:instrText>
         </w:r>
         <w:r>
           <w:rPr>
@@ -5447,7 +5455,7 @@
             <w:noProof/>
             <w:webHidden/>
           </w:rPr>
-          <w:t>58</w:t>
+          <w:t>61</w:t>
         </w:r>
         <w:r>
           <w:rPr>
@@ -5472,13 +5480,13 @@
           <w:lang w:val="en-US"/>
         </w:rPr>
       </w:pPr>
-      <w:hyperlink w:anchor="_Toc168317805" w:history="1">
+      <w:hyperlink w:anchor="_Toc168582317" w:history="1">
         <w:r>
           <w:rPr>
             <w:rStyle w:val="Collegamentoipertestuale"/>
             <w:noProof/>
           </w:rPr>
-          <w:t>4.1.2 Copertura effettuata [ in corso ]</w:t>
+          <w:t>4.1.2 Test reali</w:t>
         </w:r>
         <w:r>
           <w:rPr>
@@ -5499,7 +5507,7 @@
             <w:noProof/>
             <w:webHidden/>
           </w:rPr>
-          <w:instrText xml:space="preserve"> PAGEREF _Toc168317805 \h </w:instrText>
+          <w:instrText xml:space="preserve"> PAGEREF _Toc168582317 \h </w:instrText>
         </w:r>
         <w:r>
           <w:rPr>
@@ -5519,7 +5527,7 @@
             <w:noProof/>
             <w:webHidden/>
           </w:rPr>
-          <w:t>59</w:t>
+          <w:t>62</w:t>
         </w:r>
         <w:r>
           <w:rPr>
@@ -5547,13 +5555,13 @@
           <w:lang w:val="en-US"/>
         </w:rPr>
       </w:pPr>
-      <w:hyperlink w:anchor="_Toc168317806" w:history="1">
+      <w:hyperlink w:anchor="_Toc168582318" w:history="1">
         <w:r>
           <w:rPr>
             <w:rStyle w:val="Collegamentoipertestuale"/>
             <w:noProof/>
           </w:rPr>
-          <w:t>Capitolo 5 – Conclusione [in corso ]</w:t>
+          <w:t>Capitolo 5 – Conclusione</w:t>
         </w:r>
         <w:r>
           <w:rPr>
@@ -5574,7 +5582,7 @@
             <w:noProof/>
             <w:webHidden/>
           </w:rPr>
-          <w:instrText xml:space="preserve"> PAGEREF _Toc168317806 \h </w:instrText>
+          <w:instrText xml:space="preserve"> PAGEREF _Toc168582318 \h </w:instrText>
         </w:r>
         <w:r>
           <w:rPr>
@@ -5594,7 +5602,151 @@
             <w:noProof/>
             <w:webHidden/>
           </w:rPr>
-          <w:t>60</w:t>
+          <w:t>64</w:t>
+        </w:r>
+        <w:r>
+          <w:rPr>
+            <w:noProof/>
+            <w:webHidden/>
+          </w:rPr>
+          <w:fldChar w:fldCharType="end"/>
+        </w:r>
+      </w:hyperlink>
+    </w:p>
+    <w:p>
+      <w:pPr>
+        <w:pStyle w:val="Sommario3"/>
+        <w:tabs>
+          <w:tab w:val="right" w:leader="dot" w:pos="9055"/>
+        </w:tabs>
+        <w:rPr>
+          <w:rFonts w:eastAsiaTheme="minorEastAsia" w:cstheme="minorBidi"/>
+          <w:noProof/>
+          <w:sz w:val="22"/>
+          <w:szCs w:val="22"/>
+          <w:lang w:val="en-US"/>
+        </w:rPr>
+      </w:pPr>
+      <w:hyperlink w:anchor="_Toc168582319" w:history="1">
+        <w:r>
+          <w:rPr>
+            <w:rStyle w:val="Collegamentoipertestuale"/>
+            <w:noProof/>
+          </w:rPr>
+          <w:t>5.1 Possibili evoluzioni del progetto future</w:t>
+        </w:r>
+        <w:r>
+          <w:rPr>
+            <w:noProof/>
+            <w:webHidden/>
+          </w:rPr>
+          <w:tab/>
+        </w:r>
+        <w:r>
+          <w:rPr>
+            <w:noProof/>
+            <w:webHidden/>
+          </w:rPr>
+          <w:fldChar w:fldCharType="begin"/>
+        </w:r>
+        <w:r>
+          <w:rPr>
+            <w:noProof/>
+            <w:webHidden/>
+          </w:rPr>
+          <w:instrText xml:space="preserve"> PAGEREF _Toc168582319 \h </w:instrText>
+        </w:r>
+        <w:r>
+          <w:rPr>
+            <w:noProof/>
+            <w:webHidden/>
+          </w:rPr>
+        </w:r>
+        <w:r>
+          <w:rPr>
+            <w:noProof/>
+            <w:webHidden/>
+          </w:rPr>
+          <w:fldChar w:fldCharType="separate"/>
+        </w:r>
+        <w:r>
+          <w:rPr>
+            <w:noProof/>
+            <w:webHidden/>
+          </w:rPr>
+          <w:t>64</w:t>
+        </w:r>
+        <w:r>
+          <w:rPr>
+            <w:noProof/>
+            <w:webHidden/>
+          </w:rPr>
+          <w:fldChar w:fldCharType="end"/>
+        </w:r>
+      </w:hyperlink>
+    </w:p>
+    <w:p>
+      <w:pPr>
+        <w:pStyle w:val="Sommario3"/>
+        <w:tabs>
+          <w:tab w:val="right" w:leader="dot" w:pos="9055"/>
+        </w:tabs>
+        <w:rPr>
+          <w:rFonts w:eastAsiaTheme="minorEastAsia" w:cstheme="minorBidi"/>
+          <w:noProof/>
+          <w:sz w:val="22"/>
+          <w:szCs w:val="22"/>
+          <w:lang w:val="en-US"/>
+        </w:rPr>
+      </w:pPr>
+      <w:hyperlink w:anchor="_Toc168582320" w:history="1">
+        <w:r>
+          <w:rPr>
+            <w:rStyle w:val="Collegamentoipertestuale"/>
+            <w:noProof/>
+          </w:rPr>
+          <w:t>5.2 Considerazioni finali</w:t>
+        </w:r>
+        <w:r>
+          <w:rPr>
+            <w:noProof/>
+            <w:webHidden/>
+          </w:rPr>
+          <w:tab/>
+        </w:r>
+        <w:r>
+          <w:rPr>
+            <w:noProof/>
+            <w:webHidden/>
+          </w:rPr>
+          <w:fldChar w:fldCharType="begin"/>
+        </w:r>
+        <w:r>
+          <w:rPr>
+            <w:noProof/>
+            <w:webHidden/>
+          </w:rPr>
+          <w:instrText xml:space="preserve"> PAGEREF _Toc168582320 \h </w:instrText>
+        </w:r>
+        <w:r>
+          <w:rPr>
+            <w:noProof/>
+            <w:webHidden/>
+          </w:rPr>
+        </w:r>
+        <w:r>
+          <w:rPr>
+            <w:noProof/>
+            <w:webHidden/>
+          </w:rPr>
+          <w:fldChar w:fldCharType="separate"/>
+        </w:r>
+        <w:r>
+          <w:rPr>
+            <w:noProof/>
+            <w:webHidden/>
+          </w:rPr>
+          <w:t>64</w:t>
         </w:r>
         <w:r>
           <w:rPr>
@@ -5622,7 +5774,7 @@
           <w:lang w:val="en-US"/>
         </w:rPr>
       </w:pPr>
-      <w:hyperlink w:anchor="_Toc168317807" w:history="1">
+      <w:hyperlink w:anchor="_Toc168582321" w:history="1">
         <w:r>
           <w:rPr>
             <w:rStyle w:val="Collegamentoipertestuale"/>
@@ -5650,7 +5802,7 @@
             <w:noProof/>
             <w:webHidden/>
           </w:rPr>
-          <w:instrText xml:space="preserve"> PAGEREF _Toc168317807 \h </w:instrText>
+          <w:instrText xml:space="preserve"> PAGEREF _Toc168582321 \h </w:instrText>
         </w:r>
         <w:r>
           <w:rPr>
@@ -5670,7 +5822,7 @@
             <w:noProof/>
             <w:webHidden/>
           </w:rPr>
-          <w:t>61</w:t>
+          <w:t>66</w:t>
         </w:r>
         <w:r>
           <w:rPr>
@@ -5698,7 +5850,7 @@
           <w:lang w:val="en-US"/>
         </w:rPr>
       </w:pPr>
-      <w:hyperlink w:anchor="_Toc168317808" w:history="1">
+      <w:hyperlink w:anchor="_Toc168582322" w:history="1">
         <w:r>
           <w:rPr>
             <w:rStyle w:val="Collegamentoipertestuale"/>
@@ -5725,7 +5877,7 @@
             <w:noProof/>
             <w:webHidden/>
           </w:rPr>
-          <w:instrText xml:space="preserve"> PAGEREF _Toc168317808 \h </w:instrText>
+          <w:instrText xml:space="preserve"> PAGEREF _Toc168582322 \h </w:instrText>
         </w:r>
         <w:r>
           <w:rPr>
@@ -5745,7 +5897,7 @@
             <w:noProof/>
             <w:webHidden/>
           </w:rPr>
-          <w:t>62</w:t>
+          <w:t>67</w:t>
         </w:r>
         <w:r>
           <w:rPr>
@@ -5765,12 +5917,6 @@
         <w:autoSpaceDE w:val="0"/>
         <w:autoSpaceDN w:val="0"/>
         <w:adjustRightInd w:val="0"/>
-        <w:rPr>
-          <w:rFonts w:cs="Arial"/>
-          <w:sz w:val="36"/>
-          <w:szCs w:val="36"/>
-          <w:lang w:val="it-CH"/>
-        </w:rPr>
       </w:pPr>
       <w:r>
         <w:rPr>
@@ -5784,64 +5930,6 @@
         </w:rPr>
         <w:fldChar w:fldCharType="end"/>
       </w:r>
-    </w:p>
-    <w:p>
-      <w:pPr>
-        <w:tabs>
-          <w:tab w:val="left" w:pos="851"/>
-          <w:tab w:val="right" w:pos="8222"/>
-        </w:tabs>
-        <w:autoSpaceDE w:val="0"/>
-        <w:autoSpaceDN w:val="0"/>
-        <w:adjustRightInd w:val="0"/>
-        <w:rPr>
-          <w:rFonts w:cs="Arial"/>
-          <w:sz w:val="36"/>
-          <w:szCs w:val="36"/>
-          <w:lang w:val="it-CH"/>
-        </w:rPr>
-      </w:pPr>
-      <w:bookmarkStart w:id="0" w:name="_GoBack"/>
-      <w:bookmarkEnd w:id="0"/>
-    </w:p>
-    <w:p>
-      <w:pPr>
-        <w:tabs>
-          <w:tab w:val="left" w:pos="851"/>
-          <w:tab w:val="right" w:pos="8222"/>
-        </w:tabs>
-        <w:autoSpaceDE w:val="0"/>
-        <w:autoSpaceDN w:val="0"/>
-        <w:adjustRightInd w:val="0"/>
-        <w:rPr>
-          <w:rFonts w:cs="Arial"/>
-          <w:sz w:val="36"/>
-          <w:szCs w:val="36"/>
-          <w:lang w:val="it-CH"/>
-        </w:rPr>
-      </w:pPr>
-    </w:p>
-    <w:p>
-      <w:pPr>
-        <w:tabs>
-          <w:tab w:val="left" w:pos="851"/>
-          <w:tab w:val="right" w:pos="8222"/>
-        </w:tabs>
-        <w:autoSpaceDE w:val="0"/>
-        <w:autoSpaceDN w:val="0"/>
-        <w:adjustRightInd w:val="0"/>
-        <w:rPr>
-          <w:rFonts w:cs="Arial"/>
-          <w:sz w:val="36"/>
-          <w:szCs w:val="36"/>
-          <w:lang w:val="it-CH"/>
-        </w:rPr>
-      </w:pPr>
-    </w:p>
-    <w:p>
-      <w:pPr>
-        <w:pStyle w:val="Sommario1"/>
-      </w:pPr>
       <w:r>
         <w:br w:type="page"/>
       </w:r>
@@ -5907,7 +5995,7 @@
         </w:rPr>
         <w:fldChar w:fldCharType="separate"/>
       </w:r>
-      <w:hyperlink w:anchor="_Toc168317722" w:history="1">
+      <w:hyperlink w:anchor="_Toc168582232" w:history="1">
         <w:r>
           <w:rPr>
             <w:rStyle w:val="Collegamentoipertestuale"/>
@@ -5934,7 +6022,7 @@
             <w:noProof/>
             <w:webHidden/>
           </w:rPr>
-          <w:instrText xml:space="preserve"> PAGEREF _Toc168317722 \h </w:instrText>
+          <w:instrText xml:space="preserve"> PAGEREF _Toc168582232 \h </w:instrText>
         </w:r>
         <w:r>
           <w:rPr>
@@ -5979,7 +6067,7 @@
           <w:lang w:val="en-US"/>
         </w:rPr>
       </w:pPr>
-      <w:hyperlink w:anchor="_Toc168317723" w:history="1">
+      <w:hyperlink w:anchor="_Toc168582233" w:history="1">
         <w:r>
           <w:rPr>
             <w:rStyle w:val="Collegamentoipertestuale"/>
@@ -6006,7 +6094,7 @@
             <w:noProof/>
             <w:webHidden/>
           </w:rPr>
-          <w:instrText xml:space="preserve"> PAGEREF _Toc168317723 \h </w:instrText>
+          <w:instrText xml:space="preserve"> PAGEREF _Toc168582233 \h </w:instrText>
         </w:r>
         <w:r>
           <w:rPr>
@@ -6051,7 +6139,7 @@
           <w:lang w:val="en-US"/>
         </w:rPr>
       </w:pPr>
-      <w:hyperlink w:anchor="_Toc168317724" w:history="1">
+      <w:hyperlink w:anchor="_Toc168582234" w:history="1">
         <w:r>
           <w:rPr>
             <w:rStyle w:val="Collegamentoipertestuale"/>
@@ -6078,7 +6166,7 @@
             <w:noProof/>
             <w:webHidden/>
           </w:rPr>
-          <w:instrText xml:space="preserve"> PAGEREF _Toc168317724 \h </w:instrText>
+          <w:instrText xml:space="preserve"> PAGEREF _Toc168582234 \h </w:instrText>
         </w:r>
         <w:r>
           <w:rPr>
@@ -6123,7 +6211,7 @@
           <w:lang w:val="en-US"/>
         </w:rPr>
       </w:pPr>
-      <w:hyperlink w:anchor="_Toc168317725" w:history="1">
+      <w:hyperlink w:anchor="_Toc168582235" w:history="1">
         <w:r>
           <w:rPr>
             <w:rStyle w:val="Collegamentoipertestuale"/>
@@ -6150,7 +6238,7 @@
             <w:noProof/>
             <w:webHidden/>
           </w:rPr>
-          <w:instrText xml:space="preserve"> PAGEREF _Toc168317725 \h </w:instrText>
+          <w:instrText xml:space="preserve"> PAGEREF _Toc168582235 \h </w:instrText>
         </w:r>
         <w:r>
           <w:rPr>
@@ -6195,7 +6283,7 @@
           <w:lang w:val="en-US"/>
         </w:rPr>
       </w:pPr>
-      <w:hyperlink w:anchor="_Toc168317726" w:history="1">
+      <w:hyperlink w:anchor="_Toc168582236" w:history="1">
         <w:r>
           <w:rPr>
             <w:rStyle w:val="Collegamentoipertestuale"/>
@@ -6222,7 +6310,7 @@
             <w:noProof/>
             <w:webHidden/>
           </w:rPr>
-          <w:instrText xml:space="preserve"> PAGEREF _Toc168317726 \h </w:instrText>
+          <w:instrText xml:space="preserve"> PAGEREF _Toc168582236 \h </w:instrText>
         </w:r>
         <w:r>
           <w:rPr>
@@ -6267,7 +6355,7 @@
           <w:lang w:val="en-US"/>
         </w:rPr>
       </w:pPr>
-      <w:hyperlink w:anchor="_Toc168317727" w:history="1">
+      <w:hyperlink w:anchor="_Toc168582237" w:history="1">
         <w:r>
           <w:rPr>
             <w:rStyle w:val="Collegamentoipertestuale"/>
@@ -6308,7 +6396,7 @@
             <w:noProof/>
             <w:webHidden/>
           </w:rPr>
-          <w:instrText xml:space="preserve"> PAGEREF _Toc168317727 \h </w:instrText>
+          <w:instrText xml:space="preserve"> PAGEREF _Toc168582237 \h </w:instrText>
         </w:r>
         <w:r>
           <w:rPr>
@@ -6353,7 +6441,7 @@
           <w:lang w:val="en-US"/>
         </w:rPr>
       </w:pPr>
-      <w:hyperlink w:anchor="_Toc168317728" w:history="1">
+      <w:hyperlink w:anchor="_Toc168582238" w:history="1">
         <w:r>
           <w:rPr>
             <w:rStyle w:val="Collegamentoipertestuale"/>
@@ -6380,7 +6468,7 @@
             <w:noProof/>
             <w:webHidden/>
           </w:rPr>
-          <w:instrText xml:space="preserve"> PAGEREF _Toc168317728 \h </w:instrText>
+          <w:instrText xml:space="preserve"> PAGEREF _Toc168582238 \h </w:instrText>
         </w:r>
         <w:r>
           <w:rPr>
@@ -6425,7 +6513,7 @@
           <w:lang w:val="en-US"/>
         </w:rPr>
       </w:pPr>
-      <w:hyperlink w:anchor="_Toc168317729" w:history="1">
+      <w:hyperlink w:anchor="_Toc168582239" w:history="1">
         <w:r>
           <w:rPr>
             <w:rStyle w:val="Collegamentoipertestuale"/>
@@ -6452,7 +6540,7 @@
             <w:noProof/>
             <w:webHidden/>
           </w:rPr>
-          <w:instrText xml:space="preserve"> PAGEREF _Toc168317729 \h </w:instrText>
+          <w:instrText xml:space="preserve"> PAGEREF _Toc168582239 \h </w:instrText>
         </w:r>
         <w:r>
           <w:rPr>
@@ -6497,7 +6585,7 @@
           <w:lang w:val="en-US"/>
         </w:rPr>
       </w:pPr>
-      <w:hyperlink w:anchor="_Toc168317730" w:history="1">
+      <w:hyperlink w:anchor="_Toc168582240" w:history="1">
         <w:r>
           <w:rPr>
             <w:rStyle w:val="Collegamentoipertestuale"/>
@@ -6538,7 +6626,7 @@
             <w:noProof/>
             <w:webHidden/>
           </w:rPr>
-          <w:instrText xml:space="preserve"> PAGEREF _Toc168317730 \h </w:instrText>
+          <w:instrText xml:space="preserve"> PAGEREF _Toc168582240 \h </w:instrText>
         </w:r>
         <w:r>
           <w:rPr>
@@ -6583,7 +6671,7 @@
           <w:lang w:val="en-US"/>
         </w:rPr>
       </w:pPr>
-      <w:hyperlink w:anchor="_Toc168317731" w:history="1">
+      <w:hyperlink w:anchor="_Toc168582241" w:history="1">
         <w:r>
           <w:rPr>
             <w:rStyle w:val="Collegamentoipertestuale"/>
@@ -6624,7 +6712,7 @@
             <w:noProof/>
             <w:webHidden/>
           </w:rPr>
-          <w:instrText xml:space="preserve"> PAGEREF _Toc168317731 \h </w:instrText>
+          <w:instrText xml:space="preserve"> PAGEREF _Toc168582241 \h </w:instrText>
         </w:r>
         <w:r>
           <w:rPr>
@@ -6669,7 +6757,7 @@
           <w:lang w:val="en-US"/>
         </w:rPr>
       </w:pPr>
-      <w:hyperlink w:anchor="_Toc168317732" w:history="1">
+      <w:hyperlink w:anchor="_Toc168582242" w:history="1">
         <w:r>
           <w:rPr>
             <w:rStyle w:val="Collegamentoipertestuale"/>
@@ -6696,7 +6784,7 @@
             <w:noProof/>
             <w:webHidden/>
           </w:rPr>
-          <w:instrText xml:space="preserve"> PAGEREF _Toc168317732 \h </w:instrText>
+          <w:instrText xml:space="preserve"> PAGEREF _Toc168582242 \h </w:instrText>
         </w:r>
         <w:r>
           <w:rPr>
@@ -6741,7 +6829,7 @@
           <w:lang w:val="en-US"/>
         </w:rPr>
       </w:pPr>
-      <w:hyperlink w:anchor="_Toc168317733" w:history="1">
+      <w:hyperlink w:anchor="_Toc168582243" w:history="1">
         <w:r>
           <w:rPr>
             <w:rStyle w:val="Collegamentoipertestuale"/>
@@ -6768,7 +6856,7 @@
             <w:noProof/>
             <w:webHidden/>
           </w:rPr>
-          <w:instrText xml:space="preserve"> PAGEREF _Toc168317733 \h </w:instrText>
+          <w:instrText xml:space="preserve"> PAGEREF _Toc168582243 \h </w:instrText>
         </w:r>
         <w:r>
           <w:rPr>
@@ -6813,7 +6901,7 @@
           <w:lang w:val="en-US"/>
         </w:rPr>
       </w:pPr>
-      <w:hyperlink w:anchor="_Toc168317734" w:history="1">
+      <w:hyperlink w:anchor="_Toc168582244" w:history="1">
         <w:r>
           <w:rPr>
             <w:rStyle w:val="Collegamentoipertestuale"/>
@@ -6840,7 +6928,7 @@
             <w:noProof/>
             <w:webHidden/>
           </w:rPr>
-          <w:instrText xml:space="preserve"> PAGEREF _Toc168317734 \h </w:instrText>
+          <w:instrText xml:space="preserve"> PAGEREF _Toc168582244 \h </w:instrText>
         </w:r>
         <w:r>
           <w:rPr>
@@ -6885,7 +6973,7 @@
           <w:lang w:val="en-US"/>
         </w:rPr>
       </w:pPr>
-      <w:hyperlink w:anchor="_Toc168317735" w:history="1">
+      <w:hyperlink w:anchor="_Toc168582245" w:history="1">
         <w:r>
           <w:rPr>
             <w:rStyle w:val="Collegamentoipertestuale"/>
@@ -6912,7 +7000,7 @@
             <w:noProof/>
             <w:webHidden/>
           </w:rPr>
-          <w:instrText xml:space="preserve"> PAGEREF _Toc168317735 \h </w:instrText>
+          <w:instrText xml:space="preserve"> PAGEREF _Toc168582245 \h </w:instrText>
         </w:r>
         <w:r>
           <w:rPr>
@@ -6957,7 +7045,7 @@
           <w:lang w:val="en-US"/>
         </w:rPr>
       </w:pPr>
-      <w:hyperlink w:anchor="_Toc168317736" w:history="1">
+      <w:hyperlink w:anchor="_Toc168582246" w:history="1">
         <w:r>
           <w:rPr>
             <w:rStyle w:val="Collegamentoipertestuale"/>
@@ -6984,7 +7072,7 @@
             <w:noProof/>
             <w:webHidden/>
           </w:rPr>
-          <w:instrText xml:space="preserve"> PAGEREF _Toc168317736 \h </w:instrText>
+          <w:instrText xml:space="preserve"> PAGEREF _Toc168582246 \h </w:instrText>
         </w:r>
         <w:r>
           <w:rPr>
@@ -7029,13 +7117,13 @@
           <w:lang w:val="en-US"/>
         </w:rPr>
       </w:pPr>
-      <w:hyperlink w:anchor="_Toc168317737" w:history="1">
+      <w:hyperlink w:anchor="_Toc168582247" w:history="1">
         <w:r>
           <w:rPr>
             <w:rStyle w:val="Collegamentoipertestuale"/>
             <w:noProof/>
           </w:rPr>
-          <w:t>Figura 16 - Funzionamento con OrbitDBF</w:t>
+          <w:t>Figura 16 -- Funzionamento con OrbitDBF</w:t>
         </w:r>
         <w:r>
           <w:rPr>
@@ -7056,7 +7144,7 @@
             <w:noProof/>
             <w:webHidden/>
           </w:rPr>
-          <w:instrText xml:space="preserve"> PAGEREF _Toc168317737 \h </w:instrText>
+          <w:instrText xml:space="preserve"> PAGEREF _Toc168582247 \h </w:instrText>
         </w:r>
         <w:r>
           <w:rPr>
@@ -7089,6 +7177,222 @@
     </w:p>
     <w:p>
       <w:pPr>
+        <w:pStyle w:val="Indicedellefigure"/>
+        <w:tabs>
+          <w:tab w:val="right" w:leader="dot" w:pos="9055"/>
+        </w:tabs>
+        <w:rPr>
+          <w:rFonts w:asciiTheme="minorHAnsi" w:eastAsiaTheme="minorEastAsia" w:hAnsiTheme="minorHAnsi" w:cstheme="minorBidi"/>
+          <w:noProof/>
+          <w:sz w:val="22"/>
+          <w:szCs w:val="22"/>
+          <w:lang w:val="en-US"/>
+        </w:rPr>
+      </w:pPr>
+      <w:hyperlink w:anchor="_Toc168582248" w:history="1">
+        <w:r>
+          <w:rPr>
+            <w:rStyle w:val="Collegamentoipertestuale"/>
+            <w:noProof/>
+          </w:rPr>
+          <w:t>Figura 17 - Database finale</w:t>
+        </w:r>
+        <w:r>
+          <w:rPr>
+            <w:noProof/>
+            <w:webHidden/>
+          </w:rPr>
+          <w:tab/>
+        </w:r>
+        <w:r>
+          <w:rPr>
+            <w:noProof/>
+            <w:webHidden/>
+          </w:rPr>
+          <w:fldChar w:fldCharType="begin"/>
+        </w:r>
+        <w:r>
+          <w:rPr>
+            <w:noProof/>
+            <w:webHidden/>
+          </w:rPr>
+          <w:instrText xml:space="preserve"> PAGEREF _Toc168582248 \h </w:instrText>
+        </w:r>
+        <w:r>
+          <w:rPr>
+            <w:noProof/>
+            <w:webHidden/>
+          </w:rPr>
+        </w:r>
+        <w:r>
+          <w:rPr>
+            <w:noProof/>
+            <w:webHidden/>
+          </w:rPr>
+          <w:fldChar w:fldCharType="separate"/>
+        </w:r>
+        <w:r>
+          <w:rPr>
+            <w:noProof/>
+            <w:webHidden/>
+          </w:rPr>
+          <w:t>58</w:t>
+        </w:r>
+        <w:r>
+          <w:rPr>
+            <w:noProof/>
+            <w:webHidden/>
+          </w:rPr>
+          <w:fldChar w:fldCharType="end"/>
+        </w:r>
+      </w:hyperlink>
+    </w:p>
+    <w:p>
+      <w:pPr>
+        <w:pStyle w:val="Indicedellefigure"/>
+        <w:tabs>
+          <w:tab w:val="right" w:leader="dot" w:pos="9055"/>
+        </w:tabs>
+        <w:rPr>
+          <w:rFonts w:asciiTheme="minorHAnsi" w:eastAsiaTheme="minorEastAsia" w:hAnsiTheme="minorHAnsi" w:cstheme="minorBidi"/>
+          <w:noProof/>
+          <w:sz w:val="22"/>
+          <w:szCs w:val="22"/>
+          <w:lang w:val="en-US"/>
+        </w:rPr>
+      </w:pPr>
+      <w:hyperlink w:anchor="_Toc168582249" w:history="1">
+        <w:r>
+          <w:rPr>
+            <w:rStyle w:val="Collegamentoipertestuale"/>
+            <w:noProof/>
+          </w:rPr>
+          <w:t>Figura 18 - Diagramma di flusso finale – Amministratore</w:t>
+        </w:r>
+        <w:r>
+          <w:rPr>
+            <w:noProof/>
+            <w:webHidden/>
+          </w:rPr>
+          <w:tab/>
+        </w:r>
+        <w:r>
+          <w:rPr>
+            <w:noProof/>
+            <w:webHidden/>
+          </w:rPr>
+          <w:fldChar w:fldCharType="begin"/>
+        </w:r>
+        <w:r>
+          <w:rPr>
+            <w:noProof/>
+            <w:webHidden/>
+          </w:rPr>
+          <w:instrText xml:space="preserve"> PAGEREF _Toc168582249 \h </w:instrText>
+        </w:r>
+        <w:r>
+          <w:rPr>
+            <w:noProof/>
+            <w:webHidden/>
+          </w:rPr>
+        </w:r>
+        <w:r>
+          <w:rPr>
+            <w:noProof/>
+            <w:webHidden/>
+          </w:rPr>
+          <w:fldChar w:fldCharType="separate"/>
+        </w:r>
+        <w:r>
+          <w:rPr>
+            <w:noProof/>
+            <w:webHidden/>
+          </w:rPr>
+          <w:t>60</w:t>
+        </w:r>
+        <w:r>
+          <w:rPr>
+            <w:noProof/>
+            <w:webHidden/>
+          </w:rPr>
+          <w:fldChar w:fldCharType="end"/>
+        </w:r>
+      </w:hyperlink>
+    </w:p>
+    <w:p>
+      <w:pPr>
+        <w:pStyle w:val="Indicedellefigure"/>
+        <w:tabs>
+          <w:tab w:val="right" w:leader="dot" w:pos="9055"/>
+        </w:tabs>
+        <w:rPr>
+          <w:rFonts w:asciiTheme="minorHAnsi" w:eastAsiaTheme="minorEastAsia" w:hAnsiTheme="minorHAnsi" w:cstheme="minorBidi"/>
+          <w:noProof/>
+          <w:sz w:val="22"/>
+          <w:szCs w:val="22"/>
+          <w:lang w:val="en-US"/>
+        </w:rPr>
+      </w:pPr>
+      <w:hyperlink w:anchor="_Toc168582250" w:history="1">
+        <w:r>
+          <w:rPr>
+            <w:rStyle w:val="Collegamentoipertestuale"/>
+            <w:noProof/>
+          </w:rPr>
+          <w:t>Figura 19 - Diagramma di flusso finale – Utente</w:t>
+        </w:r>
+        <w:r>
+          <w:rPr>
+            <w:noProof/>
+            <w:webHidden/>
+          </w:rPr>
+          <w:tab/>
+        </w:r>
+        <w:r>
+          <w:rPr>
+            <w:noProof/>
+            <w:webHidden/>
+          </w:rPr>
+          <w:fldChar w:fldCharType="begin"/>
+        </w:r>
+        <w:r>
+          <w:rPr>
+            <w:noProof/>
+            <w:webHidden/>
+          </w:rPr>
+          <w:instrText xml:space="preserve"> PAGEREF _Toc168582250 \h </w:instrText>
+        </w:r>
+        <w:r>
+          <w:rPr>
+            <w:noProof/>
+            <w:webHidden/>
+          </w:rPr>
+        </w:r>
+        <w:r>
+          <w:rPr>
+            <w:noProof/>
+            <w:webHidden/>
+          </w:rPr>
+          <w:fldChar w:fldCharType="separate"/>
+        </w:r>
+        <w:r>
+          <w:rPr>
+            <w:noProof/>
+            <w:webHidden/>
+          </w:rPr>
+          <w:t>61</w:t>
+        </w:r>
+        <w:r>
+          <w:rPr>
+            <w:noProof/>
+            <w:webHidden/>
+          </w:rPr>
+          <w:fldChar w:fldCharType="end"/>
+        </w:r>
+      </w:hyperlink>
+    </w:p>
+    <w:p>
+      <w:pPr>
         <w:pStyle w:val="Nessunaspaziatura"/>
         <w:rPr>
           <w:rFonts w:ascii="Arial" w:hAnsi="Arial" w:cs="Arial"/>
@@ -7150,7 +7454,7 @@
           <w:rStyle w:val="Enfasigrassetto"/>
         </w:rPr>
       </w:pPr>
-      <w:bookmarkStart w:id="1" w:name="_Toc168317739"/>
+      <w:bookmarkStart w:id="1" w:name="_Toc168582251"/>
       <w:r>
         <w:rPr>
           <w:rStyle w:val="Enfasigrassetto"/>
@@ -7172,39 +7476,66 @@
       <w:pPr>
         <w:pStyle w:val="SUPSITestoArial10"/>
       </w:pPr>
+      <w:r>
+        <w:t>L'obiettivo principale è semplificare e automatizzare il processo di creazione e personalizzazione dei biglietti da visita digitali, consentendo agli utenti di agire in modo indipendente e senza necessità di interventi diretti da parte dell'azienda. Ciò sarà possibile attraverso la definizione di una struttura dati adatta al progetto e l'implementazione di un sistema che consenta agli utenti di modificare e creare nuovi biglietti digitali in base ai loro ruoli e alle autorizzazioni assegnate.</w:t>
+      </w:r>
+    </w:p>
+    <w:p>
+      <w:pPr>
+        <w:rPr>
+          <w:sz w:val="20"/>
+          <w:lang w:val="it-CH" w:eastAsia="it-CH"/>
+        </w:rPr>
+      </w:pPr>
+      <w:r>
+        <w:rPr>
+          <w:sz w:val="20"/>
+          <w:lang w:val="it-CH" w:eastAsia="it-CH"/>
+        </w:rPr>
+        <w:t xml:space="preserve">Oltre alla digitalizzazione del processo di gestione dei biglietti da visita, l'implementazione di un </w:t>
+      </w:r>
+      <w:r>
+        <w:rPr>
+          <w:sz w:val="20"/>
+          <w:lang w:val="it-CH" w:eastAsia="it-CH"/>
+        </w:rPr>
+        <w:t>sistema di gestione dei ruoli</w:t>
+      </w:r>
+      <w:r>
+        <w:rPr>
+          <w:sz w:val="20"/>
+          <w:lang w:val="it-CH" w:eastAsia="it-CH"/>
+        </w:rPr>
+        <w:t>. Inoltre, il progetto si propone di approfondire la comprensione della tecnologia NFC e di fornire una documentazione accurata dei lavori e delle ricerche svolte.</w:t>
+      </w:r>
+    </w:p>
+    <w:p>
+      <w:pPr>
+        <w:rPr>
+          <w:sz w:val="20"/>
+          <w:lang w:val="it-CH" w:eastAsia="it-CH"/>
+        </w:rPr>
+      </w:pPr>
+      <w:r>
+        <w:rPr>
+          <w:sz w:val="20"/>
+          <w:lang w:val="it-CH" w:eastAsia="it-CH"/>
+        </w:rPr>
+        <w:t>Il tutto sarà accompagnato dalla ricerca sulla possibilità di implementare questo progetto con un database decentralizzato.</w:t>
+      </w:r>
     </w:p>
     <w:p>
       <w:pPr>
         <w:pStyle w:val="SUPSITestoArial10"/>
       </w:pPr>
       <w:r>
-        <w:t>L'obiettivo principale è semplificare e automatizzare il processo di creazione e personalizzazione dei biglietti da visita digitali, consentendo agli utenti di agire in modo indipendente e senza necessità di interventi diretti da parte dell'azienda. Ciò sarà possibile attraverso la definizione di una struttura dati adatta al progetto e l'implementazione di un sistema che consenta agli utenti di modificare e creare nuovi biglietti digitali in base ai loro ruoli e alle autorizzazioni assegnate.</w:t>
-      </w:r>
-    </w:p>
-    <w:p>
-      <w:pPr>
-        <w:pStyle w:val="SUPSITestoArial10"/>
-      </w:pPr>
-    </w:p>
-    <w:p>
-      <w:pPr>
-        <w:pStyle w:val="SUPSITestoArial10"/>
-      </w:pPr>
-      <w:r>
-        <w:t>Oltre alla digitalizzazione del processo di gestione dei biglietti da visita, l'implementazione di un sistema di gestione dei ruoli e delle autorizzazioni consentirà una revisione e un'approvazione efficienti delle modifiche apportate ai biglietti digitali. Inoltre, il progetto si propone di approfondire la comprensione della tecnologia NFC e di fornire una documentazione accurata dei lavori e delle ricerche svolte.</w:t>
-      </w:r>
-    </w:p>
-    <w:p>
-      <w:pPr>
-        <w:pStyle w:val="SUPSITestoArial10"/>
-      </w:pPr>
-    </w:p>
-    <w:p>
-      <w:pPr>
-        <w:pStyle w:val="SUPSITestoArial10"/>
-      </w:pPr>
-      <w:r>
-        <w:t>Le tecnologie utilizzate comprendono Express.js per il backend, Angular per il frontend e SQL per la gestione dei dati, insieme ad altre tecnologie e strumenti necessari per la realizzazione completa del progetto.</w:t>
+        <w:t xml:space="preserve">Le tecnologie utilizzate comprendono </w:t>
+      </w:r>
+      <w:r>
+        <w:t>node</w:t>
+      </w:r>
+      <w:r>
+        <w:t>.js per il backend, Angular per il frontend e SQL per la gestione dei dati, insieme ad altre tecnologie e strumenti necessari per la realizzazione completa del progetto.</w:t>
       </w:r>
     </w:p>
     <w:p>
@@ -7230,7 +7561,7 @@
           <w:lang w:val="en-US"/>
         </w:rPr>
       </w:pPr>
-      <w:bookmarkStart w:id="2" w:name="_Toc168317740"/>
+      <w:bookmarkStart w:id="2" w:name="_Toc168582252"/>
       <w:r>
         <w:rPr>
           <w:rStyle w:val="Enfasigrassetto"/>
@@ -7243,88 +7574,88 @@
     </w:p>
     <w:p>
       <w:pPr>
-        <w:spacing w:before="120"/>
-        <w:rPr>
-          <w:lang w:val="en-US"/>
-        </w:rPr>
-      </w:pPr>
-      <w:r>
-        <w:rPr>
-          <w:lang w:val="en-US"/>
-        </w:rPr>
-        <w:t>The proposed project aims to revolutionize the traditional process of managing business cards through the integration of NFC (Near Field Communication) technology and QR codes. Originally developed by HexagonSwiss, the concept is based on transforming physical business cards into digital formats accessible via mobile devices. Users will simply interact with NFC cards to instantly access a web page containing their personalized digital business card. Alternatively, QR codes will provide the same functionality for devices lacking NFC.</w:t>
-      </w:r>
-    </w:p>
-    <w:p>
-      <w:pPr>
-        <w:rPr>
-          <w:lang w:val="en-US"/>
-        </w:rPr>
-      </w:pPr>
-    </w:p>
-    <w:p>
-      <w:pPr>
-        <w:rPr>
-          <w:lang w:val="en-US"/>
-        </w:rPr>
-      </w:pPr>
-      <w:r>
-        <w:rPr>
-          <w:lang w:val="en-US"/>
-        </w:rPr>
-        <w:t>The primary goal is to simplify and automate the process of creating and customizing digital business cards, allowing users to act independently and without the need for direct intervention from the company. This will be achieved through the definition of a data structure suitable for the project and the implementation of a system that allows users to modify and create new digital cards based on their roles and assigned permissions.</w:t>
-      </w:r>
-    </w:p>
-    <w:p>
-      <w:pPr>
-        <w:rPr>
-          <w:lang w:val="en-US"/>
-        </w:rPr>
-      </w:pPr>
-    </w:p>
-    <w:p>
-      <w:pPr>
-        <w:rPr>
-          <w:lang w:val="en-US"/>
-        </w:rPr>
-      </w:pPr>
-      <w:r>
-        <w:rPr>
-          <w:lang w:val="en-US"/>
-        </w:rPr>
-        <w:t>In addition to digitizing the process of managing business cards, implementing a role and permission management system will enable efficient review and approval of changes made to digital cards. Furthermore, the project aims to deepen understanding of NFC technology and provide accurate documentation of the work and research conducted.</w:t>
-      </w:r>
-    </w:p>
-    <w:p>
-      <w:pPr>
-        <w:rPr>
-          <w:lang w:val="en-US"/>
-        </w:rPr>
-      </w:pPr>
-    </w:p>
-    <w:p>
-      <w:pPr>
-        <w:rPr>
-          <w:lang w:val="en-US"/>
-        </w:rPr>
-      </w:pPr>
-      <w:r>
-        <w:rPr>
-          <w:lang w:val="en-US"/>
-        </w:rPr>
-        <w:t xml:space="preserve">The technologies used include Express.js for the backend, Angular for the frontend, and </w:t>
-      </w:r>
-      <w:r>
-        <w:rPr>
-          <w:lang w:val="en-US"/>
-        </w:rPr>
-        <w:t>SQL</w:t>
-      </w:r>
-      <w:r>
-        <w:rPr>
-          <w:lang w:val="en-US"/>
-        </w:rPr>
-        <w:t xml:space="preserve"> for data management, along with other necessary technologies and tools for the complete realization of the project.</w:t>
+        <w:pStyle w:val="SUPSITestoArial10"/>
+        <w:rPr>
+          <w:lang w:val="en-US"/>
+        </w:rPr>
+      </w:pPr>
+      <w:r>
+        <w:rPr>
+          <w:lang w:val="en-US"/>
+        </w:rPr>
+        <w:t xml:space="preserve">The proposed project aims to revolutionize the traditional process of managing business cards through the integration of NFC (Near Field Communication) technology and QR codes. Originally developed by HexagonSwiss, the concept is based on transforming physical business cards into digital formats accessible via mobile devices. Users will simply interact with NFC cards to instantly access a web page containing their personalized digital business card. </w:t>
+      </w:r>
+      <w:r>
+        <w:rPr>
+          <w:lang w:val="en-US"/>
+        </w:rPr>
+        <w:t>Alternatively, QR codes will provide the same functionality for devices lacking NFC.</w:t>
+      </w:r>
+    </w:p>
+    <w:p>
+      <w:pPr>
+        <w:pStyle w:val="SUPSITestoArial10"/>
+        <w:rPr>
+          <w:lang w:val="en-US"/>
+        </w:rPr>
+      </w:pPr>
+      <w:r>
+        <w:rPr>
+          <w:lang w:val="en-US"/>
+        </w:rPr>
+        <w:t xml:space="preserve">The primary goal is to simplify and automate the process of creating and customizing digital business cards, allowing users to act independently and without the need for direct intervention from the company. </w:t>
+      </w:r>
+      <w:r>
+        <w:rPr>
+          <w:lang w:val="en-US"/>
+        </w:rPr>
+        <w:t xml:space="preserve">This will be achieved through the definition of a data structure suitable for the project and the implementation of a system that allows users to modify and create new digital cards based on their </w:t>
+      </w:r>
+      <w:r>
+        <w:rPr>
+          <w:lang w:val="en-US"/>
+        </w:rPr>
+        <w:t>roles and assigned permissions.</w:t>
+      </w:r>
+    </w:p>
+    <w:p>
+      <w:pPr>
+        <w:pStyle w:val="SUPSITestoArial10"/>
+        <w:rPr>
+          <w:lang w:val="en-US"/>
+        </w:rPr>
+      </w:pPr>
+      <w:r>
+        <w:rPr>
+          <w:lang w:val="en-US"/>
+        </w:rPr>
+        <w:t xml:space="preserve">In addition to digitizing the process of managing business cards, implementing a role and permission management system will enable efficient review and approval of changes made to digital cards. </w:t>
+      </w:r>
+      <w:r>
+        <w:rPr>
+          <w:lang w:val="en-US"/>
+        </w:rPr>
+        <w:t>Furthermore, the project aims to deepen understanding of NFC technology and provide accurate documentation of t</w:t>
+      </w:r>
+      <w:r>
+        <w:rPr>
+          <w:lang w:val="en-US"/>
+        </w:rPr>
+        <w:t>he work and research conducted.</w:t>
+      </w:r>
+    </w:p>
+    <w:p>
+      <w:pPr>
+        <w:pStyle w:val="SUPSITestoArial10"/>
+        <w:rPr>
+          <w:lang w:val="en-US"/>
+        </w:rPr>
+      </w:pPr>
+      <w:r>
+        <w:rPr>
+          <w:lang w:val="en-US"/>
+        </w:rPr>
+        <w:t>The technologies used include Express.js for the backend, Angular for the frontend, and SQL for data management, along with other necessary technologies and tools for the complete realization of the project.</w:t>
       </w:r>
     </w:p>
     <w:p>
@@ -7367,7 +7698,7 @@
           <w:szCs w:val="40"/>
         </w:rPr>
       </w:pPr>
-      <w:bookmarkStart w:id="3" w:name="_Toc168317741"/>
+      <w:bookmarkStart w:id="3" w:name="_Toc168582253"/>
       <w:r>
         <w:rPr>
           <w:rStyle w:val="Enfasigrassetto"/>
@@ -7387,7 +7718,7 @@
       <w:pPr>
         <w:pStyle w:val="Titolo2"/>
       </w:pPr>
-      <w:bookmarkStart w:id="4" w:name="_Toc168317742"/>
+      <w:bookmarkStart w:id="4" w:name="_Toc168582254"/>
       <w:r>
         <w:t>Descrizione</w:t>
       </w:r>
@@ -7442,7 +7773,7 @@
       <w:pPr>
         <w:pStyle w:val="Titolo2"/>
       </w:pPr>
-      <w:bookmarkStart w:id="5" w:name="_Toc168317743"/>
+      <w:bookmarkStart w:id="5" w:name="_Toc168582255"/>
       <w:r>
         <w:t>Compiti</w:t>
       </w:r>
@@ -7470,7 +7801,7 @@
       <w:pPr>
         <w:pStyle w:val="Titolo2"/>
       </w:pPr>
-      <w:bookmarkStart w:id="6" w:name="_Toc168317744"/>
+      <w:bookmarkStart w:id="6" w:name="_Toc168582256"/>
       <w:r>
         <w:t>Obiettivi</w:t>
       </w:r>
@@ -7490,18 +7821,23 @@
     <w:p>
       <w:pPr>
         <w:pStyle w:val="SUPSITestoArial10"/>
-      </w:pPr>
-      <w:r>
-        <w:t xml:space="preserve">1. Digitalizzazione del processo di creazione e personalizzazione dei bigliettini da visita digitali </w:t>
+        <w:numPr>
+          <w:ilvl w:val="0"/>
+          <w:numId w:val="49"/>
+        </w:numPr>
+      </w:pPr>
+      <w:r>
+        <w:t xml:space="preserve">Digitalizzazione del processo di creazione e personalizzazione dei bigliettini da visita digitali </w:t>
       </w:r>
     </w:p>
     <w:p>
       <w:pPr>
         <w:pStyle w:val="SUPSITestoArial10"/>
-      </w:pPr>
-      <w:r>
-        <w:t xml:space="preserve">2. </w:t>
-      </w:r>
+        <w:numPr>
+          <w:ilvl w:val="0"/>
+          <w:numId w:val="49"/>
+        </w:numPr>
+      </w:pPr>
       <w:r>
         <w:t>Implementare la possibilità che un amministratore possa gestire tutte le carte dei suoi dipendenti</w:t>
       </w:r>
@@ -7509,35 +7845,44 @@
     <w:p>
       <w:pPr>
         <w:pStyle w:val="SUPSITestoArial10"/>
-      </w:pPr>
-      <w:r>
-        <w:t>3</w:t>
-      </w:r>
-      <w:r>
-        <w:t xml:space="preserve">. Approfondire la comprensione del funzionamento della carta NFC </w:t>
+        <w:numPr>
+          <w:ilvl w:val="0"/>
+          <w:numId w:val="49"/>
+        </w:numPr>
+      </w:pPr>
+      <w:r>
+        <w:t xml:space="preserve">Approfondire la comprensione del funzionamento della carta NFC </w:t>
       </w:r>
     </w:p>
     <w:p>
       <w:pPr>
         <w:pStyle w:val="SUPSITestoArial10"/>
-      </w:pPr>
-      <w:r>
-        <w:t>4. Ipotizzare lo sviluppo di un database decentralizzato e documentare ed evolvere le scelte</w:t>
+        <w:numPr>
+          <w:ilvl w:val="0"/>
+          <w:numId w:val="49"/>
+        </w:numPr>
+      </w:pPr>
+      <w:r>
+        <w:t>Ipotizzare lo sviluppo di un database decentralizzato e documentare ed evolvere le scelte</w:t>
       </w:r>
     </w:p>
     <w:p>
       <w:pPr>
         <w:pStyle w:val="SUPSITestoArial10"/>
-      </w:pPr>
-      <w:r>
-        <w:t xml:space="preserve">5. Realizzare una documentazione precisa dei lavori e delle ricerche svolte </w:t>
+        <w:numPr>
+          <w:ilvl w:val="0"/>
+          <w:numId w:val="49"/>
+        </w:numPr>
+      </w:pPr>
+      <w:r>
+        <w:t xml:space="preserve">Realizzare una documentazione precisa dei lavori e delle ricerche svolte </w:t>
       </w:r>
     </w:p>
     <w:p>
       <w:pPr>
         <w:pStyle w:val="Titolo2"/>
       </w:pPr>
-      <w:bookmarkStart w:id="7" w:name="_Toc168317745"/>
+      <w:bookmarkStart w:id="7" w:name="_Toc168582257"/>
       <w:r>
         <w:t>Tecnologie</w:t>
       </w:r>
@@ -7570,7 +7915,7 @@
           <w:lang w:val="it-CH" w:eastAsia="it-CH"/>
         </w:rPr>
       </w:pPr>
-      <w:bookmarkStart w:id="8" w:name="_Toc168317746"/>
+      <w:bookmarkStart w:id="8" w:name="_Toc168582258"/>
       <w:r>
         <w:rPr>
           <w:rFonts w:eastAsia="Times New Roman"/>
@@ -7603,7 +7948,7 @@
           <w:lang w:val="it-CH" w:eastAsia="it-CH"/>
         </w:rPr>
       </w:pPr>
-      <w:bookmarkStart w:id="9" w:name="_Toc168317747"/>
+      <w:bookmarkStart w:id="9" w:name="_Toc168582259"/>
       <w:r>
         <w:rPr>
           <w:lang w:val="it-CH" w:eastAsia="it-CH"/>
@@ -7634,7 +7979,7 @@
           <w:lang w:val="it-CH" w:eastAsia="it-CH"/>
         </w:rPr>
       </w:pPr>
-      <w:bookmarkStart w:id="10" w:name="_Toc168317748"/>
+      <w:bookmarkStart w:id="10" w:name="_Toc168582260"/>
       <w:r>
         <w:rPr>
           <w:lang w:val="it-CH" w:eastAsia="it-CH"/>
@@ -7685,29 +8030,65 @@
           <w:sz w:val="20"/>
           <w:lang w:val="it-CH" w:eastAsia="it-CH"/>
         </w:rPr>
-        <w:t>Oltre alla digitalizzazione del processo di gestione dei biglietti da visita, l'implementazione di un sistema di gestione dei ruoli e delle autorizzazioni consentirà una revisione e un'approvazione efficienti delle modifiche apportate ai biglietti digitali. Inoltre, il progetto si propone di approfondire la comprensione della tecnologia NFC e di fornire una documentazione accurata dei lavori e delle ricerche svolte.</w:t>
-      </w:r>
-    </w:p>
-    <w:p>
-      <w:pPr>
+        <w:t xml:space="preserve">Oltre alla digitalizzazione del processo di gestione dei biglietti da visita, l'implementazione di un </w:t>
+      </w:r>
+      <w:r>
         <w:rPr>
           <w:sz w:val="20"/>
           <w:lang w:val="it-CH" w:eastAsia="it-CH"/>
         </w:rPr>
-      </w:pPr>
+        <w:t>sistema di gestione dei ruoli</w:t>
+      </w:r>
       <w:r>
         <w:rPr>
           <w:sz w:val="20"/>
           <w:lang w:val="it-CH" w:eastAsia="it-CH"/>
         </w:rPr>
-        <w:t>Le tecnologie utilizzate comprendono Express.js per il backend, Angular per il frontend e SQL per la gestione dei dati, insieme ad altre tecnologie e strumenti necessari per la realizzazione completa del progetto.</w:t>
+        <w:t>. Inoltre, il progetto si propone di approfondire la comprensione della tecnologia NFC e di fornire una documentazione accurata dei lavori e delle ricerche svolte.</w:t>
+      </w:r>
+    </w:p>
+    <w:p>
+      <w:pPr>
+        <w:rPr>
+          <w:sz w:val="20"/>
+          <w:lang w:val="it-CH" w:eastAsia="it-CH"/>
+        </w:rPr>
+      </w:pPr>
+      <w:r>
+        <w:rPr>
+          <w:sz w:val="20"/>
+          <w:lang w:val="it-CH" w:eastAsia="it-CH"/>
+        </w:rPr>
+        <w:t>Il tutto sarà accompagnato dalla ricerca sulla possibilità di implementare questo progetto con un database decentralizzato.</w:t>
+      </w:r>
+    </w:p>
+    <w:p>
+      <w:pPr>
+        <w:rPr>
+          <w:sz w:val="20"/>
+          <w:lang w:val="it-CH" w:eastAsia="it-CH"/>
+        </w:rPr>
+      </w:pPr>
+      <w:r>
+        <w:rPr>
+          <w:sz w:val="20"/>
+          <w:lang w:val="it-CH" w:eastAsia="it-CH"/>
+        </w:rPr>
+        <w:t>Le tecnologie utilizzate comprendono Express.js per il backend, Angular per il frontend e SQL per la gestione dei dati</w:t>
+      </w:r>
+      <w:r>
+        <w:rPr>
+          <w:sz w:val="20"/>
+          <w:lang w:val="it-CH" w:eastAsia="it-CH"/>
+        </w:rPr>
+        <w:t>.</w:t>
       </w:r>
     </w:p>
     <w:p>
       <w:pPr>
         <w:pStyle w:val="Titolo2"/>
       </w:pPr>
-      <w:bookmarkStart w:id="11" w:name="_Toc168317749"/>
+      <w:bookmarkStart w:id="11" w:name="_Toc168582261"/>
       <w:r>
         <w:t>Punto di partenza del progetto</w:t>
       </w:r>
@@ -7741,7 +8122,7 @@
       <w:bookmarkStart w:id="14" w:name="_Toc73345127"/>
       <w:bookmarkStart w:id="15" w:name="_Toc73345142"/>
       <w:bookmarkStart w:id="16" w:name="_Toc82498955"/>
-      <w:bookmarkStart w:id="17" w:name="_Toc168317750"/>
+      <w:bookmarkStart w:id="17" w:name="_Toc168582262"/>
       <w:bookmarkEnd w:id="12"/>
       <w:r>
         <w:lastRenderedPageBreak/>
@@ -7833,7 +8214,7 @@
       <w:pPr>
         <w:pStyle w:val="Titolo2"/>
       </w:pPr>
-      <w:bookmarkStart w:id="22" w:name="_Toc168317751"/>
+      <w:bookmarkStart w:id="22" w:name="_Toc168582263"/>
       <w:r>
         <w:t>1.</w:t>
       </w:r>
@@ -7863,7 +8244,7 @@
       <w:pPr>
         <w:pStyle w:val="Titolo3"/>
       </w:pPr>
-      <w:bookmarkStart w:id="23" w:name="_Toc168317752"/>
+      <w:bookmarkStart w:id="23" w:name="_Toc168582264"/>
       <w:bookmarkEnd w:id="18"/>
       <w:bookmarkEnd w:id="19"/>
       <w:bookmarkEnd w:id="20"/>
@@ -7946,7 +8327,7 @@
       <w:pPr>
         <w:pStyle w:val="Titolo3"/>
       </w:pPr>
-      <w:bookmarkStart w:id="24" w:name="_Toc168317753"/>
+      <w:bookmarkStart w:id="24" w:name="_Toc168582265"/>
       <w:r>
         <w:t>1.1.2 Funzionamento</w:t>
       </w:r>
@@ -8298,7 +8679,7 @@
       <w:pPr>
         <w:pStyle w:val="Titolo3"/>
       </w:pPr>
-      <w:bookmarkStart w:id="25" w:name="_Toc168317754"/>
+      <w:bookmarkStart w:id="25" w:name="_Toc168582266"/>
       <w:r>
         <w:t>1.1.3 Sicurezza</w:t>
       </w:r>
@@ -8333,7 +8714,7 @@
       <w:pPr>
         <w:pStyle w:val="Titolo3"/>
       </w:pPr>
-      <w:bookmarkStart w:id="26" w:name="_Toc168317755"/>
+      <w:bookmarkStart w:id="26" w:name="_Toc168582267"/>
       <w:r>
         <w:t>1.1.</w:t>
       </w:r>
@@ -8667,7 +9048,7 @@
       <w:pPr>
         <w:pStyle w:val="Titolo3"/>
       </w:pPr>
-      <w:bookmarkStart w:id="27" w:name="_Toc168317756"/>
+      <w:bookmarkStart w:id="27" w:name="_Toc168582268"/>
       <w:r>
         <w:t>1.1.5 Vantaggi</w:t>
       </w:r>
@@ -8791,7 +9172,7 @@
       <w:pPr>
         <w:pStyle w:val="Titolo3"/>
       </w:pPr>
-      <w:bookmarkStart w:id="28" w:name="_Toc168317757"/>
+      <w:bookmarkStart w:id="28" w:name="_Toc168582269"/>
       <w:r>
         <w:t>1.1.6 Svantaggi</w:t>
       </w:r>
@@ -8886,7 +9267,7 @@
       <w:pPr>
         <w:pStyle w:val="Titolo2"/>
       </w:pPr>
-      <w:bookmarkStart w:id="29" w:name="_Toc168317758"/>
+      <w:bookmarkStart w:id="29" w:name="_Toc168582270"/>
       <w:r>
         <w:t xml:space="preserve">1.2 </w:t>
       </w:r>
@@ -8922,7 +9303,7 @@
       <w:pPr>
         <w:pStyle w:val="Titolo3"/>
       </w:pPr>
-      <w:bookmarkStart w:id="30" w:name="_Toc168317759"/>
+      <w:bookmarkStart w:id="30" w:name="_Toc168582271"/>
       <w:r>
         <w:t>1.2.1</w:t>
       </w:r>
@@ -9035,7 +9416,7 @@
       <w:pPr>
         <w:pStyle w:val="Didascalia"/>
       </w:pPr>
-      <w:bookmarkStart w:id="31" w:name="_Toc168317722"/>
+      <w:bookmarkStart w:id="31" w:name="_Toc168582232"/>
       <w:r>
         <w:t xml:space="preserve">Figura </w:t>
       </w:r>
@@ -9138,7 +9519,7 @@
       <w:pPr>
         <w:pStyle w:val="Didascalia"/>
       </w:pPr>
-      <w:bookmarkStart w:id="32" w:name="_Toc168317723"/>
+      <w:bookmarkStart w:id="32" w:name="_Toc168582233"/>
       <w:r>
         <w:t xml:space="preserve">Figura </w:t>
       </w:r>
@@ -9190,7 +9571,7 @@
           <w:lang w:val="it-CH"/>
         </w:rPr>
       </w:pPr>
-      <w:bookmarkStart w:id="33" w:name="_Toc168317760"/>
+      <w:bookmarkStart w:id="33" w:name="_Toc168582272"/>
       <w:r>
         <w:rPr>
           <w:lang w:val="it-CH"/>
@@ -9283,7 +9664,7 @@
       <w:pPr>
         <w:pStyle w:val="Titolo3"/>
       </w:pPr>
-      <w:bookmarkStart w:id="34" w:name="_Toc168317761"/>
+      <w:bookmarkStart w:id="34" w:name="_Toc168582273"/>
       <w:r>
         <w:t>1.3.1 Modello Git</w:t>
       </w:r>
@@ -9405,7 +9786,7 @@
           <w:sz w:val="20"/>
         </w:rPr>
       </w:pPr>
-      <w:bookmarkStart w:id="35" w:name="_Toc168317724"/>
+      <w:bookmarkStart w:id="35" w:name="_Toc168582234"/>
       <w:r>
         <w:t xml:space="preserve">Figura </w:t>
       </w:r>
@@ -9436,7 +9817,7 @@
       <w:pPr>
         <w:pStyle w:val="Titolo3"/>
       </w:pPr>
-      <w:bookmarkStart w:id="36" w:name="_Toc168317762"/>
+      <w:bookmarkStart w:id="36" w:name="_Toc168582274"/>
       <w:r>
         <w:t xml:space="preserve">1.3.2 </w:t>
       </w:r>
@@ -9569,7 +9950,7 @@
           <w:szCs w:val="20"/>
         </w:rPr>
       </w:pPr>
-      <w:bookmarkStart w:id="37" w:name="_Toc168317725"/>
+      <w:bookmarkStart w:id="37" w:name="_Toc168582235"/>
       <w:r>
         <w:t xml:space="preserve">Figura </w:t>
       </w:r>
@@ -9600,7 +9981,7 @@
       <w:pPr>
         <w:pStyle w:val="Titolo3"/>
       </w:pPr>
-      <w:bookmarkStart w:id="38" w:name="_Toc168317763"/>
+      <w:bookmarkStart w:id="38" w:name="_Toc168582275"/>
       <w:r>
         <w:t>1.3.3 IPFS</w:t>
       </w:r>
@@ -9694,7 +10075,7 @@
       <w:pPr>
         <w:pStyle w:val="Titolo3"/>
       </w:pPr>
-      <w:bookmarkStart w:id="39" w:name="_Toc168317764"/>
+      <w:bookmarkStart w:id="39" w:name="_Toc168582276"/>
       <w:r>
         <w:t>1.3.4</w:t>
       </w:r>
@@ -9937,7 +10318,7 @@
       <w:pPr>
         <w:pStyle w:val="Didascalia"/>
       </w:pPr>
-      <w:bookmarkStart w:id="40" w:name="_Toc168317726"/>
+      <w:bookmarkStart w:id="40" w:name="_Toc168582236"/>
       <w:r>
         <w:t xml:space="preserve">Figura </w:t>
       </w:r>
@@ -9996,7 +10377,7 @@
       <w:pPr>
         <w:pStyle w:val="Titolo3"/>
       </w:pPr>
-      <w:bookmarkStart w:id="41" w:name="_Toc168317765"/>
+      <w:bookmarkStart w:id="41" w:name="_Toc168582277"/>
       <w:r>
         <w:t>1.</w:t>
       </w:r>
@@ -10496,7 +10877,7 @@
           <w:lang w:val="it-CH"/>
         </w:rPr>
       </w:pPr>
-      <w:bookmarkStart w:id="42" w:name="_Toc168317766"/>
+      <w:bookmarkStart w:id="42" w:name="_Toc168582278"/>
       <w:r>
         <w:rPr>
           <w:lang w:val="it-CH"/>
@@ -10546,7 +10927,7 @@
           <w:lang w:val="it-CH"/>
         </w:rPr>
       </w:pPr>
-      <w:bookmarkStart w:id="43" w:name="_Toc168317767"/>
+      <w:bookmarkStart w:id="43" w:name="_Toc168582279"/>
       <w:r>
         <w:rPr>
           <w:lang w:val="it-CH"/>
@@ -10842,7 +11223,7 @@
       <w:pPr>
         <w:pStyle w:val="Titolo3"/>
       </w:pPr>
-      <w:bookmarkStart w:id="44" w:name="_Toc168317768"/>
+      <w:bookmarkStart w:id="44" w:name="_Toc168582280"/>
       <w:r>
         <w:t>1.4</w:t>
       </w:r>
@@ -11133,7 +11514,7 @@
       <w:pPr>
         <w:pStyle w:val="Titolo3"/>
       </w:pPr>
-      <w:bookmarkStart w:id="45" w:name="_Toc168317769"/>
+      <w:bookmarkStart w:id="45" w:name="_Toc168582281"/>
       <w:r>
         <w:t>1.</w:t>
       </w:r>
@@ -11174,7 +11555,7 @@
       <w:pPr>
         <w:pStyle w:val="Titolo3"/>
       </w:pPr>
-      <w:bookmarkStart w:id="46" w:name="_Toc168317770"/>
+      <w:bookmarkStart w:id="46" w:name="_Toc168582282"/>
       <w:r>
         <w:t>1.4.</w:t>
       </w:r>
@@ -11434,7 +11815,7 @@
       <w:pPr>
         <w:pStyle w:val="Titolo"/>
       </w:pPr>
-      <w:bookmarkStart w:id="47" w:name="_Toc168317771"/>
+      <w:bookmarkStart w:id="47" w:name="_Toc168582283"/>
       <w:r>
         <w:rPr>
           <w:lang w:val="it-CH"/>
@@ -11513,7 +11894,7 @@
       <w:bookmarkStart w:id="49" w:name="_Toc73345131"/>
       <w:bookmarkStart w:id="50" w:name="_Toc73345146"/>
       <w:bookmarkStart w:id="51" w:name="_Toc82498959"/>
-      <w:bookmarkStart w:id="52" w:name="_Toc168317772"/>
+      <w:bookmarkStart w:id="52" w:name="_Toc168582284"/>
       <w:r>
         <w:rPr>
           <w:lang w:val="fr-FR"/>
@@ -11556,7 +11937,7 @@
       <w:pPr>
         <w:pStyle w:val="Titolo3"/>
       </w:pPr>
-      <w:bookmarkStart w:id="53" w:name="_Toc168317773"/>
+      <w:bookmarkStart w:id="53" w:name="_Toc168582285"/>
       <w:r>
         <w:t>2.1.1</w:t>
       </w:r>
@@ -11652,7 +12033,8 @@
           <w:lang w:val="fr-FR"/>
         </w:rPr>
       </w:pPr>
-      <w:bookmarkStart w:id="54" w:name="_Toc168317727"/>
+      <w:bookmarkStart w:id="54" w:name="_Ref168577748"/>
+      <w:bookmarkStart w:id="55" w:name="_Toc168582237"/>
       <w:r>
         <w:t xml:space="preserve">Figura </w:t>
       </w:r>
@@ -11678,6 +12060,7 @@
         <w:t xml:space="preserve"> Diagramma di flusso amministratore</w:t>
       </w:r>
       <w:bookmarkEnd w:id="54"/>
+      <w:bookmarkEnd w:id="55"/>
     </w:p>
     <w:p>
       <w:pPr>
@@ -11753,7 +12136,8 @@
           <w:lang w:val="fr-FR"/>
         </w:rPr>
       </w:pPr>
-      <w:bookmarkStart w:id="55" w:name="_Toc168317728"/>
+      <w:bookmarkStart w:id="56" w:name="_Ref168577749"/>
+      <w:bookmarkStart w:id="57" w:name="_Toc168582238"/>
       <w:r>
         <w:t xml:space="preserve">Figura </w:t>
       </w:r>
@@ -11778,7 +12162,8 @@
       <w:r>
         <w:t xml:space="preserve"> - Diagramma di flusso utente</w:t>
       </w:r>
-      <w:bookmarkEnd w:id="55"/>
+      <w:bookmarkEnd w:id="56"/>
+      <w:bookmarkEnd w:id="57"/>
     </w:p>
     <w:p>
       <w:pPr>
@@ -11810,14 +12195,14 @@
       <w:pPr>
         <w:pStyle w:val="Titolo3"/>
       </w:pPr>
-      <w:bookmarkStart w:id="56" w:name="_Toc168317774"/>
+      <w:bookmarkStart w:id="58" w:name="_Toc168582286"/>
       <w:r>
         <w:t>2.1.2</w:t>
       </w:r>
       <w:r>
         <w:t xml:space="preserve"> Database</w:t>
       </w:r>
-      <w:bookmarkEnd w:id="56"/>
+      <w:bookmarkEnd w:id="58"/>
     </w:p>
     <w:p>
       <w:pPr>
@@ -11868,7 +12253,7 @@
             <v:path o:extrusionok="f" gradientshapeok="t" o:connecttype="rect"/>
             <o:lock v:ext="edit" aspectratio="t"/>
           </v:shapetype>
-          <v:shape id="_x0000_i1025" type="#_x0000_t75" style="width:424.8pt;height:372.6pt">
+          <v:shape id="_x0000_i1025" type="#_x0000_t75" style="width:424.9pt;height:372.55pt">
             <v:imagedata r:id="rId14" o:title="hexcard"/>
           </v:shape>
         </w:pict>
@@ -11878,7 +12263,8 @@
       <w:pPr>
         <w:pStyle w:val="Didascalia"/>
       </w:pPr>
-      <w:bookmarkStart w:id="57" w:name="_Toc168317729"/>
+      <w:bookmarkStart w:id="59" w:name="_Ref168577303"/>
+      <w:bookmarkStart w:id="60" w:name="_Toc168582239"/>
       <w:r>
         <w:t xml:space="preserve">Figura </w:t>
       </w:r>
@@ -11915,7 +12301,8 @@
       <w:r>
         <w:t xml:space="preserve"> - Schema ER iniziale del progetto</w:t>
       </w:r>
-      <w:bookmarkEnd w:id="57"/>
+      <w:bookmarkEnd w:id="59"/>
+      <w:bookmarkEnd w:id="60"/>
     </w:p>
     <w:p>
       <w:pPr>
@@ -11964,7 +12351,7 @@
       <w:pPr>
         <w:pStyle w:val="Titolo3"/>
       </w:pPr>
-      <w:bookmarkStart w:id="58" w:name="_Toc168317775"/>
+      <w:bookmarkStart w:id="61" w:name="_Toc168582287"/>
       <w:r>
         <w:t>2.1.3</w:t>
       </w:r>
@@ -11974,7 +12361,7 @@
       <w:r>
         <w:t>Backend</w:t>
       </w:r>
-      <w:bookmarkEnd w:id="58"/>
+      <w:bookmarkEnd w:id="61"/>
     </w:p>
     <w:p>
       <w:pPr>
@@ -12767,14 +13154,14 @@
       <w:pPr>
         <w:pStyle w:val="Titolo3"/>
       </w:pPr>
-      <w:bookmarkStart w:id="59" w:name="_Toc168317776"/>
+      <w:bookmarkStart w:id="62" w:name="_Toc168582288"/>
       <w:r>
         <w:t>2.1.4</w:t>
       </w:r>
       <w:r>
         <w:t xml:space="preserve"> Frontend</w:t>
       </w:r>
-      <w:bookmarkEnd w:id="59"/>
+      <w:bookmarkEnd w:id="62"/>
     </w:p>
     <w:p>
       <w:pPr>
@@ -13013,14 +13400,14 @@
           <w:lang w:val="fr-FR"/>
         </w:rPr>
       </w:pPr>
-      <w:bookmarkStart w:id="60" w:name="_Toc168317777"/>
+      <w:bookmarkStart w:id="63" w:name="_Toc168582289"/>
       <w:r>
         <w:rPr>
           <w:lang w:val="fr-FR"/>
         </w:rPr>
         <w:t>2.2 Database decentralizzati</w:t>
       </w:r>
-      <w:bookmarkEnd w:id="60"/>
+      <w:bookmarkEnd w:id="63"/>
     </w:p>
     <w:p>
       <w:pPr>
@@ -13065,11 +13452,11 @@
           <w:szCs w:val="20"/>
         </w:rPr>
       </w:pPr>
-      <w:bookmarkStart w:id="61" w:name="_Toc168317778"/>
+      <w:bookmarkStart w:id="64" w:name="_Toc168582290"/>
       <w:r>
         <w:t>2.2.1 Scelta della metodologia del database</w:t>
       </w:r>
-      <w:bookmarkEnd w:id="61"/>
+      <w:bookmarkEnd w:id="64"/>
     </w:p>
     <w:p>
       <w:pPr>
@@ -13124,14 +13511,14 @@
       <w:pPr>
         <w:pStyle w:val="Titolo3"/>
       </w:pPr>
-      <w:bookmarkStart w:id="62" w:name="_Toc168317779"/>
+      <w:bookmarkStart w:id="65" w:name="_Toc168582291"/>
       <w:r>
         <w:t>2.2.2</w:t>
       </w:r>
       <w:r>
         <w:t xml:space="preserve"> Uso di un database P2P</w:t>
       </w:r>
-      <w:bookmarkEnd w:id="62"/>
+      <w:bookmarkEnd w:id="65"/>
     </w:p>
     <w:p>
       <w:pPr>
@@ -13313,7 +13700,7 @@
       <w:pPr>
         <w:pStyle w:val="Titolo3"/>
       </w:pPr>
-      <w:bookmarkStart w:id="63" w:name="_Toc168317780"/>
+      <w:bookmarkStart w:id="66" w:name="_Toc168582292"/>
       <w:r>
         <w:t>2.2.</w:t>
       </w:r>
@@ -13323,7 +13710,7 @@
       <w:r>
         <w:t xml:space="preserve"> Uso di Blockchains</w:t>
       </w:r>
-      <w:bookmarkEnd w:id="63"/>
+      <w:bookmarkEnd w:id="66"/>
     </w:p>
     <w:p>
       <w:pPr>
@@ -13415,7 +13802,7 @@
       <w:pPr>
         <w:pStyle w:val="Titolo3"/>
       </w:pPr>
-      <w:bookmarkStart w:id="64" w:name="_Toc168317781"/>
+      <w:bookmarkStart w:id="67" w:name="_Toc168582293"/>
       <w:r>
         <w:lastRenderedPageBreak/>
         <w:t>2.2.4</w:t>
@@ -13423,7 +13810,7 @@
       <w:r>
         <w:t xml:space="preserve"> Altre implementazioni simili</w:t>
       </w:r>
-      <w:bookmarkEnd w:id="64"/>
+      <w:bookmarkEnd w:id="67"/>
     </w:p>
     <w:p>
       <w:pPr>
@@ -13496,7 +13883,7 @@
       <w:pPr>
         <w:pStyle w:val="Titolo3"/>
       </w:pPr>
-      <w:bookmarkStart w:id="65" w:name="_Toc168317782"/>
+      <w:bookmarkStart w:id="68" w:name="_Toc168582294"/>
       <w:r>
         <w:t>2.2.5</w:t>
       </w:r>
@@ -13506,7 +13893,7 @@
       <w:r>
         <w:t>Altri metodi</w:t>
       </w:r>
-      <w:bookmarkEnd w:id="65"/>
+      <w:bookmarkEnd w:id="68"/>
     </w:p>
     <w:p>
       <w:pPr>
@@ -13553,11 +13940,11 @@
       <w:pPr>
         <w:pStyle w:val="Titolo2"/>
       </w:pPr>
-      <w:bookmarkStart w:id="66" w:name="_Toc168317783"/>
+      <w:bookmarkStart w:id="69" w:name="_Toc168582295"/>
       <w:r>
         <w:t>2.3 Costo di implementazione</w:t>
       </w:r>
-      <w:bookmarkEnd w:id="66"/>
+      <w:bookmarkEnd w:id="69"/>
     </w:p>
     <w:p>
       <w:pPr>
@@ -13595,12 +13982,12 @@
       <w:pPr>
         <w:pStyle w:val="Titolo3"/>
       </w:pPr>
-      <w:bookmarkStart w:id="67" w:name="_Toc168317784"/>
+      <w:bookmarkStart w:id="70" w:name="_Toc168582296"/>
       <w:r>
         <w:lastRenderedPageBreak/>
         <w:t>2.3.1 Blockchains</w:t>
       </w:r>
-      <w:bookmarkEnd w:id="67"/>
+      <w:bookmarkEnd w:id="70"/>
     </w:p>
     <w:p>
       <w:pPr>
@@ -13652,11 +14039,11 @@
       <w:pPr>
         <w:pStyle w:val="Titolo3"/>
       </w:pPr>
-      <w:bookmarkStart w:id="68" w:name="_Toc168317785"/>
+      <w:bookmarkStart w:id="71" w:name="_Toc168582297"/>
       <w:r>
         <w:t>2.3.2 Peer-to-peer</w:t>
       </w:r>
-      <w:bookmarkEnd w:id="68"/>
+      <w:bookmarkEnd w:id="71"/>
     </w:p>
     <w:p>
       <w:pPr>
@@ -13704,12 +14091,12 @@
       <w:pPr>
         <w:pStyle w:val="Titolo3"/>
       </w:pPr>
-      <w:bookmarkStart w:id="69" w:name="_Toc168317786"/>
+      <w:bookmarkStart w:id="72" w:name="_Toc168582298"/>
       <w:r>
         <w:lastRenderedPageBreak/>
         <w:t>2.3.3 Database multi-cloud</w:t>
       </w:r>
-      <w:bookmarkEnd w:id="69"/>
+      <w:bookmarkEnd w:id="72"/>
     </w:p>
     <w:p>
       <w:pPr>
@@ -13755,7 +14142,7 @@
       <w:r>
         <w:br w:type="page"/>
       </w:r>
-      <w:bookmarkStart w:id="70" w:name="_Toc168317787"/>
+      <w:bookmarkStart w:id="73" w:name="_Toc168582299"/>
       <w:r>
         <w:lastRenderedPageBreak/>
         <w:t>Capitolo 3</w:t>
@@ -13775,7 +14162,7 @@
       <w:r>
         <w:t>mplementazione</w:t>
       </w:r>
-      <w:bookmarkEnd w:id="70"/>
+      <w:bookmarkEnd w:id="73"/>
       <w:r>
         <w:t xml:space="preserve"> </w:t>
       </w:r>
@@ -13858,28 +14245,28 @@
           <w:lang w:val="it-CH"/>
         </w:rPr>
       </w:pPr>
-      <w:bookmarkStart w:id="71" w:name="_Toc73344993"/>
-      <w:bookmarkStart w:id="72" w:name="_Toc73345134"/>
-      <w:bookmarkStart w:id="73" w:name="_Toc73345149"/>
-      <w:bookmarkStart w:id="74" w:name="_Toc82498962"/>
-      <w:bookmarkStart w:id="75" w:name="_Toc168317788"/>
+      <w:bookmarkStart w:id="74" w:name="_Toc73344993"/>
+      <w:bookmarkStart w:id="75" w:name="_Toc73345134"/>
+      <w:bookmarkStart w:id="76" w:name="_Toc73345149"/>
+      <w:bookmarkStart w:id="77" w:name="_Toc82498962"/>
+      <w:bookmarkStart w:id="78" w:name="_Toc168582300"/>
       <w:r>
         <w:rPr>
           <w:lang w:val="it-CH"/>
         </w:rPr>
         <w:t xml:space="preserve">3.1 </w:t>
       </w:r>
-      <w:bookmarkEnd w:id="71"/>
-      <w:bookmarkEnd w:id="72"/>
-      <w:bookmarkEnd w:id="73"/>
       <w:bookmarkEnd w:id="74"/>
+      <w:bookmarkEnd w:id="75"/>
+      <w:bookmarkEnd w:id="76"/>
+      <w:bookmarkEnd w:id="77"/>
       <w:r>
         <w:rPr>
           <w:lang w:val="it-CH"/>
         </w:rPr>
         <w:t>Studio dei linguaggi</w:t>
       </w:r>
-      <w:bookmarkEnd w:id="75"/>
+      <w:bookmarkEnd w:id="78"/>
       <w:r>
         <w:rPr>
           <w:lang w:val="it-CH"/>
@@ -13898,10 +14285,10 @@
           <w:lang w:val="it-CH"/>
         </w:rPr>
       </w:pPr>
-      <w:bookmarkStart w:id="76" w:name="_Toc73344994"/>
-      <w:bookmarkStart w:id="77" w:name="_Toc73345135"/>
-      <w:bookmarkStart w:id="78" w:name="_Toc73345150"/>
-      <w:bookmarkStart w:id="79" w:name="_Toc82498963"/>
+      <w:bookmarkStart w:id="79" w:name="_Toc73344994"/>
+      <w:bookmarkStart w:id="80" w:name="_Toc73345135"/>
+      <w:bookmarkStart w:id="81" w:name="_Toc73345150"/>
+      <w:bookmarkStart w:id="82" w:name="_Toc82498963"/>
       <w:r>
         <w:rPr>
           <w:sz w:val="20"/>
@@ -14274,7 +14661,7 @@
           <w:lang w:val="it-CH"/>
         </w:rPr>
       </w:pPr>
-      <w:bookmarkStart w:id="80" w:name="_Toc168317789"/>
+      <w:bookmarkStart w:id="83" w:name="_Toc168582301"/>
       <w:r>
         <w:rPr>
           <w:lang w:val="it-CH"/>
@@ -14282,17 +14669,17 @@
         <w:lastRenderedPageBreak/>
         <w:t xml:space="preserve">3.2 </w:t>
       </w:r>
-      <w:bookmarkEnd w:id="76"/>
-      <w:bookmarkEnd w:id="77"/>
-      <w:bookmarkEnd w:id="78"/>
       <w:bookmarkEnd w:id="79"/>
+      <w:bookmarkEnd w:id="80"/>
+      <w:bookmarkEnd w:id="81"/>
+      <w:bookmarkEnd w:id="82"/>
       <w:r>
         <w:rPr>
           <w:lang w:val="it-CH"/>
         </w:rPr>
         <w:t>Sviluppo dell’applicazione</w:t>
       </w:r>
-      <w:bookmarkEnd w:id="80"/>
+      <w:bookmarkEnd w:id="83"/>
     </w:p>
     <w:p>
       <w:pPr>
@@ -14301,7 +14688,7 @@
           <w:lang w:val="it-CH"/>
         </w:rPr>
       </w:pPr>
-      <w:bookmarkStart w:id="81" w:name="_Toc168317790"/>
+      <w:bookmarkStart w:id="84" w:name="_Toc168582302"/>
       <w:r>
         <w:rPr>
           <w:lang w:val="it-CH"/>
@@ -14314,7 +14701,7 @@
         </w:rPr>
         <w:t>Struttura</w:t>
       </w:r>
-      <w:bookmarkEnd w:id="81"/>
+      <w:bookmarkEnd w:id="84"/>
     </w:p>
     <w:p>
       <w:pPr>
@@ -14412,7 +14799,7 @@
           <w:lang w:val="it-CH"/>
         </w:rPr>
       </w:pPr>
-      <w:bookmarkStart w:id="82" w:name="_Toc168317791"/>
+      <w:bookmarkStart w:id="85" w:name="_Toc168582303"/>
       <w:r>
         <w:rPr>
           <w:lang w:val="it-CH"/>
@@ -14425,7 +14812,7 @@
         </w:rPr>
         <w:t>Giro del funzionamento del login</w:t>
       </w:r>
-      <w:bookmarkEnd w:id="82"/>
+      <w:bookmarkEnd w:id="85"/>
     </w:p>
     <w:p>
       <w:pPr>
@@ -15052,7 +15439,7 @@
       <w:pPr>
         <w:pStyle w:val="Didascalia"/>
       </w:pPr>
-      <w:bookmarkStart w:id="83" w:name="_Toc168317730"/>
+      <w:bookmarkStart w:id="86" w:name="_Toc168582240"/>
       <w:r>
         <w:t xml:space="preserve">Figura </w:t>
       </w:r>
@@ -15077,7 +15464,7 @@
       <w:r>
         <w:t xml:space="preserve"> Pagina di login</w:t>
       </w:r>
-      <w:bookmarkEnd w:id="83"/>
+      <w:bookmarkEnd w:id="86"/>
     </w:p>
     <w:p>
       <w:pPr>
@@ -28046,14 +28433,14 @@
           <w:lang w:val="it-CH"/>
         </w:rPr>
       </w:pPr>
-      <w:bookmarkStart w:id="84" w:name="_Toc168317792"/>
+      <w:bookmarkStart w:id="87" w:name="_Toc168582304"/>
       <w:r>
         <w:rPr>
           <w:lang w:val="it-CH"/>
         </w:rPr>
         <w:t>3.3 Logiche di implementazione nel dettaglio</w:t>
       </w:r>
-      <w:bookmarkEnd w:id="84"/>
+      <w:bookmarkEnd w:id="87"/>
       <w:r>
         <w:rPr>
           <w:lang w:val="it-CH"/>
@@ -28068,14 +28455,14 @@
           <w:lang w:val="it-CH"/>
         </w:rPr>
       </w:pPr>
-      <w:bookmarkStart w:id="85" w:name="_Toc168317793"/>
+      <w:bookmarkStart w:id="88" w:name="_Toc168582305"/>
       <w:r>
         <w:rPr>
           <w:lang w:val="it-CH"/>
         </w:rPr>
         <w:t>3.3.1 Evoluzione user e contatti</w:t>
       </w:r>
-      <w:bookmarkEnd w:id="85"/>
+      <w:bookmarkEnd w:id="88"/>
     </w:p>
     <w:p>
       <w:pPr>
@@ -28351,7 +28738,7 @@
           <w:sz w:val="20"/>
         </w:rPr>
       </w:pPr>
-      <w:bookmarkStart w:id="86" w:name="_Toc168317731"/>
+      <w:bookmarkStart w:id="89" w:name="_Toc168582241"/>
       <w:r>
         <w:t xml:space="preserve">Figura </w:t>
       </w:r>
@@ -28376,7 +28763,7 @@
       <w:r>
         <w:t xml:space="preserve"> Scheme ER evoluto</w:t>
       </w:r>
-      <w:bookmarkEnd w:id="86"/>
+      <w:bookmarkEnd w:id="89"/>
     </w:p>
     <w:p>
       <w:pPr>
@@ -28579,7 +28966,7 @@
       <w:pPr>
         <w:pStyle w:val="Titolo3"/>
       </w:pPr>
-      <w:bookmarkStart w:id="87" w:name="_Toc168317794"/>
+      <w:bookmarkStart w:id="90" w:name="_Toc168582306"/>
       <w:r>
         <w:t xml:space="preserve">3.3.2 </w:t>
       </w:r>
@@ -28589,7 +28976,7 @@
         </w:rPr>
         <w:t>Carte</w:t>
       </w:r>
-      <w:bookmarkEnd w:id="87"/>
+      <w:bookmarkEnd w:id="90"/>
       <w:r>
         <w:rPr>
           <w:lang w:val="it-CH"/>
@@ -28759,7 +29146,7 @@
           <w:noProof/>
         </w:rPr>
       </w:pPr>
-      <w:bookmarkStart w:id="88" w:name="_Toc168317732"/>
+      <w:bookmarkStart w:id="91" w:name="_Toc168582242"/>
       <w:r>
         <w:t xml:space="preserve">Figura </w:t>
       </w:r>
@@ -28784,7 +29171,7 @@
       <w:r>
         <w:t xml:space="preserve"> - Esempio biglietto digitale</w:t>
       </w:r>
-      <w:bookmarkEnd w:id="88"/>
+      <w:bookmarkEnd w:id="91"/>
     </w:p>
     <w:p>
       <w:pPr>
@@ -28999,7 +29386,7 @@
           <w:sz w:val="20"/>
         </w:rPr>
       </w:pPr>
-      <w:bookmarkStart w:id="89" w:name="_Toc168317733"/>
+      <w:bookmarkStart w:id="92" w:name="_Toc168582243"/>
       <w:r>
         <w:t xml:space="preserve">Figura </w:t>
       </w:r>
@@ -29024,7 +29411,7 @@
       <w:r>
         <w:t xml:space="preserve"> - Gestione contatti amministratore</w:t>
       </w:r>
-      <w:bookmarkEnd w:id="89"/>
+      <w:bookmarkEnd w:id="92"/>
     </w:p>
     <w:p>
       <w:pPr>
@@ -29090,7 +29477,7 @@
           <w:sz w:val="20"/>
         </w:rPr>
       </w:pPr>
-      <w:bookmarkStart w:id="90" w:name="_Toc168317734"/>
+      <w:bookmarkStart w:id="93" w:name="_Toc168582244"/>
       <w:r>
         <w:t xml:space="preserve">Figura </w:t>
       </w:r>
@@ -29115,7 +29502,7 @@
       <w:r>
         <w:t xml:space="preserve"> - Modifica dei dati</w:t>
       </w:r>
-      <w:bookmarkEnd w:id="90"/>
+      <w:bookmarkEnd w:id="93"/>
     </w:p>
     <w:p>
       <w:pPr>
@@ -30736,7 +31123,7 @@
           <w:sz w:val="20"/>
         </w:rPr>
       </w:pPr>
-      <w:bookmarkStart w:id="91" w:name="_Toc168317735"/>
+      <w:bookmarkStart w:id="94" w:name="_Toc168582245"/>
       <w:r>
         <w:t xml:space="preserve">Figura </w:t>
       </w:r>
@@ -30761,7 +31148,7 @@
       <w:r>
         <w:t xml:space="preserve"> - Aggiunta carta</w:t>
       </w:r>
-      <w:bookmarkEnd w:id="91"/>
+      <w:bookmarkEnd w:id="94"/>
     </w:p>
     <w:p>
       <w:pPr>
@@ -33864,7 +34251,7 @@
           <w:lang w:val="it-CH"/>
         </w:rPr>
       </w:pPr>
-      <w:bookmarkStart w:id="92" w:name="_Toc168317795"/>
+      <w:bookmarkStart w:id="95" w:name="_Toc168582307"/>
       <w:r>
         <w:rPr>
           <w:lang w:val="it-CH"/>
@@ -33877,7 +34264,7 @@
         </w:rPr>
         <w:t>VCF</w:t>
       </w:r>
-      <w:bookmarkEnd w:id="92"/>
+      <w:bookmarkEnd w:id="95"/>
     </w:p>
     <w:p>
       <w:pPr>
@@ -35568,7 +35955,7 @@
       <w:pPr>
         <w:pStyle w:val="Titolo3"/>
       </w:pPr>
-      <w:bookmarkStart w:id="93" w:name="_Toc168317796"/>
+      <w:bookmarkStart w:id="96" w:name="_Toc168582308"/>
       <w:r>
         <w:t>3.</w:t>
       </w:r>
@@ -35581,7 +35968,7 @@
       <w:r>
         <w:t xml:space="preserve"> Gestione della sessione</w:t>
       </w:r>
-      <w:bookmarkEnd w:id="93"/>
+      <w:bookmarkEnd w:id="96"/>
       <w:r>
         <w:tab/>
       </w:r>
@@ -39141,7 +39528,7 @@
         <w:pStyle w:val="Titolo2"/>
         <w:ind w:left="0" w:firstLine="0"/>
       </w:pPr>
-      <w:bookmarkStart w:id="94" w:name="_Toc168317797"/>
+      <w:bookmarkStart w:id="97" w:name="_Toc168582309"/>
       <w:r>
         <w:lastRenderedPageBreak/>
         <w:t>3.4</w:t>
@@ -39149,20 +39536,20 @@
       <w:r>
         <w:t xml:space="preserve"> Possibile effettiva implementazione del database decentralizzato</w:t>
       </w:r>
-      <w:bookmarkEnd w:id="94"/>
+      <w:bookmarkEnd w:id="97"/>
     </w:p>
     <w:p>
       <w:pPr>
         <w:pStyle w:val="Titolo3"/>
       </w:pPr>
-      <w:bookmarkStart w:id="95" w:name="_Toc168317798"/>
+      <w:bookmarkStart w:id="98" w:name="_Toc168582310"/>
       <w:r>
         <w:t>3.4</w:t>
       </w:r>
       <w:r>
         <w:t>.1 Scelta della tecnologia P2P</w:t>
       </w:r>
-      <w:bookmarkEnd w:id="95"/>
+      <w:bookmarkEnd w:id="98"/>
     </w:p>
     <w:p>
       <w:pPr>
@@ -39183,14 +39570,14 @@
       <w:pPr>
         <w:pStyle w:val="Titolo3"/>
       </w:pPr>
-      <w:bookmarkStart w:id="96" w:name="_Toc168317799"/>
+      <w:bookmarkStart w:id="99" w:name="_Toc168582311"/>
       <w:r>
         <w:t>3.4</w:t>
       </w:r>
       <w:r>
         <w:t>.2 Architettura del sistema</w:t>
       </w:r>
-      <w:bookmarkEnd w:id="96"/>
+      <w:bookmarkEnd w:id="99"/>
     </w:p>
     <w:p>
       <w:pPr>
@@ -39377,7 +39764,7 @@
       <w:pPr>
         <w:pStyle w:val="Didascalia"/>
       </w:pPr>
-      <w:bookmarkStart w:id="97" w:name="_Toc168317736"/>
+      <w:bookmarkStart w:id="100" w:name="_Toc168582246"/>
       <w:r>
         <w:t xml:space="preserve">Figura </w:t>
       </w:r>
@@ -39402,7 +39789,7 @@
       <w:r>
         <w:t xml:space="preserve"> - Funzionamento classico</w:t>
       </w:r>
-      <w:bookmarkEnd w:id="97"/>
+      <w:bookmarkEnd w:id="100"/>
     </w:p>
     <w:p>
       <w:pPr>
@@ -39563,7 +39950,7 @@
       <w:pPr>
         <w:pStyle w:val="Didascalia"/>
       </w:pPr>
-      <w:bookmarkStart w:id="98" w:name="_Toc168317737"/>
+      <w:bookmarkStart w:id="101" w:name="_Toc168582247"/>
       <w:r>
         <w:t xml:space="preserve">Figura </w:t>
       </w:r>
@@ -39591,7 +39978,7 @@
       <w:r>
         <w:t>- Funzionamento con OrbitDBF</w:t>
       </w:r>
-      <w:bookmarkEnd w:id="98"/>
+      <w:bookmarkEnd w:id="101"/>
     </w:p>
     <w:p>
       <w:pPr>
@@ -39754,7 +40141,7 @@
       <w:pPr>
         <w:pStyle w:val="Titolo3"/>
       </w:pPr>
-      <w:bookmarkStart w:id="99" w:name="_Toc168317800"/>
+      <w:bookmarkStart w:id="102" w:name="_Toc168582312"/>
       <w:r>
         <w:lastRenderedPageBreak/>
         <w:t>3.4</w:t>
@@ -39762,7 +40149,7 @@
       <w:r>
         <w:t>.3 Configurazione e implementazione</w:t>
       </w:r>
-      <w:bookmarkEnd w:id="99"/>
+      <w:bookmarkEnd w:id="102"/>
     </w:p>
     <w:p>
       <w:pPr>
@@ -43056,60 +43443,75 @@
       <w:pPr>
         <w:pStyle w:val="Titolo"/>
       </w:pPr>
-      <w:bookmarkStart w:id="100" w:name="_Toc168317801"/>
+      <w:bookmarkStart w:id="103" w:name="_Toc168582313"/>
       <w:r>
         <w:lastRenderedPageBreak/>
         <w:t>Capitolo 4 – Risultati ottenuti</w:t>
       </w:r>
+      <w:bookmarkEnd w:id="103"/>
       <w:r>
         <w:t xml:space="preserve"> </w:t>
       </w:r>
-      <w:r>
-        <w:t>[ in corso ]</w:t>
-      </w:r>
-      <w:bookmarkEnd w:id="100"/>
+    </w:p>
+    <w:p>
+      <w:r>
+        <w:t>In questo capitolo si vedranno le differenze che ci sono state tra la progettazione del progetto e le modifiche che l’implementazione o le interazioni con l’amministratore hanno portato. Il capitolo si concluderà con delle considerazioni sui test fati</w:t>
+      </w:r>
     </w:p>
     <w:p>
       <w:pPr>
         <w:pStyle w:val="Titolo2"/>
       </w:pPr>
-      <w:bookmarkStart w:id="101" w:name="_Toc168317802"/>
+      <w:bookmarkStart w:id="104" w:name="_Toc168582314"/>
       <w:r>
         <w:t>4.1 Differenze tra progettazione e risultato finale</w:t>
       </w:r>
+      <w:bookmarkEnd w:id="104"/>
       <w:r>
         <w:t xml:space="preserve"> </w:t>
       </w:r>
-      <w:r>
-        <w:rPr>
-          <w:b w:val="0"/>
-          <w:bCs w:val="0"/>
-          <w:sz w:val="26"/>
-          <w:szCs w:val="26"/>
-        </w:rPr>
-        <w:t>[ in corso ]</w:t>
-      </w:r>
-      <w:bookmarkEnd w:id="101"/>
-    </w:p>
-    <w:p>
-      <w:pPr>
-        <w:rPr>
-          <w:sz w:val="20"/>
-        </w:rPr>
-      </w:pPr>
-      <w:r>
-        <w:rPr>
-          <w:sz w:val="20"/>
-        </w:rPr>
-        <w:t>Quello che è cambiato di più ra la progettazione iniziale e il risultato finale probabilmente è proprio il database. Che si è ritroavato ad avere una tabella in più in fattore di contatti e un’altra tabella in meno per lo stile, poiché essendo completmaente a scelta dell’utente, non aveva senso avere degli stili predefiniti a cui associare la carta.</w:t>
-      </w:r>
-    </w:p>
-    <w:p>
-      <w:pPr>
-        <w:rPr>
-          <w:sz w:val="20"/>
-          <w:lang w:val="it-CH"/>
-        </w:rPr>
+    </w:p>
+    <w:p>
+      <w:pPr>
+        <w:rPr>
+          <w:sz w:val="20"/>
+        </w:rPr>
+      </w:pPr>
+      <w:r>
+        <w:rPr>
+          <w:sz w:val="20"/>
+        </w:rPr>
+        <w:t>La differenza più grande che c’è stata è stata l’evoluzione del database rispetto a quello iniziale</w:t>
+      </w:r>
+      <w:r>
+        <w:rPr>
+          <w:sz w:val="20"/>
+        </w:rPr>
+        <w:t xml:space="preserve">. </w:t>
+      </w:r>
+      <w:r>
+        <w:rPr>
+          <w:sz w:val="20"/>
+        </w:rPr>
+        <w:t xml:space="preserve">CI si è ritrovati ad avere una struttura da un lato semplificata, ma dall’altro con più logica di fondo. </w:t>
+      </w:r>
+    </w:p>
+    <w:p>
+      <w:pPr>
+        <w:rPr>
+          <w:sz w:val="20"/>
+        </w:rPr>
+      </w:pPr>
+      <w:r>
+        <w:rPr>
+          <w:sz w:val="20"/>
+        </w:rPr>
+        <w:t>Di seguito è presente l’immagine che rappresenta il nuovo database.</w:t>
+      </w:r>
+    </w:p>
+    <w:p>
+      <w:pPr>
+        <w:keepNext/>
       </w:pPr>
       <w:r>
         <w:rPr>
@@ -43117,9 +43519,9 @@
           <w:lang w:val="en-US"/>
         </w:rPr>
         <w:drawing>
-          <wp:inline distT="0" distB="0" distL="0" distR="0" wp14:anchorId="3BF45B85" wp14:editId="02348061">
+          <wp:inline distT="0" distB="0" distL="0" distR="0" wp14:anchorId="3BF45B85" wp14:editId="3E700E97">
             <wp:extent cx="5756275" cy="3418840"/>
-            <wp:effectExtent l="0" t="0" r="0" b="0"/>
+            <wp:effectExtent l="19050" t="19050" r="15875" b="10160"/>
             <wp:docPr id="18" name="Immagine 18"/>
             <wp:cNvGraphicFramePr>
               <a:graphicFrameLocks xmlns:a="http://schemas.openxmlformats.org/drawingml/2006/main" noChangeAspect="1"/>
@@ -43145,6 +43547,11 @@
                     <a:prstGeom prst="rect">
                       <a:avLst/>
                     </a:prstGeom>
+                    <a:ln>
+                      <a:solidFill>
+                        <a:schemeClr val="accent1"/>
+                      </a:solidFill>
+                    </a:ln>
                   </pic:spPr>
                 </pic:pic>
               </a:graphicData>
@@ -43155,34 +43562,686 @@
     </w:p>
     <w:p>
       <w:pPr>
-        <w:rPr>
-          <w:sz w:val="20"/>
-          <w:lang w:val="it-CH"/>
-        </w:rPr>
-      </w:pPr>
-      <w:r>
-        <w:rPr>
-          <w:sz w:val="20"/>
-          <w:lang w:val="it-CH"/>
-        </w:rPr>
-        <w:t>Questo è il database risultante dopo le varie modifiche e scelte differenti. Si possono vedere le differente a colpo d’occhio.</w:t>
+        <w:pStyle w:val="Didascalia"/>
+        <w:rPr>
+          <w:sz w:val="20"/>
+        </w:rPr>
+      </w:pPr>
+      <w:bookmarkStart w:id="105" w:name="_Toc168582248"/>
+      <w:r>
+        <w:t xml:space="preserve">Figura </w:t>
+      </w:r>
+      <w:r>
+        <w:fldChar w:fldCharType="begin"/>
+      </w:r>
+      <w:r>
+        <w:instrText xml:space="preserve"> SEQ Figura \* ARABIC </w:instrText>
+      </w:r>
+      <w:r>
+        <w:fldChar w:fldCharType="separate"/>
+      </w:r>
+      <w:r>
+        <w:rPr>
+          <w:noProof/>
+        </w:rPr>
+        <w:t>17</w:t>
+      </w:r>
+      <w:r>
+        <w:fldChar w:fldCharType="end"/>
+      </w:r>
+      <w:r>
+        <w:t xml:space="preserve"> - Database finale</w:t>
+      </w:r>
+      <w:bookmarkEnd w:id="105"/>
+    </w:p>
+    <w:p>
+      <w:pPr>
+        <w:rPr>
+          <w:sz w:val="20"/>
+          <w:szCs w:val="20"/>
+          <w:lang w:val="it-CH"/>
+        </w:rPr>
+      </w:pPr>
+      <w:r>
+        <w:rPr>
+          <w:sz w:val="20"/>
+          <w:lang w:val="it-CH"/>
+        </w:rPr>
+        <w:t>Quello che si può notare è che, rispetto al database</w:t>
+      </w:r>
+      <w:r>
+        <w:rPr>
+          <w:i/>
+          <w:sz w:val="20"/>
+          <w:szCs w:val="20"/>
+          <w:lang w:val="it-CH"/>
+        </w:rPr>
+        <w:t xml:space="preserve"> </w:t>
+      </w:r>
+      <w:r>
+        <w:rPr>
+          <w:i/>
+          <w:sz w:val="20"/>
+          <w:szCs w:val="20"/>
+          <w:lang w:val="it-CH"/>
+        </w:rPr>
+        <w:fldChar w:fldCharType="begin"/>
+      </w:r>
+      <w:r>
+        <w:rPr>
+          <w:i/>
+          <w:sz w:val="20"/>
+          <w:szCs w:val="20"/>
+          <w:lang w:val="it-CH"/>
+        </w:rPr>
+        <w:instrText xml:space="preserve"> REF _Ref168577303 \h </w:instrText>
+      </w:r>
+      <w:r>
+        <w:rPr>
+          <w:i/>
+          <w:sz w:val="20"/>
+          <w:szCs w:val="20"/>
+          <w:lang w:val="it-CH"/>
+        </w:rPr>
+      </w:r>
+      <w:r>
+        <w:rPr>
+          <w:i/>
+          <w:sz w:val="20"/>
+          <w:szCs w:val="20"/>
+          <w:lang w:val="it-CH"/>
+        </w:rPr>
+        <w:instrText xml:space="preserve"> \* MERGEFORMAT </w:instrText>
+      </w:r>
+      <w:r>
+        <w:rPr>
+          <w:i/>
+          <w:sz w:val="20"/>
+          <w:szCs w:val="20"/>
+          <w:lang w:val="it-CH"/>
+        </w:rPr>
+        <w:fldChar w:fldCharType="separate"/>
+      </w:r>
+      <w:r>
+        <w:rPr>
+          <w:i/>
+          <w:sz w:val="20"/>
+          <w:szCs w:val="20"/>
+        </w:rPr>
+        <w:t xml:space="preserve">Figura </w:t>
+      </w:r>
+      <w:r>
+        <w:rPr>
+          <w:i/>
+          <w:noProof/>
+          <w:sz w:val="20"/>
+          <w:szCs w:val="20"/>
+        </w:rPr>
+        <w:t>8</w:t>
+      </w:r>
+      <w:r>
+        <w:rPr>
+          <w:i/>
+          <w:sz w:val="20"/>
+          <w:szCs w:val="20"/>
+        </w:rPr>
+        <w:t xml:space="preserve"> - Schema ER iniziale del progetto</w:t>
+      </w:r>
+      <w:r>
+        <w:rPr>
+          <w:i/>
+          <w:sz w:val="20"/>
+          <w:szCs w:val="20"/>
+          <w:lang w:val="it-CH"/>
+        </w:rPr>
+        <w:fldChar w:fldCharType="end"/>
+      </w:r>
+      <w:r>
+        <w:rPr>
+          <w:sz w:val="20"/>
+          <w:szCs w:val="20"/>
+          <w:lang w:val="it-CH"/>
+        </w:rPr>
+        <w:t xml:space="preserve"> lo schema ER iniziale del progetto ha subito alcune modifiche significative, tra cui l'aggiunta della tabella "contatto" e la r</w:t>
+      </w:r>
+      <w:r>
+        <w:rPr>
+          <w:sz w:val="20"/>
+          <w:szCs w:val="20"/>
+          <w:lang w:val="it-CH"/>
+        </w:rPr>
+        <w:t>imozione della tabella "style".</w:t>
+      </w:r>
+    </w:p>
+    <w:p>
+      <w:pPr>
+        <w:rPr>
+          <w:sz w:val="20"/>
+          <w:szCs w:val="20"/>
+          <w:lang w:val="it-CH"/>
+        </w:rPr>
+      </w:pPr>
+      <w:r>
+        <w:rPr>
+          <w:sz w:val="20"/>
+          <w:szCs w:val="20"/>
+          <w:lang w:val="it-CH"/>
+        </w:rPr>
+        <w:t>L'introduzione della tabella "contatto" è stata una scelta dettata dalla necessità di semplificare e migliorare la gestione dei dati per l'amministratore. Inizialmente, l'amministratore doveva sapere chi effettuava il login e con quale email, oltre a gestire le comunicazioni tramite l'email o il numero di telefono dell'utente. Tuttavia, si è constatato che queste informazioni non erano sempre disponibili o rilevanti per l'amministratore, soprattutto quando il contatt</w:t>
+      </w:r>
+      <w:r>
+        <w:rPr>
+          <w:sz w:val="20"/>
+          <w:szCs w:val="20"/>
+          <w:lang w:val="it-CH"/>
+        </w:rPr>
+        <w:t>o avveniva tramite terze parti.</w:t>
+      </w:r>
+    </w:p>
+    <w:p>
+      <w:pPr>
+        <w:rPr>
+          <w:sz w:val="20"/>
+          <w:szCs w:val="20"/>
+          <w:lang w:val="it-CH"/>
+        </w:rPr>
+      </w:pPr>
+      <w:r>
+        <w:rPr>
+          <w:sz w:val="20"/>
+          <w:szCs w:val="20"/>
+          <w:lang w:val="it-CH"/>
+        </w:rPr>
+        <w:t>Questa dipendenza dall'utente per il contatto si è rivelata complicata e inefficiente, rendendo la gestione delle comunicazioni più difficile del previsto. Dopo una consultazione con uno degli utenti effettivi dell'applicazione, è emersa la necessità di separare le due logiche. Di conseguenza, è stato deciso di introdurre una tabella "contatto" indipendente dall'utente. Questa modifica ha comportato anche un cambiamento nella logica di registrazione: precedentemente, il controllo durante la registrazione verificava se l'email dell'utente fosse già presente nel database. Con il nuovo schema, questo controllo non è più necessario, semplific</w:t>
+      </w:r>
+      <w:r>
+        <w:rPr>
+          <w:sz w:val="20"/>
+          <w:szCs w:val="20"/>
+          <w:lang w:val="it-CH"/>
+        </w:rPr>
+        <w:t>ando ulteriormente il processo.</w:t>
+      </w:r>
+    </w:p>
+    <w:p>
+      <w:pPr>
+        <w:rPr>
+          <w:sz w:val="20"/>
+          <w:szCs w:val="20"/>
+          <w:lang w:val="it-CH"/>
+        </w:rPr>
+      </w:pPr>
+      <w:r>
+        <w:rPr>
+          <w:sz w:val="20"/>
+          <w:szCs w:val="20"/>
+          <w:lang w:val="it-CH"/>
+        </w:rPr>
+        <w:t xml:space="preserve">Per quanto riguarda la tabella "style", si è scelto di rimuoverla poiché non contribuiva in maniera significativa alla funzionalità del sistema e la sua gestione aggiungeva complessità senza apportare un </w:t>
+      </w:r>
+      <w:r>
+        <w:rPr>
+          <w:sz w:val="20"/>
+          <w:szCs w:val="20"/>
+          <w:lang w:val="it-CH"/>
+        </w:rPr>
+        <w:lastRenderedPageBreak/>
+        <w:t>reale valore aggiunto. La rimozione di questa tabella ha semplificato la struttura del database e ha reso più agevole la gestione delle informazioni rilevanti.</w:t>
+      </w:r>
+    </w:p>
+    <w:p>
+      <w:pPr>
+        <w:rPr>
+          <w:sz w:val="20"/>
+          <w:szCs w:val="20"/>
+          <w:lang w:val="it-CH"/>
+        </w:rPr>
+      </w:pPr>
+    </w:p>
+    <w:p>
+      <w:pPr>
+        <w:rPr>
+          <w:sz w:val="20"/>
+          <w:szCs w:val="20"/>
+          <w:lang w:val="it-CH"/>
+        </w:rPr>
+      </w:pPr>
+      <w:r>
+        <w:rPr>
+          <w:sz w:val="20"/>
+          <w:szCs w:val="20"/>
+          <w:lang w:val="it-CH"/>
+        </w:rPr>
+        <w:t>Le modifiche apportate sono illustrate nei seguenti schemi di flusso, che mostrano l'evoluzione del progetto e le differenze rispetto alla configurazione iniziale. Questi schemi aiutano a visualizzare chiaramente come è stata riorganizzata la struttura del database per migliorare l'efficienza e la facilità d'uso per gli amministratori.</w:t>
+      </w:r>
+      <w:r>
+        <w:rPr>
+          <w:sz w:val="20"/>
+          <w:szCs w:val="20"/>
+          <w:lang w:val="it-CH"/>
+        </w:rPr>
+        <w:t xml:space="preserve"> </w:t>
+      </w:r>
+      <w:r>
+        <w:rPr>
+          <w:sz w:val="20"/>
+          <w:szCs w:val="20"/>
+          <w:lang w:val="it-CH"/>
+        </w:rPr>
+        <w:t xml:space="preserve">Nelle pagine seguenti sono presenti in ordine </w:t>
+      </w:r>
+      <w:r>
+        <w:rPr>
+          <w:i/>
+          <w:sz w:val="20"/>
+          <w:szCs w:val="20"/>
+          <w:lang w:val="it-CH"/>
+        </w:rPr>
+        <w:fldChar w:fldCharType="begin"/>
+      </w:r>
+      <w:r>
+        <w:rPr>
+          <w:i/>
+          <w:sz w:val="20"/>
+          <w:szCs w:val="20"/>
+          <w:lang w:val="it-CH"/>
+        </w:rPr>
+        <w:instrText xml:space="preserve"> REF _Ref168579735 \h </w:instrText>
+      </w:r>
+      <w:r>
+        <w:rPr>
+          <w:i/>
+          <w:sz w:val="20"/>
+          <w:szCs w:val="20"/>
+          <w:lang w:val="it-CH"/>
+        </w:rPr>
+      </w:r>
+      <w:r>
+        <w:rPr>
+          <w:i/>
+          <w:sz w:val="20"/>
+          <w:szCs w:val="20"/>
+          <w:lang w:val="it-CH"/>
+        </w:rPr>
+        <w:instrText xml:space="preserve"> \* MERGEFORMAT </w:instrText>
+      </w:r>
+      <w:r>
+        <w:rPr>
+          <w:i/>
+          <w:sz w:val="20"/>
+          <w:szCs w:val="20"/>
+          <w:lang w:val="it-CH"/>
+        </w:rPr>
+        <w:fldChar w:fldCharType="separate"/>
+      </w:r>
+      <w:r>
+        <w:rPr>
+          <w:i/>
+          <w:sz w:val="20"/>
+          <w:szCs w:val="20"/>
+        </w:rPr>
+        <w:t xml:space="preserve">Figura </w:t>
+      </w:r>
+      <w:r>
+        <w:rPr>
+          <w:i/>
+          <w:noProof/>
+          <w:sz w:val="20"/>
+          <w:szCs w:val="20"/>
+        </w:rPr>
+        <w:t>18</w:t>
+      </w:r>
+      <w:r>
+        <w:rPr>
+          <w:i/>
+          <w:sz w:val="20"/>
+          <w:szCs w:val="20"/>
+        </w:rPr>
+        <w:t xml:space="preserve"> - Diagramma di flusso finale – Amministratore</w:t>
+      </w:r>
+      <w:r>
+        <w:rPr>
+          <w:i/>
+          <w:sz w:val="20"/>
+          <w:szCs w:val="20"/>
+          <w:lang w:val="it-CH"/>
+        </w:rPr>
+        <w:fldChar w:fldCharType="end"/>
+      </w:r>
+      <w:r>
+        <w:rPr>
+          <w:i/>
+          <w:sz w:val="20"/>
+          <w:szCs w:val="20"/>
+          <w:lang w:val="it-CH"/>
+        </w:rPr>
+        <w:t xml:space="preserve"> </w:t>
+      </w:r>
+      <w:r>
+        <w:rPr>
+          <w:sz w:val="20"/>
+          <w:szCs w:val="20"/>
+          <w:lang w:val="it-CH"/>
+        </w:rPr>
+        <w:t xml:space="preserve">e </w:t>
+      </w:r>
+      <w:r>
+        <w:rPr>
+          <w:i/>
+          <w:sz w:val="20"/>
+          <w:szCs w:val="20"/>
+          <w:lang w:val="it-CH"/>
+        </w:rPr>
+        <w:fldChar w:fldCharType="begin"/>
+      </w:r>
+      <w:r>
+        <w:rPr>
+          <w:i/>
+          <w:sz w:val="20"/>
+          <w:szCs w:val="20"/>
+          <w:lang w:val="it-CH"/>
+        </w:rPr>
+        <w:instrText xml:space="preserve"> REF _Ref168580829 \h </w:instrText>
+      </w:r>
+      <w:r>
+        <w:rPr>
+          <w:i/>
+          <w:sz w:val="20"/>
+          <w:szCs w:val="20"/>
+          <w:lang w:val="it-CH"/>
+        </w:rPr>
+      </w:r>
+      <w:r>
+        <w:rPr>
+          <w:i/>
+          <w:sz w:val="20"/>
+          <w:szCs w:val="20"/>
+          <w:lang w:val="it-CH"/>
+        </w:rPr>
+        <w:instrText xml:space="preserve"> \* MERGEFORMAT </w:instrText>
+      </w:r>
+      <w:r>
+        <w:rPr>
+          <w:i/>
+          <w:sz w:val="20"/>
+          <w:szCs w:val="20"/>
+          <w:lang w:val="it-CH"/>
+        </w:rPr>
+        <w:fldChar w:fldCharType="separate"/>
+      </w:r>
+      <w:r>
+        <w:rPr>
+          <w:i/>
+          <w:sz w:val="20"/>
+          <w:szCs w:val="20"/>
+        </w:rPr>
+        <w:t xml:space="preserve">Figura </w:t>
+      </w:r>
+      <w:r>
+        <w:rPr>
+          <w:i/>
+          <w:noProof/>
+          <w:sz w:val="20"/>
+          <w:szCs w:val="20"/>
+        </w:rPr>
+        <w:t>19</w:t>
+      </w:r>
+      <w:r>
+        <w:rPr>
+          <w:i/>
+          <w:sz w:val="20"/>
+          <w:szCs w:val="20"/>
+        </w:rPr>
+        <w:t xml:space="preserve"> - Diagramma di flusso finale – Utente</w:t>
+      </w:r>
+      <w:r>
+        <w:rPr>
+          <w:i/>
+          <w:sz w:val="20"/>
+          <w:szCs w:val="20"/>
+          <w:lang w:val="it-CH"/>
+        </w:rPr>
+        <w:fldChar w:fldCharType="end"/>
+      </w:r>
+      <w:r>
+        <w:rPr>
+          <w:i/>
+          <w:sz w:val="20"/>
+          <w:szCs w:val="20"/>
+          <w:lang w:val="it-CH"/>
+        </w:rPr>
+        <w:t xml:space="preserve">. </w:t>
+      </w:r>
+      <w:r>
+        <w:rPr>
+          <w:sz w:val="20"/>
+          <w:szCs w:val="20"/>
+          <w:lang w:val="it-CH"/>
+        </w:rPr>
+        <w:t>Questi diagrammi finali mostrano come le modifiche apportate hanno ottimizzato il flusso di lavoro, rendendo il sistema più intuitivo e gestibile sia per gli amministratori che per gli utenti.</w:t>
+      </w:r>
+    </w:p>
+    <w:p>
+      <w:pPr>
+        <w:keepNext/>
+        <w:jc w:val="center"/>
+      </w:pPr>
+      <w:r>
+        <w:rPr>
+          <w:noProof/>
+          <w:sz w:val="20"/>
+          <w:szCs w:val="20"/>
+          <w:lang w:val="en-US"/>
+        </w:rPr>
+        <w:lastRenderedPageBreak/>
+        <w:drawing>
+          <wp:inline distT="0" distB="0" distL="0" distR="0" wp14:anchorId="4493D7E7" wp14:editId="5EC72877">
+            <wp:extent cx="5268630" cy="8638309"/>
+            <wp:effectExtent l="19050" t="19050" r="27305" b="10795"/>
+            <wp:docPr id="19" name="Immagine 19"/>
+            <wp:cNvGraphicFramePr>
+              <a:graphicFrameLocks xmlns:a="http://schemas.openxmlformats.org/drawingml/2006/main" noChangeAspect="1"/>
+            </wp:cNvGraphicFramePr>
+            <a:graphic xmlns:a="http://schemas.openxmlformats.org/drawingml/2006/main">
+              <a:graphicData uri="http://schemas.openxmlformats.org/drawingml/2006/picture">
+                <pic:pic xmlns:pic="http://schemas.openxmlformats.org/drawingml/2006/picture">
+                  <pic:nvPicPr>
+                    <pic:cNvPr id="19" name="myhexcard.drawio (1).png"/>
+                    <pic:cNvPicPr/>
+                  </pic:nvPicPr>
+                  <pic:blipFill rotWithShape="1">
+                    <a:blip r:embed="rId25">
+                      <a:extLst>
+                        <a:ext uri="{28A0092B-C50C-407E-A947-70E740481C1C}">
+                          <a14:useLocalDpi xmlns:a14="http://schemas.microsoft.com/office/drawing/2010/main" val="0"/>
+                        </a:ext>
+                      </a:extLst>
+                    </a:blip>
+                    <a:srcRect r="74608"/>
+                    <a:stretch/>
+                  </pic:blipFill>
+                  <pic:spPr bwMode="auto">
+                    <a:xfrm>
+                      <a:off x="0" y="0"/>
+                      <a:ext cx="5271402" cy="8642853"/>
+                    </a:xfrm>
+                    <a:prstGeom prst="rect">
+                      <a:avLst/>
+                    </a:prstGeom>
+                    <a:ln>
+                      <a:solidFill>
+                        <a:schemeClr val="accent1"/>
+                      </a:solidFill>
+                    </a:ln>
+                    <a:extLst>
+                      <a:ext uri="{53640926-AAD7-44D8-BBD7-CCE9431645EC}">
+                        <a14:shadowObscured xmlns:a14="http://schemas.microsoft.com/office/drawing/2010/main"/>
+                      </a:ext>
+                    </a:extLst>
+                  </pic:spPr>
+                </pic:pic>
+              </a:graphicData>
+            </a:graphic>
+          </wp:inline>
+        </w:drawing>
+      </w:r>
+    </w:p>
+    <w:p>
+      <w:pPr>
+        <w:pStyle w:val="Didascalia"/>
+      </w:pPr>
+      <w:bookmarkStart w:id="106" w:name="_Ref168579735"/>
+      <w:bookmarkStart w:id="107" w:name="_Toc168582249"/>
+      <w:r>
+        <w:t xml:space="preserve">Figura </w:t>
+      </w:r>
+      <w:r>
+        <w:fldChar w:fldCharType="begin"/>
+      </w:r>
+      <w:r>
+        <w:instrText xml:space="preserve"> SEQ Figura \* ARABIC </w:instrText>
+      </w:r>
+      <w:r>
+        <w:fldChar w:fldCharType="separate"/>
+      </w:r>
+      <w:r>
+        <w:rPr>
+          <w:noProof/>
+        </w:rPr>
+        <w:t>18</w:t>
+      </w:r>
+      <w:r>
+        <w:fldChar w:fldCharType="end"/>
+      </w:r>
+      <w:r>
+        <w:t xml:space="preserve"> - Diagramma di flusso finale </w:t>
+      </w:r>
+      <w:r>
+        <w:t>–</w:t>
+      </w:r>
+      <w:r>
+        <w:t xml:space="preserve"> Amministratore</w:t>
+      </w:r>
+      <w:bookmarkEnd w:id="106"/>
+      <w:bookmarkEnd w:id="107"/>
+    </w:p>
+    <w:p>
+      <w:pPr>
+        <w:keepNext/>
+      </w:pPr>
+      <w:r>
+        <w:rPr>
+          <w:noProof/>
+          <w:lang w:val="en-US"/>
+        </w:rPr>
+        <w:lastRenderedPageBreak/>
+        <w:drawing>
+          <wp:inline distT="0" distB="0" distL="0" distR="0" wp14:anchorId="3D63A83B" wp14:editId="1A73D3C5">
+            <wp:extent cx="5756275" cy="4498340"/>
+            <wp:effectExtent l="19050" t="19050" r="15875" b="16510"/>
+            <wp:docPr id="21" name="Immagine 21"/>
+            <wp:cNvGraphicFramePr>
+              <a:graphicFrameLocks xmlns:a="http://schemas.openxmlformats.org/drawingml/2006/main" noChangeAspect="1"/>
+            </wp:cNvGraphicFramePr>
+            <a:graphic xmlns:a="http://schemas.openxmlformats.org/drawingml/2006/main">
+              <a:graphicData uri="http://schemas.openxmlformats.org/drawingml/2006/picture">
+                <pic:pic xmlns:pic="http://schemas.openxmlformats.org/drawingml/2006/picture">
+                  <pic:nvPicPr>
+                    <pic:cNvPr id="21" name="myhexcard.drawio (2).png"/>
+                    <pic:cNvPicPr/>
+                  </pic:nvPicPr>
+                  <pic:blipFill>
+                    <a:blip r:embed="rId26">
+                      <a:extLst>
+                        <a:ext uri="{28A0092B-C50C-407E-A947-70E740481C1C}">
+                          <a14:useLocalDpi xmlns:a14="http://schemas.microsoft.com/office/drawing/2010/main" val="0"/>
+                        </a:ext>
+                      </a:extLst>
+                    </a:blip>
+                    <a:stretch>
+                      <a:fillRect/>
+                    </a:stretch>
+                  </pic:blipFill>
+                  <pic:spPr>
+                    <a:xfrm>
+                      <a:off x="0" y="0"/>
+                      <a:ext cx="5756275" cy="4498340"/>
+                    </a:xfrm>
+                    <a:prstGeom prst="rect">
+                      <a:avLst/>
+                    </a:prstGeom>
+                    <a:ln>
+                      <a:solidFill>
+                        <a:schemeClr val="accent1"/>
+                      </a:solidFill>
+                    </a:ln>
+                  </pic:spPr>
+                </pic:pic>
+              </a:graphicData>
+            </a:graphic>
+          </wp:inline>
+        </w:drawing>
+      </w:r>
+    </w:p>
+    <w:p>
+      <w:pPr>
+        <w:pStyle w:val="Didascalia"/>
+      </w:pPr>
+      <w:bookmarkStart w:id="108" w:name="_Ref168580829"/>
+      <w:bookmarkStart w:id="109" w:name="_Toc168582250"/>
+      <w:r>
+        <w:t xml:space="preserve">Figura </w:t>
+      </w:r>
+      <w:r>
+        <w:fldChar w:fldCharType="begin"/>
+      </w:r>
+      <w:r>
+        <w:instrText xml:space="preserve"> SEQ Figura \* ARABIC </w:instrText>
+      </w:r>
+      <w:r>
+        <w:fldChar w:fldCharType="separate"/>
+      </w:r>
+      <w:r>
+        <w:rPr>
+          <w:noProof/>
+        </w:rPr>
+        <w:t>19</w:t>
+      </w:r>
+      <w:r>
+        <w:fldChar w:fldCharType="end"/>
+      </w:r>
+      <w:r>
+        <w:t xml:space="preserve"> - Diagramma di flusso finale – Utente</w:t>
+      </w:r>
+      <w:bookmarkEnd w:id="108"/>
+      <w:bookmarkEnd w:id="109"/>
+    </w:p>
+    <w:p>
+      <w:pPr>
+        <w:pStyle w:val="SUPSITestoArial10"/>
+      </w:pPr>
+      <w:r>
+        <w:t>Entrambi i diagrammi finali saranno disponibili come allegato per poterli vedere meglio.</w:t>
       </w:r>
     </w:p>
     <w:p>
       <w:pPr>
         <w:pStyle w:val="Titolo2"/>
       </w:pPr>
-      <w:bookmarkStart w:id="102" w:name="_Toc168317803"/>
-      <w:r>
-        <w:t>4.1 Test e copertura effettuata</w:t>
-      </w:r>
-      <w:bookmarkEnd w:id="102"/>
+      <w:bookmarkStart w:id="110" w:name="_Toc168582315"/>
+      <w:r>
+        <w:t>4.1 Test</w:t>
+      </w:r>
+      <w:bookmarkEnd w:id="110"/>
+      <w:r>
+        <w:t xml:space="preserve"> </w:t>
+      </w:r>
     </w:p>
     <w:p>
       <w:pPr>
         <w:pStyle w:val="Titolo3"/>
       </w:pPr>
-      <w:bookmarkStart w:id="103" w:name="_Toc168317804"/>
+      <w:bookmarkStart w:id="111" w:name="_Toc168582316"/>
       <w:r>
         <w:t>4</w:t>
       </w:r>
@@ -43192,68 +44251,41 @@
       <w:r>
         <w:t xml:space="preserve"> Karma</w:t>
       </w:r>
-      <w:bookmarkEnd w:id="103"/>
-    </w:p>
-    <w:p>
-      <w:pPr>
-        <w:rPr>
-          <w:sz w:val="20"/>
-        </w:rPr>
-      </w:pPr>
-      <w:r>
-        <w:rPr>
-          <w:sz w:val="20"/>
-        </w:rPr>
+      <w:bookmarkEnd w:id="111"/>
+    </w:p>
+    <w:p>
+      <w:pPr>
+        <w:pStyle w:val="SUPSITestoArial10"/>
+      </w:pPr>
+      <w:r>
         <w:t>Per i test si è utilizzato Karma che viene solitamente usato per il test delle applicazioni svolte con angular.</w:t>
       </w:r>
     </w:p>
     <w:p>
       <w:pPr>
-        <w:rPr>
-          <w:sz w:val="20"/>
-        </w:rPr>
-      </w:pPr>
-      <w:r>
-        <w:rPr>
-          <w:sz w:val="20"/>
-        </w:rPr>
+        <w:pStyle w:val="SUPSITestoArial10"/>
+      </w:pPr>
+      <w:r>
         <w:t xml:space="preserve">Karma è un test runner che permette di eseguire i test su diversi browser in parallelo. Questo significa che </w:t>
       </w:r>
       <w:r>
-        <w:rPr>
-          <w:sz w:val="20"/>
-        </w:rPr>
         <w:t>si può</w:t>
       </w:r>
       <w:r>
-        <w:rPr>
-          <w:sz w:val="20"/>
-        </w:rPr>
         <w:t xml:space="preserve"> verificare che </w:t>
       </w:r>
       <w:r>
-        <w:rPr>
-          <w:sz w:val="20"/>
-        </w:rPr>
         <w:t>l’</w:t>
       </w:r>
       <w:r>
-        <w:rPr>
-          <w:sz w:val="20"/>
-        </w:rPr>
         <w:t>applicazione Angular funzioni correttamente su diversi ambienti senza dover configurare manualmente ciascun browser. Karma è altamente configurabile e può essere integrato con vari framework di test come Jasmine, Mocha e QUnit.</w:t>
       </w:r>
     </w:p>
     <w:p>
       <w:pPr>
-        <w:rPr>
-          <w:sz w:val="20"/>
-        </w:rPr>
-      </w:pPr>
-      <w:r>
-        <w:rPr>
-          <w:sz w:val="20"/>
-        </w:rPr>
+        <w:pStyle w:val="SUPSITestoArial10"/>
+      </w:pPr>
+      <w:r>
         <w:t>Per utilizzare Karma in un progetto Angular, è necessario installarlo tramite npm (Node Package Manager). Di solito, quando si crea un nuovo progetto Angular utilizzando Angular CLI, Karma viene configurato automaticamente. Il file di configurazione principale di Karma è karma.conf.js. Questo file contiene tutte le impostazioni necessarie per eseguire i test, come i browser da utilizzare, i framework di test, i file da includere nei test, e così via.</w:t>
       </w:r>
     </w:p>
@@ -43332,7 +44364,6 @@
           <w:sz w:val="20"/>
           <w:lang w:val="it-CH"/>
         </w:rPr>
-        <w:lastRenderedPageBreak/>
         <w:t>Cross-Browser Testing</w:t>
       </w:r>
       <w:r>
@@ -43361,6 +44392,7 @@
           <w:sz w:val="20"/>
           <w:lang w:val="it-CH"/>
         </w:rPr>
+        <w:lastRenderedPageBreak/>
         <w:t>Integrazione Continua</w:t>
       </w:r>
       <w:r>
@@ -43410,16 +44442,19 @@
     </w:p>
     <w:p>
       <w:pPr>
-        <w:rPr>
-          <w:b/>
-          <w:sz w:val="20"/>
-          <w:lang w:val="it-CH"/>
-        </w:rPr>
-      </w:pPr>
-      <w:r>
-        <w:rPr>
-          <w:b/>
-          <w:sz w:val="20"/>
+        <w:pStyle w:val="Titolo4"/>
+        <w:rPr>
+          <w:lang w:val="it-CH"/>
+        </w:rPr>
+      </w:pPr>
+      <w:r>
+        <w:rPr>
+          <w:lang w:val="it-CH"/>
+        </w:rPr>
+        <w:t xml:space="preserve">4.1.1.1 </w:t>
+      </w:r>
+      <w:r>
+        <w:rPr>
           <w:lang w:val="it-CH"/>
         </w:rPr>
         <w:t>Karma e Jasmine</w:t>
@@ -43427,34 +44462,42 @@
     </w:p>
     <w:p>
       <w:pPr>
-        <w:rPr>
-          <w:sz w:val="20"/>
-          <w:lang w:val="it-CH"/>
-        </w:rPr>
-      </w:pPr>
-      <w:r>
-        <w:rPr>
-          <w:sz w:val="20"/>
-          <w:lang w:val="it-CH"/>
-        </w:rPr>
+        <w:pStyle w:val="SUPSITestoArial10"/>
+      </w:pPr>
+      <w:r>
         <w:t>Jasmine è il framework di test comunemente utilizzato insieme a Karma in applicazioni Angular. Jasmine è un framework di test BDD (Behavior-Driven Development) che consente di scrivere test in modo leggibile e facile da mantenere. Con Jasmine, si possono scrivere test suite (insiemi di test) e specifiche (test individuali) utilizzando una sintassi chiara e descrittiva.</w:t>
       </w:r>
     </w:p>
     <w:p>
       <w:pPr>
-        <w:rPr>
-          <w:b/>
-          <w:sz w:val="20"/>
-          <w:lang w:val="en-US"/>
-        </w:rPr>
-      </w:pPr>
-      <w:r>
-        <w:rPr>
-          <w:b/>
-          <w:sz w:val="20"/>
-          <w:lang w:val="en-US"/>
-        </w:rPr>
-        <w:t>Esempio di test:</w:t>
+        <w:pStyle w:val="SUPSITestoArial10"/>
+        <w:rPr>
+          <w:lang w:val="en-US"/>
+        </w:rPr>
+      </w:pPr>
+      <w:r>
+        <w:rPr>
+          <w:lang w:val="en-US"/>
+        </w:rPr>
+        <w:t xml:space="preserve">Esempio di </w:t>
+      </w:r>
+      <w:r>
+        <w:rPr>
+          <w:lang w:val="en-US"/>
+        </w:rPr>
+        <w:t>test</w:t>
+      </w:r>
+      <w:r>
+        <w:rPr>
+          <w:lang w:val="en-US"/>
+        </w:rPr>
+        <w:t xml:space="preserve"> fatto</w:t>
+      </w:r>
+      <w:r>
+        <w:rPr>
+          <w:lang w:val="en-US"/>
+        </w:rPr>
+        <w:t>:</w:t>
       </w:r>
     </w:p>
     <w:p>
@@ -43470,6 +44513,106 @@
           <w:lang w:val="en-US"/>
         </w:rPr>
       </w:pPr>
+      <w:r>
+        <w:rPr>
+          <w:rFonts w:ascii="Consolas" w:eastAsia="Times New Roman" w:hAnsi="Consolas"/>
+          <w:color w:val="CCCCCC"/>
+          <w:sz w:val="21"/>
+          <w:szCs w:val="21"/>
+          <w:lang w:val="en-US"/>
+        </w:rPr>
+        <w:t xml:space="preserve">  </w:t>
+      </w:r>
+      <w:r>
+        <w:rPr>
+          <w:rFonts w:ascii="Consolas" w:eastAsia="Times New Roman" w:hAnsi="Consolas"/>
+          <w:color w:val="DCDCAA"/>
+          <w:sz w:val="21"/>
+          <w:szCs w:val="21"/>
+          <w:lang w:val="en-US"/>
+        </w:rPr>
+        <w:t>it</w:t>
+      </w:r>
+      <w:r>
+        <w:rPr>
+          <w:rFonts w:ascii="Consolas" w:eastAsia="Times New Roman" w:hAnsi="Consolas"/>
+          <w:color w:val="CCCCCC"/>
+          <w:sz w:val="21"/>
+          <w:szCs w:val="21"/>
+          <w:lang w:val="en-US"/>
+        </w:rPr>
+        <w:t>(</w:t>
+      </w:r>
+      <w:r>
+        <w:rPr>
+          <w:rFonts w:ascii="Consolas" w:eastAsia="Times New Roman" w:hAnsi="Consolas"/>
+          <w:color w:val="CE9178"/>
+          <w:sz w:val="21"/>
+          <w:szCs w:val="21"/>
+          <w:lang w:val="en-US"/>
+        </w:rPr>
+        <w:t>'should</w:t>
+      </w:r>
+      <w:r>
+        <w:rPr>
+          <w:rFonts w:ascii="Consolas" w:eastAsia="Times New Roman" w:hAnsi="Consolas"/>
+          <w:color w:val="CE9178"/>
+          <w:sz w:val="21"/>
+          <w:szCs w:val="21"/>
+          <w:lang w:val="en-US"/>
+        </w:rPr>
+        <w:t xml:space="preserve"> login’</w:t>
+      </w:r>
+      <w:r>
+        <w:rPr>
+          <w:rFonts w:ascii="Consolas" w:eastAsia="Times New Roman" w:hAnsi="Consolas"/>
+          <w:color w:val="CCCCCC"/>
+          <w:sz w:val="21"/>
+          <w:szCs w:val="21"/>
+          <w:lang w:val="en-US"/>
+        </w:rPr>
+        <w:t xml:space="preserve">, </w:t>
+      </w:r>
+      <w:r>
+        <w:rPr>
+          <w:rFonts w:ascii="Consolas" w:eastAsia="Times New Roman" w:hAnsi="Consolas"/>
+          <w:color w:val="569CD6"/>
+          <w:sz w:val="21"/>
+          <w:szCs w:val="21"/>
+          <w:lang w:val="en-US"/>
+        </w:rPr>
+        <w:t>async</w:t>
+      </w:r>
+      <w:r>
+        <w:rPr>
+          <w:rFonts w:ascii="Consolas" w:eastAsia="Times New Roman" w:hAnsi="Consolas"/>
+          <w:color w:val="CCCCCC"/>
+          <w:sz w:val="21"/>
+          <w:szCs w:val="21"/>
+          <w:lang w:val="en-US"/>
+        </w:rPr>
+        <w:t xml:space="preserve"> () </w:t>
+      </w:r>
+      <w:r>
+        <w:rPr>
+          <w:rFonts w:ascii="Consolas" w:eastAsia="Times New Roman" w:hAnsi="Consolas"/>
+          <w:color w:val="569CD6"/>
+          <w:sz w:val="21"/>
+          <w:szCs w:val="21"/>
+          <w:lang w:val="en-US"/>
+        </w:rPr>
+        <w:t>=&gt;</w:t>
+      </w:r>
+      <w:r>
+        <w:rPr>
+          <w:rFonts w:ascii="Consolas" w:eastAsia="Times New Roman" w:hAnsi="Consolas"/>
+          <w:color w:val="CCCCCC"/>
+          <w:sz w:val="21"/>
+          <w:szCs w:val="21"/>
+          <w:lang w:val="en-US"/>
+        </w:rPr>
+        <w:t xml:space="preserve"> {</w:t>
+      </w:r>
     </w:p>
     <w:p>
       <w:pPr>
@@ -43492,7 +44635,27 @@
           <w:szCs w:val="21"/>
           <w:lang w:val="en-US"/>
         </w:rPr>
-        <w:t xml:space="preserve">  </w:t>
+        <w:t xml:space="preserve">    </w:t>
+      </w:r>
+      <w:r>
+        <w:rPr>
+          <w:rFonts w:ascii="Consolas" w:eastAsia="Times New Roman" w:hAnsi="Consolas"/>
+          <w:color w:val="9CDCFE"/>
+          <w:sz w:val="21"/>
+          <w:szCs w:val="21"/>
+          <w:lang w:val="en-US"/>
+        </w:rPr>
+        <w:t>service</w:t>
+      </w:r>
+      <w:r>
+        <w:rPr>
+          <w:rFonts w:ascii="Consolas" w:eastAsia="Times New Roman" w:hAnsi="Consolas"/>
+          <w:color w:val="CCCCCC"/>
+          <w:sz w:val="21"/>
+          <w:szCs w:val="21"/>
+          <w:lang w:val="en-US"/>
+        </w:rPr>
+        <w:t>.</w:t>
       </w:r>
       <w:r>
         <w:rPr>
@@ -43502,7 +44665,7 @@
           <w:szCs w:val="21"/>
           <w:lang w:val="en-US"/>
         </w:rPr>
-        <w:t>it</w:t>
+        <w:t>login</w:t>
       </w:r>
       <w:r>
         <w:rPr>
@@ -43517,52 +44680,62 @@
       <w:r>
         <w:rPr>
           <w:rFonts w:ascii="Consolas" w:eastAsia="Times New Roman" w:hAnsi="Consolas"/>
-          <w:color w:val="CE9178"/>
-          <w:sz w:val="21"/>
-          <w:szCs w:val="21"/>
-          <w:lang w:val="en-US"/>
-        </w:rPr>
-        <w:t>'should</w:t>
-      </w:r>
-      <w:r>
-        <w:rPr>
-          <w:rFonts w:ascii="Consolas" w:eastAsia="Times New Roman" w:hAnsi="Consolas"/>
-          <w:color w:val="CE9178"/>
-          <w:sz w:val="21"/>
-          <w:szCs w:val="21"/>
-          <w:lang w:val="en-US"/>
-        </w:rPr>
-        <w:t xml:space="preserve"> login’</w:t>
-      </w:r>
-      <w:r>
-        <w:rPr>
-          <w:rFonts w:ascii="Consolas" w:eastAsia="Times New Roman" w:hAnsi="Consolas"/>
-          <w:color w:val="CCCCCC"/>
-          <w:sz w:val="21"/>
-          <w:szCs w:val="21"/>
-          <w:lang w:val="en-US"/>
-        </w:rPr>
-        <w:t xml:space="preserve">, </w:t>
-      </w:r>
-      <w:r>
-        <w:rPr>
-          <w:rFonts w:ascii="Consolas" w:eastAsia="Times New Roman" w:hAnsi="Consolas"/>
-          <w:color w:val="569CD6"/>
-          <w:sz w:val="21"/>
-          <w:szCs w:val="21"/>
-          <w:lang w:val="en-US"/>
-        </w:rPr>
-        <w:t>async</w:t>
-      </w:r>
-      <w:r>
-        <w:rPr>
-          <w:rFonts w:ascii="Consolas" w:eastAsia="Times New Roman" w:hAnsi="Consolas"/>
-          <w:color w:val="CCCCCC"/>
-          <w:sz w:val="21"/>
-          <w:szCs w:val="21"/>
-          <w:lang w:val="en-US"/>
-        </w:rPr>
-        <w:t xml:space="preserve"> () </w:t>
+          <w:color w:val="4FC1FF"/>
+          <w:sz w:val="21"/>
+          <w:szCs w:val="21"/>
+          <w:lang w:val="en-US"/>
+        </w:rPr>
+        <w:t>user</w:t>
+      </w:r>
+      <w:r>
+        <w:rPr>
+          <w:rFonts w:ascii="Consolas" w:eastAsia="Times New Roman" w:hAnsi="Consolas"/>
+          <w:color w:val="CCCCCC"/>
+          <w:sz w:val="21"/>
+          <w:szCs w:val="21"/>
+          <w:lang w:val="en-US"/>
+        </w:rPr>
+        <w:t>).</w:t>
+      </w:r>
+      <w:r>
+        <w:rPr>
+          <w:rFonts w:ascii="Consolas" w:eastAsia="Times New Roman" w:hAnsi="Consolas"/>
+          <w:color w:val="DCDCAA"/>
+          <w:sz w:val="21"/>
+          <w:szCs w:val="21"/>
+          <w:lang w:val="en-US"/>
+        </w:rPr>
+        <w:t>then</w:t>
+      </w:r>
+      <w:r>
+        <w:rPr>
+          <w:rFonts w:ascii="Consolas" w:eastAsia="Times New Roman" w:hAnsi="Consolas"/>
+          <w:color w:val="CCCCCC"/>
+          <w:sz w:val="21"/>
+          <w:szCs w:val="21"/>
+          <w:lang w:val="en-US"/>
+        </w:rPr>
+        <w:t>((</w:t>
+      </w:r>
+      <w:r>
+        <w:rPr>
+          <w:rFonts w:ascii="Consolas" w:eastAsia="Times New Roman" w:hAnsi="Consolas"/>
+          <w:color w:val="9CDCFE"/>
+          <w:sz w:val="21"/>
+          <w:szCs w:val="21"/>
+          <w:lang w:val="en-US"/>
+        </w:rPr>
+        <w:t>response</w:t>
+      </w:r>
+      <w:r>
+        <w:rPr>
+          <w:rFonts w:ascii="Consolas" w:eastAsia="Times New Roman" w:hAnsi="Consolas"/>
+          <w:color w:val="CCCCCC"/>
+          <w:sz w:val="21"/>
+          <w:szCs w:val="21"/>
+          <w:lang w:val="en-US"/>
+        </w:rPr>
+        <w:t xml:space="preserve">) </w:t>
       </w:r>
       <w:r>
         <w:rPr>
@@ -43606,7 +44779,27 @@
           <w:szCs w:val="21"/>
           <w:lang w:val="en-US"/>
         </w:rPr>
-        <w:t xml:space="preserve">    </w:t>
+        <w:t xml:space="preserve">      </w:t>
+      </w:r>
+      <w:r>
+        <w:rPr>
+          <w:rFonts w:ascii="Consolas" w:eastAsia="Times New Roman" w:hAnsi="Consolas"/>
+          <w:color w:val="DCDCAA"/>
+          <w:sz w:val="21"/>
+          <w:szCs w:val="21"/>
+          <w:lang w:val="en-US"/>
+        </w:rPr>
+        <w:t>expect</w:t>
+      </w:r>
+      <w:r>
+        <w:rPr>
+          <w:rFonts w:ascii="Consolas" w:eastAsia="Times New Roman" w:hAnsi="Consolas"/>
+          <w:color w:val="CCCCCC"/>
+          <w:sz w:val="21"/>
+          <w:szCs w:val="21"/>
+          <w:lang w:val="en-US"/>
+        </w:rPr>
+        <w:t>(</w:t>
       </w:r>
       <w:r>
         <w:rPr>
@@ -43616,17 +44809,17 @@
           <w:szCs w:val="21"/>
           <w:lang w:val="en-US"/>
         </w:rPr>
-        <w:t>service</w:t>
-      </w:r>
-      <w:r>
-        <w:rPr>
-          <w:rFonts w:ascii="Consolas" w:eastAsia="Times New Roman" w:hAnsi="Consolas"/>
-          <w:color w:val="CCCCCC"/>
-          <w:sz w:val="21"/>
-          <w:szCs w:val="21"/>
-          <w:lang w:val="en-US"/>
-        </w:rPr>
-        <w:t>.</w:t>
+        <w:t>response</w:t>
+      </w:r>
+      <w:r>
+        <w:rPr>
+          <w:rFonts w:ascii="Consolas" w:eastAsia="Times New Roman" w:hAnsi="Consolas"/>
+          <w:color w:val="CCCCCC"/>
+          <w:sz w:val="21"/>
+          <w:szCs w:val="21"/>
+          <w:lang w:val="en-US"/>
+        </w:rPr>
+        <w:t>).</w:t>
       </w:r>
       <w:r>
         <w:rPr>
@@ -43636,7 +44829,7 @@
           <w:szCs w:val="21"/>
           <w:lang w:val="en-US"/>
         </w:rPr>
-        <w:t>login</w:t>
+        <w:t>toEqual</w:t>
       </w:r>
       <w:r>
         <w:rPr>
@@ -43656,77 +44849,17 @@
           <w:szCs w:val="21"/>
           <w:lang w:val="en-US"/>
         </w:rPr>
-        <w:t>user</w:t>
-      </w:r>
-      <w:r>
-        <w:rPr>
-          <w:rFonts w:ascii="Consolas" w:eastAsia="Times New Roman" w:hAnsi="Consolas"/>
-          <w:color w:val="CCCCCC"/>
-          <w:sz w:val="21"/>
-          <w:szCs w:val="21"/>
-          <w:lang w:val="en-US"/>
-        </w:rPr>
-        <w:t>).</w:t>
-      </w:r>
-      <w:r>
-        <w:rPr>
-          <w:rFonts w:ascii="Consolas" w:eastAsia="Times New Roman" w:hAnsi="Consolas"/>
-          <w:color w:val="DCDCAA"/>
-          <w:sz w:val="21"/>
-          <w:szCs w:val="21"/>
-          <w:lang w:val="en-US"/>
-        </w:rPr>
-        <w:t>then</w:t>
-      </w:r>
-      <w:r>
-        <w:rPr>
-          <w:rFonts w:ascii="Consolas" w:eastAsia="Times New Roman" w:hAnsi="Consolas"/>
-          <w:color w:val="CCCCCC"/>
-          <w:sz w:val="21"/>
-          <w:szCs w:val="21"/>
-          <w:lang w:val="en-US"/>
-        </w:rPr>
-        <w:t>((</w:t>
-      </w:r>
-      <w:r>
-        <w:rPr>
-          <w:rFonts w:ascii="Consolas" w:eastAsia="Times New Roman" w:hAnsi="Consolas"/>
-          <w:color w:val="9CDCFE"/>
-          <w:sz w:val="21"/>
-          <w:szCs w:val="21"/>
-          <w:lang w:val="en-US"/>
-        </w:rPr>
-        <w:t>response</w:t>
-      </w:r>
-      <w:r>
-        <w:rPr>
-          <w:rFonts w:ascii="Consolas" w:eastAsia="Times New Roman" w:hAnsi="Consolas"/>
-          <w:color w:val="CCCCCC"/>
-          <w:sz w:val="21"/>
-          <w:szCs w:val="21"/>
-          <w:lang w:val="en-US"/>
-        </w:rPr>
-        <w:t xml:space="preserve">) </w:t>
-      </w:r>
-      <w:r>
-        <w:rPr>
-          <w:rFonts w:ascii="Consolas" w:eastAsia="Times New Roman" w:hAnsi="Consolas"/>
-          <w:color w:val="569CD6"/>
-          <w:sz w:val="21"/>
-          <w:szCs w:val="21"/>
-          <w:lang w:val="en-US"/>
-        </w:rPr>
-        <w:t>=&gt;</w:t>
-      </w:r>
-      <w:r>
-        <w:rPr>
-          <w:rFonts w:ascii="Consolas" w:eastAsia="Times New Roman" w:hAnsi="Consolas"/>
-          <w:color w:val="CCCCCC"/>
-          <w:sz w:val="21"/>
-          <w:szCs w:val="21"/>
-          <w:lang w:val="en-US"/>
-        </w:rPr>
-        <w:t xml:space="preserve"> {</w:t>
+        <w:t>expectedResponse</w:t>
+      </w:r>
+      <w:r>
+        <w:rPr>
+          <w:rFonts w:ascii="Consolas" w:eastAsia="Times New Roman" w:hAnsi="Consolas"/>
+          <w:color w:val="CCCCCC"/>
+          <w:sz w:val="21"/>
+          <w:szCs w:val="21"/>
+          <w:lang w:val="en-US"/>
+        </w:rPr>
+        <w:t>);</w:t>
       </w:r>
     </w:p>
     <w:p>
@@ -43750,87 +44883,7 @@
           <w:szCs w:val="21"/>
           <w:lang w:val="en-US"/>
         </w:rPr>
-        <w:t xml:space="preserve">      </w:t>
-      </w:r>
-      <w:r>
-        <w:rPr>
-          <w:rFonts w:ascii="Consolas" w:eastAsia="Times New Roman" w:hAnsi="Consolas"/>
-          <w:color w:val="DCDCAA"/>
-          <w:sz w:val="21"/>
-          <w:szCs w:val="21"/>
-          <w:lang w:val="en-US"/>
-        </w:rPr>
-        <w:t>expect</w:t>
-      </w:r>
-      <w:r>
-        <w:rPr>
-          <w:rFonts w:ascii="Consolas" w:eastAsia="Times New Roman" w:hAnsi="Consolas"/>
-          <w:color w:val="CCCCCC"/>
-          <w:sz w:val="21"/>
-          <w:szCs w:val="21"/>
-          <w:lang w:val="en-US"/>
-        </w:rPr>
-        <w:t>(</w:t>
-      </w:r>
-      <w:r>
-        <w:rPr>
-          <w:rFonts w:ascii="Consolas" w:eastAsia="Times New Roman" w:hAnsi="Consolas"/>
-          <w:color w:val="9CDCFE"/>
-          <w:sz w:val="21"/>
-          <w:szCs w:val="21"/>
-          <w:lang w:val="en-US"/>
-        </w:rPr>
-        <w:t>response</w:t>
-      </w:r>
-      <w:r>
-        <w:rPr>
-          <w:rFonts w:ascii="Consolas" w:eastAsia="Times New Roman" w:hAnsi="Consolas"/>
-          <w:color w:val="CCCCCC"/>
-          <w:sz w:val="21"/>
-          <w:szCs w:val="21"/>
-          <w:lang w:val="en-US"/>
-        </w:rPr>
-        <w:t>).</w:t>
-      </w:r>
-      <w:r>
-        <w:rPr>
-          <w:rFonts w:ascii="Consolas" w:eastAsia="Times New Roman" w:hAnsi="Consolas"/>
-          <w:color w:val="DCDCAA"/>
-          <w:sz w:val="21"/>
-          <w:szCs w:val="21"/>
-          <w:lang w:val="en-US"/>
-        </w:rPr>
-        <w:t>toEqual</w:t>
-      </w:r>
-      <w:r>
-        <w:rPr>
-          <w:rFonts w:ascii="Consolas" w:eastAsia="Times New Roman" w:hAnsi="Consolas"/>
-          <w:color w:val="CCCCCC"/>
-          <w:sz w:val="21"/>
-          <w:szCs w:val="21"/>
-          <w:lang w:val="en-US"/>
-        </w:rPr>
-        <w:t>(</w:t>
-      </w:r>
-      <w:r>
-        <w:rPr>
-          <w:rFonts w:ascii="Consolas" w:eastAsia="Times New Roman" w:hAnsi="Consolas"/>
-          <w:color w:val="4FC1FF"/>
-          <w:sz w:val="21"/>
-          <w:szCs w:val="21"/>
-          <w:lang w:val="en-US"/>
-        </w:rPr>
-        <w:t>expectedResponse</w:t>
-      </w:r>
-      <w:r>
-        <w:rPr>
-          <w:rFonts w:ascii="Consolas" w:eastAsia="Times New Roman" w:hAnsi="Consolas"/>
-          <w:color w:val="CCCCCC"/>
-          <w:sz w:val="21"/>
-          <w:szCs w:val="21"/>
-          <w:lang w:val="en-US"/>
-        </w:rPr>
-        <w:t>);</w:t>
+        <w:t>    });</w:t>
       </w:r>
     </w:p>
     <w:p>
@@ -43846,16 +44899,6 @@
           <w:lang w:val="en-US"/>
         </w:rPr>
       </w:pPr>
-      <w:r>
-        <w:rPr>
-          <w:rFonts w:ascii="Consolas" w:eastAsia="Times New Roman" w:hAnsi="Consolas"/>
-          <w:color w:val="CCCCCC"/>
-          <w:sz w:val="21"/>
-          <w:szCs w:val="21"/>
-          <w:lang w:val="en-US"/>
-        </w:rPr>
-        <w:t>    });</w:t>
-      </w:r>
     </w:p>
     <w:p>
       <w:pPr>
@@ -43870,6 +44913,136 @@
           <w:lang w:val="en-US"/>
         </w:rPr>
       </w:pPr>
+      <w:r>
+        <w:rPr>
+          <w:rFonts w:ascii="Consolas" w:eastAsia="Times New Roman" w:hAnsi="Consolas"/>
+          <w:color w:val="CCCCCC"/>
+          <w:sz w:val="21"/>
+          <w:szCs w:val="21"/>
+          <w:lang w:val="en-US"/>
+        </w:rPr>
+        <w:t xml:space="preserve">    </w:t>
+      </w:r>
+      <w:r>
+        <w:rPr>
+          <w:rFonts w:ascii="Consolas" w:eastAsia="Times New Roman" w:hAnsi="Consolas"/>
+          <w:color w:val="569CD6"/>
+          <w:sz w:val="21"/>
+          <w:szCs w:val="21"/>
+          <w:lang w:val="en-US"/>
+        </w:rPr>
+        <w:t>const</w:t>
+      </w:r>
+      <w:r>
+        <w:rPr>
+          <w:rFonts w:ascii="Consolas" w:eastAsia="Times New Roman" w:hAnsi="Consolas"/>
+          <w:color w:val="CCCCCC"/>
+          <w:sz w:val="21"/>
+          <w:szCs w:val="21"/>
+          <w:lang w:val="en-US"/>
+        </w:rPr>
+        <w:t xml:space="preserve"> </w:t>
+      </w:r>
+      <w:r>
+        <w:rPr>
+          <w:rFonts w:ascii="Consolas" w:eastAsia="Times New Roman" w:hAnsi="Consolas"/>
+          <w:color w:val="4FC1FF"/>
+          <w:sz w:val="21"/>
+          <w:szCs w:val="21"/>
+          <w:lang w:val="en-US"/>
+        </w:rPr>
+        <w:t>req</w:t>
+      </w:r>
+      <w:r>
+        <w:rPr>
+          <w:rFonts w:ascii="Consolas" w:eastAsia="Times New Roman" w:hAnsi="Consolas"/>
+          <w:color w:val="CCCCCC"/>
+          <w:sz w:val="21"/>
+          <w:szCs w:val="21"/>
+          <w:lang w:val="en-US"/>
+        </w:rPr>
+        <w:t xml:space="preserve"> </w:t>
+      </w:r>
+      <w:r>
+        <w:rPr>
+          <w:rFonts w:ascii="Consolas" w:eastAsia="Times New Roman" w:hAnsi="Consolas"/>
+          <w:color w:val="D4D4D4"/>
+          <w:sz w:val="21"/>
+          <w:szCs w:val="21"/>
+          <w:lang w:val="en-US"/>
+        </w:rPr>
+        <w:t>=</w:t>
+      </w:r>
+      <w:r>
+        <w:rPr>
+          <w:rFonts w:ascii="Consolas" w:eastAsia="Times New Roman" w:hAnsi="Consolas"/>
+          <w:color w:val="CCCCCC"/>
+          <w:sz w:val="21"/>
+          <w:szCs w:val="21"/>
+          <w:lang w:val="en-US"/>
+        </w:rPr>
+        <w:t xml:space="preserve"> </w:t>
+      </w:r>
+      <w:r>
+        <w:rPr>
+          <w:rFonts w:ascii="Consolas" w:eastAsia="Times New Roman" w:hAnsi="Consolas"/>
+          <w:color w:val="9CDCFE"/>
+          <w:sz w:val="21"/>
+          <w:szCs w:val="21"/>
+          <w:lang w:val="en-US"/>
+        </w:rPr>
+        <w:t>httpMock</w:t>
+      </w:r>
+      <w:r>
+        <w:rPr>
+          <w:rFonts w:ascii="Consolas" w:eastAsia="Times New Roman" w:hAnsi="Consolas"/>
+          <w:color w:val="CCCCCC"/>
+          <w:sz w:val="21"/>
+          <w:szCs w:val="21"/>
+          <w:lang w:val="en-US"/>
+        </w:rPr>
+        <w:t>.</w:t>
+      </w:r>
+      <w:r>
+        <w:rPr>
+          <w:rFonts w:ascii="Consolas" w:eastAsia="Times New Roman" w:hAnsi="Consolas"/>
+          <w:color w:val="DCDCAA"/>
+          <w:sz w:val="21"/>
+          <w:szCs w:val="21"/>
+          <w:lang w:val="en-US"/>
+        </w:rPr>
+        <w:t>expectOne</w:t>
+      </w:r>
+      <w:r>
+        <w:rPr>
+          <w:rFonts w:ascii="Consolas" w:eastAsia="Times New Roman" w:hAnsi="Consolas"/>
+          <w:color w:val="CCCCCC"/>
+          <w:sz w:val="21"/>
+          <w:szCs w:val="21"/>
+          <w:lang w:val="en-US"/>
+        </w:rPr>
+        <w:t>(</w:t>
+      </w:r>
+      <w:r>
+        <w:rPr>
+          <w:rFonts w:ascii="Consolas" w:eastAsia="Times New Roman" w:hAnsi="Consolas"/>
+          <w:color w:val="CE9178"/>
+          <w:sz w:val="21"/>
+          <w:szCs w:val="21"/>
+          <w:lang w:val="en-US"/>
+        </w:rPr>
+        <w:t>'http://localhost:3124/auth/login'</w:t>
+      </w:r>
+      <w:r>
+        <w:rPr>
+          <w:rFonts w:ascii="Consolas" w:eastAsia="Times New Roman" w:hAnsi="Consolas"/>
+          <w:color w:val="CCCCCC"/>
+          <w:sz w:val="21"/>
+          <w:szCs w:val="21"/>
+          <w:lang w:val="en-US"/>
+        </w:rPr>
+        <w:t>);</w:t>
+      </w:r>
     </w:p>
     <w:p>
       <w:pPr>
@@ -43897,22 +45070,22 @@
       <w:r>
         <w:rPr>
           <w:rFonts w:ascii="Consolas" w:eastAsia="Times New Roman" w:hAnsi="Consolas"/>
-          <w:color w:val="569CD6"/>
-          <w:sz w:val="21"/>
-          <w:szCs w:val="21"/>
-          <w:lang w:val="en-US"/>
-        </w:rPr>
-        <w:t>const</w:t>
-      </w:r>
-      <w:r>
-        <w:rPr>
-          <w:rFonts w:ascii="Consolas" w:eastAsia="Times New Roman" w:hAnsi="Consolas"/>
-          <w:color w:val="CCCCCC"/>
-          <w:sz w:val="21"/>
-          <w:szCs w:val="21"/>
-          <w:lang w:val="en-US"/>
-        </w:rPr>
-        <w:t xml:space="preserve"> </w:t>
+          <w:color w:val="DCDCAA"/>
+          <w:sz w:val="21"/>
+          <w:szCs w:val="21"/>
+          <w:lang w:val="en-US"/>
+        </w:rPr>
+        <w:t>expect</w:t>
+      </w:r>
+      <w:r>
+        <w:rPr>
+          <w:rFonts w:ascii="Consolas" w:eastAsia="Times New Roman" w:hAnsi="Consolas"/>
+          <w:color w:val="CCCCCC"/>
+          <w:sz w:val="21"/>
+          <w:szCs w:val="21"/>
+          <w:lang w:val="en-US"/>
+        </w:rPr>
+        <w:t>(</w:t>
       </w:r>
       <w:r>
         <w:rPr>
@@ -43932,27 +45105,7 @@
           <w:szCs w:val="21"/>
           <w:lang w:val="en-US"/>
         </w:rPr>
-        <w:t xml:space="preserve"> </w:t>
-      </w:r>
-      <w:r>
-        <w:rPr>
-          <w:rFonts w:ascii="Consolas" w:eastAsia="Times New Roman" w:hAnsi="Consolas"/>
-          <w:color w:val="D4D4D4"/>
-          <w:sz w:val="21"/>
-          <w:szCs w:val="21"/>
-          <w:lang w:val="en-US"/>
-        </w:rPr>
-        <w:t>=</w:t>
-      </w:r>
-      <w:r>
-        <w:rPr>
-          <w:rFonts w:ascii="Consolas" w:eastAsia="Times New Roman" w:hAnsi="Consolas"/>
-          <w:color w:val="CCCCCC"/>
-          <w:sz w:val="21"/>
-          <w:szCs w:val="21"/>
-          <w:lang w:val="en-US"/>
-        </w:rPr>
-        <w:t xml:space="preserve"> </w:t>
+        <w:t>.</w:t>
       </w:r>
       <w:r>
         <w:rPr>
@@ -43962,7 +45115,7 @@
           <w:szCs w:val="21"/>
           <w:lang w:val="en-US"/>
         </w:rPr>
-        <w:t>httpMock</w:t>
+        <w:t>request</w:t>
       </w:r>
       <w:r>
         <w:rPr>
@@ -43977,12 +45130,32 @@
       <w:r>
         <w:rPr>
           <w:rFonts w:ascii="Consolas" w:eastAsia="Times New Roman" w:hAnsi="Consolas"/>
+          <w:color w:val="4FC1FF"/>
+          <w:sz w:val="21"/>
+          <w:szCs w:val="21"/>
+          <w:lang w:val="en-US"/>
+        </w:rPr>
+        <w:t>method</w:t>
+      </w:r>
+      <w:r>
+        <w:rPr>
+          <w:rFonts w:ascii="Consolas" w:eastAsia="Times New Roman" w:hAnsi="Consolas"/>
+          <w:color w:val="CCCCCC"/>
+          <w:sz w:val="21"/>
+          <w:szCs w:val="21"/>
+          <w:lang w:val="en-US"/>
+        </w:rPr>
+        <w:t>).</w:t>
+      </w:r>
+      <w:r>
+        <w:rPr>
+          <w:rFonts w:ascii="Consolas" w:eastAsia="Times New Roman" w:hAnsi="Consolas"/>
           <w:color w:val="DCDCAA"/>
           <w:sz w:val="21"/>
           <w:szCs w:val="21"/>
           <w:lang w:val="en-US"/>
         </w:rPr>
-        <w:t>expectOne</w:t>
+        <w:t>toBe</w:t>
       </w:r>
       <w:r>
         <w:rPr>
@@ -44002,7 +45175,7 @@
           <w:szCs w:val="21"/>
           <w:lang w:val="en-US"/>
         </w:rPr>
-        <w:t>'http://localhost:3124/auth/login'</w:t>
+        <w:t>'POST'</w:t>
       </w:r>
       <w:r>
         <w:rPr>
@@ -44025,7 +45198,7 @@
           <w:color w:val="CCCCCC"/>
           <w:sz w:val="21"/>
           <w:szCs w:val="21"/>
-          <w:lang w:val="en-US"/>
+          <w:lang w:val="it-CH"/>
         </w:rPr>
       </w:pPr>
       <w:r>
@@ -44041,20 +45214,40 @@
       <w:r>
         <w:rPr>
           <w:rFonts w:ascii="Consolas" w:eastAsia="Times New Roman" w:hAnsi="Consolas"/>
+          <w:color w:val="4FC1FF"/>
+          <w:sz w:val="21"/>
+          <w:szCs w:val="21"/>
+          <w:lang w:val="it-CH"/>
+        </w:rPr>
+        <w:t>req</w:t>
+      </w:r>
+      <w:r>
+        <w:rPr>
+          <w:rFonts w:ascii="Consolas" w:eastAsia="Times New Roman" w:hAnsi="Consolas"/>
+          <w:color w:val="CCCCCC"/>
+          <w:sz w:val="21"/>
+          <w:szCs w:val="21"/>
+          <w:lang w:val="it-CH"/>
+        </w:rPr>
+        <w:t>.</w:t>
+      </w:r>
+      <w:r>
+        <w:rPr>
+          <w:rFonts w:ascii="Consolas" w:eastAsia="Times New Roman" w:hAnsi="Consolas"/>
           <w:color w:val="DCDCAA"/>
           <w:sz w:val="21"/>
           <w:szCs w:val="21"/>
-          <w:lang w:val="en-US"/>
-        </w:rPr>
-        <w:t>expect</w:t>
-      </w:r>
-      <w:r>
-        <w:rPr>
-          <w:rFonts w:ascii="Consolas" w:eastAsia="Times New Roman" w:hAnsi="Consolas"/>
-          <w:color w:val="CCCCCC"/>
-          <w:sz w:val="21"/>
-          <w:szCs w:val="21"/>
-          <w:lang w:val="en-US"/>
+          <w:lang w:val="it-CH"/>
+        </w:rPr>
+        <w:t>flush</w:t>
+      </w:r>
+      <w:r>
+        <w:rPr>
+          <w:rFonts w:ascii="Consolas" w:eastAsia="Times New Roman" w:hAnsi="Consolas"/>
+          <w:color w:val="CCCCCC"/>
+          <w:sz w:val="21"/>
+          <w:szCs w:val="21"/>
+          <w:lang w:val="it-CH"/>
         </w:rPr>
         <w:t>(</w:t>
       </w:r>
@@ -44064,97 +45257,17 @@
           <w:color w:val="4FC1FF"/>
           <w:sz w:val="21"/>
           <w:szCs w:val="21"/>
-          <w:lang w:val="en-US"/>
-        </w:rPr>
-        <w:t>req</w:t>
-      </w:r>
-      <w:r>
-        <w:rPr>
-          <w:rFonts w:ascii="Consolas" w:eastAsia="Times New Roman" w:hAnsi="Consolas"/>
-          <w:color w:val="CCCCCC"/>
-          <w:sz w:val="21"/>
-          <w:szCs w:val="21"/>
-          <w:lang w:val="en-US"/>
-        </w:rPr>
-        <w:t>.</w:t>
-      </w:r>
-      <w:r>
-        <w:rPr>
-          <w:rFonts w:ascii="Consolas" w:eastAsia="Times New Roman" w:hAnsi="Consolas"/>
-          <w:color w:val="9CDCFE"/>
-          <w:sz w:val="21"/>
-          <w:szCs w:val="21"/>
-          <w:lang w:val="en-US"/>
-        </w:rPr>
-        <w:t>request</w:t>
-      </w:r>
-      <w:r>
-        <w:rPr>
-          <w:rFonts w:ascii="Consolas" w:eastAsia="Times New Roman" w:hAnsi="Consolas"/>
-          <w:color w:val="CCCCCC"/>
-          <w:sz w:val="21"/>
-          <w:szCs w:val="21"/>
-          <w:lang w:val="en-US"/>
-        </w:rPr>
-        <w:t>.</w:t>
-      </w:r>
-      <w:r>
-        <w:rPr>
-          <w:rFonts w:ascii="Consolas" w:eastAsia="Times New Roman" w:hAnsi="Consolas"/>
-          <w:color w:val="4FC1FF"/>
-          <w:sz w:val="21"/>
-          <w:szCs w:val="21"/>
-          <w:lang w:val="en-US"/>
-        </w:rPr>
-        <w:t>method</w:t>
-      </w:r>
-      <w:r>
-        <w:rPr>
-          <w:rFonts w:ascii="Consolas" w:eastAsia="Times New Roman" w:hAnsi="Consolas"/>
-          <w:color w:val="CCCCCC"/>
-          <w:sz w:val="21"/>
-          <w:szCs w:val="21"/>
-          <w:lang w:val="en-US"/>
-        </w:rPr>
-        <w:t>).</w:t>
-      </w:r>
-      <w:r>
-        <w:rPr>
-          <w:rFonts w:ascii="Consolas" w:eastAsia="Times New Roman" w:hAnsi="Consolas"/>
-          <w:color w:val="DCDCAA"/>
-          <w:sz w:val="21"/>
-          <w:szCs w:val="21"/>
-          <w:lang w:val="en-US"/>
-        </w:rPr>
-        <w:t>toBe</w:t>
-      </w:r>
-      <w:r>
-        <w:rPr>
-          <w:rFonts w:ascii="Consolas" w:eastAsia="Times New Roman" w:hAnsi="Consolas"/>
-          <w:color w:val="CCCCCC"/>
-          <w:sz w:val="21"/>
-          <w:szCs w:val="21"/>
-          <w:lang w:val="en-US"/>
-        </w:rPr>
-        <w:t>(</w:t>
-      </w:r>
-      <w:r>
-        <w:rPr>
-          <w:rFonts w:ascii="Consolas" w:eastAsia="Times New Roman" w:hAnsi="Consolas"/>
-          <w:color w:val="CE9178"/>
-          <w:sz w:val="21"/>
-          <w:szCs w:val="21"/>
-          <w:lang w:val="en-US"/>
-        </w:rPr>
-        <w:t>'POST'</w:t>
-      </w:r>
-      <w:r>
-        <w:rPr>
-          <w:rFonts w:ascii="Consolas" w:eastAsia="Times New Roman" w:hAnsi="Consolas"/>
-          <w:color w:val="CCCCCC"/>
-          <w:sz w:val="21"/>
-          <w:szCs w:val="21"/>
-          <w:lang w:val="en-US"/>
+          <w:lang w:val="it-CH"/>
+        </w:rPr>
+        <w:t>expectedResponse</w:t>
+      </w:r>
+      <w:r>
+        <w:rPr>
+          <w:rFonts w:ascii="Consolas" w:eastAsia="Times New Roman" w:hAnsi="Consolas"/>
+          <w:color w:val="CCCCCC"/>
+          <w:sz w:val="21"/>
+          <w:szCs w:val="21"/>
+          <w:lang w:val="it-CH"/>
         </w:rPr>
         <w:t>);</w:t>
       </w:r>
@@ -44178,90 +45291,6 @@
           <w:color w:val="CCCCCC"/>
           <w:sz w:val="21"/>
           <w:szCs w:val="21"/>
-          <w:lang w:val="en-US"/>
-        </w:rPr>
-        <w:t xml:space="preserve">    </w:t>
-      </w:r>
-      <w:r>
-        <w:rPr>
-          <w:rFonts w:ascii="Consolas" w:eastAsia="Times New Roman" w:hAnsi="Consolas"/>
-          <w:color w:val="4FC1FF"/>
-          <w:sz w:val="21"/>
-          <w:szCs w:val="21"/>
-          <w:lang w:val="it-CH"/>
-        </w:rPr>
-        <w:t>req</w:t>
-      </w:r>
-      <w:r>
-        <w:rPr>
-          <w:rFonts w:ascii="Consolas" w:eastAsia="Times New Roman" w:hAnsi="Consolas"/>
-          <w:color w:val="CCCCCC"/>
-          <w:sz w:val="21"/>
-          <w:szCs w:val="21"/>
-          <w:lang w:val="it-CH"/>
-        </w:rPr>
-        <w:t>.</w:t>
-      </w:r>
-      <w:r>
-        <w:rPr>
-          <w:rFonts w:ascii="Consolas" w:eastAsia="Times New Roman" w:hAnsi="Consolas"/>
-          <w:color w:val="DCDCAA"/>
-          <w:sz w:val="21"/>
-          <w:szCs w:val="21"/>
-          <w:lang w:val="it-CH"/>
-        </w:rPr>
-        <w:t>flush</w:t>
-      </w:r>
-      <w:r>
-        <w:rPr>
-          <w:rFonts w:ascii="Consolas" w:eastAsia="Times New Roman" w:hAnsi="Consolas"/>
-          <w:color w:val="CCCCCC"/>
-          <w:sz w:val="21"/>
-          <w:szCs w:val="21"/>
-          <w:lang w:val="it-CH"/>
-        </w:rPr>
-        <w:t>(</w:t>
-      </w:r>
-      <w:r>
-        <w:rPr>
-          <w:rFonts w:ascii="Consolas" w:eastAsia="Times New Roman" w:hAnsi="Consolas"/>
-          <w:color w:val="4FC1FF"/>
-          <w:sz w:val="21"/>
-          <w:szCs w:val="21"/>
-          <w:lang w:val="it-CH"/>
-        </w:rPr>
-        <w:t>expectedResponse</w:t>
-      </w:r>
-      <w:r>
-        <w:rPr>
-          <w:rFonts w:ascii="Consolas" w:eastAsia="Times New Roman" w:hAnsi="Consolas"/>
-          <w:color w:val="CCCCCC"/>
-          <w:sz w:val="21"/>
-          <w:szCs w:val="21"/>
-          <w:lang w:val="it-CH"/>
-        </w:rPr>
-        <w:t>);</w:t>
-      </w:r>
-    </w:p>
-    <w:p>
-      <w:pPr>
-        <w:shd w:val="clear" w:color="auto" w:fill="1F1F1F"/>
-        <w:spacing w:line="285" w:lineRule="atLeast"/>
-        <w:jc w:val="left"/>
-        <w:rPr>
-          <w:rFonts w:ascii="Consolas" w:eastAsia="Times New Roman" w:hAnsi="Consolas"/>
-          <w:color w:val="CCCCCC"/>
-          <w:sz w:val="21"/>
-          <w:szCs w:val="21"/>
-          <w:lang w:val="it-CH"/>
-        </w:rPr>
-      </w:pPr>
-      <w:r>
-        <w:rPr>
-          <w:rFonts w:ascii="Consolas" w:eastAsia="Times New Roman" w:hAnsi="Consolas"/>
-          <w:color w:val="CCCCCC"/>
-          <w:sz w:val="21"/>
-          <w:szCs w:val="21"/>
           <w:lang w:val="it-CH"/>
         </w:rPr>
         <w:t>  });</w:t>
@@ -44269,6 +45298,344 @@
     </w:p>
     <w:p>
       <w:pPr>
+        <w:pStyle w:val="SUPSITestoArial10"/>
+      </w:pPr>
+      <w:r>
+        <w:t>Riassunto del flusso del test:</w:t>
+      </w:r>
+    </w:p>
+    <w:p>
+      <w:pPr>
+        <w:pStyle w:val="SUPSITestoArial10"/>
+        <w:numPr>
+          <w:ilvl w:val="0"/>
+          <w:numId w:val="51"/>
+        </w:numPr>
+      </w:pPr>
+      <w:r>
+        <w:t>Viene chiamato il metodo login del servizio con un utente specificato.</w:t>
+      </w:r>
+    </w:p>
+    <w:p>
+      <w:pPr>
+        <w:pStyle w:val="SUPSITestoArial10"/>
+        <w:numPr>
+          <w:ilvl w:val="0"/>
+          <w:numId w:val="51"/>
+        </w:numPr>
+      </w:pPr>
+      <w:r>
+        <w:t>La risposta del metodo login viene confrontata con una risposta attesa (expectedResponse).</w:t>
+      </w:r>
+    </w:p>
+    <w:p>
+      <w:pPr>
+        <w:pStyle w:val="SUPSITestoArial10"/>
+        <w:numPr>
+          <w:ilvl w:val="0"/>
+          <w:numId w:val="51"/>
+        </w:numPr>
+      </w:pPr>
+      <w:r>
+        <w:t>Viene verificato che una richiesta HTTP è stata effettuata all'URL http://localhost:3124/auth/login.</w:t>
+      </w:r>
+    </w:p>
+    <w:p>
+      <w:pPr>
+        <w:pStyle w:val="SUPSITestoArial10"/>
+        <w:numPr>
+          <w:ilvl w:val="0"/>
+          <w:numId w:val="51"/>
+        </w:numPr>
+      </w:pPr>
+      <w:r>
+        <w:t>Viene controllato che il metodo della richiesta è POST.</w:t>
+      </w:r>
+    </w:p>
+    <w:p>
+      <w:pPr>
+        <w:pStyle w:val="SUPSITestoArial10"/>
+        <w:numPr>
+          <w:ilvl w:val="0"/>
+          <w:numId w:val="51"/>
+        </w:numPr>
+      </w:pPr>
+      <w:r>
+        <w:t>Viene simulata una risposta del server con expectedResponse.</w:t>
+      </w:r>
+    </w:p>
+    <w:p>
+      <w:pPr>
+        <w:pStyle w:val="SUPSITestoArial10"/>
+      </w:pPr>
+      <w:r>
+        <w:t>Facendo questi passa</w:t>
+      </w:r>
+      <w:r>
+        <w:t>g</w:t>
+      </w:r>
+      <w:r>
+        <w:t>gi si riesce ad avere la conferma che il login sia funzionante a fattore d frontend.</w:t>
+      </w:r>
+    </w:p>
+    <w:p>
+      <w:pPr>
+        <w:pStyle w:val="Titolo3"/>
+      </w:pPr>
+      <w:bookmarkStart w:id="112" w:name="_Toc168582317"/>
+      <w:r>
+        <w:t>4.1.2 Test reali</w:t>
+      </w:r>
+      <w:bookmarkEnd w:id="112"/>
+    </w:p>
+    <w:p>
+      <w:pPr>
+        <w:rPr>
+          <w:sz w:val="20"/>
+          <w:szCs w:val="22"/>
+          <w:lang w:val="it-CH"/>
+        </w:rPr>
+      </w:pPr>
+      <w:r>
+        <w:rPr>
+          <w:sz w:val="20"/>
+          <w:szCs w:val="22"/>
+          <w:lang w:val="it-CH"/>
+        </w:rPr>
+        <w:t xml:space="preserve">Durante il corso del progetto, </w:t>
+      </w:r>
+      <w:r>
+        <w:rPr>
+          <w:sz w:val="20"/>
+          <w:szCs w:val="22"/>
+          <w:lang w:val="it-CH"/>
+        </w:rPr>
+        <w:t>a partire</w:t>
+      </w:r>
+      <w:r>
+        <w:rPr>
+          <w:sz w:val="20"/>
+          <w:szCs w:val="22"/>
+          <w:lang w:val="it-CH"/>
+        </w:rPr>
+        <w:t xml:space="preserve"> </w:t>
+      </w:r>
+      <w:r>
+        <w:rPr>
+          <w:sz w:val="20"/>
+          <w:szCs w:val="22"/>
+          <w:lang w:val="it-CH"/>
+        </w:rPr>
+        <w:t>da</w:t>
+      </w:r>
+      <w:r>
+        <w:rPr>
+          <w:sz w:val="20"/>
+          <w:szCs w:val="22"/>
+          <w:lang w:val="it-CH"/>
+        </w:rPr>
+        <w:t xml:space="preserve">l 15 aprile, sono state rilasciate </w:t>
+      </w:r>
+      <w:r>
+        <w:rPr>
+          <w:sz w:val="20"/>
+          <w:szCs w:val="22"/>
+          <w:lang w:val="it-CH"/>
+        </w:rPr>
+        <w:t>diverse</w:t>
+      </w:r>
+      <w:r>
+        <w:rPr>
+          <w:sz w:val="20"/>
+          <w:szCs w:val="22"/>
+          <w:lang w:val="it-CH"/>
+        </w:rPr>
+        <w:t xml:space="preserve"> versioni del prodotto. Queste versioni intermedie hanno permesso agli utenti di testare effettivamente l'applicazione in fase di sviluppo e di fornire un feedback in tempo reale riguardo ai bug riscontrati e agli aspetti da migliorare. </w:t>
+      </w:r>
+    </w:p>
+    <w:p>
+      <w:pPr>
+        <w:rPr>
+          <w:sz w:val="20"/>
+          <w:szCs w:val="22"/>
+          <w:lang w:val="it-CH"/>
+        </w:rPr>
+      </w:pPr>
+    </w:p>
+    <w:p>
+      <w:pPr>
+        <w:rPr>
+          <w:sz w:val="20"/>
+          <w:szCs w:val="22"/>
+          <w:lang w:val="it-CH"/>
+        </w:rPr>
+      </w:pPr>
+      <w:r>
+        <w:rPr>
+          <w:sz w:val="20"/>
+          <w:szCs w:val="22"/>
+          <w:lang w:val="it-CH"/>
+        </w:rPr>
+        <w:t>Questo approccio iterativo si è rivelato estremamente utile, poiché ha consentito al team di sviluppo di individuare e correggere tempestivamente i problemi segnalati dagli utenti. Grazie a questa strategia, è stato possibile apportare continui miglioramenti all'applicazione, rendendola progressivamente più stabile, funzionale e intuitiva. Ogni nuova release ha introdotto ottimizzazioni e nuove funzionalità basate sulle esigenze e le richieste degli utenti, contribuendo a rendere l'esperienza d'uso sempre più soddisfacente.</w:t>
+      </w:r>
+    </w:p>
+    <w:p>
+      <w:pPr>
+        <w:rPr>
+          <w:sz w:val="20"/>
+          <w:szCs w:val="22"/>
+          <w:lang w:val="it-CH"/>
+        </w:rPr>
+      </w:pPr>
+    </w:p>
+    <w:p>
+      <w:pPr>
+        <w:rPr>
+          <w:sz w:val="20"/>
+          <w:szCs w:val="22"/>
+          <w:lang w:val="it-CH"/>
+        </w:rPr>
+      </w:pPr>
+      <w:r>
+        <w:rPr>
+          <w:sz w:val="20"/>
+          <w:szCs w:val="22"/>
+          <w:lang w:val="it-CH"/>
+        </w:rPr>
+        <w:t>Inoltre, il coinvolgimento attivo degli utenti nel processo di testing ha permesso di raccogliere preziosi suggerimenti su come rendere l'applicazione più user-friendly. Le loro osservazioni sono state fondamentali per affinare l'interfaccia utente e semplificare le operazioni, migliorando complessivamente la qualità del prodotto finale.</w:t>
+      </w:r>
+    </w:p>
+    <w:p>
+      <w:pPr>
+        <w:rPr>
+          <w:sz w:val="20"/>
+          <w:szCs w:val="22"/>
+          <w:lang w:val="it-CH"/>
+        </w:rPr>
+      </w:pPr>
+    </w:p>
+    <w:p>
+      <w:pPr>
+        <w:rPr>
+          <w:sz w:val="20"/>
+          <w:lang w:val="it-CH"/>
+        </w:rPr>
+      </w:pPr>
+      <w:r>
+        <w:rPr>
+          <w:sz w:val="20"/>
+          <w:szCs w:val="22"/>
+          <w:lang w:val="it-CH"/>
+        </w:rPr>
+        <w:lastRenderedPageBreak/>
+        <w:t>In sintesi, il rilascio continuo di versioni testabili, accompagnato dal costante feedback degli utenti, ha costituito un elemento chiave per il successo del progetto. Questo metodo ha garantito non solo una rapida individuazione e risoluzione dei bug, ma anche un miglioramento continuo dell'applicazione, sempre più rispondente alle esigenze e alle aspettative degli utenti finali.</w:t>
+      </w:r>
+      <w:r>
+        <w:br w:type="page"/>
+      </w:r>
+    </w:p>
+    <w:p>
+      <w:pPr>
+        <w:pStyle w:val="Titolo"/>
+      </w:pPr>
+      <w:bookmarkStart w:id="113" w:name="_Toc168582318"/>
+      <w:r>
+        <w:lastRenderedPageBreak/>
+        <w:t xml:space="preserve">Capitolo 5 – </w:t>
+      </w:r>
+      <w:r>
+        <w:t>Conclusione</w:t>
+      </w:r>
+      <w:bookmarkEnd w:id="113"/>
+      <w:r>
+        <w:t xml:space="preserve"> </w:t>
+      </w:r>
+    </w:p>
+    <w:p>
+      <w:pPr>
+        <w:pStyle w:val="SUPSITestoArial10"/>
+      </w:pPr>
+      <w:r>
+        <w:t xml:space="preserve">In questo capitolo sono </w:t>
+      </w:r>
+      <w:r>
+        <w:t>presenti</w:t>
+      </w:r>
+      <w:r>
+        <w:t xml:space="preserve"> le conclusi </w:t>
+      </w:r>
+      <w:r>
+        <w:t>genarli</w:t>
+      </w:r>
+      <w:r>
+        <w:t xml:space="preserve"> sul progetto svolto, quindi le possibili evoluzioni del progetto in un futuro e le considerazioni finali su tutto il lavoro svolto.</w:t>
+      </w:r>
+    </w:p>
+    <w:p>
+      <w:pPr>
+        <w:pStyle w:val="Titolo2"/>
+      </w:pPr>
+      <w:bookmarkStart w:id="114" w:name="_Toc168582319"/>
+      <w:r>
+        <w:t>5.1 Possibili evoluzioni del progetto future</w:t>
+      </w:r>
+      <w:bookmarkEnd w:id="114"/>
+    </w:p>
+    <w:p>
+      <w:pPr>
+        <w:pStyle w:val="SUPSITestoArial10"/>
+      </w:pPr>
+      <w:r>
+        <w:t>Il progetto presenta numerose potenziali evoluzioni, che potrebbero significativamente ampliare le funzionalità e migliorare l'esperienza d'uso sia per gli utenti che per gli amministratori. Attualmente, una sola persona può gestire una o più carte, senza la possibilità di condividere questa responsabilità con altri. Questa limitazione può risultare scomoda, soprattutto per le aziende con numerosi dipendenti, dove la gestione centralizzata delle carte può diven</w:t>
+      </w:r>
+      <w:r>
+        <w:t>tare onerosa e poco efficiente.</w:t>
+      </w:r>
+    </w:p>
+    <w:p>
+      <w:pPr>
+        <w:pStyle w:val="SUPSITestoArial10"/>
+      </w:pPr>
+      <w:r>
+        <w:t>Dal punto di vista dell'utente, la possibilità di implementare una gestione multi-utente delle carte sarebbe estremamente vantaggiosa. Questa funzionalità consentirebbe a più persone di condividere la gestione delle stesse carte, migliorando la collaborazione e facilitando il lavoro di team. In un contesto aziendale, ad esempio, diversi dipendenti potrebbero avere accesso e controllo sulle carte aziendali, semplificando le operazioni e riducendo il carico di lavoro di un singolo responsabile. Questa caratteristica, dunque, rappresenta una delle prime aggiunte che potrebbero essere sviluppate per future versioni del progetto, rispondendo a una necessità con</w:t>
+      </w:r>
+      <w:r>
+        <w:t>creta e diffusa tra gli utenti.</w:t>
+      </w:r>
+    </w:p>
+    <w:p>
+      <w:pPr>
+        <w:pStyle w:val="SUPSITestoArial10"/>
+      </w:pPr>
+      <w:r>
+        <w:t xml:space="preserve">Dal lato amministratore, invece, sarebbe altamente utile disporre di un'applicazione mobile dedicata alla gestione degli utenti e all'assegnazione diretta dei token alle carte. Un'applicazione di questo tipo permetterebbe agli amministratori di gestire le operazioni in maniera più flessibile e immediata, ovunque si trovino, migliorando l'efficienza operativa. L'introduzione di un'app mobile per la gestione delle carte offrirebbe una soluzione pratica sia per gli utenti che per gli amministratori, facilitando l'accesso e il controllo </w:t>
+      </w:r>
+      <w:r>
+        <w:t>delle funzionalità in mobilità.</w:t>
+      </w:r>
+    </w:p>
+    <w:p>
+      <w:pPr>
+        <w:pStyle w:val="SUPSITestoArial10"/>
+      </w:pPr>
+      <w:r>
+        <w:t>Inoltre, un'applicazione mobile potrebbe integrare ulteriori funzionalità avanzate, come notifiche push per aggiornamenti importanti, la possibilità di visualizzare in tempo reale lo stato delle carte e report dettagliati sull'utilizzo. Queste caratteristiche non solo migliorerebbero l'esperienza utente, ma fornirebbero agli amministratori strumenti avanzati per monitorare e gestire in modo proattivo l'intero sistema.</w:t>
+      </w:r>
+    </w:p>
+    <w:p>
+      <w:pPr>
+        <w:pStyle w:val="Titolo2"/>
+        <w:ind w:left="0" w:firstLine="0"/>
+      </w:pPr>
+      <w:bookmarkStart w:id="115" w:name="_Toc168582320"/>
+      <w:r>
+        <w:t>5.2 Considerazioni finali</w:t>
+      </w:r>
+      <w:bookmarkEnd w:id="115"/>
+    </w:p>
+    <w:p>
+      <w:pPr>
+        <w:spacing w:line="240" w:lineRule="auto"/>
         <w:rPr>
           <w:b/>
           <w:bCs/>
@@ -44278,196 +45645,75 @@
       </w:pPr>
       <w:r>
         <w:rPr>
+          <w:sz w:val="20"/>
+          <w:lang w:val="it-CH"/>
+        </w:rPr>
+        <w:t>Il progetto, ben strutturato e organizzato in due sezioni principali – frontend e backend – ha raggiunto gli obiettivi prefissati, garantendo una gestione efficace delle richieste HTTP e delle risposte, oltre a fornire una robusta implementazione delle sessioni utente. La separazione tra frontend e backend non solo migliora la manutenzione del codice, ma assicura anche una maggiore sicurezza e affidabilità dell'applicazione.</w:t>
+      </w:r>
+    </w:p>
+    <w:p>
+      <w:pPr>
+        <w:spacing w:line="240" w:lineRule="auto"/>
+        <w:rPr>
+          <w:sz w:val="20"/>
+          <w:lang w:val="it-CH"/>
+        </w:rPr>
+      </w:pPr>
+      <w:r>
+        <w:rPr>
+          <w:sz w:val="20"/>
+          <w:lang w:val="it-CH"/>
+        </w:rPr>
+        <w:t xml:space="preserve">L'adozione dell'architettura </w:t>
+      </w:r>
+      <w:r>
+        <w:rPr>
+          <w:sz w:val="20"/>
+          <w:lang w:val="it-CH"/>
+        </w:rPr>
+        <w:t>a strati</w:t>
+      </w:r>
+      <w:r>
+        <w:rPr>
+          <w:sz w:val="20"/>
+          <w:lang w:val="it-CH"/>
+        </w:rPr>
+        <w:t xml:space="preserve"> nel backend ha permesso di mantenere una chiara divisione delle responsabilità, facilitando la gestione dei dati e delle logiche di business. La configurazione del middleware per la gestione delle sessioni ha garantito che ogni utente potesse avere una sessione sicura e limitata nel tempo, fondamentale per mantenere l'integrità e la sicurezza delle informazioni sensibili.</w:t>
+      </w:r>
+    </w:p>
+    <w:p>
+      <w:pPr>
+        <w:spacing w:line="240" w:lineRule="auto"/>
+        <w:rPr>
           <w:b/>
           <w:bCs/>
           <w:sz w:val="20"/>
           <w:lang w:val="it-CH"/>
         </w:rPr>
-        <w:t>Riassunto del flusso del test:</w:t>
-      </w:r>
-    </w:p>
-    <w:p>
-      <w:pPr>
-        <w:numPr>
-          <w:ilvl w:val="0"/>
-          <w:numId w:val="23"/>
-        </w:numPr>
-        <w:rPr>
-          <w:sz w:val="20"/>
-          <w:lang w:val="it-CH"/>
-        </w:rPr>
-      </w:pPr>
-      <w:r>
-        <w:rPr>
-          <w:sz w:val="20"/>
-          <w:lang w:val="it-CH"/>
-        </w:rPr>
-        <w:t>Viene chiamato il metodo login del servizio con un utente specificato.</w:t>
-      </w:r>
-    </w:p>
-    <w:p>
-      <w:pPr>
-        <w:numPr>
-          <w:ilvl w:val="0"/>
-          <w:numId w:val="23"/>
-        </w:numPr>
-        <w:rPr>
-          <w:sz w:val="20"/>
-          <w:lang w:val="it-CH"/>
-        </w:rPr>
-      </w:pPr>
-      <w:r>
-        <w:rPr>
-          <w:sz w:val="20"/>
-          <w:lang w:val="it-CH"/>
-        </w:rPr>
-        <w:t>La risposta del metodo login viene confrontata con una risposta attesa (expectedResponse).</w:t>
-      </w:r>
-    </w:p>
-    <w:p>
-      <w:pPr>
-        <w:numPr>
-          <w:ilvl w:val="0"/>
-          <w:numId w:val="23"/>
-        </w:numPr>
-        <w:rPr>
-          <w:sz w:val="20"/>
-          <w:lang w:val="it-CH"/>
-        </w:rPr>
-      </w:pPr>
-      <w:r>
-        <w:rPr>
-          <w:sz w:val="20"/>
-          <w:lang w:val="it-CH"/>
-        </w:rPr>
-        <w:t>Viene verificato che una richiesta HTTP è stata effettuata all'URL http://localhost:3124/auth/login.</w:t>
-      </w:r>
-    </w:p>
-    <w:p>
-      <w:pPr>
-        <w:numPr>
-          <w:ilvl w:val="0"/>
-          <w:numId w:val="23"/>
-        </w:numPr>
-        <w:rPr>
-          <w:sz w:val="20"/>
-          <w:lang w:val="it-CH"/>
-        </w:rPr>
-      </w:pPr>
-      <w:r>
-        <w:rPr>
-          <w:sz w:val="20"/>
-          <w:lang w:val="it-CH"/>
-        </w:rPr>
-        <w:t>Viene controllato che il metodo della richiesta è POST.</w:t>
-      </w:r>
-    </w:p>
-    <w:p>
-      <w:pPr>
-        <w:numPr>
-          <w:ilvl w:val="0"/>
-          <w:numId w:val="23"/>
-        </w:numPr>
-        <w:rPr>
-          <w:sz w:val="20"/>
-          <w:lang w:val="it-CH"/>
-        </w:rPr>
-      </w:pPr>
-      <w:r>
-        <w:rPr>
-          <w:sz w:val="20"/>
-          <w:lang w:val="it-CH"/>
-        </w:rPr>
-        <w:t>Viene simulata una risposta del server con expectedResponse.</w:t>
-      </w:r>
-    </w:p>
-    <w:p>
-      <w:pPr>
-        <w:rPr>
-          <w:sz w:val="20"/>
-          <w:lang w:val="it-CH"/>
-        </w:rPr>
-      </w:pPr>
-      <w:r>
-        <w:rPr>
-          <w:sz w:val="20"/>
-          <w:lang w:val="it-CH"/>
-        </w:rPr>
-        <w:t>Facendo questi passagi si riesce ad avere la conferma che il login sia funzionante a fattore d frontend.</w:t>
-      </w:r>
-    </w:p>
-    <w:p>
-      <w:pPr>
-        <w:rPr>
-          <w:sz w:val="20"/>
-          <w:lang w:val="it-CH"/>
-        </w:rPr>
-      </w:pPr>
-    </w:p>
-    <w:p>
-      <w:pPr>
-        <w:pStyle w:val="Titolo3"/>
-      </w:pPr>
-      <w:bookmarkStart w:id="104" w:name="_Toc168317805"/>
-      <w:r>
-        <w:t>4.1.2 Copertura effettuata</w:t>
-      </w:r>
-      <w:r>
-        <w:t xml:space="preserve"> </w:t>
-      </w:r>
-      <w:r>
-        <w:t>[ in corso ]</w:t>
-      </w:r>
-      <w:bookmarkEnd w:id="104"/>
-    </w:p>
-    <w:p>
-      <w:pPr>
-        <w:rPr>
-          <w:sz w:val="20"/>
-          <w:lang w:val="it-CH"/>
-        </w:rPr>
-      </w:pPr>
-      <w:r>
-        <w:rPr>
-          <w:sz w:val="20"/>
-        </w:rPr>
-        <w:t>&lt;&lt;screen copertura effetuta una volta conclusione i</w:t>
-      </w:r>
-      <w:r>
-        <w:rPr>
-          <w:sz w:val="20"/>
-        </w:rPr>
-        <w:t xml:space="preserve"> test co</w:t>
-      </w:r>
-      <w:r>
-        <w:rPr>
-          <w:sz w:val="20"/>
-        </w:rPr>
-        <w:t>n spiegazione</w:t>
-      </w:r>
-      <w:r>
-        <w:rPr>
-          <w:sz w:val="20"/>
-        </w:rPr>
-        <w:t>&gt;&gt;</w:t>
-      </w:r>
-      <w:r>
-        <w:br w:type="page"/>
-      </w:r>
-    </w:p>
-    <w:p>
-      <w:pPr>
-        <w:pStyle w:val="Titolo"/>
-      </w:pPr>
-      <w:bookmarkStart w:id="105" w:name="_Toc168317806"/>
-      <w:r>
-        <w:lastRenderedPageBreak/>
-        <w:t>Capitolo 5 – Conclusione</w:t>
-      </w:r>
-      <w:r>
-        <w:t xml:space="preserve"> [in corso ]</w:t>
-      </w:r>
-      <w:bookmarkEnd w:id="105"/>
+      </w:pPr>
+      <w:r>
+        <w:rPr>
+          <w:sz w:val="20"/>
+          <w:lang w:val="it-CH"/>
+        </w:rPr>
+        <w:t>Il middleware di autenticazione, che verifica la validità delle sessioni prima di consentire l'accesso alle risorse protette, ha aggiunto un ulteriore livello di sicurezza. Questo sistema assicura che solo gli utenti autenticati possano accedere a funzionalità specifiche, prevenendo accessi non autorizzati.</w:t>
+      </w:r>
+    </w:p>
+    <w:p>
+      <w:pPr>
+        <w:spacing w:line="240" w:lineRule="auto"/>
+        <w:rPr>
+          <w:sz w:val="20"/>
+          <w:lang w:val="it-CH"/>
+        </w:rPr>
+      </w:pPr>
+      <w:r>
+        <w:rPr>
+          <w:sz w:val="20"/>
+          <w:lang w:val="it-CH"/>
+        </w:rPr>
+        <w:t>Nel frontend, sviluppato con Angular, è stata mantenuta una struttura organizzata e modulare. I componenti, come quello di login, sono stati progettati per essere intuitivi e facili da gestire. L'uso di interfacce per rappresentare i modelli dei dati ha migliorato la coerenza e la facilità di manipolazione delle informazioni.</w:t>
+      </w:r>
     </w:p>
     <w:p>
       <w:pPr>
@@ -44484,23 +45730,15 @@
           <w:sz w:val="20"/>
           <w:lang w:val="it-CH"/>
         </w:rPr>
-        <w:t>Il progetto, ben strutturato e organizzato in due sezioni principali – frontend e backend – ha raggiunto gli obiettivi prefissati, garantendo una gestione efficace delle richieste HTTP e delle risposte, oltre a fornire una robusta implementazione delle sessioni utente. La separazione tra frontend e backend non solo migliora la manutenzione del codice, ma assicura anche una maggiore sicurezza e affidabilità dell'applicazione.</w:t>
-      </w:r>
-    </w:p>
-    <w:p>
-      <w:pPr>
-        <w:spacing w:line="240" w:lineRule="auto"/>
-        <w:rPr>
-          <w:sz w:val="20"/>
-          <w:lang w:val="it-CH"/>
-        </w:rPr>
-      </w:pPr>
-      <w:r>
-        <w:rPr>
-          <w:sz w:val="20"/>
-          <w:lang w:val="it-CH"/>
-        </w:rPr>
-        <w:t>L'adozione dell'architettura MVC nel backend ha permesso di mantenere una chiara divisione delle responsabilità, facilitando la gestione dei dati e delle logiche di business. La configurazione del middleware per la gestione delle sessioni ha garantito che ogni utente potesse avere una sessione sicura e limitata nel tempo, fondamentale per mantenere l'integrità e la sicurezza delle informazioni sensibili.</w:t>
+        <w:t xml:space="preserve">La gestione delle sessioni lato frontend, utilizzando sessionStorage, ha permesso di mantenere lo stato dell'utente tra le diverse pagine dell'applicazione, migliorando l'esperienza utente. La configurazione </w:t>
+      </w:r>
+      <w:r>
+        <w:rPr>
+          <w:sz w:val="20"/>
+          <w:lang w:val="it-CH"/>
+        </w:rPr>
+        <w:lastRenderedPageBreak/>
+        <w:t>degli interceptor HTTP ha garantito che ogni chiamata fosse correttamente gestita, reindirizzando l'utente in caso di errori di autenticazione.</w:t>
       </w:r>
     </w:p>
     <w:p>
@@ -44513,13 +45751,6 @@
           <w:lang w:val="it-CH"/>
         </w:rPr>
       </w:pPr>
-      <w:r>
-        <w:rPr>
-          <w:sz w:val="20"/>
-          <w:lang w:val="it-CH"/>
-        </w:rPr>
-        <w:t>Il middleware di autenticazione, che verifica la validità delle sessioni prima di consentire l'accesso alle risorse protette, ha aggiunto un ulteriore livello di sicurezza. Questo sistema assicura che solo gli utenti autenticati possano accedere a funzionalità specifiche, prevenendo accessi non autorizzati.</w:t>
-      </w:r>
     </w:p>
     <w:p>
       <w:pPr>
@@ -44534,93 +45765,28 @@
           <w:sz w:val="20"/>
           <w:lang w:val="it-CH"/>
         </w:rPr>
-        <w:t>Nel frontend, sviluppato con Angular, è stata mantenuta una struttura organizzata e modulare. I componenti, come quello di login, sono stati progettati per essere intuitivi e facili da gestire. L'uso di interfacce per rappresentare i modelli dei dati ha migliorato la coerenza e la facilità di manipolazione delle informazioni.</w:t>
+        <w:t>In conclusione, il progetto si distingue per la sua solida architettura e per l'attenzione alla sicurezza e all'efficienza. La gestione delle sessioni, fondamentale per garantire una corretta associazione delle risorse agli utenti, è stata implementata con cura, utilizzando le migliori pratiche disponibili. Questo approccio ha garantito non solo la funzionalità richiesta, ma anche un'esperienza utente fluida e sicura.</w:t>
       </w:r>
     </w:p>
     <w:p>
       <w:pPr>
         <w:spacing w:line="240" w:lineRule="auto"/>
         <w:rPr>
-          <w:b/>
-          <w:bCs/>
-          <w:sz w:val="20"/>
-          <w:lang w:val="it-CH"/>
-        </w:rPr>
-      </w:pPr>
-      <w:r>
-        <w:rPr>
-          <w:sz w:val="20"/>
-          <w:lang w:val="it-CH"/>
-        </w:rPr>
-        <w:t>La gestione delle sessioni lato frontend, utilizzando sessionStorage, ha permesso di mantenere lo stato dell'utente tra le diverse pagine dell'applicazione, migliorando l'esperienza utente. La configurazione degli interceptor HTTP ha garantito che ogni chiamata fosse correttamente gestita, reindirizzando l'utente in caso di errori di autenticazione.</w:t>
+          <w:sz w:val="20"/>
+          <w:lang w:val="it-CH"/>
+        </w:rPr>
+      </w:pPr>
+      <w:r>
+        <w:rPr>
+          <w:sz w:val="20"/>
+          <w:lang w:val="it-CH"/>
+        </w:rPr>
+        <w:t>Il successo del progetto dimostra l'efficacia della separazione delle responsabilità tra frontend e backend, l'importanza di una gestione corretta delle sessioni e la necessità di una robusta architettura di autenticazione. Questi elementi combinati hanno permesso di creare un'applicazione affidabile, sicura e facile da mantenere, capace di soddisfare le esigenze degli utenti in maniera efficiente.</w:t>
       </w:r>
     </w:p>
     <w:p>
       <w:pPr>
         <w:spacing w:line="240" w:lineRule="auto"/>
-        <w:rPr>
-          <w:b/>
-          <w:bCs/>
-          <w:sz w:val="20"/>
-          <w:lang w:val="it-CH"/>
-        </w:rPr>
-      </w:pPr>
-    </w:p>
-    <w:p>
-      <w:pPr>
-        <w:spacing w:line="240" w:lineRule="auto"/>
-        <w:rPr>
-          <w:b/>
-          <w:bCs/>
-          <w:sz w:val="20"/>
-          <w:lang w:val="it-CH"/>
-        </w:rPr>
-      </w:pPr>
-      <w:r>
-        <w:rPr>
-          <w:b/>
-          <w:bCs/>
-          <w:sz w:val="20"/>
-          <w:lang w:val="it-CH"/>
-        </w:rPr>
-        <w:t>Considerazioni Finali</w:t>
-      </w:r>
-    </w:p>
-    <w:p>
-      <w:pPr>
-        <w:spacing w:line="240" w:lineRule="auto"/>
-        <w:rPr>
-          <w:sz w:val="20"/>
-          <w:lang w:val="it-CH"/>
-        </w:rPr>
-      </w:pPr>
-      <w:r>
-        <w:rPr>
-          <w:sz w:val="20"/>
-          <w:lang w:val="it-CH"/>
-        </w:rPr>
-        <w:t>In conclusione, il progetto si distingue per la sua solida architettura e per l'attenzione alla sicurezza e all'efficienza. La gestione delle sessioni, fondamentale per garantire una corretta associazione delle risorse agli utenti, è stata implementata con cura, utilizzando le migliori pratiche disponibili. Questo approccio ha garantito non solo la funzionalità richiesta, ma anche un'esperienza utente fluida e sicura.</w:t>
-      </w:r>
-    </w:p>
-    <w:p>
-      <w:pPr>
-        <w:spacing w:line="240" w:lineRule="auto"/>
-        <w:rPr>
-          <w:sz w:val="20"/>
-          <w:lang w:val="it-CH"/>
-        </w:rPr>
-      </w:pPr>
-      <w:r>
-        <w:rPr>
-          <w:sz w:val="20"/>
-          <w:lang w:val="it-CH"/>
-        </w:rPr>
-        <w:t>Il successo del progetto dimostra l'efficacia della separazione delle responsabilità tra frontend e backend, l'importanza di una gestione corretta delle sessioni e la necessità di una robusta architettura di autenticazione. Questi elementi combinati hanno permesso di creare un'applicazione affidabile, sicura e facile da mantenere, capace di soddisfare le esigenze degli utenti in maniera efficiente.</w:t>
-      </w:r>
-    </w:p>
-    <w:p>
-      <w:pPr>
-        <w:spacing w:line="240" w:lineRule="auto"/>
       </w:pPr>
       <w:r>
         <w:br w:type="page"/>
@@ -44633,7 +45799,7 @@
           <w:lang w:val="it-CH"/>
         </w:rPr>
       </w:pPr>
-      <w:bookmarkStart w:id="106" w:name="_Toc168317807"/>
+      <w:bookmarkStart w:id="116" w:name="_Toc168582321"/>
       <w:r>
         <w:rPr>
           <w:lang w:val="it-CH"/>
@@ -44641,26 +45807,27 @@
         <w:lastRenderedPageBreak/>
         <w:t>Bibliografia</w:t>
       </w:r>
-      <w:bookmarkEnd w:id="106"/>
-    </w:p>
-    <w:p>
-      <w:pPr>
-        <w:rPr>
-          <w:lang w:val="it-CH"/>
-        </w:rPr>
-      </w:pPr>
-      <w:r>
-        <w:rPr>
-          <w:lang w:val="it-CH"/>
-        </w:rPr>
-        <w:t>Di seguito sono presenti tutti i siti visitati nel corso dell’evoluzione del progetto e della documenazione.</w:t>
-      </w:r>
+      <w:bookmarkEnd w:id="116"/>
     </w:p>
     <w:p>
       <w:pPr>
         <w:pStyle w:val="SUPSITestoArial10"/>
       </w:pPr>
-      <w:hyperlink r:id="rId25" w:history="1">
+      <w:r>
+        <w:t xml:space="preserve">Di seguito sono presenti tutti i siti visitati nel corso dell’evoluzione del progetto e della </w:t>
+      </w:r>
+      <w:r>
+        <w:t>documentazione</w:t>
+      </w:r>
+      <w:r>
+        <w:t>.</w:t>
+      </w:r>
+    </w:p>
+    <w:p>
+      <w:pPr>
+        <w:pStyle w:val="SUPSITestoArial10"/>
+      </w:pPr>
+      <w:hyperlink r:id="rId27" w:history="1">
         <w:r>
           <w:rPr>
             <w:rStyle w:val="Collegamentoipertestuale"/>
@@ -44669,12 +45836,21 @@
           <w:t>https://angular.dev/overview</w:t>
         </w:r>
       </w:hyperlink>
+      <w:r>
+        <w:t xml:space="preserve"> </w:t>
+      </w:r>
+      <w:r>
+        <w:t xml:space="preserve">, </w:t>
+      </w:r>
+      <w:r>
+        <w:t>durante il corso di tutto il progetto</w:t>
+      </w:r>
     </w:p>
     <w:p>
       <w:pPr>
         <w:pStyle w:val="SUPSITestoArial10"/>
       </w:pPr>
-      <w:hyperlink r:id="rId26" w:history="1">
+      <w:hyperlink r:id="rId28" w:history="1">
         <w:r>
           <w:rPr>
             <w:rStyle w:val="Collegamentoipertestuale"/>
@@ -44683,98 +45859,123 @@
           <w:t>https://expressjs.com/en/guide/routing.html</w:t>
         </w:r>
       </w:hyperlink>
+      <w:r>
+        <w:rPr>
+          <w:rStyle w:val="Collegamentoipertestuale"/>
+          <w:rFonts w:ascii="Arial" w:hAnsi="Arial"/>
+        </w:rPr>
+        <w:t xml:space="preserve"> , </w:t>
+      </w:r>
+      <w:r>
+        <w:t>durante il corso di tutto il progetto</w:t>
+      </w:r>
     </w:p>
     <w:p>
       <w:pPr>
         <w:pStyle w:val="SUPSITestoArial10"/>
       </w:pPr>
-      <w:hyperlink r:id="rId27" w:history="1">
+      <w:hyperlink r:id="rId29" w:history="1">
         <w:r>
           <w:rPr>
             <w:rStyle w:val="Collegamentoipertestuale"/>
             <w:rFonts w:ascii="Arial" w:hAnsi="Arial"/>
           </w:rPr>
-          <w:t>https://medium.com/swlh/angular-unit-testing-jasmine-karma-step-by-step-e3376d110ab4</w:t>
+          <w:t>https://tailwindcss.com/</w:t>
         </w:r>
       </w:hyperlink>
+      <w:r>
+        <w:t>, durante il corso di tutto il progetto</w:t>
+      </w:r>
     </w:p>
     <w:p>
       <w:pPr>
         <w:pStyle w:val="SUPSITestoArial10"/>
       </w:pPr>
-      <w:hyperlink r:id="rId28" w:history="1">
+      <w:hyperlink r:id="rId30" w:history="1">
         <w:r>
           <w:rPr>
             <w:rStyle w:val="Collegamentoipertestuale"/>
             <w:rFonts w:ascii="Arial" w:hAnsi="Arial"/>
           </w:rPr>
-          <w:t>https://karma-runner.github.io/latest/index.html</w:t>
+          <w:t>https://sequelize.org/</w:t>
         </w:r>
       </w:hyperlink>
+      <w:r>
+        <w:t xml:space="preserve"> </w:t>
+      </w:r>
+      <w:r>
+        <w:t>, durante il corso di tutto il progetto</w:t>
+      </w:r>
     </w:p>
     <w:p>
       <w:pPr>
         <w:pStyle w:val="SUPSITestoArial10"/>
       </w:pPr>
-      <w:hyperlink r:id="rId29" w:history="1">
+      <w:hyperlink r:id="rId31" w:history="1">
         <w:r>
           <w:rPr>
             <w:rStyle w:val="Collegamentoipertestuale"/>
             <w:rFonts w:ascii="Arial" w:hAnsi="Arial"/>
           </w:rPr>
-          <w:t>https://tailwindcss.com/</w:t>
+          <w:t>https://it.cointelegraph.com/learn/how-does-blockchain-work-a-beginners-guide-to-blockchain-technology</w:t>
         </w:r>
       </w:hyperlink>
+      <w:r>
+        <w:t xml:space="preserve"> </w:t>
+      </w:r>
+      <w:r>
+        <w:t>, 8 marzo</w:t>
+      </w:r>
     </w:p>
     <w:p>
       <w:pPr>
         <w:pStyle w:val="SUPSITestoArial10"/>
       </w:pPr>
-      <w:hyperlink r:id="rId30" w:history="1">
+      <w:hyperlink>
         <w:r>
           <w:rPr>
             <w:rStyle w:val="Collegamentoipertestuale"/>
             <w:rFonts w:ascii="Arial" w:hAnsi="Arial"/>
           </w:rPr>
-          <w:t>https://sequelize.org/</w:t>
+          <w:t>https://docs.couchdb.org</w:t>
         </w:r>
       </w:hyperlink>
       <w:r>
-        <w:t xml:space="preserve"> </w:t>
+        <w:t>, 8 marzo</w:t>
       </w:r>
     </w:p>
     <w:p>
       <w:pPr>
         <w:pStyle w:val="SUPSITestoArial10"/>
       </w:pPr>
-      <w:hyperlink r:id="rId31" w:history="1">
+      <w:hyperlink>
         <w:r>
           <w:rPr>
             <w:rStyle w:val="Collegamentoipertestuale"/>
             <w:rFonts w:ascii="Arial" w:hAnsi="Arial"/>
           </w:rPr>
-          <w:t>https://it.cointelegraph.com/learn/how-does-blockchain-work-a-beginners-guide-to-blockchain-technology</w:t>
+          <w:t>https://www.mongodb.com/</w:t>
         </w:r>
       </w:hyperlink>
       <w:r>
-        <w:t xml:space="preserve"> </w:t>
+        <w:t>, 8 marzo</w:t>
       </w:r>
     </w:p>
     <w:p>
       <w:pPr>
         <w:pStyle w:val="SUPSITestoArial10"/>
       </w:pPr>
-      <w:hyperlink r:id="rId32" w:history="1">
+      <w:hyperlink r:id="rId32">
         <w:r>
           <w:rPr>
             <w:rStyle w:val="Collegamentoipertestuale"/>
             <w:rFonts w:ascii="Arial" w:hAnsi="Arial"/>
           </w:rPr>
-          <w:t>https://www.agendadigitale.eu/documenti/nft-che-cosa-sono-come-funzionano-come-investire-sui-non-fungible-token/</w:t>
+          <w:t>https://docs.kaleido.io/kaleido-services/ipfs/</w:t>
         </w:r>
       </w:hyperlink>
       <w:r>
-        <w:t xml:space="preserve"> </w:t>
+        <w:t>, 8 marzo</w:t>
       </w:r>
     </w:p>
     <w:p>
@@ -44787,71 +45988,104 @@
             <w:rStyle w:val="Collegamentoipertestuale"/>
             <w:rFonts w:ascii="Arial" w:hAnsi="Arial"/>
           </w:rPr>
-          <w:t>https://orbitdb.org/</w:t>
+          <w:t>https://en.wikipedia.org/wiki/Near-field_communication</w:t>
         </w:r>
       </w:hyperlink>
+      <w:r>
+        <w:t xml:space="preserve"> , 8 marzo</w:t>
+      </w:r>
     </w:p>
     <w:p>
       <w:pPr>
         <w:pStyle w:val="SUPSITestoArial10"/>
       </w:pPr>
-      <w:hyperlink>
+      <w:hyperlink r:id="rId34" w:history="1">
         <w:r>
           <w:rPr>
             <w:rStyle w:val="Collegamentoipertestuale"/>
             <w:rFonts w:ascii="Arial" w:hAnsi="Arial"/>
           </w:rPr>
-          <w:t>https://www.freecodecamp.org/italian/news/cose-il-web3-spiegazione-dellinternet-decentralizzato-del-futuro/</w:t>
+          <w:t>https://www.agendadigitale.eu/documenti/nft-che-cosa-sono-come-funzionano-come-investire-sui-non-fungible-token/</w:t>
         </w:r>
       </w:hyperlink>
+      <w:r>
+        <w:t xml:space="preserve"> </w:t>
+      </w:r>
+      <w:r>
+        <w:t>, 27</w:t>
+      </w:r>
+      <w:r>
+        <w:t xml:space="preserve"> marzo</w:t>
+      </w:r>
     </w:p>
     <w:p>
       <w:pPr>
         <w:pStyle w:val="SUPSITestoArial10"/>
       </w:pPr>
-      <w:hyperlink r:id="rId34" w:history="1">
+      <w:hyperlink r:id="rId35" w:history="1">
         <w:r>
           <w:rPr>
             <w:rStyle w:val="Collegamentoipertestuale"/>
             <w:rFonts w:ascii="Arial" w:hAnsi="Arial"/>
           </w:rPr>
-          <w:t>https://en.wikipedia.org/wiki/World_Wide_Web</w:t>
+          <w:t>https://orbitdb.org/</w:t>
         </w:r>
       </w:hyperlink>
       <w:r>
-        <w:rPr>
-          <w:u w:val="single"/>
-        </w:rPr>
-        <w:t xml:space="preserve"> </w:t>
+        <w:t>, 27</w:t>
+      </w:r>
+      <w:r>
+        <w:t xml:space="preserve"> marzo</w:t>
       </w:r>
     </w:p>
     <w:p>
       <w:pPr>
         <w:pStyle w:val="SUPSITestoArial10"/>
       </w:pPr>
-      <w:hyperlink r:id="rId35">
+      <w:hyperlink>
         <w:r>
           <w:rPr>
             <w:rStyle w:val="Collegamentoipertestuale"/>
             <w:rFonts w:ascii="Arial" w:hAnsi="Arial"/>
           </w:rPr>
-          <w:t>https://blog.bitsrc.io/what-is-a-decentralized-database-8ed4edfdc743</w:t>
+          <w:t>https://www.freecodecamp.org/italian/news/cose-il-web3-spiegazione-dellinternet-decentralizzato-del-futuro/</w:t>
         </w:r>
       </w:hyperlink>
+      <w:r>
+        <w:t xml:space="preserve">, </w:t>
+      </w:r>
+      <w:r>
+        <w:t>27</w:t>
+      </w:r>
+      <w:r>
+        <w:t xml:space="preserve"> marzo</w:t>
+      </w:r>
     </w:p>
     <w:p>
       <w:pPr>
         <w:pStyle w:val="SUPSITestoArial10"/>
       </w:pPr>
-      <w:hyperlink r:id="rId36">
+      <w:hyperlink r:id="rId36" w:history="1">
         <w:r>
           <w:rPr>
             <w:rStyle w:val="Collegamentoipertestuale"/>
             <w:rFonts w:ascii="Arial" w:hAnsi="Arial"/>
           </w:rPr>
-          <w:t>https://www.cloudfindr.co/decentralized-databases-advantages-disadvantages/</w:t>
+          <w:t>https://en.wikipedia.org/wiki/World_Wide_Web</w:t>
         </w:r>
       </w:hyperlink>
+      <w:r>
+        <w:rPr>
+          <w:u w:val="single"/>
+        </w:rPr>
+        <w:t xml:space="preserve"> </w:t>
+      </w:r>
+      <w:r>
+        <w:t>, 27</w:t>
+      </w:r>
+      <w:r>
+        <w:t xml:space="preserve"> marzo</w:t>
+      </w:r>
     </w:p>
     <w:p>
       <w:pPr>
@@ -44863,85 +46097,128 @@
             <w:rStyle w:val="Collegamentoipertestuale"/>
             <w:rFonts w:ascii="Arial" w:hAnsi="Arial"/>
           </w:rPr>
-          <w:t>https://www.dolthub.com/blog/2022-05-27-decentralized-database/</w:t>
+          <w:t>https://blog.bitsrc.io/what-is-a-decentralized-database-8ed4edfdc743</w:t>
         </w:r>
       </w:hyperlink>
+      <w:r>
+        <w:t>, 27</w:t>
+      </w:r>
+      <w:r>
+        <w:t xml:space="preserve"> marzo</w:t>
+      </w:r>
     </w:p>
     <w:p>
       <w:pPr>
         <w:pStyle w:val="SUPSITestoArial10"/>
       </w:pPr>
-      <w:hyperlink>
+      <w:hyperlink r:id="rId38">
         <w:r>
           <w:rPr>
             <w:rStyle w:val="Collegamentoipertestuale"/>
             <w:rFonts w:ascii="Arial" w:hAnsi="Arial"/>
           </w:rPr>
-          <w:t>https://docs.couchdb.org</w:t>
+          <w:t>https://www.cloudfindr.co/decentralized-databases-advantages-disadvantages/</w:t>
         </w:r>
       </w:hyperlink>
+      <w:r>
+        <w:t>, 15</w:t>
+      </w:r>
+      <w:r>
+        <w:t xml:space="preserve"> </w:t>
+      </w:r>
+      <w:r>
+        <w:t>aprile</w:t>
+      </w:r>
     </w:p>
     <w:p>
       <w:pPr>
         <w:pStyle w:val="SUPSITestoArial10"/>
       </w:pPr>
-      <w:hyperlink>
+      <w:hyperlink r:id="rId39">
         <w:r>
           <w:rPr>
             <w:rStyle w:val="Collegamentoipertestuale"/>
             <w:rFonts w:ascii="Arial" w:hAnsi="Arial"/>
           </w:rPr>
-          <w:t>https://www.mongodb.com/</w:t>
+          <w:t>https://www.dolthub.com/blog/2022-05-27-decentralized-database/</w:t>
         </w:r>
       </w:hyperlink>
+      <w:r>
+        <w:t xml:space="preserve">, </w:t>
+      </w:r>
+      <w:r>
+        <w:t>15 aprile</w:t>
+      </w:r>
     </w:p>
     <w:p>
       <w:pPr>
         <w:pStyle w:val="SUPSITestoArial10"/>
       </w:pPr>
-      <w:hyperlink r:id="rId38">
+      <w:hyperlink r:id="rId40" w:history="1">
         <w:r>
           <w:rPr>
             <w:rStyle w:val="Collegamentoipertestuale"/>
             <w:rFonts w:ascii="Arial" w:hAnsi="Arial"/>
           </w:rPr>
-          <w:t>https://docs.kaleido.io/kaleido-services/ipfs/</w:t>
+          <w:t>https://www.bitconio.net/wp-content/uploads/2022/05/nft-scheme_png.png</w:t>
         </w:r>
       </w:hyperlink>
+      <w:r>
+        <w:t xml:space="preserve"> , 15 aprile</w:t>
+      </w:r>
     </w:p>
     <w:p>
       <w:pPr>
         <w:pStyle w:val="SUPSITestoArial10"/>
       </w:pPr>
-      <w:hyperlink r:id="rId39" w:history="1">
+      <w:hyperlink r:id="rId41" w:history="1">
         <w:r>
           <w:rPr>
             <w:rStyle w:val="Collegamentoipertestuale"/>
             <w:rFonts w:ascii="Arial" w:hAnsi="Arial"/>
           </w:rPr>
-          <w:t>https://en.wikipedia.org/wiki/Near-field_communication</w:t>
+          <w:t>https://medium.com/swlh/angular-unit-testing-jasmine-karma-step-by-step-e3376d110ab4</w:t>
         </w:r>
       </w:hyperlink>
       <w:r>
-        <w:t xml:space="preserve"> , 8 marzo</w:t>
+        <w:rPr>
+          <w:rStyle w:val="Collegamentoipertestuale"/>
+          <w:rFonts w:ascii="Arial" w:hAnsi="Arial"/>
+        </w:rPr>
+        <w:t xml:space="preserve"> </w:t>
+      </w:r>
+      <w:r>
+        <w:t>, mese di maggio e giugno</w:t>
       </w:r>
     </w:p>
     <w:p>
       <w:pPr>
         <w:pStyle w:val="SUPSITestoArial10"/>
       </w:pPr>
-      <w:hyperlink r:id="rId40" w:history="1">
+      <w:hyperlink r:id="rId42" w:history="1">
         <w:r>
           <w:rPr>
             <w:rStyle w:val="Collegamentoipertestuale"/>
             <w:rFonts w:ascii="Arial" w:hAnsi="Arial"/>
           </w:rPr>
-          <w:t>https://www.bitconio.net/wp-content/uploads/2022/05/nft-scheme_png.png</w:t>
+          <w:t>https://karma-runner.github.io/latest/index.html</w:t>
         </w:r>
       </w:hyperlink>
       <w:r>
+        <w:rPr>
+          <w:rStyle w:val="Collegamentoipertestuale"/>
+          <w:rFonts w:ascii="Arial" w:hAnsi="Arial"/>
+        </w:rPr>
         <w:t xml:space="preserve"> </w:t>
       </w:r>
+      <w:r>
+        <w:t>, mese di maggio e giugno</w:t>
+      </w:r>
+    </w:p>
+    <w:p>
+      <w:pPr>
+        <w:pStyle w:val="SUPSITestoArial10"/>
+      </w:pPr>
     </w:p>
     <w:p>
       <w:pPr>
@@ -44987,7 +46264,7 @@
           <w:szCs w:val="56"/>
         </w:rPr>
       </w:pPr>
-      <w:bookmarkStart w:id="107" w:name="_Toc168317808"/>
+      <w:bookmarkStart w:id="117" w:name="_Toc168582322"/>
       <w:r>
         <w:rPr>
           <w:rStyle w:val="Enfasigrassetto"/>
@@ -45000,14 +46277,17 @@
         <w:lastRenderedPageBreak/>
         <w:t>Allegati</w:t>
       </w:r>
-      <w:bookmarkEnd w:id="107"/>
+      <w:bookmarkEnd w:id="117"/>
     </w:p>
     <w:p>
       <w:pPr>
         <w:pStyle w:val="SUPSITestoArial10"/>
       </w:pPr>
       <w:r>
-        <w:t>Come allegati sono presenti due brevi manuali d’uso:</w:t>
+        <w:t xml:space="preserve">Come allegati sono presenti </w:t>
+      </w:r>
+      <w:r>
+        <w:t>più elementi e sono disponibili nella cartella “allegati”.</w:t>
       </w:r>
     </w:p>
     <w:p>
@@ -45019,10 +46299,7 @@
         </w:numPr>
       </w:pPr>
       <w:r>
-        <w:t>Manuale d’uso utente</w:t>
-      </w:r>
-      <w:r>
-        <w:t>, manuale-utente.pdf [in corso ]</w:t>
+        <w:t>Codice del progetto in formato zip</w:t>
       </w:r>
     </w:p>
     <w:p>
@@ -45034,10 +46311,73 @@
         </w:numPr>
       </w:pPr>
       <w:r>
+        <w:t>Manuale d’uso utente</w:t>
+      </w:r>
+      <w:r>
+        <w:rPr>
+          <w:i/>
+        </w:rPr>
+        <w:t xml:space="preserve">, manuale-utente.pdf </w:t>
+      </w:r>
+    </w:p>
+    <w:p>
+      <w:pPr>
+        <w:pStyle w:val="SUPSITestoArial10"/>
+        <w:numPr>
+          <w:ilvl w:val="0"/>
+          <w:numId w:val="24"/>
+        </w:numPr>
+      </w:pPr>
+      <w:r>
         <w:t>Manuale d’uso amministratore</w:t>
       </w:r>
       <w:r>
-        <w:t>, manuale-amministratore.pdf</w:t>
+        <w:t xml:space="preserve">, </w:t>
+      </w:r>
+      <w:r>
+        <w:rPr>
+          <w:i/>
+        </w:rPr>
+        <w:t>manuale-amministratore.pdf</w:t>
+      </w:r>
+    </w:p>
+    <w:p>
+      <w:pPr>
+        <w:pStyle w:val="SUPSITestoArial10"/>
+        <w:numPr>
+          <w:ilvl w:val="0"/>
+          <w:numId w:val="24"/>
+        </w:numPr>
+        <w:rPr>
+          <w:i/>
+        </w:rPr>
+      </w:pPr>
+      <w:r>
+        <w:t xml:space="preserve">Diagramma di flusso dell’amministratore, </w:t>
+      </w:r>
+      <w:r>
+        <w:rPr>
+          <w:i/>
+        </w:rPr>
+        <w:t>amministratore_diagramma-di-flusso-finale.png</w:t>
+      </w:r>
+    </w:p>
+    <w:p>
+      <w:pPr>
+        <w:pStyle w:val="SUPSITestoArial10"/>
+        <w:numPr>
+          <w:ilvl w:val="0"/>
+          <w:numId w:val="24"/>
+        </w:numPr>
+      </w:pPr>
+      <w:r>
+        <w:t xml:space="preserve">Diagramma di flusso dell’utente, </w:t>
+      </w:r>
+      <w:r>
+        <w:rPr>
+          <w:i/>
+        </w:rPr>
+        <w:t>utente_diagramma-di-flusso-finale.png</w:t>
       </w:r>
     </w:p>
     <w:p>
@@ -45092,11 +46432,11 @@
       </w:pPr>
     </w:p>
     <w:sectPr>
-      <w:headerReference w:type="even" r:id="rId41"/>
-      <w:headerReference w:type="default" r:id="rId42"/>
-      <w:footerReference w:type="default" r:id="rId43"/>
-      <w:headerReference w:type="first" r:id="rId44"/>
-      <w:footerReference w:type="first" r:id="rId45"/>
+      <w:headerReference w:type="even" r:id="rId43"/>
+      <w:headerReference w:type="default" r:id="rId44"/>
+      <w:footerReference w:type="default" r:id="rId45"/>
+      <w:headerReference w:type="first" r:id="rId46"/>
+      <w:footerReference w:type="first" r:id="rId47"/>
       <w:pgSz w:w="11900" w:h="16840" w:code="9"/>
       <w:pgMar w:top="1729" w:right="1134" w:bottom="851" w:left="1701" w:header="550" w:footer="567" w:gutter="0"/>
       <w:cols w:space="708"/>
@@ -45329,7 +46669,7 @@
         <w:sz w:val="16"/>
         <w:szCs w:val="16"/>
       </w:rPr>
-      <w:t>4</w:t>
+      <w:t>21</w:t>
     </w:r>
     <w:r>
       <w:rPr>
@@ -45378,7 +46718,7 @@
         <w:sz w:val="16"/>
         <w:szCs w:val="16"/>
       </w:rPr>
-      <w:t>62</w:t>
+      <w:t>67</w:t>
     </w:r>
     <w:r>
       <w:rPr>
@@ -47763,6 +49103,92 @@
     </w:lvl>
   </w:abstractNum>
   <w:abstractNum w:abstractNumId="18" w15:restartNumberingAfterBreak="0">
+    <w:nsid w:val="253E6599"/>
+    <w:multiLevelType w:val="hybridMultilevel"/>
+    <w:tmpl w:val="EFA8C6DC"/>
+    <w:lvl w:ilvl="0" w:tplc="0409000F">
+      <w:start w:val="1"/>
+      <w:numFmt w:val="decimal"/>
+      <w:lvlText w:val="%1."/>
+      <w:lvlJc w:val="left"/>
+      <w:pPr>
+        <w:ind w:left="720" w:hanging="360"/>
+      </w:pPr>
+    </w:lvl>
+    <w:lvl w:ilvl="1" w:tplc="04090019" w:tentative="1">
+      <w:start w:val="1"/>
+      <w:numFmt w:val="lowerLetter"/>
+      <w:lvlText w:val="%2."/>
+      <w:lvlJc w:val="left"/>
+      <w:pPr>
+        <w:ind w:left="1440" w:hanging="360"/>
+      </w:pPr>
+    </w:lvl>
+    <w:lvl w:ilvl="2" w:tplc="0409001B" w:tentative="1">
+      <w:start w:val="1"/>
+      <w:numFmt w:val="lowerRoman"/>
+      <w:lvlText w:val="%3."/>
+      <w:lvlJc w:val="right"/>
+      <w:pPr>
+        <w:ind w:left="2160" w:hanging="180"/>
+      </w:pPr>
+    </w:lvl>
+    <w:lvl w:ilvl="3" w:tplc="0409000F" w:tentative="1">
+      <w:start w:val="1"/>
+      <w:numFmt w:val="decimal"/>
+      <w:lvlText w:val="%4."/>
+      <w:lvlJc w:val="left"/>
+      <w:pPr>
+        <w:ind w:left="2880" w:hanging="360"/>
+      </w:pPr>
+    </w:lvl>
+    <w:lvl w:ilvl="4" w:tplc="04090019" w:tentative="1">
+      <w:start w:val="1"/>
+      <w:numFmt w:val="lowerLetter"/>
+      <w:lvlText w:val="%5."/>
+      <w:lvlJc w:val="left"/>
+      <w:pPr>
+        <w:ind w:left="3600" w:hanging="360"/>
+      </w:pPr>
+    </w:lvl>
+    <w:lvl w:ilvl="5" w:tplc="0409001B" w:tentative="1">
+      <w:start w:val="1"/>
+      <w:numFmt w:val="lowerRoman"/>
+      <w:lvlText w:val="%6."/>
+      <w:lvlJc w:val="right"/>
+      <w:pPr>
+        <w:ind w:left="4320" w:hanging="180"/>
+      </w:pPr>
+    </w:lvl>
+    <w:lvl w:ilvl="6" w:tplc="0409000F" w:tentative="1">
+      <w:start w:val="1"/>
+      <w:numFmt w:val="decimal"/>
+      <w:lvlText w:val="%7."/>
+      <w:lvlJc w:val="left"/>
+      <w:pPr>
+        <w:ind w:left="5040" w:hanging="360"/>
+      </w:pPr>
+    </w:lvl>
+    <w:lvl w:ilvl="7" w:tplc="04090019" w:tentative="1">
+      <w:start w:val="1"/>
+      <w:numFmt w:val="lowerLetter"/>
+      <w:lvlText w:val="%8."/>
+      <w:lvlJc w:val="left"/>
+      <w:pPr>
+        <w:ind w:left="5760" w:hanging="360"/>
+      </w:pPr>
+    </w:lvl>
+    <w:lvl w:ilvl="8" w:tplc="0409001B" w:tentative="1">
+      <w:start w:val="1"/>
+      <w:numFmt w:val="lowerRoman"/>
+      <w:lvlText w:val="%9."/>
+      <w:lvlJc w:val="right"/>
+      <w:pPr>
+        <w:ind w:left="6480" w:hanging="180"/>
+      </w:pPr>
+    </w:lvl>
+  </w:abstractNum>
+  <w:abstractNum w:abstractNumId="19" w15:restartNumberingAfterBreak="0">
     <w:nsid w:val="2A9A0618"/>
     <w:multiLevelType w:val="multilevel"/>
     <w:tmpl w:val="ECE0F342"/>
@@ -47911,7 +49337,7 @@
       </w:rPr>
     </w:lvl>
   </w:abstractNum>
-  <w:abstractNum w:abstractNumId="19" w15:restartNumberingAfterBreak="0">
+  <w:abstractNum w:abstractNumId="20" w15:restartNumberingAfterBreak="0">
     <w:nsid w:val="2BD30B51"/>
     <w:multiLevelType w:val="multilevel"/>
     <w:tmpl w:val="C1521474"/>
@@ -48060,7 +49486,7 @@
       </w:rPr>
     </w:lvl>
   </w:abstractNum>
-  <w:abstractNum w:abstractNumId="20" w15:restartNumberingAfterBreak="0">
+  <w:abstractNum w:abstractNumId="21" w15:restartNumberingAfterBreak="0">
     <w:nsid w:val="2C5F6EA3"/>
     <w:multiLevelType w:val="multilevel"/>
     <w:tmpl w:val="6CA0901A"/>
@@ -48173,20 +49599,20 @@
       </w:pPr>
     </w:lvl>
   </w:abstractNum>
-  <w:abstractNum w:abstractNumId="21" w15:restartNumberingAfterBreak="0">
-    <w:nsid w:val="2CE50CB4"/>
+  <w:abstractNum w:abstractNumId="22" w15:restartNumberingAfterBreak="0">
+    <w:nsid w:val="2CC12C00"/>
     <w:multiLevelType w:val="hybridMultilevel"/>
-    <w:tmpl w:val="17E05710"/>
-    <w:lvl w:ilvl="0" w:tplc="04090001">
+    <w:tmpl w:val="51989164"/>
+    <w:lvl w:ilvl="0" w:tplc="0810000F">
       <w:start w:val="1"/>
-      <w:numFmt w:val="bullet"/>
-      <w:lvlText w:val=""/>
+      <w:numFmt w:val="decimal"/>
+      <w:lvlText w:val="%1."/>
       <w:lvlJc w:val="left"/>
       <w:pPr>
         <w:ind w:left="720" w:hanging="360"/>
       </w:pPr>
       <w:rPr>
-        <w:rFonts w:ascii="Symbol" w:hAnsi="Symbol" w:hint="default"/>
+        <w:rFonts w:hint="default"/>
       </w:rPr>
     </w:lvl>
     <w:lvl w:ilvl="1" w:tplc="04090003" w:tentative="1">
@@ -48286,7 +49712,120 @@
       </w:rPr>
     </w:lvl>
   </w:abstractNum>
-  <w:abstractNum w:abstractNumId="22" w15:restartNumberingAfterBreak="0">
+  <w:abstractNum w:abstractNumId="23" w15:restartNumberingAfterBreak="0">
+    <w:nsid w:val="2CE50CB4"/>
+    <w:multiLevelType w:val="hybridMultilevel"/>
+    <w:tmpl w:val="17E05710"/>
+    <w:lvl w:ilvl="0" w:tplc="04090001">
+      <w:start w:val="1"/>
+      <w:numFmt w:val="bullet"/>
+      <w:lvlText w:val=""/>
+      <w:lvlJc w:val="left"/>
+      <w:pPr>
+        <w:ind w:left="720" w:hanging="360"/>
+      </w:pPr>
+      <w:rPr>
+        <w:rFonts w:ascii="Symbol" w:hAnsi="Symbol" w:hint="default"/>
+      </w:rPr>
+    </w:lvl>
+    <w:lvl w:ilvl="1" w:tplc="04090003">
+      <w:start w:val="1"/>
+      <w:numFmt w:val="bullet"/>
+      <w:lvlText w:val="o"/>
+      <w:lvlJc w:val="left"/>
+      <w:pPr>
+        <w:ind w:left="1440" w:hanging="360"/>
+      </w:pPr>
+      <w:rPr>
+        <w:rFonts w:ascii="Courier New" w:hAnsi="Courier New" w:cs="Courier New" w:hint="default"/>
+      </w:rPr>
+    </w:lvl>
+    <w:lvl w:ilvl="2" w:tplc="04090005" w:tentative="1">
+      <w:start w:val="1"/>
+      <w:numFmt w:val="bullet"/>
+      <w:lvlText w:val=""/>
+      <w:lvlJc w:val="left"/>
+      <w:pPr>
+        <w:ind w:left="2160" w:hanging="360"/>
+      </w:pPr>
+      <w:rPr>
+        <w:rFonts w:ascii="Wingdings" w:hAnsi="Wingdings" w:hint="default"/>
+      </w:rPr>
+    </w:lvl>
+    <w:lvl w:ilvl="3" w:tplc="04090001" w:tentative="1">
+      <w:start w:val="1"/>
+      <w:numFmt w:val="bullet"/>
+      <w:lvlText w:val=""/>
+      <w:lvlJc w:val="left"/>
+      <w:pPr>
+        <w:ind w:left="2880" w:hanging="360"/>
+      </w:pPr>
+      <w:rPr>
+        <w:rFonts w:ascii="Symbol" w:hAnsi="Symbol" w:hint="default"/>
+      </w:rPr>
+    </w:lvl>
+    <w:lvl w:ilvl="4" w:tplc="04090003" w:tentative="1">
+      <w:start w:val="1"/>
+      <w:numFmt w:val="bullet"/>
+      <w:lvlText w:val="o"/>
+      <w:lvlJc w:val="left"/>
+      <w:pPr>
+        <w:ind w:left="3600" w:hanging="360"/>
+      </w:pPr>
+      <w:rPr>
+        <w:rFonts w:ascii="Courier New" w:hAnsi="Courier New" w:cs="Courier New" w:hint="default"/>
+      </w:rPr>
+    </w:lvl>
+    <w:lvl w:ilvl="5" w:tplc="04090005" w:tentative="1">
+      <w:start w:val="1"/>
+      <w:numFmt w:val="bullet"/>
+      <w:lvlText w:val=""/>
+      <w:lvlJc w:val="left"/>
+      <w:pPr>
+        <w:ind w:left="4320" w:hanging="360"/>
+      </w:pPr>
+      <w:rPr>
+        <w:rFonts w:ascii="Wingdings" w:hAnsi="Wingdings" w:hint="default"/>
+      </w:rPr>
+    </w:lvl>
+    <w:lvl w:ilvl="6" w:tplc="04090001" w:tentative="1">
+      <w:start w:val="1"/>
+      <w:numFmt w:val="bullet"/>
+      <w:lvlText w:val=""/>
+      <w:lvlJc w:val="left"/>
+      <w:pPr>
+        <w:ind w:left="5040" w:hanging="360"/>
+      </w:pPr>
+      <w:rPr>
+        <w:rFonts w:ascii="Symbol" w:hAnsi="Symbol" w:hint="default"/>
+      </w:rPr>
+    </w:lvl>
+    <w:lvl w:ilvl="7" w:tplc="04090003" w:tentative="1">
+      <w:start w:val="1"/>
+      <w:numFmt w:val="bullet"/>
+      <w:lvlText w:val="o"/>
+      <w:lvlJc w:val="left"/>
+      <w:pPr>
+        <w:ind w:left="5760" w:hanging="360"/>
+      </w:pPr>
+      <w:rPr>
+        <w:rFonts w:ascii="Courier New" w:hAnsi="Courier New" w:cs="Courier New" w:hint="default"/>
+      </w:rPr>
+    </w:lvl>
+    <w:lvl w:ilvl="8" w:tplc="04090005" w:tentative="1">
+      <w:start w:val="1"/>
+      <w:numFmt w:val="bullet"/>
+      <w:lvlText w:val=""/>
+      <w:lvlJc w:val="left"/>
+      <w:pPr>
+        <w:ind w:left="6480" w:hanging="360"/>
+      </w:pPr>
+      <w:rPr>
+        <w:rFonts w:ascii="Wingdings" w:hAnsi="Wingdings" w:hint="default"/>
+      </w:rPr>
+    </w:lvl>
+  </w:abstractNum>
+  <w:abstractNum w:abstractNumId="24" w15:restartNumberingAfterBreak="0">
     <w:nsid w:val="2E830AA2"/>
     <w:multiLevelType w:val="hybridMultilevel"/>
     <w:tmpl w:val="8E70DB4C"/>
@@ -48406,7 +49945,7 @@
       </w:rPr>
     </w:lvl>
   </w:abstractNum>
-  <w:abstractNum w:abstractNumId="23" w15:restartNumberingAfterBreak="0">
+  <w:abstractNum w:abstractNumId="25" w15:restartNumberingAfterBreak="0">
     <w:nsid w:val="2F8A78E4"/>
     <w:multiLevelType w:val="hybridMultilevel"/>
     <w:tmpl w:val="A396287A"/>
@@ -48495,7 +50034,7 @@
       </w:pPr>
     </w:lvl>
   </w:abstractNum>
-  <w:abstractNum w:abstractNumId="24" w15:restartNumberingAfterBreak="0">
+  <w:abstractNum w:abstractNumId="26" w15:restartNumberingAfterBreak="0">
     <w:nsid w:val="313752C7"/>
     <w:multiLevelType w:val="hybridMultilevel"/>
     <w:tmpl w:val="6BDC7864"/>
@@ -48608,7 +50147,7 @@
       </w:rPr>
     </w:lvl>
   </w:abstractNum>
-  <w:abstractNum w:abstractNumId="25" w15:restartNumberingAfterBreak="0">
+  <w:abstractNum w:abstractNumId="27" w15:restartNumberingAfterBreak="0">
     <w:nsid w:val="319265BE"/>
     <w:multiLevelType w:val="multilevel"/>
     <w:tmpl w:val="07D249E8"/>
@@ -48725,7 +50264,7 @@
       </w:pPr>
     </w:lvl>
   </w:abstractNum>
-  <w:abstractNum w:abstractNumId="26" w15:restartNumberingAfterBreak="0">
+  <w:abstractNum w:abstractNumId="28" w15:restartNumberingAfterBreak="0">
     <w:nsid w:val="32854E2F"/>
     <w:multiLevelType w:val="hybridMultilevel"/>
     <w:tmpl w:val="35BCFB60"/>
@@ -48838,7 +50377,7 @@
       </w:rPr>
     </w:lvl>
   </w:abstractNum>
-  <w:abstractNum w:abstractNumId="27" w15:restartNumberingAfterBreak="0">
+  <w:abstractNum w:abstractNumId="29" w15:restartNumberingAfterBreak="0">
     <w:nsid w:val="3DC20BB4"/>
     <w:multiLevelType w:val="hybridMultilevel"/>
     <w:tmpl w:val="997A4AC8"/>
@@ -48958,7 +50497,7 @@
       </w:rPr>
     </w:lvl>
   </w:abstractNum>
-  <w:abstractNum w:abstractNumId="28" w15:restartNumberingAfterBreak="0">
+  <w:abstractNum w:abstractNumId="30" w15:restartNumberingAfterBreak="0">
     <w:nsid w:val="3F696199"/>
     <w:multiLevelType w:val="hybridMultilevel"/>
     <w:tmpl w:val="E23A8AA0"/>
@@ -49044,7 +50583,7 @@
       </w:pPr>
     </w:lvl>
   </w:abstractNum>
-  <w:abstractNum w:abstractNumId="29" w15:restartNumberingAfterBreak="0">
+  <w:abstractNum w:abstractNumId="31" w15:restartNumberingAfterBreak="0">
     <w:nsid w:val="44355E0B"/>
     <w:multiLevelType w:val="hybridMultilevel"/>
     <w:tmpl w:val="06AA0160"/>
@@ -49157,7 +50696,7 @@
       </w:rPr>
     </w:lvl>
   </w:abstractNum>
-  <w:abstractNum w:abstractNumId="30" w15:restartNumberingAfterBreak="0">
+  <w:abstractNum w:abstractNumId="32" w15:restartNumberingAfterBreak="0">
     <w:nsid w:val="46DD5362"/>
     <w:multiLevelType w:val="hybridMultilevel"/>
     <w:tmpl w:val="28A6DFF8"/>
@@ -49243,7 +50782,7 @@
       </w:pPr>
     </w:lvl>
   </w:abstractNum>
-  <w:abstractNum w:abstractNumId="31" w15:restartNumberingAfterBreak="0">
+  <w:abstractNum w:abstractNumId="33" w15:restartNumberingAfterBreak="0">
     <w:nsid w:val="537E3EC5"/>
     <w:multiLevelType w:val="multilevel"/>
     <w:tmpl w:val="7CB6D53E"/>
@@ -49392,7 +50931,7 @@
       </w:rPr>
     </w:lvl>
   </w:abstractNum>
-  <w:abstractNum w:abstractNumId="32" w15:restartNumberingAfterBreak="0">
+  <w:abstractNum w:abstractNumId="34" w15:restartNumberingAfterBreak="0">
     <w:nsid w:val="5B6B62E4"/>
     <w:multiLevelType w:val="multilevel"/>
     <w:tmpl w:val="135E771A"/>
@@ -49509,7 +51048,7 @@
       </w:pPr>
     </w:lvl>
   </w:abstractNum>
-  <w:abstractNum w:abstractNumId="33" w15:restartNumberingAfterBreak="0">
+  <w:abstractNum w:abstractNumId="35" w15:restartNumberingAfterBreak="0">
     <w:nsid w:val="5B7D1E73"/>
     <w:multiLevelType w:val="hybridMultilevel"/>
     <w:tmpl w:val="C3AC18CC"/>
@@ -49622,7 +51161,120 @@
       </w:rPr>
     </w:lvl>
   </w:abstractNum>
-  <w:abstractNum w:abstractNumId="34" w15:restartNumberingAfterBreak="0">
+  <w:abstractNum w:abstractNumId="36" w15:restartNumberingAfterBreak="0">
+    <w:nsid w:val="61C46A26"/>
+    <w:multiLevelType w:val="hybridMultilevel"/>
+    <w:tmpl w:val="25520962"/>
+    <w:lvl w:ilvl="0" w:tplc="04090001">
+      <w:start w:val="1"/>
+      <w:numFmt w:val="bullet"/>
+      <w:lvlText w:val=""/>
+      <w:lvlJc w:val="left"/>
+      <w:pPr>
+        <w:ind w:left="720" w:hanging="360"/>
+      </w:pPr>
+      <w:rPr>
+        <w:rFonts w:ascii="Symbol" w:hAnsi="Symbol" w:hint="default"/>
+      </w:rPr>
+    </w:lvl>
+    <w:lvl w:ilvl="1" w:tplc="04090003" w:tentative="1">
+      <w:start w:val="1"/>
+      <w:numFmt w:val="bullet"/>
+      <w:lvlText w:val="o"/>
+      <w:lvlJc w:val="left"/>
+      <w:pPr>
+        <w:ind w:left="1440" w:hanging="360"/>
+      </w:pPr>
+      <w:rPr>
+        <w:rFonts w:ascii="Courier New" w:hAnsi="Courier New" w:cs="Courier New" w:hint="default"/>
+      </w:rPr>
+    </w:lvl>
+    <w:lvl w:ilvl="2" w:tplc="04090005" w:tentative="1">
+      <w:start w:val="1"/>
+      <w:numFmt w:val="bullet"/>
+      <w:lvlText w:val=""/>
+      <w:lvlJc w:val="left"/>
+      <w:pPr>
+        <w:ind w:left="2160" w:hanging="360"/>
+      </w:pPr>
+      <w:rPr>
+        <w:rFonts w:ascii="Wingdings" w:hAnsi="Wingdings" w:hint="default"/>
+      </w:rPr>
+    </w:lvl>
+    <w:lvl w:ilvl="3" w:tplc="04090001" w:tentative="1">
+      <w:start w:val="1"/>
+      <w:numFmt w:val="bullet"/>
+      <w:lvlText w:val=""/>
+      <w:lvlJc w:val="left"/>
+      <w:pPr>
+        <w:ind w:left="2880" w:hanging="360"/>
+      </w:pPr>
+      <w:rPr>
+        <w:rFonts w:ascii="Symbol" w:hAnsi="Symbol" w:hint="default"/>
+      </w:rPr>
+    </w:lvl>
+    <w:lvl w:ilvl="4" w:tplc="04090003" w:tentative="1">
+      <w:start w:val="1"/>
+      <w:numFmt w:val="bullet"/>
+      <w:lvlText w:val="o"/>
+      <w:lvlJc w:val="left"/>
+      <w:pPr>
+        <w:ind w:left="3600" w:hanging="360"/>
+      </w:pPr>
+      <w:rPr>
+        <w:rFonts w:ascii="Courier New" w:hAnsi="Courier New" w:cs="Courier New" w:hint="default"/>
+      </w:rPr>
+    </w:lvl>
+    <w:lvl w:ilvl="5" w:tplc="04090005" w:tentative="1">
+      <w:start w:val="1"/>
+      <w:numFmt w:val="bullet"/>
+      <w:lvlText w:val=""/>
+      <w:lvlJc w:val="left"/>
+      <w:pPr>
+        <w:ind w:left="4320" w:hanging="360"/>
+      </w:pPr>
+      <w:rPr>
+        <w:rFonts w:ascii="Wingdings" w:hAnsi="Wingdings" w:hint="default"/>
+      </w:rPr>
+    </w:lvl>
+    <w:lvl w:ilvl="6" w:tplc="04090001" w:tentative="1">
+      <w:start w:val="1"/>
+      <w:numFmt w:val="bullet"/>
+      <w:lvlText w:val=""/>
+      <w:lvlJc w:val="left"/>
+      <w:pPr>
+        <w:ind w:left="5040" w:hanging="360"/>
+      </w:pPr>
+      <w:rPr>
+        <w:rFonts w:ascii="Symbol" w:hAnsi="Symbol" w:hint="default"/>
+      </w:rPr>
+    </w:lvl>
+    <w:lvl w:ilvl="7" w:tplc="04090003" w:tentative="1">
+      <w:start w:val="1"/>
+      <w:numFmt w:val="bullet"/>
+      <w:lvlText w:val="o"/>
+      <w:lvlJc w:val="left"/>
+      <w:pPr>
+        <w:ind w:left="5760" w:hanging="360"/>
+      </w:pPr>
+      <w:rPr>
+        <w:rFonts w:ascii="Courier New" w:hAnsi="Courier New" w:cs="Courier New" w:hint="default"/>
+      </w:rPr>
+    </w:lvl>
+    <w:lvl w:ilvl="8" w:tplc="04090005" w:tentative="1">
+      <w:start w:val="1"/>
+      <w:numFmt w:val="bullet"/>
+      <w:lvlText w:val=""/>
+      <w:lvlJc w:val="left"/>
+      <w:pPr>
+        <w:ind w:left="6480" w:hanging="360"/>
+      </w:pPr>
+      <w:rPr>
+        <w:rFonts w:ascii="Wingdings" w:hAnsi="Wingdings" w:hint="default"/>
+      </w:rPr>
+    </w:lvl>
+  </w:abstractNum>
+  <w:abstractNum w:abstractNumId="37" w15:restartNumberingAfterBreak="0">
     <w:nsid w:val="622C010D"/>
     <w:multiLevelType w:val="multilevel"/>
     <w:tmpl w:val="1AB870E2"/>
@@ -49771,7 +51423,7 @@
       </w:rPr>
     </w:lvl>
   </w:abstractNum>
-  <w:abstractNum w:abstractNumId="35" w15:restartNumberingAfterBreak="0">
+  <w:abstractNum w:abstractNumId="38" w15:restartNumberingAfterBreak="0">
     <w:nsid w:val="64654D84"/>
     <w:multiLevelType w:val="hybridMultilevel"/>
     <w:tmpl w:val="D3AAD4B8"/>
@@ -49891,7 +51543,7 @@
       </w:rPr>
     </w:lvl>
   </w:abstractNum>
-  <w:abstractNum w:abstractNumId="36" w15:restartNumberingAfterBreak="0">
+  <w:abstractNum w:abstractNumId="39" w15:restartNumberingAfterBreak="0">
     <w:nsid w:val="66F21158"/>
     <w:multiLevelType w:val="hybridMultilevel"/>
     <w:tmpl w:val="3992105E"/>
@@ -50004,7 +51656,7 @@
       </w:rPr>
     </w:lvl>
   </w:abstractNum>
-  <w:abstractNum w:abstractNumId="37" w15:restartNumberingAfterBreak="0">
+  <w:abstractNum w:abstractNumId="40" w15:restartNumberingAfterBreak="0">
     <w:nsid w:val="6C596696"/>
     <w:multiLevelType w:val="hybridMultilevel"/>
     <w:tmpl w:val="B81C811C"/>
@@ -50117,7 +51769,7 @@
       </w:rPr>
     </w:lvl>
   </w:abstractNum>
-  <w:abstractNum w:abstractNumId="38" w15:restartNumberingAfterBreak="0">
+  <w:abstractNum w:abstractNumId="41" w15:restartNumberingAfterBreak="0">
     <w:nsid w:val="6C6656D1"/>
     <w:multiLevelType w:val="hybridMultilevel"/>
     <w:tmpl w:val="8FBC8720"/>
@@ -50230,7 +51882,7 @@
       </w:rPr>
     </w:lvl>
   </w:abstractNum>
-  <w:abstractNum w:abstractNumId="39" w15:restartNumberingAfterBreak="0">
+  <w:abstractNum w:abstractNumId="42" w15:restartNumberingAfterBreak="0">
     <w:nsid w:val="6E3C4B4C"/>
     <w:multiLevelType w:val="hybridMultilevel"/>
     <w:tmpl w:val="AB3EECEA"/>
@@ -50343,7 +51995,7 @@
       </w:rPr>
     </w:lvl>
   </w:abstractNum>
-  <w:abstractNum w:abstractNumId="40" w15:restartNumberingAfterBreak="0">
+  <w:abstractNum w:abstractNumId="43" w15:restartNumberingAfterBreak="0">
     <w:nsid w:val="71551CCA"/>
     <w:multiLevelType w:val="hybridMultilevel"/>
     <w:tmpl w:val="616A8562"/>
@@ -50456,7 +52108,7 @@
       </w:rPr>
     </w:lvl>
   </w:abstractNum>
-  <w:abstractNum w:abstractNumId="41" w15:restartNumberingAfterBreak="0">
+  <w:abstractNum w:abstractNumId="44" w15:restartNumberingAfterBreak="0">
     <w:nsid w:val="733B7143"/>
     <w:multiLevelType w:val="multilevel"/>
     <w:tmpl w:val="BB04065E"/>
@@ -50569,7 +52221,7 @@
       </w:pPr>
     </w:lvl>
   </w:abstractNum>
-  <w:abstractNum w:abstractNumId="42" w15:restartNumberingAfterBreak="0">
+  <w:abstractNum w:abstractNumId="45" w15:restartNumberingAfterBreak="0">
     <w:nsid w:val="74360078"/>
     <w:multiLevelType w:val="hybridMultilevel"/>
     <w:tmpl w:val="550AD766"/>
@@ -50682,7 +52334,7 @@
       </w:rPr>
     </w:lvl>
   </w:abstractNum>
-  <w:abstractNum w:abstractNumId="43" w15:restartNumberingAfterBreak="0">
+  <w:abstractNum w:abstractNumId="46" w15:restartNumberingAfterBreak="0">
     <w:nsid w:val="7AA13E05"/>
     <w:multiLevelType w:val="multilevel"/>
     <w:tmpl w:val="017649C4"/>
@@ -50795,7 +52447,7 @@
       </w:pPr>
     </w:lvl>
   </w:abstractNum>
-  <w:abstractNum w:abstractNumId="44" w15:restartNumberingAfterBreak="0">
+  <w:abstractNum w:abstractNumId="47" w15:restartNumberingAfterBreak="0">
     <w:nsid w:val="7C692DB3"/>
     <w:multiLevelType w:val="hybridMultilevel"/>
     <w:tmpl w:val="9864C834"/>
@@ -50885,7 +52537,7 @@
       </w:pPr>
     </w:lvl>
   </w:abstractNum>
-  <w:abstractNum w:abstractNumId="45" w15:restartNumberingAfterBreak="0">
+  <w:abstractNum w:abstractNumId="48" w15:restartNumberingAfterBreak="0">
     <w:nsid w:val="7F262297"/>
     <w:multiLevelType w:val="hybridMultilevel"/>
     <w:tmpl w:val="A396287A"/>
@@ -50974,7 +52626,7 @@
       </w:pPr>
     </w:lvl>
   </w:abstractNum>
-  <w:abstractNum w:abstractNumId="46" w15:restartNumberingAfterBreak="0">
+  <w:abstractNum w:abstractNumId="49" w15:restartNumberingAfterBreak="0">
     <w:nsid w:val="7F553263"/>
     <w:multiLevelType w:val="hybridMultilevel"/>
     <w:tmpl w:val="85FC82EE"/>
@@ -51087,7 +52739,7 @@
       </w:rPr>
     </w:lvl>
   </w:abstractNum>
-  <w:abstractNum w:abstractNumId="47" w15:restartNumberingAfterBreak="0">
+  <w:abstractNum w:abstractNumId="50" w15:restartNumberingAfterBreak="0">
     <w:nsid w:val="7F814A98"/>
     <w:multiLevelType w:val="hybridMultilevel"/>
     <w:tmpl w:val="226E4934"/>
@@ -51174,31 +52826,31 @@
     </w:lvl>
   </w:abstractNum>
   <w:num w:numId="1">
-    <w:abstractNumId w:val="22"/>
+    <w:abstractNumId w:val="24"/>
   </w:num>
   <w:num w:numId="2">
-    <w:abstractNumId w:val="35"/>
+    <w:abstractNumId w:val="38"/>
   </w:num>
   <w:num w:numId="3">
-    <w:abstractNumId w:val="27"/>
+    <w:abstractNumId w:val="29"/>
   </w:num>
   <w:num w:numId="4">
-    <w:abstractNumId w:val="24"/>
+    <w:abstractNumId w:val="26"/>
   </w:num>
   <w:num w:numId="5">
-    <w:abstractNumId w:val="20"/>
+    <w:abstractNumId w:val="21"/>
   </w:num>
   <w:num w:numId="6">
     <w:abstractNumId w:val="7"/>
   </w:num>
   <w:num w:numId="7">
-    <w:abstractNumId w:val="36"/>
+    <w:abstractNumId w:val="39"/>
   </w:num>
   <w:num w:numId="8">
-    <w:abstractNumId w:val="29"/>
+    <w:abstractNumId w:val="31"/>
   </w:num>
   <w:num w:numId="9">
-    <w:abstractNumId w:val="47"/>
+    <w:abstractNumId w:val="50"/>
   </w:num>
   <w:num w:numId="10">
     <w:abstractNumId w:val="9"/>
@@ -51213,43 +52865,43 @@
     <w:abstractNumId w:val="11"/>
   </w:num>
   <w:num w:numId="14">
+    <w:abstractNumId w:val="20"/>
+  </w:num>
+  <w:num w:numId="15">
+    <w:abstractNumId w:val="33"/>
+  </w:num>
+  <w:num w:numId="16">
     <w:abstractNumId w:val="19"/>
   </w:num>
-  <w:num w:numId="15">
-    <w:abstractNumId w:val="31"/>
-  </w:num>
-  <w:num w:numId="16">
-    <w:abstractNumId w:val="18"/>
-  </w:num>
   <w:num w:numId="17">
-    <w:abstractNumId w:val="45"/>
+    <w:abstractNumId w:val="48"/>
   </w:num>
   <w:num w:numId="18">
-    <w:abstractNumId w:val="23"/>
+    <w:abstractNumId w:val="25"/>
   </w:num>
   <w:num w:numId="19">
-    <w:abstractNumId w:val="30"/>
+    <w:abstractNumId w:val="32"/>
   </w:num>
   <w:num w:numId="20">
     <w:abstractNumId w:val="4"/>
   </w:num>
   <w:num w:numId="21">
-    <w:abstractNumId w:val="28"/>
+    <w:abstractNumId w:val="30"/>
   </w:num>
   <w:num w:numId="22">
-    <w:abstractNumId w:val="43"/>
+    <w:abstractNumId w:val="46"/>
   </w:num>
   <w:num w:numId="23">
     <w:abstractNumId w:val="15"/>
   </w:num>
   <w:num w:numId="24">
-    <w:abstractNumId w:val="21"/>
+    <w:abstractNumId w:val="23"/>
   </w:num>
   <w:num w:numId="25">
     <w:abstractNumId w:val="2"/>
   </w:num>
   <w:num w:numId="26">
-    <w:abstractNumId w:val="44"/>
+    <w:abstractNumId w:val="47"/>
   </w:num>
   <w:num w:numId="27">
     <w:abstractNumId w:val="5"/>
@@ -51258,7 +52910,7 @@
     <w:abstractNumId w:val="10"/>
   </w:num>
   <w:num w:numId="29">
-    <w:abstractNumId w:val="34"/>
+    <w:abstractNumId w:val="37"/>
   </w:num>
   <w:num w:numId="30">
     <w:abstractNumId w:val="8"/>
@@ -51276,37 +52928,37 @@
     <w:abstractNumId w:val="3"/>
   </w:num>
   <w:num w:numId="35">
-    <w:abstractNumId w:val="25"/>
+    <w:abstractNumId w:val="27"/>
   </w:num>
   <w:num w:numId="36">
+    <w:abstractNumId w:val="44"/>
+  </w:num>
+  <w:num w:numId="37">
     <w:abstractNumId w:val="41"/>
   </w:num>
-  <w:num w:numId="37">
-    <w:abstractNumId w:val="38"/>
-  </w:num>
   <w:num w:numId="38">
-    <w:abstractNumId w:val="40"/>
+    <w:abstractNumId w:val="43"/>
   </w:num>
   <w:num w:numId="39">
-    <w:abstractNumId w:val="26"/>
+    <w:abstractNumId w:val="28"/>
   </w:num>
   <w:num w:numId="40">
-    <w:abstractNumId w:val="46"/>
+    <w:abstractNumId w:val="49"/>
   </w:num>
   <w:num w:numId="41">
-    <w:abstractNumId w:val="32"/>
+    <w:abstractNumId w:val="34"/>
   </w:num>
   <w:num w:numId="42">
-    <w:abstractNumId w:val="39"/>
+    <w:abstractNumId w:val="42"/>
   </w:num>
   <w:num w:numId="43">
-    <w:abstractNumId w:val="37"/>
+    <w:abstractNumId w:val="40"/>
   </w:num>
   <w:num w:numId="44">
     <w:abstractNumId w:val="16"/>
   </w:num>
   <w:num w:numId="45">
-    <w:abstractNumId w:val="33"/>
+    <w:abstractNumId w:val="35"/>
   </w:num>
   <w:num w:numId="46">
     <w:abstractNumId w:val="0"/>
@@ -51315,7 +52967,16 @@
     <w:abstractNumId w:val="1"/>
   </w:num>
   <w:num w:numId="48">
-    <w:abstractNumId w:val="42"/>
+    <w:abstractNumId w:val="45"/>
+  </w:num>
+  <w:num w:numId="49">
+    <w:abstractNumId w:val="18"/>
+  </w:num>
+  <w:num w:numId="50">
+    <w:abstractNumId w:val="36"/>
+  </w:num>
+  <w:num w:numId="51">
+    <w:abstractNumId w:val="22"/>
   </w:num>
   <w:numIdMacAtCleanup w:val="48"/>
 </w:numbering>
@@ -52868,7 +54529,7 @@
 </file>
 
 <file path=customXml/itemProps1.xml><?xml version="1.0" encoding="utf-8"?>
-<ds:datastoreItem xmlns:ds="http://schemas.openxmlformats.org/officeDocument/2006/customXml" ds:itemID="{4D0EAC48-5999-4926-A241-48CF2979BE3F}">
+<ds:datastoreItem xmlns:ds="http://schemas.openxmlformats.org/officeDocument/2006/customXml" ds:itemID="{716B8206-F143-40FC-8E9C-1DE0F309EDAA}">
   <ds:schemaRefs>
     <ds:schemaRef ds:uri="http://schemas.openxmlformats.org/officeDocument/2006/bibliography"/>
   </ds:schemaRefs>
